--- a/Optical_Papers_260213.docx
+++ b/Optical_Papers_260213.docx
@@ -617,6 +617,345 @@
     </w:p>
     <w:p>
       <w:pPr>
+        <w:pStyle w:val="Heading2"/>
+      </w:pPr>
+      <w:r/>
+      <w:r>
+        <w:rPr>
+          <w:rFonts w:ascii="Times New Roman" w:hAnsi="Times New Roman" w:eastAsia="宋体"/>
+          <w:b/>
+          <w:color w:val="000000"/>
+          <w:sz w:val="24"/>
+        </w:rPr>
+        <w:t>巨噬细胞诱导的表达 Fcer1g 的间充质细胞亚群有助于伤口诱导的纤维化</w:t>
+      </w:r>
+    </w:p>
+    <w:p>
+      <w:r>
+        <w:rPr>
+          <w:rFonts w:ascii="Times New Roman" w:hAnsi="Times New Roman" w:eastAsia="宋体"/>
+          <w:b/>
+          <w:color w:val="003264"/>
+          <w:sz w:val="24"/>
+        </w:rPr>
+        <w:t>A macrophage-induced subpopulation of mesenchymal cells expressing Fcer1g contributes to wound-induced fibrosis</w:t>
+      </w:r>
+    </w:p>
+    <w:p>
+      <w:r>
+        <w:rPr>
+          <w:rFonts w:ascii="Times New Roman" w:hAnsi="Times New Roman" w:eastAsia="宋体"/>
+          <w:sz w:val="21"/>
+        </w:rPr>
+        <w:t>作者: Xinyi Ma, Ergang Wang, Vijitha Puviindran, Ziyuan Su, Xiaoxi Liu, Eijiro Shimada, Chengsong Yan, Yining Liu, Zhenyu Li, Puvi Nadesan, Koji Ishikawa, Makoto Nakagawa, Zeyu Huang, Xiao-fan Wang, Benjamin Aaron Alman</w:t>
+        <w:br/>
+      </w:r>
+      <w:r>
+        <w:rPr>
+          <w:rFonts w:ascii="Times New Roman" w:hAnsi="Times New Roman" w:eastAsia="宋体"/>
+          <w:sz w:val="21"/>
+        </w:rPr>
+        <w:t xml:space="preserve">时间: 2026-02-12 | </w:t>
+      </w:r>
+      <w:r>
+        <w:t xml:space="preserve">链接: </w:t>
+      </w:r>
+      <w:hyperlink r:id="rId57">
+        <w:r>
+          <w:rPr>
+            <w:rFonts w:ascii="Times New Roman" w:hAnsi="Times New Roman" w:eastAsia="宋体"/>
+            <w:color w:val="0000FF"/>
+            <w:sz w:val="21"/>
+            <w:u w:val="single"/>
+          </w:rPr>
+          <w:t>https://doi.org/10.1038/s41467-026-69449-2</w:t>
+        </w:r>
+      </w:hyperlink>
+    </w:p>
+    <w:p>
+      <w:pPr>
+        <w:spacing w:before="120"/>
+      </w:pPr>
+      <w:r>
+        <w:rPr>
+          <w:rFonts w:ascii="Times New Roman" w:hAnsi="Times New Roman" w:eastAsia="宋体"/>
+          <w:b/>
+          <w:sz w:val="21"/>
+        </w:rPr>
+        <w:t>中文摘要:</w:t>
+      </w:r>
+    </w:p>
+    <w:p>
+      <w:pPr>
+        <w:ind w:firstLine="360"/>
+      </w:pPr>
+      <w:r>
+        <w:rPr>
+          <w:rFonts w:ascii="Times New Roman" w:hAnsi="Times New Roman" w:eastAsia="宋体"/>
+          <w:sz w:val="21"/>
+        </w:rPr>
+        <w:t>作者确定了巨噬细胞诱导的 FCER1G+ 间充质亚群，该亚群在皮肤损伤后扩张并驱动纤维化。这种细胞类型的靶向消融可减少疤痕、纤连蛋白的作用并突出人类伤口中的保守靶标。</w:t>
+      </w:r>
+    </w:p>
+    <w:p>
+      <w:pPr>
+        <w:spacing w:before="120"/>
+      </w:pPr>
+      <w:r>
+        <w:rPr>
+          <w:rFonts w:ascii="Times New Roman" w:hAnsi="Times New Roman" w:eastAsia="宋体"/>
+          <w:b/>
+          <w:sz w:val="21"/>
+        </w:rPr>
+        <w:t>English Abstract:</w:t>
+      </w:r>
+    </w:p>
+    <w:p>
+      <w:r>
+        <w:rPr>
+          <w:rFonts w:ascii="Times New Roman" w:hAnsi="Times New Roman" w:eastAsia="宋体"/>
+          <w:sz w:val="21"/>
+        </w:rPr>
+        <w:t>The authors identify a macrophage-induced FCER1G+ mesenchymal subset that expands after skin injury and drives fibrosis. Targeted ablation of this cell type reduces scarring, implicating fibronectin and highlighting a conserved target in human wounds.</w:t>
+      </w:r>
+    </w:p>
+    <w:p>
+      <w:r>
+        <w:rPr>
+          <w:rFonts w:ascii="Times New Roman" w:hAnsi="Times New Roman" w:eastAsia="宋体"/>
+          <w:sz w:val="21"/>
+        </w:rPr>
+        <w:t>__________________________________________________</w:t>
+      </w:r>
+    </w:p>
+    <w:p>
+      <w:pPr>
+        <w:pStyle w:val="Heading2"/>
+      </w:pPr>
+      <w:r/>
+      <w:r>
+        <w:rPr>
+          <w:rFonts w:ascii="Times New Roman" w:hAnsi="Times New Roman" w:eastAsia="宋体"/>
+          <w:b/>
+          <w:color w:val="000000"/>
+          <w:sz w:val="24"/>
+        </w:rPr>
+        <w:t>开发用于治疗人类偏肺病毒感染的有效单克隆抗体</w:t>
+      </w:r>
+    </w:p>
+    <w:p>
+      <w:r>
+        <w:rPr>
+          <w:rFonts w:ascii="Times New Roman" w:hAnsi="Times New Roman" w:eastAsia="宋体"/>
+          <w:b/>
+          <w:color w:val="003264"/>
+          <w:sz w:val="24"/>
+        </w:rPr>
+        <w:t>Development of a potent monoclonal antibody for treatment of human metapneumovirus infections</w:t>
+      </w:r>
+    </w:p>
+    <w:p>
+      <w:r>
+        <w:rPr>
+          <w:rFonts w:ascii="Times New Roman" w:hAnsi="Times New Roman" w:eastAsia="宋体"/>
+          <w:sz w:val="21"/>
+        </w:rPr>
+        <w:t>作者: Evelyn D. Harris, Morgan McGovern, Sara Pernikoff, Ren Ikeda, Lea Kipnis, William Hannon, Elizabeth B. Sobolik, Matthew Gray, Alexander L. Greninger, Sijia He, Chen-Ni Chin, Tong-Ming Fu, Marie Pancera, Jim Boonyaratanakornkit</w:t>
+        <w:br/>
+      </w:r>
+      <w:r>
+        <w:rPr>
+          <w:rFonts w:ascii="Times New Roman" w:hAnsi="Times New Roman" w:eastAsia="宋体"/>
+          <w:sz w:val="21"/>
+        </w:rPr>
+        <w:t xml:space="preserve">时间: 2026-02-12 | </w:t>
+      </w:r>
+      <w:r>
+        <w:t xml:space="preserve">链接: </w:t>
+      </w:r>
+      <w:hyperlink r:id="rId58">
+        <w:r>
+          <w:rPr>
+            <w:rFonts w:ascii="Times New Roman" w:hAnsi="Times New Roman" w:eastAsia="宋体"/>
+            <w:color w:val="0000FF"/>
+            <w:sz w:val="21"/>
+            <w:u w:val="single"/>
+          </w:rPr>
+          <w:t>https://doi.org/10.1038/s41467-026-69328-w</w:t>
+        </w:r>
+      </w:hyperlink>
+    </w:p>
+    <w:p>
+      <w:pPr>
+        <w:spacing w:before="120"/>
+      </w:pPr>
+      <w:r>
+        <w:rPr>
+          <w:rFonts w:ascii="Times New Roman" w:hAnsi="Times New Roman" w:eastAsia="宋体"/>
+          <w:b/>
+          <w:sz w:val="21"/>
+        </w:rPr>
+        <w:t>中文摘要:</w:t>
+      </w:r>
+    </w:p>
+    <w:p>
+      <w:pPr>
+        <w:ind w:firstLine="360"/>
+      </w:pPr>
+      <w:r>
+        <w:rPr>
+          <w:rFonts w:ascii="Times New Roman" w:hAnsi="Times New Roman" w:eastAsia="宋体"/>
+          <w:sz w:val="21"/>
+        </w:rPr>
+        <w:t>摘要：人类偏肺病毒（HMPV）是呼吸道感染的主要原因，特别是在弱势人群中，但仍然缺乏有效的治疗方法。单克隆抗体 (mAb) 为治疗和预防提供了一种有前景的方法。我们描述了 4F11 的发现和表征，4F11 是一种高效中和单克隆抗体，具有体外和体内抗 HMPV 功效。使用冷冻电子显微镜，我们定义了 4F11 采用的独特结合机制。 4F11 靶向位于融合前 F 蛋白（位点 Ø）顶端的表位，Fab 与三聚体的化学计量比为 1:1，与其他 HMPV 位点 Ø 抗体观察到的 3:1 化学计量不同。与其他穿透 Asn57 和 Asn172 之间的聚糖屏蔽的位点 Ø 抗体不同，4F11 垂直结合并直接与 Asn172 聚糖相互作用。在体外，4F11 对不同的 HMPV 菌株表现出高中和效力。它还显示出抗药性发展的倾向较低，仅发现了一个逃逸突变（K179E），迄今为止在任何已发表的 HMPV 序列中均未发现该突变。用 K179E 逃逸突变拯救的病毒在体外的适应性显着下降。在雄性仓鼠中，4F11 显着降低肺部和鼻甲骨中的病毒载量。这些发现凸显 4F11 作为治疗开发的有希望的候选者。</w:t>
+      </w:r>
+    </w:p>
+    <w:p>
+      <w:pPr>
+        <w:spacing w:before="120"/>
+      </w:pPr>
+      <w:r>
+        <w:rPr>
+          <w:rFonts w:ascii="Times New Roman" w:hAnsi="Times New Roman" w:eastAsia="宋体"/>
+          <w:b/>
+          <w:sz w:val="21"/>
+        </w:rPr>
+        <w:t>English Abstract:</w:t>
+      </w:r>
+    </w:p>
+    <w:p>
+      <w:r>
+        <w:rPr>
+          <w:rFonts w:ascii="Times New Roman" w:hAnsi="Times New Roman" w:eastAsia="宋体"/>
+          <w:sz w:val="21"/>
+        </w:rPr>
+        <w:t>Abstract Human metapneumovirus (HMPV) is a major cause of respiratory infections, particularly among vulnerable populations, yet effective therapeutics remain unavailable. Monoclonal antibodies (mAbs) offer a promising approach for treatment and prevention. We describe the discovery and characterization of 4F11, a highly potent neutralizing mAb with in vitro and in vivo efficacy against HMPV. Using cryo-electron microscopy, we define a unique mechanism of binding employed by 4F11. 4F11 targets an epitope located at the apex of the prefusion F protein (site Ø) with a 1:1 stoichiometry of Fab to trimer, distinct from the 3:1 stoichiometry observed with other HMPV site Ø antibodies. Unlike other site Ø antibodies which penetrate the glycan shield between Asn57 and Asn172, 4F11 binds vertically and directly interacts with the Asn172 glycan. In vitro, 4F11 displays high neutralization potency across diverse HMPV strains. It also shows low propensity for resistance development, with only a single escape mutation (K179E) identified, a mutation not found in any published HMPV sequence to date. Viruses rescued with the K179E escape mutation have significantly decreased fitness in vitro. In male hamsters, 4F11 significantly reduces viral loads in the lungs and nasal turbinates. These findings highlight 4F11 as a promising candidate for therapeutic development.</w:t>
+      </w:r>
+    </w:p>
+    <w:p>
+      <w:r>
+        <w:rPr>
+          <w:rFonts w:ascii="Times New Roman" w:hAnsi="Times New Roman" w:eastAsia="宋体"/>
+          <w:sz w:val="21"/>
+        </w:rPr>
+        <w:t>__________________________________________________</w:t>
+      </w:r>
+    </w:p>
+    <w:p>
+      <w:pPr>
+        <w:pStyle w:val="Heading2"/>
+      </w:pPr>
+      <w:r/>
+      <w:r>
+        <w:rPr>
+          <w:rFonts w:ascii="Times New Roman" w:hAnsi="Times New Roman" w:eastAsia="宋体"/>
+          <w:b/>
+          <w:color w:val="000000"/>
+          <w:sz w:val="24"/>
+        </w:rPr>
+        <w:t>使用簇前驱体通过有籽和无籽生长胶体合成大型近块体 InAs 量子点</w:t>
+      </w:r>
+    </w:p>
+    <w:p>
+      <w:r>
+        <w:rPr>
+          <w:rFonts w:ascii="Times New Roman" w:hAnsi="Times New Roman" w:eastAsia="宋体"/>
+          <w:b/>
+          <w:color w:val="003264"/>
+          <w:sz w:val="24"/>
+        </w:rPr>
+        <w:t>Colloidal synthesis of large near-bulk InAs quantum dots through seeded and seedless growth using cluster precursors</w:t>
+      </w:r>
+    </w:p>
+    <w:p>
+      <w:r>
+        <w:rPr>
+          <w:rFonts w:ascii="Times New Roman" w:hAnsi="Times New Roman" w:eastAsia="宋体"/>
+          <w:sz w:val="21"/>
+        </w:rPr>
+        <w:t>作者: Ekaterina Salikhova, Alf Mews, Hendrik Schlicke, Jan Steffen Niehaus</w:t>
+        <w:br/>
+      </w:r>
+      <w:r>
+        <w:rPr>
+          <w:rFonts w:ascii="Times New Roman" w:hAnsi="Times New Roman" w:eastAsia="宋体"/>
+          <w:sz w:val="21"/>
+        </w:rPr>
+        <w:t xml:space="preserve">时间: 2026-02-12 | </w:t>
+      </w:r>
+      <w:r>
+        <w:t xml:space="preserve">链接: </w:t>
+      </w:r>
+      <w:hyperlink r:id="rId59">
+        <w:r>
+          <w:rPr>
+            <w:rFonts w:ascii="Times New Roman" w:hAnsi="Times New Roman" w:eastAsia="宋体"/>
+            <w:color w:val="0000FF"/>
+            <w:sz w:val="21"/>
+            <w:u w:val="single"/>
+          </w:rPr>
+          <w:t>https://doi.org/10.1038/s41467-026-69409-w</w:t>
+        </w:r>
+      </w:hyperlink>
+    </w:p>
+    <w:p>
+      <w:pPr>
+        <w:spacing w:before="120"/>
+      </w:pPr>
+      <w:r>
+        <w:rPr>
+          <w:rFonts w:ascii="Times New Roman" w:hAnsi="Times New Roman" w:eastAsia="宋体"/>
+          <w:b/>
+          <w:sz w:val="21"/>
+        </w:rPr>
+        <w:t>中文摘要:</w:t>
+      </w:r>
+    </w:p>
+    <w:p>
+      <w:pPr>
+        <w:ind w:firstLine="360"/>
+      </w:pPr>
+      <w:r>
+        <w:rPr>
+          <w:rFonts w:ascii="Times New Roman" w:hAnsi="Times New Roman" w:eastAsia="宋体"/>
+          <w:sz w:val="21"/>
+        </w:rPr>
+        <w:t>摘要 量子点是具有广泛应用的高潜力材料，特别是在红外光谱范围内，包括电信、安全、传感、光伏和生物成像。半导体量子点的尺寸和化学成分决定了它们的光电特性。虽然 II-VI 和 IV-VI 量子点已得到充分研究，但符合欧盟有害物质限制指令的红外活性 III-V 量子点（例如 InAs）的胶体合成仍然不发达。特别是，由于 In-As 键合的强共价特性、对前体反应性的有限控制以及复杂的生长途径，较大 InAs 量子点的合成具有挑战性。在这里，我们展示了使用原子团簇作为前体合成大型、接近块状的 InAs 量子点。所有纳米结构都是由“绿色”市售前体合成的。这些结果将胶体 InAs 纳米颗粒的可利用尺寸范围扩展到接近 40 nm 的直径，并为其在红外技术中的使用建立了平台。</w:t>
+      </w:r>
+    </w:p>
+    <w:p>
+      <w:pPr>
+        <w:spacing w:before="120"/>
+      </w:pPr>
+      <w:r>
+        <w:rPr>
+          <w:rFonts w:ascii="Times New Roman" w:hAnsi="Times New Roman" w:eastAsia="宋体"/>
+          <w:b/>
+          <w:sz w:val="21"/>
+        </w:rPr>
+        <w:t>English Abstract:</w:t>
+      </w:r>
+    </w:p>
+    <w:p>
+      <w:r>
+        <w:rPr>
+          <w:rFonts w:ascii="Times New Roman" w:hAnsi="Times New Roman" w:eastAsia="宋体"/>
+          <w:sz w:val="21"/>
+        </w:rPr>
+        <w:t>Abstract Quantum dots are high-potential materials for a wide range of applications, particularly in the infrared spectral range, including telecommunications, security, sensing, photovoltaics, and bioimaging. The size and chemical composition of semiconductor quantum dots determine their optoelectronic properties. While II-VI and IV-VI quantum dots are well-studied, the colloidal synthesis of infrared-active III-V quantum dots such as InAs, which are compliant with the European Union directive for restriction of hazardous substances, remains underdeveloped. In particular, the synthesis of larger InAs quantum dots is challenging due to the strong covalent character of In–As bonding, limited control over precursor reactivity, and complex growth pathways. Here we show the synthesis of large, near-bulk InAs quantum dots using atomic clusters as precursors. All nanostructures are synthesized from ‘green’ commercially available precursors. These results extend the accessible size regime of colloidal InAs nanoparticles to diameters approaching 40 nm and establish a platform for their use in infrared technologies.</w:t>
+      </w:r>
+    </w:p>
+    <w:p>
+      <w:r>
+        <w:rPr>
+          <w:rFonts w:ascii="Times New Roman" w:hAnsi="Times New Roman" w:eastAsia="宋体"/>
+          <w:sz w:val="21"/>
+        </w:rPr>
+        <w:t>__________________________________________________</w:t>
+      </w:r>
+    </w:p>
+    <w:p>
+      <w:pPr>
         <w:pStyle w:val="Heading1"/>
       </w:pPr>
       <w:r>
@@ -2899,6 +3238,1475 @@
     </w:p>
     <w:p>
       <w:pPr>
+        <w:pStyle w:val="Heading2"/>
+      </w:pPr>
+      <w:r/>
+      <w:r>
+        <w:rPr>
+          <w:rFonts w:ascii="Times New Roman" w:hAnsi="Times New Roman" w:eastAsia="宋体"/>
+          <w:b/>
+          <w:color w:val="000000"/>
+          <w:sz w:val="24"/>
+        </w:rPr>
+        <w:t>通过频率特异性神经反馈对 β 波段肌电图一致性进行意志调节</w:t>
+      </w:r>
+    </w:p>
+    <w:p>
+      <w:r>
+        <w:rPr>
+          <w:rFonts w:ascii="Times New Roman" w:hAnsi="Times New Roman" w:eastAsia="宋体"/>
+          <w:b/>
+          <w:color w:val="003264"/>
+          <w:sz w:val="24"/>
+        </w:rPr>
+        <w:t>Volitional modulation of beta-band EMG coherence through frequency-specific neurofeedback</w:t>
+      </w:r>
+    </w:p>
+    <w:p>
+      <w:r>
+        <w:rPr>
+          <w:rFonts w:ascii="Times New Roman" w:hAnsi="Times New Roman" w:eastAsia="宋体"/>
+          <w:sz w:val="21"/>
+        </w:rPr>
+        <w:t>作者: Ippei Nojima, Yuki Horiuchi, Akira Yaguchi-Horiuchi, Toshiaki Tsuji, Hoshinori Kanazawa, Eiji Yamanaka</w:t>
+        <w:br/>
+      </w:r>
+      <w:r>
+        <w:rPr>
+          <w:rFonts w:ascii="Times New Roman" w:hAnsi="Times New Roman" w:eastAsia="宋体"/>
+          <w:sz w:val="21"/>
+        </w:rPr>
+        <w:t xml:space="preserve">时间: 2026-02-12 | </w:t>
+      </w:r>
+      <w:r>
+        <w:t xml:space="preserve">链接: </w:t>
+      </w:r>
+      <w:hyperlink r:id="rId60">
+        <w:r>
+          <w:rPr>
+            <w:rFonts w:ascii="Times New Roman" w:hAnsi="Times New Roman" w:eastAsia="宋体"/>
+            <w:color w:val="0000FF"/>
+            <w:sz w:val="21"/>
+            <w:u w:val="single"/>
+          </w:rPr>
+          <w:t>https://doi.org/10.1038/s41598-026-38064-y</w:t>
+        </w:r>
+      </w:hyperlink>
+    </w:p>
+    <w:p>
+      <w:pPr>
+        <w:spacing w:before="120"/>
+      </w:pPr>
+      <w:r>
+        <w:rPr>
+          <w:rFonts w:ascii="Times New Roman" w:hAnsi="Times New Roman" w:eastAsia="宋体"/>
+          <w:b/>
+          <w:sz w:val="21"/>
+        </w:rPr>
+        <w:t>中文摘要:</w:t>
+      </w:r>
+    </w:p>
+    <w:p>
+      <w:pPr>
+        <w:ind w:firstLine="360"/>
+      </w:pPr>
+      <w:r>
+        <w:rPr>
+          <w:rFonts w:ascii="Times New Roman" w:hAnsi="Times New Roman" w:eastAsia="宋体"/>
+          <w:sz w:val="21"/>
+        </w:rPr>
+        <w:t>肌电图 (EMG) 反馈可记录并直观地呈现肌肉活动，已被广泛用于增强运动控制和支持康复。虽然其有效性已在各种条件下得到证明，但大多数肌电图反馈方案都侧重于调节单个肌肉的活动，而对促进协调神经肌肉控制的重视有限。本研究调查了通过旨在增加 β 频段（15-35 Hz）肌肉内一致性的反馈训练来增强神经肌肉协调性的可行性。 22 名健康参与者被随机分为两组：真实组，接收基于 β 带一致性的视觉反馈；假组，接收来自伪肌电图信号（使用随机时间序列噪声记录肌电图）的反馈。两组都在五天内完成了背屈练习。线性混合效应模型显示，与假手术组相比，真实组的β带一致性显着增加，证明了反馈训练在调节神经同步方面的功效。然而，没有观察到运动表现的显着改善，并且感知的连贯性可控性与实际的生理变化不相关。各组之间的精神疲劳仍然相似，表明训练的认知负担较低。这些发现强调了频率特异性肌电图一致性反馈作为一种新型神经调节方法的潜力，同时强调需要进一步改进以实现功能改善并扩大其临床效用。</w:t>
+      </w:r>
+    </w:p>
+    <w:p>
+      <w:pPr>
+        <w:spacing w:before="120"/>
+      </w:pPr>
+      <w:r>
+        <w:rPr>
+          <w:rFonts w:ascii="Times New Roman" w:hAnsi="Times New Roman" w:eastAsia="宋体"/>
+          <w:b/>
+          <w:sz w:val="21"/>
+        </w:rPr>
+        <w:t>English Abstract:</w:t>
+      </w:r>
+    </w:p>
+    <w:p>
+      <w:r>
+        <w:rPr>
+          <w:rFonts w:ascii="Times New Roman" w:hAnsi="Times New Roman" w:eastAsia="宋体"/>
+          <w:sz w:val="21"/>
+        </w:rPr>
+        <w:t>Electromyography (EMG) feedback, which records and visually presents muscle activity, has been widely employed to enhance motor control and support rehabilitation. While its effectiveness has been demonstrated across various conditions, most EMG feedback protocols have focused on modulating activity in individual muscles, with limited emphasis on promoting coordinated neuromuscular control. This study investigated the feasibility of enhancing neuromuscular coordination through feedback training designed to increase beta band (15–35 Hz) intramuscular coherence. Twenty-two healthy participants were randomized into two groups: a Real group, receiving visual feedback based on beta-band coherence, and a Sham group, receiving feedback derived from pseudo-EMG signals (recorded EMG with randomized time-series noise). Both groups completed dorsiflexion exercises over five days. Linear mixed-effects modeling revealed a significant increase in beta-band coherence in the Real group compared to the Sham group, demonstrating the efficacy of feedback training in modulating neural synchronization. However, no significant improvements in motor performance were observed, and perceived controllability of coherence did not correlate with actual physiological changes. Mental fatigue remained similar between groups, suggesting low cognitive burden from the training. These findings underscore the potential of frequency-specific EMG coherence feedback as a novel neuromodulation approach, while highlighting the need for further refinement to achieve functional improvements and expand its clinical utility.</w:t>
+      </w:r>
+    </w:p>
+    <w:p>
+      <w:r>
+        <w:rPr>
+          <w:rFonts w:ascii="Times New Roman" w:hAnsi="Times New Roman" w:eastAsia="宋体"/>
+          <w:sz w:val="21"/>
+        </w:rPr>
+        <w:t>__________________________________________________</w:t>
+      </w:r>
+    </w:p>
+    <w:p>
+      <w:pPr>
+        <w:pStyle w:val="Heading2"/>
+      </w:pPr>
+      <w:r/>
+      <w:r>
+        <w:rPr>
+          <w:rFonts w:ascii="Times New Roman" w:hAnsi="Times New Roman" w:eastAsia="宋体"/>
+          <w:b/>
+          <w:color w:val="000000"/>
+          <w:sz w:val="24"/>
+        </w:rPr>
+        <w:t>Tinshemet 洞穴烧焦燧石使用磨损持久性的实验和考古评估</w:t>
+      </w:r>
+    </w:p>
+    <w:p>
+      <w:r>
+        <w:rPr>
+          <w:rFonts w:ascii="Times New Roman" w:hAnsi="Times New Roman" w:eastAsia="宋体"/>
+          <w:b/>
+          <w:color w:val="003264"/>
+          <w:sz w:val="24"/>
+        </w:rPr>
+        <w:t>Experimental and archaeological assessment of use-wear persistence on burnt flint from Tinshemet Cave</w:t>
+      </w:r>
+    </w:p>
+    <w:p>
+      <w:r>
+        <w:rPr>
+          <w:rFonts w:ascii="Times New Roman" w:hAnsi="Times New Roman" w:eastAsia="宋体"/>
+          <w:sz w:val="21"/>
+        </w:rPr>
+        <w:t>作者: Alice Rodriguez, Natasha Solodenko, Sapir Ben Haim, Yossi Zaidner</w:t>
+        <w:br/>
+      </w:r>
+      <w:r>
+        <w:rPr>
+          <w:rFonts w:ascii="Times New Roman" w:hAnsi="Times New Roman" w:eastAsia="宋体"/>
+          <w:sz w:val="21"/>
+        </w:rPr>
+        <w:t xml:space="preserve">时间: 2026-02-12 | </w:t>
+      </w:r>
+      <w:r>
+        <w:t xml:space="preserve">链接: </w:t>
+      </w:r>
+      <w:hyperlink r:id="rId61">
+        <w:r>
+          <w:rPr>
+            <w:rFonts w:ascii="Times New Roman" w:hAnsi="Times New Roman" w:eastAsia="宋体"/>
+            <w:color w:val="0000FF"/>
+            <w:sz w:val="21"/>
+            <w:u w:val="single"/>
+          </w:rPr>
+          <w:t>https://doi.org/10.1038/s41598-026-36985-2</w:t>
+        </w:r>
+      </w:hyperlink>
+    </w:p>
+    <w:p>
+      <w:pPr>
+        <w:spacing w:before="120"/>
+      </w:pPr>
+      <w:r>
+        <w:rPr>
+          <w:rFonts w:ascii="Times New Roman" w:hAnsi="Times New Roman" w:eastAsia="宋体"/>
+          <w:b/>
+          <w:sz w:val="21"/>
+        </w:rPr>
+        <w:t>中文摘要:</w:t>
+      </w:r>
+    </w:p>
+    <w:p>
+      <w:pPr>
+        <w:ind w:firstLine="360"/>
+      </w:pPr>
+      <w:r>
+        <w:rPr>
+          <w:rFonts w:ascii="Times New Roman" w:hAnsi="Times New Roman" w:eastAsia="宋体"/>
+          <w:sz w:val="21"/>
+        </w:rPr>
+        <w:t>火在人类进化和遗址形成中发挥着核心作用，但它对微观使用磨损保存的影响仍然知之甚少。由于加热会改变燧石的表面结构，因此烧焦的文物通常被排除在功能研究之外，从而限制了对锡谢梅特洞穴（以色列）等火灾频繁地点的行为解释，那里近 40% 的石器组合显示出热蚀变。这项研究评估了加热如何影响燧石表面粗糙度，以及是否仍然可以在烧焦的文物上识别出功能痕迹。用于骨头、木材、肉类和赭石的实验薄片在受控火力条件下加热。使用 3D 共焦轮廓测量法测量燃烧前后的表面纹理，并通过配对统计和混合效应模型进行分析。将来自 Tinshemet Cave 的烧焦薄片与实验参考数据集进行了比较。燃烧显着增加了垂直粗糙度（Sv、Sz）并改变了形状参数（Ssk、Sku），而空间参数（Str、Sdr、Sal）基本保持稳定。这项研究的结果表明，热蚀变会发生变化，但不会消除使用磨损，这表明当考虑参数特定效应时，加热燧石的定量功能分析是可行的。此外，在实验火灾中，故意埋藏在不同深度的薄片没有表现出宏观或微观的损坏，而只有表面暴露的薄片显示出热蚀变，这表明即使很薄的沉积物层也可以保护燧石。</w:t>
+      </w:r>
+    </w:p>
+    <w:p>
+      <w:pPr>
+        <w:spacing w:before="120"/>
+      </w:pPr>
+      <w:r>
+        <w:rPr>
+          <w:rFonts w:ascii="Times New Roman" w:hAnsi="Times New Roman" w:eastAsia="宋体"/>
+          <w:b/>
+          <w:sz w:val="21"/>
+        </w:rPr>
+        <w:t>English Abstract:</w:t>
+      </w:r>
+    </w:p>
+    <w:p>
+      <w:r>
+        <w:rPr>
+          <w:rFonts w:ascii="Times New Roman" w:hAnsi="Times New Roman" w:eastAsia="宋体"/>
+          <w:sz w:val="21"/>
+        </w:rPr>
+        <w:t>Fire plays a central role in human evolution and site formation, yet its impact on the preservation of microscopic use-wear remains poorly understood. Because heating can modify flint’s surface structure, burnt artefacts are often excluded from functional studies, limiting behavioral interpretations at fire-rich sites such as Tinshemet Cave (Israel), where nearly 40% of the lithic assemblage shows thermal alteration. This study evaluates how heating affects surface roughness on flint and whether functional traces can still be identified on burnt artefacts. Experimental flakes used on bone, wood, meat, and ochre were heated under controlled fire conditions. Surface textures were measured before and after burning using 3D confocal profilometry and analyzed through paired statistics and mixed-effects models. Burnt flakes from Tinshemet Cave were compared to the experimental reference dataset. Burning significantly increased vertical roughness (Sv, Sz) and altered shape parameters (Ssk, Sku), while spatial parameters (Str, Sdr, Sal) remained largely stable. The results of this study indicate that thermal alteration transforms but does not obliterate use-wear, suggesting that quantitative functional analysis of heateed flints is feasible when parameter-specific effects are considered. Additionally, in experimental fires, flakes deliberately buried at varying depths showed no macroscopic or microscopic damage, whereas only surface-exposed flakes displayed thermal alteration, indicating that even thin sediment layers can protect flints.</w:t>
+      </w:r>
+    </w:p>
+    <w:p>
+      <w:r>
+        <w:rPr>
+          <w:rFonts w:ascii="Times New Roman" w:hAnsi="Times New Roman" w:eastAsia="宋体"/>
+          <w:sz w:val="21"/>
+        </w:rPr>
+        <w:t>__________________________________________________</w:t>
+      </w:r>
+    </w:p>
+    <w:p>
+      <w:pPr>
+        <w:pStyle w:val="Heading2"/>
+      </w:pPr>
+      <w:r/>
+      <w:r>
+        <w:rPr>
+          <w:rFonts w:ascii="Times New Roman" w:hAnsi="Times New Roman" w:eastAsia="宋体"/>
+          <w:b/>
+          <w:color w:val="000000"/>
+          <w:sz w:val="24"/>
+        </w:rPr>
+        <w:t>准噶尔盆地盐湖卤水钾、溴地球化学特征及来源</w:t>
+      </w:r>
+    </w:p>
+    <w:p>
+      <w:r>
+        <w:rPr>
+          <w:rFonts w:ascii="Times New Roman" w:hAnsi="Times New Roman" w:eastAsia="宋体"/>
+          <w:b/>
+          <w:color w:val="003264"/>
+          <w:sz w:val="24"/>
+        </w:rPr>
+        <w:t>Geochemical characteristics and sources of potassium and bromine in Salt-Lake Brines of the Junggar Basin, China</w:t>
+      </w:r>
+    </w:p>
+    <w:p>
+      <w:r>
+        <w:rPr>
+          <w:rFonts w:ascii="Times New Roman" w:hAnsi="Times New Roman" w:eastAsia="宋体"/>
+          <w:sz w:val="21"/>
+        </w:rPr>
+        <w:t>作者: Chuang Zhou, Zhen Yang, Xinyu Chen, Chenglin Liu, Xuan Cheng</w:t>
+        <w:br/>
+      </w:r>
+      <w:r>
+        <w:rPr>
+          <w:rFonts w:ascii="Times New Roman" w:hAnsi="Times New Roman" w:eastAsia="宋体"/>
+          <w:sz w:val="21"/>
+        </w:rPr>
+        <w:t xml:space="preserve">时间: 2026-02-12 | </w:t>
+      </w:r>
+      <w:r>
+        <w:t xml:space="preserve">链接: </w:t>
+      </w:r>
+      <w:hyperlink r:id="rId62">
+        <w:r>
+          <w:rPr>
+            <w:rFonts w:ascii="Times New Roman" w:hAnsi="Times New Roman" w:eastAsia="宋体"/>
+            <w:color w:val="0000FF"/>
+            <w:sz w:val="21"/>
+            <w:u w:val="single"/>
+          </w:rPr>
+          <w:t>https://doi.org/10.1038/s41598-026-40111-7</w:t>
+        </w:r>
+      </w:hyperlink>
+    </w:p>
+    <w:p>
+      <w:pPr>
+        <w:spacing w:before="120"/>
+      </w:pPr>
+      <w:r>
+        <w:rPr>
+          <w:rFonts w:ascii="Times New Roman" w:hAnsi="Times New Roman" w:eastAsia="宋体"/>
+          <w:b/>
+          <w:sz w:val="21"/>
+        </w:rPr>
+        <w:t>中文摘要:</w:t>
+      </w:r>
+    </w:p>
+    <w:p>
+      <w:pPr>
+        <w:ind w:firstLine="360"/>
+      </w:pPr>
+      <w:r>
+        <w:rPr>
+          <w:rFonts w:ascii="Times New Roman" w:hAnsi="Times New Roman" w:eastAsia="宋体"/>
+          <w:sz w:val="21"/>
+        </w:rPr>
+        <w:t>准噶尔盆地是西北地区典型的内陆干旱盆地，其盐湖具有局部钾（K）和溴（Br）异常富集的特征，但控制这种地球化学现象的内在机制尚未得到很好的揭示。针对这一问题，我们系统分析了7个代表性盐湖的29个卤水样品，综合水化学组成、离子相关性、特征系数和构造背景，阐明了卤水水化学类型、演化过程以及K和Br的来源。结果表明，卤水以Na⁺-Cl⁻和Na⁺-SO2-4体系为主，可分为碳酸盐型、硫酸盐型（硫酸钠和硫酸镁亚型）和氯化物型，对应于不同的水化学演化阶段。在研究的盐湖中，大红盐湖的K-Br异常最为突出，K⁺最高浓度为13.48 g/L，Br⁻最高浓度为485 mg/L，远超区域背景值（K：~0.1~60 g/L；Br：&lt;0.1~1 mg/L）和工业利用阈值（K：&gt;5 g/L；Br：≥250~300）毫克/升）。水化学图（派珀图和吉布斯图）、比较水化学分析、区域构造演化、溴氯系数等多种证据共同表明，准噶尔盆地富钾溴盐湖中的钾和溴主要来源于古海水的演化。此外，这些富含溴化钾的卤水还吸收了周围山脉中含钾硅酸盐岩石风化的二次输入，以及盆地内小型蒸发岩沉积物局部溶解产生的卤水。</w:t>
+      </w:r>
+    </w:p>
+    <w:p>
+      <w:pPr>
+        <w:spacing w:before="120"/>
+      </w:pPr>
+      <w:r>
+        <w:rPr>
+          <w:rFonts w:ascii="Times New Roman" w:hAnsi="Times New Roman" w:eastAsia="宋体"/>
+          <w:b/>
+          <w:sz w:val="21"/>
+        </w:rPr>
+        <w:t>English Abstract:</w:t>
+      </w:r>
+    </w:p>
+    <w:p>
+      <w:r>
+        <w:rPr>
+          <w:rFonts w:ascii="Times New Roman" w:hAnsi="Times New Roman" w:eastAsia="宋体"/>
+          <w:sz w:val="21"/>
+        </w:rPr>
+        <w:t>Salt lakes in the Junggar Basin, a typical inland arid basin in northwestern China, are characterized by localized abnormal enrichment of potassium (K) and bromine (Br), but the intrinsic mechanisms controlling this geochemical phenomenon remain poorly constrained. To address this question, we systematically analyzed 29 brine samples collected from seven representative salt lakes, and integrated hydrochemical composition, ion correlation, characteristic coefficients, and tectonic background to elucidate brine hydrochemical types, evolutionary processes, and the sources of K and Br. The results indicate that the brines are dominated by Na⁺-Cl⁻ and Na⁺- SO2- 4 systems, and can be classified into carbonate-type, sulfate-type (sodium sulfate and magnesium sulfate subtypes), and chloride-type, which correspond to distinct stages of hydrochemical evolution. Among the studied salt lakes, Dahong Salt Lake displays the most prominent K-Br anomalies, with maximum concentrations of 13.48 g/L for K⁺ and 485 mg/L for Br⁻, far exceeding both regional background values (K:~0.1–60 g/L; Br: &lt;0.1-1 mg/L) and industrial utilization thresholds (K: &gt;5 g/L; Br: ≥250–300 mg/L). Multiple lines of evidence, including hydrochemical diagrams (Piper and Gibbs plots), comparative hydrochemical analysis, regional tectonic evolution, and bromine-chlorine coefficient, collectively indicate that potassium and bromine in the K-Br-enriched salt lakes of the Junggar Basin are primarily derived from the evolution of paleoseawater. In addition, these K-Br-enriched brines incorporate secondary inputs from weathering of K-bearing silicate rocks in surrounding mountain ranges and from brines generated by localized dissolution of minor evaporite deposits within the basin.</w:t>
+      </w:r>
+    </w:p>
+    <w:p>
+      <w:r>
+        <w:rPr>
+          <w:rFonts w:ascii="Times New Roman" w:hAnsi="Times New Roman" w:eastAsia="宋体"/>
+          <w:sz w:val="21"/>
+        </w:rPr>
+        <w:t>__________________________________________________</w:t>
+      </w:r>
+    </w:p>
+    <w:p>
+      <w:pPr>
+        <w:pStyle w:val="Heading2"/>
+      </w:pPr>
+      <w:r/>
+      <w:r>
+        <w:rPr>
+          <w:rFonts w:ascii="Times New Roman" w:hAnsi="Times New Roman" w:eastAsia="宋体"/>
+          <w:b/>
+          <w:color w:val="000000"/>
+          <w:sz w:val="24"/>
+        </w:rPr>
+        <w:t>使用光学相干断层扫描和光学相干断层扫描血管造影早期检测无视网膜病变的糖尿病儿童的视网膜变化</w:t>
+      </w:r>
+    </w:p>
+    <w:p>
+      <w:r>
+        <w:rPr>
+          <w:rFonts w:ascii="Times New Roman" w:hAnsi="Times New Roman" w:eastAsia="宋体"/>
+          <w:b/>
+          <w:color w:val="003264"/>
+          <w:sz w:val="24"/>
+        </w:rPr>
+        <w:t>Early detection of retinal changes in children with diabetes without retinopathy using optical coherence tomography and optical coherence tomography angiography</w:t>
+      </w:r>
+    </w:p>
+    <w:p>
+      <w:r>
+        <w:rPr>
+          <w:rFonts w:ascii="Times New Roman" w:hAnsi="Times New Roman" w:eastAsia="宋体"/>
+          <w:sz w:val="21"/>
+        </w:rPr>
+        <w:t>作者: Chinnapat Montrisuksirikun, Jeerunda Santiprabhob, Ornsuda Lertbannaphong, Nopasak Phasukkijwatana, Piyaphat Jaruniphakul, Thammanoon Surachatkumtonekul, Pittaya Phamonvaechavan, Piangporn Saksiriwutto, Somanus Thoongsuwan, Supalert Prakhunhungsit, Nuttawut Rodanant, Ng Wei Loon, Sirawadee Wiriyaudomchart, Suthipol Udompunturak, La-ongsri Atchaneeyasakul</w:t>
+        <w:br/>
+      </w:r>
+      <w:r>
+        <w:rPr>
+          <w:rFonts w:ascii="Times New Roman" w:hAnsi="Times New Roman" w:eastAsia="宋体"/>
+          <w:sz w:val="21"/>
+        </w:rPr>
+        <w:t xml:space="preserve">时间: 2026-02-12 | </w:t>
+      </w:r>
+      <w:r>
+        <w:t xml:space="preserve">链接: </w:t>
+      </w:r>
+      <w:hyperlink r:id="rId63">
+        <w:r>
+          <w:rPr>
+            <w:rFonts w:ascii="Times New Roman" w:hAnsi="Times New Roman" w:eastAsia="宋体"/>
+            <w:color w:val="0000FF"/>
+            <w:sz w:val="21"/>
+            <w:u w:val="single"/>
+          </w:rPr>
+          <w:t>https://doi.org/10.1038/s41598-025-31609-7</w:t>
+        </w:r>
+      </w:hyperlink>
+    </w:p>
+    <w:p>
+      <w:pPr>
+        <w:spacing w:before="120"/>
+      </w:pPr>
+      <w:r>
+        <w:rPr>
+          <w:rFonts w:ascii="Times New Roman" w:hAnsi="Times New Roman" w:eastAsia="宋体"/>
+          <w:b/>
+          <w:sz w:val="21"/>
+        </w:rPr>
+        <w:t>中文摘要:</w:t>
+      </w:r>
+    </w:p>
+    <w:p>
+      <w:pPr>
+        <w:ind w:firstLine="360"/>
+      </w:pPr>
+      <w:r>
+        <w:rPr>
+          <w:rFonts w:ascii="Times New Roman" w:hAnsi="Times New Roman" w:eastAsia="宋体"/>
+          <w:sz w:val="21"/>
+        </w:rPr>
+        <w:t>使用谱域光学相干断层扫描 (SD-OCT) 和光学相干断层扫描血管造影 (OCTA) 检测无糖尿病视网膜病变 (DR) 的糖尿病 (DM) 儿童和青少年的早期视网膜结构和微血管变化，并评估与血糖控制和疾病持续时间的关联。本研究是一项在三级转诊中心进行的单中心横断面观察研究。招募了 300 名 8-18 岁的参与者，其中包括 150 名 1 型或 2 型糖尿病患者和 150 名年龄和性别匹配的健康对照者。所有参与者均接受了全面的眼科评估，包括超广角眼底摄影、SD-OCT 和 OCTA。实验室评估包括血清肌酐和连续 HbA1c 测量，从中计算时间加权平均 HbA1c。记录并分析定量成像参数。定量成像参数包括通过 SD-OCT 测量的视网膜厚度、通过增强深度成像评估的黄斑中心凹下脉络膜厚度以及通过 OCTA 评估的浅层和深层毛细血管丛内的血管密度。分析了中心凹无血管区 (FAZ) 参数，包括 FAZ 面积、周长、无循环指数和 300 μm 宽环 (FD-300) 内的血管密度。主要结果是比较糖尿病组和对照组之间的眼部成像参数。次要结果涉及评估这些成像参数与临床变量之间的关联，包括糖尿病持续时间和血糖控制。 148 名糖尿病患者和 150 名健康对照者参与了分析。在糖尿病组中，所有患者均未表现出糖尿病视网膜病变的临床证据。糖尿病组中上象限（p = 0.02）、颞象限（p = 0.04）和鼻象限（p = 0.02）的中心凹视网膜厚度显着减少。糖尿病组的 FD-300 也较低（48.66 ± 3.57% vs. 49.76 ± 3.91%，p = 0.01）。亚组分析显示，糖尿病病程超过 5 年的患者 FD-300 降低幅度更大 (p &lt; 0.01)。此外，较长的糖尿病病程与 FD-300 值降低相关（r=-0.22，p = 0.007）。这项研究确定了儿童糖尿病患者的视网膜改变，包括中心凹厚度和 FD-300 降低。 FD-300 值降低与糖尿病持续时间延长之间的相关性凸显了其作为临床糖尿病视网膜病变发生之前的亚临床视网膜受累的非侵入性生物标志物的实用性。</w:t>
+      </w:r>
+    </w:p>
+    <w:p>
+      <w:pPr>
+        <w:spacing w:before="120"/>
+      </w:pPr>
+      <w:r>
+        <w:rPr>
+          <w:rFonts w:ascii="Times New Roman" w:hAnsi="Times New Roman" w:eastAsia="宋体"/>
+          <w:b/>
+          <w:sz w:val="21"/>
+        </w:rPr>
+        <w:t>English Abstract:</w:t>
+      </w:r>
+    </w:p>
+    <w:p>
+      <w:r>
+        <w:rPr>
+          <w:rFonts w:ascii="Times New Roman" w:hAnsi="Times New Roman" w:eastAsia="宋体"/>
+          <w:sz w:val="21"/>
+        </w:rPr>
+        <w:t>To detect early retinal structural and microvascular changes in children and adolescents with diabetes mellitus (DM) without diabetic retinopathy (DR) using spectral-domain optical coherence tomography (SD-OCT) and optical coherence tomography angiography (OCTA), and to evaluate associations with glycemic control and disease duration. This study is a single-center, cross-sectional observational study conducted at a tertiary referral center. Three hundred participants aged 8–18 years were enrolled, comprising 150 patients with type 1 or type 2 diabetes mellitus and 150 age- and sex-matched healthy controls. All participants underwent comprehensive ophthalmic evaluations, which included ultra-widefield fundus photography, SD-OCT, and OCTA. Laboratory assessments included serum creatinine and serial HbA1c measurements, from which a time-weighted average HbA1c was calculated. The quantitative imaging parameters were recorded and analyzed. Quantitative imaging parameters included retinal thickness measured by SD-OCT, subfoveal choroidal thickness assessed through enhanced depth imaging, and vessel density within the superficial and deep capillary plexuses evaluated by OCTA. Foveal avascular zone (FAZ) parameters, including FAZ area, perimeter, acircularity index, and vessel density within a 300 μm-wide annulus (FD-300), were analyzed. The primary outcome was to compare ocular imaging parameters between the diabetes and control groups. Secondary outcomes involved evaluating associations between these imaging parameters and clinical variables, including diabetes duration and glycemic control. 148 individuals with diabetes and 150 healthy controls were enrolled in the analysis. Within the diabetic group, All patients showed no clinical evidence of diabetic retinopathy. Parafoveal retinal thickness in the superior (p = 0.02), temporal (p = 0.04), and nasal (p = 0.02) quadrants was significantly reduced in the diabetes group. FD-300 was also lower in the diabetic group (48.66 ± 3.57% vs. 49.76 ± 3.91%, p = 0.01). Subgroup analysis revealed greater FD-300 reduction (p &lt; 0.01) in those with diabetes duration exceeding 5 years. Furthermore, longer duration of diabetes was associated with reduced FD-300 values (r=-0.22, p = 0.007).This study identified retinal alterations in pediatric diabetes patients, including reduced parafoveal thickness and FD-300. The correlation between decreased FD-300 values and longer diabetes duration highlights its utility as a non-invasive biomarker for subclinical retinal involvement that precedes the development of clinical diabetic retinopathy.</w:t>
+      </w:r>
+    </w:p>
+    <w:p>
+      <w:r>
+        <w:rPr>
+          <w:rFonts w:ascii="Times New Roman" w:hAnsi="Times New Roman" w:eastAsia="宋体"/>
+          <w:sz w:val="21"/>
+        </w:rPr>
+        <w:t>__________________________________________________</w:t>
+      </w:r>
+    </w:p>
+    <w:p>
+      <w:pPr>
+        <w:pStyle w:val="Heading2"/>
+      </w:pPr>
+      <w:r/>
+      <w:r>
+        <w:rPr>
+          <w:rFonts w:ascii="Times New Roman" w:hAnsi="Times New Roman" w:eastAsia="宋体"/>
+          <w:b/>
+          <w:color w:val="000000"/>
+          <w:sz w:val="24"/>
+        </w:rPr>
+        <w:t>基于特征工程和遗传编程的粗骨料超高性能混凝土抗压强度概率计算公式</w:t>
+      </w:r>
+    </w:p>
+    <w:p>
+      <w:r>
+        <w:rPr>
+          <w:rFonts w:ascii="Times New Roman" w:hAnsi="Times New Roman" w:eastAsia="宋体"/>
+          <w:b/>
+          <w:color w:val="003264"/>
+          <w:sz w:val="24"/>
+        </w:rPr>
+        <w:t>Probabilistic calculation formula for the compressive strength of ultra-high-performance concrete with coarse aggregate based on feature engineering and genetic programming</w:t>
+      </w:r>
+    </w:p>
+    <w:p>
+      <w:r>
+        <w:rPr>
+          <w:rFonts w:ascii="Times New Roman" w:hAnsi="Times New Roman" w:eastAsia="宋体"/>
+          <w:sz w:val="21"/>
+        </w:rPr>
+        <w:t>作者: Ruiqi Guo, Jin Niu, Dengguo Li, Yu Jin, Hui Li, Jisen Shi, Xiaopeng Wu, Zixiao Wang, Yan Yuan</w:t>
+        <w:br/>
+      </w:r>
+      <w:r>
+        <w:rPr>
+          <w:rFonts w:ascii="Times New Roman" w:hAnsi="Times New Roman" w:eastAsia="宋体"/>
+          <w:sz w:val="21"/>
+        </w:rPr>
+        <w:t xml:space="preserve">时间: 2026-02-12 | </w:t>
+      </w:r>
+      <w:r>
+        <w:t xml:space="preserve">链接: </w:t>
+      </w:r>
+      <w:hyperlink r:id="rId64">
+        <w:r>
+          <w:rPr>
+            <w:rFonts w:ascii="Times New Roman" w:hAnsi="Times New Roman" w:eastAsia="宋体"/>
+            <w:color w:val="0000FF"/>
+            <w:sz w:val="21"/>
+            <w:u w:val="single"/>
+          </w:rPr>
+          <w:t>https://doi.org/10.1038/s41598-026-38878-w</w:t>
+        </w:r>
+      </w:hyperlink>
+    </w:p>
+    <w:p>
+      <w:pPr>
+        <w:spacing w:before="120"/>
+      </w:pPr>
+      <w:r>
+        <w:rPr>
+          <w:rFonts w:ascii="Times New Roman" w:hAnsi="Times New Roman" w:eastAsia="宋体"/>
+          <w:b/>
+          <w:sz w:val="21"/>
+        </w:rPr>
+        <w:t>中文摘要:</w:t>
+      </w:r>
+    </w:p>
+    <w:p>
+      <w:pPr>
+        <w:ind w:firstLine="360"/>
+      </w:pPr>
+      <w:r>
+        <w:rPr>
+          <w:rFonts w:ascii="Times New Roman" w:hAnsi="Times New Roman" w:eastAsia="宋体"/>
+          <w:sz w:val="21"/>
+        </w:rPr>
+        <w:t>粗骨料超高性能混凝土（UHPC-CA）因其优越的性能而具有广阔的应用前景。然而，目前还没有成熟的公式或模型从抗压强度控制的角度指导其配合比设计。在本研究中，通过标准抗压强度测试建立了数据集。采用特征选择方法来降低数据维数并选择控制抗压强度的关键因素（从粗骨料含量、最大粒径、最小粒径、骨料类型和钢纤维体积分数中选择）。使用遗传编程开发了由选定因素控制的确定性预测公式。然后应用贝叶斯参数回归来构建概率模型，使用确定性公式作为先验。这种建模方法使预测模型能够同时实现准确性、简单性和可解释性，同时还具有处理不确定性的能力。此外，它还提供了一个建模框架，可以重复地应用于类似材料的其他研究。在验证了确定性和概率性计算公式的准确性后，研究进一步分析了UHPC-CA抗压强度关键因素之间的交互作用及其对预测结果不确定性的影响。粗骨料含量对抗压强度的影响可以用指数函数来描述，或者在研究范围内近似为线性函数。钢纤维体积分数对抗压强度的影响较为复杂，呈现线性和指数趋势相结合的趋势，反映出随着钢纤维含量的增加，抗压强度先快速增加，然后逐渐增加。此外，UHPC-CA 较高的预测抗压强度与较大的嵌入不确定性相关。</w:t>
+      </w:r>
+    </w:p>
+    <w:p>
+      <w:pPr>
+        <w:spacing w:before="120"/>
+      </w:pPr>
+      <w:r>
+        <w:rPr>
+          <w:rFonts w:ascii="Times New Roman" w:hAnsi="Times New Roman" w:eastAsia="宋体"/>
+          <w:b/>
+          <w:sz w:val="21"/>
+        </w:rPr>
+        <w:t>English Abstract:</w:t>
+      </w:r>
+    </w:p>
+    <w:p>
+      <w:r>
+        <w:rPr>
+          <w:rFonts w:ascii="Times New Roman" w:hAnsi="Times New Roman" w:eastAsia="宋体"/>
+          <w:sz w:val="21"/>
+        </w:rPr>
+        <w:t>Coarse aggregate ultra-high-performance concrete (UHPC-CA) has promising application prospects due to its superior properties. However, there is currently no well-established formula or model to guide its mix design from the perspective of compressive strength control. In this study, a dataset was established through standard compressive strength tests. Feature selection methods were employed to reduce data dimensionality and to select the key factors—chosen from coarse aggregate content, maximum particle size, minimum particle size, aggregate type, and steel fiber volume fraction—that govern the compressive strength. A deterministic prediction formula, controlled by selected factors, was developed using genetic programming. Bayesian parameter regression was then applied to construct a probabilistic model, using the deterministic formula as a prior. This modeling approach enables the prediction model to simultaneously achieve accuracy, simplicity, and interpretability, while also having the capability to handle uncertainty. In addition, it provides a modeling framework that can be reproducibly applied to other studies on similar materials. After validating the accuracy of both the deterministic and probabilistic calculation formulas, the study further analyzed the interaction effects among the key factors on UHPC-CA compressive strength and their influence on the uncertainty of prediction results. The effect of coarse aggregate content on compressive strength can be described by an exponential function or approximated as linear within the studied range. The influence of steel fiber volume fraction on compressive strength is more complex, showing a combination of linear and exponential trends, reflecting that compressive strength increases rapidly at first and then more gradually with higher steel fiber content. In addition, higher predicted compressive strength of UHPC-CA is associated with greater embedded uncertainty.</w:t>
+      </w:r>
+    </w:p>
+    <w:p>
+      <w:r>
+        <w:rPr>
+          <w:rFonts w:ascii="Times New Roman" w:hAnsi="Times New Roman" w:eastAsia="宋体"/>
+          <w:sz w:val="21"/>
+        </w:rPr>
+        <w:t>__________________________________________________</w:t>
+      </w:r>
+    </w:p>
+    <w:p>
+      <w:pPr>
+        <w:pStyle w:val="Heading2"/>
+      </w:pPr>
+      <w:r/>
+      <w:r>
+        <w:rPr>
+          <w:rFonts w:ascii="Times New Roman" w:hAnsi="Times New Roman" w:eastAsia="宋体"/>
+          <w:b/>
+          <w:color w:val="000000"/>
+          <w:sz w:val="24"/>
+        </w:rPr>
+        <w:t>一种新颖的岩土工程方法：使用超声波脉冲速度无损预测纳米氧化铝和水泥稳定粘土的强度和膨胀行为</w:t>
+      </w:r>
+    </w:p>
+    <w:p>
+      <w:r>
+        <w:rPr>
+          <w:rFonts w:ascii="Times New Roman" w:hAnsi="Times New Roman" w:eastAsia="宋体"/>
+          <w:b/>
+          <w:color w:val="003264"/>
+          <w:sz w:val="24"/>
+        </w:rPr>
+        <w:t>A novel geotechnical approach: non-destructive prediction of strength and swelling behavior of nano-alumina and cement stabilized clays using ultrasonic pulse velocity</w:t>
+      </w:r>
+    </w:p>
+    <w:p>
+      <w:r>
+        <w:rPr>
+          <w:rFonts w:ascii="Times New Roman" w:hAnsi="Times New Roman" w:eastAsia="宋体"/>
+          <w:sz w:val="21"/>
+        </w:rPr>
+        <w:t>作者: Ghodratollah Azizi, Asskar Janalizadeh Choobbasti, Saman Soleimani Kutanaei</w:t>
+        <w:br/>
+      </w:r>
+      <w:r>
+        <w:rPr>
+          <w:rFonts w:ascii="Times New Roman" w:hAnsi="Times New Roman" w:eastAsia="宋体"/>
+          <w:sz w:val="21"/>
+        </w:rPr>
+        <w:t xml:space="preserve">时间: 2026-02-12 | </w:t>
+      </w:r>
+      <w:r>
+        <w:t xml:space="preserve">链接: </w:t>
+      </w:r>
+      <w:hyperlink r:id="rId65">
+        <w:r>
+          <w:rPr>
+            <w:rFonts w:ascii="Times New Roman" w:hAnsi="Times New Roman" w:eastAsia="宋体"/>
+            <w:color w:val="0000FF"/>
+            <w:sz w:val="21"/>
+            <w:u w:val="single"/>
+          </w:rPr>
+          <w:t>https://doi.org/10.1038/s41598-026-40001-y</w:t>
+        </w:r>
+      </w:hyperlink>
+    </w:p>
+    <w:p>
+      <w:pPr>
+        <w:spacing w:before="120"/>
+      </w:pPr>
+      <w:r>
+        <w:rPr>
+          <w:rFonts w:ascii="Times New Roman" w:hAnsi="Times New Roman" w:eastAsia="宋体"/>
+          <w:b/>
+          <w:sz w:val="21"/>
+        </w:rPr>
+        <w:t>中文摘要:</w:t>
+      </w:r>
+    </w:p>
+    <w:p>
+      <w:pPr>
+        <w:ind w:firstLine="360"/>
+      </w:pPr>
+      <w:r>
+        <w:rPr>
+          <w:rFonts w:ascii="Times New Roman" w:hAnsi="Times New Roman" w:eastAsia="宋体"/>
+          <w:sz w:val="21"/>
+        </w:rPr>
+        <w:t>在这项研究中，提出了一种无损预测水泥和纳米氧化铝（纳米 Al2O3）处理的膨胀粘土的强度和膨胀行为的新方法。采用不同水泥含量（按干土重量计0%、3%和7%）和纳米氧化铝（按水泥重量计0%、0.3%、0.6%、0.9%、1.2%和1.5%）稳定粘土，然后养护7、28和90天。进行了破坏性试验，包括无侧限抗压强度（UCS）、间接拉伸强度（ITS）、直剪、松散不排水三轴（UU）、膨胀试验和无损超声脉冲速度（UPV）试验。此外，还使用扫描电子显微镜 (SEM) 和 X 射线衍射 (XRD) 检查了微观结构和矿物学特征。结果表明，水泥和纳米氧化铝的添加显着提高了强度并降低了膨胀指数。在 0.9% 纳米 Al2O3 下观察到 UPV 和强度的最大改善。 SEM 和 XRD 分析表明，形成了更致密的基质，氢氧化钙含量降低，可膨胀粘土矿物的活性降低。使用响应面法 (RSM) 进行统计分析，得出 UPV、最大干密度以及机械、剪切和膨胀参数之间的预测关系。 UCS 的决定系数 (R2) 达到 0.93，内聚力的决定系数 (R2) 达到 0.96。这些发现表明 UPV 测试作为一种有效的非破坏性方法来估计稳定土的强度、剪切和膨胀行为的巨大潜力。此外，UPV 为土壤改良项目的监测和质量控制提供了一种快速且经济高效的破坏性测试替代方案。</w:t>
+      </w:r>
+    </w:p>
+    <w:p>
+      <w:pPr>
+        <w:spacing w:before="120"/>
+      </w:pPr>
+      <w:r>
+        <w:rPr>
+          <w:rFonts w:ascii="Times New Roman" w:hAnsi="Times New Roman" w:eastAsia="宋体"/>
+          <w:b/>
+          <w:sz w:val="21"/>
+        </w:rPr>
+        <w:t>English Abstract:</w:t>
+      </w:r>
+    </w:p>
+    <w:p>
+      <w:r>
+        <w:rPr>
+          <w:rFonts w:ascii="Times New Roman" w:hAnsi="Times New Roman" w:eastAsia="宋体"/>
+          <w:sz w:val="21"/>
+        </w:rPr>
+        <w:t>In this study, a novel approach was presented for non-destructive prediction of the strength and swelling behavior of expansive clay soils treated with cement and nano aluminum oxide (nano Al2O3). Clay soils were stabilized with different cement contents (0%, 3%, and 7% by dry soil weight) and nano-aluminum oxide (0%, 0.3%, 0.6%, 0.9%, 1.2%, and 1.5% by cement weight), and then cured for 7, 28, and 90 days. Destructive tests, including unconfined compressive strength (UCS), indirect tensile strength (ITS), direct shear, unconsolidated–undrained triaxial (UU), swelling tests, and non-destructive ultrasonic pulse velocity (UPV) tests, were performed. Additionally, Microstructural and mineralogical characteristics were examined using scanning electron microscopy (SEM) and X-ray diffraction (XRD). The results indicated that the addition of cement and nano-aluminum oxide significantly enhanced the strength and reduced the swelling indices. The maximum improvement in UPV and strength was observed at 0.9% nano Al2O3. SEM and XRD analyses suggested the development of a denser matrix, with reduced calcium hydroxide content and lower activity of expandable clay minerals. Statistical analysis using response surface methodology (RSM) produced predictive relationships between UPV, maximum dry density, and mechanical, shear, and swelling parameters. The coefficients of determination (R2) reached 0.93 for UCS and 0.96 for cohesion. These findings demonstrate the high potential of the UPV test as an effective non-destructive method for estimating the strength, shear, and swelling behavior of stabilized soils. Moreover, UPV offers a rapid and cost-effective alternative to destructive tests in monitoring and quality control of soil improvement projects.</w:t>
+      </w:r>
+    </w:p>
+    <w:p>
+      <w:r>
+        <w:rPr>
+          <w:rFonts w:ascii="Times New Roman" w:hAnsi="Times New Roman" w:eastAsia="宋体"/>
+          <w:sz w:val="21"/>
+        </w:rPr>
+        <w:t>__________________________________________________</w:t>
+      </w:r>
+    </w:p>
+    <w:p>
+      <w:pPr>
+        <w:pStyle w:val="Heading2"/>
+      </w:pPr>
+      <w:r/>
+      <w:r>
+        <w:rPr>
+          <w:rFonts w:ascii="Times New Roman" w:hAnsi="Times New Roman" w:eastAsia="宋体"/>
+          <w:b/>
+          <w:color w:val="000000"/>
+          <w:sz w:val="24"/>
+        </w:rPr>
+        <w:t>多囊卵巢综合征女性血清和骨骼肌 MOTS c 水平降低与线粒体功能障碍相关</w:t>
+      </w:r>
+    </w:p>
+    <w:p>
+      <w:r>
+        <w:rPr>
+          <w:rFonts w:ascii="Times New Roman" w:hAnsi="Times New Roman" w:eastAsia="宋体"/>
+          <w:b/>
+          <w:color w:val="003264"/>
+          <w:sz w:val="24"/>
+        </w:rPr>
+        <w:t>Reduced serum and skeletal muscle MOTS c levels in women with polycystic ovary syndrome are associated with mitochondrial dysfunction</w:t>
+      </w:r>
+    </w:p>
+    <w:p>
+      <w:r>
+        <w:rPr>
+          <w:rFonts w:ascii="Times New Roman" w:hAnsi="Times New Roman" w:eastAsia="宋体"/>
+          <w:sz w:val="21"/>
+        </w:rPr>
+        <w:t>作者: Irem Sonmezoglu Kutuk, Senay Akin, Haydar Demirel, Sezcan Mumusoglu, Turkmen Ciftci, Bulent Okan Yildiz</w:t>
+        <w:br/>
+      </w:r>
+      <w:r>
+        <w:rPr>
+          <w:rFonts w:ascii="Times New Roman" w:hAnsi="Times New Roman" w:eastAsia="宋体"/>
+          <w:sz w:val="21"/>
+        </w:rPr>
+        <w:t xml:space="preserve">时间: 2026-02-12 | </w:t>
+      </w:r>
+      <w:r>
+        <w:t xml:space="preserve">链接: </w:t>
+      </w:r>
+      <w:hyperlink r:id="rId66">
+        <w:r>
+          <w:rPr>
+            <w:rFonts w:ascii="Times New Roman" w:hAnsi="Times New Roman" w:eastAsia="宋体"/>
+            <w:color w:val="0000FF"/>
+            <w:sz w:val="21"/>
+            <w:u w:val="single"/>
+          </w:rPr>
+          <w:t>https://doi.org/10.1038/s41598-026-39687-x</w:t>
+        </w:r>
+      </w:hyperlink>
+    </w:p>
+    <w:p>
+      <w:pPr>
+        <w:spacing w:before="120"/>
+      </w:pPr>
+      <w:r>
+        <w:rPr>
+          <w:rFonts w:ascii="Times New Roman" w:hAnsi="Times New Roman" w:eastAsia="宋体"/>
+          <w:b/>
+          <w:sz w:val="21"/>
+        </w:rPr>
+        <w:t>中文摘要:</w:t>
+      </w:r>
+    </w:p>
+    <w:p>
+      <w:pPr>
+        <w:ind w:firstLine="360"/>
+      </w:pPr>
+      <w:r>
+        <w:rPr>
+          <w:rFonts w:ascii="Times New Roman" w:hAnsi="Times New Roman" w:eastAsia="宋体"/>
+          <w:sz w:val="21"/>
+        </w:rPr>
+        <w:t>多囊卵巢综合征（PCOS）的特点是胰岛素抵抗和代谢功能障碍。线粒体衍生肽 (MDP)，包括 MOTS-c，调节葡萄糖稳态和骨骼肌代谢。 MOTS-c 表达在 PCOS 中不同生理区室中是否发生改变仍不清楚。目的是评估患有 PCOS 的女性的循环肌和骨骼肌 MOTS-c 水平，并检查它们与代谢和激素参数的关系。 40 名患有 PCOS 的女性和 40 名年龄和 BMI 匹配的健康对照者接受了临床、生化和激素表型分析。通过 ELISA 定量血清 MOTS-c 浓度。在一个代表性亚组中，使用蛋白质印迹法评估股外侧肌活检标本中的骨骼肌 MOTS-c 表达。与对照组相比，患有 PCOS 的女性表现出较低的循环 MOTS-c 浓度（220.2 ± 147.6 pg/mL vs. 498.3 ± 224.4 pg/mL，p &lt; 0.001）。 PCOS 组骨骼肌 MOTS-c 表达也降低（74.2 ± 15.2 与 100.0 ± 8.5 任意单位；p = 0.005）。血清 MOTS-c 水平与总睾酮 (r = − 0.224，p = 0.046) 和总胆固醇 (r = − 0.228，p = 0.044) 呈负相关。患有 PCOS 的女性在循环和骨骼肌中表现出 MOTS-c 表达减少，表明这种线粒体衍生肽的可用性减少。雄激素过多症和脂质谱的关联表明线粒体肽生物学改变与多囊卵巢综合征的内分泌代谢表型之间存在潜在联系。这些发现表明 MOTS-c 可能代表 PCOS 中组织特异性线粒体参与的潜在标志物，值得进一步研究。</w:t>
+      </w:r>
+    </w:p>
+    <w:p>
+      <w:pPr>
+        <w:spacing w:before="120"/>
+      </w:pPr>
+      <w:r>
+        <w:rPr>
+          <w:rFonts w:ascii="Times New Roman" w:hAnsi="Times New Roman" w:eastAsia="宋体"/>
+          <w:b/>
+          <w:sz w:val="21"/>
+        </w:rPr>
+        <w:t>English Abstract:</w:t>
+      </w:r>
+    </w:p>
+    <w:p>
+      <w:r>
+        <w:rPr>
+          <w:rFonts w:ascii="Times New Roman" w:hAnsi="Times New Roman" w:eastAsia="宋体"/>
+          <w:sz w:val="21"/>
+        </w:rPr>
+        <w:t>Polycystic ovary syndrome (PCOS) is characterized by insulin resistance and metabolic dysfunction. Mitochondrial-derived peptides (MDPs), including MOTS-c, regulate glucose homeostasis and skeletal muscle metabolism. Whether MOTS-c expression is altered in PCOS across different physiological compartments remains unknown. The aim was to assess circulating and skeletal muscle MOTS-c levels in women with PCOS and to examine their associations with metabolic and hormonal parameters. Forty women with PCOS and 40 age- and BMI-matched healthy controls underwent clinical, biochemical, and hormonal phenotyping. Serum MOTS-c concentrations were quantified by ELISA. In a representative subgroup, skeletal muscle MOTS-c expression was assessed in vastus lateralis biopsy specimens using Western blotting. Women with PCOS exhibited lower circulating MOTS-c concentrations compared with controls (220.2 ± 147.6 pg/mL vs. 498.3 ± 224.4 pg/mL, p &lt; 0.001). Skeletal muscle MOTS-c expression was also reduced in the PCOS group (74.2 ± 15.2 vs. 100.0 ± 8.5 arbitrary units; p = 0.005). Serum MOTS-c levels were inversely associated with total testosterone (r = − 0.224, p = 0.046) and total cholesterol (r = − 0.228, p = 0.044). Women with PCOS display reduced MOTS-c expression in both the circulation and skeletal muscle, suggesting reduced availability of this mitochondrial-derived peptide. Associations with hyperandrogenism and lipid profiles suggest a potential link between altered mitochondrial peptide biology and the endocrine–metabolic phenotype of PCOS. These findings suggest that MOTS-c may represent a potential marker of tissue-specific mitochondrial involvement in PCOS and warrant further investigation.</w:t>
+      </w:r>
+    </w:p>
+    <w:p>
+      <w:r>
+        <w:rPr>
+          <w:rFonts w:ascii="Times New Roman" w:hAnsi="Times New Roman" w:eastAsia="宋体"/>
+          <w:sz w:val="21"/>
+        </w:rPr>
+        <w:t>__________________________________________________</w:t>
+      </w:r>
+    </w:p>
+    <w:p>
+      <w:pPr>
+        <w:pStyle w:val="Heading2"/>
+      </w:pPr>
+      <w:r/>
+      <w:r>
+        <w:rPr>
+          <w:rFonts w:ascii="Times New Roman" w:hAnsi="Times New Roman" w:eastAsia="宋体"/>
+          <w:b/>
+          <w:color w:val="000000"/>
+          <w:sz w:val="24"/>
+        </w:rPr>
+        <w:t>调查气候和土地利用/覆盖变化对西非贝宁韦梅三角洲水系统的影响</w:t>
+      </w:r>
+    </w:p>
+    <w:p>
+      <w:r>
+        <w:rPr>
+          <w:rFonts w:ascii="Times New Roman" w:hAnsi="Times New Roman" w:eastAsia="宋体"/>
+          <w:b/>
+          <w:color w:val="003264"/>
+          <w:sz w:val="24"/>
+        </w:rPr>
+        <w:t>Investigating the impacts of climate and land use/cover changes on the Oueme Delta hydrosystem in Benin, West Africa</w:t>
+      </w:r>
+    </w:p>
+    <w:p>
+      <w:r>
+        <w:rPr>
+          <w:rFonts w:ascii="Times New Roman" w:hAnsi="Times New Roman" w:eastAsia="宋体"/>
+          <w:sz w:val="21"/>
+        </w:rPr>
+        <w:t>作者: René Bodjrènou, Luc Ollivier Sintondji, Marilyn Karen Soudé, Françoise Comandan</w:t>
+        <w:br/>
+      </w:r>
+      <w:r>
+        <w:rPr>
+          <w:rFonts w:ascii="Times New Roman" w:hAnsi="Times New Roman" w:eastAsia="宋体"/>
+          <w:sz w:val="21"/>
+        </w:rPr>
+        <w:t xml:space="preserve">时间: 2026-02-12 | </w:t>
+      </w:r>
+      <w:r>
+        <w:t xml:space="preserve">链接: </w:t>
+      </w:r>
+      <w:hyperlink r:id="rId67">
+        <w:r>
+          <w:rPr>
+            <w:rFonts w:ascii="Times New Roman" w:hAnsi="Times New Roman" w:eastAsia="宋体"/>
+            <w:color w:val="0000FF"/>
+            <w:sz w:val="21"/>
+            <w:u w:val="single"/>
+          </w:rPr>
+          <w:t>https://doi.org/10.1038/s41598-026-39679-x</w:t>
+        </w:r>
+      </w:hyperlink>
+    </w:p>
+    <w:p>
+      <w:pPr>
+        <w:spacing w:before="120"/>
+      </w:pPr>
+      <w:r>
+        <w:rPr>
+          <w:rFonts w:ascii="Times New Roman" w:hAnsi="Times New Roman" w:eastAsia="宋体"/>
+          <w:b/>
+          <w:sz w:val="21"/>
+        </w:rPr>
+        <w:t>中文摘要:</w:t>
+      </w:r>
+    </w:p>
+    <w:p>
+      <w:pPr>
+        <w:ind w:firstLine="360"/>
+      </w:pPr>
+      <w:r>
+        <w:rPr>
+          <w:rFonts w:ascii="Times New Roman" w:hAnsi="Times New Roman" w:eastAsia="宋体"/>
+          <w:sz w:val="21"/>
+        </w:rPr>
+        <w:t>摘要 三角洲地区的水文建模仍然具有挑战性。本研究使用基于物理的综合模型 ParFlow-CLM 评估了气候变化 (CC) 和土地利用/土地覆盖变化 (LULC) 对 Oueme Delta 水文系统的影响。使用相关性和克林-古普塔效率 (KGE) 等性能指标，根据 ERA5 数据模拟和评估地表径流 (SRO)、蒸散量 (ET)、地下水位深度 (WTD) 和土壤含水量 (SWC)。对于历史模拟（1975 年、2000 年和 2013 年），采用了西非 LULC 动态项目的土地利用地图和 WFDE5 的气候数据。未来预测（2030 年、2050 年和 2085 年）依赖于 CMIP6 数据集的气候输入，而 LULC 地图则使用马尔可夫链方法进行推断。该模型在模拟水平衡的关键组成部分方面表现出强大的性能，特别是 ET（日尺度：相关性 &gt; 0.8；KGE &gt; 0.6）。在气候条件不变的情况下，1975年至2013年间森林覆盖率减少了20%，对水资源的影响可以忽略不计。相比之下，CC 对水文循环产生了重大影响：降水增加导致 SRO 和 ET 大幅上升。基于情景的预测表明，土地利用和土地利用变化的变化可能会放大气候影响。具体来说，降水量增加超过 50% 加上全面重新造林可能会使 SRO 翻倍并增加洪水风险。相反，降水量减少 50% 加上森林砍伐可能会导致严重的生态系统缺水，使 SWC 减少 3.9%。这些发现强调了土地和水资源综合管理战略的必要性，并为在气候变化和土地利用和土地利用变化背景下制定有效的水资源保护政策提供了信息。</w:t>
+      </w:r>
+    </w:p>
+    <w:p>
+      <w:pPr>
+        <w:spacing w:before="120"/>
+      </w:pPr>
+      <w:r>
+        <w:rPr>
+          <w:rFonts w:ascii="Times New Roman" w:hAnsi="Times New Roman" w:eastAsia="宋体"/>
+          <w:b/>
+          <w:sz w:val="21"/>
+        </w:rPr>
+        <w:t>English Abstract:</w:t>
+      </w:r>
+    </w:p>
+    <w:p>
+      <w:r>
+        <w:rPr>
+          <w:rFonts w:ascii="Times New Roman" w:hAnsi="Times New Roman" w:eastAsia="宋体"/>
+          <w:sz w:val="21"/>
+        </w:rPr>
+        <w:t>Abstract Hydrological modeling in deltaic regions remains challenging. This study assesses the impacts of climate change (CC) and land use/land cover change (LULC) on the Oueme Delta hydrosystem using the physics-based integrated model ParFlow-CLM. Surface runoff (SRO), evapotranspiration (ET), water table depth (WTD), and soil water content (SWC) were simulated and evaluated against ERA5 data using performance metrics such as correlation and Kling-Gupta efficiency (KGE). For historical simulations (1975, 2000, and 2013), land-use maps from the West Africa LULC Dynamics project and climate data from WFDE5 were employed. Future projections (2030, 2050, and 2085) relied on climate inputs from CMIP6 datasets, while LULC maps were extrapolated using a Markov chain approach. The model demonstrated strong performance in simulating key components of the water balance, particularly ET (daily scale: Correlation &gt; 0.8; KGE &gt; 0.6). Under constant climate conditions, a 20% reduction in forest cover between 1975 and 2013 showed a negligible impact on water resources. In contrast, CC exerted a substantial influence on the hydrological cycle: increased precipitation led to substantial rises in SRO and ET. Scenario-based projections indicate that LULC changes may amplify climate impacts. Specifically, a precipitation increase exceeding 50% combined with full reforestation could double SRO and increase flood risks. Conversely, a 50% decrease in precipitation coupled with complete deforestation could induce severe ecosystem water stress, reducing SWC by 3.9%. These findings highlight the need for integrated land and water management strategies and inform the development of effective policies for water resource conservation in the context of CC and LULC changes.</w:t>
+      </w:r>
+    </w:p>
+    <w:p>
+      <w:r>
+        <w:rPr>
+          <w:rFonts w:ascii="Times New Roman" w:hAnsi="Times New Roman" w:eastAsia="宋体"/>
+          <w:sz w:val="21"/>
+        </w:rPr>
+        <w:t>__________________________________________________</w:t>
+      </w:r>
+    </w:p>
+    <w:p>
+      <w:pPr>
+        <w:pStyle w:val="Heading2"/>
+      </w:pPr>
+      <w:r/>
+      <w:r>
+        <w:rPr>
+          <w:rFonts w:ascii="Times New Roman" w:hAnsi="Times New Roman" w:eastAsia="宋体"/>
+          <w:b/>
+          <w:color w:val="000000"/>
+          <w:sz w:val="24"/>
+        </w:rPr>
+        <w:t>将赛事可持续性视为连接马拉松参与者依恋动机、价值认知和价值共创行为的调节因素</w:t>
+      </w:r>
+    </w:p>
+    <w:p>
+      <w:r>
+        <w:rPr>
+          <w:rFonts w:ascii="Times New Roman" w:hAnsi="Times New Roman" w:eastAsia="宋体"/>
+          <w:b/>
+          <w:color w:val="003264"/>
+          <w:sz w:val="24"/>
+        </w:rPr>
+        <w:t>Perceived event sustainability as a moderator connecting marathon participants’ motivations to place attachment, value perceptions, and value co-creation behaviors</w:t>
+      </w:r>
+    </w:p>
+    <w:p>
+      <w:r>
+        <w:rPr>
+          <w:rFonts w:ascii="Times New Roman" w:hAnsi="Times New Roman" w:eastAsia="宋体"/>
+          <w:sz w:val="21"/>
+        </w:rPr>
+        <w:t>作者: Xian Zhang, Ligang Feng</w:t>
+        <w:br/>
+      </w:r>
+      <w:r>
+        <w:rPr>
+          <w:rFonts w:ascii="Times New Roman" w:hAnsi="Times New Roman" w:eastAsia="宋体"/>
+          <w:sz w:val="21"/>
+        </w:rPr>
+        <w:t xml:space="preserve">时间: 2026-02-12 | </w:t>
+      </w:r>
+      <w:r>
+        <w:t xml:space="preserve">链接: </w:t>
+      </w:r>
+      <w:hyperlink r:id="rId68">
+        <w:r>
+          <w:rPr>
+            <w:rFonts w:ascii="Times New Roman" w:hAnsi="Times New Roman" w:eastAsia="宋体"/>
+            <w:color w:val="0000FF"/>
+            <w:sz w:val="21"/>
+            <w:u w:val="single"/>
+          </w:rPr>
+          <w:t>https://doi.org/10.1038/s41598-026-40019-2</w:t>
+        </w:r>
+      </w:hyperlink>
+    </w:p>
+    <w:p>
+      <w:pPr>
+        <w:spacing w:before="120"/>
+      </w:pPr>
+      <w:r>
+        <w:rPr>
+          <w:rFonts w:ascii="Times New Roman" w:hAnsi="Times New Roman" w:eastAsia="宋体"/>
+          <w:b/>
+          <w:sz w:val="21"/>
+        </w:rPr>
+        <w:t>中文摘要:</w:t>
+      </w:r>
+    </w:p>
+    <w:p>
+      <w:pPr>
+        <w:ind w:firstLine="360"/>
+      </w:pPr>
+      <w:r>
+        <w:rPr>
+          <w:rFonts w:ascii="Times New Roman" w:hAnsi="Times New Roman" w:eastAsia="宋体"/>
+          <w:sz w:val="21"/>
+        </w:rPr>
+        <w:t>本研究探讨了体育游客的动机如何影响地方依恋、感知价值和价值共同创造行为，并将感知赛事可持续性作为调节因素。通过对中国城市 365 名马拉松参与者的定量调查，我们测试了三个动机因素（运动乐趣、成就追求和社交媒体认可）与旅游成果之间的关系。结果证实，所有动机因素都与地方依恋和感知价值呈正相关，感知事件的可持续性显着调节这些关系。此外，地方依恋和感知价值都与价值共同创造行为呈正相关。这些发现通过在动机和行为结果之间建立经过实证验证的途径，扩展了对体育旅游心理学的理论理解，同时强调可持续性作为体育旅游体验的战略要素日益重要。</w:t>
+      </w:r>
+    </w:p>
+    <w:p>
+      <w:pPr>
+        <w:spacing w:before="120"/>
+      </w:pPr>
+      <w:r>
+        <w:rPr>
+          <w:rFonts w:ascii="Times New Roman" w:hAnsi="Times New Roman" w:eastAsia="宋体"/>
+          <w:b/>
+          <w:sz w:val="21"/>
+        </w:rPr>
+        <w:t>English Abstract:</w:t>
+      </w:r>
+    </w:p>
+    <w:p>
+      <w:r>
+        <w:rPr>
+          <w:rFonts w:ascii="Times New Roman" w:hAnsi="Times New Roman" w:eastAsia="宋体"/>
+          <w:sz w:val="21"/>
+        </w:rPr>
+        <w:t>This study examines how sports tourists’ motivations influence place attachment, perceived value, and value co-creation behaviors, with perceived event sustainability as a moderating factor. Through a quantitative survey of 365 marathon participants across Chinese cities, we tested relationships between three motivational factors (athletic pleasure, achievement seeking, and social media recognition) and tourism outcomes. Results confirmed that all motivational factors had positive associations with both place attachment and perceived value, with perceived event sustainability significantly moderating these relationships. Furthermore, both place attachment and perceived value were found to be positively associated with value co-creation behavior. These findings extend the theoretical understanding of sports tourism psychology by establishing empirically validated pathways between motivations and behavioral outcomes while highlighting sustainability’s growing importance as a strategic element in sports tourism experiences.</w:t>
+      </w:r>
+    </w:p>
+    <w:p>
+      <w:r>
+        <w:rPr>
+          <w:rFonts w:ascii="Times New Roman" w:hAnsi="Times New Roman" w:eastAsia="宋体"/>
+          <w:sz w:val="21"/>
+        </w:rPr>
+        <w:t>__________________________________________________</w:t>
+      </w:r>
+    </w:p>
+    <w:p>
+      <w:pPr>
+        <w:pStyle w:val="Heading2"/>
+      </w:pPr>
+      <w:r/>
+      <w:r>
+        <w:rPr>
+          <w:rFonts w:ascii="Times New Roman" w:hAnsi="Times New Roman" w:eastAsia="宋体"/>
+          <w:b/>
+          <w:color w:val="000000"/>
+          <w:sz w:val="24"/>
+        </w:rPr>
+        <w:t>基于表面等离子体共振的超灵敏石墨烯-金混合双核光子晶体光纤传感器用于生物分析物检测</w:t>
+      </w:r>
+    </w:p>
+    <w:p>
+      <w:r>
+        <w:rPr>
+          <w:rFonts w:ascii="Times New Roman" w:hAnsi="Times New Roman" w:eastAsia="宋体"/>
+          <w:b/>
+          <w:color w:val="003264"/>
+          <w:sz w:val="24"/>
+        </w:rPr>
+        <w:t>Ultra-sensitive graphene–gold hybrid dual core photonic crystal fiber sensor based on surface plasmon resonance for bio-analyte detection</w:t>
+      </w:r>
+    </w:p>
+    <w:p>
+      <w:r>
+        <w:rPr>
+          <w:rFonts w:ascii="Times New Roman" w:hAnsi="Times New Roman" w:eastAsia="宋体"/>
+          <w:sz w:val="21"/>
+        </w:rPr>
+        <w:t>作者: Vikas Chandra Maurya, Youssef Trabelsi, Anshu D Varshney, Suneet Kumar Awasthi</w:t>
+        <w:br/>
+      </w:r>
+      <w:r>
+        <w:rPr>
+          <w:rFonts w:ascii="Times New Roman" w:hAnsi="Times New Roman" w:eastAsia="宋体"/>
+          <w:sz w:val="21"/>
+        </w:rPr>
+        <w:t xml:space="preserve">时间: 2026-02-12 | </w:t>
+      </w:r>
+      <w:r>
+        <w:t xml:space="preserve">链接: </w:t>
+      </w:r>
+      <w:hyperlink r:id="rId69">
+        <w:r>
+          <w:rPr>
+            <w:rFonts w:ascii="Times New Roman" w:hAnsi="Times New Roman" w:eastAsia="宋体"/>
+            <w:color w:val="0000FF"/>
+            <w:sz w:val="21"/>
+            <w:u w:val="single"/>
+          </w:rPr>
+          <w:t>https://doi.org/10.1038/s41598-025-33950-3</w:t>
+        </w:r>
+      </w:hyperlink>
+    </w:p>
+    <w:p>
+      <w:pPr>
+        <w:spacing w:before="120"/>
+      </w:pPr>
+      <w:r>
+        <w:rPr>
+          <w:rFonts w:ascii="Times New Roman" w:hAnsi="Times New Roman" w:eastAsia="宋体"/>
+          <w:b/>
+          <w:sz w:val="21"/>
+        </w:rPr>
+        <w:t>中文摘要:</w:t>
+      </w:r>
+    </w:p>
+    <w:p>
+      <w:pPr>
+        <w:ind w:firstLine="360"/>
+      </w:pPr>
+      <w:r>
+        <w:rPr>
+          <w:rFonts w:ascii="Times New Roman" w:hAnsi="Times New Roman" w:eastAsia="宋体"/>
+          <w:sz w:val="21"/>
+        </w:rPr>
+        <w:t>这项研究工作涉及双核光子晶体光纤（PhCF）生物传感器的高灵敏度检测能力。它的工作原理是表面等离子共振 (SPR)，由石墨烯和金层的混合涂层组成，可有效检测 1.30 至 1.39 范围内的低折射率 (RI) 值，步长为 0.01 的生物分析物。该设计将金的卓越等离激元特性与石墨烯极高的吸收和导电特性相结合，除了信号稳定性之外，还可改善光与物质的相互作用。通过使用 COMSOL Multiphysics 6.0 和 MATLAB 软件中进行的数值模拟，对由金层和石墨烯层组成的混合层的厚度进行了优化，使我们的设计具有高度灵敏度。它产生的金层和石墨烯层的厚度分别为 40 nm 和 9.52 nm。所提出的设计分别加载了 1.30 至 1.39 范围内的低折射率分析物，除了各种参数的其他有希望的值外，还表现出出色的波长相关灵敏度和分辨率值，分别为 30,000 nm/RIU 和 $$3.33\times 10^{-6}$$ RIU。这些结果表明，所提出的设计比现有的设计在性能上有显着的提高。所提出的设计指出了其卓越的传感特性，可用于疾病诊断和其他生物医学传感应用的精确、即时和可靠的检测。</w:t>
+      </w:r>
+    </w:p>
+    <w:p>
+      <w:pPr>
+        <w:spacing w:before="120"/>
+      </w:pPr>
+      <w:r>
+        <w:rPr>
+          <w:rFonts w:ascii="Times New Roman" w:hAnsi="Times New Roman" w:eastAsia="宋体"/>
+          <w:b/>
+          <w:sz w:val="21"/>
+        </w:rPr>
+        <w:t>English Abstract:</w:t>
+      </w:r>
+    </w:p>
+    <w:p>
+      <w:r>
+        <w:rPr>
+          <w:rFonts w:ascii="Times New Roman" w:hAnsi="Times New Roman" w:eastAsia="宋体"/>
+          <w:sz w:val="21"/>
+        </w:rPr>
+        <w:t>This research work deals with highly sensitive detection capabilities of dual core photonic crystal fiber(PhCF) biosensor. It works on the principal of surface plasmon resonance (SPR) and consisted of hybrid coatings of graphene and gold layers for efficient detection of low refractive index (RI) values ranging from 1.30 to 1.39 in steps of 0.01 of bio-analytes. This design is integration of the superior plasmonic properties of gold with an exceptionally high absorptive and conductivity properties of graphene for improving the light–matter interaction, in addition to signal stability. The thicknesses of hybrid layer consisted of gold and graphene layers are optimized to make our design highly sensitive by using numerical simulations carried out in COMSOL Multiphysics 6.0 and MATLAB softwares. It yields thicknesses of gold and graphene layers to 40 nm and 9.52 nm respectively. The proposed design loaded separately with range of analytes of low refractive indices from 1.30 to 1.39 exhibiting an outstanding wavelength dependent sensitivity and resolution values of 30,000 nm/RIU and $$3.33\times 10^{-6}$$ RIU, respectively apart from other promising values of various parameters. These results show that the proposed design possesses a significant improvement in performance over the existing counterparts. The proposed design points out the excellent sensing feature for precise, immediate and reliable detection of disease diagnostics and other biomedical sensing applications.</w:t>
+      </w:r>
+    </w:p>
+    <w:p>
+      <w:r>
+        <w:rPr>
+          <w:rFonts w:ascii="Times New Roman" w:hAnsi="Times New Roman" w:eastAsia="宋体"/>
+          <w:sz w:val="21"/>
+        </w:rPr>
+        <w:t>__________________________________________________</w:t>
+      </w:r>
+    </w:p>
+    <w:p>
+      <w:pPr>
+        <w:pStyle w:val="Heading2"/>
+      </w:pPr>
+      <w:r/>
+      <w:r>
+        <w:rPr>
+          <w:rFonts w:ascii="Times New Roman" w:hAnsi="Times New Roman" w:eastAsia="宋体"/>
+          <w:b/>
+          <w:color w:val="000000"/>
+          <w:sz w:val="24"/>
+        </w:rPr>
+        <w:t>使用人工智能数字孪生实现智能电网碳减排的多策略优化框架</w:t>
+      </w:r>
+    </w:p>
+    <w:p>
+      <w:r>
+        <w:rPr>
+          <w:rFonts w:ascii="Times New Roman" w:hAnsi="Times New Roman" w:eastAsia="宋体"/>
+          <w:b/>
+          <w:color w:val="003264"/>
+          <w:sz w:val="24"/>
+        </w:rPr>
+        <w:t>A multi strategy optimization framework using AI digital twins for smart grid carbon emission reduction</w:t>
+      </w:r>
+    </w:p>
+    <w:p>
+      <w:r>
+        <w:rPr>
+          <w:rFonts w:ascii="Times New Roman" w:hAnsi="Times New Roman" w:eastAsia="宋体"/>
+          <w:sz w:val="21"/>
+        </w:rPr>
+        <w:t>作者: S. Sakthivel, M. Arivukarasi, G. Charulatha, J. Nithisha, B. Abirami, A. K. Jaithunbi, V. Suresh Kumar</w:t>
+        <w:br/>
+      </w:r>
+      <w:r>
+        <w:rPr>
+          <w:rFonts w:ascii="Times New Roman" w:hAnsi="Times New Roman" w:eastAsia="宋体"/>
+          <w:sz w:val="21"/>
+        </w:rPr>
+        <w:t xml:space="preserve">时间: 2026-02-12 | </w:t>
+      </w:r>
+      <w:r>
+        <w:t xml:space="preserve">链接: </w:t>
+      </w:r>
+      <w:hyperlink r:id="rId70">
+        <w:r>
+          <w:rPr>
+            <w:rFonts w:ascii="Times New Roman" w:hAnsi="Times New Roman" w:eastAsia="宋体"/>
+            <w:color w:val="0000FF"/>
+            <w:sz w:val="21"/>
+            <w:u w:val="single"/>
+          </w:rPr>
+          <w:t>https://doi.org/10.1038/s41598-026-38720-3</w:t>
+        </w:r>
+      </w:hyperlink>
+    </w:p>
+    <w:p>
+      <w:pPr>
+        <w:spacing w:before="120"/>
+      </w:pPr>
+      <w:r>
+        <w:rPr>
+          <w:rFonts w:ascii="Times New Roman" w:hAnsi="Times New Roman" w:eastAsia="宋体"/>
+          <w:b/>
+          <w:sz w:val="21"/>
+        </w:rPr>
+        <w:t>中文摘要:</w:t>
+      </w:r>
+    </w:p>
+    <w:p>
+      <w:pPr>
+        <w:ind w:firstLine="360"/>
+      </w:pPr>
+      <w:r>
+        <w:rPr>
+          <w:rFonts w:ascii="Times New Roman" w:hAnsi="Times New Roman" w:eastAsia="宋体"/>
+          <w:sz w:val="21"/>
+        </w:rPr>
+        <w:t>摘要：本研究提出了一种基于人工智能的数字孪生框架，通过异构储能系统的优化管理实现智能电网中的碳中和。拟议的结构将电池、热能和氢存储技术与人工智能驱动的预测模型相结合，以应对可再生能源并网的挑战，同时保持电网稳定性和经济可行性。本文对三种不同的优化方法进行了比较分析，例如基于规则的 (RB) 启发式方法、具有前瞻功能的模型预测控制 (MPC) 和多目标遗传算法 (GA)。仿真结果表明，与传统方法相比，经过人工智能优化的多能源存储 (MES) 集成可显着提高可再生能源利用率，并将碳排放量减少约 30%。具体而言，MPC 实现了 29.9% 的碳足迹减少（1741.1 kgCO2 与 2485.2 kgCO2 基线），相应的运营成本节省了 30%，而 GA 则实现了 28.2% 的可比改善。比较分析揭示了计算复杂性、优化性能和实际可实现性之间的关键权衡，MPC 成为现实世界应用的平衡方法。这项工作为 MES 优化提供了全面的框架，为电网运营商和政策制定者提供了宝贵的见解，为可持续能源系统做出了贡献。结果凸显了人工智能数字孪生在设计下一代智能电网基础设施中的重要作用，该基础设施能够支持可再生能源的过度渗透，同时确保可靠性和可持续经济增长。</w:t>
+      </w:r>
+    </w:p>
+    <w:p>
+      <w:pPr>
+        <w:spacing w:before="120"/>
+      </w:pPr>
+      <w:r>
+        <w:rPr>
+          <w:rFonts w:ascii="Times New Roman" w:hAnsi="Times New Roman" w:eastAsia="宋体"/>
+          <w:b/>
+          <w:sz w:val="21"/>
+        </w:rPr>
+        <w:t>English Abstract:</w:t>
+      </w:r>
+    </w:p>
+    <w:p>
+      <w:r>
+        <w:rPr>
+          <w:rFonts w:ascii="Times New Roman" w:hAnsi="Times New Roman" w:eastAsia="宋体"/>
+          <w:sz w:val="21"/>
+        </w:rPr>
+        <w:t>Abstract This research presents an AI-enabled digital twin framework to achieve carbon neutrality in smart grids through optimal management of heterogeneous energy storage systems. The proposed structure integrates battery, thermal, and hydrogen storage technologies with AI-driven forecasting models to address the challenge of renewable integration, while maintaining grid stability and economic viability. This paper presents a comparative analysis of three distinct optimization methodologies, like a rule-based (RB) heuristic approach, Model Predictive Control (MPC) with look-ahead capability, and a multi-objective Genetic Algorithm (GA). Simulation results that demonstrate the AI-optimized multi-energy storage (MES) integration significantly enhance the renewable utilization and reduce carbon emissions by approximately 30% compared to conventional approaches. Specifically, the MPC achieves a 29.9% reduction in carbon footprint (1741.1 kgCO₂ vs. 2485.2 kgCO₂ baseline) with corresponding operational cost savings of 30%, while GA shows a comparable 28.2% improvement. The comparative analysis discloses a critical trade-off between computational complexity, optimization performance, and practical implementability, with MPC emerging as a balanced method for a real-world application. This work has contributed to sustainable energy systems by providing a comprehensive framework for MES optimization, imparting treasured insights for grid operators and policymakers. The outcomes highlight the important role of AI-enabled digital twin in designing next-generation smart grid infrastructure, which is capable for supporting excessive renewable penetration at the same time as ensuring reliability and sustainable economic growth.</w:t>
+      </w:r>
+    </w:p>
+    <w:p>
+      <w:r>
+        <w:rPr>
+          <w:rFonts w:ascii="Times New Roman" w:hAnsi="Times New Roman" w:eastAsia="宋体"/>
+          <w:sz w:val="21"/>
+        </w:rPr>
+        <w:t>__________________________________________________</w:t>
+      </w:r>
+    </w:p>
+    <w:p>
+      <w:pPr>
+        <w:pStyle w:val="Heading2"/>
+      </w:pPr>
+      <w:r/>
+      <w:r>
+        <w:rPr>
+          <w:rFonts w:ascii="Times New Roman" w:hAnsi="Times New Roman" w:eastAsia="宋体"/>
+          <w:b/>
+          <w:color w:val="000000"/>
+          <w:sz w:val="24"/>
+        </w:rPr>
+        <w:t>塔里木盆地地壳隆升与磁退磁耦合</w:t>
+      </w:r>
+    </w:p>
+    <w:p>
+      <w:r>
+        <w:rPr>
+          <w:rFonts w:ascii="Times New Roman" w:hAnsi="Times New Roman" w:eastAsia="宋体"/>
+          <w:b/>
+          <w:color w:val="003264"/>
+          <w:sz w:val="24"/>
+        </w:rPr>
+        <w:t>Coupling between crustal uplift and magnetic demagnetization in the Tarim Basin</w:t>
+      </w:r>
+    </w:p>
+    <w:p>
+      <w:r>
+        <w:rPr>
+          <w:rFonts w:ascii="Times New Roman" w:hAnsi="Times New Roman" w:eastAsia="宋体"/>
+          <w:sz w:val="21"/>
+        </w:rPr>
+        <w:t>作者: Bing Xu, Chongjin Zhao, Luolei Zhang, Peng Yu</w:t>
+        <w:br/>
+      </w:r>
+      <w:r>
+        <w:rPr>
+          <w:rFonts w:ascii="Times New Roman" w:hAnsi="Times New Roman" w:eastAsia="宋体"/>
+          <w:sz w:val="21"/>
+        </w:rPr>
+        <w:t xml:space="preserve">时间: 2026-02-12 | </w:t>
+      </w:r>
+      <w:r>
+        <w:t xml:space="preserve">链接: </w:t>
+      </w:r>
+      <w:hyperlink r:id="rId71">
+        <w:r>
+          <w:rPr>
+            <w:rFonts w:ascii="Times New Roman" w:hAnsi="Times New Roman" w:eastAsia="宋体"/>
+            <w:color w:val="0000FF"/>
+            <w:sz w:val="21"/>
+            <w:u w:val="single"/>
+          </w:rPr>
+          <w:t>https://doi.org/10.1038/s41598-026-39602-4</w:t>
+        </w:r>
+      </w:hyperlink>
+    </w:p>
+    <w:p>
+      <w:pPr>
+        <w:spacing w:before="120"/>
+      </w:pPr>
+      <w:r>
+        <w:rPr>
+          <w:rFonts w:ascii="Times New Roman" w:hAnsi="Times New Roman" w:eastAsia="宋体"/>
+          <w:b/>
+          <w:sz w:val="21"/>
+        </w:rPr>
+        <w:t>中文摘要:</w:t>
+      </w:r>
+    </w:p>
+    <w:p>
+      <w:pPr>
+        <w:ind w:firstLine="360"/>
+      </w:pPr>
+      <w:r>
+        <w:rPr>
+          <w:rFonts w:ascii="Times New Roman" w:hAnsi="Times New Roman" w:eastAsia="宋体"/>
+          <w:sz w:val="21"/>
+        </w:rPr>
+        <w:t>克拉通盆地保留了地球上一些埋藏最深的石油系统，但它们的结晶基底和热构造历史仍然难以成像。塔里木盆地（中国西北部）体现了这些挑战和机遇。在这里，我们通过对航磁异常数据进行盆地尺度的 3D 反演来恢复地壳磁化强度 (M)，并通过量化磁化强度和绘制的基底隆起（巴楚、塔中、塔北、塔东和东南）之间的空间关系来测试地壳隆起是否与磁化损失（退磁）系统地耦合。我们分析 5-30 公里处的深度切片和诊断剖面，并使用强大的隆起-凹陷磁化强度对比 ΔM = 中值 (M_uplifts)-中值 (M_depressions) 来比较隆起域和凹陷域。大多数隆起（塔中、塔东和东南部）在 20-30 公里处始终表现出负 ΔM，表明体积低磁化（低 M）物体随着深度的增加而增强。巴楚表现出混合模式（边缘较弱，但核心相对较强），而塔北在10-20 km处显示出负ΔM，在30 km处显示出接近于零的对比度，这意味着隆起块体之间存在空间异质修改。为了评估几何跟随耦合，我们使用 M 的全盆地下四分位数 (Q25) 定义低 M 掩模，并计算 Q25-Jaccard 与隆起域和塔里木火成岩省 (TLIP) 足迹的重叠，并辅以到隆起边缘的距离 ΔM 剖面。重叠和接近度指标显示低 M 掩模和隆起内部从 10 到 30 公里之间的正重合性普遍增加，并且与 TLIP 存在次要但一致的关联。这些深度相干的、以隆起为中心的低磁值体积与二叠纪羽流相关的岩浆作用、居里等温线浅化和热液蚀变驱动的热退磁最为一致，而纯粹的岩性控制、剩磁抵消或结构破坏本身不太能够解释系统的深度依赖性和空间相干性。在塔里木之外，这种隆起-退磁耦合为绘制克拉通内部热改性域提供了可转移的诊断，并通过突出显示古温度升高和流体-岩石相互作用可能重新设计的源-储层系统的隆起核心，对深层勘探产生直接影响。</w:t>
+      </w:r>
+    </w:p>
+    <w:p>
+      <w:pPr>
+        <w:spacing w:before="120"/>
+      </w:pPr>
+      <w:r>
+        <w:rPr>
+          <w:rFonts w:ascii="Times New Roman" w:hAnsi="Times New Roman" w:eastAsia="宋体"/>
+          <w:b/>
+          <w:sz w:val="21"/>
+        </w:rPr>
+        <w:t>English Abstract:</w:t>
+      </w:r>
+    </w:p>
+    <w:p>
+      <w:r>
+        <w:rPr>
+          <w:rFonts w:ascii="Times New Roman" w:hAnsi="Times New Roman" w:eastAsia="宋体"/>
+          <w:sz w:val="21"/>
+        </w:rPr>
+        <w:t>Cratonic basins preserve some of Earth’s most deeply buried petroleum systems, yet their crystalline basements and thermo–tectonic histories remain difficult to image. The Tarim Basin (NW China) exemplifies these challenges and opportunities. Here we test whether crustal uplift is systematically coupled with magnetization loss (demagnetization) by performing a basin-scale 3-D inversion of aeromagnetic anomaly data to recover crustal magnetization (M) and by quantifying spatial relationships between magnetization and mapped basement uplifts (Bachu, Tazhong, Tabei, Tadong, and Southeastern). We analyze depth slices at 5–30 km and diagnostic sections, and compare uplift and depression domains using a robust uplift–depression magnetization contrast, ΔM = median(M_uplifts)-median(M_depressions). Most uplifts (Tazhong, Tadong, and Southeastern) exhibit consistently negative ΔM at 20–30 km, indicating volumetric low-magnetization (low-M) bodies that strengthen with depth. Bachu shows a mixed pattern (weak margins but a relatively stronger core), while Tabei displays negative ΔM at 10–20 km and near-zero contrast at 30 km, implying spatially heterogeneous modification among uplift blocks. To evaluate geometry-following coupling, we define low-M masks using the basin-wide lower quartile (Q25) of M and compute Q25–Jaccard overlaps with uplift domains and the Tarim Large Igneous Province (TLIP) footprint, complemented by distance-to-uplift-edge ΔM profiles. Overlap and proximity metrics show positive and generally increasing coincidence between low-M masks and uplift interiors from 10 to 30 km, and a secondary but consistent association with TLIP. These depth-coherent, uplift-centered low-M volumes are most consistent with thermal demagnetization driven by Permian plume-related magmatism, Curie-isotherm shallowing, and hydrothermal alteration, whereas purely lithologic controls, remanence cancellation, or structural disruption alone are less able to explain the systematic depth dependence and spatial coherence. Beyond Tarim, this uplift–demagnetization coupling provides a transferable diagnostic for mapping thermally modified domains in cratonic interiors and has direct implications for deep exploration by highlighting uplift cores where elevated palaeo-temperatures and fluid–rock interaction may have re-engineered source–reservoir systems.</w:t>
+      </w:r>
+    </w:p>
+    <w:p>
+      <w:r>
+        <w:rPr>
+          <w:rFonts w:ascii="Times New Roman" w:hAnsi="Times New Roman" w:eastAsia="宋体"/>
+          <w:sz w:val="21"/>
+        </w:rPr>
+        <w:t>__________________________________________________</w:t>
+      </w:r>
+    </w:p>
+    <w:p>
+      <w:pPr>
+        <w:pStyle w:val="Heading2"/>
+      </w:pPr>
+      <w:r/>
+      <w:r>
+        <w:rPr>
+          <w:rFonts w:ascii="Times New Roman" w:hAnsi="Times New Roman" w:eastAsia="宋体"/>
+          <w:b/>
+          <w:color w:val="000000"/>
+          <w:sz w:val="24"/>
+        </w:rPr>
+        <w:t>伊朗南部登革热疫情及其公共卫生影响</w:t>
+      </w:r>
+    </w:p>
+    <w:p>
+      <w:r>
+        <w:rPr>
+          <w:rFonts w:ascii="Times New Roman" w:hAnsi="Times New Roman" w:eastAsia="宋体"/>
+          <w:b/>
+          <w:color w:val="003264"/>
+          <w:sz w:val="24"/>
+        </w:rPr>
+        <w:t>Dengue fever epidemic and public health implications in southern Iran</w:t>
+      </w:r>
+    </w:p>
+    <w:p>
+      <w:r>
+        <w:rPr>
+          <w:rFonts w:ascii="Times New Roman" w:hAnsi="Times New Roman" w:eastAsia="宋体"/>
+          <w:sz w:val="21"/>
+        </w:rPr>
+        <w:t>作者: Madineh Abbasi, Fatemeh Nikpour, Sara Rahimi, Fatemeh Bagheri</w:t>
+        <w:br/>
+      </w:r>
+      <w:r>
+        <w:rPr>
+          <w:rFonts w:ascii="Times New Roman" w:hAnsi="Times New Roman" w:eastAsia="宋体"/>
+          <w:sz w:val="21"/>
+        </w:rPr>
+        <w:t xml:space="preserve">时间: 2026-02-12 | </w:t>
+      </w:r>
+      <w:r>
+        <w:t xml:space="preserve">链接: </w:t>
+      </w:r>
+      <w:hyperlink r:id="rId72">
+        <w:r>
+          <w:rPr>
+            <w:rFonts w:ascii="Times New Roman" w:hAnsi="Times New Roman" w:eastAsia="宋体"/>
+            <w:color w:val="0000FF"/>
+            <w:sz w:val="21"/>
+            <w:u w:val="single"/>
+          </w:rPr>
+          <w:t>https://doi.org/10.1038/s41598-026-39680-4</w:t>
+        </w:r>
+      </w:hyperlink>
+    </w:p>
+    <w:p>
+      <w:pPr>
+        <w:spacing w:before="120"/>
+      </w:pPr>
+      <w:r>
+        <w:rPr>
+          <w:rFonts w:ascii="Times New Roman" w:hAnsi="Times New Roman" w:eastAsia="宋体"/>
+          <w:b/>
+          <w:sz w:val="21"/>
+        </w:rPr>
+        <w:t>中文摘要:</w:t>
+      </w:r>
+    </w:p>
+    <w:p>
+      <w:pPr>
+        <w:ind w:firstLine="360"/>
+      </w:pPr>
+      <w:r>
+        <w:rPr>
+          <w:rFonts w:ascii="Times New Roman" w:hAnsi="Times New Roman" w:eastAsia="宋体"/>
+          <w:sz w:val="21"/>
+        </w:rPr>
+        <w:t>登革热 (DF) 构成重大的全球健康风险，估计每年有 100-4 亿人感染。最近东地中海的疫情爆发，包括 2024 年伊朗的疫情显着激增，引起了人们对当地传播动态的担忧，特别是在伊朗南部。本研究旨在评估阿巴斯港 DF 发病率的流行病学数据，重点关注当地传播模式及其对公共卫生策略的影响。本研究分析了 2025 年 8 月 5 日至 10 月 5 日伊朗阿巴斯港爆发的 DF 疫情。从医疗机构收集数据，以评估 DF 病例的特征，包括人口统计、临床症状和传播模式。使用 SPSS 进行统计分析，同时使用 ArcMap 绘制空间分布图，以可视化疫情的流行病学动态。研究期间，共发现56例DF病例，所有病例均位于城市地区，主要涉及建筑工人，其中许多人无症状。受影响者的平均年龄为 36.52 岁，其中 63% 为男性。最常见的症状包括头痛（82.2%）、身体疼痛（71.1%）和肌肉疼痛（64.4%）。很大一部分患者没有旅行史，29.4%的患者报告最近去过其他地区。所有患者均已康复，没有死亡记录。这项研究强调了显着的局部传播，表明城市地区持续传播。研究结果强调了快速病例检测和病媒控制的重要性，特别是考虑到阿巴斯港作为主要商业中心的作用。此外，强调需要采取有针对性的公共卫生干预措施，以应对这一高风险地区新出现的 DF 威胁。</w:t>
+      </w:r>
+    </w:p>
+    <w:p>
+      <w:pPr>
+        <w:spacing w:before="120"/>
+      </w:pPr>
+      <w:r>
+        <w:rPr>
+          <w:rFonts w:ascii="Times New Roman" w:hAnsi="Times New Roman" w:eastAsia="宋体"/>
+          <w:b/>
+          <w:sz w:val="21"/>
+        </w:rPr>
+        <w:t>English Abstract:</w:t>
+      </w:r>
+    </w:p>
+    <w:p>
+      <w:r>
+        <w:rPr>
+          <w:rFonts w:ascii="Times New Roman" w:hAnsi="Times New Roman" w:eastAsia="宋体"/>
+          <w:sz w:val="21"/>
+        </w:rPr>
+        <w:t>Dengue fever (DF) poses a significant global health risk, with an estimated 100–400 million infections annually. Recent outbreaks in the Eastern Mediterranean, including a notable surge in Iran in 2024, have raised concerns about local transmission dynamics, particularly in southern Iran. This study aims to evaluate the epidemiological data on DF incidence in Bandar Abbas, with a focus on local transmission patterns and implications for public health strategies. This study analyzes a DF outbreak in Bandar Abbas, Iran, from 5 August to 5 October, 2025. Data were collected from healthcare facilities to assess the characteristics of DF cases, including demographics, clinical symptoms, and transmission patterns. Statistical analyses were performed using SPSS, while spatial distribution was mapped using ArcMap to visualise the epidemiological dynamics of the outbreak. During the study period, a total of 56 DF cases were identified, all cases were located in urban areas, primarily involving construction workers, many of whom were asymptomatic. The mean age of affected individuals was 36.52 years, with 63% being male. The most prevalent symptoms included headache (82.2%), body pain (71.1%), and muscle pain (64.4%). A significant portion of patients had no history of travel, while 29.4% reported recent travel to other regions. All patients recovered, with no fatalities recorded. This study highlights significant local transmission, indicating sustained spread in urban areas. Findings underscore the importance of rapid case detection and vector control, especially given Bandar Abbas’s role as a major commercial hub. Additionally, emphasises the need for targeted public health interventions to address the emerging threat of DF in this high-risk area.</w:t>
+      </w:r>
+    </w:p>
+    <w:p>
+      <w:r>
+        <w:rPr>
+          <w:rFonts w:ascii="Times New Roman" w:hAnsi="Times New Roman" w:eastAsia="宋体"/>
+          <w:sz w:val="21"/>
+        </w:rPr>
+        <w:t>__________________________________________________</w:t>
+      </w:r>
+    </w:p>
+    <w:p>
+      <w:pPr>
         <w:pStyle w:val="Heading1"/>
       </w:pPr>
       <w:r>
@@ -3552,6 +5360,119 @@
     </w:p>
     <w:p>
       <w:pPr>
+        <w:pStyle w:val="Heading2"/>
+      </w:pPr>
+      <w:r/>
+      <w:r>
+        <w:rPr>
+          <w:rFonts w:ascii="Times New Roman" w:hAnsi="Times New Roman" w:eastAsia="宋体"/>
+          <w:b/>
+          <w:color w:val="000000"/>
+          <w:sz w:val="24"/>
+        </w:rPr>
+        <w:t>自监督实噪声融合红外小目标检测网络</w:t>
+      </w:r>
+    </w:p>
+    <w:p>
+      <w:r>
+        <w:rPr>
+          <w:rFonts w:ascii="Times New Roman" w:hAnsi="Times New Roman" w:eastAsia="宋体"/>
+          <w:b/>
+          <w:color w:val="003264"/>
+          <w:sz w:val="24"/>
+        </w:rPr>
+        <w:t>Self-supervised real-noise fusion infrared small target detection network</w:t>
+      </w:r>
+    </w:p>
+    <w:p>
+      <w:r>
+        <w:rPr>
+          <w:rFonts w:ascii="Times New Roman" w:hAnsi="Times New Roman" w:eastAsia="宋体"/>
+          <w:sz w:val="21"/>
+        </w:rPr>
+        <w:t>作者: Sheng Huang, Tianyou Wu, Jipeng Guo, Jie Wang, Dong Liu</w:t>
+        <w:br/>
+      </w:r>
+      <w:r>
+        <w:rPr>
+          <w:rFonts w:ascii="Times New Roman" w:hAnsi="Times New Roman" w:eastAsia="宋体"/>
+          <w:sz w:val="21"/>
+        </w:rPr>
+        <w:t xml:space="preserve">时间: 2026-02-11 | </w:t>
+      </w:r>
+      <w:r>
+        <w:t xml:space="preserve">链接: </w:t>
+      </w:r>
+      <w:hyperlink r:id="rId84">
+        <w:r>
+          <w:rPr>
+            <w:rFonts w:ascii="Times New Roman" w:hAnsi="Times New Roman" w:eastAsia="宋体"/>
+            <w:color w:val="0000FF"/>
+            <w:sz w:val="21"/>
+            <w:u w:val="single"/>
+          </w:rPr>
+          <w:t>https://doi.org/10.1364/ao.583720</w:t>
+        </w:r>
+      </w:hyperlink>
+    </w:p>
+    <w:p>
+      <w:pPr>
+        <w:spacing w:before="120"/>
+      </w:pPr>
+      <w:r>
+        <w:rPr>
+          <w:rFonts w:ascii="Times New Roman" w:hAnsi="Times New Roman" w:eastAsia="宋体"/>
+          <w:b/>
+          <w:sz w:val="21"/>
+        </w:rPr>
+        <w:t>中文摘要:</w:t>
+      </w:r>
+    </w:p>
+    <w:p>
+      <w:pPr>
+        <w:ind w:firstLine="360"/>
+      </w:pPr>
+      <w:r>
+        <w:rPr>
+          <w:rFonts w:ascii="Times New Roman" w:hAnsi="Times New Roman" w:eastAsia="宋体"/>
+          <w:sz w:val="21"/>
+        </w:rPr>
+        <w:t>红外小目标检测（IRSTD）在空中监视、国防和灾害监测等应用中发挥着至关重要的作用。然而，由于数据稀缺以及现实场景中目标尺度和位置的显着变化，现有的检测模型往往泛化能力和定位精度有限。为了解决这些问题，本文提出了一种用于红外小目标检测的自监督实噪声融合网络。具体来说，我们引入了一种真实噪声采样和融合机制，可以从原始红外图像中提取真实的背景噪声并将其集成到训练样本中，从而产生更真实的合成数据。此外，引入负样本增强策略，以更大的多样性和难度来丰富负样本，缓解数据集多样性有限的问题。为了进一步增强模型对尺度和位置变化的敏感性，设计了复合动态尺度和位置敏感（DSLS）损失。此外，在多尺度预测输出中采用了自监督优化方案。对两个公共红外小目标数据集的大量实验验证了所提出方法的有效性。与目前领先的方法DNANet相比，该方法的IoU分别提高了7.04%和1.49%，检测率分别提高了0.91%和0.96%。这些结果证明了该框架在小样本条件下具有优异的泛化和定位能力，以及对目标尺度和位置变化的强大适应性。</w:t>
+      </w:r>
+    </w:p>
+    <w:p>
+      <w:pPr>
+        <w:spacing w:before="120"/>
+      </w:pPr>
+      <w:r>
+        <w:rPr>
+          <w:rFonts w:ascii="Times New Roman" w:hAnsi="Times New Roman" w:eastAsia="宋体"/>
+          <w:b/>
+          <w:sz w:val="21"/>
+        </w:rPr>
+        <w:t>English Abstract:</w:t>
+      </w:r>
+    </w:p>
+    <w:p>
+      <w:r>
+        <w:rPr>
+          <w:rFonts w:ascii="Times New Roman" w:hAnsi="Times New Roman" w:eastAsia="宋体"/>
+          <w:sz w:val="21"/>
+        </w:rPr>
+        <w:t>Infrared small target detection (IRSTD) plays a crucial role in applications including, but not limited to, aerial surveillance, national defense, and disaster monitoring. However, existing detection models often suffer from limited generalization capability and localization accuracy due to data scarcity and significant variations in targets’ scales and positions in real-world scenarios. To address these issues, this paper proposes a self-supervised real-noise fusion network for infrared small target detection. Specifically, we introduce a real-noise sampling and fusion mechanism that extracts authentic background noise from raw infrared imagery and integrates it into training samples, thereby producing more realistic synthetic data. Furthermore, a negative sample augmentation strategy is introduced to enrich negative samples with greater diversity and difficulty, alleviating the issue of limited dataset diversity. To further enhance the model’s sensitivity to scale and location variations, a composite dynamic scale and location sensitive (DSLS) loss is designed. Additionally, a self-supervised optimization scheme is employed across multi-scale prediction outputs. Extensive experiments on two public infrared small target datasets validate the effectiveness of the proposed approach. Compared with the current leading method, DNANet, the proposed method achieves IoU improvements of 7.04% and 1.49% and detection rate increases of 0.91% and 0.96%, respectively. These results demonstrate the superior generalization and localization capability of the proposed framework under small-sample conditions, as well as its strong adaptability to variations in targets’ scales and positions.</w:t>
+      </w:r>
+    </w:p>
+    <w:p>
+      <w:r>
+        <w:rPr>
+          <w:rFonts w:ascii="Times New Roman" w:hAnsi="Times New Roman" w:eastAsia="宋体"/>
+          <w:sz w:val="21"/>
+        </w:rPr>
+        <w:t>__________________________________________________</w:t>
+      </w:r>
+    </w:p>
+    <w:p>
+      <w:pPr>
         <w:pStyle w:val="Heading1"/>
       </w:pPr>
       <w:r>
@@ -4757,6 +6678,3707 @@
           <w:sz w:val="21"/>
         </w:rPr>
         <w:t>Abstract not available.</w:t>
+      </w:r>
+    </w:p>
+    <w:p>
+      <w:r>
+        <w:rPr>
+          <w:rFonts w:ascii="Times New Roman" w:hAnsi="Times New Roman" w:eastAsia="宋体"/>
+          <w:sz w:val="21"/>
+        </w:rPr>
+        <w:t>__________________________________________________</w:t>
+      </w:r>
+    </w:p>
+    <w:p>
+      <w:pPr>
+        <w:pStyle w:val="Heading2"/>
+      </w:pPr>
+      <w:r/>
+      <w:r>
+        <w:rPr>
+          <w:rFonts w:ascii="Times New Roman" w:hAnsi="Times New Roman" w:eastAsia="宋体"/>
+          <w:b/>
+          <w:color w:val="000000"/>
+          <w:sz w:val="24"/>
+        </w:rPr>
+        <w:t>胶体 PbS QD 光电导体与混合光电晶体管的比较</w:t>
+      </w:r>
+    </w:p>
+    <w:p>
+      <w:r>
+        <w:rPr>
+          <w:rFonts w:ascii="Times New Roman" w:hAnsi="Times New Roman" w:eastAsia="宋体"/>
+          <w:b/>
+          <w:color w:val="003264"/>
+          <w:sz w:val="24"/>
+        </w:rPr>
+        <w:t>Comparison of Colloidal PbS QD Photoconductors and Hybrid Phototransistors</w:t>
+      </w:r>
+    </w:p>
+    <w:p>
+      <w:r>
+        <w:rPr>
+          <w:rFonts w:ascii="Times New Roman" w:hAnsi="Times New Roman" w:eastAsia="宋体"/>
+          <w:sz w:val="21"/>
+        </w:rPr>
+        <w:t>作者: Gökhan Kara, Lorenzo J. A. Ferraresi, Dmitry N. Dirin, Roman Furrer, Maksym V. Kovalenko, Michel Calame, Ivan Shorubalko</w:t>
+        <w:br/>
+      </w:r>
+      <w:r>
+        <w:rPr>
+          <w:rFonts w:ascii="Times New Roman" w:hAnsi="Times New Roman" w:eastAsia="宋体"/>
+          <w:sz w:val="21"/>
+        </w:rPr>
+        <w:t xml:space="preserve">时间: 2026-02-12 | </w:t>
+      </w:r>
+      <w:r>
+        <w:t xml:space="preserve">链接: </w:t>
+      </w:r>
+      <w:hyperlink r:id="rId86">
+        <w:r>
+          <w:rPr>
+            <w:rFonts w:ascii="Times New Roman" w:hAnsi="Times New Roman" w:eastAsia="宋体"/>
+            <w:color w:val="0000FF"/>
+            <w:sz w:val="21"/>
+            <w:u w:val="single"/>
+          </w:rPr>
+          <w:t>https://doi.org/10.1021/acsphotonics.5c02729</w:t>
+        </w:r>
+      </w:hyperlink>
+    </w:p>
+    <w:p>
+      <w:pPr>
+        <w:spacing w:before="120"/>
+      </w:pPr>
+      <w:r>
+        <w:rPr>
+          <w:rFonts w:ascii="Times New Roman" w:hAnsi="Times New Roman" w:eastAsia="宋体"/>
+          <w:b/>
+          <w:sz w:val="21"/>
+        </w:rPr>
+        <w:t>中文摘要:</w:t>
+      </w:r>
+    </w:p>
+    <w:p>
+      <w:pPr>
+        <w:ind w:firstLine="360"/>
+      </w:pPr>
+      <w:r>
+        <w:rPr>
+          <w:rFonts w:ascii="Times New Roman" w:hAnsi="Times New Roman" w:eastAsia="宋体"/>
+          <w:sz w:val="21"/>
+        </w:rPr>
+        <w:t>（摘要暂缺，等待官方补全）</w:t>
+      </w:r>
+    </w:p>
+    <w:p>
+      <w:pPr>
+        <w:spacing w:before="120"/>
+      </w:pPr>
+      <w:r>
+        <w:rPr>
+          <w:rFonts w:ascii="Times New Roman" w:hAnsi="Times New Roman" w:eastAsia="宋体"/>
+          <w:b/>
+          <w:sz w:val="21"/>
+        </w:rPr>
+        <w:t>English Abstract:</w:t>
+      </w:r>
+    </w:p>
+    <w:p>
+      <w:r>
+        <w:rPr>
+          <w:rFonts w:ascii="Times New Roman" w:hAnsi="Times New Roman" w:eastAsia="宋体"/>
+          <w:sz w:val="21"/>
+        </w:rPr>
+        <w:t>Abstract not available.</w:t>
+      </w:r>
+    </w:p>
+    <w:p>
+      <w:r>
+        <w:rPr>
+          <w:rFonts w:ascii="Times New Roman" w:hAnsi="Times New Roman" w:eastAsia="宋体"/>
+          <w:sz w:val="21"/>
+        </w:rPr>
+        <w:t>__________________________________________________</w:t>
+      </w:r>
+    </w:p>
+    <w:p>
+      <w:pPr>
+        <w:pStyle w:val="Heading2"/>
+      </w:pPr>
+      <w:r/>
+      <w:r>
+        <w:rPr>
+          <w:rFonts w:ascii="Times New Roman" w:hAnsi="Times New Roman" w:eastAsia="宋体"/>
+          <w:b/>
+          <w:color w:val="000000"/>
+          <w:sz w:val="24"/>
+        </w:rPr>
+        <w:t>涡旋结构光辅助高对比度布里渊光谱</w:t>
+      </w:r>
+    </w:p>
+    <w:p>
+      <w:r>
+        <w:rPr>
+          <w:rFonts w:ascii="Times New Roman" w:hAnsi="Times New Roman" w:eastAsia="宋体"/>
+          <w:b/>
+          <w:color w:val="003264"/>
+          <w:sz w:val="24"/>
+        </w:rPr>
+        <w:t>Vortex-Structured-Light-Assisted High-Contrast Brillouin Spectroscopy</w:t>
+      </w:r>
+    </w:p>
+    <w:p>
+      <w:r>
+        <w:rPr>
+          <w:rFonts w:ascii="Times New Roman" w:hAnsi="Times New Roman" w:eastAsia="宋体"/>
+          <w:sz w:val="21"/>
+        </w:rPr>
+        <w:t>作者: Chenlei Pang, Jiulin Shi, Fuping Peng, Yuntao Wang, Yajing Liu, Ni Yao, Qing Yang</w:t>
+        <w:br/>
+      </w:r>
+      <w:r>
+        <w:rPr>
+          <w:rFonts w:ascii="Times New Roman" w:hAnsi="Times New Roman" w:eastAsia="宋体"/>
+          <w:sz w:val="21"/>
+        </w:rPr>
+        <w:t xml:space="preserve">时间: 2026-02-12 | </w:t>
+      </w:r>
+      <w:r>
+        <w:t xml:space="preserve">链接: </w:t>
+      </w:r>
+      <w:hyperlink r:id="rId87">
+        <w:r>
+          <w:rPr>
+            <w:rFonts w:ascii="Times New Roman" w:hAnsi="Times New Roman" w:eastAsia="宋体"/>
+            <w:color w:val="0000FF"/>
+            <w:sz w:val="21"/>
+            <w:u w:val="single"/>
+          </w:rPr>
+          <w:t>https://doi.org/10.1021/acsphotonics.5c02933</w:t>
+        </w:r>
+      </w:hyperlink>
+    </w:p>
+    <w:p>
+      <w:pPr>
+        <w:spacing w:before="120"/>
+      </w:pPr>
+      <w:r>
+        <w:rPr>
+          <w:rFonts w:ascii="Times New Roman" w:hAnsi="Times New Roman" w:eastAsia="宋体"/>
+          <w:b/>
+          <w:sz w:val="21"/>
+        </w:rPr>
+        <w:t>中文摘要:</w:t>
+      </w:r>
+    </w:p>
+    <w:p>
+      <w:pPr>
+        <w:ind w:firstLine="360"/>
+      </w:pPr>
+      <w:r>
+        <w:rPr>
+          <w:rFonts w:ascii="Times New Roman" w:hAnsi="Times New Roman" w:eastAsia="宋体"/>
+          <w:sz w:val="21"/>
+        </w:rPr>
+        <w:t>（摘要暂缺，等待官方补全）</w:t>
+      </w:r>
+    </w:p>
+    <w:p>
+      <w:pPr>
+        <w:spacing w:before="120"/>
+      </w:pPr>
+      <w:r>
+        <w:rPr>
+          <w:rFonts w:ascii="Times New Roman" w:hAnsi="Times New Roman" w:eastAsia="宋体"/>
+          <w:b/>
+          <w:sz w:val="21"/>
+        </w:rPr>
+        <w:t>English Abstract:</w:t>
+      </w:r>
+    </w:p>
+    <w:p>
+      <w:r>
+        <w:rPr>
+          <w:rFonts w:ascii="Times New Roman" w:hAnsi="Times New Roman" w:eastAsia="宋体"/>
+          <w:sz w:val="21"/>
+        </w:rPr>
+        <w:t>Abstract not available.</w:t>
+      </w:r>
+    </w:p>
+    <w:p>
+      <w:r>
+        <w:rPr>
+          <w:rFonts w:ascii="Times New Roman" w:hAnsi="Times New Roman" w:eastAsia="宋体"/>
+          <w:sz w:val="21"/>
+        </w:rPr>
+        <w:t>__________________________________________________</w:t>
+      </w:r>
+    </w:p>
+    <w:p>
+      <w:pPr>
+        <w:pStyle w:val="Heading2"/>
+      </w:pPr>
+      <w:r/>
+      <w:r>
+        <w:rPr>
+          <w:rFonts w:ascii="Times New Roman" w:hAnsi="Times New Roman" w:eastAsia="宋体"/>
+          <w:b/>
+          <w:color w:val="000000"/>
+          <w:sz w:val="24"/>
+        </w:rPr>
+        <w:t>时空调制超表面中的脉冲驱动光子跃迁和非互易性</w:t>
+      </w:r>
+    </w:p>
+    <w:p>
+      <w:r>
+        <w:rPr>
+          <w:rFonts w:ascii="Times New Roman" w:hAnsi="Times New Roman" w:eastAsia="宋体"/>
+          <w:b/>
+          <w:color w:val="003264"/>
+          <w:sz w:val="24"/>
+        </w:rPr>
+        <w:t>Pulse-Driven Photonic Transitions and Nonreciprocity in Space-Time Modulated Metasurfaces</w:t>
+      </w:r>
+    </w:p>
+    <w:p>
+      <w:r>
+        <w:rPr>
+          <w:rFonts w:ascii="Times New Roman" w:hAnsi="Times New Roman" w:eastAsia="宋体"/>
+          <w:sz w:val="21"/>
+        </w:rPr>
+        <w:t>作者: Zeki Hayran, John B. Pendry, Prasad P. Iyer, Francesco Monticone</w:t>
+        <w:br/>
+      </w:r>
+      <w:r>
+        <w:rPr>
+          <w:rFonts w:ascii="Times New Roman" w:hAnsi="Times New Roman" w:eastAsia="宋体"/>
+          <w:sz w:val="21"/>
+        </w:rPr>
+        <w:t xml:space="preserve">时间: 2026-02-12 | </w:t>
+      </w:r>
+      <w:r>
+        <w:t xml:space="preserve">链接: </w:t>
+      </w:r>
+      <w:hyperlink r:id="rId88">
+        <w:r>
+          <w:rPr>
+            <w:rFonts w:ascii="Times New Roman" w:hAnsi="Times New Roman" w:eastAsia="宋体"/>
+            <w:color w:val="0000FF"/>
+            <w:sz w:val="21"/>
+            <w:u w:val="single"/>
+          </w:rPr>
+          <w:t>https://doi.org/10.1021/acsphotonics.5c02487</w:t>
+        </w:r>
+      </w:hyperlink>
+    </w:p>
+    <w:p>
+      <w:pPr>
+        <w:spacing w:before="120"/>
+      </w:pPr>
+      <w:r>
+        <w:rPr>
+          <w:rFonts w:ascii="Times New Roman" w:hAnsi="Times New Roman" w:eastAsia="宋体"/>
+          <w:b/>
+          <w:sz w:val="21"/>
+        </w:rPr>
+        <w:t>中文摘要:</w:t>
+      </w:r>
+    </w:p>
+    <w:p>
+      <w:pPr>
+        <w:ind w:firstLine="360"/>
+      </w:pPr>
+      <w:r>
+        <w:rPr>
+          <w:rFonts w:ascii="Times New Roman" w:hAnsi="Times New Roman" w:eastAsia="宋体"/>
+          <w:sz w:val="21"/>
+        </w:rPr>
+        <w:t>（摘要暂缺，等待官方补全）</w:t>
+      </w:r>
+    </w:p>
+    <w:p>
+      <w:pPr>
+        <w:spacing w:before="120"/>
+      </w:pPr>
+      <w:r>
+        <w:rPr>
+          <w:rFonts w:ascii="Times New Roman" w:hAnsi="Times New Roman" w:eastAsia="宋体"/>
+          <w:b/>
+          <w:sz w:val="21"/>
+        </w:rPr>
+        <w:t>English Abstract:</w:t>
+      </w:r>
+    </w:p>
+    <w:p>
+      <w:r>
+        <w:rPr>
+          <w:rFonts w:ascii="Times New Roman" w:hAnsi="Times New Roman" w:eastAsia="宋体"/>
+          <w:sz w:val="21"/>
+        </w:rPr>
+        <w:t>Abstract not available.</w:t>
+      </w:r>
+    </w:p>
+    <w:p>
+      <w:r>
+        <w:rPr>
+          <w:rFonts w:ascii="Times New Roman" w:hAnsi="Times New Roman" w:eastAsia="宋体"/>
+          <w:sz w:val="21"/>
+        </w:rPr>
+        <w:t>__________________________________________________</w:t>
+      </w:r>
+    </w:p>
+    <w:p>
+      <w:pPr>
+        <w:pStyle w:val="Heading1"/>
+      </w:pPr>
+      <w:r>
+        <w:rPr>
+          <w:rFonts w:ascii="Times New Roman" w:hAnsi="Times New Roman" w:eastAsia="宋体"/>
+          <w:b/>
+          <w:color w:val="000000"/>
+          <w:sz w:val="32"/>
+        </w:rPr>
+        <w:t>Science</w:t>
+      </w:r>
+    </w:p>
+    <w:p>
+      <w:pPr>
+        <w:jc w:val="center"/>
+      </w:pPr>
+      <w:r>
+        <w:t>--- 更新: 06:27 ---</w:t>
+      </w:r>
+    </w:p>
+    <w:p>
+      <w:pPr>
+        <w:pStyle w:val="Heading2"/>
+      </w:pPr>
+      <w:r/>
+      <w:r>
+        <w:rPr>
+          <w:rFonts w:ascii="Times New Roman" w:hAnsi="Times New Roman" w:eastAsia="宋体"/>
+          <w:b/>
+          <w:color w:val="000000"/>
+          <w:sz w:val="24"/>
+        </w:rPr>
+        <w:t>杜瓦嘧啶酮分子太阳能热能存储超过 1.6 MJ/kg</w:t>
+      </w:r>
+    </w:p>
+    <w:p>
+      <w:r>
+        <w:rPr>
+          <w:rFonts w:ascii="Times New Roman" w:hAnsi="Times New Roman" w:eastAsia="宋体"/>
+          <w:b/>
+          <w:color w:val="003264"/>
+          <w:sz w:val="24"/>
+        </w:rPr>
+        <w:t>Molecular solar thermal energy storage in Dewar pyrimidone beyond 1.6 MJ/kg</w:t>
+      </w:r>
+    </w:p>
+    <w:p>
+      <w:r>
+        <w:rPr>
+          <w:rFonts w:ascii="Times New Roman" w:hAnsi="Times New Roman" w:eastAsia="宋体"/>
+          <w:sz w:val="21"/>
+        </w:rPr>
+        <w:t>作者: Han P. Q. Nguyen, Alexander J. Maertens, Benjamin A. Baker, Nathan M.-W. Wu, Zihao Ye, Qingyang Zhou, Qianfeng Qiu, Navneet Kaur, David B. Berkinsky, Katherine E. Shulenberger, K. N. Houk, Grace G. D. Han</w:t>
+        <w:br/>
+      </w:r>
+      <w:r>
+        <w:rPr>
+          <w:rFonts w:ascii="Times New Roman" w:hAnsi="Times New Roman" w:eastAsia="宋体"/>
+          <w:sz w:val="21"/>
+        </w:rPr>
+        <w:t xml:space="preserve">时间: 2026-02-12 | </w:t>
+      </w:r>
+      <w:r>
+        <w:t xml:space="preserve">链接: </w:t>
+      </w:r>
+      <w:hyperlink r:id="rId50">
+        <w:r>
+          <w:rPr>
+            <w:rFonts w:ascii="Times New Roman" w:hAnsi="Times New Roman" w:eastAsia="宋体"/>
+            <w:color w:val="0000FF"/>
+            <w:sz w:val="21"/>
+            <w:u w:val="single"/>
+          </w:rPr>
+          <w:t>https://doi.org/10.1126/science.aec6413</w:t>
+        </w:r>
+      </w:hyperlink>
+    </w:p>
+    <w:p>
+      <w:pPr>
+        <w:spacing w:before="120"/>
+      </w:pPr>
+      <w:r>
+        <w:rPr>
+          <w:rFonts w:ascii="Times New Roman" w:hAnsi="Times New Roman" w:eastAsia="宋体"/>
+          <w:b/>
+          <w:sz w:val="21"/>
+        </w:rPr>
+        <w:t>中文摘要:</w:t>
+      </w:r>
+    </w:p>
+    <w:p>
+      <w:pPr>
+        <w:ind w:firstLine="360"/>
+      </w:pPr>
+      <w:r>
+        <w:rPr>
+          <w:rFonts w:ascii="Times New Roman" w:hAnsi="Times New Roman" w:eastAsia="宋体"/>
+          <w:sz w:val="21"/>
+        </w:rPr>
+        <w:t>以紧凑且可充电的形式存储阳光仍然是太阳能利用的主要挑战。分子太阳能热（MOST）储能系统利用光子能量并将其按需释放为热量，提供了一种直接的方法，但长期以来未能满足实际基准。受 DNA 结构的启发，我们报告了一种基于嘧啶酮的 MOST 系统，该系统在 300 nm 激发时将能量存储在应变杜瓦光异构体中。该系统在设计时考虑到了可持续性，无需溶剂即可运行，并与水环境保持兼容，同时克服了该领域最大的障碍之一：存储热量的受控提取和传递。当被酸催化时，杜瓦瓶异构体释放出足够的热量使水沸腾（~0.5 mL）。这些进步有助于为分散式太阳能储热和离网能源解决方案指明道路。</w:t>
+      </w:r>
+    </w:p>
+    <w:p>
+      <w:pPr>
+        <w:spacing w:before="120"/>
+      </w:pPr>
+      <w:r>
+        <w:rPr>
+          <w:rFonts w:ascii="Times New Roman" w:hAnsi="Times New Roman" w:eastAsia="宋体"/>
+          <w:b/>
+          <w:sz w:val="21"/>
+        </w:rPr>
+        <w:t>English Abstract:</w:t>
+      </w:r>
+    </w:p>
+    <w:p>
+      <w:r>
+        <w:rPr>
+          <w:rFonts w:ascii="Times New Roman" w:hAnsi="Times New Roman" w:eastAsia="宋体"/>
+          <w:sz w:val="21"/>
+        </w:rPr>
+        <w:t>Storing sunlight in a compact and rechargeable form remains a central challenge for solar energy utilization. Molecular solar thermal (MOST) energy storage systems, which harness photon energy and release it as heat on demand, provide a direct approach, but have long failed to meet practical benchmarks. Inspired by the architecture of DNA, we report a pyrimidone-based MOST system that stores energy in the strained Dewar photoisomer upon excitation at 300 nm. Designed with sustainability in mind, the system operates solvent-free and remains compatible with aqueous environments while overcoming one of the field’s greatest hurdles: the controlled extraction and transfer of stored heat. When catalyzed by acid, the Dewar isomer releases enough heat to boil water (~0.5 mL). These advances help point the way toward decentralized solar heat storage and off-grid energy solutions.</w:t>
+      </w:r>
+    </w:p>
+    <w:p>
+      <w:r>
+        <w:rPr>
+          <w:rFonts w:ascii="Times New Roman" w:hAnsi="Times New Roman" w:eastAsia="宋体"/>
+          <w:sz w:val="21"/>
+        </w:rPr>
+        <w:t>__________________________________________________</w:t>
+      </w:r>
+    </w:p>
+    <w:p>
+      <w:pPr>
+        <w:pStyle w:val="Heading2"/>
+      </w:pPr>
+      <w:r/>
+      <w:r>
+        <w:rPr>
+          <w:rFonts w:ascii="Times New Roman" w:hAnsi="Times New Roman" w:eastAsia="宋体"/>
+          <w:b/>
+          <w:color w:val="000000"/>
+          <w:sz w:val="24"/>
+        </w:rPr>
+        <w:t>加速美国板栗恢复的基因组方法</w:t>
+      </w:r>
+    </w:p>
+    <w:p>
+      <w:r>
+        <w:rPr>
+          <w:rFonts w:ascii="Times New Roman" w:hAnsi="Times New Roman" w:eastAsia="宋体"/>
+          <w:b/>
+          <w:color w:val="003264"/>
+          <w:sz w:val="24"/>
+        </w:rPr>
+        <w:t>Genomic approaches to accelerate American chestnut restoration</w:t>
+      </w:r>
+    </w:p>
+    <w:p>
+      <w:r>
+        <w:rPr>
+          <w:rFonts w:ascii="Times New Roman" w:hAnsi="Times New Roman" w:eastAsia="宋体"/>
+          <w:sz w:val="21"/>
+        </w:rPr>
+        <w:t>作者: Jared W. Westbrook, Joanna Malukiewicz, Qian Zhang, Avinash Sreedasyam, Jerry W. Jenkins, Vasiliy Lakoba, Sara Fitzsimmons, Jamie Van Clief, Kendra Collins, Stephen Hoy, Cassie Stark, Lake Graboski, Eric Jenkins, Thomas M. Saielli, Benjamin T. Jarrett, Lucinda J. Wigfield, Lauren M. Kerwien, Ciera Wilbur, Alexander M. Sandercock, J. Hill Craddock, Susanna Keriö, Tetyana Zhebentyayeva, Shenghua Fan, Austin M. Thomas, Albert G. Abbott, C. Dana Nelson, Xiaoxia Xia, James R. McKenna, Caleb Kell, Melissa Williams, LoriBeth Boston, Christopher Plott, Florian Carle, Jack Swatt, Jack Ostroff, Steven N. Jeffers, Kathleen McKeever, Erica Smith, Thomas J. Ellis, Joseph B. James, Paul Sisco, Andrew Newhouse, Erik Carlson, William A. Powell, Frederick V. Hebard, John Scrivani, Caragh Heverly, Martin Cipollini, Brian Clark, Eric Evans, Bruce Levine, John E. Carlson, David Goodstein, Jack Orebaugh, Zamin K. Yang, Madhavi Z. Martin, Joanna Tannous, Tomás A. Rush, Nancy L. Engle, Timothy J. Tschaplinski, Jane Grimwood, Jeremy Schmutz, Jason A. Holliday, John T. Lovell</w:t>
+        <w:br/>
+      </w:r>
+      <w:r>
+        <w:rPr>
+          <w:rFonts w:ascii="Times New Roman" w:hAnsi="Times New Roman" w:eastAsia="宋体"/>
+          <w:sz w:val="21"/>
+        </w:rPr>
+        <w:t xml:space="preserve">时间: 2026-02-12 | </w:t>
+      </w:r>
+      <w:r>
+        <w:t xml:space="preserve">链接: </w:t>
+      </w:r>
+      <w:hyperlink r:id="rId51">
+        <w:r>
+          <w:rPr>
+            <w:rFonts w:ascii="Times New Roman" w:hAnsi="Times New Roman" w:eastAsia="宋体"/>
+            <w:color w:val="0000FF"/>
+            <w:sz w:val="21"/>
+            <w:u w:val="single"/>
+          </w:rPr>
+          <w:t>https://doi.org/10.1126/science.adw3225</w:t>
+        </w:r>
+      </w:hyperlink>
+    </w:p>
+    <w:p>
+      <w:pPr>
+        <w:spacing w:before="120"/>
+      </w:pPr>
+      <w:r>
+        <w:rPr>
+          <w:rFonts w:ascii="Times New Roman" w:hAnsi="Times New Roman" w:eastAsia="宋体"/>
+          <w:b/>
+          <w:sz w:val="21"/>
+        </w:rPr>
+        <w:t>中文摘要:</w:t>
+      </w:r>
+    </w:p>
+    <w:p>
+      <w:pPr>
+        <w:ind w:firstLine="360"/>
+      </w:pPr>
+      <w:r>
+        <w:rPr>
+          <w:rFonts w:ascii="Times New Roman" w:hAnsi="Times New Roman" w:eastAsia="宋体"/>
+          <w:sz w:val="21"/>
+        </w:rPr>
+        <w:t>在两种引入的病原体杀死了数十亿棵美国板栗树一个多世纪后，来自中国板栗的抗性等位基因的渗入为自给自足种群的恢复做出了贡献。然而，由于耐药基因结构复杂，进展缓慢。为了更好地了解枯萎病抗性，我们比较了抗性中国板栗和易受影响的美国板栗品种的参考基因组、基因表达反应和茎代谢谱。为了加速抗性育种，我们对这些物种的杂交种进行了大规模的表型和基因分型。模拟和接种实验表明，通过选择性育种平均具有 70% 至 85% 美洲板栗血统的树木，可以显着提高抗性。这项工作中开发的资源是育种的基础，以创造具有足够抗病性和竞争性生长的多样化恢复群体。</w:t>
+      </w:r>
+    </w:p>
+    <w:p>
+      <w:pPr>
+        <w:spacing w:before="120"/>
+      </w:pPr>
+      <w:r>
+        <w:rPr>
+          <w:rFonts w:ascii="Times New Roman" w:hAnsi="Times New Roman" w:eastAsia="宋体"/>
+          <w:b/>
+          <w:sz w:val="21"/>
+        </w:rPr>
+        <w:t>English Abstract:</w:t>
+      </w:r>
+    </w:p>
+    <w:p>
+      <w:r>
+        <w:rPr>
+          <w:rFonts w:ascii="Times New Roman" w:hAnsi="Times New Roman" w:eastAsia="宋体"/>
+          <w:sz w:val="21"/>
+        </w:rPr>
+        <w:t>More than a century after two introduced pathogens killed billions of American chestnut trees, introgression of resistance alleles from Chinese chestnuts has contributed to the recovery of self-sustaining populations. However, progress has been slow because of the complex genetic architecture of resistance. To better understand blight resistance, we compared reference genomes, gene expression responses, and stem metabolite profiles of the resistant Chinese and susceptible American chestnut species. To accelerate resistance breeding, we conducted large-scale phenotyping and genotyping in hybrids of these species. Simulation and inoculation experiments suggest that significant resistance gains are possible through selectively breeding trees with an average of 70 to 85% American chestnut ancestry. The resources developed in this work are foundational for breeding to create diverse restoration populations with sufficient disease resistance and competitive growth.</w:t>
+      </w:r>
+    </w:p>
+    <w:p>
+      <w:r>
+        <w:rPr>
+          <w:rFonts w:ascii="Times New Roman" w:hAnsi="Times New Roman" w:eastAsia="宋体"/>
+          <w:sz w:val="21"/>
+        </w:rPr>
+        <w:t>__________________________________________________</w:t>
+      </w:r>
+    </w:p>
+    <w:p>
+      <w:pPr>
+        <w:pStyle w:val="Heading2"/>
+      </w:pPr>
+      <w:r/>
+      <w:r>
+        <w:rPr>
+          <w:rFonts w:ascii="Times New Roman" w:hAnsi="Times New Roman" w:eastAsia="宋体"/>
+          <w:b/>
+          <w:color w:val="000000"/>
+          <w:sz w:val="24"/>
+        </w:rPr>
+        <w:t>仙女座星系中一颗大质量恒星因黑洞的形成而消失</w:t>
+      </w:r>
+    </w:p>
+    <w:p>
+      <w:r>
+        <w:rPr>
+          <w:rFonts w:ascii="Times New Roman" w:hAnsi="Times New Roman" w:eastAsia="宋体"/>
+          <w:b/>
+          <w:color w:val="003264"/>
+          <w:sz w:val="24"/>
+        </w:rPr>
+        <w:t>Disappearance of a massive star in the Andromeda Galaxy due to formation of a black hole</w:t>
+      </w:r>
+    </w:p>
+    <w:p>
+      <w:r>
+        <w:rPr>
+          <w:rFonts w:ascii="Times New Roman" w:hAnsi="Times New Roman" w:eastAsia="宋体"/>
+          <w:sz w:val="21"/>
+        </w:rPr>
+        <w:t>作者: Kishalay De, Morgan MacLeod, Jacob E. Jencson, Elizabeth Lovegrove, Andrea Antoni, Erin Kara, Mansi M. Kasliwal, Ryan M. Lau, Abraham Loeb, Megan Masterson, Aaron M. Meisner, Christos Panagiotou, Eliot Quataert, Robert Simcoe</w:t>
+        <w:br/>
+      </w:r>
+      <w:r>
+        <w:rPr>
+          <w:rFonts w:ascii="Times New Roman" w:hAnsi="Times New Roman" w:eastAsia="宋体"/>
+          <w:sz w:val="21"/>
+        </w:rPr>
+        <w:t xml:space="preserve">时间: 2026-02-12 | </w:t>
+      </w:r>
+      <w:r>
+        <w:t xml:space="preserve">链接: </w:t>
+      </w:r>
+      <w:hyperlink r:id="rId52">
+        <w:r>
+          <w:rPr>
+            <w:rFonts w:ascii="Times New Roman" w:hAnsi="Times New Roman" w:eastAsia="宋体"/>
+            <w:color w:val="0000FF"/>
+            <w:sz w:val="21"/>
+            <w:u w:val="single"/>
+          </w:rPr>
+          <w:t>https://doi.org/10.1126/science.adt4853</w:t>
+        </w:r>
+      </w:hyperlink>
+    </w:p>
+    <w:p>
+      <w:pPr>
+        <w:spacing w:before="120"/>
+      </w:pPr>
+      <w:r>
+        <w:rPr>
+          <w:rFonts w:ascii="Times New Roman" w:hAnsi="Times New Roman" w:eastAsia="宋体"/>
+          <w:b/>
+          <w:sz w:val="21"/>
+        </w:rPr>
+        <w:t>中文摘要:</w:t>
+      </w:r>
+    </w:p>
+    <w:p>
+      <w:pPr>
+        <w:ind w:firstLine="360"/>
+      </w:pPr>
+      <w:r>
+        <w:rPr>
+          <w:rFonts w:ascii="Times New Roman" w:hAnsi="Times New Roman" w:eastAsia="宋体"/>
+          <w:sz w:val="21"/>
+        </w:rPr>
+        <w:t>当一颗大质量恒星到达其生命终点时，其核心会塌陷并释放出中微子，从而将激波引入外层（恒星包层）。足够强的冲击会弹出包层，产生超新星。如果冲击波未能将其弹出，包层预计将落回塌缩的核心，产生恒星质量的黑洞（BH）并导致恒星消失。我们报告了对仙女座星系中贫氢超巨星 M31-2014-DS1 的观测。 2014年，它在中红外区域变亮，然后从2017年到2022年，它在可见光中减弱了≳ 10 4 （变得不可检测），在总光中减弱了≳ 10。我们将这些观测结果以及 NGC 6946 中先前事件的观测结果解释为超新星形成恒星质量黑洞失败的证据。</w:t>
+      </w:r>
+    </w:p>
+    <w:p>
+      <w:pPr>
+        <w:spacing w:before="120"/>
+      </w:pPr>
+      <w:r>
+        <w:rPr>
+          <w:rFonts w:ascii="Times New Roman" w:hAnsi="Times New Roman" w:eastAsia="宋体"/>
+          <w:b/>
+          <w:sz w:val="21"/>
+        </w:rPr>
+        <w:t>English Abstract:</w:t>
+      </w:r>
+    </w:p>
+    <w:p>
+      <w:r>
+        <w:rPr>
+          <w:rFonts w:ascii="Times New Roman" w:hAnsi="Times New Roman" w:eastAsia="宋体"/>
+          <w:sz w:val="21"/>
+        </w:rPr>
+        <w:t>When a massive star reaches the end of its lifetime, its core collapses and releases neutrinos that drive a shock into the outer layers (the stellar envelope). A sufficiently strong shock ejects the envelope, producing a supernova. If the shock fails to eject it, the envelope is predicted to fall back onto the collapsing core, producing a stellar-mass black hole (BH) and causing the star to disappear. We report observations of M31-2014-DS1, a hydrogen-depleted supergiant in the Andromeda Galaxy. In 2014, it brightened in the mid-infrared, then from 2017 to 2022, it faded by factors of ≳ 10 4 in optical light (becoming undetectable) and ≳ 10 in total light. We interpret these observations, and those of a previous event in NGC 6946, as evidence for failed supernovae forming stellar-mass BHs.</w:t>
+      </w:r>
+    </w:p>
+    <w:p>
+      <w:r>
+        <w:rPr>
+          <w:rFonts w:ascii="Times New Roman" w:hAnsi="Times New Roman" w:eastAsia="宋体"/>
+          <w:sz w:val="21"/>
+        </w:rPr>
+        <w:t>__________________________________________________</w:t>
+      </w:r>
+    </w:p>
+    <w:p>
+      <w:pPr>
+        <w:pStyle w:val="Heading2"/>
+      </w:pPr>
+      <w:r/>
+      <w:r>
+        <w:rPr>
+          <w:rFonts w:ascii="Times New Roman" w:hAnsi="Times New Roman" w:eastAsia="宋体"/>
+          <w:b/>
+          <w:color w:val="000000"/>
+          <w:sz w:val="24"/>
+        </w:rPr>
+        <w:t>双功能调节剂热精胺向甲基化核糖体的募集指导木质部命运</w:t>
+      </w:r>
+    </w:p>
+    <w:p>
+      <w:r>
+        <w:rPr>
+          <w:rFonts w:ascii="Times New Roman" w:hAnsi="Times New Roman" w:eastAsia="宋体"/>
+          <w:b/>
+          <w:color w:val="003264"/>
+          <w:sz w:val="24"/>
+        </w:rPr>
+        <w:t>Recruitment of bifunctional regulator thermospermine to methylated ribosomes directs xylem fate</w:t>
+      </w:r>
+    </w:p>
+    <w:p>
+      <w:r>
+        <w:rPr>
+          <w:rFonts w:ascii="Times New Roman" w:hAnsi="Times New Roman" w:eastAsia="宋体"/>
+          <w:sz w:val="21"/>
+        </w:rPr>
+        <w:t>作者: Donghwi Ko, Raili Ruonala, Alexandre Faille, Eva Hellmann, Hanna Help, Huili Liu, Ronni Nielsen, Anders Haakonsson, Nuria De Diego, Anja Paatero, Mariia V. Shcherbii, Karolina Stefanowicz, Sanja Ćavar Zeljković, Tine Drud Lundager Rasmussen, Ondrej Novak, Zsuzsanna Bodi, Gugan Eswaran, Brecht Wybouw, Matthieu Bourdon, Cristina Urbez, Xiaonan Liu, Kari Salokas, Tiina Öhman, Tanya Waldie, Petri Törönen, Sedeer el-Showk, Martin Balcerowicz, Fabrice Besnard, Xiaomin Liu, Patrick Perkins, Serina Mazzoni-Putman, Julia P. Vainonen, Maija Sierla, Mikko J. Frilander, Susanne Mandrup, Teva Vernoux, Karin Ljung, Alejandro Ferrando, Miguel A. Blazquez, Liisa Holm, Rupert Fray, Markku Varjosalo, Ottoline Leyser, Ville O. Paavilainen, Ari Pekka Mähönen, Anna Stepanova, Jose Alonso, Steffen Heber, Robert Malinowski, Finn Kirpekar, Alan J. Warren, Ykä Helariutta</w:t>
+        <w:br/>
+      </w:r>
+      <w:r>
+        <w:rPr>
+          <w:rFonts w:ascii="Times New Roman" w:hAnsi="Times New Roman" w:eastAsia="宋体"/>
+          <w:sz w:val="21"/>
+        </w:rPr>
+        <w:t xml:space="preserve">时间: 2026-02-12 | </w:t>
+      </w:r>
+      <w:r>
+        <w:t xml:space="preserve">链接: </w:t>
+      </w:r>
+      <w:hyperlink r:id="rId53">
+        <w:r>
+          <w:rPr>
+            <w:rFonts w:ascii="Times New Roman" w:hAnsi="Times New Roman" w:eastAsia="宋体"/>
+            <w:color w:val="0000FF"/>
+            <w:sz w:val="21"/>
+            <w:u w:val="single"/>
+          </w:rPr>
+          <w:t>https://doi.org/10.1126/science.adx2867</w:t>
+        </w:r>
+      </w:hyperlink>
+    </w:p>
+    <w:p>
+      <w:pPr>
+        <w:spacing w:before="120"/>
+      </w:pPr>
+      <w:r>
+        <w:rPr>
+          <w:rFonts w:ascii="Times New Roman" w:hAnsi="Times New Roman" w:eastAsia="宋体"/>
+          <w:b/>
+          <w:sz w:val="21"/>
+        </w:rPr>
+        <w:t>中文摘要:</w:t>
+      </w:r>
+    </w:p>
+    <w:p>
+      <w:pPr>
+        <w:ind w:firstLine="360"/>
+      </w:pPr>
+      <w:r>
+        <w:rPr>
+          <w:rFonts w:ascii="Times New Roman" w:hAnsi="Times New Roman" w:eastAsia="宋体"/>
+          <w:sz w:val="21"/>
+        </w:rPr>
+        <w:t>多胺通常与核糖体相关，被认为可以稳定其完整性。在拟南芥中，多胺热精胺 (tSpm) 影响木质部细胞的命运。 tSpm 诱导 SUPPRESSOR-OF-ACAULIS51 (SAC51) 和 SAC51-LIKE (SACL) 的翻译，从而抑制木质部发育蛋白 LONESOME-HIGHWAY (LHW) 和 TARGET-OF-MONOPTEROS5 的异二聚化。在这里，我们报道了一种甲基转移酶 OVERACHIEVER，它可以甲基化 25 S 核糖体 RNA (rRNA) 的肽基转移酶中心。残基 m 3 U2952 促进功能性 tSpm 与连接 P 位点转移 RNA (tRNA) 和肽基转移酶中心的 rRNA 残基的特定位点结合。这种相互作用增强了 SACL 的翻译，但抑制了 LHW 的翻译。我们的研究揭示了保守的 rRNA 碱基甲基化和多胺在协调细胞命运决定中的依赖性，强调了核糖体化学景观在翻译调节中的作用。</w:t>
+      </w:r>
+    </w:p>
+    <w:p>
+      <w:pPr>
+        <w:spacing w:before="120"/>
+      </w:pPr>
+      <w:r>
+        <w:rPr>
+          <w:rFonts w:ascii="Times New Roman" w:hAnsi="Times New Roman" w:eastAsia="宋体"/>
+          <w:b/>
+          <w:sz w:val="21"/>
+        </w:rPr>
+        <w:t>English Abstract:</w:t>
+      </w:r>
+    </w:p>
+    <w:p>
+      <w:r>
+        <w:rPr>
+          <w:rFonts w:ascii="Times New Roman" w:hAnsi="Times New Roman" w:eastAsia="宋体"/>
+          <w:sz w:val="21"/>
+        </w:rPr>
+        <w:t>Polyamines are often associated with ribosomes and are thought to stabilize their integrity. In Arabidopsis , the polyamine thermospermine (tSpm) affects xylem cell fate. tSpm induces translation of SUPPRESSOR-OF-ACAULIS51 (SAC51) and SAC51-LIKEs (SACLs), which inhibit heterodimerization of the xylem development proteins LONESOME-HIGHWAY (LHW) and TARGET-OF-MONOPTEROS5. Here, we report a methyltransferase, OVERACHIEVER, that methylates the peptidyl transferase center of the 25 S ribosomal RNA (rRNA). Residue m 3 U2952 promotes functional tSpm binding to a specific site connecting the P-site transfer RNA (tRNA) with rRNA residues in the peptidyl transferase center. This interaction enhances the translation of SACLs but inhibits that of LHW. Our study uncovers the dependency between a conserved rRNA base methylation and a polyamine in orchestrating cell fate decisions, highlighting a role for the ribosome chemical landscape in translational regulation.</w:t>
+      </w:r>
+    </w:p>
+    <w:p>
+      <w:r>
+        <w:rPr>
+          <w:rFonts w:ascii="Times New Roman" w:hAnsi="Times New Roman" w:eastAsia="宋体"/>
+          <w:sz w:val="21"/>
+        </w:rPr>
+        <w:t>__________________________________________________</w:t>
+      </w:r>
+    </w:p>
+    <w:p>
+      <w:pPr>
+        <w:pStyle w:val="Heading2"/>
+      </w:pPr>
+      <w:r/>
+      <w:r>
+        <w:rPr>
+          <w:rFonts w:ascii="Times New Roman" w:hAnsi="Times New Roman" w:eastAsia="宋体"/>
+          <w:b/>
+          <w:color w:val="000000"/>
+          <w:sz w:val="24"/>
+        </w:rPr>
+        <w:t>在科学期刊中</w:t>
+      </w:r>
+    </w:p>
+    <w:p>
+      <w:r>
+        <w:rPr>
+          <w:rFonts w:ascii="Times New Roman" w:hAnsi="Times New Roman" w:eastAsia="宋体"/>
+          <w:b/>
+          <w:color w:val="003264"/>
+          <w:sz w:val="24"/>
+        </w:rPr>
+        <w:t>In Science Journals</w:t>
+      </w:r>
+    </w:p>
+    <w:p>
+      <w:r>
+        <w:rPr>
+          <w:rFonts w:ascii="Times New Roman" w:hAnsi="Times New Roman" w:eastAsia="宋体"/>
+          <w:sz w:val="21"/>
+        </w:rPr>
+        <w:t>作者: Marc S. Lavine, Jesse Smith, Keith T. Smith, Phil Szuromi, Madeleine Seale, Sacha Vignieri, Melissa L. Norton, John Foley, Bianca Lopez, Mattia Maroso, Di Jiang, Yevgeniya Nusinovich, Sarah H. Ross, Michael A. Funk, Jake S. Yeston, Leoma Bere</w:t>
+        <w:br/>
+      </w:r>
+      <w:r>
+        <w:rPr>
+          <w:rFonts w:ascii="Times New Roman" w:hAnsi="Times New Roman" w:eastAsia="宋体"/>
+          <w:sz w:val="21"/>
+        </w:rPr>
+        <w:t xml:space="preserve">时间: 2026-02-12 | </w:t>
+      </w:r>
+      <w:r>
+        <w:t xml:space="preserve">链接: </w:t>
+      </w:r>
+      <w:hyperlink r:id="rId54">
+        <w:r>
+          <w:rPr>
+            <w:rFonts w:ascii="Times New Roman" w:hAnsi="Times New Roman" w:eastAsia="宋体"/>
+            <w:color w:val="0000FF"/>
+            <w:sz w:val="21"/>
+            <w:u w:val="single"/>
+          </w:rPr>
+          <w:t>https://doi.org/10.1126/science.aeg3196</w:t>
+        </w:r>
+      </w:hyperlink>
+    </w:p>
+    <w:p>
+      <w:pPr>
+        <w:spacing w:before="120"/>
+      </w:pPr>
+      <w:r>
+        <w:rPr>
+          <w:rFonts w:ascii="Times New Roman" w:hAnsi="Times New Roman" w:eastAsia="宋体"/>
+          <w:b/>
+          <w:sz w:val="21"/>
+        </w:rPr>
+        <w:t>中文摘要:</w:t>
+      </w:r>
+    </w:p>
+    <w:p>
+      <w:pPr>
+        <w:ind w:firstLine="360"/>
+      </w:pPr>
+      <w:r>
+        <w:rPr>
+          <w:rFonts w:ascii="Times New Roman" w:hAnsi="Times New Roman" w:eastAsia="宋体"/>
+          <w:sz w:val="21"/>
+        </w:rPr>
+        <w:t>【摘要未收录】新文章暂无数据库记录，请点击链接直达官网。</w:t>
+      </w:r>
+    </w:p>
+    <w:p>
+      <w:pPr>
+        <w:spacing w:before="120"/>
+      </w:pPr>
+      <w:r>
+        <w:rPr>
+          <w:rFonts w:ascii="Times New Roman" w:hAnsi="Times New Roman" w:eastAsia="宋体"/>
+          <w:b/>
+          <w:sz w:val="21"/>
+        </w:rPr>
+        <w:t>English Abstract:</w:t>
+      </w:r>
+    </w:p>
+    <w:p>
+      <w:r>
+        <w:rPr>
+          <w:rFonts w:ascii="Times New Roman" w:hAnsi="Times New Roman" w:eastAsia="宋体"/>
+          <w:sz w:val="21"/>
+        </w:rPr>
+        <w:t>[New Paper] Abstract not indexed yet. Please visit the official website.</w:t>
+      </w:r>
+    </w:p>
+    <w:p>
+      <w:r>
+        <w:rPr>
+          <w:rFonts w:ascii="Times New Roman" w:hAnsi="Times New Roman" w:eastAsia="宋体"/>
+          <w:sz w:val="21"/>
+        </w:rPr>
+        <w:t>__________________________________________________</w:t>
+      </w:r>
+    </w:p>
+    <w:p>
+      <w:pPr>
+        <w:pStyle w:val="Heading2"/>
+      </w:pPr>
+      <w:r/>
+      <w:r>
+        <w:rPr>
+          <w:rFonts w:ascii="Times New Roman" w:hAnsi="Times New Roman" w:eastAsia="宋体"/>
+          <w:b/>
+          <w:color w:val="000000"/>
+          <w:sz w:val="24"/>
+        </w:rPr>
+        <w:t>中枢神经系统中的髓鞘可以承受损伤并动态重塑</w:t>
+      </w:r>
+    </w:p>
+    <w:p>
+      <w:r>
+        <w:rPr>
+          <w:rFonts w:ascii="Times New Roman" w:hAnsi="Times New Roman" w:eastAsia="宋体"/>
+          <w:b/>
+          <w:color w:val="003264"/>
+          <w:sz w:val="24"/>
+        </w:rPr>
+        <w:t>Myelin sheaths in the central nervous system can withstand damage and dynamically remodel</w:t>
+      </w:r>
+    </w:p>
+    <w:p>
+      <w:r>
+        <w:rPr>
+          <w:rFonts w:ascii="Times New Roman" w:hAnsi="Times New Roman" w:eastAsia="宋体"/>
+          <w:sz w:val="21"/>
+        </w:rPr>
+        <w:t>作者: Donia Arafa, Julia van de Korput, Philipp N. Braaker, Kieran P. Higgins, Niels R. C. Meijns, Katy L. H. Marshall-Phelps, Julia Meng, Daniel Soong, Eleonora Scalia, Kyle Lathem, Marcus Keatinge, Claire Richmond, Anna Klingseisen, Marja Main, Sarah A. Neely, David W. Hampton, Greg J. Duncan, Geert J. Schenk, Marie Louise Groot, Siddharthan Chandran, Ben Emery, Antonio Luchicchi, Maarten H. P. Kole, Anna C. Williams, David A. Lyons</w:t>
+        <w:br/>
+      </w:r>
+      <w:r>
+        <w:rPr>
+          <w:rFonts w:ascii="Times New Roman" w:hAnsi="Times New Roman" w:eastAsia="宋体"/>
+          <w:sz w:val="21"/>
+        </w:rPr>
+        <w:t xml:space="preserve">时间: 2026-02-12 | </w:t>
+      </w:r>
+      <w:r>
+        <w:t xml:space="preserve">链接: </w:t>
+      </w:r>
+      <w:hyperlink r:id="rId55">
+        <w:r>
+          <w:rPr>
+            <w:rFonts w:ascii="Times New Roman" w:hAnsi="Times New Roman" w:eastAsia="宋体"/>
+            <w:color w:val="0000FF"/>
+            <w:sz w:val="21"/>
+            <w:u w:val="single"/>
+          </w:rPr>
+          <w:t>https://doi.org/10.1126/science.adr4661</w:t>
+        </w:r>
+      </w:hyperlink>
+    </w:p>
+    <w:p>
+      <w:pPr>
+        <w:spacing w:before="120"/>
+      </w:pPr>
+      <w:r>
+        <w:rPr>
+          <w:rFonts w:ascii="Times New Roman" w:hAnsi="Times New Roman" w:eastAsia="宋体"/>
+          <w:b/>
+          <w:sz w:val="21"/>
+        </w:rPr>
+        <w:t>中文摘要:</w:t>
+      </w:r>
+    </w:p>
+    <w:p>
+      <w:pPr>
+        <w:ind w:firstLine="360"/>
+      </w:pPr>
+      <w:r>
+        <w:rPr>
+          <w:rFonts w:ascii="Times New Roman" w:hAnsi="Times New Roman" w:eastAsia="宋体"/>
+          <w:sz w:val="21"/>
+        </w:rPr>
+        <w:t>髓磷脂损伤是多种神经系统疾病的标志，但其发生方式仍有待充分了解。在这项研究中，我们发现斑马鱼和啮齿动物脱髓鞘模型的早期损伤以髓鞘肿胀为特征。我们通过实时成像表明，髓磷脂肿胀并不总是导致髓磷脂损失，并且肿胀有时可以消退，从而使髓鞘得以重塑。在斑马鱼和小鼠中，早期脱髓鞘过程中神经元活动的增加会加剧髓磷脂的损伤，而神经元活动的减少则可减轻髓磷脂的肿胀。在人类多发性硬化症组织中，髓鞘肿胀也是动态的，并且在活动性病变周围突出。我们的数据表明，髓鞘肿胀是脱髓鞘的一个保守特征，对髓鞘的损伤可以得到解决，从而为针对人类疾病提供了机会。</w:t>
+      </w:r>
+    </w:p>
+    <w:p>
+      <w:pPr>
+        <w:spacing w:before="120"/>
+      </w:pPr>
+      <w:r>
+        <w:rPr>
+          <w:rFonts w:ascii="Times New Roman" w:hAnsi="Times New Roman" w:eastAsia="宋体"/>
+          <w:b/>
+          <w:sz w:val="21"/>
+        </w:rPr>
+        <w:t>English Abstract:</w:t>
+      </w:r>
+    </w:p>
+    <w:p>
+      <w:r>
+        <w:rPr>
+          <w:rFonts w:ascii="Times New Roman" w:hAnsi="Times New Roman" w:eastAsia="宋体"/>
+          <w:sz w:val="21"/>
+        </w:rPr>
+        <w:t>Myelin damage is a hallmark of several neurological disorders, but how it occurs remains to be fully understood. In this study, we found that early damage in zebrafish and rodent demyelination models is characterized by myelin swelling. We show, through live imaging, that myelin swelling does not always lead to myelin loss and that swellings can sometimes resolve, allowing sheaths to remodel. Increased neuronal activity during early demyelination exacerbates myelin damage, whereas reducing neuronal activity mitigates myelin swelling in both zebrafish and mice. In human multiple sclerosis tissue, myelin swelling is also dynamic and is prominent around active lesions. Our data indicate that myelin swelling is a conserved feature of demyelination and that damage to myelin sheaths can resolve, opening opportunities for targeting human disease.</w:t>
+      </w:r>
+    </w:p>
+    <w:p>
+      <w:r>
+        <w:rPr>
+          <w:rFonts w:ascii="Times New Roman" w:hAnsi="Times New Roman" w:eastAsia="宋体"/>
+          <w:sz w:val="21"/>
+        </w:rPr>
+        <w:t>__________________________________________________</w:t>
+      </w:r>
+    </w:p>
+    <w:p>
+      <w:pPr>
+        <w:pStyle w:val="Heading2"/>
+      </w:pPr>
+      <w:r/>
+      <w:r>
+        <w:rPr>
+          <w:rFonts w:ascii="Times New Roman" w:hAnsi="Times New Roman" w:eastAsia="宋体"/>
+          <w:b/>
+          <w:color w:val="000000"/>
+          <w:sz w:val="24"/>
+        </w:rPr>
+        <w:t>不仅仅是缓解：森林在气候适应中的作用</w:t>
+      </w:r>
+    </w:p>
+    <w:p>
+      <w:r>
+        <w:rPr>
+          <w:rFonts w:ascii="Times New Roman" w:hAnsi="Times New Roman" w:eastAsia="宋体"/>
+          <w:b/>
+          <w:color w:val="003264"/>
+          <w:sz w:val="24"/>
+        </w:rPr>
+        <w:t>More than mitigation: The role of forests in climate adaptation</w:t>
+      </w:r>
+    </w:p>
+    <w:p>
+      <w:r>
+        <w:rPr>
+          <w:rFonts w:ascii="Times New Roman" w:hAnsi="Times New Roman" w:eastAsia="宋体"/>
+          <w:sz w:val="21"/>
+        </w:rPr>
+        <w:t>作者: Josephine Elena Reek, Constantin M. Zohner, Gabriel Reuben Smith, Susan C. Cook-Patton, Pieter De Frenne, Paolo D’Odorico, Marius G. Floriancic, Robert B. Jackson, Julia A. Jones, James W. Kirchner, Marysa Laguë, Yuting Liang, Yuta J. Masuda, Robert I. McDonald, Luke A. Parsons, Benedict S. Probst, June T. Spector, Thales A. P. West, Nicholas H. Wolff, Florian Zellweger, Thomas W. Crowther</w:t>
+        <w:br/>
+      </w:r>
+      <w:r>
+        <w:rPr>
+          <w:rFonts w:ascii="Times New Roman" w:hAnsi="Times New Roman" w:eastAsia="宋体"/>
+          <w:sz w:val="21"/>
+        </w:rPr>
+        <w:t xml:space="preserve">时间: 2026-02-12 | </w:t>
+      </w:r>
+      <w:r>
+        <w:t xml:space="preserve">链接: </w:t>
+      </w:r>
+      <w:hyperlink r:id="rId56">
+        <w:r>
+          <w:rPr>
+            <w:rFonts w:ascii="Times New Roman" w:hAnsi="Times New Roman" w:eastAsia="宋体"/>
+            <w:color w:val="0000FF"/>
+            <w:sz w:val="21"/>
+            <w:u w:val="single"/>
+          </w:rPr>
+          <w:t>https://doi.org/10.1126/science.ads4361</w:t>
+        </w:r>
+      </w:hyperlink>
+    </w:p>
+    <w:p>
+      <w:pPr>
+        <w:spacing w:before="120"/>
+      </w:pPr>
+      <w:r>
+        <w:rPr>
+          <w:rFonts w:ascii="Times New Roman" w:hAnsi="Times New Roman" w:eastAsia="宋体"/>
+          <w:b/>
+          <w:sz w:val="21"/>
+        </w:rPr>
+        <w:t>中文摘要:</w:t>
+      </w:r>
+    </w:p>
+    <w:p>
+      <w:pPr>
+        <w:ind w:firstLine="360"/>
+      </w:pPr>
+      <w:r>
+        <w:rPr>
+          <w:rFonts w:ascii="Times New Roman" w:hAnsi="Times New Roman" w:eastAsia="宋体"/>
+          <w:sz w:val="21"/>
+        </w:rPr>
+        <w:t>森林以影响人类福祉的方式调节全球和当地气候。在这篇综述中，我们讨论了森林调节气候的规模依赖机制，强调了它们对全球缓解和当地适应的贡献。在当地，森林往往会缓冲温度，在温暖的条件下降温，在寒冷的条件下升温。在自然支持茂密森林覆盖的地区，树木主要通过碳吸收促进全球变冷，并在一定程度上抵消了与反照率相关的变暖。通过增强降雨截留、蒸散和云的形成，森林还可以影响水文循环，降低潮湿地区的洪水风险，但往往会减少下游的可用水量，特别是在干燥气候下。总的来说，这些相互作用的过程表明，最大的气候效益发生在原生森林的地方，凸显了它们对气候适应和减缓的重要性。</w:t>
+      </w:r>
+    </w:p>
+    <w:p>
+      <w:pPr>
+        <w:spacing w:before="120"/>
+      </w:pPr>
+      <w:r>
+        <w:rPr>
+          <w:rFonts w:ascii="Times New Roman" w:hAnsi="Times New Roman" w:eastAsia="宋体"/>
+          <w:b/>
+          <w:sz w:val="21"/>
+        </w:rPr>
+        <w:t>English Abstract:</w:t>
+      </w:r>
+    </w:p>
+    <w:p>
+      <w:r>
+        <w:rPr>
+          <w:rFonts w:ascii="Times New Roman" w:hAnsi="Times New Roman" w:eastAsia="宋体"/>
+          <w:sz w:val="21"/>
+        </w:rPr>
+        <w:t>Forests regulate global and local climates in ways that impact human well-being. In this Review, we discuss the scale-dependent mechanisms through which forests regulate climate, highlighting their contributions to global mitigation and local adaptation. Locally, forests tend to buffer temperatures, cooling in warm conditions and warming in cold ones. In regions that naturally support dense forest cover, trees contribute to global cooling primarily through carbon uptake, with some offsetting from albedo-related warming. By enhancing rainfall interception, evapotranspiration, and cloud formation, forests also influence the hydrological cycle, lowering flood risks in humid regions but often reducing downstream water availability, especially in drier climates. Collectively, these interacting processes show that the greatest climate benefits occur where forests are native, highlighting their importance for both climate adaptation and mitigation.</w:t>
+      </w:r>
+    </w:p>
+    <w:p>
+      <w:r>
+        <w:rPr>
+          <w:rFonts w:ascii="Times New Roman" w:hAnsi="Times New Roman" w:eastAsia="宋体"/>
+          <w:sz w:val="21"/>
+        </w:rPr>
+        <w:t>__________________________________________________</w:t>
+      </w:r>
+    </w:p>
+    <w:p>
+      <w:pPr>
+        <w:pStyle w:val="Heading1"/>
+      </w:pPr>
+      <w:r>
+        <w:rPr>
+          <w:rFonts w:ascii="Times New Roman" w:hAnsi="Times New Roman" w:eastAsia="宋体"/>
+          <w:b/>
+          <w:color w:val="000000"/>
+          <w:sz w:val="32"/>
+        </w:rPr>
+        <w:t>Physical Review Letters</w:t>
+      </w:r>
+    </w:p>
+    <w:p>
+      <w:pPr>
+        <w:jc w:val="center"/>
+      </w:pPr>
+      <w:r>
+        <w:t>--- 更新: 06:29 ---</w:t>
+      </w:r>
+    </w:p>
+    <w:p>
+      <w:pPr>
+        <w:pStyle w:val="Heading2"/>
+      </w:pPr>
+      <w:r/>
+      <w:r>
+        <w:rPr>
+          <w:rFonts w:ascii="Times New Roman" w:hAnsi="Times New Roman" w:eastAsia="宋体"/>
+          <w:b/>
+          <w:color w:val="000000"/>
+          <w:sz w:val="24"/>
+        </w:rPr>
+        <w:t>用于探测相位编码手性的阿秒涡旋光电子全息术</w:t>
+      </w:r>
+    </w:p>
+    <w:p>
+      <w:r>
+        <w:rPr>
+          <w:rFonts w:ascii="Times New Roman" w:hAnsi="Times New Roman" w:eastAsia="宋体"/>
+          <w:b/>
+          <w:color w:val="003264"/>
+          <w:sz w:val="24"/>
+        </w:rPr>
+        <w:t>Attosecond vortex photoelectron holography for probing phase-encoded chirality</w:t>
+      </w:r>
+    </w:p>
+    <w:p>
+      <w:r>
+        <w:rPr>
+          <w:rFonts w:ascii="Times New Roman" w:hAnsi="Times New Roman" w:eastAsia="宋体"/>
+          <w:sz w:val="21"/>
+        </w:rPr>
+        <w:t>作者: Anonymous</w:t>
+        <w:br/>
+      </w:r>
+      <w:r>
+        <w:rPr>
+          <w:rFonts w:ascii="Times New Roman" w:hAnsi="Times New Roman" w:eastAsia="宋体"/>
+          <w:sz w:val="21"/>
+        </w:rPr>
+        <w:t xml:space="preserve">时间: 2026-02-12 | </w:t>
+      </w:r>
+      <w:r>
+        <w:t xml:space="preserve">链接: </w:t>
+      </w:r>
+      <w:hyperlink r:id="rId73">
+        <w:r>
+          <w:rPr>
+            <w:rFonts w:ascii="Times New Roman" w:hAnsi="Times New Roman" w:eastAsia="宋体"/>
+            <w:color w:val="0000FF"/>
+            <w:sz w:val="21"/>
+            <w:u w:val="single"/>
+          </w:rPr>
+          <w:t>https://doi.org/10.1103/gcxt-18gk</w:t>
+        </w:r>
+      </w:hyperlink>
+    </w:p>
+    <w:p>
+      <w:pPr>
+        <w:spacing w:before="120"/>
+      </w:pPr>
+      <w:r>
+        <w:rPr>
+          <w:rFonts w:ascii="Times New Roman" w:hAnsi="Times New Roman" w:eastAsia="宋体"/>
+          <w:b/>
+          <w:sz w:val="21"/>
+        </w:rPr>
+        <w:t>中文摘要:</w:t>
+      </w:r>
+    </w:p>
+    <w:p>
+      <w:pPr>
+        <w:ind w:firstLine="360"/>
+      </w:pPr>
+      <w:r>
+        <w:rPr>
+          <w:rFonts w:ascii="Times New Roman" w:hAnsi="Times New Roman" w:eastAsia="宋体"/>
+          <w:sz w:val="21"/>
+        </w:rPr>
+        <w:t>（摘要暂缺，等待官方补全）</w:t>
+      </w:r>
+    </w:p>
+    <w:p>
+      <w:pPr>
+        <w:spacing w:before="120"/>
+      </w:pPr>
+      <w:r>
+        <w:rPr>
+          <w:rFonts w:ascii="Times New Roman" w:hAnsi="Times New Roman" w:eastAsia="宋体"/>
+          <w:b/>
+          <w:sz w:val="21"/>
+        </w:rPr>
+        <w:t>English Abstract:</w:t>
+      </w:r>
+    </w:p>
+    <w:p>
+      <w:r>
+        <w:rPr>
+          <w:rFonts w:ascii="Times New Roman" w:hAnsi="Times New Roman" w:eastAsia="宋体"/>
+          <w:sz w:val="21"/>
+        </w:rPr>
+        <w:t>Abstract not available.</w:t>
+      </w:r>
+    </w:p>
+    <w:p>
+      <w:r>
+        <w:rPr>
+          <w:rFonts w:ascii="Times New Roman" w:hAnsi="Times New Roman" w:eastAsia="宋体"/>
+          <w:sz w:val="21"/>
+        </w:rPr>
+        <w:t>__________________________________________________</w:t>
+      </w:r>
+    </w:p>
+    <w:p>
+      <w:pPr>
+        <w:pStyle w:val="Heading2"/>
+      </w:pPr>
+      <w:r/>
+      <w:r>
+        <w:rPr>
+          <w:rFonts w:ascii="Times New Roman" w:hAnsi="Times New Roman" w:eastAsia="宋体"/>
+          <w:b/>
+          <w:color w:val="000000"/>
+          <w:sz w:val="24"/>
+        </w:rPr>
+        <w:t>时间排序相关器中的全息黑洞形成和加扰</w:t>
+      </w:r>
+    </w:p>
+    <w:p>
+      <w:r>
+        <w:rPr>
+          <w:rFonts w:ascii="Times New Roman" w:hAnsi="Times New Roman" w:eastAsia="宋体"/>
+          <w:b/>
+          <w:color w:val="003264"/>
+          <w:sz w:val="24"/>
+        </w:rPr>
+        <w:t>Holographic black hole formation and scrambling in time-ordered correlators</w:t>
+      </w:r>
+    </w:p>
+    <w:p>
+      <w:r>
+        <w:rPr>
+          <w:rFonts w:ascii="Times New Roman" w:hAnsi="Times New Roman" w:eastAsia="宋体"/>
+          <w:sz w:val="21"/>
+        </w:rPr>
+        <w:t>作者: Anonymous</w:t>
+        <w:br/>
+      </w:r>
+      <w:r>
+        <w:rPr>
+          <w:rFonts w:ascii="Times New Roman" w:hAnsi="Times New Roman" w:eastAsia="宋体"/>
+          <w:sz w:val="21"/>
+        </w:rPr>
+        <w:t xml:space="preserve">时间: 2026-02-12 | </w:t>
+      </w:r>
+      <w:r>
+        <w:t xml:space="preserve">链接: </w:t>
+      </w:r>
+      <w:hyperlink r:id="rId74">
+        <w:r>
+          <w:rPr>
+            <w:rFonts w:ascii="Times New Roman" w:hAnsi="Times New Roman" w:eastAsia="宋体"/>
+            <w:color w:val="0000FF"/>
+            <w:sz w:val="21"/>
+            <w:u w:val="single"/>
+          </w:rPr>
+          <w:t>https://doi.org/10.1103/ywfb-82lh</w:t>
+        </w:r>
+      </w:hyperlink>
+    </w:p>
+    <w:p>
+      <w:pPr>
+        <w:spacing w:before="120"/>
+      </w:pPr>
+      <w:r>
+        <w:rPr>
+          <w:rFonts w:ascii="Times New Roman" w:hAnsi="Times New Roman" w:eastAsia="宋体"/>
+          <w:b/>
+          <w:sz w:val="21"/>
+        </w:rPr>
+        <w:t>中文摘要:</w:t>
+      </w:r>
+    </w:p>
+    <w:p>
+      <w:pPr>
+        <w:ind w:firstLine="360"/>
+      </w:pPr>
+      <w:r>
+        <w:rPr>
+          <w:rFonts w:ascii="Times New Roman" w:hAnsi="Times New Roman" w:eastAsia="宋体"/>
+          <w:sz w:val="21"/>
+        </w:rPr>
+        <w:t>（摘要暂缺，等待官方补全）</w:t>
+      </w:r>
+    </w:p>
+    <w:p>
+      <w:pPr>
+        <w:spacing w:before="120"/>
+      </w:pPr>
+      <w:r>
+        <w:rPr>
+          <w:rFonts w:ascii="Times New Roman" w:hAnsi="Times New Roman" w:eastAsia="宋体"/>
+          <w:b/>
+          <w:sz w:val="21"/>
+        </w:rPr>
+        <w:t>English Abstract:</w:t>
+      </w:r>
+    </w:p>
+    <w:p>
+      <w:r>
+        <w:rPr>
+          <w:rFonts w:ascii="Times New Roman" w:hAnsi="Times New Roman" w:eastAsia="宋体"/>
+          <w:sz w:val="21"/>
+        </w:rPr>
+        <w:t>Abstract not available.</w:t>
+      </w:r>
+    </w:p>
+    <w:p>
+      <w:r>
+        <w:rPr>
+          <w:rFonts w:ascii="Times New Roman" w:hAnsi="Times New Roman" w:eastAsia="宋体"/>
+          <w:sz w:val="21"/>
+        </w:rPr>
+        <w:t>__________________________________________________</w:t>
+      </w:r>
+    </w:p>
+    <w:p>
+      <w:pPr>
+        <w:pStyle w:val="Heading2"/>
+      </w:pPr>
+      <w:r/>
+      <w:r>
+        <w:rPr>
+          <w:rFonts w:ascii="Times New Roman" w:hAnsi="Times New Roman" w:eastAsia="宋体"/>
+          <w:b/>
+          <w:color w:val="000000"/>
+          <w:sz w:val="24"/>
+        </w:rPr>
+        <w:t>驻光波探测强场电离中库仑聚焦电子的动态相演化</w:t>
+      </w:r>
+    </w:p>
+    <w:p>
+      <w:r>
+        <w:rPr>
+          <w:rFonts w:ascii="Times New Roman" w:hAnsi="Times New Roman" w:eastAsia="宋体"/>
+          <w:b/>
+          <w:color w:val="003264"/>
+          <w:sz w:val="24"/>
+        </w:rPr>
+        <w:t>Dynamical phase evolution of Coulomb-focused electrons in strong field ionization probed by a standing light wave</w:t>
+      </w:r>
+    </w:p>
+    <w:p>
+      <w:r>
+        <w:rPr>
+          <w:rFonts w:ascii="Times New Roman" w:hAnsi="Times New Roman" w:eastAsia="宋体"/>
+          <w:sz w:val="21"/>
+        </w:rPr>
+        <w:t>作者: Anonymous</w:t>
+        <w:br/>
+      </w:r>
+      <w:r>
+        <w:rPr>
+          <w:rFonts w:ascii="Times New Roman" w:hAnsi="Times New Roman" w:eastAsia="宋体"/>
+          <w:sz w:val="21"/>
+        </w:rPr>
+        <w:t xml:space="preserve">时间: 2026-02-12 | </w:t>
+      </w:r>
+      <w:r>
+        <w:t xml:space="preserve">链接: </w:t>
+      </w:r>
+      <w:hyperlink r:id="rId75">
+        <w:r>
+          <w:rPr>
+            <w:rFonts w:ascii="Times New Roman" w:hAnsi="Times New Roman" w:eastAsia="宋体"/>
+            <w:color w:val="0000FF"/>
+            <w:sz w:val="21"/>
+            <w:u w:val="single"/>
+          </w:rPr>
+          <w:t>https://doi.org/10.1103/63v1-3b63</w:t>
+        </w:r>
+      </w:hyperlink>
+    </w:p>
+    <w:p>
+      <w:pPr>
+        <w:spacing w:before="120"/>
+      </w:pPr>
+      <w:r>
+        <w:rPr>
+          <w:rFonts w:ascii="Times New Roman" w:hAnsi="Times New Roman" w:eastAsia="宋体"/>
+          <w:b/>
+          <w:sz w:val="21"/>
+        </w:rPr>
+        <w:t>中文摘要:</w:t>
+      </w:r>
+    </w:p>
+    <w:p>
+      <w:pPr>
+        <w:ind w:firstLine="360"/>
+      </w:pPr>
+      <w:r>
+        <w:rPr>
+          <w:rFonts w:ascii="Times New Roman" w:hAnsi="Times New Roman" w:eastAsia="宋体"/>
+          <w:sz w:val="21"/>
+        </w:rPr>
+        <w:t>（摘要暂缺，等待官方补全）</w:t>
+      </w:r>
+    </w:p>
+    <w:p>
+      <w:pPr>
+        <w:spacing w:before="120"/>
+      </w:pPr>
+      <w:r>
+        <w:rPr>
+          <w:rFonts w:ascii="Times New Roman" w:hAnsi="Times New Roman" w:eastAsia="宋体"/>
+          <w:b/>
+          <w:sz w:val="21"/>
+        </w:rPr>
+        <w:t>English Abstract:</w:t>
+      </w:r>
+    </w:p>
+    <w:p>
+      <w:r>
+        <w:rPr>
+          <w:rFonts w:ascii="Times New Roman" w:hAnsi="Times New Roman" w:eastAsia="宋体"/>
+          <w:sz w:val="21"/>
+        </w:rPr>
+        <w:t>Abstract not available.</w:t>
+      </w:r>
+    </w:p>
+    <w:p>
+      <w:r>
+        <w:rPr>
+          <w:rFonts w:ascii="Times New Roman" w:hAnsi="Times New Roman" w:eastAsia="宋体"/>
+          <w:sz w:val="21"/>
+        </w:rPr>
+        <w:t>__________________________________________________</w:t>
+      </w:r>
+    </w:p>
+    <w:p>
+      <w:pPr>
+        <w:pStyle w:val="Heading1"/>
+      </w:pPr>
+      <w:r>
+        <w:rPr>
+          <w:rFonts w:ascii="Times New Roman" w:hAnsi="Times New Roman" w:eastAsia="宋体"/>
+          <w:b/>
+          <w:color w:val="000000"/>
+          <w:sz w:val="32"/>
+        </w:rPr>
+        <w:t>Displays</w:t>
+      </w:r>
+    </w:p>
+    <w:p>
+      <w:pPr>
+        <w:jc w:val="center"/>
+      </w:pPr>
+      <w:r>
+        <w:t>--- 更新: 06:29 ---</w:t>
+      </w:r>
+    </w:p>
+    <w:p>
+      <w:pPr>
+        <w:pStyle w:val="Heading2"/>
+      </w:pPr>
+      <w:r/>
+      <w:r>
+        <w:rPr>
+          <w:rFonts w:ascii="Times New Roman" w:hAnsi="Times New Roman" w:eastAsia="宋体"/>
+          <w:b/>
+          <w:color w:val="000000"/>
+          <w:sz w:val="24"/>
+        </w:rPr>
+        <w:t>由句子驱动的以查询为中心的视频摘要</w:t>
+      </w:r>
+    </w:p>
+    <w:p>
+      <w:r>
+        <w:rPr>
+          <w:rFonts w:ascii="Times New Roman" w:hAnsi="Times New Roman" w:eastAsia="宋体"/>
+          <w:b/>
+          <w:color w:val="003264"/>
+          <w:sz w:val="24"/>
+        </w:rPr>
+        <w:t>Query-focused video summarization driven by sentences</w:t>
+      </w:r>
+    </w:p>
+    <w:p>
+      <w:r>
+        <w:rPr>
+          <w:rFonts w:ascii="Times New Roman" w:hAnsi="Times New Roman" w:eastAsia="宋体"/>
+          <w:sz w:val="21"/>
+        </w:rPr>
+        <w:t>作者: Kaifan Zhao, Ran Ma, Haozhe Yu, Ping An, Gongyang Li</w:t>
+        <w:br/>
+      </w:r>
+      <w:r>
+        <w:rPr>
+          <w:rFonts w:ascii="Times New Roman" w:hAnsi="Times New Roman" w:eastAsia="宋体"/>
+          <w:sz w:val="21"/>
+        </w:rPr>
+        <w:t xml:space="preserve">时间: 2026-02-01 | </w:t>
+      </w:r>
+      <w:r>
+        <w:t xml:space="preserve">链接: </w:t>
+      </w:r>
+      <w:hyperlink r:id="rId76">
+        <w:r>
+          <w:rPr>
+            <w:rFonts w:ascii="Times New Roman" w:hAnsi="Times New Roman" w:eastAsia="宋体"/>
+            <w:color w:val="0000FF"/>
+            <w:sz w:val="21"/>
+            <w:u w:val="single"/>
+          </w:rPr>
+          <w:t>https://doi.org/10.1016/j.displa.2026.103398</w:t>
+        </w:r>
+      </w:hyperlink>
+    </w:p>
+    <w:p>
+      <w:pPr>
+        <w:spacing w:before="120"/>
+      </w:pPr>
+      <w:r>
+        <w:rPr>
+          <w:rFonts w:ascii="Times New Roman" w:hAnsi="Times New Roman" w:eastAsia="宋体"/>
+          <w:b/>
+          <w:sz w:val="21"/>
+        </w:rPr>
+        <w:t>中文摘要:</w:t>
+      </w:r>
+    </w:p>
+    <w:p>
+      <w:pPr>
+        <w:ind w:firstLine="360"/>
+      </w:pPr>
+      <w:r>
+        <w:rPr>
+          <w:rFonts w:ascii="Times New Roman" w:hAnsi="Times New Roman" w:eastAsia="宋体"/>
+          <w:sz w:val="21"/>
+        </w:rPr>
+        <w:t>（摘要暂缺，等待官方补全）</w:t>
+      </w:r>
+    </w:p>
+    <w:p>
+      <w:pPr>
+        <w:spacing w:before="120"/>
+      </w:pPr>
+      <w:r>
+        <w:rPr>
+          <w:rFonts w:ascii="Times New Roman" w:hAnsi="Times New Roman" w:eastAsia="宋体"/>
+          <w:b/>
+          <w:sz w:val="21"/>
+        </w:rPr>
+        <w:t>English Abstract:</w:t>
+      </w:r>
+    </w:p>
+    <w:p>
+      <w:r>
+        <w:rPr>
+          <w:rFonts w:ascii="Times New Roman" w:hAnsi="Times New Roman" w:eastAsia="宋体"/>
+          <w:sz w:val="21"/>
+        </w:rPr>
+        <w:t>Abstract not available.</w:t>
+      </w:r>
+    </w:p>
+    <w:p>
+      <w:r>
+        <w:rPr>
+          <w:rFonts w:ascii="Times New Roman" w:hAnsi="Times New Roman" w:eastAsia="宋体"/>
+          <w:sz w:val="21"/>
+        </w:rPr>
+        <w:t>__________________________________________________</w:t>
+      </w:r>
+    </w:p>
+    <w:p>
+      <w:pPr>
+        <w:pStyle w:val="Heading2"/>
+      </w:pPr>
+      <w:r/>
+      <w:r>
+        <w:rPr>
+          <w:rFonts w:ascii="Times New Roman" w:hAnsi="Times New Roman" w:eastAsia="宋体"/>
+          <w:b/>
+          <w:color w:val="000000"/>
+          <w:sz w:val="24"/>
+        </w:rPr>
+        <w:t>RealGaze：走向自然凝视估计</w:t>
+      </w:r>
+    </w:p>
+    <w:p>
+      <w:r>
+        <w:rPr>
+          <w:rFonts w:ascii="Times New Roman" w:hAnsi="Times New Roman" w:eastAsia="宋体"/>
+          <w:b/>
+          <w:color w:val="003264"/>
+          <w:sz w:val="24"/>
+        </w:rPr>
+        <w:t>RealGaze: Towards natural gaze estimation</w:t>
+      </w:r>
+    </w:p>
+    <w:p>
+      <w:r>
+        <w:rPr>
+          <w:rFonts w:ascii="Times New Roman" w:hAnsi="Times New Roman" w:eastAsia="宋体"/>
+          <w:sz w:val="21"/>
+        </w:rPr>
+        <w:t>作者: Hekuangyi Che, Dongchen Zhu, Guanghui Zhang, Lei Wang, Jiamao Li</w:t>
+        <w:br/>
+      </w:r>
+      <w:r>
+        <w:rPr>
+          <w:rFonts w:ascii="Times New Roman" w:hAnsi="Times New Roman" w:eastAsia="宋体"/>
+          <w:sz w:val="21"/>
+        </w:rPr>
+        <w:t xml:space="preserve">时间: 2026-02-01 | </w:t>
+      </w:r>
+      <w:r>
+        <w:t xml:space="preserve">链接: </w:t>
+      </w:r>
+      <w:hyperlink r:id="rId77">
+        <w:r>
+          <w:rPr>
+            <w:rFonts w:ascii="Times New Roman" w:hAnsi="Times New Roman" w:eastAsia="宋体"/>
+            <w:color w:val="0000FF"/>
+            <w:sz w:val="21"/>
+            <w:u w:val="single"/>
+          </w:rPr>
+          <w:t>https://doi.org/10.1016/j.displa.2026.103396</w:t>
+        </w:r>
+      </w:hyperlink>
+    </w:p>
+    <w:p>
+      <w:pPr>
+        <w:spacing w:before="120"/>
+      </w:pPr>
+      <w:r>
+        <w:rPr>
+          <w:rFonts w:ascii="Times New Roman" w:hAnsi="Times New Roman" w:eastAsia="宋体"/>
+          <w:b/>
+          <w:sz w:val="21"/>
+        </w:rPr>
+        <w:t>中文摘要:</w:t>
+      </w:r>
+    </w:p>
+    <w:p>
+      <w:pPr>
+        <w:ind w:firstLine="360"/>
+      </w:pPr>
+      <w:r>
+        <w:rPr>
+          <w:rFonts w:ascii="Times New Roman" w:hAnsi="Times New Roman" w:eastAsia="宋体"/>
+          <w:sz w:val="21"/>
+        </w:rPr>
+        <w:t>（摘要暂缺，等待官方补全）</w:t>
+      </w:r>
+    </w:p>
+    <w:p>
+      <w:pPr>
+        <w:spacing w:before="120"/>
+      </w:pPr>
+      <w:r>
+        <w:rPr>
+          <w:rFonts w:ascii="Times New Roman" w:hAnsi="Times New Roman" w:eastAsia="宋体"/>
+          <w:b/>
+          <w:sz w:val="21"/>
+        </w:rPr>
+        <w:t>English Abstract:</w:t>
+      </w:r>
+    </w:p>
+    <w:p>
+      <w:r>
+        <w:rPr>
+          <w:rFonts w:ascii="Times New Roman" w:hAnsi="Times New Roman" w:eastAsia="宋体"/>
+          <w:sz w:val="21"/>
+        </w:rPr>
+        <w:t>Abstract not available.</w:t>
+      </w:r>
+    </w:p>
+    <w:p>
+      <w:r>
+        <w:rPr>
+          <w:rFonts w:ascii="Times New Roman" w:hAnsi="Times New Roman" w:eastAsia="宋体"/>
+          <w:sz w:val="21"/>
+        </w:rPr>
+        <w:t>__________________________________________________</w:t>
+      </w:r>
+    </w:p>
+    <w:p>
+      <w:pPr>
+        <w:pStyle w:val="Heading2"/>
+      </w:pPr>
+      <w:r/>
+      <w:r>
+        <w:rPr>
+          <w:rFonts w:ascii="Times New Roman" w:hAnsi="Times New Roman" w:eastAsia="宋体"/>
+          <w:b/>
+          <w:color w:val="000000"/>
+          <w:sz w:val="24"/>
+        </w:rPr>
+        <w:t>QExpander：二元神经网络的剪枝敏感性引导自适应加宽</w:t>
+      </w:r>
+    </w:p>
+    <w:p>
+      <w:r>
+        <w:rPr>
+          <w:rFonts w:ascii="Times New Roman" w:hAnsi="Times New Roman" w:eastAsia="宋体"/>
+          <w:b/>
+          <w:color w:val="003264"/>
+          <w:sz w:val="24"/>
+        </w:rPr>
+        <w:t>QExpander: Pruning-sensitivity-guided adaptive widening for binary neural networks</w:t>
+      </w:r>
+    </w:p>
+    <w:p>
+      <w:r>
+        <w:rPr>
+          <w:rFonts w:ascii="Times New Roman" w:hAnsi="Times New Roman" w:eastAsia="宋体"/>
+          <w:sz w:val="21"/>
+        </w:rPr>
+        <w:t>作者: Hao Gong, Ying Liu</w:t>
+        <w:br/>
+      </w:r>
+      <w:r>
+        <w:rPr>
+          <w:rFonts w:ascii="Times New Roman" w:hAnsi="Times New Roman" w:eastAsia="宋体"/>
+          <w:sz w:val="21"/>
+        </w:rPr>
+        <w:t xml:space="preserve">时间: 2026-02-01 | </w:t>
+      </w:r>
+      <w:r>
+        <w:t xml:space="preserve">链接: </w:t>
+      </w:r>
+      <w:hyperlink r:id="rId78">
+        <w:r>
+          <w:rPr>
+            <w:rFonts w:ascii="Times New Roman" w:hAnsi="Times New Roman" w:eastAsia="宋体"/>
+            <w:color w:val="0000FF"/>
+            <w:sz w:val="21"/>
+            <w:u w:val="single"/>
+          </w:rPr>
+          <w:t>https://doi.org/10.1016/j.displa.2026.103397</w:t>
+        </w:r>
+      </w:hyperlink>
+    </w:p>
+    <w:p>
+      <w:pPr>
+        <w:spacing w:before="120"/>
+      </w:pPr>
+      <w:r>
+        <w:rPr>
+          <w:rFonts w:ascii="Times New Roman" w:hAnsi="Times New Roman" w:eastAsia="宋体"/>
+          <w:b/>
+          <w:sz w:val="21"/>
+        </w:rPr>
+        <w:t>中文摘要:</w:t>
+      </w:r>
+    </w:p>
+    <w:p>
+      <w:pPr>
+        <w:ind w:firstLine="360"/>
+      </w:pPr>
+      <w:r>
+        <w:rPr>
+          <w:rFonts w:ascii="Times New Roman" w:hAnsi="Times New Roman" w:eastAsia="宋体"/>
+          <w:sz w:val="21"/>
+        </w:rPr>
+        <w:t>（摘要暂缺，等待官方补全）</w:t>
+      </w:r>
+    </w:p>
+    <w:p>
+      <w:pPr>
+        <w:spacing w:before="120"/>
+      </w:pPr>
+      <w:r>
+        <w:rPr>
+          <w:rFonts w:ascii="Times New Roman" w:hAnsi="Times New Roman" w:eastAsia="宋体"/>
+          <w:b/>
+          <w:sz w:val="21"/>
+        </w:rPr>
+        <w:t>English Abstract:</w:t>
+      </w:r>
+    </w:p>
+    <w:p>
+      <w:r>
+        <w:rPr>
+          <w:rFonts w:ascii="Times New Roman" w:hAnsi="Times New Roman" w:eastAsia="宋体"/>
+          <w:sz w:val="21"/>
+        </w:rPr>
+        <w:t>Abstract not available.</w:t>
+      </w:r>
+    </w:p>
+    <w:p>
+      <w:r>
+        <w:rPr>
+          <w:rFonts w:ascii="Times New Roman" w:hAnsi="Times New Roman" w:eastAsia="宋体"/>
+          <w:sz w:val="21"/>
+        </w:rPr>
+        <w:t>__________________________________________________</w:t>
+      </w:r>
+    </w:p>
+    <w:p>
+      <w:pPr>
+        <w:pStyle w:val="Heading1"/>
+      </w:pPr>
+      <w:r>
+        <w:rPr>
+          <w:rFonts w:ascii="Times New Roman" w:hAnsi="Times New Roman" w:eastAsia="宋体"/>
+          <w:b/>
+          <w:color w:val="000000"/>
+          <w:sz w:val="32"/>
+        </w:rPr>
+        <w:t>Optics and Laser Technology</w:t>
+      </w:r>
+    </w:p>
+    <w:p>
+      <w:pPr>
+        <w:jc w:val="center"/>
+      </w:pPr>
+      <w:r>
+        <w:t>--- 更新: 06:29 ---</w:t>
+      </w:r>
+    </w:p>
+    <w:p>
+      <w:pPr>
+        <w:pStyle w:val="Heading2"/>
+      </w:pPr>
+      <w:r/>
+      <w:r>
+        <w:rPr>
+          <w:rFonts w:ascii="Times New Roman" w:hAnsi="Times New Roman" w:eastAsia="宋体"/>
+          <w:b/>
+          <w:color w:val="000000"/>
+          <w:sz w:val="24"/>
+        </w:rPr>
+        <w:t>相变薄膜实现可调节的结构颜色</w:t>
+      </w:r>
+    </w:p>
+    <w:p>
+      <w:r>
+        <w:rPr>
+          <w:rFonts w:ascii="Times New Roman" w:hAnsi="Times New Roman" w:eastAsia="宋体"/>
+          <w:b/>
+          <w:color w:val="003264"/>
+          <w:sz w:val="24"/>
+        </w:rPr>
+        <w:t>Tunable structural colors enabled by phase-change films</w:t>
+      </w:r>
+    </w:p>
+    <w:p>
+      <w:r>
+        <w:rPr>
+          <w:rFonts w:ascii="Times New Roman" w:hAnsi="Times New Roman" w:eastAsia="宋体"/>
+          <w:sz w:val="21"/>
+        </w:rPr>
+        <w:t>作者: He Li, Longjie Li, Xiao Shang, Yuan Wang, Yu Liu, Kaiping Zhang, Cheng Lu, Zhihong Yao, Shengchao Duan, Bin Li, Lina Shi</w:t>
+        <w:br/>
+      </w:r>
+      <w:r>
+        <w:rPr>
+          <w:rFonts w:ascii="Times New Roman" w:hAnsi="Times New Roman" w:eastAsia="宋体"/>
+          <w:sz w:val="21"/>
+        </w:rPr>
+        <w:t xml:space="preserve">时间: 2026-06-01 | </w:t>
+      </w:r>
+      <w:r>
+        <w:t xml:space="preserve">链接: </w:t>
+      </w:r>
+      <w:hyperlink r:id="rId79">
+        <w:r>
+          <w:rPr>
+            <w:rFonts w:ascii="Times New Roman" w:hAnsi="Times New Roman" w:eastAsia="宋体"/>
+            <w:color w:val="0000FF"/>
+            <w:sz w:val="21"/>
+            <w:u w:val="single"/>
+          </w:rPr>
+          <w:t>https://doi.org/10.1016/j.optlastec.2026.114943</w:t>
+        </w:r>
+      </w:hyperlink>
+    </w:p>
+    <w:p>
+      <w:pPr>
+        <w:spacing w:before="120"/>
+      </w:pPr>
+      <w:r>
+        <w:rPr>
+          <w:rFonts w:ascii="Times New Roman" w:hAnsi="Times New Roman" w:eastAsia="宋体"/>
+          <w:b/>
+          <w:sz w:val="21"/>
+        </w:rPr>
+        <w:t>中文摘要:</w:t>
+      </w:r>
+    </w:p>
+    <w:p>
+      <w:pPr>
+        <w:ind w:firstLine="360"/>
+      </w:pPr>
+      <w:r>
+        <w:rPr>
+          <w:rFonts w:ascii="Times New Roman" w:hAnsi="Times New Roman" w:eastAsia="宋体"/>
+          <w:sz w:val="21"/>
+        </w:rPr>
+        <w:t>（摘要暂缺，等待官方补全）</w:t>
+      </w:r>
+    </w:p>
+    <w:p>
+      <w:pPr>
+        <w:spacing w:before="120"/>
+      </w:pPr>
+      <w:r>
+        <w:rPr>
+          <w:rFonts w:ascii="Times New Roman" w:hAnsi="Times New Roman" w:eastAsia="宋体"/>
+          <w:b/>
+          <w:sz w:val="21"/>
+        </w:rPr>
+        <w:t>English Abstract:</w:t>
+      </w:r>
+    </w:p>
+    <w:p>
+      <w:r>
+        <w:rPr>
+          <w:rFonts w:ascii="Times New Roman" w:hAnsi="Times New Roman" w:eastAsia="宋体"/>
+          <w:sz w:val="21"/>
+        </w:rPr>
+        <w:t>Abstract not available.</w:t>
+      </w:r>
+    </w:p>
+    <w:p>
+      <w:r>
+        <w:rPr>
+          <w:rFonts w:ascii="Times New Roman" w:hAnsi="Times New Roman" w:eastAsia="宋体"/>
+          <w:sz w:val="21"/>
+        </w:rPr>
+        <w:t>__________________________________________________</w:t>
+      </w:r>
+    </w:p>
+    <w:p>
+      <w:pPr>
+        <w:pStyle w:val="Heading2"/>
+      </w:pPr>
+      <w:r/>
+      <w:r>
+        <w:rPr>
+          <w:rFonts w:ascii="Times New Roman" w:hAnsi="Times New Roman" w:eastAsia="宋体"/>
+          <w:b/>
+          <w:color w:val="000000"/>
+          <w:sz w:val="24"/>
+        </w:rPr>
+        <w:t>引力波望远镜挡板表面杂散光抑制的 BRDF 测量和建模</w:t>
+      </w:r>
+    </w:p>
+    <w:p>
+      <w:r>
+        <w:rPr>
+          <w:rFonts w:ascii="Times New Roman" w:hAnsi="Times New Roman" w:eastAsia="宋体"/>
+          <w:b/>
+          <w:color w:val="003264"/>
+          <w:sz w:val="24"/>
+        </w:rPr>
+        <w:t>Measurement and modeling of BRDF for stray light suppression in gravitational wave telescope baffle surfaces</w:t>
+      </w:r>
+    </w:p>
+    <w:p>
+      <w:r>
+        <w:rPr>
+          <w:rFonts w:ascii="Times New Roman" w:hAnsi="Times New Roman" w:eastAsia="宋体"/>
+          <w:sz w:val="21"/>
+        </w:rPr>
+        <w:t>作者: Bolun Ma, Qinfang Chen, Hu Wang, Yaoke Xue, Zhanpeng Ma, Jiawen Liu</w:t>
+        <w:br/>
+      </w:r>
+      <w:r>
+        <w:rPr>
+          <w:rFonts w:ascii="Times New Roman" w:hAnsi="Times New Roman" w:eastAsia="宋体"/>
+          <w:sz w:val="21"/>
+        </w:rPr>
+        <w:t xml:space="preserve">时间: 2026-06-01 | </w:t>
+      </w:r>
+      <w:r>
+        <w:t xml:space="preserve">链接: </w:t>
+      </w:r>
+      <w:hyperlink r:id="rId80">
+        <w:r>
+          <w:rPr>
+            <w:rFonts w:ascii="Times New Roman" w:hAnsi="Times New Roman" w:eastAsia="宋体"/>
+            <w:color w:val="0000FF"/>
+            <w:sz w:val="21"/>
+            <w:u w:val="single"/>
+          </w:rPr>
+          <w:t>https://doi.org/10.1016/j.optlastec.2026.114912</w:t>
+        </w:r>
+      </w:hyperlink>
+    </w:p>
+    <w:p>
+      <w:pPr>
+        <w:spacing w:before="120"/>
+      </w:pPr>
+      <w:r>
+        <w:rPr>
+          <w:rFonts w:ascii="Times New Roman" w:hAnsi="Times New Roman" w:eastAsia="宋体"/>
+          <w:b/>
+          <w:sz w:val="21"/>
+        </w:rPr>
+        <w:t>中文摘要:</w:t>
+      </w:r>
+    </w:p>
+    <w:p>
+      <w:pPr>
+        <w:ind w:firstLine="360"/>
+      </w:pPr>
+      <w:r>
+        <w:rPr>
+          <w:rFonts w:ascii="Times New Roman" w:hAnsi="Times New Roman" w:eastAsia="宋体"/>
+          <w:sz w:val="21"/>
+        </w:rPr>
+        <w:t>（摘要暂缺，等待官方补全）</w:t>
+      </w:r>
+    </w:p>
+    <w:p>
+      <w:pPr>
+        <w:spacing w:before="120"/>
+      </w:pPr>
+      <w:r>
+        <w:rPr>
+          <w:rFonts w:ascii="Times New Roman" w:hAnsi="Times New Roman" w:eastAsia="宋体"/>
+          <w:b/>
+          <w:sz w:val="21"/>
+        </w:rPr>
+        <w:t>English Abstract:</w:t>
+      </w:r>
+    </w:p>
+    <w:p>
+      <w:r>
+        <w:rPr>
+          <w:rFonts w:ascii="Times New Roman" w:hAnsi="Times New Roman" w:eastAsia="宋体"/>
+          <w:sz w:val="21"/>
+        </w:rPr>
+        <w:t>Abstract not available.</w:t>
+      </w:r>
+    </w:p>
+    <w:p>
+      <w:r>
+        <w:rPr>
+          <w:rFonts w:ascii="Times New Roman" w:hAnsi="Times New Roman" w:eastAsia="宋体"/>
+          <w:sz w:val="21"/>
+        </w:rPr>
+        <w:t>__________________________________________________</w:t>
+      </w:r>
+    </w:p>
+    <w:p>
+      <w:pPr>
+        <w:pStyle w:val="Heading1"/>
+      </w:pPr>
+      <w:r>
+        <w:rPr>
+          <w:rFonts w:ascii="Times New Roman" w:hAnsi="Times New Roman" w:eastAsia="宋体"/>
+          <w:b/>
+          <w:color w:val="000000"/>
+          <w:sz w:val="32"/>
+        </w:rPr>
+        <w:t>Optics and Lasers in Engineering</w:t>
+      </w:r>
+    </w:p>
+    <w:p>
+      <w:pPr>
+        <w:jc w:val="center"/>
+      </w:pPr>
+      <w:r>
+        <w:t>--- 更新: 06:29 ---</w:t>
+      </w:r>
+    </w:p>
+    <w:p>
+      <w:pPr>
+        <w:pStyle w:val="Heading2"/>
+      </w:pPr>
+      <w:r/>
+      <w:r>
+        <w:rPr>
+          <w:rFonts w:ascii="Times New Roman" w:hAnsi="Times New Roman" w:eastAsia="宋体"/>
+          <w:b/>
+          <w:color w:val="000000"/>
+          <w:sz w:val="24"/>
+        </w:rPr>
+        <w:t>高精度多面相移干涉测量中基于希尔伯特变换解析信号构造的子空间联合参数估计算法</w:t>
+      </w:r>
+    </w:p>
+    <w:p>
+      <w:r>
+        <w:rPr>
+          <w:rFonts w:ascii="Times New Roman" w:hAnsi="Times New Roman" w:eastAsia="宋体"/>
+          <w:b/>
+          <w:color w:val="003264"/>
+          <w:sz w:val="24"/>
+        </w:rPr>
+        <w:t>Subspace joint parameter estimation algorithm based on hilbert transform for constructing analytical signals in high-precision multi-surface phase-shifting interferometry</w:t>
+      </w:r>
+    </w:p>
+    <w:p>
+      <w:r>
+        <w:rPr>
+          <w:rFonts w:ascii="Times New Roman" w:hAnsi="Times New Roman" w:eastAsia="宋体"/>
+          <w:sz w:val="21"/>
+        </w:rPr>
+        <w:t>作者: Qichao Shen, Fangjun Xie, Shenghuan Jin, Donghui Zhang, Feng Wang, Yingjie Yu, Lin Chang</w:t>
+        <w:br/>
+      </w:r>
+      <w:r>
+        <w:rPr>
+          <w:rFonts w:ascii="Times New Roman" w:hAnsi="Times New Roman" w:eastAsia="宋体"/>
+          <w:sz w:val="21"/>
+        </w:rPr>
+        <w:t xml:space="preserve">时间: 2026-06-01 | </w:t>
+      </w:r>
+      <w:r>
+        <w:t xml:space="preserve">链接: </w:t>
+      </w:r>
+      <w:hyperlink r:id="rId81">
+        <w:r>
+          <w:rPr>
+            <w:rFonts w:ascii="Times New Roman" w:hAnsi="Times New Roman" w:eastAsia="宋体"/>
+            <w:color w:val="0000FF"/>
+            <w:sz w:val="21"/>
+            <w:u w:val="single"/>
+          </w:rPr>
+          <w:t>https://doi.org/10.1016/j.optlaseng.2026.109681</w:t>
+        </w:r>
+      </w:hyperlink>
+    </w:p>
+    <w:p>
+      <w:pPr>
+        <w:spacing w:before="120"/>
+      </w:pPr>
+      <w:r>
+        <w:rPr>
+          <w:rFonts w:ascii="Times New Roman" w:hAnsi="Times New Roman" w:eastAsia="宋体"/>
+          <w:b/>
+          <w:sz w:val="21"/>
+        </w:rPr>
+        <w:t>中文摘要:</w:t>
+      </w:r>
+    </w:p>
+    <w:p>
+      <w:pPr>
+        <w:ind w:firstLine="360"/>
+      </w:pPr>
+      <w:r>
+        <w:rPr>
+          <w:rFonts w:ascii="Times New Roman" w:hAnsi="Times New Roman" w:eastAsia="宋体"/>
+          <w:sz w:val="21"/>
+        </w:rPr>
+        <w:t>（摘要暂缺，等待官方补全）</w:t>
+      </w:r>
+    </w:p>
+    <w:p>
+      <w:pPr>
+        <w:spacing w:before="120"/>
+      </w:pPr>
+      <w:r>
+        <w:rPr>
+          <w:rFonts w:ascii="Times New Roman" w:hAnsi="Times New Roman" w:eastAsia="宋体"/>
+          <w:b/>
+          <w:sz w:val="21"/>
+        </w:rPr>
+        <w:t>English Abstract:</w:t>
+      </w:r>
+    </w:p>
+    <w:p>
+      <w:r>
+        <w:rPr>
+          <w:rFonts w:ascii="Times New Roman" w:hAnsi="Times New Roman" w:eastAsia="宋体"/>
+          <w:sz w:val="21"/>
+        </w:rPr>
+        <w:t>Abstract not available.</w:t>
+      </w:r>
+    </w:p>
+    <w:p>
+      <w:r>
+        <w:rPr>
+          <w:rFonts w:ascii="Times New Roman" w:hAnsi="Times New Roman" w:eastAsia="宋体"/>
+          <w:sz w:val="21"/>
+        </w:rPr>
+        <w:t>__________________________________________________</w:t>
+      </w:r>
+    </w:p>
+    <w:p>
+      <w:pPr>
+        <w:pStyle w:val="Heading2"/>
+      </w:pPr>
+      <w:r/>
+      <w:r>
+        <w:rPr>
+          <w:rFonts w:ascii="Times New Roman" w:hAnsi="Times New Roman" w:eastAsia="宋体"/>
+          <w:b/>
+          <w:color w:val="000000"/>
+          <w:sz w:val="24"/>
+        </w:rPr>
+        <w:t>使用厄米高斯照明的单像素成像的动态散射介质辅助光学加密</w:t>
+      </w:r>
+    </w:p>
+    <w:p>
+      <w:r>
+        <w:rPr>
+          <w:rFonts w:ascii="Times New Roman" w:hAnsi="Times New Roman" w:eastAsia="宋体"/>
+          <w:b/>
+          <w:color w:val="003264"/>
+          <w:sz w:val="24"/>
+        </w:rPr>
+        <w:t>Dynamic scattering medium-assisted optical encryption using single-pixel imaging with Hermite-Gaussian illumination</w:t>
+      </w:r>
+    </w:p>
+    <w:p>
+      <w:r>
+        <w:rPr>
+          <w:rFonts w:ascii="Times New Roman" w:hAnsi="Times New Roman" w:eastAsia="宋体"/>
+          <w:sz w:val="21"/>
+        </w:rPr>
+        <w:t>作者: Zinan Huang, Menghao Jia, Jixin Qiu, Bijun Xu, Xiaogang Wang</w:t>
+        <w:br/>
+      </w:r>
+      <w:r>
+        <w:rPr>
+          <w:rFonts w:ascii="Times New Roman" w:hAnsi="Times New Roman" w:eastAsia="宋体"/>
+          <w:sz w:val="21"/>
+        </w:rPr>
+        <w:t xml:space="preserve">时间: 2026-06-01 | </w:t>
+      </w:r>
+      <w:r>
+        <w:t xml:space="preserve">链接: </w:t>
+      </w:r>
+      <w:hyperlink r:id="rId82">
+        <w:r>
+          <w:rPr>
+            <w:rFonts w:ascii="Times New Roman" w:hAnsi="Times New Roman" w:eastAsia="宋体"/>
+            <w:color w:val="0000FF"/>
+            <w:sz w:val="21"/>
+            <w:u w:val="single"/>
+          </w:rPr>
+          <w:t>https://doi.org/10.1016/j.optlaseng.2026.109685</w:t>
+        </w:r>
+      </w:hyperlink>
+    </w:p>
+    <w:p>
+      <w:pPr>
+        <w:spacing w:before="120"/>
+      </w:pPr>
+      <w:r>
+        <w:rPr>
+          <w:rFonts w:ascii="Times New Roman" w:hAnsi="Times New Roman" w:eastAsia="宋体"/>
+          <w:b/>
+          <w:sz w:val="21"/>
+        </w:rPr>
+        <w:t>中文摘要:</w:t>
+      </w:r>
+    </w:p>
+    <w:p>
+      <w:pPr>
+        <w:ind w:firstLine="360"/>
+      </w:pPr>
+      <w:r>
+        <w:rPr>
+          <w:rFonts w:ascii="Times New Roman" w:hAnsi="Times New Roman" w:eastAsia="宋体"/>
+          <w:sz w:val="21"/>
+        </w:rPr>
+        <w:t>（摘要暂缺，等待官方补全）</w:t>
+      </w:r>
+    </w:p>
+    <w:p>
+      <w:pPr>
+        <w:spacing w:before="120"/>
+      </w:pPr>
+      <w:r>
+        <w:rPr>
+          <w:rFonts w:ascii="Times New Roman" w:hAnsi="Times New Roman" w:eastAsia="宋体"/>
+          <w:b/>
+          <w:sz w:val="21"/>
+        </w:rPr>
+        <w:t>English Abstract:</w:t>
+      </w:r>
+    </w:p>
+    <w:p>
+      <w:r>
+        <w:rPr>
+          <w:rFonts w:ascii="Times New Roman" w:hAnsi="Times New Roman" w:eastAsia="宋体"/>
+          <w:sz w:val="21"/>
+        </w:rPr>
+        <w:t>Abstract not available.</w:t>
+      </w:r>
+    </w:p>
+    <w:p>
+      <w:r>
+        <w:rPr>
+          <w:rFonts w:ascii="Times New Roman" w:hAnsi="Times New Roman" w:eastAsia="宋体"/>
+          <w:sz w:val="21"/>
+        </w:rPr>
+        <w:t>__________________________________________________</w:t>
+      </w:r>
+    </w:p>
+    <w:p>
+      <w:pPr>
+        <w:pStyle w:val="Heading1"/>
+      </w:pPr>
+      <w:r>
+        <w:rPr>
+          <w:rFonts w:ascii="Times New Roman" w:hAnsi="Times New Roman" w:eastAsia="宋体"/>
+          <w:b/>
+          <w:color w:val="000000"/>
+          <w:sz w:val="32"/>
+        </w:rPr>
+        <w:t>Optics Communications</w:t>
+      </w:r>
+    </w:p>
+    <w:p>
+      <w:pPr>
+        <w:jc w:val="center"/>
+      </w:pPr>
+      <w:r>
+        <w:t>--- 更新: 06:29 ---</w:t>
+      </w:r>
+    </w:p>
+    <w:p>
+      <w:pPr>
+        <w:pStyle w:val="Heading2"/>
+      </w:pPr>
+      <w:r/>
+      <w:r>
+        <w:rPr>
+          <w:rFonts w:ascii="Times New Roman" w:hAnsi="Times New Roman" w:eastAsia="宋体"/>
+          <w:b/>
+          <w:color w:val="000000"/>
+          <w:sz w:val="24"/>
+        </w:rPr>
+        <w:t>直流波导上移动驻波的光学传送带，用于精确的颗粒释放控制</w:t>
+      </w:r>
+    </w:p>
+    <w:p>
+      <w:r>
+        <w:rPr>
+          <w:rFonts w:ascii="Times New Roman" w:hAnsi="Times New Roman" w:eastAsia="宋体"/>
+          <w:b/>
+          <w:color w:val="003264"/>
+          <w:sz w:val="24"/>
+        </w:rPr>
+        <w:t>Optical conveyor belt of moving standing wave on DC waveguide for accurate particle releasing control</w:t>
+      </w:r>
+    </w:p>
+    <w:p>
+      <w:r>
+        <w:rPr>
+          <w:rFonts w:ascii="Times New Roman" w:hAnsi="Times New Roman" w:eastAsia="宋体"/>
+          <w:sz w:val="21"/>
+        </w:rPr>
+        <w:t>作者: Feixiang Zheng, Feng Xu, Rongqiu Mu, Guanghui Wang</w:t>
+        <w:br/>
+      </w:r>
+      <w:r>
+        <w:rPr>
+          <w:rFonts w:ascii="Times New Roman" w:hAnsi="Times New Roman" w:eastAsia="宋体"/>
+          <w:sz w:val="21"/>
+        </w:rPr>
+        <w:t xml:space="preserve">时间: 2026-02-01 | </w:t>
+      </w:r>
+      <w:r>
+        <w:t xml:space="preserve">链接: </w:t>
+      </w:r>
+      <w:hyperlink r:id="rId83">
+        <w:r>
+          <w:rPr>
+            <w:rFonts w:ascii="Times New Roman" w:hAnsi="Times New Roman" w:eastAsia="宋体"/>
+            <w:color w:val="0000FF"/>
+            <w:sz w:val="21"/>
+            <w:u w:val="single"/>
+          </w:rPr>
+          <w:t>https://doi.org/10.1016/j.optcom.2026.133018</w:t>
+        </w:r>
+      </w:hyperlink>
+    </w:p>
+    <w:p>
+      <w:pPr>
+        <w:spacing w:before="120"/>
+      </w:pPr>
+      <w:r>
+        <w:rPr>
+          <w:rFonts w:ascii="Times New Roman" w:hAnsi="Times New Roman" w:eastAsia="宋体"/>
+          <w:b/>
+          <w:sz w:val="21"/>
+        </w:rPr>
+        <w:t>中文摘要:</w:t>
+      </w:r>
+    </w:p>
+    <w:p>
+      <w:pPr>
+        <w:ind w:firstLine="360"/>
+      </w:pPr>
+      <w:r>
+        <w:rPr>
+          <w:rFonts w:ascii="Times New Roman" w:hAnsi="Times New Roman" w:eastAsia="宋体"/>
+          <w:sz w:val="21"/>
+        </w:rPr>
+        <w:t>（摘要暂缺，等待官方补全）</w:t>
+      </w:r>
+    </w:p>
+    <w:p>
+      <w:pPr>
+        <w:spacing w:before="120"/>
+      </w:pPr>
+      <w:r>
+        <w:rPr>
+          <w:rFonts w:ascii="Times New Roman" w:hAnsi="Times New Roman" w:eastAsia="宋体"/>
+          <w:b/>
+          <w:sz w:val="21"/>
+        </w:rPr>
+        <w:t>English Abstract:</w:t>
+      </w:r>
+    </w:p>
+    <w:p>
+      <w:r>
+        <w:rPr>
+          <w:rFonts w:ascii="Times New Roman" w:hAnsi="Times New Roman" w:eastAsia="宋体"/>
+          <w:sz w:val="21"/>
+        </w:rPr>
+        <w:t>Abstract not available.</w:t>
+      </w:r>
+    </w:p>
+    <w:p>
+      <w:r>
+        <w:rPr>
+          <w:rFonts w:ascii="Times New Roman" w:hAnsi="Times New Roman" w:eastAsia="宋体"/>
+          <w:sz w:val="21"/>
+        </w:rPr>
+        <w:t>__________________________________________________</w:t>
+      </w:r>
+    </w:p>
+    <w:p>
+      <w:pPr>
+        <w:pStyle w:val="Heading1"/>
+      </w:pPr>
+      <w:r>
+        <w:rPr>
+          <w:rFonts w:ascii="Times New Roman" w:hAnsi="Times New Roman" w:eastAsia="宋体"/>
+          <w:b/>
+          <w:color w:val="000000"/>
+          <w:sz w:val="32"/>
+        </w:rPr>
+        <w:t>IEEE Trans. Vis. Comput. Graph</w:t>
+      </w:r>
+    </w:p>
+    <w:p>
+      <w:pPr>
+        <w:jc w:val="center"/>
+      </w:pPr>
+      <w:r>
+        <w:t>--- 更新: 06:30 ---</w:t>
+      </w:r>
+    </w:p>
+    <w:p>
+      <w:pPr>
+        <w:pStyle w:val="Heading2"/>
+      </w:pPr>
+      <w:r/>
+      <w:r>
+        <w:rPr>
+          <w:rFonts w:ascii="Times New Roman" w:hAnsi="Times New Roman" w:eastAsia="宋体"/>
+          <w:b/>
+          <w:color w:val="000000"/>
+          <w:sz w:val="24"/>
+        </w:rPr>
+        <w:t>一阶段绝对人体网格恢复</w:t>
+      </w:r>
+    </w:p>
+    <w:p>
+      <w:r>
+        <w:rPr>
+          <w:rFonts w:ascii="Times New Roman" w:hAnsi="Times New Roman" w:eastAsia="宋体"/>
+          <w:b/>
+          <w:color w:val="003264"/>
+          <w:sz w:val="24"/>
+        </w:rPr>
+        <w:t>One-Stage Absolute Human Mesh Recovery</w:t>
+      </w:r>
+    </w:p>
+    <w:p>
+      <w:r>
+        <w:rPr>
+          <w:rFonts w:ascii="Times New Roman" w:hAnsi="Times New Roman" w:eastAsia="宋体"/>
+          <w:sz w:val="21"/>
+        </w:rPr>
+        <w:t>作者: Xinyao Liao, Wanjuan Su, Chen Zhang, Ximeng Li, Wenbing Tao</w:t>
+        <w:br/>
+      </w:r>
+      <w:r>
+        <w:rPr>
+          <w:rFonts w:ascii="Times New Roman" w:hAnsi="Times New Roman" w:eastAsia="宋体"/>
+          <w:sz w:val="21"/>
+        </w:rPr>
+        <w:t xml:space="preserve">时间: 2026 | </w:t>
+      </w:r>
+      <w:r>
+        <w:t xml:space="preserve">链接: </w:t>
+      </w:r>
+      <w:hyperlink r:id="rId85">
+        <w:r>
+          <w:rPr>
+            <w:rFonts w:ascii="Times New Roman" w:hAnsi="Times New Roman" w:eastAsia="宋体"/>
+            <w:color w:val="0000FF"/>
+            <w:sz w:val="21"/>
+            <w:u w:val="single"/>
+          </w:rPr>
+          <w:t>https://doi.org/10.1109/tvcg.2026.3664111</w:t>
+        </w:r>
+      </w:hyperlink>
+    </w:p>
+    <w:p>
+      <w:pPr>
+        <w:spacing w:before="120"/>
+      </w:pPr>
+      <w:r>
+        <w:rPr>
+          <w:rFonts w:ascii="Times New Roman" w:hAnsi="Times New Roman" w:eastAsia="宋体"/>
+          <w:b/>
+          <w:sz w:val="21"/>
+        </w:rPr>
+        <w:t>中文摘要:</w:t>
+      </w:r>
+    </w:p>
+    <w:p>
+      <w:pPr>
+        <w:ind w:firstLine="360"/>
+      </w:pPr>
+      <w:r>
+        <w:rPr>
+          <w:rFonts w:ascii="Times New Roman" w:hAnsi="Times New Roman" w:eastAsia="宋体"/>
+          <w:sz w:val="21"/>
+        </w:rPr>
+        <w:t>通过考虑场景信息，可以促进在世界坐标中重建真实且精确的人体网格。现有的绝对人体网格恢复方法面临着与准确性、鲁棒性和计算时间相关的挑战。本文提出了一种具有优异的重建精度和推理速度的绝对人体网格恢复的一阶段模型。所提出的一阶段模型由两个并行分支组成，以实现根位置估计和人体网格回归。为了有效连接这两个分支，设计了场景图像信息聚合模块。该模块提高了估计人体网格的准确性，并促进了整个模型的端到端训练。在三个不同的数据集上进行了实验，与之前的 SOTA 方法相比，所提出的方法以最短的推理时间实现了 GMPJPE 减少 72.3 mm/27.32% 和 MPJPE 减少 25.6 mm/27.26%。</w:t>
+      </w:r>
+    </w:p>
+    <w:p>
+      <w:pPr>
+        <w:spacing w:before="120"/>
+      </w:pPr>
+      <w:r>
+        <w:rPr>
+          <w:rFonts w:ascii="Times New Roman" w:hAnsi="Times New Roman" w:eastAsia="宋体"/>
+          <w:b/>
+          <w:sz w:val="21"/>
+        </w:rPr>
+        <w:t>English Abstract:</w:t>
+      </w:r>
+    </w:p>
+    <w:p>
+      <w:r>
+        <w:rPr>
+          <w:rFonts w:ascii="Times New Roman" w:hAnsi="Times New Roman" w:eastAsia="宋体"/>
+          <w:sz w:val="21"/>
+        </w:rPr>
+        <w:t>The reconstruction of realistic and precise human meshes in world coordinates is facilitated by considering scene information. Challenges related to accuracy, robustness, and computation time are faced by existing absolute human mesh recovery methods. In this paper, a one-stage model for absolute human mesh recovery with superior reconstruction precision and inference speed is presented. The proposed one-stage model is composed of two parallel branches to achieve root position estimation and human mesh regression. To effectively connect the two branches, a scene-image information aggregation module is designed. The accuracy of the estimated human meshes is improved and the end-to-end training of the whole model is facilitated by this module. Experiments are conducted on three diverse datasets, and a GMPJPE decrease of 72.3 mm/27.32% and an MPJPE reduction of 25.6 mm/27.26% are achieved by the proposed method with the lowest inference time compared to previous SOTA methods.</w:t>
+      </w:r>
+    </w:p>
+    <w:p>
+      <w:r>
+        <w:rPr>
+          <w:rFonts w:ascii="Times New Roman" w:hAnsi="Times New Roman" w:eastAsia="宋体"/>
+          <w:sz w:val="21"/>
+        </w:rPr>
+        <w:t>__________________________________________________</w:t>
+      </w:r>
+    </w:p>
+    <w:p>
+      <w:pPr>
+        <w:pStyle w:val="Heading1"/>
+      </w:pPr>
+      <w:r>
+        <w:rPr>
+          <w:rFonts w:ascii="Times New Roman" w:hAnsi="Times New Roman" w:eastAsia="宋体"/>
+          <w:b/>
+          <w:color w:val="000000"/>
+          <w:sz w:val="32"/>
+        </w:rPr>
+        <w:t>IEEE Trans. Comp. Imaging</w:t>
+      </w:r>
+    </w:p>
+    <w:p>
+      <w:pPr>
+        <w:jc w:val="center"/>
+      </w:pPr>
+      <w:r>
+        <w:t>--- 更新: 06:30 ---</w:t>
+      </w:r>
+    </w:p>
+    <w:p>
+      <w:pPr>
+        <w:pStyle w:val="Heading2"/>
+      </w:pPr>
+      <w:r/>
+      <w:r>
+        <w:rPr>
+          <w:rFonts w:ascii="Times New Roman" w:hAnsi="Times New Roman" w:eastAsia="宋体"/>
+          <w:b/>
+          <w:color w:val="000000"/>
+          <w:sz w:val="24"/>
+        </w:rPr>
+        <w:t>KAN-KT-Unet：基于梯形变换的 ISAR 距离偏移补偿和自动对焦方法</w:t>
+      </w:r>
+    </w:p>
+    <w:p>
+      <w:r>
+        <w:rPr>
+          <w:rFonts w:ascii="Times New Roman" w:hAnsi="Times New Roman" w:eastAsia="宋体"/>
+          <w:b/>
+          <w:color w:val="003264"/>
+          <w:sz w:val="24"/>
+        </w:rPr>
+        <w:t>KAN-KT-Unet: Keystone Transform-Based Method for ISAR Range Migration Compensation and Auto-Focusing</w:t>
+      </w:r>
+    </w:p>
+    <w:p>
+      <w:r>
+        <w:rPr>
+          <w:rFonts w:ascii="Times New Roman" w:hAnsi="Times New Roman" w:eastAsia="宋体"/>
+          <w:sz w:val="21"/>
+        </w:rPr>
+        <w:t>作者: Zhipeng Qing, Shunsheng Zhang, Jing Yang, Zhijin Wen, Youlei Pu</w:t>
+        <w:br/>
+      </w:r>
+      <w:r>
+        <w:rPr>
+          <w:rFonts w:ascii="Times New Roman" w:hAnsi="Times New Roman" w:eastAsia="宋体"/>
+          <w:sz w:val="21"/>
+        </w:rPr>
+        <w:t xml:space="preserve">时间: 2026 | </w:t>
+      </w:r>
+      <w:r>
+        <w:t xml:space="preserve">链接: </w:t>
+      </w:r>
+      <w:hyperlink r:id="rId89">
+        <w:r>
+          <w:rPr>
+            <w:rFonts w:ascii="Times New Roman" w:hAnsi="Times New Roman" w:eastAsia="宋体"/>
+            <w:color w:val="0000FF"/>
+            <w:sz w:val="21"/>
+            <w:u w:val="single"/>
+          </w:rPr>
+          <w:t>https://doi.org/10.1109/tci.2026.3657291</w:t>
+        </w:r>
+      </w:hyperlink>
+    </w:p>
+    <w:p>
+      <w:pPr>
+        <w:spacing w:before="120"/>
+      </w:pPr>
+      <w:r>
+        <w:rPr>
+          <w:rFonts w:ascii="Times New Roman" w:hAnsi="Times New Roman" w:eastAsia="宋体"/>
+          <w:b/>
+          <w:sz w:val="21"/>
+        </w:rPr>
+        <w:t>中文摘要:</w:t>
+      </w:r>
+    </w:p>
+    <w:p>
+      <w:pPr>
+        <w:ind w:firstLine="360"/>
+      </w:pPr>
+      <w:r>
+        <w:rPr>
+          <w:rFonts w:ascii="Times New Roman" w:hAnsi="Times New Roman" w:eastAsia="宋体"/>
+          <w:sz w:val="21"/>
+        </w:rPr>
+        <w:t>清晰的反合成孔径雷达 (ISAR) 图像对于区域监视和目标识别等应用至关重要。实现高分辨率 ISAR 成像通常需要宽信号带宽和成像期间显着的目标旋转。然而，大的旋转角度通常会引起距离偏移，使成像过程复杂化。虽然现有方法通常采用梯形变换来校正距离偏移，但它们在复杂的机动条件下可能会失败。此外，这些方法通常忽略方位散焦，这会严重影响 ISAR 成像清晰度。本研究通过提出 KAN-KT-Unet 模型来解决这些挑战。该模型可以使用参数重采样和梯形变换来补偿范围偏移，这考虑了一阶和二阶旋转分量。基于柯尔莫哥洛夫-阿诺德网络（KAN）的自适应参数提取网络取代了传统的迭代搜索过程，提高了效率和准确性。此外，通过减少通道的增强型 Unet 架构，可以平衡分辨率提高和噪声抑制，从而减轻方位散焦。仿真和实测数据实验验证了该方法的有效性，证明了与传统算法相比其优越的泛化性和抗噪声能力。这些结果凸显了 KAN-KT-Unet 模型在机动目标和噪声条件下提高 ISAR 成像质量的潜力，使其适合实际应用。</w:t>
+      </w:r>
+    </w:p>
+    <w:p>
+      <w:pPr>
+        <w:spacing w:before="120"/>
+      </w:pPr>
+      <w:r>
+        <w:rPr>
+          <w:rFonts w:ascii="Times New Roman" w:hAnsi="Times New Roman" w:eastAsia="宋体"/>
+          <w:b/>
+          <w:sz w:val="21"/>
+        </w:rPr>
+        <w:t>English Abstract:</w:t>
+      </w:r>
+    </w:p>
+    <w:p>
+      <w:r>
+        <w:rPr>
+          <w:rFonts w:ascii="Times New Roman" w:hAnsi="Times New Roman" w:eastAsia="宋体"/>
+          <w:sz w:val="21"/>
+        </w:rPr>
+        <w:t>Clear inverse synthetic aperture radar (ISAR) images are essential for applications such as area surveillance and target recognition. Achieving high-resolution ISAR imaging often requires wide signal bandwidth and significant target rotation during the imaging period. However, large rotation angles usually induce range migration, complicating the imaging process. While existing methods typically employ the keystone transform to correct range migration, they may fail under complex maneuvering conditions. Additionally, these methods usually neglect azimuth defocusing, which significantly impacts ISAR imaging clarity. This study addresses these challenges by proposing a KAN-KT-Unet model. This model can compensate for range migration using parametric resampling and keystone transform, which accounts for first-order and second-order rotational components. An adaptive parameter extraction network based on the Kolmogorov-Arnold network (KAN) replaces traditional iterative search processes, improving efficiency and accuracy. Additionally, azimuth defocusing is mitigated through an enhanced Unet architecture with reduced channels, balancing resolution improvement and noise suppression. Simulation and measured-data experiments validate the effectiveness of the proposed method, demonstrating its superior generalization and noise resistance compared to traditional algorithms. These results highlight the KAN-KT-Unet model's potential for improving ISAR imaging quality under maneuvering-target and noisy conditions, making it suitable for practical applications.</w:t>
+      </w:r>
+    </w:p>
+    <w:p>
+      <w:r>
+        <w:rPr>
+          <w:rFonts w:ascii="Times New Roman" w:hAnsi="Times New Roman" w:eastAsia="宋体"/>
+          <w:sz w:val="21"/>
+        </w:rPr>
+        <w:t>__________________________________________________</w:t>
+      </w:r>
+    </w:p>
+    <w:p>
+      <w:pPr>
+        <w:pStyle w:val="Heading1"/>
+      </w:pPr>
+      <w:r>
+        <w:rPr>
+          <w:rFonts w:ascii="Times New Roman" w:hAnsi="Times New Roman" w:eastAsia="宋体"/>
+          <w:b/>
+          <w:color w:val="000000"/>
+          <w:sz w:val="32"/>
+        </w:rPr>
+        <w:t>IEEE Trans. Pattern Anal. Mach. Intell.</w:t>
+      </w:r>
+    </w:p>
+    <w:p>
+      <w:pPr>
+        <w:jc w:val="center"/>
+      </w:pPr>
+      <w:r>
+        <w:t>--- 更新: 06:30 ---</w:t>
+      </w:r>
+    </w:p>
+    <w:p>
+      <w:pPr>
+        <w:pStyle w:val="Heading2"/>
+      </w:pPr>
+      <w:r/>
+      <w:r>
+        <w:rPr>
+          <w:rFonts w:ascii="Times New Roman" w:hAnsi="Times New Roman" w:eastAsia="宋体"/>
+          <w:b/>
+          <w:color w:val="000000"/>
+          <w:sz w:val="24"/>
+        </w:rPr>
+        <w:t>用于动态场景中连续重新聚焦的编码事件焦点堆栈</w:t>
+      </w:r>
+    </w:p>
+    <w:p>
+      <w:r>
+        <w:rPr>
+          <w:rFonts w:ascii="Times New Roman" w:hAnsi="Times New Roman" w:eastAsia="宋体"/>
+          <w:b/>
+          <w:color w:val="003264"/>
+          <w:sz w:val="24"/>
+        </w:rPr>
+        <w:t>Coded Event Focal Stack for Continuous Refocusing in Dynamic Scene</w:t>
+      </w:r>
+    </w:p>
+    <w:p>
+      <w:r>
+        <w:rPr>
+          <w:rFonts w:ascii="Times New Roman" w:hAnsi="Times New Roman" w:eastAsia="宋体"/>
+          <w:sz w:val="21"/>
+        </w:rPr>
+        <w:t>作者: Minggui Teng, Suhang Xuan, Zhiang Yan, Hanyue Lou, Boyu Li, Bin Fan, Boxin Shi</w:t>
+        <w:br/>
+      </w:r>
+      <w:r>
+        <w:rPr>
+          <w:rFonts w:ascii="Times New Roman" w:hAnsi="Times New Roman" w:eastAsia="宋体"/>
+          <w:sz w:val="21"/>
+        </w:rPr>
+        <w:t xml:space="preserve">时间: 2026 | </w:t>
+      </w:r>
+      <w:r>
+        <w:t xml:space="preserve">链接: </w:t>
+      </w:r>
+      <w:hyperlink r:id="rId90">
+        <w:r>
+          <w:rPr>
+            <w:rFonts w:ascii="Times New Roman" w:hAnsi="Times New Roman" w:eastAsia="宋体"/>
+            <w:color w:val="0000FF"/>
+            <w:sz w:val="21"/>
+            <w:u w:val="single"/>
+          </w:rPr>
+          <w:t>https://doi.org/10.1109/tpami.2026.3664082</w:t>
+        </w:r>
+      </w:hyperlink>
+    </w:p>
+    <w:p>
+      <w:pPr>
+        <w:spacing w:before="120"/>
+      </w:pPr>
+      <w:r>
+        <w:rPr>
+          <w:rFonts w:ascii="Times New Roman" w:hAnsi="Times New Roman" w:eastAsia="宋体"/>
+          <w:b/>
+          <w:sz w:val="21"/>
+        </w:rPr>
+        <w:t>中文摘要:</w:t>
+      </w:r>
+    </w:p>
+    <w:p>
+      <w:pPr>
+        <w:ind w:firstLine="360"/>
+      </w:pPr>
+      <w:r>
+        <w:rPr>
+          <w:rFonts w:ascii="Times New Roman" w:hAnsi="Times New Roman" w:eastAsia="宋体"/>
+          <w:sz w:val="21"/>
+        </w:rPr>
+        <w:t>由于镜头的限制，传统相机在动态场景中保持焦点方面面临限制，尤其是在快速运动期间。人们已经探索了捕获后重新聚焦技术，包括基于深度学习的方法和光场相机，以缓解这些挑战。然而，这些方法经常与时间一致性作斗争，或者在空间分辨率上进行权衡。在本文中，我们介绍了编码事件焦点堆栈，这是一种通过调制焦点扫描期间记录的事件流捕获运动和深度信息的新颖方法。我们的编码事件焦点堆栈能够生成在任意焦距处重新聚焦的全时中间帧。对合成数据集和真实世界数据集的大量实验表明，我们的方法比最先进的技术具有卓越的重新聚焦能力，特别是在具有复杂运动和深度变化的动态场景中。</w:t>
+      </w:r>
+    </w:p>
+    <w:p>
+      <w:pPr>
+        <w:spacing w:before="120"/>
+      </w:pPr>
+      <w:r>
+        <w:rPr>
+          <w:rFonts w:ascii="Times New Roman" w:hAnsi="Times New Roman" w:eastAsia="宋体"/>
+          <w:b/>
+          <w:sz w:val="21"/>
+        </w:rPr>
+        <w:t>English Abstract:</w:t>
+      </w:r>
+    </w:p>
+    <w:p>
+      <w:r>
+        <w:rPr>
+          <w:rFonts w:ascii="Times New Roman" w:hAnsi="Times New Roman" w:eastAsia="宋体"/>
+          <w:sz w:val="21"/>
+        </w:rPr>
+        <w:t>Traditional cameras face limitations in maintaining focus across dynamic scenes, especially during rapid motion, due to the constraints of their lenses. Post-capture refocusing techniques, including deep learning-based methods and light field cameras, have been explored to mitigate these challenges. However, these approaches frequently struggle with temporal consistency or experience a trade-off in spatial resolution. In this paper, we introduce the coded event focal stack, a novel approach that captures both motion and depth information through event streams recorded during a modulated focal sweep. Our coded event focal stack enables the generation of full time intermediate frames refocused at arbitrary focal distances. Extensive experiments on both synthetic and real-world datasets demonstrate the superior refocusing capability of our method over state-of-the-art techniques, particularly in dynamic scenes with complex motion and depth variations.</w:t>
+      </w:r>
+    </w:p>
+    <w:p>
+      <w:r>
+        <w:rPr>
+          <w:rFonts w:ascii="Times New Roman" w:hAnsi="Times New Roman" w:eastAsia="宋体"/>
+          <w:sz w:val="21"/>
+        </w:rPr>
+        <w:t>__________________________________________________</w:t>
+      </w:r>
+    </w:p>
+    <w:p>
+      <w:pPr>
+        <w:pStyle w:val="Heading2"/>
+      </w:pPr>
+      <w:r/>
+      <w:r>
+        <w:rPr>
+          <w:rFonts w:ascii="Times New Roman" w:hAnsi="Times New Roman" w:eastAsia="宋体"/>
+          <w:b/>
+          <w:color w:val="000000"/>
+          <w:sz w:val="24"/>
+        </w:rPr>
+        <w:t>使用运动线性扩散变压器实现一致且可控的图像动画</w:t>
+      </w:r>
+    </w:p>
+    <w:p>
+      <w:r>
+        <w:rPr>
+          <w:rFonts w:ascii="Times New Roman" w:hAnsi="Times New Roman" w:eastAsia="宋体"/>
+          <w:b/>
+          <w:color w:val="003264"/>
+          <w:sz w:val="24"/>
+        </w:rPr>
+        <w:t>Consistent and Controllable Image Animation with Motion Linear Diffusion Transformers</w:t>
+      </w:r>
+    </w:p>
+    <w:p>
+      <w:r>
+        <w:rPr>
+          <w:rFonts w:ascii="Times New Roman" w:hAnsi="Times New Roman" w:eastAsia="宋体"/>
+          <w:sz w:val="21"/>
+        </w:rPr>
+        <w:t>作者: Xin Ma, Yaohui Wang, Genyun Jia, Xinyuan Chen, Tien-Tsin Wong, Cunjian Chen</w:t>
+        <w:br/>
+      </w:r>
+      <w:r>
+        <w:rPr>
+          <w:rFonts w:ascii="Times New Roman" w:hAnsi="Times New Roman" w:eastAsia="宋体"/>
+          <w:sz w:val="21"/>
+        </w:rPr>
+        <w:t xml:space="preserve">时间: 2026 | </w:t>
+      </w:r>
+      <w:r>
+        <w:t xml:space="preserve">链接: </w:t>
+      </w:r>
+      <w:hyperlink r:id="rId91">
+        <w:r>
+          <w:rPr>
+            <w:rFonts w:ascii="Times New Roman" w:hAnsi="Times New Roman" w:eastAsia="宋体"/>
+            <w:color w:val="0000FF"/>
+            <w:sz w:val="21"/>
+            <w:u w:val="single"/>
+          </w:rPr>
+          <w:t>https://doi.org/10.1109/tpami.2026.3664227</w:t>
+        </w:r>
+      </w:hyperlink>
+    </w:p>
+    <w:p>
+      <w:pPr>
+        <w:spacing w:before="120"/>
+      </w:pPr>
+      <w:r>
+        <w:rPr>
+          <w:rFonts w:ascii="Times New Roman" w:hAnsi="Times New Roman" w:eastAsia="宋体"/>
+          <w:b/>
+          <w:sz w:val="21"/>
+        </w:rPr>
+        <w:t>中文摘要:</w:t>
+      </w:r>
+    </w:p>
+    <w:p>
+      <w:pPr>
+        <w:ind w:firstLine="360"/>
+      </w:pPr>
+      <w:r>
+        <w:rPr>
+          <w:rFonts w:ascii="Times New Roman" w:hAnsi="Times New Roman" w:eastAsia="宋体"/>
+          <w:sz w:val="21"/>
+        </w:rPr>
+        <w:t>在扩散模型强大的生成能力的推动下，图像动画取得了重大进展。然而，保持与静态输入图像的外观一致性以及减轻生成的动画中的突然运动过渡仍然是持续存在的挑战。虽然文本到视频 (T2V) 生成已经通过扩散变压器模型展示了令人印象深刻的性能，但图像动画领域仍然很大程度上依赖于基于 U-Net 的扩散模型，该模型落后于最新的 T2V 方法。此外，《变形金刚》中普通自注意力机制的二次复杂性带来了繁重的计算需求，使得图像动画特别占用资源。为了解决这些问题，我们提出了 MiraMo，一个旨在提高图像动画的效率、外观一致性和运动平滑度的框架。具体来说，MiraMo 引入了三个关键要素：（1）基础的文本到视频架构，用高效的线性注意力取代普通的自注意力，以减少计算开销，同时保持生成质量； （2）一种新颖的运动残差学习范式，专注于运动动力学建模而不是直接预测帧，提高时间一致性； (3) 推理期间基于 DCT 的噪声细化策略，以抑制突然的运动伪影，并辅以动态控制模块，以平衡运动平滑度和表现力。针对最先进方法的大量实验验证了 MiraMo 在生成一致、流畅、可控动画和加速推理速度方面的优越性。此外，我们还通过运动传输和视频编辑任务中的应用展示了 MiraMo 的多功能性。项目页面位于https://maxin-cn.github.io/miramo_project。</w:t>
+      </w:r>
+    </w:p>
+    <w:p>
+      <w:pPr>
+        <w:spacing w:before="120"/>
+      </w:pPr>
+      <w:r>
+        <w:rPr>
+          <w:rFonts w:ascii="Times New Roman" w:hAnsi="Times New Roman" w:eastAsia="宋体"/>
+          <w:b/>
+          <w:sz w:val="21"/>
+        </w:rPr>
+        <w:t>English Abstract:</w:t>
+      </w:r>
+    </w:p>
+    <w:p>
+      <w:r>
+        <w:rPr>
+          <w:rFonts w:ascii="Times New Roman" w:hAnsi="Times New Roman" w:eastAsia="宋体"/>
+          <w:sz w:val="21"/>
+        </w:rPr>
+        <w:t>Image animation has seen significant progress, driven by the powerful generative capabilities of diffusion models. However, maintaining appearance consistency with static input images and mitigating abrupt motion transitions in generated animations remain persistent challenges. While text-to-video (T2V) generation has demonstrated impressive performance with diffusion transformer models, the image animation field still largely relies on U-Net-based diffusion models, which lag behind the latest T2V approaches. Moreover, the quadratic complexity of vanilla self-attention mechanisms in Transformers imposes heavy computational demands, making image animation particularly resource-intensive. To address these issues, we propose MiraMo, a framework designed to enhance efficiency, appearance consistency, and motion smoothness in image animation. Specifically, MiraMo introduces three key elements: (1) A foundational text-to-video architecture replacing vanilla self-attention with efficient linear attention to reduce computational overhead while preserving generation quality; (2) A novel motion residual learning paradigm that focuses on modeling motion dynamics rather than directly predicting frames, improving temporal consistency; and (3) A DCT-based noise refinement strategy during inference to suppress sudden motion artifacts, complemented by a dynamics control module to balance motion smoothness and expressiveness. Extensive experiments against state-of-the-art methods validate the superiority of MiraMo in generating consistent, smooth, and controllable animations with accelerated inference speed. Additionally, we demonstrate the versatility of MiraMo through applications in motion transfer and video editing tasks. The project page is available at https://maxin-cn.github.io/miramo_project.</w:t>
+      </w:r>
+    </w:p>
+    <w:p>
+      <w:r>
+        <w:rPr>
+          <w:rFonts w:ascii="Times New Roman" w:hAnsi="Times New Roman" w:eastAsia="宋体"/>
+          <w:sz w:val="21"/>
+        </w:rPr>
+        <w:t>__________________________________________________</w:t>
+      </w:r>
+    </w:p>
+    <w:p>
+      <w:pPr>
+        <w:pStyle w:val="Heading2"/>
+      </w:pPr>
+      <w:r/>
+      <w:r>
+        <w:rPr>
+          <w:rFonts w:ascii="Times New Roman" w:hAnsi="Times New Roman" w:eastAsia="宋体"/>
+          <w:b/>
+          <w:color w:val="000000"/>
+          <w:sz w:val="24"/>
+        </w:rPr>
+        <w:t>互相学习：广义联邦增量语义分割</w:t>
+      </w:r>
+    </w:p>
+    <w:p>
+      <w:r>
+        <w:rPr>
+          <w:rFonts w:ascii="Times New Roman" w:hAnsi="Times New Roman" w:eastAsia="宋体"/>
+          <w:b/>
+          <w:color w:val="003264"/>
+          <w:sz w:val="24"/>
+        </w:rPr>
+        <w:t>Learning From Each Other: Generalized Federated Incremental Semantic Segmentation</w:t>
+      </w:r>
+    </w:p>
+    <w:p>
+      <w:r>
+        <w:rPr>
+          <w:rFonts w:ascii="Times New Roman" w:hAnsi="Times New Roman" w:eastAsia="宋体"/>
+          <w:sz w:val="21"/>
+        </w:rPr>
+        <w:t>作者: Jiahua Dong, Wenqi Liang, Yang Cong, Gan Sun, Lixu Wang, Henghui Ding, Yulun Zhang, Luc Van Gool</w:t>
+        <w:br/>
+      </w:r>
+      <w:r>
+        <w:rPr>
+          <w:rFonts w:ascii="Times New Roman" w:hAnsi="Times New Roman" w:eastAsia="宋体"/>
+          <w:sz w:val="21"/>
+        </w:rPr>
+        <w:t xml:space="preserve">时间: 2026 | </w:t>
+      </w:r>
+      <w:r>
+        <w:t xml:space="preserve">链接: </w:t>
+      </w:r>
+      <w:hyperlink r:id="rId92">
+        <w:r>
+          <w:rPr>
+            <w:rFonts w:ascii="Times New Roman" w:hAnsi="Times New Roman" w:eastAsia="宋体"/>
+            <w:color w:val="0000FF"/>
+            <w:sz w:val="21"/>
+            <w:u w:val="single"/>
+          </w:rPr>
+          <w:t>https://doi.org/10.1109/tpami.2026.3664293</w:t>
+        </w:r>
+      </w:hyperlink>
+    </w:p>
+    <w:p>
+      <w:pPr>
+        <w:spacing w:before="120"/>
+      </w:pPr>
+      <w:r>
+        <w:rPr>
+          <w:rFonts w:ascii="Times New Roman" w:hAnsi="Times New Roman" w:eastAsia="宋体"/>
+          <w:b/>
+          <w:sz w:val="21"/>
+        </w:rPr>
+        <w:t>中文摘要:</w:t>
+      </w:r>
+    </w:p>
+    <w:p>
+      <w:pPr>
+        <w:ind w:firstLine="360"/>
+      </w:pPr>
+      <w:r>
+        <w:rPr>
+          <w:rFonts w:ascii="Times New Roman" w:hAnsi="Times New Roman" w:eastAsia="宋体"/>
+          <w:sz w:val="21"/>
+        </w:rPr>
+        <w:t>联邦学习（FL）通过去中心化训练实现先进的语义分割，以降低标注成本。然而，大多数基于 FL 的语义分割方法都假设固定的前景类，当本地客户端不断收集新类的流数据而不存储旧类别时，会导致旧类别的灾难性遗忘。此外，新的本地客户不定期参与其他人没有见过的新课程可能会加剧全球 FL 培训期间客户之间的异构遗忘。为了解决上述挑战，我们提出了一种分层遗忘缓解（HFA）模型。通过解决本地客户内部和之间的遗忘问题，我们的模型确保所有本地客户在不断学习新类别的过程中相互学习。具体来说，为了减轻由背景转移引起的本地客户端中的类别不平衡遗忘，我们开发了一种置信度正则化伪标记策略，为标记为背景的旧类别生成类别平衡的软伪标签。在软伪标签的指导下，我们设计了图引发的关系匹配损失和遗忘平衡梯度传播模块，以解决模糊的类间关系和旧类之间的类不平衡梯度传播。此外，还设计了一种新颖的任务检测模块和自适应 DBSCAN 聚类来解决客户端间的异构遗忘问题。他们检测新任务的到来，以存储旧的全局模型以进行局部伪标记和蒸馏，同时提供用于建模类间关系和热启动全局分类器的全局类原型。对多个数据集的实验验证了我们的模型相对于其他方法的优越性。</w:t>
+      </w:r>
+    </w:p>
+    <w:p>
+      <w:pPr>
+        <w:spacing w:before="120"/>
+      </w:pPr>
+      <w:r>
+        <w:rPr>
+          <w:rFonts w:ascii="Times New Roman" w:hAnsi="Times New Roman" w:eastAsia="宋体"/>
+          <w:b/>
+          <w:sz w:val="21"/>
+        </w:rPr>
+        <w:t>English Abstract:</w:t>
+      </w:r>
+    </w:p>
+    <w:p>
+      <w:r>
+        <w:rPr>
+          <w:rFonts w:ascii="Times New Roman" w:hAnsi="Times New Roman" w:eastAsia="宋体"/>
+          <w:sz w:val="21"/>
+        </w:rPr>
+        <w:t>Federated learning (FL) has advanced semantic segmentation through decentralized training to reduce annotation costs. However, most FL-based semantic segmentation methods assume fixed foreground classes, resulting in catastrophic forgetting of old categories when local clients continually collect streaming data of new classes without storing old categories. Moreover, the irregular participation of new local clients with novel classes unseen by others may exacerbate heterogeneous forgetting across clients during global FL training. To resolve the above challenges, we propose a H ierarchical F orgetting A lleviation (HFA) model. By tackling forgetting within and across local clients, our model ensures that all local clients learn from each other as they continuously learn new categories. Specifically, to alleviate class-imbalanced forgetting within local clients induced by background shift, we develop a confidence-regularized pseudo labeling strategy to produce class-balanced soft pseudo labels for old categories that are labeled as background. Guided by soft pseudo labels, we design a graph-induced relation matching loss and a forgetting-balanced gradient propagation module to tackle ambiguous inter-class relations and class-imbalanced gradient propagation among old classes. Besides, a novel task detection module and an adaptive DBSCAN clustering are devised to address inter-client heterogeneous forgetting. They detect the arrival of new tasks to store the old global model for local pseudo labeling and distillation, while supplying global class prototypes for modeling inter-class relations and warm-starting global classifier. Experiments on multiple datasets verify our model's superiority over other methods.</w:t>
+      </w:r>
+    </w:p>
+    <w:p>
+      <w:r>
+        <w:rPr>
+          <w:rFonts w:ascii="Times New Roman" w:hAnsi="Times New Roman" w:eastAsia="宋体"/>
+          <w:sz w:val="21"/>
+        </w:rPr>
+        <w:t>__________________________________________________</w:t>
+      </w:r>
+    </w:p>
+    <w:p>
+      <w:pPr>
+        <w:pStyle w:val="Heading2"/>
+      </w:pPr>
+      <w:r/>
+      <w:r>
+        <w:rPr>
+          <w:rFonts w:ascii="Times New Roman" w:hAnsi="Times New Roman" w:eastAsia="宋体"/>
+          <w:b/>
+          <w:color w:val="000000"/>
+          <w:sz w:val="24"/>
+        </w:rPr>
+        <w:t>图神经网络解释的抗分布外评估</w:t>
+      </w:r>
+    </w:p>
+    <w:p>
+      <w:r>
+        <w:rPr>
+          <w:rFonts w:ascii="Times New Roman" w:hAnsi="Times New Roman" w:eastAsia="宋体"/>
+          <w:b/>
+          <w:color w:val="003264"/>
+          <w:sz w:val="24"/>
+        </w:rPr>
+        <w:t>Out-of-Distribution-Resistant Evaluations for Explanations of Graph Neural Networks</w:t>
+      </w:r>
+    </w:p>
+    <w:p>
+      <w:r>
+        <w:rPr>
+          <w:rFonts w:ascii="Times New Roman" w:hAnsi="Times New Roman" w:eastAsia="宋体"/>
+          <w:sz w:val="21"/>
+        </w:rPr>
+        <w:t>作者: Junfeng Fang, Hao Wu, An Zhang, Tianlong Chen, Kun Wang, Yuxuan Liang, Roger Zimmermann, Xiang Wang</w:t>
+        <w:br/>
+      </w:r>
+      <w:r>
+        <w:rPr>
+          <w:rFonts w:ascii="Times New Roman" w:hAnsi="Times New Roman" w:eastAsia="宋体"/>
+          <w:sz w:val="21"/>
+        </w:rPr>
+        <w:t xml:space="preserve">时间: 2026 | </w:t>
+      </w:r>
+      <w:r>
+        <w:t xml:space="preserve">链接: </w:t>
+      </w:r>
+      <w:hyperlink r:id="rId93">
+        <w:r>
+          <w:rPr>
+            <w:rFonts w:ascii="Times New Roman" w:hAnsi="Times New Roman" w:eastAsia="宋体"/>
+            <w:color w:val="0000FF"/>
+            <w:sz w:val="21"/>
+            <w:u w:val="single"/>
+          </w:rPr>
+          <w:t>https://doi.org/10.1109/tpami.2026.3664091</w:t>
+        </w:r>
+      </w:hyperlink>
+    </w:p>
+    <w:p>
+      <w:pPr>
+        <w:spacing w:before="120"/>
+      </w:pPr>
+      <w:r>
+        <w:rPr>
+          <w:rFonts w:ascii="Times New Roman" w:hAnsi="Times New Roman" w:eastAsia="宋体"/>
+          <w:b/>
+          <w:sz w:val="21"/>
+        </w:rPr>
+        <w:t>中文摘要:</w:t>
+      </w:r>
+    </w:p>
+    <w:p>
+      <w:pPr>
+        <w:ind w:firstLine="360"/>
+      </w:pPr>
+      <w:r>
+        <w:rPr>
+          <w:rFonts w:ascii="Times New Roman" w:hAnsi="Times New Roman" w:eastAsia="宋体"/>
+          <w:sz w:val="21"/>
+        </w:rPr>
+        <w:t>图神经网络 (GNN) 的可解释性在增强其可信度、可信度和透明度方面显示出了巨大的前景。我们的研究深入研究 GNN 内可解释性的评估，这是确保可解释性技术在现实应用中可靠性的关键因素。现有的评估指标通常涉及将解释性子图作为输入并测量输出差异，通常面临分布外（OOD）的挑战。当解释子图与现实世界的数据分布不一致时，就会出现此问题，从而影响模型解释的可靠性。考虑到这一点，在这项工作中，我们努力通过引入一种新颖的评估指标来解决这个问题，称为 OOD 抵抗对抗鲁棒性（OAR）。具体来说，我们的方法受到对抗稳健性的启发，评估解释子图对攻击的弹性。此外，我们在评估框架中纳入了复杂的 OOD 重新加权机制，以确保评估与原始数据分布保持一致。除此之外，为了适应更广泛的评估任务，我们进一步设计了反事实攻击模块，并使用条件图扩散模型补充扰动子图。精炼范例称为 $ \rm{OAR}^+$ ，确保我们的指标具有通用性并适用于各种上下文。此外，我们建立了一个标准化框架，作为评估不同指标的公平性和准确性的基准。我们进行了大量的实验来验证 OAR 和 $ \rm{OAR}^+$ 的有效性。代码可在 https://github.com/MangoKiller/OAR 获取。</w:t>
+      </w:r>
+    </w:p>
+    <w:p>
+      <w:pPr>
+        <w:spacing w:before="120"/>
+      </w:pPr>
+      <w:r>
+        <w:rPr>
+          <w:rFonts w:ascii="Times New Roman" w:hAnsi="Times New Roman" w:eastAsia="宋体"/>
+          <w:b/>
+          <w:sz w:val="21"/>
+        </w:rPr>
+        <w:t>English Abstract:</w:t>
+      </w:r>
+    </w:p>
+    <w:p>
+      <w:r>
+        <w:rPr>
+          <w:rFonts w:ascii="Times New Roman" w:hAnsi="Times New Roman" w:eastAsia="宋体"/>
+          <w:sz w:val="21"/>
+        </w:rPr>
+        <w:t>Explainability in Graph Neural Networks (GNNs) has shown considerable promise in bolstering their trustworthiness, credibility and transparency. Our research delves into the assessment of explainability within GNNs, a pivotal factor for ensuring the reliability of explainability techniques in real-world applications. Existing evaluation metrics, typically involving taking explanatory subgraphs as inputs and measuring output differences, often face out-of-distribution (OOD) challenges. This issue occurs when explanatory subgraphs do not align with real-world data distributions, affecting the reliability of model explanations. With this in mind, in this work, we endeavor to confront this issue by introducing a novel evaluation metric, termed OOD-resistant Adversarial Robustness (OAR). Specifically, our approach is inspired by adversarial robustness, assessing the resilience of explanation subgraphs to attacks. Additionally, we incorporate a sophisticated OOD reweighting mechanism within the evaluation framework to ensure that assessments remain aligned with the original data distribution. Going beyond this, to accommodate a wider range of evaluation tasks, we further devise a counterfactual attack module and complement the perturbed subgraph using the conditional graph diffusion model. The refined paradigm, termed $ \rm{OAR}^+$ , ensures that our metric is versatile and applicable across various contexts. Furthermore, we establish a standardized framework, which serves as a benchmark for evaluating the fairness and accuracy of different metrics. We conduct extensive experiments to validate the effectiveness of the OAR and $ \rm{OAR}^+$ . Code is available at https://github.com/MangoKiller/OAR .</w:t>
+      </w:r>
+    </w:p>
+    <w:p>
+      <w:r>
+        <w:rPr>
+          <w:rFonts w:ascii="Times New Roman" w:hAnsi="Times New Roman" w:eastAsia="宋体"/>
+          <w:sz w:val="21"/>
+        </w:rPr>
+        <w:t>__________________________________________________</w:t>
+      </w:r>
+    </w:p>
+    <w:p>
+      <w:pPr>
+        <w:pStyle w:val="Heading2"/>
+      </w:pPr>
+      <w:r/>
+      <w:r>
+        <w:rPr>
+          <w:rFonts w:ascii="Times New Roman" w:hAnsi="Times New Roman" w:eastAsia="宋体"/>
+          <w:b/>
+          <w:color w:val="000000"/>
+          <w:sz w:val="24"/>
+        </w:rPr>
+        <w:t>可解释的分子特性预测：通过语言模型将化学概念与预测结合起来</w:t>
+      </w:r>
+    </w:p>
+    <w:p>
+      <w:r>
+        <w:rPr>
+          <w:rFonts w:ascii="Times New Roman" w:hAnsi="Times New Roman" w:eastAsia="宋体"/>
+          <w:b/>
+          <w:color w:val="003264"/>
+          <w:sz w:val="24"/>
+        </w:rPr>
+        <w:t>Explainable Molecular Property Prediction: Aligning Chemical Concepts with Predictions via Language Models</w:t>
+      </w:r>
+    </w:p>
+    <w:p>
+      <w:r>
+        <w:rPr>
+          <w:rFonts w:ascii="Times New Roman" w:hAnsi="Times New Roman" w:eastAsia="宋体"/>
+          <w:sz w:val="21"/>
+        </w:rPr>
+        <w:t>作者: Zhenzhong Wang, Zehui Lin, Wanyu Lin, Ming Yang, Minggang Zeng, Kay Chen Tan</w:t>
+        <w:br/>
+      </w:r>
+      <w:r>
+        <w:rPr>
+          <w:rFonts w:ascii="Times New Roman" w:hAnsi="Times New Roman" w:eastAsia="宋体"/>
+          <w:sz w:val="21"/>
+        </w:rPr>
+        <w:t xml:space="preserve">时间: 2026 | </w:t>
+      </w:r>
+      <w:r>
+        <w:t xml:space="preserve">链接: </w:t>
+      </w:r>
+      <w:hyperlink r:id="rId94">
+        <w:r>
+          <w:rPr>
+            <w:rFonts w:ascii="Times New Roman" w:hAnsi="Times New Roman" w:eastAsia="宋体"/>
+            <w:color w:val="0000FF"/>
+            <w:sz w:val="21"/>
+            <w:u w:val="single"/>
+          </w:rPr>
+          <w:t>https://doi.org/10.1109/tpami.2026.3664098</w:t>
+        </w:r>
+      </w:hyperlink>
+    </w:p>
+    <w:p>
+      <w:pPr>
+        <w:spacing w:before="120"/>
+      </w:pPr>
+      <w:r>
+        <w:rPr>
+          <w:rFonts w:ascii="Times New Roman" w:hAnsi="Times New Roman" w:eastAsia="宋体"/>
+          <w:b/>
+          <w:sz w:val="21"/>
+        </w:rPr>
+        <w:t>中文摘要:</w:t>
+      </w:r>
+    </w:p>
+    <w:p>
+      <w:pPr>
+        <w:ind w:firstLine="360"/>
+      </w:pPr>
+      <w:r>
+        <w:rPr>
+          <w:rFonts w:ascii="Times New Roman" w:hAnsi="Times New Roman" w:eastAsia="宋体"/>
+          <w:sz w:val="21"/>
+        </w:rPr>
+        <w:t>提供可解释的分子特性预测对于许多科学领域（例如药物发现和材料科学）至关重要。尽管基于 Transformer 的语言模型在准确的分子性质预测方面显示出巨大的潜力，但它们既不能提供化学上有意义的解释，也不能忠实地揭示分子结构-性质关系。在这项工作中，我们开发了一个基于语言模型的可解释分子性质预测框架，称为 Lamole，它可以提供化学概念一致的解释。我们采用基于字符串的分子表示（Group SELFIES）作为输入标记来预训练和微调我们的 Lamole，因为它提供了具有化学意义的语义。通过解开 Lamole 的信息流，我们建议考虑自注意力权重和梯度，以便更好地量化每个具有化学意义的子结构对模型输出的影响。为了使解释更加忠实于结构-性质关系，然后我们仔细设计边际损失以明确优化解释以与化学家的注释保持一致。我们将流形假设与详细的边际损失联系起来，以证明损失可以将解释与数据流形的切线空间对齐，从而得出与概念一致的解释。超过 8 个数据集的实验结果表明，Lamole 可以实现相当的预测精度，并将解释精度提高高达 $14.3\%$ ，成为可解释分子特性预测中最先进的。为了进一步说明 Lamole 解释的可操作效用，我们将该框架与进化算法集成。这种集成为分子编辑建立了一个可解释的优化流程，证明 Lamole 的功能超越了简单的事后分析，而是作为分子发现的实用指南。该代码可在提供的链接中找到：https://anonymous.4open.science/r/Lamole-7482</w:t>
+      </w:r>
+    </w:p>
+    <w:p>
+      <w:pPr>
+        <w:spacing w:before="120"/>
+      </w:pPr>
+      <w:r>
+        <w:rPr>
+          <w:rFonts w:ascii="Times New Roman" w:hAnsi="Times New Roman" w:eastAsia="宋体"/>
+          <w:b/>
+          <w:sz w:val="21"/>
+        </w:rPr>
+        <w:t>English Abstract:</w:t>
+      </w:r>
+    </w:p>
+    <w:p>
+      <w:r>
+        <w:rPr>
+          <w:rFonts w:ascii="Times New Roman" w:hAnsi="Times New Roman" w:eastAsia="宋体"/>
+          <w:sz w:val="21"/>
+        </w:rPr>
+        <w:t>Providing explainable molecular property predictions is critical for many scientific domains, such as drug discovery and material science. Though transformer-based language models have shown great potential in accurate molecular property prediction, they neither provide chemically meaningful explanations nor faithfully reveal the molecular structure-property relationships. In this work, we develop a framework for e xplainable mol ecular property prediction based on la nguage models, dubbed as Lamole , which can provide chemical concepts-aligned explanations. We take a string-based molecular representation — Group SELFIES — as input tokens to pre-train and fine-tune our Lamole , as it provides chemically meaningful semantics. By disentangling the information flows of Lamole , we propose considering both self-attention weights and gradients for better quantification of each chemically meaningful substructure's impact on the model's output. To make the explanations more faithful to the structure-property relationship, we then carefully craft a marginal loss to explicitly optimize the explanations to align with the chemists' annotations. We bridge the manifold hypothesis with the elaborated marginal loss to prove that the loss can align the explanations with the tangent space of the data manifold, leading to concept-aligned explanations. Experimental results over eight datasets demonstrate Lamole can achieve comparable prediction accuracy and boost the explanation accuracy by up to $14.3\%$ , being the state-of-the-art in explainable molecular property prediction. To further illustrate the actionable utility of the explanations derived from Lamole , we integrated the framework with an evolutionary algorithm. This integration established an interpretable optimization pipeline for molecular editing, demonstrating that Lamole functions beyond simple post-hoc analysis but serves as a practical guide for molecule discovery. The code is available at the provided link: https://anonymous.4open.science/r/Lamole-7482</w:t>
+      </w:r>
+    </w:p>
+    <w:p>
+      <w:r>
+        <w:rPr>
+          <w:rFonts w:ascii="Times New Roman" w:hAnsi="Times New Roman" w:eastAsia="宋体"/>
+          <w:sz w:val="21"/>
+        </w:rPr>
+        <w:t>__________________________________________________</w:t>
+      </w:r>
+    </w:p>
+    <w:p>
+      <w:pPr>
+        <w:pStyle w:val="Heading2"/>
+      </w:pPr>
+      <w:r/>
+      <w:r>
+        <w:rPr>
+          <w:rFonts w:ascii="Times New Roman" w:hAnsi="Times New Roman" w:eastAsia="宋体"/>
+          <w:b/>
+          <w:color w:val="000000"/>
+          <w:sz w:val="24"/>
+        </w:rPr>
+        <w:t>DNGaussian++：通过深度归一化改进稀疏视图高斯辐射场</w:t>
+      </w:r>
+    </w:p>
+    <w:p>
+      <w:r>
+        <w:rPr>
+          <w:rFonts w:ascii="Times New Roman" w:hAnsi="Times New Roman" w:eastAsia="宋体"/>
+          <w:b/>
+          <w:color w:val="003264"/>
+          <w:sz w:val="24"/>
+        </w:rPr>
+        <w:t>DNGaussian++: Improving Sparse-View Gaussian Radiance Fields with Depth Normalization</w:t>
+      </w:r>
+    </w:p>
+    <w:p>
+      <w:r>
+        <w:rPr>
+          <w:rFonts w:ascii="Times New Roman" w:hAnsi="Times New Roman" w:eastAsia="宋体"/>
+          <w:sz w:val="21"/>
+        </w:rPr>
+        <w:t>作者: Jiahe Li, Jiawei Zhang, Xiaohan Yu, Xiao Bai, Jin Zheng, Xin Ning, Lin Gu</w:t>
+        <w:br/>
+      </w:r>
+      <w:r>
+        <w:rPr>
+          <w:rFonts w:ascii="Times New Roman" w:hAnsi="Times New Roman" w:eastAsia="宋体"/>
+          <w:sz w:val="21"/>
+        </w:rPr>
+        <w:t xml:space="preserve">时间: 2026 | </w:t>
+      </w:r>
+      <w:r>
+        <w:t xml:space="preserve">链接: </w:t>
+      </w:r>
+      <w:hyperlink r:id="rId95">
+        <w:r>
+          <w:rPr>
+            <w:rFonts w:ascii="Times New Roman" w:hAnsi="Times New Roman" w:eastAsia="宋体"/>
+            <w:color w:val="0000FF"/>
+            <w:sz w:val="21"/>
+            <w:u w:val="single"/>
+          </w:rPr>
+          <w:t>https://doi.org/10.1109/tpami.2026.3664307</w:t>
+        </w:r>
+      </w:hyperlink>
+    </w:p>
+    <w:p>
+      <w:pPr>
+        <w:spacing w:before="120"/>
+      </w:pPr>
+      <w:r>
+        <w:rPr>
+          <w:rFonts w:ascii="Times New Roman" w:hAnsi="Times New Roman" w:eastAsia="宋体"/>
+          <w:b/>
+          <w:sz w:val="21"/>
+        </w:rPr>
+        <w:t>中文摘要:</w:t>
+      </w:r>
+    </w:p>
+    <w:p>
+      <w:pPr>
+        <w:ind w:firstLine="360"/>
+      </w:pPr>
+      <w:r>
+        <w:rPr>
+          <w:rFonts w:ascii="Times New Roman" w:hAnsi="Times New Roman" w:eastAsia="宋体"/>
+          <w:sz w:val="21"/>
+        </w:rPr>
+        <w:t>从稀疏视图合成新颖的视图在辐射场方面取得了令人印象深刻的进步，但流行的方法存在高消耗或细化能力不足的问题。本文介绍了 DNGaussian，一种基于 3D 高斯 Splatting 的深度正则化框架，以低成本提供实时、高质量的少样本新颖视图合成。我们的动机源于最近 3D 高斯喷射的显着进步，尽管当输入视图减少时它会遇到几何退化。在高斯辐射场中，我们发现场景几何形状的退化主要与高斯图元的定位有关，并且可以通过深度约束来缓解。因此，我们提出了硬和软深度正则化，以在粗单目深度监督下恢复准确的场景几何形状，同时保持细粒度的颜色外观。为了进一步细化详细的几何形状，我们引入了全局局部深度归一化，增强了对微小局部深度变化的关注。尽管 DNGaussian 显示出令人印象深刻的性能，但其逐块正则化掩盖了跨补丁错误的不一致。此外，即使应用了深度正则化，基元仍然可能不可逆地陷入稀疏视图下的局部最小值中。在本文中，我们提出了一个扩展版本：DNGaussian++。首先，开发了几何实例正则化器，通过利用可靠的实例级深度线索来实现深度正则化，以实现持续一致性。利用深度梯度引导，我们提出了一种深度引导几何重组来以高表示效率解决上述局部最小值问题。大量的实验表明，DNGaussian++在多个数据集和场景中以高效率展现出最先进的性能，并且广泛的适用性和有效性在各种骨干网和任务上得到了验证。</w:t>
+      </w:r>
+    </w:p>
+    <w:p>
+      <w:pPr>
+        <w:spacing w:before="120"/>
+      </w:pPr>
+      <w:r>
+        <w:rPr>
+          <w:rFonts w:ascii="Times New Roman" w:hAnsi="Times New Roman" w:eastAsia="宋体"/>
+          <w:b/>
+          <w:sz w:val="21"/>
+        </w:rPr>
+        <w:t>English Abstract:</w:t>
+      </w:r>
+    </w:p>
+    <w:p>
+      <w:r>
+        <w:rPr>
+          <w:rFonts w:ascii="Times New Roman" w:hAnsi="Times New Roman" w:eastAsia="宋体"/>
+          <w:sz w:val="21"/>
+        </w:rPr>
+        <w:t>Synthesizing novel views from sparse views has achieved impressive advances with radiance fields, yet prevailing methods suffer from high consumption or insufficient refinement capability. This paper introduces DNGaussian, a depth-regularized framework based on 3D Gaussian Splatting, offering real-time and high-quality few-shot novel view synthesis at low costs. Our motivation stems from the remarkable advancement of recent 3D Gaussian Splatting, despite it will encounter a geometry degradation when input views decrease. In the Gaussian radiance fields, we find this degradation in scene geometry primarily lined to the positioning of Gaussian primitives and can be mitigated by depth constraint. Consequently, we propose a Hard and Soft Depth Regularization to restore accurate scene geometry under coarse monocular depth supervision while maintaining a fine-grained color appearance. To further refine detailed geometry, we introduce Global-Local Depth Normalization, enhancing the focus on small local depth changes. Although DNGaussian shows impressive performance, its patch-wise regularization obscures the inconsistency in cross-patch errors. Additionally, primitives can still be irreversibly trapped in local minima under sparse views, even if depth regularization is applied. In this paper, we propose an extended version, DNGaussian++. First, a Geometry Instance Regularizer is developed to enable depth regularization for continuous consistency by exploiting reliable instance-level depth cues. Leveraging the depth gradient guidance, we then propose a Depth-Guided Geometry Reorganization to address the aforementioned local minima problem with high representation efficiency. Extensive experiments show that DNGaussian++ exhibits state-of-the-art performance in multiple datasets and scenarios with high efficiency, and the broad applicability and effectiveness are verified on various backbones and tasks.</w:t>
+      </w:r>
+    </w:p>
+    <w:p>
+      <w:r>
+        <w:rPr>
+          <w:rFonts w:ascii="Times New Roman" w:hAnsi="Times New Roman" w:eastAsia="宋体"/>
+          <w:sz w:val="21"/>
+        </w:rPr>
+        <w:t>__________________________________________________</w:t>
+      </w:r>
+    </w:p>
+    <w:p>
+      <w:pPr>
+        <w:pStyle w:val="Heading2"/>
+      </w:pPr>
+      <w:r/>
+      <w:r>
+        <w:rPr>
+          <w:rFonts w:ascii="Times New Roman" w:hAnsi="Times New Roman" w:eastAsia="宋体"/>
+          <w:b/>
+          <w:color w:val="000000"/>
+          <w:sz w:val="24"/>
+        </w:rPr>
+        <w:t>用于疾病诊断的多模态数据的双重自适应解缠表示学习</w:t>
+      </w:r>
+    </w:p>
+    <w:p>
+      <w:r>
+        <w:rPr>
+          <w:rFonts w:ascii="Times New Roman" w:hAnsi="Times New Roman" w:eastAsia="宋体"/>
+          <w:b/>
+          <w:color w:val="003264"/>
+          <w:sz w:val="24"/>
+        </w:rPr>
+        <w:t>Dual Adaptive Disentangled Representation Learning with Multimodal Data for Disease Diagnosis</w:t>
+      </w:r>
+    </w:p>
+    <w:p>
+      <w:r>
+        <w:rPr>
+          <w:rFonts w:ascii="Times New Roman" w:hAnsi="Times New Roman" w:eastAsia="宋体"/>
+          <w:sz w:val="21"/>
+        </w:rPr>
+        <w:t>作者: Xiumei Chen, Wenliang Pan, Tao Wang, Xinyue Zhang, Wei Xiong, Ting Tian, Qianjin Feng, Meiyan Huang</w:t>
+        <w:br/>
+      </w:r>
+      <w:r>
+        <w:rPr>
+          <w:rFonts w:ascii="Times New Roman" w:hAnsi="Times New Roman" w:eastAsia="宋体"/>
+          <w:sz w:val="21"/>
+        </w:rPr>
+        <w:t xml:space="preserve">时间: 2026 | </w:t>
+      </w:r>
+      <w:r>
+        <w:t xml:space="preserve">链接: </w:t>
+      </w:r>
+      <w:hyperlink r:id="rId96">
+        <w:r>
+          <w:rPr>
+            <w:rFonts w:ascii="Times New Roman" w:hAnsi="Times New Roman" w:eastAsia="宋体"/>
+            <w:color w:val="0000FF"/>
+            <w:sz w:val="21"/>
+            <w:u w:val="single"/>
+          </w:rPr>
+          <w:t>https://doi.org/10.1109/tpami.2026.3664047</w:t>
+        </w:r>
+      </w:hyperlink>
+    </w:p>
+    <w:p>
+      <w:pPr>
+        <w:spacing w:before="120"/>
+      </w:pPr>
+      <w:r>
+        <w:rPr>
+          <w:rFonts w:ascii="Times New Roman" w:hAnsi="Times New Roman" w:eastAsia="宋体"/>
+          <w:b/>
+          <w:sz w:val="21"/>
+        </w:rPr>
+        <w:t>中文摘要:</w:t>
+      </w:r>
+    </w:p>
+    <w:p>
+      <w:pPr>
+        <w:ind w:firstLine="360"/>
+      </w:pPr>
+      <w:r>
+        <w:rPr>
+          <w:rFonts w:ascii="Times New Roman" w:hAnsi="Times New Roman" w:eastAsia="宋体"/>
+          <w:sz w:val="21"/>
+        </w:rPr>
+        <w:t>利用影像和遗传数据进行生物标志物检测和疾病诊断，可以加深对疾病发病机制的认识并辅助临床诊断。然而，当前的方法面临两个主要挑战：1）多模态数据之间的显着异质性阻碍了模态融合。 2）有效探索相似疾病的一致性和变异性信息以提高模型性能是困难的。在本文中，我们提出了一种新颖的统一框架，称为双自适应解缠结表示学习（DADRL），以同时实现疾病共享和疾病特异性生物标志物检测以及疾病诊断。我们的 DADRL 包含三个组成部分：1）应用基于生物学信息约束的模态融合策略来自适应地探索模态间和模内相关性，从而有效地融合多模态数据。 2）提出了整合模态融合和疾病诊断的统一框架，挖掘疾病相关信息，同时完成疾病相关生物标志物检测和疾病诊断。 3）将解开的表示学习和一些自适应度量约束纳入统一框架中，以自适应地将疾病特异性信息与疾病共享特征表示分离，以有效识别疾病共享和疾病特异性生物标志物，从而加深对疾病发病机制的理解。对多个真实数据集和模拟数据的广泛实验表明，我们的方法显着提高了生物标志物检测和疾病诊断的性能。</w:t>
+      </w:r>
+    </w:p>
+    <w:p>
+      <w:pPr>
+        <w:spacing w:before="120"/>
+      </w:pPr>
+      <w:r>
+        <w:rPr>
+          <w:rFonts w:ascii="Times New Roman" w:hAnsi="Times New Roman" w:eastAsia="宋体"/>
+          <w:b/>
+          <w:sz w:val="21"/>
+        </w:rPr>
+        <w:t>English Abstract:</w:t>
+      </w:r>
+    </w:p>
+    <w:p>
+      <w:r>
+        <w:rPr>
+          <w:rFonts w:ascii="Times New Roman" w:hAnsi="Times New Roman" w:eastAsia="宋体"/>
+          <w:sz w:val="21"/>
+        </w:rPr>
+        <w:t>The use of imaging and genetic data for biomarker detection and disease diagnosis can deepen the understanding of disease pathogenesis and assist in clinical diagnosis. However, current methods face two major challenges: 1) the significant heterogeneity between multimodal data hampers modality fusion. 2) Effectively exploring consistency and variability information from similar diseases for enhancing model performance is difficult. In this paper, we propose a novel unified frame work, termed dual adaptive disentangled representation learning (DADRL), to simultaneously achieve disease-shared and disease specific biomarker detection as well as disease diagnosis. Our DADRL comprises three components: 1) a biology information constraints-based modality fusion strategy is applied to adaptively explore inter- and intra-modal correlations, thereby effectively fusing multimodal data. 2) A unified framework that integrates modality fusion and disease diagnosis is proposed to mine disease-related information for simultaneously accomplishing disease-related biomarker detection and disease diagnosis. 3) Disentangled representation learning and several adaptive metric constraints are incorporated into the unified framework to adaptively separate disease-specific information from disease shared feature representations for effectively identifying disease shared and disease-specific biomarkers, thereby deepening the understanding of disease pathogenesis. Extensive experiments on multiple real datasets and simulated data demonstrate that our method significantly improves performance of biomarker detection and disease diagnosis.</w:t>
+      </w:r>
+    </w:p>
+    <w:p>
+      <w:r>
+        <w:rPr>
+          <w:rFonts w:ascii="Times New Roman" w:hAnsi="Times New Roman" w:eastAsia="宋体"/>
+          <w:sz w:val="21"/>
+        </w:rPr>
+        <w:t>__________________________________________________</w:t>
+      </w:r>
+    </w:p>
+    <w:p>
+      <w:pPr>
+        <w:pStyle w:val="Heading2"/>
+      </w:pPr>
+      <w:r/>
+      <w:r>
+        <w:rPr>
+          <w:rFonts w:ascii="Times New Roman" w:hAnsi="Times New Roman" w:eastAsia="宋体"/>
+          <w:b/>
+          <w:color w:val="000000"/>
+          <w:sz w:val="24"/>
+        </w:rPr>
+        <w:t>通过笔触分析对克劳德·莫奈的《睡莲》中的抽象进行计算研究</w:t>
+      </w:r>
+    </w:p>
+    <w:p>
+      <w:r>
+        <w:rPr>
+          <w:rFonts w:ascii="Times New Roman" w:hAnsi="Times New Roman" w:eastAsia="宋体"/>
+          <w:b/>
+          <w:color w:val="003264"/>
+          <w:sz w:val="24"/>
+        </w:rPr>
+        <w:t>Computational Investigation of Abstraction in Claude Monet's Water Lilies through Brushstroke Analysis</w:t>
+      </w:r>
+    </w:p>
+    <w:p>
+      <w:r>
+        <w:rPr>
+          <w:rFonts w:ascii="Times New Roman" w:hAnsi="Times New Roman" w:eastAsia="宋体"/>
+          <w:sz w:val="21"/>
+        </w:rPr>
+        <w:t>作者: Jia Li, Chaewan Chun, Kathryn Brown, James Z. Wang</w:t>
+        <w:br/>
+      </w:r>
+      <w:r>
+        <w:rPr>
+          <w:rFonts w:ascii="Times New Roman" w:hAnsi="Times New Roman" w:eastAsia="宋体"/>
+          <w:sz w:val="21"/>
+        </w:rPr>
+        <w:t xml:space="preserve">时间: 2026 | </w:t>
+      </w:r>
+      <w:r>
+        <w:t xml:space="preserve">链接: </w:t>
+      </w:r>
+      <w:hyperlink r:id="rId97">
+        <w:r>
+          <w:rPr>
+            <w:rFonts w:ascii="Times New Roman" w:hAnsi="Times New Roman" w:eastAsia="宋体"/>
+            <w:color w:val="0000FF"/>
+            <w:sz w:val="21"/>
+            <w:u w:val="single"/>
+          </w:rPr>
+          <w:t>https://doi.org/10.1109/tpami.2026.3664028</w:t>
+        </w:r>
+      </w:hyperlink>
+    </w:p>
+    <w:p>
+      <w:pPr>
+        <w:spacing w:before="120"/>
+      </w:pPr>
+      <w:r>
+        <w:rPr>
+          <w:rFonts w:ascii="Times New Roman" w:hAnsi="Times New Roman" w:eastAsia="宋体"/>
+          <w:b/>
+          <w:sz w:val="21"/>
+        </w:rPr>
+        <w:t>中文摘要:</w:t>
+      </w:r>
+    </w:p>
+    <w:p>
+      <w:pPr>
+        <w:ind w:firstLine="360"/>
+      </w:pPr>
+      <w:r>
+        <w:rPr>
+          <w:rFonts w:ascii="Times New Roman" w:hAnsi="Times New Roman" w:eastAsia="宋体"/>
+          <w:sz w:val="21"/>
+        </w:rPr>
+        <w:t>克劳德·莫奈晚期的《睡莲》画作展现了风格上的转变，艺术史学家通常将其特征描述为越来越抽象和手势表现力。然而，定义和系统地识别这种风格转变仍然具有挑战性。在这里，我们介绍了一个机器学习框架，用于使用流线曲线分析莫奈不断演变的笔触：捕捉笔触固有的动态运动模式的计算表示。我们从莫奈作品早期（1913 年之前）和晚期（1913 年之后）时期的 47 幅画作中采样的 554 个图像块中，提取流线并计算每幅画的几何特征，包括曲率的平滑度和方向变化。每个图像都表示为一组流线特征向量，这种数据类型称为分布式。一种名为组合属性（C2A）的新深度神经网络架构旨在对分布式数据进行分类。我们假设莫奈所谓的“抽象”风格并不统一地表征所有晚期睡莲，并且非抽象花卉，无论时期如何，都具有相似的笔触品质。在这些假设下，在 C2A 的基础上，我们提出了一种名为“Discover Embedded Group with Asymmetry (DEGA)”的新型学习范式，该范式强制执行两个时期的非抽象花斑的 DNN 提取特征的共享分布，同时区分抽象花斑。 DEGA揭示了一个有意义的二维特征空间，其中一个维度区分抽象花卉和拟态睡莲，而另一个维度区分抽象花卉和早期的特写花卉。我们的研究结果表明，莫奈晚期风格的所谓“抽象”品质与他早期描绘特写花卉图案的方法保留了一定的视觉亲和力。当这种笔法用于更广阔的场景时，对花朵的描绘从单个花瓣的真实渲染转向更宽松、更具暗示性的表达，传达花卉存在感而不是植物细节。这项研究强调了计算分析对于更准确地理解艺术家风格发展的价值。</w:t>
+      </w:r>
+    </w:p>
+    <w:p>
+      <w:pPr>
+        <w:spacing w:before="120"/>
+      </w:pPr>
+      <w:r>
+        <w:rPr>
+          <w:rFonts w:ascii="Times New Roman" w:hAnsi="Times New Roman" w:eastAsia="宋体"/>
+          <w:b/>
+          <w:sz w:val="21"/>
+        </w:rPr>
+        <w:t>English Abstract:</w:t>
+      </w:r>
+    </w:p>
+    <w:p>
+      <w:r>
+        <w:rPr>
+          <w:rFonts w:ascii="Times New Roman" w:hAnsi="Times New Roman" w:eastAsia="宋体"/>
+          <w:sz w:val="21"/>
+        </w:rPr>
+        <w:t>Claude Monet's late paintings of Water Lilies exhibit stylistic transformations that are often characterized by art historians as increasingly abstract and gesturally expressive. However, it remains challenging to define and systematically identify this stylistic shift. Here, we introduce a machine learning framework for analyzing Monet's evolving brushwork using streamline curves: computational representations that capture the dynamic movement patterns inherent in brushstrokes. From 554 image patches sampled from 47 paintings spanning early (pre-1913) and later (post-1913) periods of Monet's output, we extract streamlines and compute geometric features for each, including smoothness of curvature and directional variability. Each image is represented as a set of streamline feature vectors, a data type referred to as distributional. A new deep neural network architecture named Composition to Attribute (C2A) is designed for classifying distributional data. We hypothesize that Monet's so-called 'abstract' style does not uniformly characterize all late period Water Lilies, and that non-abstract flowers, regardless of period, share similar brushwork qualities. Under these assumptions, building on C2A, weproposeanovel learning paradigm namedDiscover Embedded Group with Asymmetry (DEGA) which enforces a shared distribution of DNN-extracted features for non-abstract flower patches across both pe riods while distinguishing the abstract ones. DEGA reveals a meaningful two-dimensional feature space, where one dimension differentiates abstract from mimetic Water Lilies, while the other separates abstract f lowers from close-up flowers of the early period. Our findings suggest that the so-called 'abstract' qualities of Monet's late style retain certain visual affinities with his earlier approach to depicting close-up floral motifs. When this brushwork is used in more expansive scenes, the depiction of flowers shifts away from realistic renderings of individual petals toward a looser, more allusive expression, conveying a sense of floral presence rather than botanical detail. This study highlights the value of computational analysis for a more accurate understanding of an artist's stylistic development.</w:t>
       </w:r>
     </w:p>
     <w:p>

--- a/Optical_Papers_260213.docx
+++ b/Optical_Papers_260213.docx
@@ -8752,6 +8752,119 @@
             <w:u w:val="single"/>
           </w:rPr>
           <w:t>https://doi.org/10.1016/j.optlastec.2026.114912</w:t>
+        </w:r>
+      </w:hyperlink>
+    </w:p>
+    <w:p>
+      <w:pPr>
+        <w:spacing w:before="120"/>
+      </w:pPr>
+      <w:r>
+        <w:rPr>
+          <w:rFonts w:ascii="Times New Roman" w:hAnsi="Times New Roman" w:eastAsia="宋体"/>
+          <w:b/>
+          <w:sz w:val="21"/>
+        </w:rPr>
+        <w:t>中文摘要:</w:t>
+      </w:r>
+    </w:p>
+    <w:p>
+      <w:pPr>
+        <w:ind w:firstLine="360"/>
+      </w:pPr>
+      <w:r>
+        <w:rPr>
+          <w:rFonts w:ascii="Times New Roman" w:hAnsi="Times New Roman" w:eastAsia="宋体"/>
+          <w:sz w:val="21"/>
+        </w:rPr>
+        <w:t>（摘要暂缺，等待官方补全）</w:t>
+      </w:r>
+    </w:p>
+    <w:p>
+      <w:pPr>
+        <w:spacing w:before="120"/>
+      </w:pPr>
+      <w:r>
+        <w:rPr>
+          <w:rFonts w:ascii="Times New Roman" w:hAnsi="Times New Roman" w:eastAsia="宋体"/>
+          <w:b/>
+          <w:sz w:val="21"/>
+        </w:rPr>
+        <w:t>English Abstract:</w:t>
+      </w:r>
+    </w:p>
+    <w:p>
+      <w:r>
+        <w:rPr>
+          <w:rFonts w:ascii="Times New Roman" w:hAnsi="Times New Roman" w:eastAsia="宋体"/>
+          <w:sz w:val="21"/>
+        </w:rPr>
+        <w:t>Abstract not available.</w:t>
+      </w:r>
+    </w:p>
+    <w:p>
+      <w:r>
+        <w:rPr>
+          <w:rFonts w:ascii="Times New Roman" w:hAnsi="Times New Roman" w:eastAsia="宋体"/>
+          <w:sz w:val="21"/>
+        </w:rPr>
+        <w:t>__________________________________________________</w:t>
+      </w:r>
+    </w:p>
+    <w:p>
+      <w:pPr>
+        <w:pStyle w:val="Heading2"/>
+      </w:pPr>
+      <w:r/>
+      <w:r>
+        <w:rPr>
+          <w:rFonts w:ascii="Times New Roman" w:hAnsi="Times New Roman" w:eastAsia="宋体"/>
+          <w:b/>
+          <w:color w:val="000000"/>
+          <w:sz w:val="24"/>
+        </w:rPr>
+        <w:t>通过离轴针泵浦在 Nd:YVO4 自拉曼激光器中可控地直接生成结构光</w:t>
+      </w:r>
+    </w:p>
+    <w:p>
+      <w:r>
+        <w:rPr>
+          <w:rFonts w:ascii="Times New Roman" w:hAnsi="Times New Roman" w:eastAsia="宋体"/>
+          <w:b/>
+          <w:color w:val="003264"/>
+          <w:sz w:val="24"/>
+        </w:rPr>
+        <w:t>Controllable direct generation of structured light in a Nd:YVO4 self-Raman laser via off-axis needle pumping</w:t>
+      </w:r>
+    </w:p>
+    <w:p>
+      <w:r>
+        <w:rPr>
+          <w:rFonts w:ascii="Times New Roman" w:hAnsi="Times New Roman" w:eastAsia="宋体"/>
+          <w:sz w:val="21"/>
+        </w:rPr>
+        <w:t>作者: Yandong Feng, Jianan Lu, Chong Zhou, Jinyan Liu, Qinyu Qian, Youyou Hu, Li Fan</w:t>
+        <w:br/>
+      </w:r>
+      <w:r>
+        <w:rPr>
+          <w:rFonts w:ascii="Times New Roman" w:hAnsi="Times New Roman" w:eastAsia="宋体"/>
+          <w:sz w:val="21"/>
+        </w:rPr>
+        <w:t xml:space="preserve">时间: 2026-06-01 | </w:t>
+      </w:r>
+      <w:r>
+        <w:t xml:space="preserve">链接: </w:t>
+      </w:r>
+      <w:hyperlink r:id="rId98">
+        <w:r>
+          <w:rPr>
+            <w:rFonts w:ascii="Times New Roman" w:hAnsi="Times New Roman" w:eastAsia="宋体"/>
+            <w:color w:val="0000FF"/>
+            <w:sz w:val="21"/>
+            <w:u w:val="single"/>
+          </w:rPr>
+          <w:t>https://doi.org/10.1016/j.optlastec.2026.114930</w:t>
         </w:r>
       </w:hyperlink>
     </w:p>

--- a/Optical_Papers_260213.docx
+++ b/Optical_Papers_260213.docx
@@ -956,6 +956,119 @@
     </w:p>
     <w:p>
       <w:pPr>
+        <w:pStyle w:val="Heading2"/>
+      </w:pPr>
+      <w:r/>
+      <w:r>
+        <w:rPr>
+          <w:rFonts w:ascii="Times New Roman" w:hAnsi="Times New Roman" w:eastAsia="宋体"/>
+          <w:b/>
+          <w:color w:val="000000"/>
+          <w:sz w:val="24"/>
+        </w:rPr>
+        <w:t>各向异性二维材料中的双曲局域等离激元和扭曲引起的手性</w:t>
+      </w:r>
+    </w:p>
+    <w:p>
+      <w:r>
+        <w:rPr>
+          <w:rFonts w:ascii="Times New Roman" w:hAnsi="Times New Roman" w:eastAsia="宋体"/>
+          <w:b/>
+          <w:color w:val="003264"/>
+          <w:sz w:val="24"/>
+        </w:rPr>
+        <w:t>Hyperbolic localized plasmons and twist-induced chirality in an anisotropic 2D material</w:t>
+      </w:r>
+    </w:p>
+    <w:p>
+      <w:r>
+        <w:rPr>
+          <w:rFonts w:ascii="Times New Roman" w:hAnsi="Times New Roman" w:eastAsia="宋体"/>
+          <w:sz w:val="21"/>
+        </w:rPr>
+        <w:t>作者: Yaolong Li, Xu Shi, Yuxin Zhang, Yen-En Liu, Hong Yang, Guowei Lyu, Yasutaka Matsuo, Xiaoyong Hu, Qihuang Gong, Hiroaki Misawa</w:t>
+        <w:br/>
+      </w:r>
+      <w:r>
+        <w:rPr>
+          <w:rFonts w:ascii="Times New Roman" w:hAnsi="Times New Roman" w:eastAsia="宋体"/>
+          <w:sz w:val="21"/>
+        </w:rPr>
+        <w:t xml:space="preserve">时间: 2026-02-13 | </w:t>
+      </w:r>
+      <w:r>
+        <w:t xml:space="preserve">链接: </w:t>
+      </w:r>
+      <w:hyperlink r:id="rId99">
+        <w:r>
+          <w:rPr>
+            <w:rFonts w:ascii="Times New Roman" w:hAnsi="Times New Roman" w:eastAsia="宋体"/>
+            <w:color w:val="0000FF"/>
+            <w:sz w:val="21"/>
+            <w:u w:val="single"/>
+          </w:rPr>
+          <w:t>https://doi.org/10.1038/s41467-026-69435-8</w:t>
+        </w:r>
+      </w:hyperlink>
+    </w:p>
+    <w:p>
+      <w:pPr>
+        <w:spacing w:before="120"/>
+      </w:pPr>
+      <w:r>
+        <w:rPr>
+          <w:rFonts w:ascii="Times New Roman" w:hAnsi="Times New Roman" w:eastAsia="宋体"/>
+          <w:b/>
+          <w:sz w:val="21"/>
+        </w:rPr>
+        <w:t>中文摘要:</w:t>
+      </w:r>
+    </w:p>
+    <w:p>
+      <w:pPr>
+        <w:ind w:firstLine="360"/>
+      </w:pPr>
+      <w:r>
+        <w:rPr>
+          <w:rFonts w:ascii="Times New Roman" w:hAnsi="Times New Roman" w:eastAsia="宋体"/>
+          <w:sz w:val="21"/>
+        </w:rPr>
+        <w:t>在这里，作者报告了纳米结构 MoOCl2 阵列的纳米制造和研究，实现了双曲局域等离子体共振和手性光学响应。</w:t>
+      </w:r>
+    </w:p>
+    <w:p>
+      <w:pPr>
+        <w:spacing w:before="120"/>
+      </w:pPr>
+      <w:r>
+        <w:rPr>
+          <w:rFonts w:ascii="Times New Roman" w:hAnsi="Times New Roman" w:eastAsia="宋体"/>
+          <w:b/>
+          <w:sz w:val="21"/>
+        </w:rPr>
+        <w:t>English Abstract:</w:t>
+      </w:r>
+    </w:p>
+    <w:p>
+      <w:r>
+        <w:rPr>
+          <w:rFonts w:ascii="Times New Roman" w:hAnsi="Times New Roman" w:eastAsia="宋体"/>
+          <w:sz w:val="21"/>
+        </w:rPr>
+        <w:t>Here, the authors report the nanofabrication and investigation of arrays of nanostructured MoOCl2 realizing both hyperbolic localized plasmon resonances and chiral optical responses.</w:t>
+      </w:r>
+    </w:p>
+    <w:p>
+      <w:r>
+        <w:rPr>
+          <w:rFonts w:ascii="Times New Roman" w:hAnsi="Times New Roman" w:eastAsia="宋体"/>
+          <w:sz w:val="21"/>
+        </w:rPr>
+        <w:t>__________________________________________________</w:t>
+      </w:r>
+    </w:p>
+    <w:p>
+      <w:pPr>
         <w:pStyle w:val="Heading1"/>
       </w:pPr>
       <w:r>
@@ -8565,6 +8678,345 @@
     </w:p>
     <w:p>
       <w:pPr>
+        <w:pStyle w:val="Heading2"/>
+      </w:pPr>
+      <w:r/>
+      <w:r>
+        <w:rPr>
+          <w:rFonts w:ascii="Times New Roman" w:hAnsi="Times New Roman" w:eastAsia="宋体"/>
+          <w:b/>
+          <w:color w:val="000000"/>
+          <w:sz w:val="24"/>
+        </w:rPr>
+        <w:t>通过晶界工程优化溅射钼薄膜，以提高柔性 LTPS TFT 的可靠性</w:t>
+      </w:r>
+    </w:p>
+    <w:p>
+      <w:r>
+        <w:rPr>
+          <w:rFonts w:ascii="Times New Roman" w:hAnsi="Times New Roman" w:eastAsia="宋体"/>
+          <w:b/>
+          <w:color w:val="003264"/>
+          <w:sz w:val="24"/>
+        </w:rPr>
+        <w:t>Optimization of sputtered molybdenum films via grain boundary engineering for enhanced reliability of flexible LTPS TFTs</w:t>
+      </w:r>
+    </w:p>
+    <w:p>
+      <w:r>
+        <w:rPr>
+          <w:rFonts w:ascii="Times New Roman" w:hAnsi="Times New Roman" w:eastAsia="宋体"/>
+          <w:sz w:val="21"/>
+        </w:rPr>
+        <w:t>作者: Yana Gao, Kang Yang, Tuo Zheng, Cong Peng, Xingyao Zhou, Xiao Ling, Xifeng Li, Jianhua Zhang</w:t>
+        <w:br/>
+      </w:r>
+      <w:r>
+        <w:rPr>
+          <w:rFonts w:ascii="Times New Roman" w:hAnsi="Times New Roman" w:eastAsia="宋体"/>
+          <w:sz w:val="21"/>
+        </w:rPr>
+        <w:t xml:space="preserve">时间: 2026-02-01 | </w:t>
+      </w:r>
+      <w:r>
+        <w:t xml:space="preserve">链接: </w:t>
+      </w:r>
+      <w:hyperlink r:id="rId100">
+        <w:r>
+          <w:rPr>
+            <w:rFonts w:ascii="Times New Roman" w:hAnsi="Times New Roman" w:eastAsia="宋体"/>
+            <w:color w:val="0000FF"/>
+            <w:sz w:val="21"/>
+            <w:u w:val="single"/>
+          </w:rPr>
+          <w:t>https://doi.org/10.1016/j.displa.2026.103394</w:t>
+        </w:r>
+      </w:hyperlink>
+    </w:p>
+    <w:p>
+      <w:pPr>
+        <w:spacing w:before="120"/>
+      </w:pPr>
+      <w:r>
+        <w:rPr>
+          <w:rFonts w:ascii="Times New Roman" w:hAnsi="Times New Roman" w:eastAsia="宋体"/>
+          <w:b/>
+          <w:sz w:val="21"/>
+        </w:rPr>
+        <w:t>中文摘要:</w:t>
+      </w:r>
+    </w:p>
+    <w:p>
+      <w:pPr>
+        <w:ind w:firstLine="360"/>
+      </w:pPr>
+      <w:r>
+        <w:rPr>
+          <w:rFonts w:ascii="Times New Roman" w:hAnsi="Times New Roman" w:eastAsia="宋体"/>
+          <w:sz w:val="21"/>
+        </w:rPr>
+        <w:t>（摘要暂缺，等待官方补全）</w:t>
+      </w:r>
+    </w:p>
+    <w:p>
+      <w:pPr>
+        <w:spacing w:before="120"/>
+      </w:pPr>
+      <w:r>
+        <w:rPr>
+          <w:rFonts w:ascii="Times New Roman" w:hAnsi="Times New Roman" w:eastAsia="宋体"/>
+          <w:b/>
+          <w:sz w:val="21"/>
+        </w:rPr>
+        <w:t>English Abstract:</w:t>
+      </w:r>
+    </w:p>
+    <w:p>
+      <w:r>
+        <w:rPr>
+          <w:rFonts w:ascii="Times New Roman" w:hAnsi="Times New Roman" w:eastAsia="宋体"/>
+          <w:sz w:val="21"/>
+        </w:rPr>
+        <w:t>Abstract not available.</w:t>
+      </w:r>
+    </w:p>
+    <w:p>
+      <w:r>
+        <w:rPr>
+          <w:rFonts w:ascii="Times New Roman" w:hAnsi="Times New Roman" w:eastAsia="宋体"/>
+          <w:sz w:val="21"/>
+        </w:rPr>
+        <w:t>__________________________________________________</w:t>
+      </w:r>
+    </w:p>
+    <w:p>
+      <w:pPr>
+        <w:pStyle w:val="Heading2"/>
+      </w:pPr>
+      <w:r/>
+      <w:r>
+        <w:rPr>
+          <w:rFonts w:ascii="Times New Roman" w:hAnsi="Times New Roman" w:eastAsia="宋体"/>
+          <w:b/>
+          <w:color w:val="000000"/>
+          <w:sz w:val="24"/>
+        </w:rPr>
+        <w:t>视听设计对虚拟现实环境中情绪反应和存在的影响</w:t>
+      </w:r>
+    </w:p>
+    <w:p>
+      <w:r>
+        <w:rPr>
+          <w:rFonts w:ascii="Times New Roman" w:hAnsi="Times New Roman" w:eastAsia="宋体"/>
+          <w:b/>
+          <w:color w:val="003264"/>
+          <w:sz w:val="24"/>
+        </w:rPr>
+        <w:t>The influence of audiovisual design on emotional responses and presence in virtual reality environments</w:t>
+      </w:r>
+    </w:p>
+    <w:p>
+      <w:r>
+        <w:rPr>
+          <w:rFonts w:ascii="Times New Roman" w:hAnsi="Times New Roman" w:eastAsia="宋体"/>
+          <w:sz w:val="21"/>
+        </w:rPr>
+        <w:t>作者: Hifsa Shahid, Amna Khan, Maria Ilyas, Shahzad Rasool</w:t>
+        <w:br/>
+      </w:r>
+      <w:r>
+        <w:rPr>
+          <w:rFonts w:ascii="Times New Roman" w:hAnsi="Times New Roman" w:eastAsia="宋体"/>
+          <w:sz w:val="21"/>
+        </w:rPr>
+        <w:t xml:space="preserve">时间: 2026-02-01 | </w:t>
+      </w:r>
+      <w:r>
+        <w:t xml:space="preserve">链接: </w:t>
+      </w:r>
+      <w:hyperlink r:id="rId101">
+        <w:r>
+          <w:rPr>
+            <w:rFonts w:ascii="Times New Roman" w:hAnsi="Times New Roman" w:eastAsia="宋体"/>
+            <w:color w:val="0000FF"/>
+            <w:sz w:val="21"/>
+            <w:u w:val="single"/>
+          </w:rPr>
+          <w:t>https://doi.org/10.1016/j.displa.2026.103395</w:t>
+        </w:r>
+      </w:hyperlink>
+    </w:p>
+    <w:p>
+      <w:pPr>
+        <w:spacing w:before="120"/>
+      </w:pPr>
+      <w:r>
+        <w:rPr>
+          <w:rFonts w:ascii="Times New Roman" w:hAnsi="Times New Roman" w:eastAsia="宋体"/>
+          <w:b/>
+          <w:sz w:val="21"/>
+        </w:rPr>
+        <w:t>中文摘要:</w:t>
+      </w:r>
+    </w:p>
+    <w:p>
+      <w:pPr>
+        <w:ind w:firstLine="360"/>
+      </w:pPr>
+      <w:r>
+        <w:rPr>
+          <w:rFonts w:ascii="Times New Roman" w:hAnsi="Times New Roman" w:eastAsia="宋体"/>
+          <w:sz w:val="21"/>
+        </w:rPr>
+        <w:t>（摘要暂缺，等待官方补全）</w:t>
+      </w:r>
+    </w:p>
+    <w:p>
+      <w:pPr>
+        <w:spacing w:before="120"/>
+      </w:pPr>
+      <w:r>
+        <w:rPr>
+          <w:rFonts w:ascii="Times New Roman" w:hAnsi="Times New Roman" w:eastAsia="宋体"/>
+          <w:b/>
+          <w:sz w:val="21"/>
+        </w:rPr>
+        <w:t>English Abstract:</w:t>
+      </w:r>
+    </w:p>
+    <w:p>
+      <w:r>
+        <w:rPr>
+          <w:rFonts w:ascii="Times New Roman" w:hAnsi="Times New Roman" w:eastAsia="宋体"/>
+          <w:sz w:val="21"/>
+        </w:rPr>
+        <w:t>Abstract not available.</w:t>
+      </w:r>
+    </w:p>
+    <w:p>
+      <w:r>
+        <w:rPr>
+          <w:rFonts w:ascii="Times New Roman" w:hAnsi="Times New Roman" w:eastAsia="宋体"/>
+          <w:sz w:val="21"/>
+        </w:rPr>
+        <w:t>__________________________________________________</w:t>
+      </w:r>
+    </w:p>
+    <w:p>
+      <w:pPr>
+        <w:pStyle w:val="Heading2"/>
+      </w:pPr>
+      <w:r/>
+      <w:r>
+        <w:rPr>
+          <w:rFonts w:ascii="Times New Roman" w:hAnsi="Times New Roman" w:eastAsia="宋体"/>
+          <w:b/>
+          <w:color w:val="000000"/>
+          <w:sz w:val="24"/>
+        </w:rPr>
+        <w:t>DRONet：专为无人机量身定制的遮挡控制多目标检测</w:t>
+      </w:r>
+    </w:p>
+    <w:p>
+      <w:r>
+        <w:rPr>
+          <w:rFonts w:ascii="Times New Roman" w:hAnsi="Times New Roman" w:eastAsia="宋体"/>
+          <w:b/>
+          <w:color w:val="003264"/>
+          <w:sz w:val="24"/>
+        </w:rPr>
+        <w:t>DRONet: occlusion-mastering multi-object detection tailored for unmanned aerial vehicles</w:t>
+      </w:r>
+    </w:p>
+    <w:p>
+      <w:r>
+        <w:rPr>
+          <w:rFonts w:ascii="Times New Roman" w:hAnsi="Times New Roman" w:eastAsia="宋体"/>
+          <w:sz w:val="21"/>
+        </w:rPr>
+        <w:t>作者: Jiajun Qian, Chongben Tao, Xizhao Luo, Zhen Gao, Tian Wang, Fengjun Xiao, Feng Cao, Zufeng Zhang</w:t>
+        <w:br/>
+      </w:r>
+      <w:r>
+        <w:rPr>
+          <w:rFonts w:ascii="Times New Roman" w:hAnsi="Times New Roman" w:eastAsia="宋体"/>
+          <w:sz w:val="21"/>
+        </w:rPr>
+        <w:t xml:space="preserve">时间: 2026-02-01 | </w:t>
+      </w:r>
+      <w:r>
+        <w:t xml:space="preserve">链接: </w:t>
+      </w:r>
+      <w:hyperlink r:id="rId102">
+        <w:r>
+          <w:rPr>
+            <w:rFonts w:ascii="Times New Roman" w:hAnsi="Times New Roman" w:eastAsia="宋体"/>
+            <w:color w:val="0000FF"/>
+            <w:sz w:val="21"/>
+            <w:u w:val="single"/>
+          </w:rPr>
+          <w:t>https://doi.org/10.1016/j.displa.2026.103388</w:t>
+        </w:r>
+      </w:hyperlink>
+    </w:p>
+    <w:p>
+      <w:pPr>
+        <w:spacing w:before="120"/>
+      </w:pPr>
+      <w:r>
+        <w:rPr>
+          <w:rFonts w:ascii="Times New Roman" w:hAnsi="Times New Roman" w:eastAsia="宋体"/>
+          <w:b/>
+          <w:sz w:val="21"/>
+        </w:rPr>
+        <w:t>中文摘要:</w:t>
+      </w:r>
+    </w:p>
+    <w:p>
+      <w:pPr>
+        <w:ind w:firstLine="360"/>
+      </w:pPr>
+      <w:r>
+        <w:rPr>
+          <w:rFonts w:ascii="Times New Roman" w:hAnsi="Times New Roman" w:eastAsia="宋体"/>
+          <w:sz w:val="21"/>
+        </w:rPr>
+        <w:t>（摘要暂缺，等待官方补全）</w:t>
+      </w:r>
+    </w:p>
+    <w:p>
+      <w:pPr>
+        <w:spacing w:before="120"/>
+      </w:pPr>
+      <w:r>
+        <w:rPr>
+          <w:rFonts w:ascii="Times New Roman" w:hAnsi="Times New Roman" w:eastAsia="宋体"/>
+          <w:b/>
+          <w:sz w:val="21"/>
+        </w:rPr>
+        <w:t>English Abstract:</w:t>
+      </w:r>
+    </w:p>
+    <w:p>
+      <w:r>
+        <w:rPr>
+          <w:rFonts w:ascii="Times New Roman" w:hAnsi="Times New Roman" w:eastAsia="宋体"/>
+          <w:sz w:val="21"/>
+        </w:rPr>
+        <w:t>Abstract not available.</w:t>
+      </w:r>
+    </w:p>
+    <w:p>
+      <w:r>
+        <w:rPr>
+          <w:rFonts w:ascii="Times New Roman" w:hAnsi="Times New Roman" w:eastAsia="宋体"/>
+          <w:sz w:val="21"/>
+        </w:rPr>
+        <w:t>__________________________________________________</w:t>
+      </w:r>
+    </w:p>
+    <w:p>
+      <w:pPr>
         <w:pStyle w:val="Heading1"/>
       </w:pPr>
       <w:r>
@@ -8926,6 +9378,458 @@
     </w:p>
     <w:p>
       <w:pPr>
+        <w:pStyle w:val="Heading2"/>
+      </w:pPr>
+      <w:r/>
+      <w:r>
+        <w:rPr>
+          <w:rFonts w:ascii="Times New Roman" w:hAnsi="Times New Roman" w:eastAsia="宋体"/>
+          <w:b/>
+          <w:color w:val="000000"/>
+          <w:sz w:val="24"/>
+        </w:rPr>
+        <w:t>机器学习在短脉冲和超短脉冲激光刻蚀中的应用综述</w:t>
+      </w:r>
+    </w:p>
+    <w:p>
+      <w:r>
+        <w:rPr>
+          <w:rFonts w:ascii="Times New Roman" w:hAnsi="Times New Roman" w:eastAsia="宋体"/>
+          <w:b/>
+          <w:color w:val="003264"/>
+          <w:sz w:val="24"/>
+        </w:rPr>
+        <w:t>A review of the application of machine learning in short-pulse and ultrashort-pulse laser etching</w:t>
+      </w:r>
+    </w:p>
+    <w:p>
+      <w:r>
+        <w:rPr>
+          <w:rFonts w:ascii="Times New Roman" w:hAnsi="Times New Roman" w:eastAsia="宋体"/>
+          <w:sz w:val="21"/>
+        </w:rPr>
+        <w:t>作者: Zhensheng Sun, Peilei Zhang, Shijie Song, Kefan Chen, Keran Jiang, Guanglong Chen, Qinghua Lu, Chao Fang</w:t>
+        <w:br/>
+      </w:r>
+      <w:r>
+        <w:rPr>
+          <w:rFonts w:ascii="Times New Roman" w:hAnsi="Times New Roman" w:eastAsia="宋体"/>
+          <w:sz w:val="21"/>
+        </w:rPr>
+        <w:t xml:space="preserve">时间: 2026-06-01 | </w:t>
+      </w:r>
+      <w:r>
+        <w:t xml:space="preserve">链接: </w:t>
+      </w:r>
+      <w:hyperlink r:id="rId103">
+        <w:r>
+          <w:rPr>
+            <w:rFonts w:ascii="Times New Roman" w:hAnsi="Times New Roman" w:eastAsia="宋体"/>
+            <w:color w:val="0000FF"/>
+            <w:sz w:val="21"/>
+            <w:u w:val="single"/>
+          </w:rPr>
+          <w:t>https://doi.org/10.1016/j.optlastec.2026.114871</w:t>
+        </w:r>
+      </w:hyperlink>
+    </w:p>
+    <w:p>
+      <w:pPr>
+        <w:spacing w:before="120"/>
+      </w:pPr>
+      <w:r>
+        <w:rPr>
+          <w:rFonts w:ascii="Times New Roman" w:hAnsi="Times New Roman" w:eastAsia="宋体"/>
+          <w:b/>
+          <w:sz w:val="21"/>
+        </w:rPr>
+        <w:t>中文摘要:</w:t>
+      </w:r>
+    </w:p>
+    <w:p>
+      <w:pPr>
+        <w:ind w:firstLine="360"/>
+      </w:pPr>
+      <w:r>
+        <w:rPr>
+          <w:rFonts w:ascii="Times New Roman" w:hAnsi="Times New Roman" w:eastAsia="宋体"/>
+          <w:sz w:val="21"/>
+        </w:rPr>
+        <w:t>（摘要暂缺，等待官方补全）</w:t>
+      </w:r>
+    </w:p>
+    <w:p>
+      <w:pPr>
+        <w:spacing w:before="120"/>
+      </w:pPr>
+      <w:r>
+        <w:rPr>
+          <w:rFonts w:ascii="Times New Roman" w:hAnsi="Times New Roman" w:eastAsia="宋体"/>
+          <w:b/>
+          <w:sz w:val="21"/>
+        </w:rPr>
+        <w:t>English Abstract:</w:t>
+      </w:r>
+    </w:p>
+    <w:p>
+      <w:r>
+        <w:rPr>
+          <w:rFonts w:ascii="Times New Roman" w:hAnsi="Times New Roman" w:eastAsia="宋体"/>
+          <w:sz w:val="21"/>
+        </w:rPr>
+        <w:t>Abstract not available.</w:t>
+      </w:r>
+    </w:p>
+    <w:p>
+      <w:r>
+        <w:rPr>
+          <w:rFonts w:ascii="Times New Roman" w:hAnsi="Times New Roman" w:eastAsia="宋体"/>
+          <w:sz w:val="21"/>
+        </w:rPr>
+        <w:t>__________________________________________________</w:t>
+      </w:r>
+    </w:p>
+    <w:p>
+      <w:pPr>
+        <w:pStyle w:val="Heading2"/>
+      </w:pPr>
+      <w:r/>
+      <w:r>
+        <w:rPr>
+          <w:rFonts w:ascii="Times New Roman" w:hAnsi="Times New Roman" w:eastAsia="宋体"/>
+          <w:b/>
+          <w:color w:val="000000"/>
+          <w:sz w:val="24"/>
+        </w:rPr>
+        <w:t>在含 TiO2 的玻璃上激光生成黑色和衍射彩色组合标记</w:t>
+      </w:r>
+    </w:p>
+    <w:p>
+      <w:r>
+        <w:rPr>
+          <w:rFonts w:ascii="Times New Roman" w:hAnsi="Times New Roman" w:eastAsia="宋体"/>
+          <w:b/>
+          <w:color w:val="003264"/>
+          <w:sz w:val="24"/>
+        </w:rPr>
+        <w:t>Laser-generated combined black and diffraction-color markings on TiO2-containing glass</w:t>
+      </w:r>
+    </w:p>
+    <w:p>
+      <w:r>
+        <w:rPr>
+          <w:rFonts w:ascii="Times New Roman" w:hAnsi="Times New Roman" w:eastAsia="宋体"/>
+          <w:sz w:val="21"/>
+        </w:rPr>
+        <w:t>作者: Lukas Janos Richter, Jürgen Ihlemann</w:t>
+        <w:br/>
+      </w:r>
+      <w:r>
+        <w:rPr>
+          <w:rFonts w:ascii="Times New Roman" w:hAnsi="Times New Roman" w:eastAsia="宋体"/>
+          <w:sz w:val="21"/>
+        </w:rPr>
+        <w:t xml:space="preserve">时间: 2026-06-01 | </w:t>
+      </w:r>
+      <w:r>
+        <w:t xml:space="preserve">链接: </w:t>
+      </w:r>
+      <w:hyperlink r:id="rId104">
+        <w:r>
+          <w:rPr>
+            <w:rFonts w:ascii="Times New Roman" w:hAnsi="Times New Roman" w:eastAsia="宋体"/>
+            <w:color w:val="0000FF"/>
+            <w:sz w:val="21"/>
+            <w:u w:val="single"/>
+          </w:rPr>
+          <w:t>https://doi.org/10.1016/j.optlastec.2026.114931</w:t>
+        </w:r>
+      </w:hyperlink>
+    </w:p>
+    <w:p>
+      <w:pPr>
+        <w:spacing w:before="120"/>
+      </w:pPr>
+      <w:r>
+        <w:rPr>
+          <w:rFonts w:ascii="Times New Roman" w:hAnsi="Times New Roman" w:eastAsia="宋体"/>
+          <w:b/>
+          <w:sz w:val="21"/>
+        </w:rPr>
+        <w:t>中文摘要:</w:t>
+      </w:r>
+    </w:p>
+    <w:p>
+      <w:pPr>
+        <w:ind w:firstLine="360"/>
+      </w:pPr>
+      <w:r>
+        <w:rPr>
+          <w:rFonts w:ascii="Times New Roman" w:hAnsi="Times New Roman" w:eastAsia="宋体"/>
+          <w:sz w:val="21"/>
+        </w:rPr>
+        <w:t>（摘要暂缺，等待官方补全）</w:t>
+      </w:r>
+    </w:p>
+    <w:p>
+      <w:pPr>
+        <w:spacing w:before="120"/>
+      </w:pPr>
+      <w:r>
+        <w:rPr>
+          <w:rFonts w:ascii="Times New Roman" w:hAnsi="Times New Roman" w:eastAsia="宋体"/>
+          <w:b/>
+          <w:sz w:val="21"/>
+        </w:rPr>
+        <w:t>English Abstract:</w:t>
+      </w:r>
+    </w:p>
+    <w:p>
+      <w:r>
+        <w:rPr>
+          <w:rFonts w:ascii="Times New Roman" w:hAnsi="Times New Roman" w:eastAsia="宋体"/>
+          <w:sz w:val="21"/>
+        </w:rPr>
+        <w:t>Abstract not available.</w:t>
+      </w:r>
+    </w:p>
+    <w:p>
+      <w:r>
+        <w:rPr>
+          <w:rFonts w:ascii="Times New Roman" w:hAnsi="Times New Roman" w:eastAsia="宋体"/>
+          <w:sz w:val="21"/>
+        </w:rPr>
+        <w:t>__________________________________________________</w:t>
+      </w:r>
+    </w:p>
+    <w:p>
+      <w:pPr>
+        <w:pStyle w:val="Heading2"/>
+      </w:pPr>
+      <w:r/>
+      <w:r>
+        <w:rPr>
+          <w:rFonts w:ascii="Times New Roman" w:hAnsi="Times New Roman" w:eastAsia="宋体"/>
+          <w:b/>
+          <w:color w:val="000000"/>
+          <w:sz w:val="24"/>
+        </w:rPr>
+        <w:t>前体浓度驱动的 TiO2 纳米结构谐波产生响应调制，用于可持续光子器件</w:t>
+      </w:r>
+    </w:p>
+    <w:p>
+      <w:r>
+        <w:rPr>
+          <w:rFonts w:ascii="Times New Roman" w:hAnsi="Times New Roman" w:eastAsia="宋体"/>
+          <w:b/>
+          <w:color w:val="003264"/>
+          <w:sz w:val="24"/>
+        </w:rPr>
+        <w:t>Precursor Concentration–Driven Modulation of harmonic generation responses in TiO2 nanostructures for sustainable photonic devices</w:t>
+      </w:r>
+    </w:p>
+    <w:p>
+      <w:r>
+        <w:rPr>
+          <w:rFonts w:ascii="Times New Roman" w:hAnsi="Times New Roman" w:eastAsia="宋体"/>
+          <w:sz w:val="21"/>
+        </w:rPr>
+        <w:t>作者: B Navyashree, Ramseena Thundiyil, P Poornesh, Katarzyna Ozga, Jaroslaw Jędryka, Saikat Chattopadhyay, K.B Manjunatha</w:t>
+        <w:br/>
+      </w:r>
+      <w:r>
+        <w:rPr>
+          <w:rFonts w:ascii="Times New Roman" w:hAnsi="Times New Roman" w:eastAsia="宋体"/>
+          <w:sz w:val="21"/>
+        </w:rPr>
+        <w:t xml:space="preserve">时间: 2026-06-01 | </w:t>
+      </w:r>
+      <w:r>
+        <w:t xml:space="preserve">链接: </w:t>
+      </w:r>
+      <w:hyperlink r:id="rId105">
+        <w:r>
+          <w:rPr>
+            <w:rFonts w:ascii="Times New Roman" w:hAnsi="Times New Roman" w:eastAsia="宋体"/>
+            <w:color w:val="0000FF"/>
+            <w:sz w:val="21"/>
+            <w:u w:val="single"/>
+          </w:rPr>
+          <w:t>https://doi.org/10.1016/j.optlastec.2026.114928</w:t>
+        </w:r>
+      </w:hyperlink>
+    </w:p>
+    <w:p>
+      <w:pPr>
+        <w:spacing w:before="120"/>
+      </w:pPr>
+      <w:r>
+        <w:rPr>
+          <w:rFonts w:ascii="Times New Roman" w:hAnsi="Times New Roman" w:eastAsia="宋体"/>
+          <w:b/>
+          <w:sz w:val="21"/>
+        </w:rPr>
+        <w:t>中文摘要:</w:t>
+      </w:r>
+    </w:p>
+    <w:p>
+      <w:pPr>
+        <w:ind w:firstLine="360"/>
+      </w:pPr>
+      <w:r>
+        <w:rPr>
+          <w:rFonts w:ascii="Times New Roman" w:hAnsi="Times New Roman" w:eastAsia="宋体"/>
+          <w:sz w:val="21"/>
+        </w:rPr>
+        <w:t>（摘要暂缺，等待官方补全）</w:t>
+      </w:r>
+    </w:p>
+    <w:p>
+      <w:pPr>
+        <w:spacing w:before="120"/>
+      </w:pPr>
+      <w:r>
+        <w:rPr>
+          <w:rFonts w:ascii="Times New Roman" w:hAnsi="Times New Roman" w:eastAsia="宋体"/>
+          <w:b/>
+          <w:sz w:val="21"/>
+        </w:rPr>
+        <w:t>English Abstract:</w:t>
+      </w:r>
+    </w:p>
+    <w:p>
+      <w:r>
+        <w:rPr>
+          <w:rFonts w:ascii="Times New Roman" w:hAnsi="Times New Roman" w:eastAsia="宋体"/>
+          <w:sz w:val="21"/>
+        </w:rPr>
+        <w:t>Abstract not available.</w:t>
+      </w:r>
+    </w:p>
+    <w:p>
+      <w:r>
+        <w:rPr>
+          <w:rFonts w:ascii="Times New Roman" w:hAnsi="Times New Roman" w:eastAsia="宋体"/>
+          <w:sz w:val="21"/>
+        </w:rPr>
+        <w:t>__________________________________________________</w:t>
+      </w:r>
+    </w:p>
+    <w:p>
+      <w:pPr>
+        <w:pStyle w:val="Heading2"/>
+      </w:pPr>
+      <w:r/>
+      <w:r>
+        <w:rPr>
+          <w:rFonts w:ascii="Times New Roman" w:hAnsi="Times New Roman" w:eastAsia="宋体"/>
+          <w:b/>
+          <w:color w:val="000000"/>
+          <w:sz w:val="24"/>
+        </w:rPr>
+        <w:t>基于光电混合深度神经网络的海洋湍流涡旋光束自适应光学方案</w:t>
+      </w:r>
+    </w:p>
+    <w:p>
+      <w:r>
+        <w:rPr>
+          <w:rFonts w:ascii="Times New Roman" w:hAnsi="Times New Roman" w:eastAsia="宋体"/>
+          <w:b/>
+          <w:color w:val="003264"/>
+          <w:sz w:val="24"/>
+        </w:rPr>
+        <w:t>Photoelectric hybrid deep neural network based adaptive optics scheme for vortex beam in oceanic turbulence</w:t>
+      </w:r>
+    </w:p>
+    <w:p>
+      <w:r>
+        <w:rPr>
+          <w:rFonts w:ascii="Times New Roman" w:hAnsi="Times New Roman" w:eastAsia="宋体"/>
+          <w:sz w:val="21"/>
+        </w:rPr>
+        <w:t>作者: Haichao Zhan, Yang Qu, Le Wang, Shengmei Zhao</w:t>
+        <w:br/>
+      </w:r>
+      <w:r>
+        <w:rPr>
+          <w:rFonts w:ascii="Times New Roman" w:hAnsi="Times New Roman" w:eastAsia="宋体"/>
+          <w:sz w:val="21"/>
+        </w:rPr>
+        <w:t xml:space="preserve">时间: 2026-06-01 | </w:t>
+      </w:r>
+      <w:r>
+        <w:t xml:space="preserve">链接: </w:t>
+      </w:r>
+      <w:hyperlink r:id="rId106">
+        <w:r>
+          <w:rPr>
+            <w:rFonts w:ascii="Times New Roman" w:hAnsi="Times New Roman" w:eastAsia="宋体"/>
+            <w:color w:val="0000FF"/>
+            <w:sz w:val="21"/>
+            <w:u w:val="single"/>
+          </w:rPr>
+          <w:t>https://doi.org/10.1016/j.optlastec.2026.114936</w:t>
+        </w:r>
+      </w:hyperlink>
+    </w:p>
+    <w:p>
+      <w:pPr>
+        <w:spacing w:before="120"/>
+      </w:pPr>
+      <w:r>
+        <w:rPr>
+          <w:rFonts w:ascii="Times New Roman" w:hAnsi="Times New Roman" w:eastAsia="宋体"/>
+          <w:b/>
+          <w:sz w:val="21"/>
+        </w:rPr>
+        <w:t>中文摘要:</w:t>
+      </w:r>
+    </w:p>
+    <w:p>
+      <w:pPr>
+        <w:ind w:firstLine="360"/>
+      </w:pPr>
+      <w:r>
+        <w:rPr>
+          <w:rFonts w:ascii="Times New Roman" w:hAnsi="Times New Roman" w:eastAsia="宋体"/>
+          <w:sz w:val="21"/>
+        </w:rPr>
+        <w:t>（摘要暂缺，等待官方补全）</w:t>
+      </w:r>
+    </w:p>
+    <w:p>
+      <w:pPr>
+        <w:spacing w:before="120"/>
+      </w:pPr>
+      <w:r>
+        <w:rPr>
+          <w:rFonts w:ascii="Times New Roman" w:hAnsi="Times New Roman" w:eastAsia="宋体"/>
+          <w:b/>
+          <w:sz w:val="21"/>
+        </w:rPr>
+        <w:t>English Abstract:</w:t>
+      </w:r>
+    </w:p>
+    <w:p>
+      <w:r>
+        <w:rPr>
+          <w:rFonts w:ascii="Times New Roman" w:hAnsi="Times New Roman" w:eastAsia="宋体"/>
+          <w:sz w:val="21"/>
+        </w:rPr>
+        <w:t>Abstract not available.</w:t>
+      </w:r>
+    </w:p>
+    <w:p>
+      <w:r>
+        <w:rPr>
+          <w:rFonts w:ascii="Times New Roman" w:hAnsi="Times New Roman" w:eastAsia="宋体"/>
+          <w:sz w:val="21"/>
+        </w:rPr>
+        <w:t>__________________________________________________</w:t>
+      </w:r>
+    </w:p>
+    <w:p>
+      <w:pPr>
         <w:pStyle w:val="Heading1"/>
       </w:pPr>
       <w:r>
@@ -9309,6 +10213,119 @@
     </w:p>
     <w:p>
       <w:pPr>
+        <w:pStyle w:val="Heading2"/>
+      </w:pPr>
+      <w:r/>
+      <w:r>
+        <w:rPr>
+          <w:rFonts w:ascii="Times New Roman" w:hAnsi="Times New Roman" w:eastAsia="宋体"/>
+          <w:b/>
+          <w:color w:val="000000"/>
+          <w:sz w:val="24"/>
+        </w:rPr>
+        <w:t>用于实际应用中光学对准的自动编码器-FCNN 混合神经网络</w:t>
+      </w:r>
+    </w:p>
+    <w:p>
+      <w:r>
+        <w:rPr>
+          <w:rFonts w:ascii="Times New Roman" w:hAnsi="Times New Roman" w:eastAsia="宋体"/>
+          <w:b/>
+          <w:color w:val="003264"/>
+          <w:sz w:val="24"/>
+        </w:rPr>
+        <w:t>Autoencoder-FCNN hybrid neural network for optical alignment in real-world applications</w:t>
+      </w:r>
+    </w:p>
+    <w:p>
+      <w:r>
+        <w:rPr>
+          <w:rFonts w:ascii="Times New Roman" w:hAnsi="Times New Roman" w:eastAsia="宋体"/>
+          <w:sz w:val="21"/>
+        </w:rPr>
+        <w:t>作者: Han-Gyol Oh, Young-Sik Ghim, Hyug-Gyo Rhee</w:t>
+        <w:br/>
+      </w:r>
+      <w:r>
+        <w:rPr>
+          <w:rFonts w:ascii="Times New Roman" w:hAnsi="Times New Roman" w:eastAsia="宋体"/>
+          <w:sz w:val="21"/>
+        </w:rPr>
+        <w:t xml:space="preserve">时间: 2026-02-01 | </w:t>
+      </w:r>
+      <w:r>
+        <w:t xml:space="preserve">链接: </w:t>
+      </w:r>
+      <w:hyperlink r:id="rId107">
+        <w:r>
+          <w:rPr>
+            <w:rFonts w:ascii="Times New Roman" w:hAnsi="Times New Roman" w:eastAsia="宋体"/>
+            <w:color w:val="0000FF"/>
+            <w:sz w:val="21"/>
+            <w:u w:val="single"/>
+          </w:rPr>
+          <w:t>https://doi.org/10.1016/j.optcom.2026.133017</w:t>
+        </w:r>
+      </w:hyperlink>
+    </w:p>
+    <w:p>
+      <w:pPr>
+        <w:spacing w:before="120"/>
+      </w:pPr>
+      <w:r>
+        <w:rPr>
+          <w:rFonts w:ascii="Times New Roman" w:hAnsi="Times New Roman" w:eastAsia="宋体"/>
+          <w:b/>
+          <w:sz w:val="21"/>
+        </w:rPr>
+        <w:t>中文摘要:</w:t>
+      </w:r>
+    </w:p>
+    <w:p>
+      <w:pPr>
+        <w:ind w:firstLine="360"/>
+      </w:pPr>
+      <w:r>
+        <w:rPr>
+          <w:rFonts w:ascii="Times New Roman" w:hAnsi="Times New Roman" w:eastAsia="宋体"/>
+          <w:sz w:val="21"/>
+        </w:rPr>
+        <w:t>（摘要暂缺，等待官方补全）</w:t>
+      </w:r>
+    </w:p>
+    <w:p>
+      <w:pPr>
+        <w:spacing w:before="120"/>
+      </w:pPr>
+      <w:r>
+        <w:rPr>
+          <w:rFonts w:ascii="Times New Roman" w:hAnsi="Times New Roman" w:eastAsia="宋体"/>
+          <w:b/>
+          <w:sz w:val="21"/>
+        </w:rPr>
+        <w:t>English Abstract:</w:t>
+      </w:r>
+    </w:p>
+    <w:p>
+      <w:r>
+        <w:rPr>
+          <w:rFonts w:ascii="Times New Roman" w:hAnsi="Times New Roman" w:eastAsia="宋体"/>
+          <w:sz w:val="21"/>
+        </w:rPr>
+        <w:t>Abstract not available.</w:t>
+      </w:r>
+    </w:p>
+    <w:p>
+      <w:r>
+        <w:rPr>
+          <w:rFonts w:ascii="Times New Roman" w:hAnsi="Times New Roman" w:eastAsia="宋体"/>
+          <w:sz w:val="21"/>
+        </w:rPr>
+        <w:t>__________________________________________________</w:t>
+      </w:r>
+    </w:p>
+    <w:p>
+      <w:pPr>
         <w:pStyle w:val="Heading1"/>
       </w:pPr>
       <w:r>
@@ -10492,6 +11509,8500 @@
           <w:sz w:val="21"/>
         </w:rPr>
         <w:t>Claude Monet's late paintings of Water Lilies exhibit stylistic transformations that are often characterized by art historians as increasingly abstract and gesturally expressive. However, it remains challenging to define and systematically identify this stylistic shift. Here, we introduce a machine learning framework for analyzing Monet's evolving brushwork using streamline curves: computational representations that capture the dynamic movement patterns inherent in brushstrokes. From 554 image patches sampled from 47 paintings spanning early (pre-1913) and later (post-1913) periods of Monet's output, we extract streamlines and compute geometric features for each, including smoothness of curvature and directional variability. Each image is represented as a set of streamline feature vectors, a data type referred to as distributional. A new deep neural network architecture named Composition to Attribute (C2A) is designed for classifying distributional data. We hypothesize that Monet's so-called 'abstract' style does not uniformly characterize all late period Water Lilies, and that non-abstract flowers, regardless of period, share similar brushwork qualities. Under these assumptions, building on C2A, weproposeanovel learning paradigm namedDiscover Embedded Group with Asymmetry (DEGA) which enforces a shared distribution of DNN-extracted features for non-abstract flower patches across both pe riods while distinguishing the abstract ones. DEGA reveals a meaningful two-dimensional feature space, where one dimension differentiates abstract from mimetic Water Lilies, while the other separates abstract f lowers from close-up flowers of the early period. Our findings suggest that the so-called 'abstract' qualities of Monet's late style retain certain visual affinities with his earlier approach to depicting close-up floral motifs. When this brushwork is used in more expansive scenes, the depiction of flowers shifts away from realistic renderings of individual petals toward a looser, more allusive expression, conveying a sense of floral presence rather than botanical detail. This study highlights the value of computational analysis for a more accurate understanding of an artist's stylistic development.</w:t>
+      </w:r>
+    </w:p>
+    <w:p>
+      <w:r>
+        <w:rPr>
+          <w:rFonts w:ascii="Times New Roman" w:hAnsi="Times New Roman" w:eastAsia="宋体"/>
+          <w:sz w:val="21"/>
+        </w:rPr>
+        <w:t>__________________________________________________</w:t>
+      </w:r>
+    </w:p>
+    <w:p>
+      <w:pPr>
+        <w:pStyle w:val="Heading1"/>
+      </w:pPr>
+      <w:r>
+        <w:rPr>
+          <w:rFonts w:ascii="Times New Roman" w:hAnsi="Times New Roman" w:eastAsia="宋体"/>
+          <w:b/>
+          <w:color w:val="000000"/>
+          <w:sz w:val="32"/>
+        </w:rPr>
+        <w:t>arXiv: Holography &amp; CGH</w:t>
+      </w:r>
+    </w:p>
+    <w:p>
+      <w:pPr>
+        <w:jc w:val="center"/>
+      </w:pPr>
+      <w:r>
+        <w:t>--- 更新: 11:28 ---</w:t>
+      </w:r>
+    </w:p>
+    <w:p>
+      <w:pPr>
+        <w:pStyle w:val="Heading2"/>
+      </w:pPr>
+      <w:r/>
+      <w:r>
+        <w:rPr>
+          <w:rFonts w:ascii="Times New Roman" w:hAnsi="Times New Roman" w:eastAsia="宋体"/>
+          <w:b/>
+          <w:color w:val="000000"/>
+          <w:sz w:val="24"/>
+        </w:rPr>
+        <w:t>超高深宽比微结构的单次曝光全息光刻</w:t>
+      </w:r>
+    </w:p>
+    <w:p>
+      <w:r>
+        <w:rPr>
+          <w:rFonts w:ascii="Times New Roman" w:hAnsi="Times New Roman" w:eastAsia="宋体"/>
+          <w:b/>
+          <w:color w:val="003264"/>
+          <w:sz w:val="24"/>
+        </w:rPr>
+        <w:t>Single-exposure holographic lithography of ultra-high aspect-ratio microstructures</w:t>
+      </w:r>
+    </w:p>
+    <w:p>
+      <w:r>
+        <w:rPr>
+          <w:rFonts w:ascii="Times New Roman" w:hAnsi="Times New Roman" w:eastAsia="宋体"/>
+          <w:sz w:val="21"/>
+        </w:rPr>
+        <w:t>作者: Rajesh Menon</w:t>
+        <w:br/>
+      </w:r>
+      <w:r>
+        <w:rPr>
+          <w:rFonts w:ascii="Times New Roman" w:hAnsi="Times New Roman" w:eastAsia="宋体"/>
+          <w:sz w:val="21"/>
+        </w:rPr>
+        <w:t xml:space="preserve">时间: 2026-02-12T03:05:10Z | </w:t>
+      </w:r>
+      <w:r>
+        <w:t xml:space="preserve">链接: </w:t>
+      </w:r>
+      <w:hyperlink r:id="rId108">
+        <w:r>
+          <w:rPr>
+            <w:rFonts w:ascii="Times New Roman" w:hAnsi="Times New Roman" w:eastAsia="宋体"/>
+            <w:color w:val="0000FF"/>
+            <w:sz w:val="21"/>
+            <w:u w:val="single"/>
+          </w:rPr>
+          <w:t>https://arxiv.org/abs/2602.11508v1</w:t>
+        </w:r>
+      </w:hyperlink>
+    </w:p>
+    <w:p>
+      <w:pPr>
+        <w:spacing w:before="120"/>
+      </w:pPr>
+      <w:r>
+        <w:rPr>
+          <w:rFonts w:ascii="Times New Roman" w:hAnsi="Times New Roman" w:eastAsia="宋体"/>
+          <w:b/>
+          <w:sz w:val="21"/>
+        </w:rPr>
+        <w:t>中文摘要:</w:t>
+      </w:r>
+    </w:p>
+    <w:p>
+      <w:pPr>
+        <w:ind w:firstLine="360"/>
+      </w:pPr>
+      <w:r>
+        <w:rPr>
+          <w:rFonts w:ascii="Times New Roman" w:hAnsi="Times New Roman" w:eastAsia="宋体"/>
+          <w:sz w:val="21"/>
+        </w:rPr>
+        <w:t>体积光刻为复杂三维 (3D) 微米和纳米级架构的可扩展制造提供了一条途径，但现有方法受到准二维曝光物理或缓慢的串行写入的限制。我们提出了一种单次曝光体积制造策略，可以创建具有最小 6 um 特征的超高纵横比 3D 结构。逆向设计的体积（全息）相位掩模在光刻胶体积内产生扩展的景深强度分布，同时保持高横向分辨率，从而能够在单次曝光中实现整个体积的均匀聚合。通过大约 20 秒的曝光时间，我们制造了特征尺寸小至 6 um 的晶格、彭罗斯平铺和微机械元件，体积高达 800 x 800 x 720 um^3，实现了超过 120:1 的纵横比。空心晶格中毛细管流动的定量分析表明，流体传输受控，有效毛细管传输系数为 176.3 um/(ms)^(1/2)。基于原位纳米压痕的微压缩表明，打印的 3D 六角密堆积晶格表现出明确的线性弹性状态，有效杨氏模量为 5.7 GPa，随后具有机械坚固的细胞结构的渐进屈曲和致密化特征。重叠、倾斜和多掩模曝光进一步实现了具有可重新配置潜力的准 3D 复杂几何形状。这种方法建立了高通量体积制造的新机制。</w:t>
+      </w:r>
+    </w:p>
+    <w:p>
+      <w:pPr>
+        <w:spacing w:before="120"/>
+      </w:pPr>
+      <w:r>
+        <w:rPr>
+          <w:rFonts w:ascii="Times New Roman" w:hAnsi="Times New Roman" w:eastAsia="宋体"/>
+          <w:b/>
+          <w:sz w:val="21"/>
+        </w:rPr>
+        <w:t>English Abstract:</w:t>
+      </w:r>
+    </w:p>
+    <w:p>
+      <w:r>
+        <w:rPr>
+          <w:rFonts w:ascii="Times New Roman" w:hAnsi="Times New Roman" w:eastAsia="宋体"/>
+          <w:sz w:val="21"/>
+        </w:rPr>
+        <w:t>Volumetric lithography offers a path to scalable fabrication of complex three-dimensional (3D) micro- and nanoscale architectures, yet existing approaches are limited by quasi-two-dimensional exposure physics or slow serial writing. We present a single-exposure volumetric fabrication strategy that enables creation of ultrahigh-aspect-ratio 3D structures with 6 um minimum features. An inverse-designed volumetric (holographic) phase mask generates an extended-depth-of-field intensity distribution inside a photoresist volume while preserving high transverse resolution, enabling uniform polymerization of the full volume in a single exposure. With exposure times of approximately 20 s, we fabricate lattices, Penrose tilings, and micromechanical elements with feature sizes down to 6 um over volumes up to 800 x 800 x 720 um^3, achieving aspect ratios exceeding 120:1. Quantitative analysis of capillary flow in hollow lattices demonstrates controlled fluid transport with an effective capillary transport coefficient of 176.3 um/(ms)^(1/2). In situ nanoindentation-based micro-compression reveals that the printed 3D hexagonal close-packed lattices exhibit a well-defined linear elastic regime with an effective Young's modulus of 5.7 GPa, followed by progressive buckling and densification characteristic of mechanically robust cellular architectures. Overlapping, tilted and multi-mask exposures further enable quasi-3D complex geometries with potential for reconfigurability. This approach establishes a new regime of high-throughput volumetric fabrication.</w:t>
+      </w:r>
+    </w:p>
+    <w:p>
+      <w:r>
+        <w:rPr>
+          <w:rFonts w:ascii="Times New Roman" w:hAnsi="Times New Roman" w:eastAsia="宋体"/>
+          <w:sz w:val="21"/>
+        </w:rPr>
+        <w:t>__________________________________________________</w:t>
+      </w:r>
+    </w:p>
+    <w:p>
+      <w:pPr>
+        <w:pStyle w:val="Heading1"/>
+      </w:pPr>
+      <w:r>
+        <w:rPr>
+          <w:rFonts w:ascii="Times New Roman" w:hAnsi="Times New Roman" w:eastAsia="宋体"/>
+          <w:b/>
+          <w:color w:val="000000"/>
+          <w:sz w:val="32"/>
+        </w:rPr>
+        <w:t>arXiv: Wave &amp; Ray Optics</w:t>
+      </w:r>
+    </w:p>
+    <w:p>
+      <w:pPr>
+        <w:jc w:val="center"/>
+      </w:pPr>
+      <w:r>
+        <w:t>--- 更新: 11:28 ---</w:t>
+      </w:r>
+    </w:p>
+    <w:p>
+      <w:pPr>
+        <w:pStyle w:val="Heading2"/>
+      </w:pPr>
+      <w:r/>
+      <w:r>
+        <w:rPr>
+          <w:rFonts w:ascii="Times New Roman" w:hAnsi="Times New Roman" w:eastAsia="宋体"/>
+          <w:b/>
+          <w:color w:val="000000"/>
+          <w:sz w:val="24"/>
+        </w:rPr>
+        <w:t>三层光子微系统中共振光学隧道的条件</w:t>
+      </w:r>
+    </w:p>
+    <w:p>
+      <w:r>
+        <w:rPr>
+          <w:rFonts w:ascii="Times New Roman" w:hAnsi="Times New Roman" w:eastAsia="宋体"/>
+          <w:b/>
+          <w:color w:val="003264"/>
+          <w:sz w:val="24"/>
+        </w:rPr>
+        <w:t>Conditions for resonant optical tunnelling in three-layer photonic microsystems</w:t>
+      </w:r>
+    </w:p>
+    <w:p>
+      <w:r>
+        <w:rPr>
+          <w:rFonts w:ascii="Times New Roman" w:hAnsi="Times New Roman" w:eastAsia="宋体"/>
+          <w:sz w:val="21"/>
+        </w:rPr>
+        <w:t>作者: Raúl de la Fuente</w:t>
+        <w:br/>
+      </w:r>
+      <w:r>
+        <w:rPr>
+          <w:rFonts w:ascii="Times New Roman" w:hAnsi="Times New Roman" w:eastAsia="宋体"/>
+          <w:sz w:val="21"/>
+        </w:rPr>
+        <w:t xml:space="preserve">时间: 2026-02-12T12:16:23Z | </w:t>
+      </w:r>
+      <w:r>
+        <w:t xml:space="preserve">链接: </w:t>
+      </w:r>
+      <w:hyperlink r:id="rId109">
+        <w:r>
+          <w:rPr>
+            <w:rFonts w:ascii="Times New Roman" w:hAnsi="Times New Roman" w:eastAsia="宋体"/>
+            <w:color w:val="0000FF"/>
+            <w:sz w:val="21"/>
+            <w:u w:val="single"/>
+          </w:rPr>
+          <w:t>https://arxiv.org/abs/2602.11868v1</w:t>
+        </w:r>
+      </w:hyperlink>
+    </w:p>
+    <w:p>
+      <w:pPr>
+        <w:spacing w:before="120"/>
+      </w:pPr>
+      <w:r>
+        <w:rPr>
+          <w:rFonts w:ascii="Times New Roman" w:hAnsi="Times New Roman" w:eastAsia="宋体"/>
+          <w:b/>
+          <w:sz w:val="21"/>
+        </w:rPr>
+        <w:t>中文摘要:</w:t>
+      </w:r>
+    </w:p>
+    <w:p>
+      <w:pPr>
+        <w:ind w:firstLine="360"/>
+      </w:pPr>
+      <w:r>
+        <w:rPr>
+          <w:rFonts w:ascii="Times New Roman" w:hAnsi="Times New Roman" w:eastAsia="宋体"/>
+          <w:sz w:val="21"/>
+        </w:rPr>
+        <w:t>这项工作的重点是穿过嵌入厚且透明介电介质中的薄三层平面结构的光学隧道。首先，使用广义菲涅耳系数法获得不同配置的紧凑透射率表达式。这些表达式随后用于分析各种隧道结果。我们表明，根据核心层中存在的波的类型，可以区分两种类型的隧道效应。当谐波在该层中传播时，谐振隧道的透射率公式和相位条件与法布里-珀罗标准具中获得的相同。然而，在芯层中存在倏逝波或阻尼波的情况下，透射率的新表达式提供了另一个与波幅相关的共振条件。为了清楚起见，首先讨论透明材料（包括理想金属），然后研究吸收的影响。显示不同的角谱图来举例说明每个分析配置中隧道效应的主要特征。值得强调的是，研究表明，隧道效应可以发生在厚度高达几个波长的光子系统中。</w:t>
+      </w:r>
+    </w:p>
+    <w:p>
+      <w:pPr>
+        <w:spacing w:before="120"/>
+      </w:pPr>
+      <w:r>
+        <w:rPr>
+          <w:rFonts w:ascii="Times New Roman" w:hAnsi="Times New Roman" w:eastAsia="宋体"/>
+          <w:b/>
+          <w:sz w:val="21"/>
+        </w:rPr>
+        <w:t>English Abstract:</w:t>
+      </w:r>
+    </w:p>
+    <w:p>
+      <w:r>
+        <w:rPr>
+          <w:rFonts w:ascii="Times New Roman" w:hAnsi="Times New Roman" w:eastAsia="宋体"/>
+          <w:sz w:val="21"/>
+        </w:rPr>
+        <w:t>This work focuses on optical tunneling across thin three-layer planar structures embedded in a thick and transparent dielectric medium. First, compact transmittance expressions for different configurations are obtained using a generalized Fresnel coefficient method. These expressions are subsequently used to analyze various tunnelling outcomes. We show that two types of tunneling effects can be distinguished, depending on the kind of waves that are present in the core layer. When harmonic waves propagate in this layer, the transmittance formula and the phase condition for resonant tunneling are identical to that obtained in a Fabry-Perot etalon. However, in the case of evanescent or damped waves in the core layer, the new expression for transmittance provides another resonant condition related, this time, to the wave amplitude. For clarity, transparent materials are addressed first (including ideal metals), and the implications of absorption are studied later. Different angular-spectral maps are displayed to exemplify the main features of the tunneling effect in each analyzed configuration. To highlight, it is shown that tunnelling can occur in photonic systems with thicknesses up to several wavelengths.</w:t>
+      </w:r>
+    </w:p>
+    <w:p>
+      <w:r>
+        <w:rPr>
+          <w:rFonts w:ascii="Times New Roman" w:hAnsi="Times New Roman" w:eastAsia="宋体"/>
+          <w:sz w:val="21"/>
+        </w:rPr>
+        <w:t>__________________________________________________</w:t>
+      </w:r>
+    </w:p>
+    <w:p>
+      <w:pPr>
+        <w:pStyle w:val="Heading2"/>
+      </w:pPr>
+      <w:r/>
+      <w:r>
+        <w:rPr>
+          <w:rFonts w:ascii="Times New Roman" w:hAnsi="Times New Roman" w:eastAsia="宋体"/>
+          <w:b/>
+          <w:color w:val="000000"/>
+          <w:sz w:val="24"/>
+        </w:rPr>
+        <w:t>用于相干衍射成像中多域相位检索的视觉变压器</w:t>
+      </w:r>
+    </w:p>
+    <w:p>
+      <w:r>
+        <w:rPr>
+          <w:rFonts w:ascii="Times New Roman" w:hAnsi="Times New Roman" w:eastAsia="宋体"/>
+          <w:b/>
+          <w:color w:val="003264"/>
+          <w:sz w:val="24"/>
+        </w:rPr>
+        <w:t>Vision Transformer for Multi-Domain Phase Retrieval in Coherent Diffraction Imaging</w:t>
+      </w:r>
+    </w:p>
+    <w:p>
+      <w:r>
+        <w:rPr>
+          <w:rFonts w:ascii="Times New Roman" w:hAnsi="Times New Roman" w:eastAsia="宋体"/>
+          <w:sz w:val="21"/>
+        </w:rPr>
+        <w:t>作者: Ian Robinson</w:t>
+        <w:br/>
+      </w:r>
+      <w:r>
+        <w:rPr>
+          <w:rFonts w:ascii="Times New Roman" w:hAnsi="Times New Roman" w:eastAsia="宋体"/>
+          <w:sz w:val="21"/>
+        </w:rPr>
+        <w:t xml:space="preserve">时间: 2026-02-12T18:42:21Z | </w:t>
+      </w:r>
+      <w:r>
+        <w:t xml:space="preserve">链接: </w:t>
+      </w:r>
+      <w:hyperlink r:id="rId110">
+        <w:r>
+          <w:rPr>
+            <w:rFonts w:ascii="Times New Roman" w:hAnsi="Times New Roman" w:eastAsia="宋体"/>
+            <w:color w:val="0000FF"/>
+            <w:sz w:val="21"/>
+            <w:u w:val="single"/>
+          </w:rPr>
+          <w:t>https://arxiv.org/abs/2602.12255v1</w:t>
+        </w:r>
+      </w:hyperlink>
+    </w:p>
+    <w:p>
+      <w:pPr>
+        <w:spacing w:before="120"/>
+      </w:pPr>
+      <w:r>
+        <w:rPr>
+          <w:rFonts w:ascii="Times New Roman" w:hAnsi="Times New Roman" w:eastAsia="宋体"/>
+          <w:b/>
+          <w:sz w:val="21"/>
+        </w:rPr>
+        <w:t>中文摘要:</w:t>
+      </w:r>
+    </w:p>
+    <w:p>
+      <w:pPr>
+        <w:ind w:firstLine="360"/>
+      </w:pPr>
+      <w:r>
+        <w:rPr>
+          <w:rFonts w:ascii="Times New Roman" w:hAnsi="Times New Roman" w:eastAsia="宋体"/>
+          <w:sz w:val="21"/>
+        </w:rPr>
+        <w:t>布拉格相干衍射成像 (BCDI) 相位恢复在强相位状态下很快变得困难，因为晶体中的畸变超过了半个晶格间距。一个重要的特殊情况是相域问题，其中晶体块因域壁处的​​急剧跳跃而移位。强相，这里定义为超过 $\pm π/2$，生成分裂的布拉格峰和密集的边缘结构，经典迭代求解器经常停滞或从不同的初始化返回不同的解决方案。在这里，我们引入了无监督傅里叶视觉变换器（Fourier ViT）来直接从测量的 2D 布拉格衍射强度解决这个块相位、多域相位检索问题。傅里叶 ViT 通过多尺度傅里叶令牌混合全局耦合倒易空间信息，而浅卷积前端和后端提供局部滤波和重建。我们在真实噪声破坏下具有强相衬的 Voronoi 多域晶体的大规模合成数据集以及 $\mathrm{La}_{2-x}\mathrm{Ca}_x\mathrm{MnO}_4$ 纳米晶体的实验衍射上验证了该方法。在所考虑的方案中，傅立叶 ViT 在比较方法中实现了最低的倒易空间失配 ($χ^2$)，并为越来越多的域保留了域解析相位重建。在实验数据上，在相同的实空间支持下，Fourier ViT 匹配迭代基准 $χ^2$，同时提高随机初始化的鲁棒性，与复杂的卷积神经网络基线相比，低 $χ^2$ 重建的成功率更高。</w:t>
+      </w:r>
+    </w:p>
+    <w:p>
+      <w:pPr>
+        <w:spacing w:before="120"/>
+      </w:pPr>
+      <w:r>
+        <w:rPr>
+          <w:rFonts w:ascii="Times New Roman" w:hAnsi="Times New Roman" w:eastAsia="宋体"/>
+          <w:b/>
+          <w:sz w:val="21"/>
+        </w:rPr>
+        <w:t>English Abstract:</w:t>
+      </w:r>
+    </w:p>
+    <w:p>
+      <w:r>
+        <w:rPr>
+          <w:rFonts w:ascii="Times New Roman" w:hAnsi="Times New Roman" w:eastAsia="宋体"/>
+          <w:sz w:val="21"/>
+        </w:rPr>
+        <w:t>Bragg coherent diffraction imaging (BCDI) phase retrieval becomes rapidly difficult in the strong-phase regime, where a crystal contains distortions beyond half a lattice spacing. An important special case is the phase domain problem, where blocks of a crystal are displaced with sharp jumps at domain walls. The strong-phase, here defined as beyond $\pm π/2$, generates split Bragg peaks and dense fringe structure for which classical iterative solvers often stagnate or return different solutions from different initialisations. Here, we introduce an unsupervised Fourier Vision Transformer (Fourier ViT) to solve this block-phase, multi-domain phase-retrieval problem directly from measured 2D Bragg diffraction intensities. Fourier ViT couples reciprocal-space information globally through multiscale Fourier token mixing, while shallow convolutional front and back-ends provide local filtering and reconstruction. We validate the approach on large-scale synthetic datasets of Voronoi multi-domain crystals with strong-phase contrast under realistic noise corruptions, and on experimental diffraction from a $\mathrm{La}_{2-x}\mathrm{Ca}_x\mathrm{MnO}_4$ nanocrystal. Across the regimes considered, Fourier ViT achieves the lowest reciprocal-space mismatch ($χ^2$) among the compared methods and preserves domain-resolved phase reconstructions for increasing numbers of domains. On experimental data, with the same real-space support, Fourier ViT matches the iterative benchmark $χ^2$ while improving robustness to random initialisations, yielding a higher success rate of low-$χ^2$ reconstructions than the complex convolutional neural network baseline.</w:t>
+      </w:r>
+    </w:p>
+    <w:p>
+      <w:r>
+        <w:rPr>
+          <w:rFonts w:ascii="Times New Roman" w:hAnsi="Times New Roman" w:eastAsia="宋体"/>
+          <w:sz w:val="21"/>
+        </w:rPr>
+        <w:t>__________________________________________________</w:t>
+      </w:r>
+    </w:p>
+    <w:p>
+      <w:pPr>
+        <w:pStyle w:val="Heading1"/>
+      </w:pPr>
+      <w:r>
+        <w:rPr>
+          <w:rFonts w:ascii="Times New Roman" w:hAnsi="Times New Roman" w:eastAsia="宋体"/>
+          <w:b/>
+          <w:color w:val="000000"/>
+          <w:sz w:val="32"/>
+        </w:rPr>
+        <w:t>arXiv: Physics - Optics</w:t>
+      </w:r>
+    </w:p>
+    <w:p>
+      <w:pPr>
+        <w:jc w:val="center"/>
+      </w:pPr>
+      <w:r>
+        <w:t>--- 更新: 11:28 ---</w:t>
+      </w:r>
+    </w:p>
+    <w:p>
+      <w:pPr>
+        <w:pStyle w:val="Heading2"/>
+      </w:pPr>
+      <w:r/>
+      <w:r>
+        <w:rPr>
+          <w:rFonts w:ascii="Times New Roman" w:hAnsi="Times New Roman" w:eastAsia="宋体"/>
+          <w:b/>
+          <w:color w:val="000000"/>
+          <w:sz w:val="24"/>
+        </w:rPr>
+        <w:t>玻色子统计增强了光子实验中的麦克斯韦妖</w:t>
+      </w:r>
+    </w:p>
+    <w:p>
+      <w:r>
+        <w:rPr>
+          <w:rFonts w:ascii="Times New Roman" w:hAnsi="Times New Roman" w:eastAsia="宋体"/>
+          <w:b/>
+          <w:color w:val="003264"/>
+          <w:sz w:val="24"/>
+        </w:rPr>
+        <w:t>Bosonic statistics enhance Maxwell's demon in photonic experiment</w:t>
+      </w:r>
+    </w:p>
+    <w:p>
+      <w:r>
+        <w:rPr>
+          <w:rFonts w:ascii="Times New Roman" w:hAnsi="Times New Roman" w:eastAsia="宋体"/>
+          <w:sz w:val="21"/>
+        </w:rPr>
+        <w:t>作者: Jelmer J. Renema</w:t>
+        <w:br/>
+      </w:r>
+      <w:r>
+        <w:rPr>
+          <w:rFonts w:ascii="Times New Roman" w:hAnsi="Times New Roman" w:eastAsia="宋体"/>
+          <w:sz w:val="21"/>
+        </w:rPr>
+        <w:t xml:space="preserve">时间: 2026-02-11T19:00:05Z | </w:t>
+      </w:r>
+      <w:r>
+        <w:t xml:space="preserve">链接: </w:t>
+      </w:r>
+      <w:hyperlink r:id="rId111">
+        <w:r>
+          <w:rPr>
+            <w:rFonts w:ascii="Times New Roman" w:hAnsi="Times New Roman" w:eastAsia="宋体"/>
+            <w:color w:val="0000FF"/>
+            <w:sz w:val="21"/>
+            <w:u w:val="single"/>
+          </w:rPr>
+          <w:t>https://arxiv.org/abs/2602.11276v1</w:t>
+        </w:r>
+      </w:hyperlink>
+    </w:p>
+    <w:p>
+      <w:pPr>
+        <w:spacing w:before="120"/>
+      </w:pPr>
+      <w:r>
+        <w:rPr>
+          <w:rFonts w:ascii="Times New Roman" w:hAnsi="Times New Roman" w:eastAsia="宋体"/>
+          <w:b/>
+          <w:sz w:val="21"/>
+        </w:rPr>
+        <w:t>中文摘要:</w:t>
+      </w:r>
+    </w:p>
+    <w:p>
+      <w:pPr>
+        <w:ind w:firstLine="360"/>
+      </w:pPr>
+      <w:r>
+        <w:rPr>
+          <w:rFonts w:ascii="Times New Roman" w:hAnsi="Times New Roman" w:eastAsia="宋体"/>
+          <w:sz w:val="21"/>
+        </w:rPr>
+        <w:t>麦克斯韦妖通过测量和反馈阐明了热力学中信息的价值：他将平衡气体演化为非平衡状态，人们可以从中提取功。平均而言，如果粒子服从玻色-爱因斯坦统计而不是可区分的，则恶魔可以使系统远离平衡。我们通过比较不可区分的光子和可区分的光子，在实验上支持了这个已有十五年历史的预测。我们使用完全可编程的线性光学平台，最近显示其局部光子统计数据具有热行为。我们的恶魔以非破坏性方式测量模式子集中的光子数量。在结果的指导下，他有条件地交换测量模式和未测量模式。这种交换在特定子集中的模式与另一个子集中的模式之间产生正温差。平均而言，如果光子无法区分，则温差更大。这一结果支持了长期以来关于热力学、信息和量子粒子统计之间相互作用的预测。此外，这项工作提出了一种弱验证玻色子采样平台的热力学方法。</w:t>
+      </w:r>
+    </w:p>
+    <w:p>
+      <w:pPr>
+        <w:spacing w:before="120"/>
+      </w:pPr>
+      <w:r>
+        <w:rPr>
+          <w:rFonts w:ascii="Times New Roman" w:hAnsi="Times New Roman" w:eastAsia="宋体"/>
+          <w:b/>
+          <w:sz w:val="21"/>
+        </w:rPr>
+        <w:t>English Abstract:</w:t>
+      </w:r>
+    </w:p>
+    <w:p>
+      <w:r>
+        <w:rPr>
+          <w:rFonts w:ascii="Times New Roman" w:hAnsi="Times New Roman" w:eastAsia="宋体"/>
+          <w:sz w:val="21"/>
+        </w:rPr>
+        <w:t>Maxwell's demon elucidates the value of information in thermodynamics, using measurement and feedback: he evolves an equilibrated gas into a nonequilibrium state, from which one might extract work. The demon can evolve the system farther from equilibrium, on average, if the particles obey Bose-Einstein statistics than if they are distinguishable. We experimentally support this decade-and-a-half-old prediction by comparing indistinguishable with distinguishable photons. We use a fully programmable linear-optics platform, whose local photon statistics were shown recently to behave thermally. Our demon nondestructively measures the number of photons in a subset of the modes. Guided by the outcome, he conditionally interchanges the measured and unmeasured modes. This interchange creates a positive temperature difference between a mode in a particular subset and a mode in the other. The temperature difference is greater, on average, if the photons are indistinguishable. This result bolsters a long-standing prediction about the interplay among thermodynamics, information, and quantum particle statistics. Additionally, this work suggests a thermodynamic means of weakly validating boson-sampling platforms.</w:t>
+      </w:r>
+    </w:p>
+    <w:p>
+      <w:r>
+        <w:rPr>
+          <w:rFonts w:ascii="Times New Roman" w:hAnsi="Times New Roman" w:eastAsia="宋体"/>
+          <w:sz w:val="21"/>
+        </w:rPr>
+        <w:t>__________________________________________________</w:t>
+      </w:r>
+    </w:p>
+    <w:p>
+      <w:pPr>
+        <w:pStyle w:val="Heading2"/>
+      </w:pPr>
+      <w:r/>
+      <w:r>
+        <w:rPr>
+          <w:rFonts w:ascii="Times New Roman" w:hAnsi="Times New Roman" w:eastAsia="宋体"/>
+          <w:b/>
+          <w:color w:val="000000"/>
+          <w:sz w:val="24"/>
+        </w:rPr>
+        <w:t>AlGaAs 非线性集成量子光子学</w:t>
+      </w:r>
+    </w:p>
+    <w:p>
+      <w:r>
+        <w:rPr>
+          <w:rFonts w:ascii="Times New Roman" w:hAnsi="Times New Roman" w:eastAsia="宋体"/>
+          <w:b/>
+          <w:color w:val="003264"/>
+          <w:sz w:val="24"/>
+        </w:rPr>
+        <w:t>Nonlinear integrated quantum photonics with AlGaAs</w:t>
+      </w:r>
+    </w:p>
+    <w:p>
+      <w:r>
+        <w:rPr>
+          <w:rFonts w:ascii="Times New Roman" w:hAnsi="Times New Roman" w:eastAsia="宋体"/>
+          <w:sz w:val="21"/>
+        </w:rPr>
+        <w:t>作者: S. Ducci</w:t>
+        <w:br/>
+      </w:r>
+      <w:r>
+        <w:rPr>
+          <w:rFonts w:ascii="Times New Roman" w:hAnsi="Times New Roman" w:eastAsia="宋体"/>
+          <w:sz w:val="21"/>
+        </w:rPr>
+        <w:t xml:space="preserve">时间: 2026-02-11T22:44:56Z | </w:t>
+      </w:r>
+      <w:r>
+        <w:t xml:space="preserve">链接: </w:t>
+      </w:r>
+      <w:hyperlink r:id="rId112">
+        <w:r>
+          <w:rPr>
+            <w:rFonts w:ascii="Times New Roman" w:hAnsi="Times New Roman" w:eastAsia="宋体"/>
+            <w:color w:val="0000FF"/>
+            <w:sz w:val="21"/>
+            <w:u w:val="single"/>
+          </w:rPr>
+          <w:t>https://arxiv.org/abs/2602.11421v1</w:t>
+        </w:r>
+      </w:hyperlink>
+    </w:p>
+    <w:p>
+      <w:pPr>
+        <w:spacing w:before="120"/>
+      </w:pPr>
+      <w:r>
+        <w:rPr>
+          <w:rFonts w:ascii="Times New Roman" w:hAnsi="Times New Roman" w:eastAsia="宋体"/>
+          <w:b/>
+          <w:sz w:val="21"/>
+        </w:rPr>
+        <w:t>中文摘要:</w:t>
+      </w:r>
+    </w:p>
+    <w:p>
+      <w:pPr>
+        <w:ind w:firstLine="360"/>
+      </w:pPr>
+      <w:r>
+        <w:rPr>
+          <w:rFonts w:ascii="Times New Roman" w:hAnsi="Times New Roman" w:eastAsia="宋体"/>
+          <w:sz w:val="21"/>
+        </w:rPr>
+        <w:t>集成光子学为开发紧凑、稳定和可扩展的架构提供了一种强大的方法，用于光量子态的生成、操纵和检测。为此，正在并行开发多个材料平台，每个平台都提供其特定的资产，并且现在可以使用混合技术来结合它们的优势。本次综述重点关注 AlGaAs，这是一种 III-V 族半导体平台，结合了成熟的制造技术、符合电注入的直接带隙、低损耗操作、大电光效应以及与用于片上检测的超导探测器的兼容性。我们详细介绍了基于材料的高二阶和三阶光学非线性的室温量子光源的最新实现，以及嵌入从偏振分束器到马赫-曾德干涉仪、调制器和可调谐滤波器等各种功能的光子电路。然后，我们介绍了这些最新进展所实现的量子态工程的几种实现，并讨论了 AlGaAs 集成量子光子学领域的开放观点和仍然存在的挑战。</w:t>
+      </w:r>
+    </w:p>
+    <w:p>
+      <w:pPr>
+        <w:spacing w:before="120"/>
+      </w:pPr>
+      <w:r>
+        <w:rPr>
+          <w:rFonts w:ascii="Times New Roman" w:hAnsi="Times New Roman" w:eastAsia="宋体"/>
+          <w:b/>
+          <w:sz w:val="21"/>
+        </w:rPr>
+        <w:t>English Abstract:</w:t>
+      </w:r>
+    </w:p>
+    <w:p>
+      <w:r>
+        <w:rPr>
+          <w:rFonts w:ascii="Times New Roman" w:hAnsi="Times New Roman" w:eastAsia="宋体"/>
+          <w:sz w:val="21"/>
+        </w:rPr>
+        <w:t>Integrated photonics provides a powerful approach for developing compact, stable and scalable architectures for the generation, manipulation and detection of quantum states of light. To this end, several material platforms are being developed in parallel, each providing its specific assets, and hybridization techniques to combine their strengths are now possible. This review focuses on AlGaAs, a III-V semiconductor platform combining a mature fabrication technology, direct band-gap compliant with electrical injection, low-loss operation, large electro-optic effect, and compatibility with superconducting detectors for on-chip detection. We detail recent implementations of room-temperature sources of quantum light based on the high second- and third-order optical nonlinearities of the material, as well as photonic circuits embedding various functionalities ranging from polarizing beamsplitters to Mach-Zehnder interferometers, modulators and tunable filters. We then present several realizations of quantum state engineering enabled by these recent advances and discuss open perspectives and remaining challenges in the field of integrated quantum photonics with AlGaAs.</w:t>
+      </w:r>
+    </w:p>
+    <w:p>
+      <w:r>
+        <w:rPr>
+          <w:rFonts w:ascii="Times New Roman" w:hAnsi="Times New Roman" w:eastAsia="宋体"/>
+          <w:sz w:val="21"/>
+        </w:rPr>
+        <w:t>__________________________________________________</w:t>
+      </w:r>
+    </w:p>
+    <w:p>
+      <w:pPr>
+        <w:pStyle w:val="Heading2"/>
+      </w:pPr>
+      <w:r/>
+      <w:r>
+        <w:rPr>
+          <w:rFonts w:ascii="Times New Roman" w:hAnsi="Times New Roman" w:eastAsia="宋体"/>
+          <w:b/>
+          <w:color w:val="000000"/>
+          <w:sz w:val="24"/>
+        </w:rPr>
+        <w:t>胶体量子点中的光学增益受到双激子吸收的限制，而不是双激子复合的限制</w:t>
+      </w:r>
+    </w:p>
+    <w:p>
+      <w:r>
+        <w:rPr>
+          <w:rFonts w:ascii="Times New Roman" w:hAnsi="Times New Roman" w:eastAsia="宋体"/>
+          <w:b/>
+          <w:color w:val="003264"/>
+          <w:sz w:val="24"/>
+        </w:rPr>
+        <w:t>Optical gain in colloidal quantum dots is limited by biexciton absorption, not biexciton recombination</w:t>
+      </w:r>
+    </w:p>
+    <w:p>
+      <w:r>
+        <w:rPr>
+          <w:rFonts w:ascii="Times New Roman" w:hAnsi="Times New Roman" w:eastAsia="宋体"/>
+          <w:sz w:val="21"/>
+        </w:rPr>
+        <w:t>作者: Patanjali Kambhampati</w:t>
+        <w:br/>
+      </w:r>
+      <w:r>
+        <w:rPr>
+          <w:rFonts w:ascii="Times New Roman" w:hAnsi="Times New Roman" w:eastAsia="宋体"/>
+          <w:sz w:val="21"/>
+        </w:rPr>
+        <w:t xml:space="preserve">时间: 2026-02-11T23:01:16Z | </w:t>
+      </w:r>
+      <w:r>
+        <w:t xml:space="preserve">链接: </w:t>
+      </w:r>
+      <w:hyperlink r:id="rId113">
+        <w:r>
+          <w:rPr>
+            <w:rFonts w:ascii="Times New Roman" w:hAnsi="Times New Roman" w:eastAsia="宋体"/>
+            <w:color w:val="0000FF"/>
+            <w:sz w:val="21"/>
+            <w:u w:val="single"/>
+          </w:rPr>
+          <w:t>https://arxiv.org/abs/2602.11428v1</w:t>
+        </w:r>
+      </w:hyperlink>
+    </w:p>
+    <w:p>
+      <w:pPr>
+        <w:spacing w:before="120"/>
+      </w:pPr>
+      <w:r>
+        <w:rPr>
+          <w:rFonts w:ascii="Times New Roman" w:hAnsi="Times New Roman" w:eastAsia="宋体"/>
+          <w:b/>
+          <w:sz w:val="21"/>
+        </w:rPr>
+        <w:t>中文摘要:</w:t>
+      </w:r>
+    </w:p>
+    <w:p>
+      <w:pPr>
+        <w:ind w:firstLine="360"/>
+      </w:pPr>
+      <w:r>
+        <w:rPr>
+          <w:rFonts w:ascii="Times New Roman" w:hAnsi="Times New Roman" w:eastAsia="宋体"/>
+          <w:sz w:val="21"/>
+        </w:rPr>
+        <w:t>尽管进行了三十年的实验研究，胶体量子点中的光学增益仍然缺乏能够解释接近每个点一个激子的增益阈值、它们的尺寸依赖性或在材料中观察到的异常小的有效受激发射截面的微观理论。现有的描述将量子点视为由激子和双激子组成的有效两能级系统，将增益阈值归因于双激子俄歇复合。这种假设与状态分辨光泵浦实验和基本光谱约束不一致。在这里，我们提出了一种明确锚定于控制吸收和受激发射的爱因斯坦关系的光学增益微观理论。在此框架内，增益由单激子的受激发射与双激子流形的激发态吸收之间的光谱平衡决定，而不是由双激子寿命决定。使用与晶格浴耦合的激子的自旋玻色子描述，我们表明增益阈值和有效增益截面是由双激子稳定和激子晶格修整的相互作用控制的。该理论通过定量解释 CdSe 量子点中所有长期存在的增益现象来统一不同的材料，并预测动态无序晶格（例如钙钛矿量子点）中的有效四能级、近阈值增益的连续交叉。</w:t>
+      </w:r>
+    </w:p>
+    <w:p>
+      <w:pPr>
+        <w:spacing w:before="120"/>
+      </w:pPr>
+      <w:r>
+        <w:rPr>
+          <w:rFonts w:ascii="Times New Roman" w:hAnsi="Times New Roman" w:eastAsia="宋体"/>
+          <w:b/>
+          <w:sz w:val="21"/>
+        </w:rPr>
+        <w:t>English Abstract:</w:t>
+      </w:r>
+    </w:p>
+    <w:p>
+      <w:r>
+        <w:rPr>
+          <w:rFonts w:ascii="Times New Roman" w:hAnsi="Times New Roman" w:eastAsia="宋体"/>
+          <w:sz w:val="21"/>
+        </w:rPr>
+        <w:t>Despite three decades of experimental study, optical gain in colloidal quantum dots still lacks a microscopic theory capable of explaining gain thresholds approaching one exciton per dot, their size dependence, or the anomalously small effective stimulated-emission cross sections observed across materials. Existing descriptions treat quantum dots as effective two-level systems comprised of an exciton and a biexciton, attributing gain thresholds to biexciton Auger recombination. This assumption is inconsistent with state-resolved optical pumping experiments and basic spectroscopic constraints. Here we present a microscopic theory of optical gain explicitly anchored in the Einstein relations governing absorption and stimulated emission. Within this framework, gain is determined by a spectral balance between stimulated emission from single excitons and excited-state absorption into biexcitonic manifolds, rather than by biexciton lifetimes. Using a spin-boson description of excitons coupled to a lattice bath, we show that gain thresholds and effective gain cross sections are controlled by the interplay of biexciton stabilization and exciton-lattice dressing. The theory unifies disparate materials by quantitatively explaining all longstanding gain phenomenology in CdSe quantum dots and predicts a continuous crossover to effective four-level, near-thresholdless gain in dynamically disordered lattices such as perovskite quantum dots.</w:t>
+      </w:r>
+    </w:p>
+    <w:p>
+      <w:r>
+        <w:rPr>
+          <w:rFonts w:ascii="Times New Roman" w:hAnsi="Times New Roman" w:eastAsia="宋体"/>
+          <w:sz w:val="21"/>
+        </w:rPr>
+        <w:t>__________________________________________________</w:t>
+      </w:r>
+    </w:p>
+    <w:p>
+      <w:pPr>
+        <w:pStyle w:val="Heading2"/>
+      </w:pPr>
+      <w:r/>
+      <w:r>
+        <w:rPr>
+          <w:rFonts w:ascii="Times New Roman" w:hAnsi="Times New Roman" w:eastAsia="宋体"/>
+          <w:b/>
+          <w:color w:val="000000"/>
+          <w:sz w:val="24"/>
+        </w:rPr>
+        <w:t>基于相变谐振超表面的可切换高Q光吸收器</w:t>
+      </w:r>
+    </w:p>
+    <w:p>
+      <w:r>
+        <w:rPr>
+          <w:rFonts w:ascii="Times New Roman" w:hAnsi="Times New Roman" w:eastAsia="宋体"/>
+          <w:b/>
+          <w:color w:val="003264"/>
+          <w:sz w:val="24"/>
+        </w:rPr>
+        <w:t>Switchable high-Q light absorbers based on phase-change resonant metasurfaces</w:t>
+      </w:r>
+    </w:p>
+    <w:p>
+      <w:r>
+        <w:rPr>
+          <w:rFonts w:ascii="Times New Roman" w:hAnsi="Times New Roman" w:eastAsia="宋体"/>
+          <w:sz w:val="21"/>
+        </w:rPr>
+        <w:t>作者: Yixiao Gao</w:t>
+        <w:br/>
+      </w:r>
+      <w:r>
+        <w:rPr>
+          <w:rFonts w:ascii="Times New Roman" w:hAnsi="Times New Roman" w:eastAsia="宋体"/>
+          <w:sz w:val="21"/>
+        </w:rPr>
+        <w:t xml:space="preserve">时间: 2026-02-12T03:51:30Z | </w:t>
+      </w:r>
+      <w:r>
+        <w:t xml:space="preserve">链接: </w:t>
+      </w:r>
+      <w:hyperlink r:id="rId114">
+        <w:r>
+          <w:rPr>
+            <w:rFonts w:ascii="Times New Roman" w:hAnsi="Times New Roman" w:eastAsia="宋体"/>
+            <w:color w:val="0000FF"/>
+            <w:sz w:val="21"/>
+            <w:u w:val="single"/>
+          </w:rPr>
+          <w:t>https://arxiv.org/abs/2602.11535v1</w:t>
+        </w:r>
+      </w:hyperlink>
+    </w:p>
+    <w:p>
+      <w:pPr>
+        <w:spacing w:before="120"/>
+      </w:pPr>
+      <w:r>
+        <w:rPr>
+          <w:rFonts w:ascii="Times New Roman" w:hAnsi="Times New Roman" w:eastAsia="宋体"/>
+          <w:b/>
+          <w:sz w:val="21"/>
+        </w:rPr>
+        <w:t>中文摘要:</w:t>
+      </w:r>
+    </w:p>
+    <w:p>
+      <w:pPr>
+        <w:ind w:firstLine="360"/>
+      </w:pPr>
+      <w:r>
+        <w:rPr>
+          <w:rFonts w:ascii="Times New Roman" w:hAnsi="Times New Roman" w:eastAsia="宋体"/>
+          <w:sz w:val="21"/>
+        </w:rPr>
+        <w:t>在本文中，我们提出了一种基于低损耗相变材料（PCM）实现的可重构超表面的可切换高Q光吸收器。通过利用由嵌入式 PCM 的相变动力学介导的导模谐振和法布里-珀罗模式之间的耦合，可以主动调整谐振 Q 因子。这使得系统能够从由连续体中束缚态物理控制的完美暗态切换到具有有限 Q 因子的临界耦合谐振。因此，超表面在非晶态下表现出完美的吸收，在晶态下表现出反射主导的响应。所提出的超表面对于各种纳米光子应用具有巨大的潜力，包括光电探测和热发射控制。</w:t>
+      </w:r>
+    </w:p>
+    <w:p>
+      <w:pPr>
+        <w:spacing w:before="120"/>
+      </w:pPr>
+      <w:r>
+        <w:rPr>
+          <w:rFonts w:ascii="Times New Roman" w:hAnsi="Times New Roman" w:eastAsia="宋体"/>
+          <w:b/>
+          <w:sz w:val="21"/>
+        </w:rPr>
+        <w:t>English Abstract:</w:t>
+      </w:r>
+    </w:p>
+    <w:p>
+      <w:r>
+        <w:rPr>
+          <w:rFonts w:ascii="Times New Roman" w:hAnsi="Times New Roman" w:eastAsia="宋体"/>
+          <w:sz w:val="21"/>
+        </w:rPr>
+        <w:t>In this paper, we propose a switchable high-Q light absorber based on a reconfigurable metasurface enabled by a lowloss phase-change material (PCM). By leveraging the coupling between guided-mode resonance and Fabry-Perot modes, mediated by the phase-transition dynamics of the embedded PCM, the resonance Q factor can be actively tuned. This allows the system to switch from a perfect dark state, governed by the physics of bound states in the continuum, to a critically coupled resonance with a finite Q factor. Consequently, the metasurface exhibits perfect absorption in the amorphous state and a reflection-dominated response in the crystalline state. The proposed metasurface holds significant potential for diverse nanophotonic applications, including photodetection and thermal emission control.</w:t>
+      </w:r>
+    </w:p>
+    <w:p>
+      <w:r>
+        <w:rPr>
+          <w:rFonts w:ascii="Times New Roman" w:hAnsi="Times New Roman" w:eastAsia="宋体"/>
+          <w:sz w:val="21"/>
+        </w:rPr>
+        <w:t>__________________________________________________</w:t>
+      </w:r>
+    </w:p>
+    <w:p>
+      <w:pPr>
+        <w:pStyle w:val="Heading2"/>
+      </w:pPr>
+      <w:r/>
+      <w:r>
+        <w:rPr>
+          <w:rFonts w:ascii="Times New Roman" w:hAnsi="Times New Roman" w:eastAsia="宋体"/>
+          <w:b/>
+          <w:color w:val="000000"/>
+          <w:sz w:val="24"/>
+        </w:rPr>
+        <w:t>光纤环路中的动态色散累积可在基于色散的光子学辅助宽带微波测量系统中实现创纪录的高频分辨率或超低信号采样率</w:t>
+      </w:r>
+    </w:p>
+    <w:p>
+      <w:r>
+        <w:rPr>
+          <w:rFonts w:ascii="Times New Roman" w:hAnsi="Times New Roman" w:eastAsia="宋体"/>
+          <w:b/>
+          <w:color w:val="003264"/>
+          <w:sz w:val="24"/>
+        </w:rPr>
+        <w:t>Dynamic Dispersion Accumulation in Fiber Loops for Realizing Record-High Frequency Resolution or Ultra-Low Signal Sampling Rate in Dispersion-Based Photonics-Assisted Wideband Microwave Measurement Systems</w:t>
+      </w:r>
+    </w:p>
+    <w:p>
+      <w:r>
+        <w:rPr>
+          <w:rFonts w:ascii="Times New Roman" w:hAnsi="Times New Roman" w:eastAsia="宋体"/>
+          <w:sz w:val="21"/>
+        </w:rPr>
+        <w:t>作者: Yang Chen</w:t>
+        <w:br/>
+      </w:r>
+      <w:r>
+        <w:rPr>
+          <w:rFonts w:ascii="Times New Roman" w:hAnsi="Times New Roman" w:eastAsia="宋体"/>
+          <w:sz w:val="21"/>
+        </w:rPr>
+        <w:t xml:space="preserve">时间: 2026-02-12T06:05:38Z | </w:t>
+      </w:r>
+      <w:r>
+        <w:t xml:space="preserve">链接: </w:t>
+      </w:r>
+      <w:hyperlink r:id="rId115">
+        <w:r>
+          <w:rPr>
+            <w:rFonts w:ascii="Times New Roman" w:hAnsi="Times New Roman" w:eastAsia="宋体"/>
+            <w:color w:val="0000FF"/>
+            <w:sz w:val="21"/>
+            <w:u w:val="single"/>
+          </w:rPr>
+          <w:t>https://arxiv.org/abs/2602.11613v1</w:t>
+        </w:r>
+      </w:hyperlink>
+    </w:p>
+    <w:p>
+      <w:pPr>
+        <w:spacing w:before="120"/>
+      </w:pPr>
+      <w:r>
+        <w:rPr>
+          <w:rFonts w:ascii="Times New Roman" w:hAnsi="Times New Roman" w:eastAsia="宋体"/>
+          <w:b/>
+          <w:sz w:val="21"/>
+        </w:rPr>
+        <w:t>中文摘要:</w:t>
+      </w:r>
+    </w:p>
+    <w:p>
+      <w:pPr>
+        <w:ind w:firstLine="360"/>
+      </w:pPr>
+      <w:r>
+        <w:rPr>
+          <w:rFonts w:ascii="Times New Roman" w:hAnsi="Times New Roman" w:eastAsia="宋体"/>
+          <w:sz w:val="21"/>
+        </w:rPr>
+        <w:t>基于色散的光子辅助微波测量系统为宽带和动态信号的实时分析提供了巨大的潜力。然而，他们面临两个关键挑战：难以在宽带分析带宽上实现高频分辨率，以及依赖大带宽和高采样率示波器来捕获由此产生的超窄脉冲。我们引入动态色散累积技术来克服这些限制。通过在包含色散补偿光纤的光纤环路中循环光信号，我们实现了 -215700 ps/nm 的高累积色散。这种高色散放宽了线性调频光信号所需的线性调频速率，从而具有两个明显的优势：当分析带宽固定时，较低的线性调频速率可实现更长的时间周期，从而产生 27.9 MHz 的创纪录高频率分辨率；当时间周期固定时，较低的线性调频速率可实现较小的带宽，生成更宽的脉冲，从而以分析带宽为代价放宽脉冲采样要求。这种分析带宽的牺牲可以通过占空比启用技术来补偿，该技术有可能将分析带宽扩展到 100 GHz 以上。这项工作打破了基于色散的系统的性能和硬件限制，为实时且经济高效的高频分辨率、宽带微波测量系统铺平了道路。</w:t>
+      </w:r>
+    </w:p>
+    <w:p>
+      <w:pPr>
+        <w:spacing w:before="120"/>
+      </w:pPr>
+      <w:r>
+        <w:rPr>
+          <w:rFonts w:ascii="Times New Roman" w:hAnsi="Times New Roman" w:eastAsia="宋体"/>
+          <w:b/>
+          <w:sz w:val="21"/>
+        </w:rPr>
+        <w:t>English Abstract:</w:t>
+      </w:r>
+    </w:p>
+    <w:p>
+      <w:r>
+        <w:rPr>
+          <w:rFonts w:ascii="Times New Roman" w:hAnsi="Times New Roman" w:eastAsia="宋体"/>
+          <w:sz w:val="21"/>
+        </w:rPr>
+        <w:t>Dispersion-based photonics-assisted microwave measurement systems provide immense potential for real-time analysis of wideband and dynamic signals. However, they face two critical challenges: a difficulty in achieving high frequency resolution over a wideband analysis bandwidth, and a reliance on large-bandwidth-and-high-sampling-rate oscilloscopes to capture the resulting ultra-narrow pulses. We introduce a dynamic dispersion accumulation technique to overcome these limitations. By circulating the optical signal in fiber loops containing a dispersion-compensating fiber, we achieve a high accumulated dispersion of -215700 ps/nm. This high dispersion relaxes the required chirp rate of the chirped optical signal, enabling two distinct advantages: When the analysis bandwidth is fixed, a lower chirp rate enables a longer temporal period, yielding a record-high frequency resolution of 27.9 MHz; When the temporal period is fixed, a lower chirp rate enables a smaller bandwidth, generating a wider pulse and thus relaxing pulse sampling requirements at the expense of analysis bandwidth. This sacrifice in analysis bandwidth can be compensated by a duty-cycle-enabling technique, which holds the potential to extend the analysis bandwidth beyond 100 GHz. This work breaks the performance and hardware limitations in dispersion-based systems, paving the way for high frequency resolution, wideband microwave measurement systems that are both real-time and cost-effective.</w:t>
+      </w:r>
+    </w:p>
+    <w:p>
+      <w:r>
+        <w:rPr>
+          <w:rFonts w:ascii="Times New Roman" w:hAnsi="Times New Roman" w:eastAsia="宋体"/>
+          <w:sz w:val="21"/>
+        </w:rPr>
+        <w:t>__________________________________________________</w:t>
+      </w:r>
+    </w:p>
+    <w:p>
+      <w:pPr>
+        <w:pStyle w:val="Heading2"/>
+      </w:pPr>
+      <w:r/>
+      <w:r>
+        <w:rPr>
+          <w:rFonts w:ascii="Times New Roman" w:hAnsi="Times New Roman" w:eastAsia="宋体"/>
+          <w:b/>
+          <w:color w:val="000000"/>
+          <w:sz w:val="24"/>
+        </w:rPr>
+        <w:t>Ta_2O_5 波导中的低能量、倍频程超连续谱产生：迈向光学相干计量学</w:t>
+      </w:r>
+    </w:p>
+    <w:p>
+      <w:r>
+        <w:rPr>
+          <w:rFonts w:ascii="Times New Roman" w:hAnsi="Times New Roman" w:eastAsia="宋体"/>
+          <w:b/>
+          <w:color w:val="003264"/>
+          <w:sz w:val="24"/>
+        </w:rPr>
+        <w:t>Low-Energy, Octave-Spanning Supercontinuum Generation in Ta_2O_5 Waveguides: Towards Optical Coherence Metrology</w:t>
+      </w:r>
+    </w:p>
+    <w:p>
+      <w:r>
+        <w:rPr>
+          <w:rFonts w:ascii="Times New Roman" w:hAnsi="Times New Roman" w:eastAsia="宋体"/>
+          <w:sz w:val="21"/>
+        </w:rPr>
+        <w:t>作者: Xuetao Gan</w:t>
+        <w:br/>
+      </w:r>
+      <w:r>
+        <w:rPr>
+          <w:rFonts w:ascii="Times New Roman" w:hAnsi="Times New Roman" w:eastAsia="宋体"/>
+          <w:sz w:val="21"/>
+        </w:rPr>
+        <w:t xml:space="preserve">时间: 2026-02-12T07:24:15Z | </w:t>
+      </w:r>
+      <w:r>
+        <w:t xml:space="preserve">链接: </w:t>
+      </w:r>
+      <w:hyperlink r:id="rId116">
+        <w:r>
+          <w:rPr>
+            <w:rFonts w:ascii="Times New Roman" w:hAnsi="Times New Roman" w:eastAsia="宋体"/>
+            <w:color w:val="0000FF"/>
+            <w:sz w:val="21"/>
+            <w:u w:val="single"/>
+          </w:rPr>
+          <w:t>https://arxiv.org/abs/2602.11659v1</w:t>
+        </w:r>
+      </w:hyperlink>
+    </w:p>
+    <w:p>
+      <w:pPr>
+        <w:spacing w:before="120"/>
+      </w:pPr>
+      <w:r>
+        <w:rPr>
+          <w:rFonts w:ascii="Times New Roman" w:hAnsi="Times New Roman" w:eastAsia="宋体"/>
+          <w:b/>
+          <w:sz w:val="21"/>
+        </w:rPr>
+        <w:t>中文摘要:</w:t>
+      </w:r>
+    </w:p>
+    <w:p>
+      <w:pPr>
+        <w:ind w:firstLine="360"/>
+      </w:pPr>
+      <w:r>
+        <w:rPr>
+          <w:rFonts w:ascii="Times New Roman" w:hAnsi="Times New Roman" w:eastAsia="宋体"/>
+          <w:sz w:val="21"/>
+        </w:rPr>
+        <w:t>集成光子平台上的超连续谱（SCG）是开发下一代精密光谱和计量芯片级系统的关键技术。虽然硅 (Si) 和氮化硅 ($Si_3N_4$) 平台取得了重大进展，但它们通常受到双光子吸收 (TPA) 或中等非线性系数的限制，因此需要在能量效率和带宽之间进行权衡。五氧化二钽 ($Ta_2O_5$) 具有高非线性和宽带隙，是一种有前途的候选材料；然而，当前的实施仍然受到高泵能耗的挑战。在这里，我们报告了一种通过镶嵌工艺制造的低损耗 $Ta_2O_5$ 集成波导。它能够生成两个倍频程的光谱，脉冲能量仅为 92.9 pJ（60 fs，1550 nm）。值得注意的是，相应的峰值功率仅为 1.36 kW，比最先进的同类宽带电源低了近一个数量级。此外，在最大泵浦能量下，我们的光谱呈现出从 450 nm 到 3400 nm 的超宽覆盖范围，跨越近三个倍频程。在数值模拟的支持下，我们分析了孤子裂变的动力学。此外，使用该光源开发的迈克尔逊干涉测量系统表现出卓越的性能，不仅实现了微米级的轴向分辨率，而且还实现了 3.1 毫米的 6 dB 灵敏度滚降长度。这种卓越的滚降性能与 346 nm 的位移测量灵敏度相结合，凸显了 $Ta_2O_5$ 平台在生物医学成像和精密计量应用中的巨大潜力。</w:t>
+      </w:r>
+    </w:p>
+    <w:p>
+      <w:pPr>
+        <w:spacing w:before="120"/>
+      </w:pPr>
+      <w:r>
+        <w:rPr>
+          <w:rFonts w:ascii="Times New Roman" w:hAnsi="Times New Roman" w:eastAsia="宋体"/>
+          <w:b/>
+          <w:sz w:val="21"/>
+        </w:rPr>
+        <w:t>English Abstract:</w:t>
+      </w:r>
+    </w:p>
+    <w:p>
+      <w:r>
+        <w:rPr>
+          <w:rFonts w:ascii="Times New Roman" w:hAnsi="Times New Roman" w:eastAsia="宋体"/>
+          <w:sz w:val="21"/>
+        </w:rPr>
+        <w:t>Supercontinuum generation (SCG) on integrated photonic platforms is a pivotal technology for developing next-generation chip-scale systems for precision spectroscopy and metrology. While significant progress has been made with silicon (Si) and silicon nitride ($Si_3N_4$) platforms, they are often constrained by two-photon absorption (TPA) or moderate nonlinear coefficients, necessitating a trade-off between energy efficiency and bandwidth. Tantalum pentoxide ($Ta_2O_5$), possessing both high nonlinearity and a wide bandgap, emerges as a promising candidate; however, current implementations remain challenged by high pump energy consumption. Here, we report a low-loss $Ta_2O_5$ integrated waveguide fabricated via the Damascene process. It enables the generation of a two-octave-spanning spectrum with a low pulse energy of only 92.9 pJ (60 fs, 1550 nm). Notably, the corresponding peak power is a mere 1.36 kW, which is nearly an order of magnitude lower than that of state-of-the-art comparable broadband sources. Furthermore, at the maximum pump energy, our spectrum exhibits an ultrabroad coverage from 450 nm to 3400 nm, spanning nearly three octaves. Supported by numerical simulations, we analyze the dynamics of soliton fission. Furthermore, a Michelson interferometry system developed using this source exhibits superior performance, achieving not only micrometer-scale axial resolution but also a 6 dB sensitivity roll-off length of 3.1 mm. This exceptional roll-off performance, combined with a displacement measurement sensitivity of 346 nm, underscores the immense potential of the $Ta_2O_5$ platform for applications in biomedical imaging and precision metrology.</w:t>
+      </w:r>
+    </w:p>
+    <w:p>
+      <w:r>
+        <w:rPr>
+          <w:rFonts w:ascii="Times New Roman" w:hAnsi="Times New Roman" w:eastAsia="宋体"/>
+          <w:sz w:val="21"/>
+        </w:rPr>
+        <w:t>__________________________________________________</w:t>
+      </w:r>
+    </w:p>
+    <w:p>
+      <w:pPr>
+        <w:pStyle w:val="Heading2"/>
+      </w:pPr>
+      <w:r/>
+      <w:r>
+        <w:rPr>
+          <w:rFonts w:ascii="Times New Roman" w:hAnsi="Times New Roman" w:eastAsia="宋体"/>
+          <w:b/>
+          <w:color w:val="000000"/>
+          <w:sz w:val="24"/>
+        </w:rPr>
+        <w:t>耦合克尔微谐振器中的混合带参量振荡</w:t>
+      </w:r>
+    </w:p>
+    <w:p>
+      <w:r>
+        <w:rPr>
+          <w:rFonts w:ascii="Times New Roman" w:hAnsi="Times New Roman" w:eastAsia="宋体"/>
+          <w:b/>
+          <w:color w:val="003264"/>
+          <w:sz w:val="24"/>
+        </w:rPr>
+        <w:t>Hybridized-band parametric oscillations in coupled Kerr microresonators</w:t>
+      </w:r>
+    </w:p>
+    <w:p>
+      <w:r>
+        <w:rPr>
+          <w:rFonts w:ascii="Times New Roman" w:hAnsi="Times New Roman" w:eastAsia="宋体"/>
+          <w:sz w:val="21"/>
+        </w:rPr>
+        <w:t>作者: Gustavo S. Wiederhecker</w:t>
+        <w:br/>
+      </w:r>
+      <w:r>
+        <w:rPr>
+          <w:rFonts w:ascii="Times New Roman" w:hAnsi="Times New Roman" w:eastAsia="宋体"/>
+          <w:sz w:val="21"/>
+        </w:rPr>
+        <w:t xml:space="preserve">时间: 2026-02-12T08:23:01Z | </w:t>
+      </w:r>
+      <w:r>
+        <w:t xml:space="preserve">链接: </w:t>
+      </w:r>
+      <w:hyperlink r:id="rId117">
+        <w:r>
+          <w:rPr>
+            <w:rFonts w:ascii="Times New Roman" w:hAnsi="Times New Roman" w:eastAsia="宋体"/>
+            <w:color w:val="0000FF"/>
+            <w:sz w:val="21"/>
+            <w:u w:val="single"/>
+          </w:rPr>
+          <w:t>https://arxiv.org/abs/2602.11697v1</w:t>
+        </w:r>
+      </w:hyperlink>
+    </w:p>
+    <w:p>
+      <w:pPr>
+        <w:spacing w:before="120"/>
+      </w:pPr>
+      <w:r>
+        <w:rPr>
+          <w:rFonts w:ascii="Times New Roman" w:hAnsi="Times New Roman" w:eastAsia="宋体"/>
+          <w:b/>
+          <w:sz w:val="21"/>
+        </w:rPr>
+        <w:t>中文摘要:</w:t>
+      </w:r>
+    </w:p>
+    <w:p>
+      <w:pPr>
+        <w:ind w:firstLine="360"/>
+      </w:pPr>
+      <w:r>
+        <w:rPr>
+          <w:rFonts w:ascii="Times New Roman" w:hAnsi="Times New Roman" w:eastAsia="宋体"/>
+          <w:sz w:val="21"/>
+        </w:rPr>
+        <w:t>耦合谐振器形成带状光学状态，支持丰富的非线性，超出了单个谐振器所能实现的范围。在这些系统中，四波混频调节带间耦合，显示出跨越空间和光谱自由度的多模动态。在这项研究中，我们提出了一个描述三个耦合氮化硅微环谐振器中混合光学参量振荡的发生和控制的框架。在对称配置中，我们观察到由色散能带结构定义的不同相位匹配路径的出现。我们开发了一个分析模型，可以捕获这些带间过程的参数增益，并导出主要增益最大值的封闭式表达式；分析框架本身很容易扩展到更复杂的耦合网络。我们进一步报告了一种非对称设计，该设计共同设计了模式重叠和色散，以在紧凑的 7 GHz 间隔上运行，而不受模式竞争的影响。我们的研究结果建立了耦合谐振器平台中非线性动力学工程的设计原则，对相干光子计算和量子信息处理具有影响。</w:t>
+      </w:r>
+    </w:p>
+    <w:p>
+      <w:pPr>
+        <w:spacing w:before="120"/>
+      </w:pPr>
+      <w:r>
+        <w:rPr>
+          <w:rFonts w:ascii="Times New Roman" w:hAnsi="Times New Roman" w:eastAsia="宋体"/>
+          <w:b/>
+          <w:sz w:val="21"/>
+        </w:rPr>
+        <w:t>English Abstract:</w:t>
+      </w:r>
+    </w:p>
+    <w:p>
+      <w:r>
+        <w:rPr>
+          <w:rFonts w:ascii="Times New Roman" w:hAnsi="Times New Roman" w:eastAsia="宋体"/>
+          <w:sz w:val="21"/>
+        </w:rPr>
+        <w:t>Coupled resonators form band-like optical states that support rich nonlinearities beyond what is possible in single resonators. In these systems, four-wave mixing mediates interband coupling, displaying multimode dynamics that span both spatial and spectral degrees of freedom. In this study, we propose a framework describing the onset and control of hybridized optical parametric oscillation in three coupled silicon nitride microring resonators. In a symmetric configuration, we observe the emergence of diverse phase-matching pathways defined by the dispersive band structure. We develop an analytical model that captures the parametric gain of these interband processes and derive closed-form expressions for the dominant gain maxima; the analytical framework itself readily extends to more complex coupled networks. We further report an asymmetric design that co-engineers mode overlap and dispersion to operate on a compact 7-GHz spacing, free from mode competition. Our findings establish design principles for engineering nonlinear dynamics in coupled-resonator platforms, with implications for coherent photonic computing and quantum information processing.</w:t>
+      </w:r>
+    </w:p>
+    <w:p>
+      <w:r>
+        <w:rPr>
+          <w:rFonts w:ascii="Times New Roman" w:hAnsi="Times New Roman" w:eastAsia="宋体"/>
+          <w:sz w:val="21"/>
+        </w:rPr>
+        <w:t>__________________________________________________</w:t>
+      </w:r>
+    </w:p>
+    <w:p>
+      <w:pPr>
+        <w:pStyle w:val="Heading2"/>
+      </w:pPr>
+      <w:r/>
+      <w:r>
+        <w:rPr>
+          <w:rFonts w:ascii="Times New Roman" w:hAnsi="Times New Roman" w:eastAsia="宋体"/>
+          <w:b/>
+          <w:color w:val="000000"/>
+          <w:sz w:val="24"/>
+        </w:rPr>
+        <w:t>基于非临界铌酸锂晶体的宽带可调谐光子对生成和光谱测量</w:t>
+      </w:r>
+    </w:p>
+    <w:p>
+      <w:r>
+        <w:rPr>
+          <w:rFonts w:ascii="Times New Roman" w:hAnsi="Times New Roman" w:eastAsia="宋体"/>
+          <w:b/>
+          <w:color w:val="003264"/>
+          <w:sz w:val="24"/>
+        </w:rPr>
+        <w:t>Broadband Tunable Photon-Pair Generation and Spectrum Measurement Based on Noncritical Lithium Niobate Crystals</w:t>
+      </w:r>
+    </w:p>
+    <w:p>
+      <w:r>
+        <w:rPr>
+          <w:rFonts w:ascii="Times New Roman" w:hAnsi="Times New Roman" w:eastAsia="宋体"/>
+          <w:sz w:val="21"/>
+        </w:rPr>
+        <w:t>作者: Bao-Sen Shi</w:t>
+        <w:br/>
+      </w:r>
+      <w:r>
+        <w:rPr>
+          <w:rFonts w:ascii="Times New Roman" w:hAnsi="Times New Roman" w:eastAsia="宋体"/>
+          <w:sz w:val="21"/>
+        </w:rPr>
+        <w:t xml:space="preserve">时间: 2026-02-12T09:26:56Z | </w:t>
+      </w:r>
+      <w:r>
+        <w:t xml:space="preserve">链接: </w:t>
+      </w:r>
+      <w:hyperlink r:id="rId118">
+        <w:r>
+          <w:rPr>
+            <w:rFonts w:ascii="Times New Roman" w:hAnsi="Times New Roman" w:eastAsia="宋体"/>
+            <w:color w:val="0000FF"/>
+            <w:sz w:val="21"/>
+            <w:u w:val="single"/>
+          </w:rPr>
+          <w:t>https://arxiv.org/abs/2602.11752v1</w:t>
+        </w:r>
+      </w:hyperlink>
+    </w:p>
+    <w:p>
+      <w:pPr>
+        <w:spacing w:before="120"/>
+      </w:pPr>
+      <w:r>
+        <w:rPr>
+          <w:rFonts w:ascii="Times New Roman" w:hAnsi="Times New Roman" w:eastAsia="宋体"/>
+          <w:b/>
+          <w:sz w:val="21"/>
+        </w:rPr>
+        <w:t>中文摘要:</w:t>
+      </w:r>
+    </w:p>
+    <w:p>
+      <w:pPr>
+        <w:ind w:firstLine="360"/>
+      </w:pPr>
+      <w:r>
+        <w:rPr>
+          <w:rFonts w:ascii="Times New Roman" w:hAnsi="Times New Roman" w:eastAsia="宋体"/>
+          <w:sz w:val="21"/>
+        </w:rPr>
+        <w:t>光子对在现代科学中发挥着至关重要的作用，推动了对其产生的广泛研究。然而，传统晶体的窄相位匹配带宽在很大程度上限制了对特定波长的研究，使得对宽带可调谐源的研究尚未得到充分探索。在这里，我们采用非临界相位匹配铌酸锂（LN）晶体来产生广泛可调的光子对。生成的近红外 (NIR) 光子对具有较高的巧合比 (CAR &gt; 20 dB)，并且可在 800-1600 nm 范围内调谐。我们通过检测一氧化碳 (CO) 气体吸收进一步展示近红外光子对在光谱学中的实用性。这种方法将有助于先进的基于 LN 的光子实验的设计。</w:t>
+      </w:r>
+    </w:p>
+    <w:p>
+      <w:pPr>
+        <w:spacing w:before="120"/>
+      </w:pPr>
+      <w:r>
+        <w:rPr>
+          <w:rFonts w:ascii="Times New Roman" w:hAnsi="Times New Roman" w:eastAsia="宋体"/>
+          <w:b/>
+          <w:sz w:val="21"/>
+        </w:rPr>
+        <w:t>English Abstract:</w:t>
+      </w:r>
+    </w:p>
+    <w:p>
+      <w:r>
+        <w:rPr>
+          <w:rFonts w:ascii="Times New Roman" w:hAnsi="Times New Roman" w:eastAsia="宋体"/>
+          <w:sz w:val="21"/>
+        </w:rPr>
+        <w:t>Photon pairs play a vital role in modern science, driving extensive research into their generation. Yet, the narrow phase-matching bandwidth of conventional crystals has largely confined studies to specific wavelengths, leaving research on broadband tunable sources underexplored. Here, we employ a non-critical phase-matched lithium niobate (LN) crystal to generate widely tunable photon pairs. The generated near-infrared (NIR) photon pairs exhibit a high coincidence-to-accidental ratio (CAR &gt; 20 dB) and are tunable across the 800-1600 nm range. We further showcase the utility of NIR photon pairs in spectroscopy by detecting carbon monoxide (CO) gas absorption. This approach will facilitate the design of advanced LN-based photonic experiments.</w:t>
+      </w:r>
+    </w:p>
+    <w:p>
+      <w:r>
+        <w:rPr>
+          <w:rFonts w:ascii="Times New Roman" w:hAnsi="Times New Roman" w:eastAsia="宋体"/>
+          <w:sz w:val="21"/>
+        </w:rPr>
+        <w:t>__________________________________________________</w:t>
+      </w:r>
+    </w:p>
+    <w:p>
+      <w:pPr>
+        <w:pStyle w:val="Heading2"/>
+      </w:pPr>
+      <w:r/>
+      <w:r>
+        <w:rPr>
+          <w:rFonts w:ascii="Times New Roman" w:hAnsi="Times New Roman" w:eastAsia="宋体"/>
+          <w:b/>
+          <w:color w:val="000000"/>
+          <w:sz w:val="24"/>
+        </w:rPr>
+        <w:t>双层光子晶体中拓扑启用的可切换单向辐射带</w:t>
+      </w:r>
+    </w:p>
+    <w:p>
+      <w:r>
+        <w:rPr>
+          <w:rFonts w:ascii="Times New Roman" w:hAnsi="Times New Roman" w:eastAsia="宋体"/>
+          <w:b/>
+          <w:color w:val="003264"/>
+          <w:sz w:val="24"/>
+        </w:rPr>
+        <w:t>Topology-Enabled Switchable Unidirectional Radiative Band in a Bilayer Photonic Crystal</w:t>
+      </w:r>
+    </w:p>
+    <w:p>
+      <w:r>
+        <w:rPr>
+          <w:rFonts w:ascii="Times New Roman" w:hAnsi="Times New Roman" w:eastAsia="宋体"/>
+          <w:sz w:val="21"/>
+        </w:rPr>
+        <w:t>作者: Son Tung Ha</w:t>
+        <w:br/>
+      </w:r>
+      <w:r>
+        <w:rPr>
+          <w:rFonts w:ascii="Times New Roman" w:hAnsi="Times New Roman" w:eastAsia="宋体"/>
+          <w:sz w:val="21"/>
+        </w:rPr>
+        <w:t xml:space="preserve">时间: 2026-02-12T13:25:35Z | </w:t>
+      </w:r>
+      <w:r>
+        <w:t xml:space="preserve">链接: </w:t>
+      </w:r>
+      <w:hyperlink r:id="rId119">
+        <w:r>
+          <w:rPr>
+            <w:rFonts w:ascii="Times New Roman" w:hAnsi="Times New Roman" w:eastAsia="宋体"/>
+            <w:color w:val="0000FF"/>
+            <w:sz w:val="21"/>
+            <w:u w:val="single"/>
+          </w:rPr>
+          <w:t>https://arxiv.org/abs/2602.11928v1</w:t>
+        </w:r>
+      </w:hyperlink>
+    </w:p>
+    <w:p>
+      <w:pPr>
+        <w:spacing w:before="120"/>
+      </w:pPr>
+      <w:r>
+        <w:rPr>
+          <w:rFonts w:ascii="Times New Roman" w:hAnsi="Times New Roman" w:eastAsia="宋体"/>
+          <w:b/>
+          <w:sz w:val="21"/>
+        </w:rPr>
+        <w:t>中文摘要:</w:t>
+      </w:r>
+    </w:p>
+    <w:p>
+      <w:pPr>
+        <w:ind w:firstLine="360"/>
+      </w:pPr>
+      <w:r>
+        <w:rPr>
+          <w:rFonts w:ascii="Times New Roman" w:hAnsi="Times New Roman" w:eastAsia="宋体"/>
+          <w:sz w:val="21"/>
+        </w:rPr>
+        <w:t>控制开放光子系统如何与其环境交换能量，特别是如何辐射到远场，是非厄米波物理学的基石，也是定向光子功能的关键推动者。在这里，我们提出了一种基于异质双层光子晶体空间分离层中局域共振的非厄米杂化的鲁棒单向发射的新途径。通过定制层间耦合，我们设计了混合光子带，该混合光子带在宽光谱和动量范围内表现出强大的单向辐射，同时保持理论上的高品质因数。这种不对称发射是由前/后强度不平衡定义的伪偏振场中的拓扑涡旋组织的，这赋予了方向性对扰动的鲁棒性。我们进一步表明，通过调整周围的折射率，可以在参数空间中移动该奇点，从而实现发射方向的可逆切换和可重构的远场响应。该框架为拓扑光子传感以及定向和可切换光源（包括高质量因子模式支持的单向激光）开辟了前景。</w:t>
+      </w:r>
+    </w:p>
+    <w:p>
+      <w:pPr>
+        <w:spacing w:before="120"/>
+      </w:pPr>
+      <w:r>
+        <w:rPr>
+          <w:rFonts w:ascii="Times New Roman" w:hAnsi="Times New Roman" w:eastAsia="宋体"/>
+          <w:b/>
+          <w:sz w:val="21"/>
+        </w:rPr>
+        <w:t>English Abstract:</w:t>
+      </w:r>
+    </w:p>
+    <w:p>
+      <w:r>
+        <w:rPr>
+          <w:rFonts w:ascii="Times New Roman" w:hAnsi="Times New Roman" w:eastAsia="宋体"/>
+          <w:sz w:val="21"/>
+        </w:rPr>
+        <w:t>Controlling how an open photonic system exchanges energy with its environment-and in particular how it radiates into the far field-is a cornerstone of non-Hermitian wave physics and a key enabler for directional photonic functionalities. Here, we propose a new route to robust unidirectional emission based on the non-Hermitian hybridization of resonances localized in spatially separated layers of a hetero-bilayer photonic crystal. By tailoring the interlayer coupling, we engineer hybrid photonc bands that exhibit strong unidirectional radiation across a broad spectral and momentum range while maintaining theoretically high quality factors. This asymmetric emission is organized by a topological vortex in a pseudo-polarization field defined from the front/back intensity imbalance, which endows the directionality with robustness against perturbations. We further show that, by tuning the surrounding refractive index, this singularity can be displaced in parameter space, enabling reversible switching of the emission direction and a reconfigurable far-field response. This framework opens perspectives for topological photonic sensing and for directional and switchable light sources, including unidirectional lasing supported by high-quality-factor modes.</w:t>
+      </w:r>
+    </w:p>
+    <w:p>
+      <w:r>
+        <w:rPr>
+          <w:rFonts w:ascii="Times New Roman" w:hAnsi="Times New Roman" w:eastAsia="宋体"/>
+          <w:sz w:val="21"/>
+        </w:rPr>
+        <w:t>__________________________________________________</w:t>
+      </w:r>
+    </w:p>
+    <w:p>
+      <w:pPr>
+        <w:pStyle w:val="Heading2"/>
+      </w:pPr>
+      <w:r/>
+      <w:r>
+        <w:rPr>
+          <w:rFonts w:ascii="Times New Roman" w:hAnsi="Times New Roman" w:eastAsia="宋体"/>
+          <w:b/>
+          <w:color w:val="000000"/>
+          <w:sz w:val="24"/>
+        </w:rPr>
+        <w:t>利用金刚石氮空位中心自旋选择性的无条件全矢量磁力测量</w:t>
+      </w:r>
+    </w:p>
+    <w:p>
+      <w:r>
+        <w:rPr>
+          <w:rFonts w:ascii="Times New Roman" w:hAnsi="Times New Roman" w:eastAsia="宋体"/>
+          <w:b/>
+          <w:color w:val="003264"/>
+          <w:sz w:val="24"/>
+        </w:rPr>
+        <w:t>Unconditional full vector magnetometry using spin selectivity in Nitrogen Vacancy centers in diamond</w:t>
+      </w:r>
+    </w:p>
+    <w:p>
+      <w:r>
+        <w:rPr>
+          <w:rFonts w:ascii="Times New Roman" w:hAnsi="Times New Roman" w:eastAsia="宋体"/>
+          <w:sz w:val="21"/>
+        </w:rPr>
+        <w:t>作者: Ruben Pellicer-Guridi</w:t>
+        <w:br/>
+      </w:r>
+      <w:r>
+        <w:rPr>
+          <w:rFonts w:ascii="Times New Roman" w:hAnsi="Times New Roman" w:eastAsia="宋体"/>
+          <w:sz w:val="21"/>
+        </w:rPr>
+        <w:t xml:space="preserve">时间: 2026-02-12T15:42:31Z | </w:t>
+      </w:r>
+      <w:r>
+        <w:t xml:space="preserve">链接: </w:t>
+      </w:r>
+      <w:hyperlink r:id="rId120">
+        <w:r>
+          <w:rPr>
+            <w:rFonts w:ascii="Times New Roman" w:hAnsi="Times New Roman" w:eastAsia="宋体"/>
+            <w:color w:val="0000FF"/>
+            <w:sz w:val="21"/>
+            <w:u w:val="single"/>
+          </w:rPr>
+          <w:t>https://arxiv.org/abs/2602.12090v1</w:t>
+        </w:r>
+      </w:hyperlink>
+    </w:p>
+    <w:p>
+      <w:pPr>
+        <w:spacing w:before="120"/>
+      </w:pPr>
+      <w:r>
+        <w:rPr>
+          <w:rFonts w:ascii="Times New Roman" w:hAnsi="Times New Roman" w:eastAsia="宋体"/>
+          <w:b/>
+          <w:sz w:val="21"/>
+        </w:rPr>
+        <w:t>中文摘要:</w:t>
+      </w:r>
+    </w:p>
+    <w:p>
+      <w:pPr>
+        <w:ind w:firstLine="360"/>
+      </w:pPr>
+      <w:r>
+        <w:rPr>
+          <w:rFonts w:ascii="Times New Roman" w:hAnsi="Times New Roman" w:eastAsia="宋体"/>
+          <w:sz w:val="21"/>
+        </w:rPr>
+        <w:t>十多年来，基于金刚石氮空位 (NV) 中心的量子传感器一直是传感界的中心话题。金刚石自旋系统在室温下的非凡特性使其成为开发商业量子传感器的最著名的量子平台之一。特别是，NV中心电子自旋的敏感性使得基于金刚石的磁传感器因​​其在医疗、工业或导航解决方案中的潜在应用而受到特别关注。然而，这些传感器在通用矢量磁力测量中的使用受到了限制，因为需要事先了解被测量领域的知识才能充分利用它们的优势。在这项工作中，我们展示了一种仅基于金刚石和微波天线组合的空间排列来执行无条件矢量磁力测量的方法，无需外部磁场信息。虽然以前基于 NV 的矢量磁力测量方法需要部分磁场知识（例如校准的偏置场），但我们利用椭圆偏振微波场选择金刚石中自旋的特定方向的可能性。我们证明，我们的方法可以估计外部磁场的大小和方向，而无需进一步的假设或约束。</w:t>
+      </w:r>
+    </w:p>
+    <w:p>
+      <w:pPr>
+        <w:spacing w:before="120"/>
+      </w:pPr>
+      <w:r>
+        <w:rPr>
+          <w:rFonts w:ascii="Times New Roman" w:hAnsi="Times New Roman" w:eastAsia="宋体"/>
+          <w:b/>
+          <w:sz w:val="21"/>
+        </w:rPr>
+        <w:t>English Abstract:</w:t>
+      </w:r>
+    </w:p>
+    <w:p>
+      <w:r>
+        <w:rPr>
+          <w:rFonts w:ascii="Times New Roman" w:hAnsi="Times New Roman" w:eastAsia="宋体"/>
+          <w:sz w:val="21"/>
+        </w:rPr>
+        <w:t>Quantum sensors based on nitrogen vacancy (NV) centers in diamond have been a central topic in the sensing community for more than a decade. The extraordinary properties at room temperature of the spin system in diamond have made it one of the most prominent quantum platforms for the development of commercial quantum sensors. In particular, the sensitivity of the electronic spin in NV centers has made diamond-based magnetic sensors of special interest for their potential application in medical, industrial or navigation solutions. However, the use of these sensors for universal vector magnetometry was constrained by the need for previous knowledge on the field being measured to fully exploit their benefits. In this work, we show a method to perform unconditional vector magnetometry without the need of external information on the magnetic field, based only on the spatial arrangement of the diamond and the microwave antenna combination. While previous NV-based vector magnetometry methods require partial knowledge of the magnetic field (e.g. a calibrated bias field), we exploit the possibilities of selecting particular directions of the spins in the diamond with elliptically polarized microwave fields. We prove that our method allows to estimate both magnitude and direction of external magnetic fields without further assumptions or constraints.</w:t>
+      </w:r>
+    </w:p>
+    <w:p>
+      <w:r>
+        <w:rPr>
+          <w:rFonts w:ascii="Times New Roman" w:hAnsi="Times New Roman" w:eastAsia="宋体"/>
+          <w:sz w:val="21"/>
+        </w:rPr>
+        <w:t>__________________________________________________</w:t>
+      </w:r>
+    </w:p>
+    <w:p>
+      <w:pPr>
+        <w:pStyle w:val="Heading2"/>
+      </w:pPr>
+      <w:r/>
+      <w:r>
+        <w:rPr>
+          <w:rFonts w:ascii="Times New Roman" w:hAnsi="Times New Roman" w:eastAsia="宋体"/>
+          <w:b/>
+          <w:color w:val="000000"/>
+          <w:sz w:val="24"/>
+        </w:rPr>
+        <w:t>用于双光子聚合中折射率工程的可变剂量切片机</w:t>
+      </w:r>
+    </w:p>
+    <w:p>
+      <w:r>
+        <w:rPr>
+          <w:rFonts w:ascii="Times New Roman" w:hAnsi="Times New Roman" w:eastAsia="宋体"/>
+          <w:b/>
+          <w:color w:val="003264"/>
+          <w:sz w:val="24"/>
+        </w:rPr>
+        <w:t>Variable dose slicer for refractive index engineering in two-photon polymerization</w:t>
+      </w:r>
+    </w:p>
+    <w:p>
+      <w:r>
+        <w:rPr>
+          <w:rFonts w:ascii="Times New Roman" w:hAnsi="Times New Roman" w:eastAsia="宋体"/>
+          <w:sz w:val="21"/>
+        </w:rPr>
+        <w:t>作者: Koen Vanmol</w:t>
+        <w:br/>
+      </w:r>
+      <w:r>
+        <w:rPr>
+          <w:rFonts w:ascii="Times New Roman" w:hAnsi="Times New Roman" w:eastAsia="宋体"/>
+          <w:sz w:val="21"/>
+        </w:rPr>
+        <w:t xml:space="preserve">时间: 2026-02-12T16:02:10Z | </w:t>
+      </w:r>
+      <w:r>
+        <w:t xml:space="preserve">链接: </w:t>
+      </w:r>
+      <w:hyperlink r:id="rId121">
+        <w:r>
+          <w:rPr>
+            <w:rFonts w:ascii="Times New Roman" w:hAnsi="Times New Roman" w:eastAsia="宋体"/>
+            <w:color w:val="0000FF"/>
+            <w:sz w:val="21"/>
+            <w:u w:val="single"/>
+          </w:rPr>
+          <w:t>https://arxiv.org/abs/2602.12111v1</w:t>
+        </w:r>
+      </w:hyperlink>
+    </w:p>
+    <w:p>
+      <w:pPr>
+        <w:spacing w:before="120"/>
+      </w:pPr>
+      <w:r>
+        <w:rPr>
+          <w:rFonts w:ascii="Times New Roman" w:hAnsi="Times New Roman" w:eastAsia="宋体"/>
+          <w:b/>
+          <w:sz w:val="21"/>
+        </w:rPr>
+        <w:t>中文摘要:</w:t>
+      </w:r>
+    </w:p>
+    <w:p>
+      <w:pPr>
+        <w:ind w:firstLine="360"/>
+      </w:pPr>
+      <w:r>
+        <w:rPr>
+          <w:rFonts w:ascii="Times New Roman" w:hAnsi="Times New Roman" w:eastAsia="宋体"/>
+          <w:sz w:val="21"/>
+        </w:rPr>
+        <w:t>在双光子聚合 (TPP) 中，树脂的转化度 (DC) 对多种材料特性（如折射率 (RI) 或刚度）有影响。异质直流可以替代材料掺杂和多材料结构，并完全实现其他方式不可能实现的结构设计。然而，在聚合物中获得可变 DC（通常通过实施可变曝光剂量来实现）由于缺乏用于验证的制造和测量技术的软件支持而受到阻碍，从而增加了很高的进入门槛。这项工作呈现了 (3+1)D TPP 的两项重大突破：由开源切片机提供的设计自由度和可变 DC 制造，以及用于确定任何 DC 的 RI 的校准方法。应用示例包括灰度光刻、书写方向和轨迹控制，以及具有精心设计的 3D RI 的仿生微型模型。 RI 校准结果表明可变直流结构具有出色的重复性、准确性和稳定性。在深入计量分析的支持下，目标是在 TPP 社区内普及可变 DC 印刷，并充分利用现有 TPP 系统和工作流程。总之，这项工作为 3D RI 工程提供了一个完整的工具箱，并为通过逐点剂量控制实现的新发明奠定了基础。</w:t>
+      </w:r>
+    </w:p>
+    <w:p>
+      <w:pPr>
+        <w:spacing w:before="120"/>
+      </w:pPr>
+      <w:r>
+        <w:rPr>
+          <w:rFonts w:ascii="Times New Roman" w:hAnsi="Times New Roman" w:eastAsia="宋体"/>
+          <w:b/>
+          <w:sz w:val="21"/>
+        </w:rPr>
+        <w:t>English Abstract:</w:t>
+      </w:r>
+    </w:p>
+    <w:p>
+      <w:r>
+        <w:rPr>
+          <w:rFonts w:ascii="Times New Roman" w:hAnsi="Times New Roman" w:eastAsia="宋体"/>
+          <w:sz w:val="21"/>
+        </w:rPr>
+        <w:t>In two-photon polymerization (TPP), the degree of conversion (DC) of the resin has an effect on a broad range of material properties like refractive index (RI) or stiffness. Heterogeneous DC can substitute material doping and multimaterial structures, and outright enable structure designs not possible otherwise. However, obtaining variable DC in the polymer, typically achieved by implementing a variable exposure dose, is held back due to the lack of software support for fabrication and measurement techniques for validation, adding up to a high barrier of entry. This work presents two major breakthroughs in (3+1)D TPP: design freedom and variable-DC fabrication, that are provided by an open-source slicer, as well as calibration methodology for determination of the RI for any DC. Application examples include grayscale lithography, control over writing direction and trajectories, as well as bio-mimicking microphantoms with carefully engineered 3D RI. Results of the RI calibration demonstrate excellent repeatability, accuracy and stability of variable-DC structures. Supported by in-depth metrological analysis, the goal is to popularize variable DC printing within TPP community and to get more out of the existing TPP systems and workflows. In summary, this work provides a complete toolbox for 3D RI engineering and sets the stage for new inventions enabled by point-wise dose control.</w:t>
+      </w:r>
+    </w:p>
+    <w:p>
+      <w:r>
+        <w:rPr>
+          <w:rFonts w:ascii="Times New Roman" w:hAnsi="Times New Roman" w:eastAsia="宋体"/>
+          <w:sz w:val="21"/>
+        </w:rPr>
+        <w:t>__________________________________________________</w:t>
+      </w:r>
+    </w:p>
+    <w:p>
+      <w:pPr>
+        <w:pStyle w:val="Heading2"/>
+      </w:pPr>
+      <w:r/>
+      <w:r>
+        <w:rPr>
+          <w:rFonts w:ascii="Times New Roman" w:hAnsi="Times New Roman" w:eastAsia="宋体"/>
+          <w:b/>
+          <w:color w:val="000000"/>
+          <w:sz w:val="24"/>
+        </w:rPr>
+        <w:t>通过方向简并在特殊点实现相干完美隧道</w:t>
+      </w:r>
+    </w:p>
+    <w:p>
+      <w:r>
+        <w:rPr>
+          <w:rFonts w:ascii="Times New Roman" w:hAnsi="Times New Roman" w:eastAsia="宋体"/>
+          <w:b/>
+          <w:color w:val="003264"/>
+          <w:sz w:val="24"/>
+        </w:rPr>
+        <w:t>Coherent Perfect Tunneling at Exceptional Points via Directional Degeneracy</w:t>
+      </w:r>
+    </w:p>
+    <w:p>
+      <w:r>
+        <w:rPr>
+          <w:rFonts w:ascii="Times New Roman" w:hAnsi="Times New Roman" w:eastAsia="宋体"/>
+          <w:sz w:val="21"/>
+        </w:rPr>
+        <w:t>作者: Bishuang Chen</w:t>
+        <w:br/>
+      </w:r>
+      <w:r>
+        <w:rPr>
+          <w:rFonts w:ascii="Times New Roman" w:hAnsi="Times New Roman" w:eastAsia="宋体"/>
+          <w:sz w:val="21"/>
+        </w:rPr>
+        <w:t xml:space="preserve">时间: 2026-02-12T16:43:47Z | </w:t>
+      </w:r>
+      <w:r>
+        <w:t xml:space="preserve">链接: </w:t>
+      </w:r>
+      <w:hyperlink r:id="rId122">
+        <w:r>
+          <w:rPr>
+            <w:rFonts w:ascii="Times New Roman" w:hAnsi="Times New Roman" w:eastAsia="宋体"/>
+            <w:color w:val="0000FF"/>
+            <w:sz w:val="21"/>
+            <w:u w:val="single"/>
+          </w:rPr>
+          <w:t>https://arxiv.org/abs/2602.12161v1</w:t>
+        </w:r>
+      </w:hyperlink>
+    </w:p>
+    <w:p>
+      <w:pPr>
+        <w:spacing w:before="120"/>
+      </w:pPr>
+      <w:r>
+        <w:rPr>
+          <w:rFonts w:ascii="Times New Roman" w:hAnsi="Times New Roman" w:eastAsia="宋体"/>
+          <w:b/>
+          <w:sz w:val="21"/>
+        </w:rPr>
+        <w:t>中文摘要:</w:t>
+      </w:r>
+    </w:p>
+    <w:p>
+      <w:pPr>
+        <w:ind w:firstLine="360"/>
+      </w:pPr>
+      <w:r>
+        <w:rPr>
+          <w:rFonts w:ascii="Times New Roman" w:hAnsi="Times New Roman" w:eastAsia="宋体"/>
+          <w:sz w:val="21"/>
+        </w:rPr>
+        <w:t>在存在损耗和不对称的情况下实现相干完美隧道仍然是波传输的一个基本挑战，这是光学、声学和量子力学的普遍问题。在这里，我们展示了具有三个耦合接口的无源一维波导级联中特殊点处的相干完美隧道效应。使用波导不变散射框架，我们表明对选定输出通道的抑制源于定向散射简并，而不是共振或吸收崩溃。当边界引起的反馈环之间的干扰促进二阶简并的散射响应简单为零时，就会出现这种异常点条件。作为直接结果，固定相干激励在透明度主导的隧道窗口内产生稳健的四次泄漏定律。这些结果将方向简并性确立为一种由广泛的波浪系统中的特殊点实现的耐损耗隧道效应的通用机制。</w:t>
+      </w:r>
+    </w:p>
+    <w:p>
+      <w:pPr>
+        <w:spacing w:before="120"/>
+      </w:pPr>
+      <w:r>
+        <w:rPr>
+          <w:rFonts w:ascii="Times New Roman" w:hAnsi="Times New Roman" w:eastAsia="宋体"/>
+          <w:b/>
+          <w:sz w:val="21"/>
+        </w:rPr>
+        <w:t>English Abstract:</w:t>
+      </w:r>
+    </w:p>
+    <w:p>
+      <w:r>
+        <w:rPr>
+          <w:rFonts w:ascii="Times New Roman" w:hAnsi="Times New Roman" w:eastAsia="宋体"/>
+          <w:sz w:val="21"/>
+        </w:rPr>
+        <w:t>Coherent perfect tunneling in the presence of loss and asymmetry remains a fundamental challenge in wave transport, a universal problem across optics, acoustics, and quantum mechanics. Here we demonstrate coherent perfect tunneling at an exceptional point in a passive one-dimensional waveguide cascade with three coupled interfaces. Using a waveguide-invariant scattering framework, we show that the suppression of a selected output channel originates from a directional scattering degeneracy rather than from resonance or absorption collapse. This exceptional-point condition emerges when interference between boundary-induced feedback loops promotes a simple zero of the scattering response to a second-order degeneracy. As a direct consequence, fixed coherent excitation produces a robust quartic leakage law within a transparency-dominated tunneling window. These results establish directional degeneracy as a general mechanism for loss-tolerant tunneling enabled by exceptional points across a broad class of wave systems.</w:t>
+      </w:r>
+    </w:p>
+    <w:p>
+      <w:r>
+        <w:rPr>
+          <w:rFonts w:ascii="Times New Roman" w:hAnsi="Times New Roman" w:eastAsia="宋体"/>
+          <w:sz w:val="21"/>
+        </w:rPr>
+        <w:t>__________________________________________________</w:t>
+      </w:r>
+    </w:p>
+    <w:p>
+      <w:pPr>
+        <w:pStyle w:val="Heading2"/>
+      </w:pPr>
+      <w:r/>
+      <w:r>
+        <w:rPr>
+          <w:rFonts w:ascii="Times New Roman" w:hAnsi="Times New Roman" w:eastAsia="宋体"/>
+          <w:b/>
+          <w:color w:val="000000"/>
+          <w:sz w:val="24"/>
+        </w:rPr>
+        <w:t>基于双各向异性谐振器立方晶格的光子拓扑绝缘体的理论描述</w:t>
+      </w:r>
+    </w:p>
+    <w:p>
+      <w:r>
+        <w:rPr>
+          <w:rFonts w:ascii="Times New Roman" w:hAnsi="Times New Roman" w:eastAsia="宋体"/>
+          <w:b/>
+          <w:color w:val="003264"/>
+          <w:sz w:val="24"/>
+        </w:rPr>
+        <w:t>Theoretical description of a photonic topological insulator based on a cubic lattice of bianisotropic resonators</w:t>
+      </w:r>
+    </w:p>
+    <w:p>
+      <w:r>
+        <w:rPr>
+          <w:rFonts w:ascii="Times New Roman" w:hAnsi="Times New Roman" w:eastAsia="宋体"/>
+          <w:sz w:val="21"/>
+        </w:rPr>
+        <w:t>作者: Nikita Olekhno</w:t>
+        <w:br/>
+      </w:r>
+      <w:r>
+        <w:rPr>
+          <w:rFonts w:ascii="Times New Roman" w:hAnsi="Times New Roman" w:eastAsia="宋体"/>
+          <w:sz w:val="21"/>
+        </w:rPr>
+        <w:t xml:space="preserve">时间: 2026-02-12T17:10:12Z | </w:t>
+      </w:r>
+      <w:r>
+        <w:t xml:space="preserve">链接: </w:t>
+      </w:r>
+      <w:hyperlink r:id="rId123">
+        <w:r>
+          <w:rPr>
+            <w:rFonts w:ascii="Times New Roman" w:hAnsi="Times New Roman" w:eastAsia="宋体"/>
+            <w:color w:val="0000FF"/>
+            <w:sz w:val="21"/>
+            <w:u w:val="single"/>
+          </w:rPr>
+          <w:t>https://arxiv.org/abs/2602.12179v1</w:t>
+        </w:r>
+      </w:hyperlink>
+    </w:p>
+    <w:p>
+      <w:pPr>
+        <w:spacing w:before="120"/>
+      </w:pPr>
+      <w:r>
+        <w:rPr>
+          <w:rFonts w:ascii="Times New Roman" w:hAnsi="Times New Roman" w:eastAsia="宋体"/>
+          <w:b/>
+          <w:sz w:val="21"/>
+        </w:rPr>
+        <w:t>中文摘要:</w:t>
+      </w:r>
+    </w:p>
+    <w:p>
+      <w:pPr>
+        <w:ind w:firstLine="360"/>
+      </w:pPr>
+      <w:r>
+        <w:rPr>
+          <w:rFonts w:ascii="Times New Roman" w:hAnsi="Times New Roman" w:eastAsia="宋体"/>
+          <w:sz w:val="21"/>
+        </w:rPr>
+        <w:t>在本文中，我们基于二进格林函数方法，以双各向异性谐振器的简单立方晶格的形式构建了三维光子拓扑绝缘体的理论描述。通过考虑电偶极子模式和磁偶极子模式以及不同数量的最近谐振器之间的相互作用，我们获得了布洛赫哈密顿量和相应的紧束缚模型，并分析了能带图、本征模的空间结构及其局域化，揭示了在不存在双各向异性的情况下高对称点附近的二次简并性以及在引入双各向异性时出现的位于畴壁处的带隙内态。最后，我们可视化贝里曲率分布来研究所考虑模型的拓扑特性。</w:t>
+      </w:r>
+    </w:p>
+    <w:p>
+      <w:pPr>
+        <w:spacing w:before="120"/>
+      </w:pPr>
+      <w:r>
+        <w:rPr>
+          <w:rFonts w:ascii="Times New Roman" w:hAnsi="Times New Roman" w:eastAsia="宋体"/>
+          <w:b/>
+          <w:sz w:val="21"/>
+        </w:rPr>
+        <w:t>English Abstract:</w:t>
+      </w:r>
+    </w:p>
+    <w:p>
+      <w:r>
+        <w:rPr>
+          <w:rFonts w:ascii="Times New Roman" w:hAnsi="Times New Roman" w:eastAsia="宋体"/>
+          <w:sz w:val="21"/>
+        </w:rPr>
+        <w:t>In the present paper, we construct a theoretical description of a three-dimensional photonic topological insulator in the form of a simple cubic lattice of bianisotropic resonators that is based on a dyadic Green's function approach. By considering electric and magnetic dipole modes and the interactions between different numbers of the nearest resonators, we obtain the Bloch Hamiltonians and the corresponding tight-binding models and analyze the band diagrams, spatial structure of the eigenmodes, and their localization, revealing quadratic degeneracies in the vicinity of high-symmetry points in the absence of bianisotropy and the emergence of in-gap states localized at a domain wall upon the introduction of bianisotropy. Finally, we visualize the Berry curvature distributions to study the topological properties of the considered models.</w:t>
+      </w:r>
+    </w:p>
+    <w:p>
+      <w:r>
+        <w:rPr>
+          <w:rFonts w:ascii="Times New Roman" w:hAnsi="Times New Roman" w:eastAsia="宋体"/>
+          <w:sz w:val="21"/>
+        </w:rPr>
+        <w:t>__________________________________________________</w:t>
+      </w:r>
+    </w:p>
+    <w:p>
+      <w:pPr>
+        <w:pStyle w:val="Heading1"/>
+      </w:pPr>
+      <w:r>
+        <w:rPr>
+          <w:rFonts w:ascii="Times New Roman" w:hAnsi="Times New Roman" w:eastAsia="宋体"/>
+          <w:b/>
+          <w:color w:val="000000"/>
+          <w:sz w:val="32"/>
+        </w:rPr>
+        <w:t>arXiv: Computational Imaging</w:t>
+      </w:r>
+    </w:p>
+    <w:p>
+      <w:pPr>
+        <w:jc w:val="center"/>
+      </w:pPr>
+      <w:r>
+        <w:t>--- 更新: 11:28 ---</w:t>
+      </w:r>
+    </w:p>
+    <w:p>
+      <w:pPr>
+        <w:pStyle w:val="Heading2"/>
+      </w:pPr>
+      <w:r/>
+      <w:r>
+        <w:rPr>
+          <w:rFonts w:ascii="Times New Roman" w:hAnsi="Times New Roman" w:eastAsia="宋体"/>
+          <w:b/>
+          <w:color w:val="000000"/>
+          <w:sz w:val="24"/>
+        </w:rPr>
+        <w:t>端到端可微分光子计数 CT</w:t>
+      </w:r>
+    </w:p>
+    <w:p>
+      <w:r>
+        <w:rPr>
+          <w:rFonts w:ascii="Times New Roman" w:hAnsi="Times New Roman" w:eastAsia="宋体"/>
+          <w:b/>
+          <w:color w:val="003264"/>
+          <w:sz w:val="24"/>
+        </w:rPr>
+        <w:t>End-to-End Differentiable Photon Counting CT</w:t>
+      </w:r>
+    </w:p>
+    <w:p>
+      <w:r>
+        <w:rPr>
+          <w:rFonts w:ascii="Times New Roman" w:hAnsi="Times New Roman" w:eastAsia="宋体"/>
+          <w:sz w:val="21"/>
+        </w:rPr>
+        <w:t>作者: Adam S. Wang</w:t>
+        <w:br/>
+      </w:r>
+      <w:r>
+        <w:rPr>
+          <w:rFonts w:ascii="Times New Roman" w:hAnsi="Times New Roman" w:eastAsia="宋体"/>
+          <w:sz w:val="21"/>
+        </w:rPr>
+        <w:t xml:space="preserve">时间: 2026-02-12T02:46:01Z | </w:t>
+      </w:r>
+      <w:r>
+        <w:t xml:space="preserve">链接: </w:t>
+      </w:r>
+      <w:hyperlink r:id="rId124">
+        <w:r>
+          <w:rPr>
+            <w:rFonts w:ascii="Times New Roman" w:hAnsi="Times New Roman" w:eastAsia="宋体"/>
+            <w:color w:val="0000FF"/>
+            <w:sz w:val="21"/>
+            <w:u w:val="single"/>
+          </w:rPr>
+          <w:t>https://arxiv.org/abs/2602.11497v1</w:t>
+        </w:r>
+      </w:hyperlink>
+    </w:p>
+    <w:p>
+      <w:pPr>
+        <w:spacing w:before="120"/>
+      </w:pPr>
+      <w:r>
+        <w:rPr>
+          <w:rFonts w:ascii="Times New Roman" w:hAnsi="Times New Roman" w:eastAsia="宋体"/>
+          <w:b/>
+          <w:sz w:val="21"/>
+        </w:rPr>
+        <w:t>中文摘要:</w:t>
+      </w:r>
+    </w:p>
+    <w:p>
+      <w:pPr>
+        <w:ind w:firstLine="360"/>
+      </w:pPr>
+      <w:r>
+        <w:rPr>
+          <w:rFonts w:ascii="Times New Roman" w:hAnsi="Times New Roman" w:eastAsia="宋体"/>
+          <w:sz w:val="21"/>
+        </w:rPr>
+        <w:t>定量成像是光谱 X 射线和 CT 系统的重要特征，尤其是光子计数 CT (PCCT) 成像系统，它是通过使用光谱测量的材料分解 (MD) 来实现的。在这项工作中，我们提出了一种新颖的框架，使 PCCT 成像链端到端可微（可微分 PCCT），通过该框架，我们可以利用图像域中的定量信息来实现上游模型的跨域学习和优化。具体来说，最大似然估计（MLE）的材料分解基于隐函数定理进行可微分，并作为一层插入成像链中以进行端到端优化。该框架可以自动、自适应地解决各种成像任务，最终通过计算而不是手动干预实现定量成像。由于使用定量图像来训练模型，端到端训练机制有效地避免了直接域训练或中间参考监督的需要。我们证明了它在两个代表性任务中的适用性：校正探测器能量仓漂移和使用定量材料图像的跨域参考来训练对象散射校正网络。</w:t>
+      </w:r>
+    </w:p>
+    <w:p>
+      <w:pPr>
+        <w:spacing w:before="120"/>
+      </w:pPr>
+      <w:r>
+        <w:rPr>
+          <w:rFonts w:ascii="Times New Roman" w:hAnsi="Times New Roman" w:eastAsia="宋体"/>
+          <w:b/>
+          <w:sz w:val="21"/>
+        </w:rPr>
+        <w:t>English Abstract:</w:t>
+      </w:r>
+    </w:p>
+    <w:p>
+      <w:r>
+        <w:rPr>
+          <w:rFonts w:ascii="Times New Roman" w:hAnsi="Times New Roman" w:eastAsia="宋体"/>
+          <w:sz w:val="21"/>
+        </w:rPr>
+        <w:t>Quantitative imaging is an important feature of spectral X-ray and CT systems, especially photon-counting CT (PCCT) imaging systems, which is achieved through material decomposition (MD) using spectral measurements. In this work, we present a novel framework that makes the PCCT imaging chain end-to-end differentiable (differentiable PCCT), with which we can leverage quantitative information in the image domain to enable cross-domain learning and optimization for upstream models. Specifically, the material decomposition from maximum-likelihood estimation (MLE) was made differentiable based on the Implicit Function Theorem and inserted as a layer into the imaging chain for end-to-end optimization. This framework allows for an automatic and adaptive solution of a wide range of imaging tasks, ultimately achieving quantitative imaging through computation rather than manual intervention. The end-to-end training mechanism effectively avoids the need for direct-domain training or supervision from intermediate references as models are trained using quantitative images. We demonstrate its applicability in two representative tasks: correcting detector energy bin drift and training an object scatter correction network using cross-domain reference from quantitative material images.</w:t>
+      </w:r>
+    </w:p>
+    <w:p>
+      <w:r>
+        <w:rPr>
+          <w:rFonts w:ascii="Times New Roman" w:hAnsi="Times New Roman" w:eastAsia="宋体"/>
+          <w:sz w:val="21"/>
+        </w:rPr>
+        <w:t>__________________________________________________</w:t>
+      </w:r>
+    </w:p>
+    <w:p>
+      <w:pPr>
+        <w:pStyle w:val="Heading2"/>
+      </w:pPr>
+      <w:r/>
+      <w:r>
+        <w:rPr>
+          <w:rFonts w:ascii="Times New Roman" w:hAnsi="Times New Roman" w:eastAsia="宋体"/>
+          <w:b/>
+          <w:color w:val="000000"/>
+          <w:sz w:val="24"/>
+        </w:rPr>
+        <w:t>基于CU块结构梯度和IPM映射的H.265/HEVC视频隐写分析</w:t>
+      </w:r>
+    </w:p>
+    <w:p>
+      <w:r>
+        <w:rPr>
+          <w:rFonts w:ascii="Times New Roman" w:hAnsi="Times New Roman" w:eastAsia="宋体"/>
+          <w:b/>
+          <w:color w:val="003264"/>
+          <w:sz w:val="24"/>
+        </w:rPr>
+        <w:t>H.265/HEVC Video Steganalysis Based on CU Block Structure Gradients and IPM Mapping</w:t>
+      </w:r>
+    </w:p>
+    <w:p>
+      <w:r>
+        <w:rPr>
+          <w:rFonts w:ascii="Times New Roman" w:hAnsi="Times New Roman" w:eastAsia="宋体"/>
+          <w:sz w:val="21"/>
+        </w:rPr>
+        <w:t>作者: Zhangjie Fu</w:t>
+        <w:br/>
+      </w:r>
+      <w:r>
+        <w:rPr>
+          <w:rFonts w:ascii="Times New Roman" w:hAnsi="Times New Roman" w:eastAsia="宋体"/>
+          <w:sz w:val="21"/>
+        </w:rPr>
+        <w:t xml:space="preserve">时间: 2026-02-12T04:14:06Z | </w:t>
+      </w:r>
+      <w:r>
+        <w:t xml:space="preserve">链接: </w:t>
+      </w:r>
+      <w:hyperlink r:id="rId125">
+        <w:r>
+          <w:rPr>
+            <w:rFonts w:ascii="Times New Roman" w:hAnsi="Times New Roman" w:eastAsia="宋体"/>
+            <w:color w:val="0000FF"/>
+            <w:sz w:val="21"/>
+            <w:u w:val="single"/>
+          </w:rPr>
+          <w:t>https://arxiv.org/abs/2602.11547v1</w:t>
+        </w:r>
+      </w:hyperlink>
+    </w:p>
+    <w:p>
+      <w:pPr>
+        <w:spacing w:before="120"/>
+      </w:pPr>
+      <w:r>
+        <w:rPr>
+          <w:rFonts w:ascii="Times New Roman" w:hAnsi="Times New Roman" w:eastAsia="宋体"/>
+          <w:b/>
+          <w:sz w:val="21"/>
+        </w:rPr>
+        <w:t>中文摘要:</w:t>
+      </w:r>
+    </w:p>
+    <w:p>
+      <w:pPr>
+        <w:ind w:firstLine="360"/>
+      </w:pPr>
+      <w:r>
+        <w:rPr>
+          <w:rFonts w:ascii="Times New Roman" w:hAnsi="Times New Roman" w:eastAsia="宋体"/>
+          <w:sz w:val="21"/>
+        </w:rPr>
+        <w:t>现有的H.265/HEVC视频隐写分析研究主要集中在运动矢量（MV）、帧内预测模式（IPM）或变换系数层面的统计特征建模。相比之下，针对编码结构级别的研究——尤其是编码单元（CU）中块级隐写行为的分析——仍处于早期阶段。作为 H.265/HEVC 编码决策的核心组成部分，CU 分区结构经常以结构变化和预测关系重组的形式表现出隐写扰动，而使用传统的像素域特征或模式统计很难有效地表征这些扰动。针对这一问题，本文首次从CU块级隐写分析的角度出发，提出了一种基于CU块结构梯度和帧内预测模式映射的H.265/HEVC视频隐写分析方法。该方法构建了 CU 块结构梯度图来明确描述编码单元划分的变化，并将其与 IPM 的块级映射表示相结合，以联合对 CU 级隐写嵌入引入的结构扰动进行建模。在此基础上，我们设计了一个专为CU块隐写分析而设计的Transformer网络GradIPMFormer，从而有效增强了感知CU级隐写行为的能力。实验结果表明，在不同的量化参数和分辨率设置下，该方法在多种H.265/HEVC隐写算法中一致实现了优异的检测性能，验证了从编码结构角度进行视频隐写分析的可行性和有效性。本研究为H.265/HEVC视频隐写分析提供了一种新的CU块级分析范式，对于隐蔽通信安全检测具有重要的研究价值。</w:t>
+      </w:r>
+    </w:p>
+    <w:p>
+      <w:pPr>
+        <w:spacing w:before="120"/>
+      </w:pPr>
+      <w:r>
+        <w:rPr>
+          <w:rFonts w:ascii="Times New Roman" w:hAnsi="Times New Roman" w:eastAsia="宋体"/>
+          <w:b/>
+          <w:sz w:val="21"/>
+        </w:rPr>
+        <w:t>English Abstract:</w:t>
+      </w:r>
+    </w:p>
+    <w:p>
+      <w:r>
+        <w:rPr>
+          <w:rFonts w:ascii="Times New Roman" w:hAnsi="Times New Roman" w:eastAsia="宋体"/>
+          <w:sz w:val="21"/>
+        </w:rPr>
+        <w:t>Existing H.265/HEVC video steganalysis research mainly focuses on statistical feature modeling at the levels of motion vectors (MV), intra prediction modes (IPM), or transform coefficients. In contrast, studies targeting the coding-structure level - especially the analysis of block-level steganographic behaviors in Coding Units (CUs) - remain at an early stage. As a core component of H.265/HEVC coding decisions, the CU partition structure often exhibits steganographic perturbations in the form of structural changes and reorganization of prediction relationships, which are difficult to characterize effectively using traditional pixel-domain features or mode statistics. To address this issue, this paper, for the first time from the perspective of CU block-level steganalysis, proposes an H.265/HEVC video steganalysis method based on CU block-structure gradients and intra prediction mode mapping. The proposed method constructs a CU block-structure gradient map to explicitly describe changes in coding-unit partitioning, and combines it with a block-level mapping representation of IPM to jointly model the structural perturbations introduced by CU-level steganographic embedding. On this basis, we design a Transformer network, GradIPMFormer, tailored for CU-block steganalysis, thereby effectively enhancing the capability to perceive CU-level steganographic behaviors. Experimental results show that under different quantization parameters and resolution settings, the proposed method consistently achieves superior detection performance across multiple H.265/HEVC steganographic algorithms, validating the feasibility and effectiveness of conducting video steganalysis from the coding-structure perspective. This study provides a new CU block-level analysis paradigm for H.265/HEVC video steganalysis and has significant research value for covert communication security detection.</w:t>
+      </w:r>
+    </w:p>
+    <w:p>
+      <w:r>
+        <w:rPr>
+          <w:rFonts w:ascii="Times New Roman" w:hAnsi="Times New Roman" w:eastAsia="宋体"/>
+          <w:sz w:val="21"/>
+        </w:rPr>
+        <w:t>__________________________________________________</w:t>
+      </w:r>
+    </w:p>
+    <w:p>
+      <w:pPr>
+        <w:pStyle w:val="Heading2"/>
+      </w:pPr>
+      <w:r/>
+      <w:r>
+        <w:rPr>
+          <w:rFonts w:ascii="Times New Roman" w:hAnsi="Times New Roman" w:eastAsia="宋体"/>
+          <w:b/>
+          <w:color w:val="000000"/>
+          <w:sz w:val="24"/>
+        </w:rPr>
+        <w:t>BSoNet：用于优化便携式反向散射成像系统图像质量的深度学习解决方案</w:t>
+      </w:r>
+    </w:p>
+    <w:p>
+      <w:r>
+        <w:rPr>
+          <w:rFonts w:ascii="Times New Roman" w:hAnsi="Times New Roman" w:eastAsia="宋体"/>
+          <w:b/>
+          <w:color w:val="003264"/>
+          <w:sz w:val="24"/>
+        </w:rPr>
+        <w:t>BSoNet: Deep Learning Solution for Optimizing Image Quality of Portable Backscatter Imaging Systems</w:t>
+      </w:r>
+    </w:p>
+    <w:p>
+      <w:r>
+        <w:rPr>
+          <w:rFonts w:ascii="Times New Roman" w:hAnsi="Times New Roman" w:eastAsia="宋体"/>
+          <w:sz w:val="21"/>
+        </w:rPr>
+        <w:t>作者: Wei Zhao</w:t>
+        <w:br/>
+      </w:r>
+      <w:r>
+        <w:rPr>
+          <w:rFonts w:ascii="Times New Roman" w:hAnsi="Times New Roman" w:eastAsia="宋体"/>
+          <w:sz w:val="21"/>
+        </w:rPr>
+        <w:t xml:space="preserve">时间: 2026-02-12T08:29:08Z | </w:t>
+      </w:r>
+      <w:r>
+        <w:t xml:space="preserve">链接: </w:t>
+      </w:r>
+      <w:hyperlink r:id="rId126">
+        <w:r>
+          <w:rPr>
+            <w:rFonts w:ascii="Times New Roman" w:hAnsi="Times New Roman" w:eastAsia="宋体"/>
+            <w:color w:val="0000FF"/>
+            <w:sz w:val="21"/>
+            <w:u w:val="single"/>
+          </w:rPr>
+          <w:t>https://arxiv.org/abs/2602.11701v1</w:t>
+        </w:r>
+      </w:hyperlink>
+    </w:p>
+    <w:p>
+      <w:pPr>
+        <w:spacing w:before="120"/>
+      </w:pPr>
+      <w:r>
+        <w:rPr>
+          <w:rFonts w:ascii="Times New Roman" w:hAnsi="Times New Roman" w:eastAsia="宋体"/>
+          <w:b/>
+          <w:sz w:val="21"/>
+        </w:rPr>
+        <w:t>中文摘要:</w:t>
+      </w:r>
+    </w:p>
+    <w:p>
+      <w:pPr>
+        <w:ind w:firstLine="360"/>
+      </w:pPr>
+      <w:r>
+        <w:rPr>
+          <w:rFonts w:ascii="Times New Roman" w:hAnsi="Times New Roman" w:eastAsia="宋体"/>
+          <w:sz w:val="21"/>
+        </w:rPr>
+        <w:t>便携式背散射成像系统 (PBI) 将 X 射线源和探测器集成在一个单元中，利用康普顿散射光子通过单面成像快速获取被检查物体的表面或浅层结构信息。该技术的应用克服了传统透射X射线检测的局限性，具有更大的灵活性和便携性，使其成为边境、港口、工业无损安检等场景中快速准确识别潜在威胁的首选工具。然而，由于康普顿背散射光子的数量有限，图像质量明显受到影响。光子计数不足主要是由于材料中的光子吸收、笔形束扫描设计和信号采样时间短造成的。因此会产生严重的图像噪声和极低的信噪比，大大降低了PBI系统的准确性和可靠性。为了应对这些挑战，本文介绍了 BSoNet，这是一种基于深度学习的新型方法，专门用于优化 PBI 系统的图像质量。该方法在满足实际应用需求的同时，显着增强了图像清晰度、识别度和对比度。它将PBI系统转变为更有效、更可靠的检查工具，为加强安全防护做出了巨大贡献。</w:t>
+      </w:r>
+    </w:p>
+    <w:p>
+      <w:pPr>
+        <w:spacing w:before="120"/>
+      </w:pPr>
+      <w:r>
+        <w:rPr>
+          <w:rFonts w:ascii="Times New Roman" w:hAnsi="Times New Roman" w:eastAsia="宋体"/>
+          <w:b/>
+          <w:sz w:val="21"/>
+        </w:rPr>
+        <w:t>English Abstract:</w:t>
+      </w:r>
+    </w:p>
+    <w:p>
+      <w:r>
+        <w:rPr>
+          <w:rFonts w:ascii="Times New Roman" w:hAnsi="Times New Roman" w:eastAsia="宋体"/>
+          <w:sz w:val="21"/>
+        </w:rPr>
+        <w:t>Portable backscatter imaging systems (PBI) integrate an X-ray source and detector in a single unit, utilizing Compton scattering photons to rapidly acquire superficial or shallow structural information of an inspected object through single-sided imaging. The application of this technology overcomes the limitations of traditional transmission X-ray detection, offering greater flexibility and portability, making it the preferred tool for the rapid and accurate identification of potential threats in scenarios such as borders, ports, and industrial nondestructive security inspections. However, the image quality is significantly compromised due to the limited number of Compton backscattered photons. The insufficient photon counts result primarily from photon absorption in materials, the pencil-beam scanning design, and short signal sampling times. It therefore yields severe image noise and an extremely low signal-to-noise ratio, greatly reducing the accuracy and reliability of PBI systems. To address these challenges, this paper introduces BSoNet, a novel deep learning-based approach specifically designed to optimize the image quality of PBI systems. The approach significantly enhances image clarity, recognition, and contrast while meeting practical application requirements. It transforms PBI systems into more effective and reliable inspection tools, contributing significantly to strengthening security protection.</w:t>
+      </w:r>
+    </w:p>
+    <w:p>
+      <w:r>
+        <w:rPr>
+          <w:rFonts w:ascii="Times New Roman" w:hAnsi="Times New Roman" w:eastAsia="宋体"/>
+          <w:sz w:val="21"/>
+        </w:rPr>
+        <w:t>__________________________________________________</w:t>
+      </w:r>
+    </w:p>
+    <w:p>
+      <w:pPr>
+        <w:pStyle w:val="Heading2"/>
+      </w:pPr>
+      <w:r/>
+      <w:r>
+        <w:rPr>
+          <w:rFonts w:ascii="Times New Roman" w:hAnsi="Times New Roman" w:eastAsia="宋体"/>
+          <w:b/>
+          <w:color w:val="000000"/>
+          <w:sz w:val="24"/>
+        </w:rPr>
+        <w:t>U-DAVI：用于图像重建的基于不确定性扩散先验的摊销变分推理</w:t>
+      </w:r>
+    </w:p>
+    <w:p>
+      <w:r>
+        <w:rPr>
+          <w:rFonts w:ascii="Times New Roman" w:hAnsi="Times New Roman" w:eastAsia="宋体"/>
+          <w:b/>
+          <w:color w:val="003264"/>
+          <w:sz w:val="24"/>
+        </w:rPr>
+        <w:t>U-DAVI: Uncertainty-Aware Diffusion-Prior-Based Amortized Variational Inference for Image Reconstruction</w:t>
+      </w:r>
+    </w:p>
+    <w:p>
+      <w:r>
+        <w:rPr>
+          <w:rFonts w:ascii="Times New Roman" w:hAnsi="Times New Roman" w:eastAsia="宋体"/>
+          <w:sz w:val="21"/>
+        </w:rPr>
+        <w:t>作者: Berthy T. Feng</w:t>
+        <w:br/>
+      </w:r>
+      <w:r>
+        <w:rPr>
+          <w:rFonts w:ascii="Times New Roman" w:hAnsi="Times New Roman" w:eastAsia="宋体"/>
+          <w:sz w:val="21"/>
+        </w:rPr>
+        <w:t xml:space="preserve">时间: 2026-02-12T08:32:11Z | </w:t>
+      </w:r>
+      <w:r>
+        <w:t xml:space="preserve">链接: </w:t>
+      </w:r>
+      <w:hyperlink r:id="rId127">
+        <w:r>
+          <w:rPr>
+            <w:rFonts w:ascii="Times New Roman" w:hAnsi="Times New Roman" w:eastAsia="宋体"/>
+            <w:color w:val="0000FF"/>
+            <w:sz w:val="21"/>
+            <w:u w:val="single"/>
+          </w:rPr>
+          <w:t>https://arxiv.org/abs/2602.11704v1</w:t>
+        </w:r>
+      </w:hyperlink>
+    </w:p>
+    <w:p>
+      <w:pPr>
+        <w:spacing w:before="120"/>
+      </w:pPr>
+      <w:r>
+        <w:rPr>
+          <w:rFonts w:ascii="Times New Roman" w:hAnsi="Times New Roman" w:eastAsia="宋体"/>
+          <w:b/>
+          <w:sz w:val="21"/>
+        </w:rPr>
+        <w:t>中文摘要:</w:t>
+      </w:r>
+    </w:p>
+    <w:p>
+      <w:pPr>
+        <w:ind w:firstLine="360"/>
+      </w:pPr>
+      <w:r>
+        <w:rPr>
+          <w:rFonts w:ascii="Times New Roman" w:hAnsi="Times New Roman" w:eastAsia="宋体"/>
+          <w:sz w:val="21"/>
+        </w:rPr>
+        <w:t>由于将退化观测值映射到干净图像的模糊性，不适定成像反演问题仍然具有挑战性。基于扩散的生成先验最近显示出了希望，但通常依赖于计算密集型迭代采样或每个实例的优化。摊销变分推理框架通过学习从测量到后验的直接映射来解决这种低效率问题，从而实现快速后验采样，而无需为每组新测量优化新的后验。然而，他们仍然难以重建精细的细节和复杂的纹理。为了解决这个问题，我们在不确定性估计的指导下，通过在训练期间向测量中注入空间自适应扰动来扩展摊销框架，以强调最不确定区域的学习。去模糊和超分辨率实验表明，我们的方法比以前基于扩散的方法实现了优越或有竞争力的性能，无需迭代细化的计算成本即可提供更真实的重建。</w:t>
+      </w:r>
+    </w:p>
+    <w:p>
+      <w:pPr>
+        <w:spacing w:before="120"/>
+      </w:pPr>
+      <w:r>
+        <w:rPr>
+          <w:rFonts w:ascii="Times New Roman" w:hAnsi="Times New Roman" w:eastAsia="宋体"/>
+          <w:b/>
+          <w:sz w:val="21"/>
+        </w:rPr>
+        <w:t>English Abstract:</w:t>
+      </w:r>
+    </w:p>
+    <w:p>
+      <w:r>
+        <w:rPr>
+          <w:rFonts w:ascii="Times New Roman" w:hAnsi="Times New Roman" w:eastAsia="宋体"/>
+          <w:sz w:val="21"/>
+        </w:rPr>
+        <w:t>Ill-posed imaging inverse problems remain challenging due to the ambiguity in mapping degraded observations to clean images. Diffusion-based generative priors have recently shown promise, but typically rely on computationally intensive iterative sampling or per-instance optimization. Amortized variational inference frameworks address this inefficiency by learning a direct mapping from measurements to posteriors, enabling fast posterior sampling without requiring the optimization of a new posterior for every new set of measurements. However, they still struggle to reconstruct fine details and complex textures. To address this, we extend the amortized framework by injecting spatially adaptive perturbations to measurements during training, guided by uncertainty estimates, to emphasize learning in the most uncertain regions. Experiments on deblurring and super-resolution demonstrate that our method achieves superior or competitive performance to previous diffusion-based approaches, delivering more realistic reconstructions without the computational cost of iterative refinement.</w:t>
+      </w:r>
+    </w:p>
+    <w:p>
+      <w:r>
+        <w:rPr>
+          <w:rFonts w:ascii="Times New Roman" w:hAnsi="Times New Roman" w:eastAsia="宋体"/>
+          <w:sz w:val="21"/>
+        </w:rPr>
+        <w:t>__________________________________________________</w:t>
+      </w:r>
+    </w:p>
+    <w:p>
+      <w:pPr>
+        <w:pStyle w:val="Heading2"/>
+      </w:pPr>
+      <w:r/>
+      <w:r>
+        <w:rPr>
+          <w:rFonts w:ascii="Times New Roman" w:hAnsi="Times New Roman" w:eastAsia="宋体"/>
+          <w:b/>
+          <w:color w:val="000000"/>
+          <w:sz w:val="24"/>
+        </w:rPr>
+        <w:t>通过深度感知融合和有限的训练数据有效分割任何东西</w:t>
+      </w:r>
+    </w:p>
+    <w:p>
+      <w:r>
+        <w:rPr>
+          <w:rFonts w:ascii="Times New Roman" w:hAnsi="Times New Roman" w:eastAsia="宋体"/>
+          <w:b/>
+          <w:color w:val="003264"/>
+          <w:sz w:val="24"/>
+        </w:rPr>
+        <w:t>Efficient Segment Anything with Depth-Aware Fusion and Limited Training Data</w:t>
+      </w:r>
+    </w:p>
+    <w:p>
+      <w:r>
+        <w:rPr>
+          <w:rFonts w:ascii="Times New Roman" w:hAnsi="Times New Roman" w:eastAsia="宋体"/>
+          <w:sz w:val="21"/>
+        </w:rPr>
+        <w:t>作者: Xavier Maldague</w:t>
+        <w:br/>
+      </w:r>
+      <w:r>
+        <w:rPr>
+          <w:rFonts w:ascii="Times New Roman" w:hAnsi="Times New Roman" w:eastAsia="宋体"/>
+          <w:sz w:val="21"/>
+        </w:rPr>
+        <w:t xml:space="preserve">时间: 2026-02-12T10:35:35Z | </w:t>
+      </w:r>
+      <w:r>
+        <w:t xml:space="preserve">链接: </w:t>
+      </w:r>
+      <w:hyperlink r:id="rId128">
+        <w:r>
+          <w:rPr>
+            <w:rFonts w:ascii="Times New Roman" w:hAnsi="Times New Roman" w:eastAsia="宋体"/>
+            <w:color w:val="0000FF"/>
+            <w:sz w:val="21"/>
+            <w:u w:val="single"/>
+          </w:rPr>
+          <w:t>https://arxiv.org/abs/2602.11804v1</w:t>
+        </w:r>
+      </w:hyperlink>
+    </w:p>
+    <w:p>
+      <w:pPr>
+        <w:spacing w:before="120"/>
+      </w:pPr>
+      <w:r>
+        <w:rPr>
+          <w:rFonts w:ascii="Times New Roman" w:hAnsi="Times New Roman" w:eastAsia="宋体"/>
+          <w:b/>
+          <w:sz w:val="21"/>
+        </w:rPr>
+        <w:t>中文摘要:</w:t>
+      </w:r>
+    </w:p>
+    <w:p>
+      <w:pPr>
+        <w:ind w:firstLine="360"/>
+      </w:pPr>
+      <w:r>
+        <w:rPr>
+          <w:rFonts w:ascii="Times New Roman" w:hAnsi="Times New Roman" w:eastAsia="宋体"/>
+          <w:sz w:val="21"/>
+        </w:rPr>
+        <w:t>任意分割模型 (SAM) 实现了令人印象深刻的通用分割性能，但需要大量数据集（例如 1100 万张图像）并且仅依赖于 RGB 输入。最近的有效变体减少了计算量，但仍然依赖于大规模训练。我们提出了一种轻量级 RGB-D 融合框架，该框架通过单目深度先验增强了 EfficientViT-SAM。深度图是使用预训练的估计器生成的，并通过专用深度编码器将中层与 RGB 特征融合。仅在 11.2k 样本（少于 SA-1B 的 0.1%）上进行训练，我们的方法比 EfficientViT-SAM 实现了更高的准确度，表明深度线索为分割提供了强大的几何先验。</w:t>
+      </w:r>
+    </w:p>
+    <w:p>
+      <w:pPr>
+        <w:spacing w:before="120"/>
+      </w:pPr>
+      <w:r>
+        <w:rPr>
+          <w:rFonts w:ascii="Times New Roman" w:hAnsi="Times New Roman" w:eastAsia="宋体"/>
+          <w:b/>
+          <w:sz w:val="21"/>
+        </w:rPr>
+        <w:t>English Abstract:</w:t>
+      </w:r>
+    </w:p>
+    <w:p>
+      <w:r>
+        <w:rPr>
+          <w:rFonts w:ascii="Times New Roman" w:hAnsi="Times New Roman" w:eastAsia="宋体"/>
+          <w:sz w:val="21"/>
+        </w:rPr>
+        <w:t>Segment Anything Models (SAM) achieve impressive universal segmentation performance but require massive datasets (e.g., 11M images) and rely solely on RGB inputs. Recent efficient variants reduce computation but still depend on large-scale training. We propose a lightweight RGB-D fusion framework that augments EfficientViT-SAM with monocular depth priors. Depth maps are generated with a pretrained estimator and fused mid-level with RGB features through a dedicated depth encoder. Trained on only 11.2k samples (less than 0.1\% of SA-1B), our method achieves higher accuracy than EfficientViT-SAM, showing that depth cues provide strong geometric priors for segmentation.</w:t>
+      </w:r>
+    </w:p>
+    <w:p>
+      <w:r>
+        <w:rPr>
+          <w:rFonts w:ascii="Times New Roman" w:hAnsi="Times New Roman" w:eastAsia="宋体"/>
+          <w:sz w:val="21"/>
+        </w:rPr>
+        <w:t>__________________________________________________</w:t>
+      </w:r>
+    </w:p>
+    <w:p>
+      <w:pPr>
+        <w:pStyle w:val="Heading2"/>
+      </w:pPr>
+      <w:r/>
+      <w:r>
+        <w:rPr>
+          <w:rFonts w:ascii="Times New Roman" w:hAnsi="Times New Roman" w:eastAsia="宋体"/>
+          <w:b/>
+          <w:color w:val="000000"/>
+          <w:sz w:val="24"/>
+        </w:rPr>
+        <w:t>根据有限数量的电影 2D MRI 切片进行时间分辨主动脉 3D 形状重建</w:t>
+      </w:r>
+    </w:p>
+    <w:p>
+      <w:r>
+        <w:rPr>
+          <w:rFonts w:ascii="Times New Roman" w:hAnsi="Times New Roman" w:eastAsia="宋体"/>
+          <w:b/>
+          <w:color w:val="003264"/>
+          <w:sz w:val="24"/>
+        </w:rPr>
+        <w:t>Temporally resolved aortic 3D shape reconstruction from a limited number of cine 2D MRI slices</w:t>
+      </w:r>
+    </w:p>
+    <w:p>
+      <w:r>
+        <w:rPr>
+          <w:rFonts w:ascii="Times New Roman" w:hAnsi="Times New Roman" w:eastAsia="宋体"/>
+          <w:sz w:val="21"/>
+        </w:rPr>
+        <w:t>作者: Sebastian Kozerke</w:t>
+        <w:br/>
+      </w:r>
+      <w:r>
+        <w:rPr>
+          <w:rFonts w:ascii="Times New Roman" w:hAnsi="Times New Roman" w:eastAsia="宋体"/>
+          <w:sz w:val="21"/>
+        </w:rPr>
+        <w:t xml:space="preserve">时间: 2026-02-12T12:23:41Z | </w:t>
+      </w:r>
+      <w:r>
+        <w:t xml:space="preserve">链接: </w:t>
+      </w:r>
+      <w:hyperlink r:id="rId129">
+        <w:r>
+          <w:rPr>
+            <w:rFonts w:ascii="Times New Roman" w:hAnsi="Times New Roman" w:eastAsia="宋体"/>
+            <w:color w:val="0000FF"/>
+            <w:sz w:val="21"/>
+            <w:u w:val="single"/>
+          </w:rPr>
+          <w:t>https://arxiv.org/abs/2602.11873v1</w:t>
+        </w:r>
+      </w:hyperlink>
+    </w:p>
+    <w:p>
+      <w:pPr>
+        <w:spacing w:before="120"/>
+      </w:pPr>
+      <w:r>
+        <w:rPr>
+          <w:rFonts w:ascii="Times New Roman" w:hAnsi="Times New Roman" w:eastAsia="宋体"/>
+          <w:b/>
+          <w:sz w:val="21"/>
+        </w:rPr>
+        <w:t>中文摘要:</w:t>
+      </w:r>
+    </w:p>
+    <w:p>
+      <w:pPr>
+        <w:ind w:firstLine="360"/>
+      </w:pPr>
+      <w:r>
+        <w:rPr>
+          <w:rFonts w:ascii="Times New Roman" w:hAnsi="Times New Roman" w:eastAsia="宋体"/>
+          <w:sz w:val="21"/>
+        </w:rPr>
+        <w:t>背景和目的：我们提出了一种形状重建框架，用于从有限数量的标准电影 2D 磁共振成像 (MRI) 采集中生成时间分辨的、患者特定的 3D 主动脉几何形状。主动脉的统计形状模型与可微体积网格优化相结合，以获得个性化的主动脉网格。方法：根据回顾性数据构建统计形状模型，并确定沿主动脉弓的优化二维切片放置位置。然后获取 30 名受试者（19 名志愿者，11 名主动脉瓣狭窄患者）的电影 2D MRI 切片。手动分割后，通过可微分体积网格优化生成时间分辨主动脉模型，以获得血管形状特征、中心线参数和径向壁应变。对 10 名受试者进行了额外的 4D 血流 MRI 扫描，以比较收缩期峰值形状。结果：从多达 6 个电影 2D MRI 切片中获得解剖学上精确的主动脉几何形状，相对于 4D，平均+/-标准差 Dice 评分为 (89.9 +/- 1.6) %，交集为 (81.7 +/- 2.7) %，Hausdorff 距离为 (7.3 +/- 3.3) mm，倒角距离为 (3.7 +/- 0.6) mm流磁共振成像。平均绝对半径误差为 (0.8 +/- 0.6) mm。所有形状特征均观察到与年龄相关的显着差异，包括径向应变，径向应变逐渐下降（对于年轻、中年和老年组，(11.00 +/- 3.11) x 10-2 vs. (3.74 +/- 1.25) x 10-2 vs. (2.89 +/- 0.87) x 10-2）。结论：所提出的方法能够从有限的标准电影 2D MRI 采集集中有效提取时间分辨 3D 主动脉网格，适用于计算形状和应变分析。</w:t>
+      </w:r>
+    </w:p>
+    <w:p>
+      <w:pPr>
+        <w:spacing w:before="120"/>
+      </w:pPr>
+      <w:r>
+        <w:rPr>
+          <w:rFonts w:ascii="Times New Roman" w:hAnsi="Times New Roman" w:eastAsia="宋体"/>
+          <w:b/>
+          <w:sz w:val="21"/>
+        </w:rPr>
+        <w:t>English Abstract:</w:t>
+      </w:r>
+    </w:p>
+    <w:p>
+      <w:r>
+        <w:rPr>
+          <w:rFonts w:ascii="Times New Roman" w:hAnsi="Times New Roman" w:eastAsia="宋体"/>
+          <w:sz w:val="21"/>
+        </w:rPr>
+        <w:t>Background and Objective: We propose a shape reconstruction framework to generate time-resolved, patient-specific 3D aortic geometries from a limited number of standard cine 2D magnetic resonance imaging (MRI) acquisitions. A statistical shape model of the aorta is coupled with differentiable volumetric mesh optimization to obtain personalized aortic meshes. Methods: The statistical shape model was constructed from retrospective data and optimized 2D slice placements along the aortic arch were identified. Cine 2D MRI slices were then acquired in 30 subjects (19 volunteers, 11 aortic stenosis patients). After manual segmentation, time-resolved aortic models were generated via differentiable volumetric mesh optimization to derive vessel shape features, centerline parameters, and radial wall strain. In 10 subjects, additional 4D flow MRI was acquired to compare peak-systolic shapes. Results: Anatomically accurate aortic geometries were obtained from as few as six cine 2D MRI slices, achieving a mean +/- standard deviation Dice score of (89.9 +/- 1.6) %, Intersection over Union of (81.7 +/- 2.7) %, Hausdorff distance of (7.3 +/- 3.3) mm, and Chamfer distance of (3.7 +/- 0.6) mm relative to 4D flow MRI. The mean absolute radius error was (0.8 +/- 0.6) mm. Significant age-related differences were observed for all shape features, including radial strain, which decreased progressively ((11.00 +/- 3.11) x 10-2 vs. (3.74 +/- 1.25) x 10-2 vs. (2.89 +/- 0.87) x 10-2 for young, mid-age, and elderly groups). Conclusion: The proposed method enables efficient extraction of time-resolved 3D aortic meshes from limited sets of standard cine 2D MRI acquisitions, suitable for computational shape and strain analysis.</w:t>
+      </w:r>
+    </w:p>
+    <w:p>
+      <w:r>
+        <w:rPr>
+          <w:rFonts w:ascii="Times New Roman" w:hAnsi="Times New Roman" w:eastAsia="宋体"/>
+          <w:sz w:val="21"/>
+        </w:rPr>
+        <w:t>__________________________________________________</w:t>
+      </w:r>
+    </w:p>
+    <w:p>
+      <w:pPr>
+        <w:pStyle w:val="Heading2"/>
+      </w:pPr>
+      <w:r/>
+      <w:r>
+        <w:rPr>
+          <w:rFonts w:ascii="Times New Roman" w:hAnsi="Times New Roman" w:eastAsia="宋体"/>
+          <w:b/>
+          <w:color w:val="000000"/>
+          <w:sz w:val="24"/>
+        </w:rPr>
+        <w:t>用于船舶流动性分析的数据驱动轨迹插补</w:t>
+      </w:r>
+    </w:p>
+    <w:p>
+      <w:r>
+        <w:rPr>
+          <w:rFonts w:ascii="Times New Roman" w:hAnsi="Times New Roman" w:eastAsia="宋体"/>
+          <w:b/>
+          <w:color w:val="003264"/>
+          <w:sz w:val="24"/>
+        </w:rPr>
+        <w:t>Data-Driven Trajectory Imputation for Vessel Mobility Analysis</w:t>
+      </w:r>
+    </w:p>
+    <w:p>
+      <w:r>
+        <w:rPr>
+          <w:rFonts w:ascii="Times New Roman" w:hAnsi="Times New Roman" w:eastAsia="宋体"/>
+          <w:sz w:val="21"/>
+        </w:rPr>
+        <w:t>作者: Nikos Bikakis</w:t>
+        <w:br/>
+      </w:r>
+      <w:r>
+        <w:rPr>
+          <w:rFonts w:ascii="Times New Roman" w:hAnsi="Times New Roman" w:eastAsia="宋体"/>
+          <w:sz w:val="21"/>
+        </w:rPr>
+        <w:t xml:space="preserve">时间: 2026-02-12T12:40:27Z | </w:t>
+      </w:r>
+      <w:r>
+        <w:t xml:space="preserve">链接: </w:t>
+      </w:r>
+      <w:hyperlink r:id="rId130">
+        <w:r>
+          <w:rPr>
+            <w:rFonts w:ascii="Times New Roman" w:hAnsi="Times New Roman" w:eastAsia="宋体"/>
+            <w:color w:val="0000FF"/>
+            <w:sz w:val="21"/>
+            <w:u w:val="single"/>
+          </w:rPr>
+          <w:t>https://arxiv.org/abs/2602.11890v1</w:t>
+        </w:r>
+      </w:hyperlink>
+    </w:p>
+    <w:p>
+      <w:pPr>
+        <w:spacing w:before="120"/>
+      </w:pPr>
+      <w:r>
+        <w:rPr>
+          <w:rFonts w:ascii="Times New Roman" w:hAnsi="Times New Roman" w:eastAsia="宋体"/>
+          <w:b/>
+          <w:sz w:val="21"/>
+        </w:rPr>
+        <w:t>中文摘要:</w:t>
+      </w:r>
+    </w:p>
+    <w:p>
+      <w:pPr>
+        <w:ind w:firstLine="360"/>
+      </w:pPr>
+      <w:r>
+        <w:rPr>
+          <w:rFonts w:ascii="Times New Roman" w:hAnsi="Times New Roman" w:eastAsia="宋体"/>
+          <w:sz w:val="21"/>
+        </w:rPr>
+        <w:t>海上船舶活动建模对于多种应用至关重要，包括路线规划、运输物流、海事安全和环境监测。二十年来，自动识别系统（AIS）实现了对数十万艘船舶的实时监控，每天产生大量数据。使用 AIS 数据的一大挑战是船舶轨迹中存在较大间隙，这通常是由覆盖范围限制或故意传输中断造成的。这些差距会显着降低数据质量，导致分析不准确或不完整。最先进的插补方法主要是为了解决车辆轨迹的差距，即使不考虑基础道路网络。但帆船的运动模式有很大不同，例如平稳转弯、在港口附近操纵或在恶劣天气条件下航行。在这篇应用论文中，我们提出了 HABIT，一种轻量级、可配置的基于 H3 聚合的血管轨迹插补框架。这种数据驱动的框架提供了一种有价值的方法，通过从历史 AIS 数据中提取、分析和索引运动模式来估算缺失的轨迹段。我们对不同时间范围、密度和船舶类型的 AIS 数据进行的实证研究表明，HABIT 生成的海上轨迹估算在准确性方面与基线方法相当，而在考虑船舶特征及其运动模式的同时，在延迟方面表现更好。</w:t>
+      </w:r>
+    </w:p>
+    <w:p>
+      <w:pPr>
+        <w:spacing w:before="120"/>
+      </w:pPr>
+      <w:r>
+        <w:rPr>
+          <w:rFonts w:ascii="Times New Roman" w:hAnsi="Times New Roman" w:eastAsia="宋体"/>
+          <w:b/>
+          <w:sz w:val="21"/>
+        </w:rPr>
+        <w:t>English Abstract:</w:t>
+      </w:r>
+    </w:p>
+    <w:p>
+      <w:r>
+        <w:rPr>
+          <w:rFonts w:ascii="Times New Roman" w:hAnsi="Times New Roman" w:eastAsia="宋体"/>
+          <w:sz w:val="21"/>
+        </w:rPr>
+        <w:t>Modeling vessel activity at sea is critical for a wide range of applications, including route planning, transportation logistics, maritime safety, and environmental monitoring. Over the past two decades, the Automatic Identification System (AIS) has enabled real-time monitoring of hundreds of thousands of vessels, generating huge amounts of data daily. One major challenge in using AIS data is the presence of large gaps in vessel trajectories, often caused by coverage limitations or intentional transmission interruptions. These gaps can significantly degrade data quality, resulting in inaccurate or incomplete analysis. State-of-the-art imputation approaches have mainly been devised to tackle gaps in vehicle trajectories, even when the underlying road network is not considered. But the motion patterns of sailing vessels differ substantially, e.g., smooth turns, maneuvering near ports, or navigating in adverse weather conditions. In this application paper, we propose HABIT, a lightweight, configurable H3 Aggregation-Based Imputation framework for vessel Trajectories. This data-driven framework provides a valuable means to impute missing trajectory segments by extracting, analyzing, and indexing motion patterns from historical AIS data. Our empirical study over AIS data across various timeframes, densities, and vessel types reveals that HABIT produces maritime trajectory imputations performing comparably to baseline methods in terms of accuracy, while performing better in terms of latency while accounting for vessel characteristics and their motion patterns.</w:t>
+      </w:r>
+    </w:p>
+    <w:p>
+      <w:r>
+        <w:rPr>
+          <w:rFonts w:ascii="Times New Roman" w:hAnsi="Times New Roman" w:eastAsia="宋体"/>
+          <w:sz w:val="21"/>
+        </w:rPr>
+        <w:t>__________________________________________________</w:t>
+      </w:r>
+    </w:p>
+    <w:p>
+      <w:pPr>
+        <w:pStyle w:val="Heading2"/>
+      </w:pPr>
+      <w:r/>
+      <w:r>
+        <w:rPr>
+          <w:rFonts w:ascii="Times New Roman" w:hAnsi="Times New Roman" w:eastAsia="宋体"/>
+          <w:b/>
+          <w:color w:val="000000"/>
+          <w:sz w:val="24"/>
+        </w:rPr>
+        <w:t>使用多任务 FR 信号学习游戏 NR-VQA 的感知表示</w:t>
+      </w:r>
+    </w:p>
+    <w:p>
+      <w:r>
+        <w:rPr>
+          <w:rFonts w:ascii="Times New Roman" w:hAnsi="Times New Roman" w:eastAsia="宋体"/>
+          <w:b/>
+          <w:color w:val="003264"/>
+          <w:sz w:val="24"/>
+        </w:rPr>
+        <w:t>Learning Perceptual Representations for Gaming NR-VQA with Multi-Task FR Signals</w:t>
+      </w:r>
+    </w:p>
+    <w:p>
+      <w:r>
+        <w:rPr>
+          <w:rFonts w:ascii="Times New Roman" w:hAnsi="Times New Roman" w:eastAsia="宋体"/>
+          <w:sz w:val="21"/>
+        </w:rPr>
+        <w:t>作者: Alan Bovik</w:t>
+        <w:br/>
+      </w:r>
+      <w:r>
+        <w:rPr>
+          <w:rFonts w:ascii="Times New Roman" w:hAnsi="Times New Roman" w:eastAsia="宋体"/>
+          <w:sz w:val="21"/>
+        </w:rPr>
+        <w:t xml:space="preserve">时间: 2026-02-12T12:56:58Z | </w:t>
+      </w:r>
+      <w:r>
+        <w:t xml:space="preserve">链接: </w:t>
+      </w:r>
+      <w:hyperlink r:id="rId131">
+        <w:r>
+          <w:rPr>
+            <w:rFonts w:ascii="Times New Roman" w:hAnsi="Times New Roman" w:eastAsia="宋体"/>
+            <w:color w:val="0000FF"/>
+            <w:sz w:val="21"/>
+            <w:u w:val="single"/>
+          </w:rPr>
+          <w:t>https://arxiv.org/abs/2602.11903v1</w:t>
+        </w:r>
+      </w:hyperlink>
+    </w:p>
+    <w:p>
+      <w:pPr>
+        <w:spacing w:before="120"/>
+      </w:pPr>
+      <w:r>
+        <w:rPr>
+          <w:rFonts w:ascii="Times New Roman" w:hAnsi="Times New Roman" w:eastAsia="宋体"/>
+          <w:b/>
+          <w:sz w:val="21"/>
+        </w:rPr>
+        <w:t>中文摘要:</w:t>
+      </w:r>
+    </w:p>
+    <w:p>
+      <w:pPr>
+        <w:ind w:firstLine="360"/>
+      </w:pPr>
+      <w:r>
+        <w:rPr>
+          <w:rFonts w:ascii="Times New Roman" w:hAnsi="Times New Roman" w:eastAsia="宋体"/>
+          <w:sz w:val="21"/>
+        </w:rPr>
+        <w:t>由于人类评分数据集有限以及快速运动、风格化图形和压缩伪影等独特的内容特征，游戏视频的无参考视频质量评估 (NR-VQA) 具有挑战性。我们提出了 MTL-VQA，这是一种多任务学习框架，它使用全参考指标作为监督信号来学习感知上有意义的特征，而无需人工标签进行预训练。通过使用自适应任务权重联合优化多个全参考 (FR) 目标，我们的方法学习了可有效迁移到 NR-VQA 的共享表示。游戏视频数据集上的实验表明，MTL-VQA 在 MOS 监督和标签高效/自监督设置中实现了与最先进的 NR-VQA 方法相媲美的性能。</w:t>
+      </w:r>
+    </w:p>
+    <w:p>
+      <w:pPr>
+        <w:spacing w:before="120"/>
+      </w:pPr>
+      <w:r>
+        <w:rPr>
+          <w:rFonts w:ascii="Times New Roman" w:hAnsi="Times New Roman" w:eastAsia="宋体"/>
+          <w:b/>
+          <w:sz w:val="21"/>
+        </w:rPr>
+        <w:t>English Abstract:</w:t>
+      </w:r>
+    </w:p>
+    <w:p>
+      <w:r>
+        <w:rPr>
+          <w:rFonts w:ascii="Times New Roman" w:hAnsi="Times New Roman" w:eastAsia="宋体"/>
+          <w:sz w:val="21"/>
+        </w:rPr>
+        <w:t>No-reference video quality assessment (NR-VQA) for gaming videos is challenging due to limited human-rated datasets and unique content characteristics including fast motion, stylized graphics, and compression artifacts. We present MTL-VQA, a multi-task learning framework that uses full-reference metrics as supervisory signals to learn perceptually meaningful features without human labels for pretraining. By jointly optimizing multiple full-reference (FR) objectives with adaptive task weighting, our approach learns shared representations that transfer effectively to NR-VQA. Experiments on gaming video datasets show MTL-VQA achieves performance competitive with state-of-the-art NR-VQA methods across both MOS-supervised and label-efficient/self-supervised settings.</w:t>
+      </w:r>
+    </w:p>
+    <w:p>
+      <w:r>
+        <w:rPr>
+          <w:rFonts w:ascii="Times New Roman" w:hAnsi="Times New Roman" w:eastAsia="宋体"/>
+          <w:sz w:val="21"/>
+        </w:rPr>
+        <w:t>__________________________________________________</w:t>
+      </w:r>
+    </w:p>
+    <w:p>
+      <w:pPr>
+        <w:pStyle w:val="Heading2"/>
+      </w:pPr>
+      <w:r/>
+      <w:r>
+        <w:rPr>
+          <w:rFonts w:ascii="Times New Roman" w:hAnsi="Times New Roman" w:eastAsia="宋体"/>
+          <w:b/>
+          <w:color w:val="000000"/>
+          <w:sz w:val="24"/>
+        </w:rPr>
+        <w:t>UPDA：用于无参考点云质量评估的无监督渐进域适应</w:t>
+      </w:r>
+    </w:p>
+    <w:p>
+      <w:r>
+        <w:rPr>
+          <w:rFonts w:ascii="Times New Roman" w:hAnsi="Times New Roman" w:eastAsia="宋体"/>
+          <w:b/>
+          <w:color w:val="003264"/>
+          <w:sz w:val="24"/>
+        </w:rPr>
+        <w:t>UPDA: Unsupervised Progressive Domain Adaptation for No-Reference Point Cloud Quality Assessment</w:t>
+      </w:r>
+    </w:p>
+    <w:p>
+      <w:r>
+        <w:rPr>
+          <w:rFonts w:ascii="Times New Roman" w:hAnsi="Times New Roman" w:eastAsia="宋体"/>
+          <w:sz w:val="21"/>
+        </w:rPr>
+        <w:t>作者: Zhiyong Su</w:t>
+        <w:br/>
+      </w:r>
+      <w:r>
+        <w:rPr>
+          <w:rFonts w:ascii="Times New Roman" w:hAnsi="Times New Roman" w:eastAsia="宋体"/>
+          <w:sz w:val="21"/>
+        </w:rPr>
+        <w:t xml:space="preserve">时间: 2026-02-12T14:02:05Z | </w:t>
+      </w:r>
+      <w:r>
+        <w:t xml:space="preserve">链接: </w:t>
+      </w:r>
+      <w:hyperlink r:id="rId132">
+        <w:r>
+          <w:rPr>
+            <w:rFonts w:ascii="Times New Roman" w:hAnsi="Times New Roman" w:eastAsia="宋体"/>
+            <w:color w:val="0000FF"/>
+            <w:sz w:val="21"/>
+            <w:u w:val="single"/>
+          </w:rPr>
+          <w:t>https://arxiv.org/abs/2602.11969v1</w:t>
+        </w:r>
+      </w:hyperlink>
+    </w:p>
+    <w:p>
+      <w:pPr>
+        <w:spacing w:before="120"/>
+      </w:pPr>
+      <w:r>
+        <w:rPr>
+          <w:rFonts w:ascii="Times New Roman" w:hAnsi="Times New Roman" w:eastAsia="宋体"/>
+          <w:b/>
+          <w:sz w:val="21"/>
+        </w:rPr>
+        <w:t>中文摘要:</w:t>
+      </w:r>
+    </w:p>
+    <w:p>
+      <w:pPr>
+        <w:ind w:firstLine="360"/>
+      </w:pPr>
+      <w:r>
+        <w:rPr>
+          <w:rFonts w:ascii="Times New Roman" w:hAnsi="Times New Roman" w:eastAsia="宋体"/>
+          <w:sz w:val="21"/>
+        </w:rPr>
+        <w:t>虽然无参考点云质量评估 (NR-PCQA) 方法在过去十年中取得了重大进展，但当训练（源域）和测试（目标域）数据之间存在分布差距时，其性能通常会大幅下降。然而，迄今为止，人们对跨领域迁移 NR-PCQA 模型的关注有限。为了应对这一挑战，我们提出了第一个用于 NR-PCQA 的无监督渐进域适应 (UPDA) 框架，该框架引入了两阶段从粗到精的对齐范例来解决域移位问题。在粗粒度阶段，设计了一种差异感知粗粒度对齐方法，通过一种新颖的质量差异感知混合损失来捕获跨域样本之间的相对质量关系，从而规避了直接绝对特征对齐的挑战。在细粒度阶段，开发了一种具有对称特征融合的感知融合细粒度对齐方法来识别域不变特征，而条件鉴别器则选择性地增强质量相关特征的传输。大量实验表明，所提出的UPDA有效增强了NR-PCQA方法在跨域场景下的性能，验证了其实际适用性。代码可在 https://github.com/yokeno1/UPDA-main 获取。</w:t>
+      </w:r>
+    </w:p>
+    <w:p>
+      <w:pPr>
+        <w:spacing w:before="120"/>
+      </w:pPr>
+      <w:r>
+        <w:rPr>
+          <w:rFonts w:ascii="Times New Roman" w:hAnsi="Times New Roman" w:eastAsia="宋体"/>
+          <w:b/>
+          <w:sz w:val="21"/>
+        </w:rPr>
+        <w:t>English Abstract:</w:t>
+      </w:r>
+    </w:p>
+    <w:p>
+      <w:r>
+        <w:rPr>
+          <w:rFonts w:ascii="Times New Roman" w:hAnsi="Times New Roman" w:eastAsia="宋体"/>
+          <w:sz w:val="21"/>
+        </w:rPr>
+        <w:t>While no-reference point cloud quality assessment (NR-PCQA) approaches have achieved significant progress over the past decade, their performance often degrades substantially when a distribution gap exists between the training (source domain) and testing (target domain) data. However, to date, limited attention has been paid to transferring NR-PCQA models across domains. To address this challenge, we propose the first unsupervised progressive domain adaptation (UPDA) framework for NR-PCQA, which introduces a two-stage coarse-to-fine alignment paradigm to address domain shifts. At the coarse-grained stage, a discrepancy-aware coarse-grained alignment method is designed to capture relative quality relationships between cross-domain samples through a novel quality-discrepancy-aware hybrid loss, circumventing the challenges of direct absolute feature alignment. At the fine-grained stage, a perception fusion fine-grained alignment approach with symmetric feature fusion is developed to identify domain-invariant features, while a conditional discriminator selectively enhances the transfer of quality-relevant features. Extensive experiments demonstrate that the proposed UPDA effectively enhances the performance of NR-PCQA methods in cross-domain scenarios, validating its practical applicability. The code is available at https://github.com/yokeno1/UPDA-main.</w:t>
+      </w:r>
+    </w:p>
+    <w:p>
+      <w:r>
+        <w:rPr>
+          <w:rFonts w:ascii="Times New Roman" w:hAnsi="Times New Roman" w:eastAsia="宋体"/>
+          <w:sz w:val="21"/>
+        </w:rPr>
+        <w:t>__________________________________________________</w:t>
+      </w:r>
+    </w:p>
+    <w:p>
+      <w:pPr>
+        <w:pStyle w:val="Heading1"/>
+      </w:pPr>
+      <w:r>
+        <w:rPr>
+          <w:rFonts w:ascii="Times New Roman" w:hAnsi="Times New Roman" w:eastAsia="宋体"/>
+          <w:b/>
+          <w:color w:val="000000"/>
+          <w:sz w:val="32"/>
+        </w:rPr>
+        <w:t>arXiv: AI &amp; Vision (Optics)</w:t>
+      </w:r>
+    </w:p>
+    <w:p>
+      <w:pPr>
+        <w:jc w:val="center"/>
+      </w:pPr>
+      <w:r>
+        <w:t>--- 更新: 11:29 ---</w:t>
+      </w:r>
+    </w:p>
+    <w:p>
+      <w:pPr>
+        <w:pStyle w:val="Heading2"/>
+      </w:pPr>
+      <w:r/>
+      <w:r>
+        <w:rPr>
+          <w:rFonts w:ascii="Times New Roman" w:hAnsi="Times New Roman" w:eastAsia="宋体"/>
+          <w:b/>
+          <w:color w:val="000000"/>
+          <w:sz w:val="24"/>
+        </w:rPr>
+        <w:t>通过新颖的仿真框架和定量基准测试推进数字孪生生成</w:t>
+      </w:r>
+    </w:p>
+    <w:p>
+      <w:r>
+        <w:rPr>
+          <w:rFonts w:ascii="Times New Roman" w:hAnsi="Times New Roman" w:eastAsia="宋体"/>
+          <w:b/>
+          <w:color w:val="003264"/>
+          <w:sz w:val="24"/>
+        </w:rPr>
+        <w:t>Advancing Digital Twin Generation Through a Novel Simulation Framework and Quantitative Benchmarking</w:t>
+      </w:r>
+    </w:p>
+    <w:p>
+      <w:r>
+        <w:rPr>
+          <w:rFonts w:ascii="Times New Roman" w:hAnsi="Times New Roman" w:eastAsia="宋体"/>
+          <w:sz w:val="21"/>
+        </w:rPr>
+        <w:t>作者: Don Engel</w:t>
+        <w:br/>
+      </w:r>
+      <w:r>
+        <w:rPr>
+          <w:rFonts w:ascii="Times New Roman" w:hAnsi="Times New Roman" w:eastAsia="宋体"/>
+          <w:sz w:val="21"/>
+        </w:rPr>
+        <w:t xml:space="preserve">时间: 2026-02-11T19:38:00Z | </w:t>
+      </w:r>
+      <w:r>
+        <w:t xml:space="preserve">链接: </w:t>
+      </w:r>
+      <w:hyperlink r:id="rId133">
+        <w:r>
+          <w:rPr>
+            <w:rFonts w:ascii="Times New Roman" w:hAnsi="Times New Roman" w:eastAsia="宋体"/>
+            <w:color w:val="0000FF"/>
+            <w:sz w:val="21"/>
+            <w:u w:val="single"/>
+          </w:rPr>
+          <w:t>https://arxiv.org/abs/2602.11314v1</w:t>
+        </w:r>
+      </w:hyperlink>
+    </w:p>
+    <w:p>
+      <w:pPr>
+        <w:spacing w:before="120"/>
+      </w:pPr>
+      <w:r>
+        <w:rPr>
+          <w:rFonts w:ascii="Times New Roman" w:hAnsi="Times New Roman" w:eastAsia="宋体"/>
+          <w:b/>
+          <w:sz w:val="21"/>
+        </w:rPr>
+        <w:t>中文摘要:</w:t>
+      </w:r>
+    </w:p>
+    <w:p>
+      <w:pPr>
+        <w:ind w:firstLine="360"/>
+      </w:pPr>
+      <w:r>
+        <w:rPr>
+          <w:rFonts w:ascii="Times New Roman" w:hAnsi="Times New Roman" w:eastAsia="宋体"/>
+          <w:sz w:val="21"/>
+        </w:rPr>
+        <w:t>从现实世界的物体生成 3D 模型通常是通过摄影测量来完成的，即从各种角度拍摄 2D 照片，然后对匹配的基于点的特征进行三角测量以创建纹理网格。在这个生成数字孪生的框架内存在许多设计选择，并且这些方法之间的差异在很大程度上是定性判断的。在这里，我们提出并测试了一种新颖的管道，用于从高质量 3D 模型和以编程方式生成的相机姿势生成合成图像。这使得各种可重复、可量化的实验成为可能，这些实验可以将虚拟相机参数和虚拟对象的真实知识与这些视角和主题的重建估计进行比较。</w:t>
+      </w:r>
+    </w:p>
+    <w:p>
+      <w:pPr>
+        <w:spacing w:before="120"/>
+      </w:pPr>
+      <w:r>
+        <w:rPr>
+          <w:rFonts w:ascii="Times New Roman" w:hAnsi="Times New Roman" w:eastAsia="宋体"/>
+          <w:b/>
+          <w:sz w:val="21"/>
+        </w:rPr>
+        <w:t>English Abstract:</w:t>
+      </w:r>
+    </w:p>
+    <w:p>
+      <w:r>
+        <w:rPr>
+          <w:rFonts w:ascii="Times New Roman" w:hAnsi="Times New Roman" w:eastAsia="宋体"/>
+          <w:sz w:val="21"/>
+        </w:rPr>
+        <w:t>The generation of 3D models from real-world objects has often been accomplished through photogrammetry, i.e., by taking 2D photos from a variety of perspectives and then triangulating matched point-based features to create a textured mesh. Many design choices exist within this framework for the generation of digital twins, and differences between such approaches are largely judged qualitatively. Here, we present and test a novel pipeline for generating synthetic images from high-quality 3D models and programmatically generated camera poses. This enables a wide variety of repeatable, quantifiable experiments which can compare ground-truth knowledge of virtual camera parameters and of virtual objects against the reconstructed estimations of those perspectives and subjects.</w:t>
+      </w:r>
+    </w:p>
+    <w:p>
+      <w:r>
+        <w:rPr>
+          <w:rFonts w:ascii="Times New Roman" w:hAnsi="Times New Roman" w:eastAsia="宋体"/>
+          <w:sz w:val="21"/>
+        </w:rPr>
+        <w:t>__________________________________________________</w:t>
+      </w:r>
+    </w:p>
+    <w:p>
+      <w:pPr>
+        <w:pStyle w:val="Heading2"/>
+      </w:pPr>
+      <w:r/>
+      <w:r>
+        <w:rPr>
+          <w:rFonts w:ascii="Times New Roman" w:hAnsi="Times New Roman" w:eastAsia="宋体"/>
+          <w:b/>
+          <w:color w:val="000000"/>
+          <w:sz w:val="24"/>
+        </w:rPr>
+        <w:t>MolmoSpaces：用于机器人导航和操作的大规模开放生态系统</w:t>
+      </w:r>
+    </w:p>
+    <w:p>
+      <w:r>
+        <w:rPr>
+          <w:rFonts w:ascii="Times New Roman" w:hAnsi="Times New Roman" w:eastAsia="宋体"/>
+          <w:b/>
+          <w:color w:val="003264"/>
+          <w:sz w:val="24"/>
+        </w:rPr>
+        <w:t>MolmoSpaces: A Large-Scale Open Ecosystem for Robot Navigation and Manipulation</w:t>
+      </w:r>
+    </w:p>
+    <w:p>
+      <w:r>
+        <w:rPr>
+          <w:rFonts w:ascii="Times New Roman" w:hAnsi="Times New Roman" w:eastAsia="宋体"/>
+          <w:sz w:val="21"/>
+        </w:rPr>
+        <w:t>作者: Ranjay Krishna</w:t>
+        <w:br/>
+      </w:r>
+      <w:r>
+        <w:rPr>
+          <w:rFonts w:ascii="Times New Roman" w:hAnsi="Times New Roman" w:eastAsia="宋体"/>
+          <w:sz w:val="21"/>
+        </w:rPr>
+        <w:t xml:space="preserve">时间: 2026-02-11T20:16:31Z | </w:t>
+      </w:r>
+      <w:r>
+        <w:t xml:space="preserve">链接: </w:t>
+      </w:r>
+      <w:hyperlink r:id="rId134">
+        <w:r>
+          <w:rPr>
+            <w:rFonts w:ascii="Times New Roman" w:hAnsi="Times New Roman" w:eastAsia="宋体"/>
+            <w:color w:val="0000FF"/>
+            <w:sz w:val="21"/>
+            <w:u w:val="single"/>
+          </w:rPr>
+          <w:t>https://arxiv.org/abs/2602.11337v1</w:t>
+        </w:r>
+      </w:hyperlink>
+    </w:p>
+    <w:p>
+      <w:pPr>
+        <w:spacing w:before="120"/>
+      </w:pPr>
+      <w:r>
+        <w:rPr>
+          <w:rFonts w:ascii="Times New Roman" w:hAnsi="Times New Roman" w:eastAsia="宋体"/>
+          <w:b/>
+          <w:sz w:val="21"/>
+        </w:rPr>
+        <w:t>中文摘要:</w:t>
+      </w:r>
+    </w:p>
+    <w:p>
+      <w:pPr>
+        <w:ind w:firstLine="360"/>
+      </w:pPr>
+      <w:r>
+        <w:rPr>
+          <w:rFonts w:ascii="Times New Roman" w:hAnsi="Times New Roman" w:eastAsia="宋体"/>
+          <w:sz w:val="21"/>
+        </w:rPr>
+        <w:t>大规模部署机器人需要对日常情况的长尾具有鲁棒性。描述真实环境的场景布局、物体几何形状和任务规范的无数变化是巨大的，并且在现有的机器人基准测试中没有得到充分体现。衡量这种普遍性水平需要基础设施的规模和多样性，这是物理评估本身无法提供的。我们推出了 MolmoSpaces，这是一个完全开放的生态系统，用于支持机器人政策的大规模基准测试。 MolmoSpaces 包含超过 23 万个不同的室内环境，从手工制作的家庭场景到程序生成的多房间房屋，其中包含 13 万个带有丰富注释的对象资产，其中包括 4.8 万个具有 42M 稳定抓握的可操作对象。至关重要的是，这些环境与模拟器无关，支持流行的选项，例如 MuJoCo、Isaac 和 ManiSkill。该生态系统支持全方位的具体任务：静态和移动操纵、导航以及需要在整个室内环境中协调感知、规划和交互的多房间长视野任务。我们还设计了 MolmoSpaces-Bench，这是一个包含 8 项任务的基准套件，其中机器人与我们的不同场景和带有丰富注释的对象进行交互。我们的实验表明，MolmoSpaces-Bench 表现出很强的模拟与真实相关性（R = 0.96，\r{ho} = 0.98），确认更新、更强的零样本策略在我们的基准测试中优于早期版本，并确定提示措辞、初始关节位置和相机遮挡的关键敏感性。通过 MolmoSpaces 及其开源资产和工具，我们为机器人学习研究的可扩展数据生成、政策培训和基准创建提供了基础。</w:t>
+      </w:r>
+    </w:p>
+    <w:p>
+      <w:pPr>
+        <w:spacing w:before="120"/>
+      </w:pPr>
+      <w:r>
+        <w:rPr>
+          <w:rFonts w:ascii="Times New Roman" w:hAnsi="Times New Roman" w:eastAsia="宋体"/>
+          <w:b/>
+          <w:sz w:val="21"/>
+        </w:rPr>
+        <w:t>English Abstract:</w:t>
+      </w:r>
+    </w:p>
+    <w:p>
+      <w:r>
+        <w:rPr>
+          <w:rFonts w:ascii="Times New Roman" w:hAnsi="Times New Roman" w:eastAsia="宋体"/>
+          <w:sz w:val="21"/>
+        </w:rPr>
+        <w:t>Deploying robots at scale demands robustness to the long tail of everyday situations. The countless variations in scene layout, object geometry, and task specifications that characterize real environments are vast and underrepresented in existing robot benchmarks. Measuring this level of generalization requires infrastructure at a scale and diversity that physical evaluation alone cannot provide. We introduce MolmoSpaces, a fully open ecosystem to support large-scale benchmarking of robot policies. MolmoSpaces consists of over 230k diverse indoor environments, ranging from handcrafted household scenes to procedurally generated multiroom houses, populated with 130k richly annotated object assets, including 48k manipulable objects with 42M stable grasps. Crucially, these environments are simulator-agnostic, supporting popular options such as MuJoCo, Isaac, and ManiSkill. The ecosystem supports the full spectrum of embodied tasks: static and mobile manipulation, navigation, and multiroom long-horizon tasks requiring coordinated perception, planning, and interaction across entire indoor environments. We also design MolmoSpaces-Bench, a benchmark suite of 8 tasks in which robots interact with our diverse scenes and richly annotated objects. Our experiments show MolmoSpaces-Bench exhibits strong sim-to-real correlation (R = 0.96, \r{ho} = 0.98), confirm newer and stronger zero-shot policies outperform earlier versions in our benchmarks, and identify key sensitivities to prompt phrasing, initial joint positions, and camera occlusion. Through MolmoSpaces and its open-source assets and tooling, we provide a foundation for scalable data generation, policy training, and benchmark creation for robot learning research.</w:t>
+      </w:r>
+    </w:p>
+    <w:p>
+      <w:r>
+        <w:rPr>
+          <w:rFonts w:ascii="Times New Roman" w:hAnsi="Times New Roman" w:eastAsia="宋体"/>
+          <w:sz w:val="21"/>
+        </w:rPr>
+        <w:t>__________________________________________________</w:t>
+      </w:r>
+    </w:p>
+    <w:p>
+      <w:pPr>
+        <w:pStyle w:val="Heading2"/>
+      </w:pPr>
+      <w:r/>
+      <w:r>
+        <w:rPr>
+          <w:rFonts w:ascii="Times New Roman" w:hAnsi="Times New Roman" w:eastAsia="宋体"/>
+          <w:b/>
+          <w:color w:val="000000"/>
+          <w:sz w:val="24"/>
+        </w:rPr>
+        <w:t>潜在强迫：重新排序像素空间图像生成的扩散轨迹</w:t>
+      </w:r>
+    </w:p>
+    <w:p>
+      <w:r>
+        <w:rPr>
+          <w:rFonts w:ascii="Times New Roman" w:hAnsi="Times New Roman" w:eastAsia="宋体"/>
+          <w:b/>
+          <w:color w:val="003264"/>
+          <w:sz w:val="24"/>
+        </w:rPr>
+        <w:t>Latent Forcing: Reordering the Diffusion Trajectory for Pixel-Space Image Generation</w:t>
+      </w:r>
+    </w:p>
+    <w:p>
+      <w:r>
+        <w:rPr>
+          <w:rFonts w:ascii="Times New Roman" w:hAnsi="Times New Roman" w:eastAsia="宋体"/>
+          <w:sz w:val="21"/>
+        </w:rPr>
+        <w:t>作者: Li Fei-Fei</w:t>
+        <w:br/>
+      </w:r>
+      <w:r>
+        <w:rPr>
+          <w:rFonts w:ascii="Times New Roman" w:hAnsi="Times New Roman" w:eastAsia="宋体"/>
+          <w:sz w:val="21"/>
+        </w:rPr>
+        <w:t xml:space="preserve">时间: 2026-02-11T22:09:58Z | </w:t>
+      </w:r>
+      <w:r>
+        <w:t xml:space="preserve">链接: </w:t>
+      </w:r>
+      <w:hyperlink r:id="rId135">
+        <w:r>
+          <w:rPr>
+            <w:rFonts w:ascii="Times New Roman" w:hAnsi="Times New Roman" w:eastAsia="宋体"/>
+            <w:color w:val="0000FF"/>
+            <w:sz w:val="21"/>
+            <w:u w:val="single"/>
+          </w:rPr>
+          <w:t>https://arxiv.org/abs/2602.11401v1</w:t>
+        </w:r>
+      </w:hyperlink>
+    </w:p>
+    <w:p>
+      <w:pPr>
+        <w:spacing w:before="120"/>
+      </w:pPr>
+      <w:r>
+        <w:rPr>
+          <w:rFonts w:ascii="Times New Roman" w:hAnsi="Times New Roman" w:eastAsia="宋体"/>
+          <w:b/>
+          <w:sz w:val="21"/>
+        </w:rPr>
+        <w:t>中文摘要:</w:t>
+      </w:r>
+    </w:p>
+    <w:p>
+      <w:pPr>
+        <w:ind w:firstLine="360"/>
+      </w:pPr>
+      <w:r>
+        <w:rPr>
+          <w:rFonts w:ascii="Times New Roman" w:hAnsi="Times New Roman" w:eastAsia="宋体"/>
+          <w:sz w:val="21"/>
+        </w:rPr>
+        <w:t>潜在扩散模型擅长生成高质量图像，但失去了端到端建模的优势。它们在图像编码期间丢弃信息，需要单独训练的解码器，并对原始数据的辅助分布进行建模。在本文中，我们提出了潜在强迫，这是对现有架构的简单修改，可在处理原始自然图像时实现潜在扩散的效率。我们的方法通过使用单独调整的噪声计划联合处理潜伏和像素来排序去噪轨迹。这使得潜在变量可以在生成高频像素特征之前充当中间计算的暂存器。我们发现条件信号的顺序至关重要，我们对此进行分析，以解释分词器中的 REPA 蒸馏和扩散模型之间的差异、条件生成与无条件生成，以及分词器重建质量与扩散性的关系。应用于 ImageNet 时，潜在强迫在我们的计算规模上实现了基于扩散变换器的像素生成的最新技术。</w:t>
+      </w:r>
+    </w:p>
+    <w:p>
+      <w:pPr>
+        <w:spacing w:before="120"/>
+      </w:pPr>
+      <w:r>
+        <w:rPr>
+          <w:rFonts w:ascii="Times New Roman" w:hAnsi="Times New Roman" w:eastAsia="宋体"/>
+          <w:b/>
+          <w:sz w:val="21"/>
+        </w:rPr>
+        <w:t>English Abstract:</w:t>
+      </w:r>
+    </w:p>
+    <w:p>
+      <w:r>
+        <w:rPr>
+          <w:rFonts w:ascii="Times New Roman" w:hAnsi="Times New Roman" w:eastAsia="宋体"/>
+          <w:sz w:val="21"/>
+        </w:rPr>
+        <w:t>Latent diffusion models excel at generating high-quality images but lose the benefits of end-to-end modeling. They discard information during image encoding, require a separately trained decoder, and model an auxiliary distribution to the raw data. In this paper, we propose Latent Forcing, a simple modification to existing architectures that achieves the efficiency of latent diffusion while operating on raw natural images. Our approach orders the denoising trajectory by jointly processing latents and pixels with separately tuned noise schedules. This allows the latents to act as a scratchpad for intermediate computation before high-frequency pixel features are generated. We find that the order of conditioning signals is critical, and we analyze this to explain differences between REPA distillation in the tokenizer and the diffusion model, conditional versus unconditional generation, and how tokenizer reconstruction quality relates to diffusability. Applied to ImageNet, Latent Forcing achieves a new state-of-the-art for diffusion transformer-based pixel generation at our compute scale.</w:t>
+      </w:r>
+    </w:p>
+    <w:p>
+      <w:r>
+        <w:rPr>
+          <w:rFonts w:ascii="Times New Roman" w:hAnsi="Times New Roman" w:eastAsia="宋体"/>
+          <w:sz w:val="21"/>
+        </w:rPr>
+        <w:t>__________________________________________________</w:t>
+      </w:r>
+    </w:p>
+    <w:p>
+      <w:pPr>
+        <w:pStyle w:val="Heading2"/>
+      </w:pPr>
+      <w:r/>
+      <w:r>
+        <w:rPr>
+          <w:rFonts w:ascii="Times New Roman" w:hAnsi="Times New Roman" w:eastAsia="宋体"/>
+          <w:b/>
+          <w:color w:val="000000"/>
+          <w:sz w:val="24"/>
+        </w:rPr>
+        <w:t>对抗 MRI 各向异性：从单个隐式神经表征中学习多种心脏形状</w:t>
+      </w:r>
+    </w:p>
+    <w:p>
+      <w:r>
+        <w:rPr>
+          <w:rFonts w:ascii="Times New Roman" w:hAnsi="Times New Roman" w:eastAsia="宋体"/>
+          <w:b/>
+          <w:color w:val="003264"/>
+          <w:sz w:val="24"/>
+        </w:rPr>
+        <w:t>Fighting MRI Anisotropy: Learning Multiple Cardiac Shapes From a Single Implicit Neural Representation</w:t>
+      </w:r>
+    </w:p>
+    <w:p>
+      <w:r>
+        <w:rPr>
+          <w:rFonts w:ascii="Times New Roman" w:hAnsi="Times New Roman" w:eastAsia="宋体"/>
+          <w:sz w:val="21"/>
+        </w:rPr>
+        <w:t>作者: Ivana Išgum</w:t>
+        <w:br/>
+      </w:r>
+      <w:r>
+        <w:rPr>
+          <w:rFonts w:ascii="Times New Roman" w:hAnsi="Times New Roman" w:eastAsia="宋体"/>
+          <w:sz w:val="21"/>
+        </w:rPr>
+        <w:t xml:space="preserve">时间: 2026-02-11T23:20:14Z | </w:t>
+      </w:r>
+      <w:r>
+        <w:t xml:space="preserve">链接: </w:t>
+      </w:r>
+      <w:hyperlink r:id="rId136">
+        <w:r>
+          <w:rPr>
+            <w:rFonts w:ascii="Times New Roman" w:hAnsi="Times New Roman" w:eastAsia="宋体"/>
+            <w:color w:val="0000FF"/>
+            <w:sz w:val="21"/>
+            <w:u w:val="single"/>
+          </w:rPr>
+          <w:t>https://arxiv.org/abs/2602.11436v1</w:t>
+        </w:r>
+      </w:hyperlink>
+    </w:p>
+    <w:p>
+      <w:pPr>
+        <w:spacing w:before="120"/>
+      </w:pPr>
+      <w:r>
+        <w:rPr>
+          <w:rFonts w:ascii="Times New Roman" w:hAnsi="Times New Roman" w:eastAsia="宋体"/>
+          <w:b/>
+          <w:sz w:val="21"/>
+        </w:rPr>
+        <w:t>中文摘要:</w:t>
+      </w:r>
+    </w:p>
+    <w:p>
+      <w:pPr>
+        <w:ind w:firstLine="360"/>
+      </w:pPr>
+      <w:r>
+        <w:rPr>
+          <w:rFonts w:ascii="Times New Roman" w:hAnsi="Times New Roman" w:eastAsia="宋体"/>
+          <w:sz w:val="21"/>
+        </w:rPr>
+        <w:t>短轴 (SAX) 心血管磁共振成像 (CMRI) 的各向异性限制了心脏形状分析。为了解决这个问题，我们建议利用近各向同性、更高分辨率的心脏计算机断层扫描血管造影 (CTA) 数据。我们使用这些数据来训练单个神经隐式函数，以联合表示任何分辨率下 CMRI 的心脏形状。我们评估了右心室 (RV) 和心肌 (MYO) 重建的方法，其中 MYO 同时模拟心内膜和心外膜左心室表面。由于高分辨率 SAX 参考分割不可用，我们通过从 RV 和 MYO 的重建形状中提取 4 腔 (4CH) 切片来评估性能。与 CMRI 的参考 4CH 分割掩模相比，我们的方法对于 RV 和 MYO 来说，Dice 相似系数分别为 0.91 $\pm$ 0.07 和 0.75 $\pm$ 0.13，Hausdorff 距离分别为 6.21 $\pm$ 3.97 mm 和 7.53 $\pm$ 5.13 mm。定量和定性评估证明该模型能够重建准确、平滑且解剖学上合理的形状，支持心脏形状分析的改进。</w:t>
+      </w:r>
+    </w:p>
+    <w:p>
+      <w:pPr>
+        <w:spacing w:before="120"/>
+      </w:pPr>
+      <w:r>
+        <w:rPr>
+          <w:rFonts w:ascii="Times New Roman" w:hAnsi="Times New Roman" w:eastAsia="宋体"/>
+          <w:b/>
+          <w:sz w:val="21"/>
+        </w:rPr>
+        <w:t>English Abstract:</w:t>
+      </w:r>
+    </w:p>
+    <w:p>
+      <w:r>
+        <w:rPr>
+          <w:rFonts w:ascii="Times New Roman" w:hAnsi="Times New Roman" w:eastAsia="宋体"/>
+          <w:sz w:val="21"/>
+        </w:rPr>
+        <w:t>The anisotropic nature of short-axis (SAX) cardiovascular magnetic resonance imaging (CMRI) limits cardiac shape analysis. To address this, we propose to leverage near-isotropic, higher resolution computed tomography angiography (CTA) data of the heart. We use this data to train a single neural implicit function to jointly represent cardiac shapes from CMRI at any resolution. We evaluate the method for the reconstruction of right ventricle (RV) and myocardium (MYO), where MYO simultaneously models endocardial and epicardial left-ventricle surfaces. Since high-resolution SAX reference segmentations are unavailable, we evaluate performance by extracting a 4-chamber (4CH) slice of RV and MYO from their reconstructed shapes. When compared with the reference 4CH segmentation masks from CMRI, our method achieved a Dice similarity coefficient of 0.91 $\pm$ 0.07 and 0.75 $\pm$ 0.13, and a Hausdorff distance of 6.21 $\pm$ 3.97 mm and 7.53 $\pm$ 5.13 mm for RV and MYO, respectively. Quantitative and qualitative assessment demonstrate the model's ability to reconstruct accurate, smooth and anatomically plausible shapes, supporting improvements in cardiac shape analysis.</w:t>
+      </w:r>
+    </w:p>
+    <w:p>
+      <w:r>
+        <w:rPr>
+          <w:rFonts w:ascii="Times New Roman" w:hAnsi="Times New Roman" w:eastAsia="宋体"/>
+          <w:sz w:val="21"/>
+        </w:rPr>
+        <w:t>__________________________________________________</w:t>
+      </w:r>
+    </w:p>
+    <w:p>
+      <w:pPr>
+        <w:pStyle w:val="Heading2"/>
+      </w:pPr>
+      <w:r/>
+      <w:r>
+        <w:rPr>
+          <w:rFonts w:ascii="Times New Roman" w:hAnsi="Times New Roman" w:eastAsia="宋体"/>
+          <w:b/>
+          <w:color w:val="000000"/>
+          <w:sz w:val="24"/>
+        </w:rPr>
+        <w:t>Ctrl&amp;Shift：视觉生成中的高质量几何感知对象操作</w:t>
+      </w:r>
+    </w:p>
+    <w:p>
+      <w:r>
+        <w:rPr>
+          <w:rFonts w:ascii="Times New Roman" w:hAnsi="Times New Roman" w:eastAsia="宋体"/>
+          <w:b/>
+          <w:color w:val="003264"/>
+          <w:sz w:val="24"/>
+        </w:rPr>
+        <w:t>Ctrl&amp;Shift: High-Quality Geometry-Aware Object Manipulation in Visual Generation</w:t>
+      </w:r>
+    </w:p>
+    <w:p>
+      <w:r>
+        <w:rPr>
+          <w:rFonts w:ascii="Times New Roman" w:hAnsi="Times New Roman" w:eastAsia="宋体"/>
+          <w:sz w:val="21"/>
+        </w:rPr>
+        <w:t>作者: Yuhui Shi</w:t>
+        <w:br/>
+      </w:r>
+      <w:r>
+        <w:rPr>
+          <w:rFonts w:ascii="Times New Roman" w:hAnsi="Times New Roman" w:eastAsia="宋体"/>
+          <w:sz w:val="21"/>
+        </w:rPr>
+        <w:t xml:space="preserve">时间: 2026-02-11T23:36:30Z | </w:t>
+      </w:r>
+      <w:r>
+        <w:t xml:space="preserve">链接: </w:t>
+      </w:r>
+      <w:hyperlink r:id="rId137">
+        <w:r>
+          <w:rPr>
+            <w:rFonts w:ascii="Times New Roman" w:hAnsi="Times New Roman" w:eastAsia="宋体"/>
+            <w:color w:val="0000FF"/>
+            <w:sz w:val="21"/>
+            <w:u w:val="single"/>
+          </w:rPr>
+          <w:t>https://arxiv.org/abs/2602.11440v1</w:t>
+        </w:r>
+      </w:hyperlink>
+    </w:p>
+    <w:p>
+      <w:pPr>
+        <w:spacing w:before="120"/>
+      </w:pPr>
+      <w:r>
+        <w:rPr>
+          <w:rFonts w:ascii="Times New Roman" w:hAnsi="Times New Roman" w:eastAsia="宋体"/>
+          <w:b/>
+          <w:sz w:val="21"/>
+        </w:rPr>
+        <w:t>中文摘要:</w:t>
+      </w:r>
+    </w:p>
+    <w:p>
+      <w:pPr>
+        <w:ind w:firstLine="360"/>
+      </w:pPr>
+      <w:r>
+        <w:rPr>
+          <w:rFonts w:ascii="Times New Roman" w:hAnsi="Times New Roman" w:eastAsia="宋体"/>
+          <w:sz w:val="21"/>
+        </w:rPr>
+        <w:t>对象级操作，即重新定位或重新定向图像或视频中的对象，同时保留场景真实感，是电影后期制作、AR 和创意编辑的核心。然而现有的方法很难共同实现三个核心目标：背景保留、视点变换下的几何一致性以及用户可控的变换。基于几何的方法提供精确控制，但需要显式 3D 重建，且泛化能力较差；基于扩散的方法概括性更好，但缺乏细粒度的几何控制。我们提出了 Ctrl&amp;Shift，一个端到端扩散框架，无需显式 3D 表示即可实现几何一致的对象操作。我们的主要见解是将操作分解为两个阶段，即在显式相机姿势控制下的对象移除和参考引导修复，并在统一的扩散过程中对这两个阶段进行编码。为了实现精确、分离的控制，我们设计了一种多任务、多阶段的训练策略，可以跨任务分离背景、身份和姿势信号。为了提高泛化能力，我们引入了一个可扩展的现实世界数据集构建管道，该管道可生成具有估计的相对相机姿势的配对图像和视频样本。大量实验表明，Ctrl&amp;Shift 在保真度、视点一致性和可控性方面实现了最先进的结果。据我们所知，这是第一个将细粒度几何控制和对象操作的现实世界泛化统一起来的框架，而不依赖于任何显式的 3D 建模。</w:t>
+      </w:r>
+    </w:p>
+    <w:p>
+      <w:pPr>
+        <w:spacing w:before="120"/>
+      </w:pPr>
+      <w:r>
+        <w:rPr>
+          <w:rFonts w:ascii="Times New Roman" w:hAnsi="Times New Roman" w:eastAsia="宋体"/>
+          <w:b/>
+          <w:sz w:val="21"/>
+        </w:rPr>
+        <w:t>English Abstract:</w:t>
+      </w:r>
+    </w:p>
+    <w:p>
+      <w:r>
+        <w:rPr>
+          <w:rFonts w:ascii="Times New Roman" w:hAnsi="Times New Roman" w:eastAsia="宋体"/>
+          <w:sz w:val="21"/>
+        </w:rPr>
+        <w:t>Object-level manipulation, relocating or reorienting objects in images or videos while preserving scene realism, is central to film post-production, AR, and creative editing. Yet existing methods struggle to jointly achieve three core goals: background preservation, geometric consistency under viewpoint shifts, and user-controllable transformations. Geometry-based approaches offer precise control but require explicit 3D reconstruction and generalize poorly; diffusion-based methods generalize better but lack fine-grained geometric control. We present Ctrl&amp;Shift, an end-to-end diffusion framework to achieve geometry-consistent object manipulation without explicit 3D representations. Our key insight is to decompose manipulation into two stages, object removal and reference-guided inpainting under explicit camera pose control, and encode both within a unified diffusion process. To enable precise, disentangled control, we design a multi-task, multi-stage training strategy that separates background, identity, and pose signals across tasks. To improve generalization, we introduce a scalable real-world dataset construction pipeline that generates paired image and video samples with estimated relative camera poses. Extensive experiments demonstrate that Ctrl&amp;Shift achieves state-of-the-art results in fidelity, viewpoint consistency, and controllability. To our knowledge, this is the first framework to unify fine-grained geometric control and real-world generalization for object manipulation, without relying on any explicit 3D modeling.</w:t>
+      </w:r>
+    </w:p>
+    <w:p>
+      <w:r>
+        <w:rPr>
+          <w:rFonts w:ascii="Times New Roman" w:hAnsi="Times New Roman" w:eastAsia="宋体"/>
+          <w:sz w:val="21"/>
+        </w:rPr>
+        <w:t>__________________________________________________</w:t>
+      </w:r>
+    </w:p>
+    <w:p>
+      <w:pPr>
+        <w:pStyle w:val="Heading2"/>
+      </w:pPr>
+      <w:r/>
+      <w:r>
+        <w:rPr>
+          <w:rFonts w:ascii="Times New Roman" w:hAnsi="Times New Roman" w:eastAsia="宋体"/>
+          <w:b/>
+          <w:color w:val="000000"/>
+          <w:sz w:val="24"/>
+        </w:rPr>
+        <w:t>具有贝叶斯伪影校正和基于深度学习的超分辨率的增强型便携式超低场扩散张量成像</w:t>
+      </w:r>
+    </w:p>
+    <w:p>
+      <w:r>
+        <w:rPr>
+          <w:rFonts w:ascii="Times New Roman" w:hAnsi="Times New Roman" w:eastAsia="宋体"/>
+          <w:b/>
+          <w:color w:val="003264"/>
+          <w:sz w:val="24"/>
+        </w:rPr>
+        <w:t>Enhanced Portable Ultra Low-Field Diffusion Tensor Imaging with Bayesian Artifact Correction and Deep Learning-Based Super-Resolution</w:t>
+      </w:r>
+    </w:p>
+    <w:p>
+      <w:r>
+        <w:rPr>
+          <w:rFonts w:ascii="Times New Roman" w:hAnsi="Times New Roman" w:eastAsia="宋体"/>
+          <w:sz w:val="21"/>
+        </w:rPr>
+        <w:t>作者: Juan Eugenio Iglesias</w:t>
+        <w:br/>
+      </w:r>
+      <w:r>
+        <w:rPr>
+          <w:rFonts w:ascii="Times New Roman" w:hAnsi="Times New Roman" w:eastAsia="宋体"/>
+          <w:sz w:val="21"/>
+        </w:rPr>
+        <w:t xml:space="preserve">时间: 2026-02-11T23:50:48Z | </w:t>
+      </w:r>
+      <w:r>
+        <w:t xml:space="preserve">链接: </w:t>
+      </w:r>
+      <w:hyperlink r:id="rId138">
+        <w:r>
+          <w:rPr>
+            <w:rFonts w:ascii="Times New Roman" w:hAnsi="Times New Roman" w:eastAsia="宋体"/>
+            <w:color w:val="0000FF"/>
+            <w:sz w:val="21"/>
+            <w:u w:val="single"/>
+          </w:rPr>
+          <w:t>https://arxiv.org/abs/2602.11446v1</w:t>
+        </w:r>
+      </w:hyperlink>
+    </w:p>
+    <w:p>
+      <w:pPr>
+        <w:spacing w:before="120"/>
+      </w:pPr>
+      <w:r>
+        <w:rPr>
+          <w:rFonts w:ascii="Times New Roman" w:hAnsi="Times New Roman" w:eastAsia="宋体"/>
+          <w:b/>
+          <w:sz w:val="21"/>
+        </w:rPr>
+        <w:t>中文摘要:</w:t>
+      </w:r>
+    </w:p>
+    <w:p>
+      <w:pPr>
+        <w:ind w:firstLine="360"/>
+      </w:pPr>
+      <w:r>
+        <w:rPr>
+          <w:rFonts w:ascii="Times New Roman" w:hAnsi="Times New Roman" w:eastAsia="宋体"/>
+          <w:sz w:val="21"/>
+        </w:rPr>
+        <w:t>便携式超低场 (ULF) 磁共振成像有潜力扩大神经成像的应用范围，但目前存在空间和角度分辨率较差以及信噪比较低的问题。弥散张量成像（DTI）是一种专门用于检测和重建大脑内白质束的序列，由于固有的序列设计加上较长的扫描时间，特别容易出现这种成像质量下降的情况。此外，ULF DTI 扫描表现出跨越空间和角度域的伪影，需要自定义建模算法进行后续校正。我们引入了一个九方向、单壳 ULF DTI 序列，以及一个配套的贝叶斯偏差场校正算法，该算法具有角度依赖性和基于卷积神经网络的超分辨率算法，该算法可在 DTI 数据集上推广，并且不需要重新训练（“DiffSR”）。我们通过真实、匹配的 ULF 和高场 DTI 扫描中的合成下采样实验和白质评估表明，这些算法可以恢复 ULF 下的微观结构和体积白质信息。我们还表明，DiffSR 可以直接应用于合成降解扫描中基于白质的阿尔茨海默病分类，与未降解扫描相比，DTI 指标之间的一致性显着改善。我们免费传播贝叶斯偏差校正算法和 DiffSR，目标是进一步推动 ULF 重建方法和通用 DTI 序列协调的进展。我们将与 DiffSR 相关的所有代码发布到 $\href{https://github.com/markolchanyi/DiffSR}{public \space use}$。</w:t>
+      </w:r>
+    </w:p>
+    <w:p>
+      <w:pPr>
+        <w:spacing w:before="120"/>
+      </w:pPr>
+      <w:r>
+        <w:rPr>
+          <w:rFonts w:ascii="Times New Roman" w:hAnsi="Times New Roman" w:eastAsia="宋体"/>
+          <w:b/>
+          <w:sz w:val="21"/>
+        </w:rPr>
+        <w:t>English Abstract:</w:t>
+      </w:r>
+    </w:p>
+    <w:p>
+      <w:r>
+        <w:rPr>
+          <w:rFonts w:ascii="Times New Roman" w:hAnsi="Times New Roman" w:eastAsia="宋体"/>
+          <w:sz w:val="21"/>
+        </w:rPr>
+        <w:t>Portable, ultra-low-field (ULF) magnetic resonance imaging has the potential to expand access to neuroimaging but currently suffers from coarse spatial and angular resolutions and low signal-to-noise ratios. Diffusion tensor imaging (DTI), a sequence tailored to detect and reconstruct white matter tracts within the brain, is particularly prone to such imaging degradation due to inherent sequence design coupled with prolonged scan times. In addition, ULF DTI scans exhibit artifacting that spans both the space and angular domains, requiring a custom modelling algorithm for subsequent correction. We introduce a nine-direction, single-shell ULF DTI sequence, as well as a companion Bayesian bias field correction algorithm that possesses angular dependence and convolutional neural network-based superresolution algorithm that is generalizable across DTI datasets and does not require re-training (''DiffSR''). We show through a synthetic downsampling experiment and white matter assessment in real, matched ULF and high-field DTI scans that these algorithms can recover microstructural and volumetric white matter information at ULF. We also show that DiffSR can be directly applied to white matter-based Alzheimers disease classification in synthetically degraded scans, with notable improvements in agreement between DTI metrics, as compared to un-degraded scans. We freely disseminate the Bayesian bias correction algorithm and DiffSR with the goal of furthering progress on both ULF reconstruction methods and general DTI sequence harmonization. We release all code related to DiffSR for $\href{https://github.com/markolchanyi/DiffSR}{public \space use}$.</w:t>
+      </w:r>
+    </w:p>
+    <w:p>
+      <w:r>
+        <w:rPr>
+          <w:rFonts w:ascii="Times New Roman" w:hAnsi="Times New Roman" w:eastAsia="宋体"/>
+          <w:sz w:val="21"/>
+        </w:rPr>
+        <w:t>__________________________________________________</w:t>
+      </w:r>
+    </w:p>
+    <w:p>
+      <w:pPr>
+        <w:pStyle w:val="Heading2"/>
+      </w:pPr>
+      <w:r/>
+      <w:r>
+        <w:rPr>
+          <w:rFonts w:ascii="Times New Roman" w:hAnsi="Times New Roman" w:eastAsia="宋体"/>
+          <w:b/>
+          <w:color w:val="000000"/>
+          <w:sz w:val="24"/>
+        </w:rPr>
+        <w:t>可解释图像分类的分层概念嵌入和追求</w:t>
+      </w:r>
+    </w:p>
+    <w:p>
+      <w:r>
+        <w:rPr>
+          <w:rFonts w:ascii="Times New Roman" w:hAnsi="Times New Roman" w:eastAsia="宋体"/>
+          <w:b/>
+          <w:color w:val="003264"/>
+          <w:sz w:val="24"/>
+        </w:rPr>
+        <w:t>Hierarchical Concept Embedding &amp; Pursuit for Interpretable Image Classification</w:t>
+      </w:r>
+    </w:p>
+    <w:p>
+      <w:r>
+        <w:rPr>
+          <w:rFonts w:ascii="Times New Roman" w:hAnsi="Times New Roman" w:eastAsia="宋体"/>
+          <w:sz w:val="21"/>
+        </w:rPr>
+        <w:t>作者: René Vidal</w:t>
+        <w:br/>
+      </w:r>
+      <w:r>
+        <w:rPr>
+          <w:rFonts w:ascii="Times New Roman" w:hAnsi="Times New Roman" w:eastAsia="宋体"/>
+          <w:sz w:val="21"/>
+        </w:rPr>
+        <w:t xml:space="preserve">时间: 2026-02-11T23:53:15Z | </w:t>
+      </w:r>
+      <w:r>
+        <w:t xml:space="preserve">链接: </w:t>
+      </w:r>
+      <w:hyperlink r:id="rId139">
+        <w:r>
+          <w:rPr>
+            <w:rFonts w:ascii="Times New Roman" w:hAnsi="Times New Roman" w:eastAsia="宋体"/>
+            <w:color w:val="0000FF"/>
+            <w:sz w:val="21"/>
+            <w:u w:val="single"/>
+          </w:rPr>
+          <w:t>https://arxiv.org/abs/2602.11448v1</w:t>
+        </w:r>
+      </w:hyperlink>
+    </w:p>
+    <w:p>
+      <w:pPr>
+        <w:spacing w:before="120"/>
+      </w:pPr>
+      <w:r>
+        <w:rPr>
+          <w:rFonts w:ascii="Times New Roman" w:hAnsi="Times New Roman" w:eastAsia="宋体"/>
+          <w:b/>
+          <w:sz w:val="21"/>
+        </w:rPr>
+        <w:t>中文摘要:</w:t>
+      </w:r>
+    </w:p>
+    <w:p>
+      <w:pPr>
+        <w:ind w:firstLine="360"/>
+      </w:pPr>
+      <w:r>
+        <w:rPr>
+          <w:rFonts w:ascii="Times New Roman" w:hAnsi="Times New Roman" w:eastAsia="宋体"/>
+          <w:sz w:val="21"/>
+        </w:rPr>
+        <w:t>可解释的设计模型在计算机视觉领域越来越受欢迎，因为它们为预测提供了忠实的解释。在图像分类中，这些模型通常从图像中恢复人类可解释的概念并将其用于分类。稀疏概念恢复方法利用视觉语言模型的潜在空间将图像嵌入表示为概念嵌入的稀疏组合。然而，由于此类方法忽略了概念的层次结构，因此它们可以通过与层次结构不一致的解释来产生正确的预测。在这项工作中，我们提出了分层概念嵌入和追踪（HCEP），这是一个框架，它在潜在空间中引入概念嵌入的层次结构，并使用分层稀疏编码来恢复图像中存在的概念。给定语义概念的层次结构，我们构建相应的概念嵌入层次结构，并假设图像的正确概念形成层次结构中的根路径，得出在嵌入空间中识别它们的理想条件。我们表明，分层稀疏编码可以可靠地恢复分层概念嵌入，而普通稀疏编码则失败。我们对真实世界数据集的实验表明，HCEP 在概念精确度和召回率方面优于基线，同时保持有竞争力的分类准确性。此外，当样本数量有限时，HCEP 实现了优异的分类精度和概念恢复。这些结果表明，将分层结构合并到稀疏编码中可以产生更可靠和可解释的图像分类模型。</w:t>
+      </w:r>
+    </w:p>
+    <w:p>
+      <w:pPr>
+        <w:spacing w:before="120"/>
+      </w:pPr>
+      <w:r>
+        <w:rPr>
+          <w:rFonts w:ascii="Times New Roman" w:hAnsi="Times New Roman" w:eastAsia="宋体"/>
+          <w:b/>
+          <w:sz w:val="21"/>
+        </w:rPr>
+        <w:t>English Abstract:</w:t>
+      </w:r>
+    </w:p>
+    <w:p>
+      <w:r>
+        <w:rPr>
+          <w:rFonts w:ascii="Times New Roman" w:hAnsi="Times New Roman" w:eastAsia="宋体"/>
+          <w:sz w:val="21"/>
+        </w:rPr>
+        <w:t>Interpretable-by-design models are gaining traction in computer vision because they provide faithful explanations for their predictions. In image classification, these models typically recover human-interpretable concepts from an image and use them for classification. Sparse concept recovery methods leverage the latent space of vision-language models to represent image embeddings as a sparse combination of concept embeddings. However, because such methods ignore the hierarchical structure of concepts, they can produce correct predictions with explanations that are inconsistent with the hierarchy. In this work, we propose Hierarchical Concept Embedding \&amp; Pursuit (HCEP), a framework that induces a hierarchy of concept embeddings in the latent space and uses hierarchical sparse coding to recover the concepts present in an image. Given a hierarchy of semantic concepts, we construct a corresponding hierarchy of concept embeddings and, assuming the correct concepts for an image form a rooted path in the hierarchy, derive desirable conditions for identifying them in the embedded space. We show that hierarchical sparse coding reliably recovers hierarchical concept embeddings, whereas vanilla sparse coding fails. Our experiments on real-world datasets demonstrate that HCEP outperforms baselines in concept precision and recall while maintaining competitive classification accuracy. Moreover, when the number of samples is limited, HCEP achieves superior classification accuracy and concept recovery. These results show that incorporating hierarchical structures into sparse coding yields more reliable and interpretable image classification models.</w:t>
+      </w:r>
+    </w:p>
+    <w:p>
+      <w:r>
+        <w:rPr>
+          <w:rFonts w:ascii="Times New Roman" w:hAnsi="Times New Roman" w:eastAsia="宋体"/>
+          <w:sz w:val="21"/>
+        </w:rPr>
+        <w:t>__________________________________________________</w:t>
+      </w:r>
+    </w:p>
+    <w:p>
+      <w:pPr>
+        <w:pStyle w:val="Heading2"/>
+      </w:pPr>
+      <w:r/>
+      <w:r>
+        <w:rPr>
+          <w:rFonts w:ascii="Times New Roman" w:hAnsi="Times New Roman" w:eastAsia="宋体"/>
+          <w:b/>
+          <w:color w:val="000000"/>
+          <w:sz w:val="24"/>
+        </w:rPr>
+        <w:t>具有边界和时间感知的语义变化检测的双分支框架</w:t>
+      </w:r>
+    </w:p>
+    <w:p>
+      <w:r>
+        <w:rPr>
+          <w:rFonts w:ascii="Times New Roman" w:hAnsi="Times New Roman" w:eastAsia="宋体"/>
+          <w:b/>
+          <w:color w:val="003264"/>
+          <w:sz w:val="24"/>
+        </w:rPr>
+        <w:t>A Dual-Branch Framework for Semantic Change Detection with Boundary and Temporal Awareness</w:t>
+      </w:r>
+    </w:p>
+    <w:p>
+      <w:r>
+        <w:rPr>
+          <w:rFonts w:ascii="Times New Roman" w:hAnsi="Times New Roman" w:eastAsia="宋体"/>
+          <w:sz w:val="21"/>
+        </w:rPr>
+        <w:t>作者: Ke Li</w:t>
+        <w:br/>
+      </w:r>
+      <w:r>
+        <w:rPr>
+          <w:rFonts w:ascii="Times New Roman" w:hAnsi="Times New Roman" w:eastAsia="宋体"/>
+          <w:sz w:val="21"/>
+        </w:rPr>
+        <w:t xml:space="preserve">时间: 2026-02-12T00:54:22Z | </w:t>
+      </w:r>
+      <w:r>
+        <w:t xml:space="preserve">链接: </w:t>
+      </w:r>
+      <w:hyperlink r:id="rId140">
+        <w:r>
+          <w:rPr>
+            <w:rFonts w:ascii="Times New Roman" w:hAnsi="Times New Roman" w:eastAsia="宋体"/>
+            <w:color w:val="0000FF"/>
+            <w:sz w:val="21"/>
+            <w:u w:val="single"/>
+          </w:rPr>
+          <w:t>https://arxiv.org/abs/2602.11466v1</w:t>
+        </w:r>
+      </w:hyperlink>
+    </w:p>
+    <w:p>
+      <w:pPr>
+        <w:spacing w:before="120"/>
+      </w:pPr>
+      <w:r>
+        <w:rPr>
+          <w:rFonts w:ascii="Times New Roman" w:hAnsi="Times New Roman" w:eastAsia="宋体"/>
+          <w:b/>
+          <w:sz w:val="21"/>
+        </w:rPr>
+        <w:t>中文摘要:</w:t>
+      </w:r>
+    </w:p>
+    <w:p>
+      <w:pPr>
+        <w:ind w:firstLine="360"/>
+      </w:pPr>
+      <w:r>
+        <w:rPr>
+          <w:rFonts w:ascii="Times New Roman" w:hAnsi="Times New Roman" w:eastAsia="宋体"/>
+          <w:sz w:val="21"/>
+        </w:rPr>
+        <w:t>语义变化检测（SCD）旨在从双时态遥感图像中检测和分类土地覆盖变化。现有方法常常存在边界模糊和时间建模不足的问题，限制了分割的准确性。为了解决这些问题，我们提出了一种具有边界和时间感知的语义变化检测双分支框架，称为 DBTANet。具体来说，我们利用双分支 Siamese 编码器，其中冻结 SAM 分支捕获全局语义上下文和边界先验，而 ResNet34 分支提供局部空间细节，确保互补的特征表示。在此基础上，我们设计了一个双向时间感知模块（BTAM）来聚合多尺度特征并以对称方式捕获时间依赖性。此外，高斯平滑投影模块 (GSPM) 细化了浅层 SAM 特征，抑制噪声，同时增强边界感知约束的边缘信息。对两个公共基准的大量实验表明，DBTANet 有效地集成了全局语义、局部细节、时间推理和边界感知，实现了最先进的性能。</w:t>
+      </w:r>
+    </w:p>
+    <w:p>
+      <w:pPr>
+        <w:spacing w:before="120"/>
+      </w:pPr>
+      <w:r>
+        <w:rPr>
+          <w:rFonts w:ascii="Times New Roman" w:hAnsi="Times New Roman" w:eastAsia="宋体"/>
+          <w:b/>
+          <w:sz w:val="21"/>
+        </w:rPr>
+        <w:t>English Abstract:</w:t>
+      </w:r>
+    </w:p>
+    <w:p>
+      <w:r>
+        <w:rPr>
+          <w:rFonts w:ascii="Times New Roman" w:hAnsi="Times New Roman" w:eastAsia="宋体"/>
+          <w:sz w:val="21"/>
+        </w:rPr>
+        <w:t>Semantic Change Detection (SCD) aims to detect and categorize land-cover changes from bi-temporal remote sensing images. Existing methods often suffer from blurred boundaries and inadequate temporal modeling, limiting segmentation accuracy. To address these issues, we propose a Dual-Branch Framework for Semantic Change Detection with Boundary and Temporal Awareness, termed DBTANet. Specifically, we utilize a dual-branch Siamese encoder where a frozen SAM branch captures global semantic context and boundary priors, while a ResNet34 branch provides local spatial details, ensuring complementary feature representations. On this basis, we design a Bidirectional Temporal Awareness Module (BTAM) to aggregate multi-scale features and capture temporal dependencies in a symmetric manner. Furthermore, a Gaussian-smoothed Projection Module (GSPM) refines shallow SAM features, suppressing noise while enhancing edge information for boundary-aware constraints. Extensive experiments on two public benchmarks demonstrate that DBTANet effectively integrates global semantics, local details, temporal reasoning, and boundary awareness, achieving state-of-the-art performance.</w:t>
+      </w:r>
+    </w:p>
+    <w:p>
+      <w:r>
+        <w:rPr>
+          <w:rFonts w:ascii="Times New Roman" w:hAnsi="Times New Roman" w:eastAsia="宋体"/>
+          <w:sz w:val="21"/>
+        </w:rPr>
+        <w:t>__________________________________________________</w:t>
+      </w:r>
+    </w:p>
+    <w:p>
+      <w:pPr>
+        <w:pStyle w:val="Heading2"/>
+      </w:pPr>
+      <w:r/>
+      <w:r>
+        <w:rPr>
+          <w:rFonts w:ascii="Times New Roman" w:hAnsi="Times New Roman" w:eastAsia="宋体"/>
+          <w:b/>
+          <w:color w:val="000000"/>
+          <w:sz w:val="24"/>
+        </w:rPr>
+        <w:t>通过下一个令牌预测进行任意比率特征压缩</w:t>
+      </w:r>
+    </w:p>
+    <w:p>
+      <w:r>
+        <w:rPr>
+          <w:rFonts w:ascii="Times New Roman" w:hAnsi="Times New Roman" w:eastAsia="宋体"/>
+          <w:b/>
+          <w:color w:val="003264"/>
+          <w:sz w:val="24"/>
+        </w:rPr>
+        <w:t>Arbitrary Ratio Feature Compression via Next Token Prediction</w:t>
+      </w:r>
+    </w:p>
+    <w:p>
+      <w:r>
+        <w:rPr>
+          <w:rFonts w:ascii="Times New Roman" w:hAnsi="Times New Roman" w:eastAsia="宋体"/>
+          <w:sz w:val="21"/>
+        </w:rPr>
+        <w:t>作者: Stephen Maybank</w:t>
+        <w:br/>
+      </w:r>
+      <w:r>
+        <w:rPr>
+          <w:rFonts w:ascii="Times New Roman" w:hAnsi="Times New Roman" w:eastAsia="宋体"/>
+          <w:sz w:val="21"/>
+        </w:rPr>
+        <w:t xml:space="preserve">时间: 2026-02-12T02:38:57Z | </w:t>
+      </w:r>
+      <w:r>
+        <w:t xml:space="preserve">链接: </w:t>
+      </w:r>
+      <w:hyperlink r:id="rId141">
+        <w:r>
+          <w:rPr>
+            <w:rFonts w:ascii="Times New Roman" w:hAnsi="Times New Roman" w:eastAsia="宋体"/>
+            <w:color w:val="0000FF"/>
+            <w:sz w:val="21"/>
+            <w:u w:val="single"/>
+          </w:rPr>
+          <w:t>https://arxiv.org/abs/2602.11494v1</w:t>
+        </w:r>
+      </w:hyperlink>
+    </w:p>
+    <w:p>
+      <w:pPr>
+        <w:spacing w:before="120"/>
+      </w:pPr>
+      <w:r>
+        <w:rPr>
+          <w:rFonts w:ascii="Times New Roman" w:hAnsi="Times New Roman" w:eastAsia="宋体"/>
+          <w:b/>
+          <w:sz w:val="21"/>
+        </w:rPr>
+        <w:t>中文摘要:</w:t>
+      </w:r>
+    </w:p>
+    <w:p>
+      <w:pPr>
+        <w:ind w:firstLine="360"/>
+      </w:pPr>
+      <w:r>
+        <w:rPr>
+          <w:rFonts w:ascii="Times New Roman" w:hAnsi="Times New Roman" w:eastAsia="宋体"/>
+          <w:sz w:val="21"/>
+        </w:rPr>
+        <w:t>特征压缩对于提高下游任务的效率越来越重要，特别是在涉及大规模或多模态数据的应用中。虽然现有方法通常依赖于专用模型来实现特定的压缩比，但它们通常在灵活性和泛化方面受到限制。特别是，在适应新的压缩比时，重新训练是必要的。为了解决这个限制，我们提出了一种新颖且灵活的任意比率特征压缩（ARFC）框架，该框架支持单个模型的任何压缩比，从而消除了对多个专门模型的需要。任意比率压缩器 (ARC) 的核心是一种自回归模型，通过下一个令牌预测来执行压缩。这允许简单地通过调整生成的令牌的数量来控制推理时的压缩比。为了提高压缩特征的质量，引入了两个关键模块。混合解决方案（MoS）模块通过利用多个压缩结果（解决方案）来细化压缩令牌，减少不确定性并提高鲁棒性。实体关系图约束（ERGC）被集成到训练过程中，以在压缩过程中保留语义和结构关系。对跨模式检索、图像分类和跨多个数据集的图像检索任务进行的广泛实验表明，我们的方法在各种压缩比下始终优于现有方法。值得注意的是，在某些情况下，它甚至超越了原始未压缩功能的性能。这些结果验证了 ARFC 在实际、资源受限场景中的有效性和多功能性。</w:t>
+      </w:r>
+    </w:p>
+    <w:p>
+      <w:pPr>
+        <w:spacing w:before="120"/>
+      </w:pPr>
+      <w:r>
+        <w:rPr>
+          <w:rFonts w:ascii="Times New Roman" w:hAnsi="Times New Roman" w:eastAsia="宋体"/>
+          <w:b/>
+          <w:sz w:val="21"/>
+        </w:rPr>
+        <w:t>English Abstract:</w:t>
+      </w:r>
+    </w:p>
+    <w:p>
+      <w:r>
+        <w:rPr>
+          <w:rFonts w:ascii="Times New Roman" w:hAnsi="Times New Roman" w:eastAsia="宋体"/>
+          <w:sz w:val="21"/>
+        </w:rPr>
+        <w:t>Feature compression is increasingly important for improving the efficiency of downstream tasks, especially in applications involving large-scale or multi-modal data. While existing methods typically rely on dedicated models for achieving specific compression ratios, they are often limited in flexibility and generalization. In particular, retraining is necessary when adapting to a new compression ratio. To address this limitation, we propose a novel and flexible Arbitrary Ratio Feature Compression (ARFC) framework, which supports any compression ratio with a single model, eliminating the need for multiple specialized models. At its core, the Arbitrary Ratio Compressor (ARC) is an auto-regressive model that performs compression via next-token prediction. This allows the compression ratio to be controlled at inference simply by adjusting the number of generated tokens. To enhance the quality of the compressed features, two key modules are introduced. The Mixture of Solutions (MoS) module refines the compressed tokens by utilizing multiple compression results (solutions), reducing uncertainty and improving robustness. The Entity Relation Graph Constraint (ERGC) is integrated into the training process to preserve semantic and structural relationships during compression. Extensive experiments on cross-modal retrieval, image classification, and image retrieval tasks across multiple datasets demonstrate that our method consistently outperforms existing approaches at various compression ratios. Notably, in some cases, it even surpasses the performance of the original, uncompressed features. These results validate the effectiveness and versatility of ARFC for practical, resource-constrained scenarios.</w:t>
+      </w:r>
+    </w:p>
+    <w:p>
+      <w:r>
+        <w:rPr>
+          <w:rFonts w:ascii="Times New Roman" w:hAnsi="Times New Roman" w:eastAsia="宋体"/>
+          <w:sz w:val="21"/>
+        </w:rPr>
+        <w:t>__________________________________________________</w:t>
+      </w:r>
+    </w:p>
+    <w:p>
+      <w:pPr>
+        <w:pStyle w:val="Heading2"/>
+      </w:pPr>
+      <w:r/>
+      <w:r>
+        <w:rPr>
+          <w:rFonts w:ascii="Times New Roman" w:hAnsi="Times New Roman" w:eastAsia="宋体"/>
+          <w:b/>
+          <w:color w:val="000000"/>
+          <w:sz w:val="24"/>
+        </w:rPr>
+        <w:t>如果特工能够想象会怎样？通过生成强化开放词汇 HOI 理解</w:t>
+      </w:r>
+    </w:p>
+    <w:p>
+      <w:r>
+        <w:rPr>
+          <w:rFonts w:ascii="Times New Roman" w:hAnsi="Times New Roman" w:eastAsia="宋体"/>
+          <w:b/>
+          <w:color w:val="003264"/>
+          <w:sz w:val="24"/>
+        </w:rPr>
+        <w:t>What if Agents Could Imagine? Reinforcing Open-Vocabulary HOI Comprehension through Generation</w:t>
+      </w:r>
+    </w:p>
+    <w:p>
+      <w:r>
+        <w:rPr>
+          <w:rFonts w:ascii="Times New Roman" w:hAnsi="Times New Roman" w:eastAsia="宋体"/>
+          <w:sz w:val="21"/>
+        </w:rPr>
+        <w:t>作者: Yuyin Zhou</w:t>
+        <w:br/>
+      </w:r>
+      <w:r>
+        <w:rPr>
+          <w:rFonts w:ascii="Times New Roman" w:hAnsi="Times New Roman" w:eastAsia="宋体"/>
+          <w:sz w:val="21"/>
+        </w:rPr>
+        <w:t xml:space="preserve">时间: 2026-02-12T02:51:59Z | </w:t>
+      </w:r>
+      <w:r>
+        <w:t xml:space="preserve">链接: </w:t>
+      </w:r>
+      <w:hyperlink r:id="rId142">
+        <w:r>
+          <w:rPr>
+            <w:rFonts w:ascii="Times New Roman" w:hAnsi="Times New Roman" w:eastAsia="宋体"/>
+            <w:color w:val="0000FF"/>
+            <w:sz w:val="21"/>
+            <w:u w:val="single"/>
+          </w:rPr>
+          <w:t>https://arxiv.org/abs/2602.11499v1</w:t>
+        </w:r>
+      </w:hyperlink>
+    </w:p>
+    <w:p>
+      <w:pPr>
+        <w:spacing w:before="120"/>
+      </w:pPr>
+      <w:r>
+        <w:rPr>
+          <w:rFonts w:ascii="Times New Roman" w:hAnsi="Times New Roman" w:eastAsia="宋体"/>
+          <w:b/>
+          <w:sz w:val="21"/>
+        </w:rPr>
+        <w:t>中文摘要:</w:t>
+      </w:r>
+    </w:p>
+    <w:p>
+      <w:pPr>
+        <w:ind w:firstLine="360"/>
+      </w:pPr>
+      <w:r>
+        <w:rPr>
+          <w:rFonts w:ascii="Times New Roman" w:hAnsi="Times New Roman" w:eastAsia="宋体"/>
+          <w:sz w:val="21"/>
+        </w:rPr>
+        <w:t>多模态大语言模型在桥接视觉和文本推理方面表现出了良好的能力，但它们在开放词汇人机交互（OV-HOI）中的推理能力受到跨模态幻觉和遮挡引起的歧义的限制。为了解决这个问题，我们提出了 \textbf{ImagineAgent}，一个代理框架，它将认知推理与生成想象力相协调，以实现强大的视觉理解。具体来说，我们的方法创新地构建了认知图，该认知图明确地模拟了检测到的实体和候选动作之间的合理关系。随后，它动态调用包括检索增强、图像裁剪和扩散模型在内的工具来收集特定领域的知识和丰富的视觉证据，从而实现模糊场景中的跨模态对齐。此外，我们提出了一种平衡预测准确性和工具效率的复合奖励。对 SWIG-HOI 和 HICO-DET 数据集的评估展示了我们的 SOTA 性能，与现有方法相比，需要大约 20% 的训练数据，验证了我们的稳健性和效率。</w:t>
+      </w:r>
+    </w:p>
+    <w:p>
+      <w:pPr>
+        <w:spacing w:before="120"/>
+      </w:pPr>
+      <w:r>
+        <w:rPr>
+          <w:rFonts w:ascii="Times New Roman" w:hAnsi="Times New Roman" w:eastAsia="宋体"/>
+          <w:b/>
+          <w:sz w:val="21"/>
+        </w:rPr>
+        <w:t>English Abstract:</w:t>
+      </w:r>
+    </w:p>
+    <w:p>
+      <w:r>
+        <w:rPr>
+          <w:rFonts w:ascii="Times New Roman" w:hAnsi="Times New Roman" w:eastAsia="宋体"/>
+          <w:sz w:val="21"/>
+        </w:rPr>
+        <w:t>Multimodal Large Language Models have shown promising capabilities in bridging visual and textual reasoning, yet their reasoning capabilities in Open-Vocabulary Human-Object Interaction (OV-HOI) are limited by cross-modal hallucinations and occlusion-induced ambiguity. To address this, we propose \textbf{ImagineAgent}, an agentic framework that harmonizes cognitive reasoning with generative imagination for robust visual understanding. Specifically, our method innovatively constructs cognitive maps that explicitly model plausible relationships between detected entities and candidate actions. Subsequently, it dynamically invokes tools including retrieval augmentation, image cropping, and diffusion models to gather domain-specific knowledge and enriched visual evidence, thereby achieving cross-modal alignment in ambiguous scenarios. Moreover, we propose a composite reward that balances prediction accuracy and tool efficiency. Evaluations on SWIG-HOI and HICO-DET datasets demonstrate our SOTA performance, requiring approximately 20\% of training data compared to existing methods, validating our robustness and efficiency.</w:t>
+      </w:r>
+    </w:p>
+    <w:p>
+      <w:r>
+        <w:rPr>
+          <w:rFonts w:ascii="Times New Roman" w:hAnsi="Times New Roman" w:eastAsia="宋体"/>
+          <w:sz w:val="21"/>
+        </w:rPr>
+        <w:t>__________________________________________________</w:t>
+      </w:r>
+    </w:p>
+    <w:p>
+      <w:pPr>
+        <w:pStyle w:val="Heading2"/>
+      </w:pPr>
+      <w:r/>
+      <w:r>
+        <w:rPr>
+          <w:rFonts w:ascii="Times New Roman" w:hAnsi="Times New Roman" w:eastAsia="宋体"/>
+          <w:b/>
+          <w:color w:val="000000"/>
+          <w:sz w:val="24"/>
+        </w:rPr>
+        <w:t>用于 X 射线血管造影分析的血管解剖感知自我监督预训练</w:t>
+      </w:r>
+    </w:p>
+    <w:p>
+      <w:r>
+        <w:rPr>
+          <w:rFonts w:ascii="Times New Roman" w:hAnsi="Times New Roman" w:eastAsia="宋体"/>
+          <w:b/>
+          <w:color w:val="003264"/>
+          <w:sz w:val="24"/>
+        </w:rPr>
+        <w:t>Vascular anatomy-aware self-supervised pre-training for X-ray angiogram analysis</w:t>
+      </w:r>
+    </w:p>
+    <w:p>
+      <w:r>
+        <w:rPr>
+          <w:rFonts w:ascii="Times New Roman" w:hAnsi="Times New Roman" w:eastAsia="宋体"/>
+          <w:sz w:val="21"/>
+        </w:rPr>
+        <w:t>作者: Zeng-Guang Hou</w:t>
+        <w:br/>
+      </w:r>
+      <w:r>
+        <w:rPr>
+          <w:rFonts w:ascii="Times New Roman" w:hAnsi="Times New Roman" w:eastAsia="宋体"/>
+          <w:sz w:val="21"/>
+        </w:rPr>
+        <w:t xml:space="preserve">时间: 2026-02-12T03:52:44Z | </w:t>
+      </w:r>
+      <w:r>
+        <w:t xml:space="preserve">链接: </w:t>
+      </w:r>
+      <w:hyperlink r:id="rId143">
+        <w:r>
+          <w:rPr>
+            <w:rFonts w:ascii="Times New Roman" w:hAnsi="Times New Roman" w:eastAsia="宋体"/>
+            <w:color w:val="0000FF"/>
+            <w:sz w:val="21"/>
+            <w:u w:val="single"/>
+          </w:rPr>
+          <w:t>https://arxiv.org/abs/2602.11536v1</w:t>
+        </w:r>
+      </w:hyperlink>
+    </w:p>
+    <w:p>
+      <w:pPr>
+        <w:spacing w:before="120"/>
+      </w:pPr>
+      <w:r>
+        <w:rPr>
+          <w:rFonts w:ascii="Times New Roman" w:hAnsi="Times New Roman" w:eastAsia="宋体"/>
+          <w:b/>
+          <w:sz w:val="21"/>
+        </w:rPr>
+        <w:t>中文摘要:</w:t>
+      </w:r>
+    </w:p>
+    <w:p>
+      <w:pPr>
+        <w:ind w:firstLine="360"/>
+      </w:pPr>
+      <w:r>
+        <w:rPr>
+          <w:rFonts w:ascii="Times New Roman" w:hAnsi="Times New Roman" w:eastAsia="宋体"/>
+          <w:sz w:val="21"/>
+        </w:rPr>
+        <w:t>X 射线血管造影是心血管疾病的金标准成像方式。然而，当前用于 X 射线血管造影分析的深度学习方法受到注释数据稀缺的严重限制。虽然大规模自监督学习 (SSL) 已成为一种有前途的解决方案，但其在该领域的潜力在很大程度上仍未得到开发，这主要是由于缺乏有效的 SSL 框架和大规模数据集。为了弥补这一差距，我们引入了血管解剖感知掩模图像建模（VasoMIM）框架，该框架明确集成了特定领域的解剖知识。具体来说，VasoMIM 包括两个关键设计：解剖学引导的掩蔽策略和解剖学一致性损失。前者策略性地掩盖包含血管的斑块，以迫使模型学习强大的血管语义，而后者保留原始图像和重建图像之间血管的结构一致性，从而增强学习表示的可辨别性。我们与 VasoMIM 合作，策划了 XA-170K，这是迄今为止最大的 X 射线血管造影预训练数据集。我们在六个数据集的四个下游任务上验证了 VasoMIM，与现有方法相比，它展示了卓越的可转移性并实现了最先进的性能。这些发现凸显了 VasoMIM 作为推进广泛 X 射线血管造影分析任务的基础模型的巨大潜力。 VasoMIM 和 XA-170K 将在 https://github.com/Dxhuang-CASIA/XA-SSL 上提供。</w:t>
+      </w:r>
+    </w:p>
+    <w:p>
+      <w:pPr>
+        <w:spacing w:before="120"/>
+      </w:pPr>
+      <w:r>
+        <w:rPr>
+          <w:rFonts w:ascii="Times New Roman" w:hAnsi="Times New Roman" w:eastAsia="宋体"/>
+          <w:b/>
+          <w:sz w:val="21"/>
+        </w:rPr>
+        <w:t>English Abstract:</w:t>
+      </w:r>
+    </w:p>
+    <w:p>
+      <w:r>
+        <w:rPr>
+          <w:rFonts w:ascii="Times New Roman" w:hAnsi="Times New Roman" w:eastAsia="宋体"/>
+          <w:sz w:val="21"/>
+        </w:rPr>
+        <w:t>X-ray angiography is the gold standard imaging modality for cardiovascular diseases. However, current deep learning approaches for X-ray angiogram analysis are severely constrained by the scarcity of annotated data. While large-scale self-supervised learning (SSL) has emerged as a promising solution, its potential in this domain remains largely unexplored, primarily due to the lack of effective SSL frameworks and large-scale datasets. To bridge this gap, we introduce a vascular anatomy-aware masked image modeling (VasoMIM) framework that explicitly integrates domain-specific anatomical knowledge. Specifically, VasoMIM comprises two key designs: an anatomy-guided masking strategy and an anatomical consistency loss. The former strategically masks vessel-containing patches to compel the model to learn robust vascular semantics, while the latter preserves structural consistency of vessels between original and reconstructed images, enhancing the discriminability of the learned representations. In conjunction with VasoMIM, we curate XA-170K, the largest X-ray angiogram pre-training dataset to date. We validate VasoMIM on four downstream tasks across six datasets, where it demonstrates superior transferability and achieves state-of-the-art performance compared to existing methods. These findings highlight the significant potential of VasoMIM as a foundation model for advancing a wide range of X-ray angiogram analysis tasks. VasoMIM and XA-170K will be available at https://github.com/Dxhuang-CASIA/XA-SSL.</w:t>
+      </w:r>
+    </w:p>
+    <w:p>
+      <w:r>
+        <w:rPr>
+          <w:rFonts w:ascii="Times New Roman" w:hAnsi="Times New Roman" w:eastAsia="宋体"/>
+          <w:sz w:val="21"/>
+        </w:rPr>
+        <w:t>__________________________________________________</w:t>
+      </w:r>
+    </w:p>
+    <w:p>
+      <w:pPr>
+        <w:pStyle w:val="Heading2"/>
+      </w:pPr>
+      <w:r/>
+      <w:r>
+        <w:rPr>
+          <w:rFonts w:ascii="Times New Roman" w:hAnsi="Times New Roman" w:eastAsia="宋体"/>
+          <w:b/>
+          <w:color w:val="000000"/>
+          <w:sz w:val="24"/>
+        </w:rPr>
+        <w:t>用于 PET 修复的监督辅助多模态融合扩散模型</w:t>
+      </w:r>
+    </w:p>
+    <w:p>
+      <w:r>
+        <w:rPr>
+          <w:rFonts w:ascii="Times New Roman" w:hAnsi="Times New Roman" w:eastAsia="宋体"/>
+          <w:b/>
+          <w:color w:val="003264"/>
+          <w:sz w:val="24"/>
+        </w:rPr>
+        <w:t>Supervise-assisted Multi-modality Fusion Diffusion Model for PET Restoration</w:t>
+      </w:r>
+    </w:p>
+    <w:p>
+      <w:r>
+        <w:rPr>
+          <w:rFonts w:ascii="Times New Roman" w:hAnsi="Times New Roman" w:eastAsia="宋体"/>
+          <w:sz w:val="21"/>
+        </w:rPr>
+        <w:t>作者: Ying Fu</w:t>
+        <w:br/>
+      </w:r>
+      <w:r>
+        <w:rPr>
+          <w:rFonts w:ascii="Times New Roman" w:hAnsi="Times New Roman" w:eastAsia="宋体"/>
+          <w:sz w:val="21"/>
+        </w:rPr>
+        <w:t xml:space="preserve">时间: 2026-02-12T04:06:48Z | </w:t>
+      </w:r>
+      <w:r>
+        <w:t xml:space="preserve">链接: </w:t>
+      </w:r>
+      <w:hyperlink r:id="rId144">
+        <w:r>
+          <w:rPr>
+            <w:rFonts w:ascii="Times New Roman" w:hAnsi="Times New Roman" w:eastAsia="宋体"/>
+            <w:color w:val="0000FF"/>
+            <w:sz w:val="21"/>
+            <w:u w:val="single"/>
+          </w:rPr>
+          <w:t>https://arxiv.org/abs/2602.11545v1</w:t>
+        </w:r>
+      </w:hyperlink>
+    </w:p>
+    <w:p>
+      <w:pPr>
+        <w:spacing w:before="120"/>
+      </w:pPr>
+      <w:r>
+        <w:rPr>
+          <w:rFonts w:ascii="Times New Roman" w:hAnsi="Times New Roman" w:eastAsia="宋体"/>
+          <w:b/>
+          <w:sz w:val="21"/>
+        </w:rPr>
+        <w:t>中文摘要:</w:t>
+      </w:r>
+    </w:p>
+    <w:p>
+      <w:pPr>
+        <w:ind w:firstLine="360"/>
+      </w:pPr>
+      <w:r>
+        <w:rPr>
+          <w:rFonts w:ascii="Times New Roman" w:hAnsi="Times New Roman" w:eastAsia="宋体"/>
+          <w:sz w:val="21"/>
+        </w:rPr>
+        <w:t>正电子发射断层扫描 (PET) 提供强大的功能成像，但涉及辐射暴露。通过降低放射性示踪剂剂量或扫描时间来减少这种暴露的努力可能会降低图像质量。虽然使用具有更清晰解剖信息的磁共振（MR）图像从低剂量PET（LPET）恢复标准剂量PET（SPET）是一种很有前途的方法，但它面临着多模态融合的结构和纹理不一致以及分布外（OOD）数据不匹配的挑战。在本文中，我们提出了一种监督辅助的多模态融合扩散模型（MFdiff）来解决高质量 PET 修复的这些挑战。首先，为了充分利用辅助MR图像而不在恢复图像中引入无关细节，设计了多模态特征融合模块来学习优化的融合特征。其次，以融合特征作为附加条件，基于扩散模型迭代生成高质量的SPET图像。此外，我们引入了一种两阶段监督辅助学习策略，该策略利用来自模拟分布数据集的广义先验和针对体内 OOD 数据定制的特定先验。实验表明，所提出的 MFdiff 可以有效地从多模态输入中恢复高质量的 SPET 图像，并且在定性和定量上都优于最先进的方法。</w:t>
+      </w:r>
+    </w:p>
+    <w:p>
+      <w:pPr>
+        <w:spacing w:before="120"/>
+      </w:pPr>
+      <w:r>
+        <w:rPr>
+          <w:rFonts w:ascii="Times New Roman" w:hAnsi="Times New Roman" w:eastAsia="宋体"/>
+          <w:b/>
+          <w:sz w:val="21"/>
+        </w:rPr>
+        <w:t>English Abstract:</w:t>
+      </w:r>
+    </w:p>
+    <w:p>
+      <w:r>
+        <w:rPr>
+          <w:rFonts w:ascii="Times New Roman" w:hAnsi="Times New Roman" w:eastAsia="宋体"/>
+          <w:sz w:val="21"/>
+        </w:rPr>
+        <w:t>Positron emission tomography (PET) offers powerful functional imaging but involves radiation exposure. Efforts to reduce this exposure by lowering the radiotracer dose or scan time can degrade image quality. While using magnetic resonance (MR) images with clearer anatomical information to restore standard-dose PET (SPET) from low-dose PET (LPET) is a promising approach, it faces challenges with the inconsistencies in the structure and texture of multi-modality fusion, as well as the mismatch in out-of-distribution (OOD) data. In this paper, we propose a supervise-assisted multi-modality fusion diffusion model (MFdiff) for addressing these challenges for high-quality PET restoration. Firstly, to fully utilize auxiliary MR images without introducing extraneous details in the restored image, a multi-modality feature fusion module is designed to learn an optimized fusion feature. Secondly, using the fusion feature as an additional condition, high-quality SPET images are iteratively generated based on the diffusion model. Furthermore, we introduce a two-stage supervise-assisted learning strategy that harnesses both generalized priors from simulated in-distribution datasets and specific priors tailored to in-vivo OOD data. Experiments demonstrate that the proposed MFdiff effectively restores high-quality SPET images from multi-modality inputs and outperforms state-of-the-art methods both qualitatively and quantitatively.</w:t>
+      </w:r>
+    </w:p>
+    <w:p>
+      <w:r>
+        <w:rPr>
+          <w:rFonts w:ascii="Times New Roman" w:hAnsi="Times New Roman" w:eastAsia="宋体"/>
+          <w:sz w:val="21"/>
+        </w:rPr>
+        <w:t>__________________________________________________</w:t>
+      </w:r>
+    </w:p>
+    <w:p>
+      <w:pPr>
+        <w:pStyle w:val="Heading2"/>
+      </w:pPr>
+      <w:r/>
+      <w:r>
+        <w:rPr>
+          <w:rFonts w:ascii="Times New Roman" w:hAnsi="Times New Roman" w:eastAsia="宋体"/>
+          <w:b/>
+          <w:color w:val="000000"/>
+          <w:sz w:val="24"/>
+        </w:rPr>
+        <w:t>通过生成压缩进行基于感知的图像去噪</w:t>
+      </w:r>
+    </w:p>
+    <w:p>
+      <w:r>
+        <w:rPr>
+          <w:rFonts w:ascii="Times New Roman" w:hAnsi="Times New Roman" w:eastAsia="宋体"/>
+          <w:b/>
+          <w:color w:val="003264"/>
+          <w:sz w:val="24"/>
+        </w:rPr>
+        <w:t>Perception-based Image Denoising via Generative Compression</w:t>
+      </w:r>
+    </w:p>
+    <w:p>
+      <w:r>
+        <w:rPr>
+          <w:rFonts w:ascii="Times New Roman" w:hAnsi="Times New Roman" w:eastAsia="宋体"/>
+          <w:sz w:val="21"/>
+        </w:rPr>
+        <w:t>作者: Bella Bose</w:t>
+        <w:br/>
+      </w:r>
+      <w:r>
+        <w:rPr>
+          <w:rFonts w:ascii="Times New Roman" w:hAnsi="Times New Roman" w:eastAsia="宋体"/>
+          <w:sz w:val="21"/>
+        </w:rPr>
+        <w:t xml:space="preserve">时间: 2026-02-12T04:21:26Z | </w:t>
+      </w:r>
+      <w:r>
+        <w:t xml:space="preserve">链接: </w:t>
+      </w:r>
+      <w:hyperlink r:id="rId145">
+        <w:r>
+          <w:rPr>
+            <w:rFonts w:ascii="Times New Roman" w:hAnsi="Times New Roman" w:eastAsia="宋体"/>
+            <w:color w:val="0000FF"/>
+            <w:sz w:val="21"/>
+            <w:u w:val="single"/>
+          </w:rPr>
+          <w:t>https://arxiv.org/abs/2602.11553v1</w:t>
+        </w:r>
+      </w:hyperlink>
+    </w:p>
+    <w:p>
+      <w:pPr>
+        <w:spacing w:before="120"/>
+      </w:pPr>
+      <w:r>
+        <w:rPr>
+          <w:rFonts w:ascii="Times New Roman" w:hAnsi="Times New Roman" w:eastAsia="宋体"/>
+          <w:b/>
+          <w:sz w:val="21"/>
+        </w:rPr>
+        <w:t>中文摘要:</w:t>
+      </w:r>
+    </w:p>
+    <w:p>
+      <w:pPr>
+        <w:ind w:firstLine="360"/>
+      </w:pPr>
+      <w:r>
+        <w:rPr>
+          <w:rFonts w:ascii="Times New Roman" w:hAnsi="Times New Roman" w:eastAsia="宋体"/>
+          <w:sz w:val="21"/>
+        </w:rPr>
+        <w:t>图像去噪旨在去除噪声，同时保留结构细节和感知真实感，但失真驱动的方法通常会产生过度平滑的重建，特别是在强噪声和分布偏移的情况下。本文提出了一种基于感知的去噪的生成压缩框架，其中通过从强制低复杂度结构的熵编码潜在表示重建来实现恢复，而生成解码器通过感知测量（例如学习感知图像块相似性（LPIPS）损失和 Wasserstein 距离）恢复真实纹理。引入了两个互补的实例：(i) 基于条件 Wasserstein GAN (WGAN) 的压缩降噪器，显式控制速率-失真-感知 (RDP) 权衡；(ii) 基于条件扩散的重建策略，在压缩潜值的指导下执行迭代降噪。我们进一步为加性高斯噪声下基于压缩的最大似然降噪器建立非渐近保证，包括重建误差和解码误差概率的界限。合成和真实噪声基准的实验表明，在保持有竞争力的失真性能的同时，感知得到了一致的改进。</w:t>
+      </w:r>
+    </w:p>
+    <w:p>
+      <w:pPr>
+        <w:spacing w:before="120"/>
+      </w:pPr>
+      <w:r>
+        <w:rPr>
+          <w:rFonts w:ascii="Times New Roman" w:hAnsi="Times New Roman" w:eastAsia="宋体"/>
+          <w:b/>
+          <w:sz w:val="21"/>
+        </w:rPr>
+        <w:t>English Abstract:</w:t>
+      </w:r>
+    </w:p>
+    <w:p>
+      <w:r>
+        <w:rPr>
+          <w:rFonts w:ascii="Times New Roman" w:hAnsi="Times New Roman" w:eastAsia="宋体"/>
+          <w:sz w:val="21"/>
+        </w:rPr>
+        <w:t>Image denoising aims to remove noise while preserving structural details and perceptual realism, yet distortion-driven methods often produce over-smoothed reconstructions, especially under strong noise and distribution shift. This paper proposes a generative compression framework for perception-based denoising, where restoration is achieved by reconstructing from entropy-coded latent representations that enforce low-complexity structure, while generative decoders recover realistic textures via perceptual measures such as learned perceptual image patch similarity (LPIPS) loss and Wasserstein distance. Two complementary instantiations are introduced: (i) a conditional Wasserstein GAN (WGAN)-based compression denoiser that explicitly controls the rate-distortion-perception (RDP) trade-off, and (ii) a conditional diffusion-based reconstruction strategy that performs iterative denoising guided by compressed latents. We further establish non-asymptotic guarantees for the compression-based maximum-likelihood denoiser under additive Gaussian noise, including bounds on reconstruction error and decoding error probability. Experiments on synthetic and real-noise benchmarks demonstrate consistent perceptual improvements while maintaining competitive distortion performance.</w:t>
+      </w:r>
+    </w:p>
+    <w:p>
+      <w:r>
+        <w:rPr>
+          <w:rFonts w:ascii="Times New Roman" w:hAnsi="Times New Roman" w:eastAsia="宋体"/>
+          <w:sz w:val="21"/>
+        </w:rPr>
+        <w:t>__________________________________________________</w:t>
+      </w:r>
+    </w:p>
+    <w:p>
+      <w:pPr>
+        <w:pStyle w:val="Heading2"/>
+      </w:pPr>
+      <w:r/>
+      <w:r>
+        <w:rPr>
+          <w:rFonts w:ascii="Times New Roman" w:hAnsi="Times New Roman" w:eastAsia="宋体"/>
+          <w:b/>
+          <w:color w:val="000000"/>
+          <w:sz w:val="24"/>
+        </w:rPr>
+        <w:t>灾难结构勘察总结的大型语言模型</w:t>
+      </w:r>
+    </w:p>
+    <w:p>
+      <w:r>
+        <w:rPr>
+          <w:rFonts w:ascii="Times New Roman" w:hAnsi="Times New Roman" w:eastAsia="宋体"/>
+          <w:b/>
+          <w:color w:val="003264"/>
+          <w:sz w:val="24"/>
+        </w:rPr>
+        <w:t>A Large Language Model for Disaster Structural Reconnaissance Summarization</w:t>
+      </w:r>
+    </w:p>
+    <w:p>
+      <w:r>
+        <w:rPr>
+          <w:rFonts w:ascii="Times New Roman" w:hAnsi="Times New Roman" w:eastAsia="宋体"/>
+          <w:sz w:val="21"/>
+        </w:rPr>
+        <w:t>作者: Khalid M. Mosalam</w:t>
+        <w:br/>
+      </w:r>
+      <w:r>
+        <w:rPr>
+          <w:rFonts w:ascii="Times New Roman" w:hAnsi="Times New Roman" w:eastAsia="宋体"/>
+          <w:sz w:val="21"/>
+        </w:rPr>
+        <w:t xml:space="preserve">时间: 2026-02-12T05:14:45Z | </w:t>
+      </w:r>
+      <w:r>
+        <w:t xml:space="preserve">链接: </w:t>
+      </w:r>
+      <w:hyperlink r:id="rId146">
+        <w:r>
+          <w:rPr>
+            <w:rFonts w:ascii="Times New Roman" w:hAnsi="Times New Roman" w:eastAsia="宋体"/>
+            <w:color w:val="0000FF"/>
+            <w:sz w:val="21"/>
+            <w:u w:val="single"/>
+          </w:rPr>
+          <w:t>https://arxiv.org/abs/2602.11588v1</w:t>
+        </w:r>
+      </w:hyperlink>
+    </w:p>
+    <w:p>
+      <w:pPr>
+        <w:spacing w:before="120"/>
+      </w:pPr>
+      <w:r>
+        <w:rPr>
+          <w:rFonts w:ascii="Times New Roman" w:hAnsi="Times New Roman" w:eastAsia="宋体"/>
+          <w:b/>
+          <w:sz w:val="21"/>
+        </w:rPr>
+        <w:t>中文摘要:</w:t>
+      </w:r>
+    </w:p>
+    <w:p>
+      <w:pPr>
+        <w:ind w:firstLine="360"/>
+      </w:pPr>
+      <w:r>
+        <w:rPr>
+          <w:rFonts w:ascii="Times New Roman" w:hAnsi="Times New Roman" w:eastAsia="宋体"/>
+          <w:sz w:val="21"/>
+        </w:rPr>
+        <w:t>人工智能（AI）辅助的基于视觉的结构健康监测（SHM）已成为通过分析图像和视频数据来监测和评估结构状况的有效方法。通过集成计算机视觉 (CV) 和深度学习 (DL)，基于视觉的 SHM 可以自动识别和定位与结构损伤相关的视觉模式。然而，以前的工作通常只生成离散的输出，例如损伤类别标签和损伤区域坐标，需要工程师进一步重新组织和分析这些结果以进行评估和决策。 2022 年末，大型语言模型 (LLM) 在多个领域变得流行，为基于人工智能辅助视觉的 SHM 提供了新的见解。在这项研究中，提出了一种基于LLM的新型灾害侦察总结（LLM-DRS）框架。它引入了一个标准的侦察计划，其中视觉数据和相应元数据的收集遵循精心设计的现场调查流程。然后，基于文本的元数据和基于图像的视觉数据被处理并集成为统一格式，其中训练有素的深度卷积神经网络提取关键属性，包括损坏状态、材料类型和损坏级别。最后，所有数据都通过精心设计的提示输入 LLM，使 LLM-DRS 能够根据聚合属性和元数据生成各个结构或受影响区域的摘要报告。结果表明，将法学硕士整合到基于视觉的健康管理中，特别是对于快速灾后勘察，显示出通过有效勘察提高建筑环境复原力的巨大潜力。</w:t>
+      </w:r>
+    </w:p>
+    <w:p>
+      <w:pPr>
+        <w:spacing w:before="120"/>
+      </w:pPr>
+      <w:r>
+        <w:rPr>
+          <w:rFonts w:ascii="Times New Roman" w:hAnsi="Times New Roman" w:eastAsia="宋体"/>
+          <w:b/>
+          <w:sz w:val="21"/>
+        </w:rPr>
+        <w:t>English Abstract:</w:t>
+      </w:r>
+    </w:p>
+    <w:p>
+      <w:r>
+        <w:rPr>
+          <w:rFonts w:ascii="Times New Roman" w:hAnsi="Times New Roman" w:eastAsia="宋体"/>
+          <w:sz w:val="21"/>
+        </w:rPr>
+        <w:t>Artificial Intelligence (AI)-aided vision-based Structural Health Monitoring (SHM) has emerged as an effective approach for monitoring and assessing structural condition by analyzing image and video data. By integrating Computer Vision (CV) and Deep Learning (DL), vision-based SHM can automatically identify and localize visual patterns associated with structural damage. However, previous works typically generate only discrete outputs, such as damage class labels and damage region coordinates, requiring engineers to further reorganize and analyze these results for evaluation and decision-making. In late 2022, Large Language Models (LLMs) became popular across multiple fields, providing new insights into AI-aided vision-based SHM. In this study, a novel LLM-based Disaster Reconnaissance Summarization (LLM-DRS) framework is proposed. It introduces a standard reconnaissance plan in which the collection of vision data and corresponding metadata follows a well-designed on-site investigation process. Text-based metadata and image-based vision data are then processed and integrated into a unified format, where well-trained Deep Convolutional Neural Networks extract key attributes, including damage state, material type, and damage level. Finally, all data are fed into an LLM with carefully designed prompts, enabling the LLM-DRS to generate summary reports for individual structures or affected regions based on aggregated attributes and metadata. Results show that integrating LLMs into vision-based SHM, particularly for rapid post-disaster reconnaissance, demonstrates promising potential for improving resilience of the built environment through effective reconnaissance.</w:t>
+      </w:r>
+    </w:p>
+    <w:p>
+      <w:r>
+        <w:rPr>
+          <w:rFonts w:ascii="Times New Roman" w:hAnsi="Times New Roman" w:eastAsia="宋体"/>
+          <w:sz w:val="21"/>
+        </w:rPr>
+        <w:t>__________________________________________________</w:t>
+      </w:r>
+    </w:p>
+    <w:p>
+      <w:pPr>
+        <w:pStyle w:val="Heading2"/>
+      </w:pPr>
+      <w:r/>
+      <w:r>
+        <w:rPr>
+          <w:rFonts w:ascii="Times New Roman" w:hAnsi="Times New Roman" w:eastAsia="宋体"/>
+          <w:b/>
+          <w:color w:val="000000"/>
+          <w:sz w:val="24"/>
+        </w:rPr>
+        <w:t>PLOT-CT：用于低剂量 CT 重建的预对数 Voronoi 分解辅助生成</w:t>
+      </w:r>
+    </w:p>
+    <w:p>
+      <w:r>
+        <w:rPr>
+          <w:rFonts w:ascii="Times New Roman" w:hAnsi="Times New Roman" w:eastAsia="宋体"/>
+          <w:b/>
+          <w:color w:val="003264"/>
+          <w:sz w:val="24"/>
+        </w:rPr>
+        <w:t>PLOT-CT: Pre-log Voronoi Decomposition Assisted Generation for Low-dose CT Reconstruction</w:t>
+      </w:r>
+    </w:p>
+    <w:p>
+      <w:r>
+        <w:rPr>
+          <w:rFonts w:ascii="Times New Roman" w:hAnsi="Times New Roman" w:eastAsia="宋体"/>
+          <w:sz w:val="21"/>
+        </w:rPr>
+        <w:t>作者: Qiegen Liu</w:t>
+        <w:br/>
+      </w:r>
+      <w:r>
+        <w:rPr>
+          <w:rFonts w:ascii="Times New Roman" w:hAnsi="Times New Roman" w:eastAsia="宋体"/>
+          <w:sz w:val="21"/>
+        </w:rPr>
+        <w:t xml:space="preserve">时间: 2026-02-12T06:20:23Z | </w:t>
+      </w:r>
+      <w:r>
+        <w:t xml:space="preserve">链接: </w:t>
+      </w:r>
+      <w:hyperlink r:id="rId147">
+        <w:r>
+          <w:rPr>
+            <w:rFonts w:ascii="Times New Roman" w:hAnsi="Times New Roman" w:eastAsia="宋体"/>
+            <w:color w:val="0000FF"/>
+            <w:sz w:val="21"/>
+            <w:u w:val="single"/>
+          </w:rPr>
+          <w:t>https://arxiv.org/abs/2602.11625v1</w:t>
+        </w:r>
+      </w:hyperlink>
+    </w:p>
+    <w:p>
+      <w:pPr>
+        <w:spacing w:before="120"/>
+      </w:pPr>
+      <w:r>
+        <w:rPr>
+          <w:rFonts w:ascii="Times New Roman" w:hAnsi="Times New Roman" w:eastAsia="宋体"/>
+          <w:b/>
+          <w:sz w:val="21"/>
+        </w:rPr>
+        <w:t>中文摘要:</w:t>
+      </w:r>
+    </w:p>
+    <w:p>
+      <w:pPr>
+        <w:ind w:firstLine="360"/>
+      </w:pPr>
+      <w:r>
+        <w:rPr>
+          <w:rFonts w:ascii="Times New Roman" w:hAnsi="Times New Roman" w:eastAsia="宋体"/>
+          <w:sz w:val="21"/>
+        </w:rPr>
+        <w:t>低剂量计算机断层扫描 (LDCT) 重建从根本上受到严重噪声和辐射照射减少下数据保真度受损的挑战。大多数现有方法要么在图像要么在对数后投影域中运行，无法充分利用对数前测量中丰富的结构信息，同时极易受到噪声的影响。必要的对数变换极大地放大了这些数据中的噪声，对重建精度提出了特殊的要求。为了克服这些挑战，我们提出了 PLOT-CT，这是一种用于 Pre-Log voronoi 分解辅助 CT 生成的新颖框架。我们的方法首先将 Voronoi 分解应用于预对数正弦图，将数据分解为不同的底层组件，这些组件嵌入到单独的潜在空间中。这种显式分解显着增强了模型学习判别特征的能力，通过减轻噪声和保留前日志域中固有的信息来直接提高重建精度。大量实验表明，PLOT-CT 实现了最先进的性能，在前对数域中的 1e4 入射光子水平上，PSNR 比传统方法提高了 2.36dB。</w:t>
+      </w:r>
+    </w:p>
+    <w:p>
+      <w:pPr>
+        <w:spacing w:before="120"/>
+      </w:pPr>
+      <w:r>
+        <w:rPr>
+          <w:rFonts w:ascii="Times New Roman" w:hAnsi="Times New Roman" w:eastAsia="宋体"/>
+          <w:b/>
+          <w:sz w:val="21"/>
+        </w:rPr>
+        <w:t>English Abstract:</w:t>
+      </w:r>
+    </w:p>
+    <w:p>
+      <w:r>
+        <w:rPr>
+          <w:rFonts w:ascii="Times New Roman" w:hAnsi="Times New Roman" w:eastAsia="宋体"/>
+          <w:sz w:val="21"/>
+        </w:rPr>
+        <w:t>Low-dose computed tomography (LDCT) reconstruction is fundamentally challenged by severe noise and compromised data fidelity under reduced radiation exposure. Most existing methods operate either in the image or post-log projection domain, which fails to fully exploit the rich structural information in pre-log measurements while being highly susceptible to noise. The requisite logarithmic transformation critically amplifies noise within these data, imposing exceptional demands on reconstruction precision. To overcome these challenges, we propose PLOT-CT, a novel framework for Pre-Log vOronoi decomposiTion-assisted CT generation. Our method begins by applying Voronoi decomposition to pre-log sinograms, disentangling the data into distinct underlying components, which are embedded in separate latent spaces. This explicit decomposition significantly enhances the model's capacity to learn discriminative features, directly improving reconstruction accuracy by mitigating noise and preserving information inherent in the pre-log domain. Extensive experiments demonstrate that PLOT-CT achieves state-of-the-art performance, attaining a 2.36dB PSNR improvement over traditional methods at the 1e4 incident photon level in the pre-log domain.</w:t>
+      </w:r>
+    </w:p>
+    <w:p>
+      <w:r>
+        <w:rPr>
+          <w:rFonts w:ascii="Times New Roman" w:hAnsi="Times New Roman" w:eastAsia="宋体"/>
+          <w:sz w:val="21"/>
+        </w:rPr>
+        <w:t>__________________________________________________</w:t>
+      </w:r>
+    </w:p>
+    <w:p>
+      <w:pPr>
+        <w:pStyle w:val="Heading2"/>
+      </w:pPr>
+      <w:r/>
+      <w:r>
+        <w:rPr>
+          <w:rFonts w:ascii="Times New Roman" w:hAnsi="Times New Roman" w:eastAsia="宋体"/>
+          <w:b/>
+          <w:color w:val="000000"/>
+          <w:sz w:val="24"/>
+        </w:rPr>
+        <w:t>PLESS：通过散布涂鸦增强伪标签以实现弱监督分割</w:t>
+      </w:r>
+    </w:p>
+    <w:p>
+      <w:r>
+        <w:rPr>
+          <w:rFonts w:ascii="Times New Roman" w:hAnsi="Times New Roman" w:eastAsia="宋体"/>
+          <w:b/>
+          <w:color w:val="003264"/>
+          <w:sz w:val="24"/>
+        </w:rPr>
+        <w:t>PLESS: Pseudo-Label Enhancement with Spreading Scribbles for Weakly Supervised Segmentation</w:t>
+      </w:r>
+    </w:p>
+    <w:p>
+      <w:r>
+        <w:rPr>
+          <w:rFonts w:ascii="Times New Roman" w:hAnsi="Times New Roman" w:eastAsia="宋体"/>
+          <w:sz w:val="21"/>
+        </w:rPr>
+        <w:t>作者: Irina Voiculescu</w:t>
+        <w:br/>
+      </w:r>
+      <w:r>
+        <w:rPr>
+          <w:rFonts w:ascii="Times New Roman" w:hAnsi="Times New Roman" w:eastAsia="宋体"/>
+          <w:sz w:val="21"/>
+        </w:rPr>
+        <w:t xml:space="preserve">时间: 2026-02-12T06:24:05Z | </w:t>
+      </w:r>
+      <w:r>
+        <w:t xml:space="preserve">链接: </w:t>
+      </w:r>
+      <w:hyperlink r:id="rId148">
+        <w:r>
+          <w:rPr>
+            <w:rFonts w:ascii="Times New Roman" w:hAnsi="Times New Roman" w:eastAsia="宋体"/>
+            <w:color w:val="0000FF"/>
+            <w:sz w:val="21"/>
+            <w:u w:val="single"/>
+          </w:rPr>
+          <w:t>https://arxiv.org/abs/2602.11628v1</w:t>
+        </w:r>
+      </w:hyperlink>
+    </w:p>
+    <w:p>
+      <w:pPr>
+        <w:spacing w:before="120"/>
+      </w:pPr>
+      <w:r>
+        <w:rPr>
+          <w:rFonts w:ascii="Times New Roman" w:hAnsi="Times New Roman" w:eastAsia="宋体"/>
+          <w:b/>
+          <w:sz w:val="21"/>
+        </w:rPr>
+        <w:t>中文摘要:</w:t>
+      </w:r>
+    </w:p>
+    <w:p>
+      <w:pPr>
+        <w:ind w:firstLine="360"/>
+      </w:pPr>
+      <w:r>
+        <w:rPr>
+          <w:rFonts w:ascii="Times New Roman" w:hAnsi="Times New Roman" w:eastAsia="宋体"/>
+          <w:sz w:val="21"/>
+        </w:rPr>
+        <w:t>带有涂鸦注释的弱监督学习使用稀疏的用户绘制笔画来指示一小部分像素上的分割标签。该注释降低了密集像素级标记的成本，但本质上受到噪声和不完整监督的影响。最近的医学图像分割中基于涂鸦的方法使用基于伪标签的训练解决了这一限制；然而，伪标签的质量仍然是关键的性能限制。我们提出了 PLESS，一种通用的伪标签增强策略，可以提高可靠性和空间一致性。它建立在将图像分层划分为空间相干区域的层次结构的基础上。 PLESS 传播涂鸦信息以细化语义一致区域内的伪标签。该框架与模型无关，并且可以轻松集成到现有的伪标签方法中。通过四种涂鸦监督算法对两个公共心脏 MRI 数据集（ACDC 和 MSCMRseg）进行的实验表明，分割准确性得到了持续改进。代码将在接受后在 GitHub 上提供。</w:t>
+      </w:r>
+    </w:p>
+    <w:p>
+      <w:pPr>
+        <w:spacing w:before="120"/>
+      </w:pPr>
+      <w:r>
+        <w:rPr>
+          <w:rFonts w:ascii="Times New Roman" w:hAnsi="Times New Roman" w:eastAsia="宋体"/>
+          <w:b/>
+          <w:sz w:val="21"/>
+        </w:rPr>
+        <w:t>English Abstract:</w:t>
+      </w:r>
+    </w:p>
+    <w:p>
+      <w:r>
+        <w:rPr>
+          <w:rFonts w:ascii="Times New Roman" w:hAnsi="Times New Roman" w:eastAsia="宋体"/>
+          <w:sz w:val="21"/>
+        </w:rPr>
+        <w:t>Weakly supervised learning with scribble annotations uses sparse user-drawn strokes to indicate segmentation labels on a small subset of pixels. This annotation reduces the cost of dense pixel-wise labeling, but suffers inherently from noisy and incomplete supervision. Recent scribble-based approaches in medical image segmentation address this limitation using pseudo-label-based training; however, the quality of the pseudo-labels remains a key performance limit. We propose PLESS, a generic pseudo-label enhancement strategy which improves reliability and spatial consistency. It builds on a hierarchical partitioning of the image into a hierarchy of spatially coherent regions. PLESS propagates scribble information to refine pseudo-labels within semantically coherent regions. The framework is model-agnostic and easily integrates into existing pseudo-label methods. Experiments on two public cardiac MRI datasets (ACDC and MSCMRseg) across four scribble-supervised algorithms show consistent improvements in segmentation accuracy. Code will be made available on GitHub upon acceptance.</w:t>
+      </w:r>
+    </w:p>
+    <w:p>
+      <w:r>
+        <w:rPr>
+          <w:rFonts w:ascii="Times New Roman" w:hAnsi="Times New Roman" w:eastAsia="宋体"/>
+          <w:sz w:val="21"/>
+        </w:rPr>
+        <w:t>__________________________________________________</w:t>
+      </w:r>
+    </w:p>
+    <w:p>
+      <w:pPr>
+        <w:pStyle w:val="Heading2"/>
+      </w:pPr>
+      <w:r/>
+      <w:r>
+        <w:rPr>
+          <w:rFonts w:ascii="Times New Roman" w:hAnsi="Times New Roman" w:eastAsia="宋体"/>
+          <w:b/>
+          <w:color w:val="000000"/>
+          <w:sz w:val="24"/>
+        </w:rPr>
+        <w:t>GR-扩散：全身 PET 重建中 3D 高斯表示与扩散的结合</w:t>
+      </w:r>
+    </w:p>
+    <w:p>
+      <w:r>
+        <w:rPr>
+          <w:rFonts w:ascii="Times New Roman" w:hAnsi="Times New Roman" w:eastAsia="宋体"/>
+          <w:b/>
+          <w:color w:val="003264"/>
+          <w:sz w:val="24"/>
+        </w:rPr>
+        <w:t>GR-Diffusion: 3D Gaussian Representation Meets Diffusion in Whole-Body PET Reconstruction</w:t>
+      </w:r>
+    </w:p>
+    <w:p>
+      <w:r>
+        <w:rPr>
+          <w:rFonts w:ascii="Times New Roman" w:hAnsi="Times New Roman" w:eastAsia="宋体"/>
+          <w:sz w:val="21"/>
+        </w:rPr>
+        <w:t>作者: Qiegen Liu</w:t>
+        <w:br/>
+      </w:r>
+      <w:r>
+        <w:rPr>
+          <w:rFonts w:ascii="Times New Roman" w:hAnsi="Times New Roman" w:eastAsia="宋体"/>
+          <w:sz w:val="21"/>
+        </w:rPr>
+        <w:t xml:space="preserve">时间: 2026-02-12T07:10:38Z | </w:t>
+      </w:r>
+      <w:r>
+        <w:t xml:space="preserve">链接: </w:t>
+      </w:r>
+      <w:hyperlink r:id="rId149">
+        <w:r>
+          <w:rPr>
+            <w:rFonts w:ascii="Times New Roman" w:hAnsi="Times New Roman" w:eastAsia="宋体"/>
+            <w:color w:val="0000FF"/>
+            <w:sz w:val="21"/>
+            <w:u w:val="single"/>
+          </w:rPr>
+          <w:t>https://arxiv.org/abs/2602.11653v1</w:t>
+        </w:r>
+      </w:hyperlink>
+    </w:p>
+    <w:p>
+      <w:pPr>
+        <w:spacing w:before="120"/>
+      </w:pPr>
+      <w:r>
+        <w:rPr>
+          <w:rFonts w:ascii="Times New Roman" w:hAnsi="Times New Roman" w:eastAsia="宋体"/>
+          <w:b/>
+          <w:sz w:val="21"/>
+        </w:rPr>
+        <w:t>中文摘要:</w:t>
+      </w:r>
+    </w:p>
+    <w:p>
+      <w:pPr>
+        <w:ind w:firstLine="360"/>
+      </w:pPr>
+      <w:r>
+        <w:rPr>
+          <w:rFonts w:ascii="Times New Roman" w:hAnsi="Times New Roman" w:eastAsia="宋体"/>
+          <w:sz w:val="21"/>
+        </w:rPr>
+        <w:t>正电子发射断层扫描 (PET) 重建是分子成像中的一项关键挑战，通常会受到噪声放大、结构模糊以及由于稀疏采样和逆问题的不适定性质导致的细节损失的阻碍。三维离散高斯表示 (GR) 使用参数化离散高斯分布有效地对 3D 场景进行编码，在计算机视觉领域展现出了良好的前景。在这项工作中，我们提出了一种新颖的 GR-Diffusion 框架，该框架将 GR 的几何先验与扩散模型的生成能力协同集成，用于 3D 低剂量全身 PET 重建。 GR-Diffusion 采用 GR 从投影数据生成参考 3D PET 图像，建立物理基础和结构明确的基准，克服传统基于点或基于体素的方法的低通限制。该参考图像在扩散过程中充当双重指导，确保全局一致性和局部准确性。具体来说，我们采用了基于GR参考的分层指导机制。细粒度指导利用差异来细化局部细节，而粗粒度指导则使用多尺度差异图来纠正偏差。该策略允许扩散模型顺序整合来自 GR 的强几何先验并恢复子体素信息。不同剂量水平的 UDPET 和临床数据集的实验结果表明，GR-Diffusion 在增强 3D 全身 PET 图像质量和保留生理细节方面优于最先进的方法。</w:t>
+      </w:r>
+    </w:p>
+    <w:p>
+      <w:pPr>
+        <w:spacing w:before="120"/>
+      </w:pPr>
+      <w:r>
+        <w:rPr>
+          <w:rFonts w:ascii="Times New Roman" w:hAnsi="Times New Roman" w:eastAsia="宋体"/>
+          <w:b/>
+          <w:sz w:val="21"/>
+        </w:rPr>
+        <w:t>English Abstract:</w:t>
+      </w:r>
+    </w:p>
+    <w:p>
+      <w:r>
+        <w:rPr>
+          <w:rFonts w:ascii="Times New Roman" w:hAnsi="Times New Roman" w:eastAsia="宋体"/>
+          <w:sz w:val="21"/>
+        </w:rPr>
+        <w:t>Positron emission tomography (PET) reconstruction is a critical challenge in molecular imaging, often hampered by noise amplification, structural blurring, and detail loss due to sparse sampling and the ill-posed nature of inverse problems. The three-dimensional discrete Gaussian representation (GR), which efficiently encodes 3D scenes using parameterized discrete Gaussian distributions, has shown promise in computer vision. In this work, we pro-pose a novel GR-Diffusion framework that synergistically integrates the geometric priors of GR with the generative power of diffusion models for 3D low-dose whole-body PET reconstruction. GR-Diffusion employs GR to generate a reference 3D PET image from projection data, establishing a physically grounded and structurally explicit benchmark that overcomes the low-pass limitations of conventional point-based or voxel-based methods. This reference image serves as a dual guide during the diffusion process, ensuring both global consistency and local accuracy. Specifically, we employ a hierarchical guidance mechanism based on the GR reference. Fine-grained guidance leverages differences to refine local details, while coarse-grained guidance uses multi-scale difference maps to correct deviations. This strategy allows the diffusion model to sequentially integrate the strong geometric prior from GR and recover sub-voxel information. Experimental results on the UDPET and Clinical datasets with varying dose levels show that GR-Diffusion outperforms state-of-the-art methods in enhancing 3D whole-body PET image quality and preserving physiological details.</w:t>
+      </w:r>
+    </w:p>
+    <w:p>
+      <w:r>
+        <w:rPr>
+          <w:rFonts w:ascii="Times New Roman" w:hAnsi="Times New Roman" w:eastAsia="宋体"/>
+          <w:sz w:val="21"/>
+        </w:rPr>
+        <w:t>__________________________________________________</w:t>
+      </w:r>
+    </w:p>
+    <w:p>
+      <w:pPr>
+        <w:pStyle w:val="Heading2"/>
+      </w:pPr>
+      <w:r/>
+      <w:r>
+        <w:rPr>
+          <w:rFonts w:ascii="Times New Roman" w:hAnsi="Times New Roman" w:eastAsia="宋体"/>
+          <w:b/>
+          <w:color w:val="000000"/>
+          <w:sz w:val="24"/>
+        </w:rPr>
+        <w:t>EmoSpace：用于生成沉浸式情感内容的细粒度情感原型学习</w:t>
+      </w:r>
+    </w:p>
+    <w:p>
+      <w:r>
+        <w:rPr>
+          <w:rFonts w:ascii="Times New Roman" w:hAnsi="Times New Roman" w:eastAsia="宋体"/>
+          <w:b/>
+          <w:color w:val="003264"/>
+          <w:sz w:val="24"/>
+        </w:rPr>
+        <w:t>EmoSpace: Fine-Grained Emotion Prototype Learning for Immersive Affective Content Generation</w:t>
+      </w:r>
+    </w:p>
+    <w:p>
+      <w:r>
+        <w:rPr>
+          <w:rFonts w:ascii="Times New Roman" w:hAnsi="Times New Roman" w:eastAsia="宋体"/>
+          <w:sz w:val="21"/>
+        </w:rPr>
+        <w:t>作者: Zeyu Wang</w:t>
+        <w:br/>
+      </w:r>
+      <w:r>
+        <w:rPr>
+          <w:rFonts w:ascii="Times New Roman" w:hAnsi="Times New Roman" w:eastAsia="宋体"/>
+          <w:sz w:val="21"/>
+        </w:rPr>
+        <w:t xml:space="preserve">时间: 2026-02-12T07:23:41Z | </w:t>
+      </w:r>
+      <w:r>
+        <w:t xml:space="preserve">链接: </w:t>
+      </w:r>
+      <w:hyperlink r:id="rId150">
+        <w:r>
+          <w:rPr>
+            <w:rFonts w:ascii="Times New Roman" w:hAnsi="Times New Roman" w:eastAsia="宋体"/>
+            <w:color w:val="0000FF"/>
+            <w:sz w:val="21"/>
+            <w:u w:val="single"/>
+          </w:rPr>
+          <w:t>https://arxiv.org/abs/2602.11658v1</w:t>
+        </w:r>
+      </w:hyperlink>
+    </w:p>
+    <w:p>
+      <w:pPr>
+        <w:spacing w:before="120"/>
+      </w:pPr>
+      <w:r>
+        <w:rPr>
+          <w:rFonts w:ascii="Times New Roman" w:hAnsi="Times New Roman" w:eastAsia="宋体"/>
+          <w:b/>
+          <w:sz w:val="21"/>
+        </w:rPr>
+        <w:t>中文摘要:</w:t>
+      </w:r>
+    </w:p>
+    <w:p>
+      <w:pPr>
+        <w:ind w:firstLine="360"/>
+      </w:pPr>
+      <w:r>
+        <w:rPr>
+          <w:rFonts w:ascii="Times New Roman" w:hAnsi="Times New Roman" w:eastAsia="宋体"/>
+          <w:sz w:val="21"/>
+        </w:rPr>
+        <w:t>情感对于创建引人入胜的虚拟现实 (VR) 内容非常重要。尽管一些生成方法已被用来降低创建情感丰富的内容的障碍，但它们无法捕捉细致入微的情感语义和沉浸式体验所必需的细粒度控制。为了解决这些限制，我们引入了 EmoSpace，这是一种用于情感感知内容生成的新颖框架，它通过视觉语言对齐来学习动态、可解释的情感原型。我们采用分层情感表示，具有丰富的可学习原型，这些原型在训练过程中不断演变，无需明确的情感标签即可实现细粒度的情感控制。我们开发了一个可控的生成管道，具有多原型引导、时间混合和注意力重新加权等功能，支持多种应用，包括情感图像外画、风格化生成和 VR 环境的情感全景生成。我们的实验证明了 EmoSpace 在定性和定量评估方面均优于现有方法。此外，我们还开展了一项全面的用户研究，调查与桌面设置相比，VR 环境如何影响情绪感知。我们的工作通过精细的情感控制促进沉浸式视觉内容的生成，并支持治疗、教育、讲故事、艺术创作和文化保护等应用。代码和模型将公开。</w:t>
+      </w:r>
+    </w:p>
+    <w:p>
+      <w:pPr>
+        <w:spacing w:before="120"/>
+      </w:pPr>
+      <w:r>
+        <w:rPr>
+          <w:rFonts w:ascii="Times New Roman" w:hAnsi="Times New Roman" w:eastAsia="宋体"/>
+          <w:b/>
+          <w:sz w:val="21"/>
+        </w:rPr>
+        <w:t>English Abstract:</w:t>
+      </w:r>
+    </w:p>
+    <w:p>
+      <w:r>
+        <w:rPr>
+          <w:rFonts w:ascii="Times New Roman" w:hAnsi="Times New Roman" w:eastAsia="宋体"/>
+          <w:sz w:val="21"/>
+        </w:rPr>
+        <w:t>Emotion is important for creating compelling virtual reality (VR) content. Although some generative methods have been applied to lower the barrier to creating emotionally rich content, they fail to capture the nuanced emotional semantics and the fine-grained control essential for immersive experiences. To address these limitations, we introduce EmoSpace, a novel framework for emotion-aware content generation that learns dynamic, interpretable emotion prototypes through vision-language alignment. We employ a hierarchical emotion representation with rich learnable prototypes that evolve during training, enabling fine-grained emotional control without requiring explicit emotion labels. We develop a controllable generation pipeline featuring multi-prototype guidance, temporal blending, and attention reweighting that supports diverse applications, including emotional image outpainting, stylized generation, and emotional panorama generation for VR environments. Our experiments demonstrate the superior performance of EmoSpace over existing methods in both qualitative and quantitative evaluations. Additionally, we present a comprehensive user study investigating how VR environments affect emotional perception compared to desktop settings. Our work facilitates immersive visual content generation with fine-grained emotion control and supports applications like therapy, education, storytelling, artistic creation, and cultural preservation. Code and models will be made publicly available.</w:t>
+      </w:r>
+    </w:p>
+    <w:p>
+      <w:r>
+        <w:rPr>
+          <w:rFonts w:ascii="Times New Roman" w:hAnsi="Times New Roman" w:eastAsia="宋体"/>
+          <w:sz w:val="21"/>
+        </w:rPr>
+        <w:t>__________________________________________________</w:t>
+      </w:r>
+    </w:p>
+    <w:p>
+      <w:pPr>
+        <w:pStyle w:val="Heading2"/>
+      </w:pPr>
+      <w:r/>
+      <w:r>
+        <w:rPr>
+          <w:rFonts w:ascii="Times New Roman" w:hAnsi="Times New Roman" w:eastAsia="宋体"/>
+          <w:b/>
+          <w:color w:val="000000"/>
+          <w:sz w:val="24"/>
+        </w:rPr>
+        <w:t>Clutt3R-Seg：稀疏视图 3D 实例分割，用于杂乱场景中基于语言的抓取</w:t>
+      </w:r>
+    </w:p>
+    <w:p>
+      <w:r>
+        <w:rPr>
+          <w:rFonts w:ascii="Times New Roman" w:hAnsi="Times New Roman" w:eastAsia="宋体"/>
+          <w:b/>
+          <w:color w:val="003264"/>
+          <w:sz w:val="24"/>
+        </w:rPr>
+        <w:t>Clutt3R-Seg: Sparse-view 3D Instance Segmentation for Language-grounded Grasping in Cluttered Scenes</w:t>
+      </w:r>
+    </w:p>
+    <w:p>
+      <w:r>
+        <w:rPr>
+          <w:rFonts w:ascii="Times New Roman" w:hAnsi="Times New Roman" w:eastAsia="宋体"/>
+          <w:sz w:val="21"/>
+        </w:rPr>
+        <w:t>作者: Ayoung Kim</w:t>
+        <w:br/>
+      </w:r>
+      <w:r>
+        <w:rPr>
+          <w:rFonts w:ascii="Times New Roman" w:hAnsi="Times New Roman" w:eastAsia="宋体"/>
+          <w:sz w:val="21"/>
+        </w:rPr>
+        <w:t xml:space="preserve">时间: 2026-02-12T07:25:52Z | </w:t>
+      </w:r>
+      <w:r>
+        <w:t xml:space="preserve">链接: </w:t>
+      </w:r>
+      <w:hyperlink r:id="rId151">
+        <w:r>
+          <w:rPr>
+            <w:rFonts w:ascii="Times New Roman" w:hAnsi="Times New Roman" w:eastAsia="宋体"/>
+            <w:color w:val="0000FF"/>
+            <w:sz w:val="21"/>
+            <w:u w:val="single"/>
+          </w:rPr>
+          <w:t>https://arxiv.org/abs/2602.11660v1</w:t>
+        </w:r>
+      </w:hyperlink>
+    </w:p>
+    <w:p>
+      <w:pPr>
+        <w:spacing w:before="120"/>
+      </w:pPr>
+      <w:r>
+        <w:rPr>
+          <w:rFonts w:ascii="Times New Roman" w:hAnsi="Times New Roman" w:eastAsia="宋体"/>
+          <w:b/>
+          <w:sz w:val="21"/>
+        </w:rPr>
+        <w:t>中文摘要:</w:t>
+      </w:r>
+    </w:p>
+    <w:p>
+      <w:pPr>
+        <w:ind w:firstLine="360"/>
+      </w:pPr>
+      <w:r>
+        <w:rPr>
+          <w:rFonts w:ascii="Times New Roman" w:hAnsi="Times New Roman" w:eastAsia="宋体"/>
+          <w:sz w:val="21"/>
+        </w:rPr>
+        <w:t>可靠的 3D 实例分割是基于语言的机器人操作的基础。它的关键应用在于杂乱的环境中，在这些环境中，遮挡、有限的视角和嘈杂的面具会降低感知。为了应对这些挑战，我们提出了 Clutt3R-Seg，这是一种零样本管道，用于在杂乱场景中进行基于语言的抓取的鲁棒 3D 实例分割。我们的关键思想是引入语义线索的分层实例树。与之前尝试细化噪声掩模的方法不同，我们的方法利用它们作为信息线索：通过跨视图分组和条件替换，树抑制过度分割和分割不足，产生视图一致的掩模和强大的 3D 实例。每个实例都丰富了开放词汇语义嵌入，可以从自然语言指令中准确选择目标。为了处理多阶段任务期间的场景变化，我们进一步引入了一致性感知更新，该更新仅保留单个交互后图像的实例对应关系，从而无需重新扫描即可实现高效适应。 Clutt3R-Seg 在合成数据集和真实数据集上进行评估，并在真实机器人上进行验证。在所有设置中，它在杂乱和稀疏视图场景中始终优于最先进的基线。即使在最具挑战性的重杂乱序列上，Clutt3R-Seg 也能达到 61.66 的 AP@25，比基线高出 2.2 倍以上，并且在仅使用 4 个输入视图的情况下，它就超过了具有 8 个视图的 MaskClustering 2 倍以上。该代码位于：https://github.com/jeonghonoh/clutt3r-seg。</w:t>
+      </w:r>
+    </w:p>
+    <w:p>
+      <w:pPr>
+        <w:spacing w:before="120"/>
+      </w:pPr>
+      <w:r>
+        <w:rPr>
+          <w:rFonts w:ascii="Times New Roman" w:hAnsi="Times New Roman" w:eastAsia="宋体"/>
+          <w:b/>
+          <w:sz w:val="21"/>
+        </w:rPr>
+        <w:t>English Abstract:</w:t>
+      </w:r>
+    </w:p>
+    <w:p>
+      <w:r>
+        <w:rPr>
+          <w:rFonts w:ascii="Times New Roman" w:hAnsi="Times New Roman" w:eastAsia="宋体"/>
+          <w:sz w:val="21"/>
+        </w:rPr>
+        <w:t>Reliable 3D instance segmentation is fundamental to language-grounded robotic manipulation. Its critical application lies in cluttered environments, where occlusions, limited viewpoints, and noisy masks degrade perception. To address these challenges, we present Clutt3R-Seg, a zero-shot pipeline for robust 3D instance segmentation for language-grounded grasping in cluttered scenes. Our key idea is to introduce a hierarchical instance tree of semantic cues. Unlike prior approaches that attempt to refine noisy masks, our method leverages them as informative cues: through cross-view grouping and conditional substitution, the tree suppresses over- and under-segmentation, yielding view-consistent masks and robust 3D instances. Each instance is enriched with open-vocabulary semantic embeddings, enabling accurate target selection from natural language instructions. To handle scene changes during multi-stage tasks, we further introduce a consistency-aware update that preserves instance correspondences from only a single post-interaction image, allowing efficient adaptation without rescanning. Clutt3R-Seg is evaluated on both synthetic and real-world datasets, and validated on a real robot. Across all settings, it consistently outperforms state-of-the-art baselines in cluttered and sparse-view scenarios. Even on the most challenging heavy-clutter sequences, Clutt3R-Seg achieves an AP@25 of 61.66, over 2.2x higher than baselines, and with only four input views it surpasses MaskClustering with eight views by more than 2x. The code is available at: https://github.com/jeonghonoh/clutt3r-seg.</w:t>
+      </w:r>
+    </w:p>
+    <w:p>
+      <w:r>
+        <w:rPr>
+          <w:rFonts w:ascii="Times New Roman" w:hAnsi="Times New Roman" w:eastAsia="宋体"/>
+          <w:sz w:val="21"/>
+        </w:rPr>
+        <w:t>__________________________________________________</w:t>
+      </w:r>
+    </w:p>
+    <w:p>
+      <w:pPr>
+        <w:pStyle w:val="Heading2"/>
+      </w:pPr>
+      <w:r/>
+      <w:r>
+        <w:rPr>
+          <w:rFonts w:ascii="Times New Roman" w:hAnsi="Times New Roman" w:eastAsia="宋体"/>
+          <w:b/>
+          <w:color w:val="000000"/>
+          <w:sz w:val="24"/>
+        </w:rPr>
+        <w:t>通过颈挂式摄像头进行自我中心注视估计</w:t>
+      </w:r>
+    </w:p>
+    <w:p>
+      <w:r>
+        <w:rPr>
+          <w:rFonts w:ascii="Times New Roman" w:hAnsi="Times New Roman" w:eastAsia="宋体"/>
+          <w:b/>
+          <w:color w:val="003264"/>
+          <w:sz w:val="24"/>
+        </w:rPr>
+        <w:t>Egocentric Gaze Estimation via Neck-Mounted Camera</w:t>
+      </w:r>
+    </w:p>
+    <w:p>
+      <w:r>
+        <w:rPr>
+          <w:rFonts w:ascii="Times New Roman" w:hAnsi="Times New Roman" w:eastAsia="宋体"/>
+          <w:sz w:val="21"/>
+        </w:rPr>
+        <w:t>作者: Yoichi Sato</w:t>
+        <w:br/>
+      </w:r>
+      <w:r>
+        <w:rPr>
+          <w:rFonts w:ascii="Times New Roman" w:hAnsi="Times New Roman" w:eastAsia="宋体"/>
+          <w:sz w:val="21"/>
+        </w:rPr>
+        <w:t xml:space="preserve">时间: 2026-02-12T07:41:27Z | </w:t>
+      </w:r>
+      <w:r>
+        <w:t xml:space="preserve">链接: </w:t>
+      </w:r>
+      <w:hyperlink r:id="rId152">
+        <w:r>
+          <w:rPr>
+            <w:rFonts w:ascii="Times New Roman" w:hAnsi="Times New Roman" w:eastAsia="宋体"/>
+            <w:color w:val="0000FF"/>
+            <w:sz w:val="21"/>
+            <w:u w:val="single"/>
+          </w:rPr>
+          <w:t>https://arxiv.org/abs/2602.11669v1</w:t>
+        </w:r>
+      </w:hyperlink>
+    </w:p>
+    <w:p>
+      <w:pPr>
+        <w:spacing w:before="120"/>
+      </w:pPr>
+      <w:r>
+        <w:rPr>
+          <w:rFonts w:ascii="Times New Roman" w:hAnsi="Times New Roman" w:eastAsia="宋体"/>
+          <w:b/>
+          <w:sz w:val="21"/>
+        </w:rPr>
+        <w:t>中文摘要:</w:t>
+      </w:r>
+    </w:p>
+    <w:p>
+      <w:pPr>
+        <w:ind w:firstLine="360"/>
+      </w:pPr>
+      <w:r>
+        <w:rPr>
+          <w:rFonts w:ascii="Times New Roman" w:hAnsi="Times New Roman" w:eastAsia="宋体"/>
+          <w:sz w:val="21"/>
+        </w:rPr>
+        <w:t>本文介绍了颈挂式视图注视估计，这是一项从颈挂式相机角度估计用户注视的新任务。先前关于以自我为中心的注视估计的工作，可预测设备佩戴者在相机视野内的注视位置，主要集中在头戴式相机上，而其他视点仍未得到充分探索。为了弥补这一差距，我们收集了该任务的第一个数据集，其中包括从 8 名参与者在日常活动中收集的大约 4 小时的视频。我们在新数据集上评估了基于变压器的注视估计模型 GLC，并提出了两个扩展：辅助注视出界分类任务和多视图协同学习方法，该方法使用几何感知辅助损失联合训练头视图和颈视图模型。实验结果表明，与标准微调相比，结合凝视出界分类可以提高性能，而共同学习方法不会产生收益。我们进一步分析这些结果并讨论对颈挂式凝视估计的影响。</w:t>
+      </w:r>
+    </w:p>
+    <w:p>
+      <w:pPr>
+        <w:spacing w:before="120"/>
+      </w:pPr>
+      <w:r>
+        <w:rPr>
+          <w:rFonts w:ascii="Times New Roman" w:hAnsi="Times New Roman" w:eastAsia="宋体"/>
+          <w:b/>
+          <w:sz w:val="21"/>
+        </w:rPr>
+        <w:t>English Abstract:</w:t>
+      </w:r>
+    </w:p>
+    <w:p>
+      <w:r>
+        <w:rPr>
+          <w:rFonts w:ascii="Times New Roman" w:hAnsi="Times New Roman" w:eastAsia="宋体"/>
+          <w:sz w:val="21"/>
+        </w:rPr>
+        <w:t>This paper introduces neck-mounted view gaze estimation, a new task that estimates user gaze from the neck-mounted camera perspective. Prior work on egocentric gaze estimation, which predicts device wearer's gaze location within the camera's field of view, mainly focuses on head-mounted cameras while alternative viewpoints remain underexplored. To bridge this gap, we collect the first dataset for this task, consisting of approximately 4 hours of video collected from 8 participants during everyday activities. We evaluate a transformer-based gaze estimation model, GLC, on the new dataset and propose two extensions: an auxiliary gaze out-of-bound classification task and a multi-view co-learning approach that jointly trains head-view and neck-view models using a geometry-aware auxiliary loss. Experimental results show that incorporating gaze out-of-bound classification improves performance over standard fine-tuning, while the co-learning approach does not yield gains. We further analyze these results and discuss implications for neck-mounted gaze estimation.</w:t>
+      </w:r>
+    </w:p>
+    <w:p>
+      <w:r>
+        <w:rPr>
+          <w:rFonts w:ascii="Times New Roman" w:hAnsi="Times New Roman" w:eastAsia="宋体"/>
+          <w:sz w:val="21"/>
+        </w:rPr>
+        <w:t>__________________________________________________</w:t>
+      </w:r>
+    </w:p>
+    <w:p>
+      <w:pPr>
+        <w:pStyle w:val="Heading2"/>
+      </w:pPr>
+      <w:r/>
+      <w:r>
+        <w:rPr>
+          <w:rFonts w:ascii="Times New Roman" w:hAnsi="Times New Roman" w:eastAsia="宋体"/>
+          <w:b/>
+          <w:color w:val="000000"/>
+          <w:sz w:val="24"/>
+        </w:rPr>
+        <w:t>OMEGA-Avatar：360°高斯头像的一次性建模</w:t>
+      </w:r>
+    </w:p>
+    <w:p>
+      <w:r>
+        <w:rPr>
+          <w:rFonts w:ascii="Times New Roman" w:hAnsi="Times New Roman" w:eastAsia="宋体"/>
+          <w:b/>
+          <w:color w:val="003264"/>
+          <w:sz w:val="24"/>
+        </w:rPr>
+        <w:t>OMEGA-Avatar: One-shot Modeling of 360° Gaussian Avatars</w:t>
+      </w:r>
+    </w:p>
+    <w:p>
+      <w:r>
+        <w:rPr>
+          <w:rFonts w:ascii="Times New Roman" w:hAnsi="Times New Roman" w:eastAsia="宋体"/>
+          <w:sz w:val="21"/>
+        </w:rPr>
+        <w:t>作者: Peter Wonka</w:t>
+        <w:br/>
+      </w:r>
+      <w:r>
+        <w:rPr>
+          <w:rFonts w:ascii="Times New Roman" w:hAnsi="Times New Roman" w:eastAsia="宋体"/>
+          <w:sz w:val="21"/>
+        </w:rPr>
+        <w:t xml:space="preserve">时间: 2026-02-12T08:16:38Z | </w:t>
+      </w:r>
+      <w:r>
+        <w:t xml:space="preserve">链接: </w:t>
+      </w:r>
+      <w:hyperlink r:id="rId153">
+        <w:r>
+          <w:rPr>
+            <w:rFonts w:ascii="Times New Roman" w:hAnsi="Times New Roman" w:eastAsia="宋体"/>
+            <w:color w:val="0000FF"/>
+            <w:sz w:val="21"/>
+            <w:u w:val="single"/>
+          </w:rPr>
+          <w:t>https://arxiv.org/abs/2602.11693v1</w:t>
+        </w:r>
+      </w:hyperlink>
+    </w:p>
+    <w:p>
+      <w:pPr>
+        <w:spacing w:before="120"/>
+      </w:pPr>
+      <w:r>
+        <w:rPr>
+          <w:rFonts w:ascii="Times New Roman" w:hAnsi="Times New Roman" w:eastAsia="宋体"/>
+          <w:b/>
+          <w:sz w:val="21"/>
+        </w:rPr>
+        <w:t>中文摘要:</w:t>
+      </w:r>
+    </w:p>
+    <w:p>
+      <w:pPr>
+        <w:ind w:firstLine="360"/>
+      </w:pPr>
+      <w:r>
+        <w:rPr>
+          <w:rFonts w:ascii="Times New Roman" w:hAnsi="Times New Roman" w:eastAsia="宋体"/>
+          <w:sz w:val="21"/>
+        </w:rPr>
+        <w:t>从单个图像创建高保真、可动画的 3D 头像仍然是一项艰巨的挑战。我们确定了头像生成的三个理想属性：1）该方法应该是前馈的，2）对 360° 全头进行建模，3）应该准备好动画。然而，当前的工作仅同时解决这三点中的两点。为了解决这些限制，我们提出了 OMEGA-Avatar，这是第一个前馈框架，它可以从单个图像同时生成可概括的、360°完整的、可动画的 3D 高斯头部。从前馈和动画框架开始，我们通过两个新颖的组件解决了 360° 全头头像生成问题。首先，为了克服全头头像生成中糟糕的头发建模问题，我们引入了语义感知网格变形模块，该模块集成了多视图法线来优化带有头发的 FLAME 头部，同时保留其拓扑结构。其次，为了实现全头特征的有效前馈解码，我们提出了一种多视图特征泼溅模块，该模块通过可微分双线性泼溅、分层 UV 映射和可见性感知融合，从多个视图的特征构建共享规范 UV 表示。这种方法保留了所有视点的全局结构连贯性和局部高频细节，确保 360° 一致性，而无需针对每个实例进行优化。大量实验表明，OMEGA-Avatar 实现了最先进的性能，在 360° 全头完整性方面显着优于现有基准，同时在不同视点之间稳健地保持身份。</w:t>
+      </w:r>
+    </w:p>
+    <w:p>
+      <w:pPr>
+        <w:spacing w:before="120"/>
+      </w:pPr>
+      <w:r>
+        <w:rPr>
+          <w:rFonts w:ascii="Times New Roman" w:hAnsi="Times New Roman" w:eastAsia="宋体"/>
+          <w:b/>
+          <w:sz w:val="21"/>
+        </w:rPr>
+        <w:t>English Abstract:</w:t>
+      </w:r>
+    </w:p>
+    <w:p>
+      <w:r>
+        <w:rPr>
+          <w:rFonts w:ascii="Times New Roman" w:hAnsi="Times New Roman" w:eastAsia="宋体"/>
+          <w:sz w:val="21"/>
+        </w:rPr>
+        <w:t>Creating high-fidelity, animatable 3D avatars from a single image remains a formidable challenge. We identified three desirable attributes of avatar generation: 1) the method should be feed-forward, 2) model a 360° full-head, and 3) should be animation-ready. However, current work addresses only two of the three points simultaneously. To address these limitations, we propose OMEGA-Avatar, the first feed-forward framework that simultaneously generates a generalizable, 360°-complete, and animatable 3D Gaussian head from a single image. Starting from a feed-forward and animatable framework, we address the 360° full-head avatar generation problem with two novel components. First, to overcome poor hair modeling in full-head avatar generation, we introduce a semantic-aware mesh deformation module that integrates multi-view normals to optimize a FLAME head with hair while preserving its topology structure. Second, to enable effective feed-forward decoding of full-head features, we propose a multi-view feature splatting module that constructs a shared canonical UV representation from features across multiple views through differentiable bilinear splatting, hierarchical UV mapping, and visibility-aware fusion. This approach preserves both global structural coherence and local high-frequency details across all viewpoints, ensuring 360° consistency without per-instance optimization. Extensive experiments demonstrate that OMEGA-Avatar achieves state-of-the-art performance, significantly outperforming existing baselines in 360° full-head completeness while robustly preserving identity across different viewpoints.</w:t>
+      </w:r>
+    </w:p>
+    <w:p>
+      <w:r>
+        <w:rPr>
+          <w:rFonts w:ascii="Times New Roman" w:hAnsi="Times New Roman" w:eastAsia="宋体"/>
+          <w:sz w:val="21"/>
+        </w:rPr>
+        <w:t>__________________________________________________</w:t>
+      </w:r>
+    </w:p>
+    <w:p>
+      <w:pPr>
+        <w:pStyle w:val="Heading2"/>
+      </w:pPr>
+      <w:r/>
+      <w:r>
+        <w:rPr>
+          <w:rFonts w:ascii="Times New Roman" w:hAnsi="Times New Roman" w:eastAsia="宋体"/>
+          <w:b/>
+          <w:color w:val="000000"/>
+          <w:sz w:val="24"/>
+        </w:rPr>
+        <w:t>用于大脑 DSA 合成的语义条件扩散模型</w:t>
+      </w:r>
+    </w:p>
+    <w:p>
+      <w:r>
+        <w:rPr>
+          <w:rFonts w:ascii="Times New Roman" w:hAnsi="Times New Roman" w:eastAsia="宋体"/>
+          <w:b/>
+          <w:color w:val="003264"/>
+          <w:sz w:val="24"/>
+        </w:rPr>
+        <w:t>Semantically Conditioned Diffusion Models for Cerebral DSA Synthesis</w:t>
+      </w:r>
+    </w:p>
+    <w:p>
+      <w:r>
+        <w:rPr>
+          <w:rFonts w:ascii="Times New Roman" w:hAnsi="Times New Roman" w:eastAsia="宋体"/>
+          <w:sz w:val="21"/>
+        </w:rPr>
+        <w:t>作者: Máté E. Maros</w:t>
+        <w:br/>
+      </w:r>
+      <w:r>
+        <w:rPr>
+          <w:rFonts w:ascii="Times New Roman" w:hAnsi="Times New Roman" w:eastAsia="宋体"/>
+          <w:sz w:val="21"/>
+        </w:rPr>
+        <w:t xml:space="preserve">时间: 2026-02-12T08:31:00Z | </w:t>
+      </w:r>
+      <w:r>
+        <w:t xml:space="preserve">链接: </w:t>
+      </w:r>
+      <w:hyperlink r:id="rId154">
+        <w:r>
+          <w:rPr>
+            <w:rFonts w:ascii="Times New Roman" w:hAnsi="Times New Roman" w:eastAsia="宋体"/>
+            <w:color w:val="0000FF"/>
+            <w:sz w:val="21"/>
+            <w:u w:val="single"/>
+          </w:rPr>
+          <w:t>https://arxiv.org/abs/2602.11703v1</w:t>
+        </w:r>
+      </w:hyperlink>
+    </w:p>
+    <w:p>
+      <w:pPr>
+        <w:spacing w:before="120"/>
+      </w:pPr>
+      <w:r>
+        <w:rPr>
+          <w:rFonts w:ascii="Times New Roman" w:hAnsi="Times New Roman" w:eastAsia="宋体"/>
+          <w:b/>
+          <w:sz w:val="21"/>
+        </w:rPr>
+        <w:t>中文摘要:</w:t>
+      </w:r>
+    </w:p>
+    <w:p>
+      <w:pPr>
+        <w:ind w:firstLine="360"/>
+      </w:pPr>
+      <w:r>
+        <w:rPr>
+          <w:rFonts w:ascii="Times New Roman" w:hAnsi="Times New Roman" w:eastAsia="宋体"/>
+          <w:sz w:val="21"/>
+        </w:rPr>
+        <w:t>数字减影血管造影（DSA）在脑血管疾病的诊断和治疗中发挥着核心作用，但其侵入性和高昂的采集成本严重限制了大规模数据收集和公共数据共享。因此，我们开发了一种语义条件潜伏扩散模型 (LDM)，该模型在解剖循环（前 vs.\后）和规范 C 臂位置的明确控制下合成动脉期脑 DSA 框架。我们策划了一个包含 99,349 帧的大型单中心 DSA 数据集，并使用编码解剖结构和采集几何的文本嵌入来训练条件 LDM。为了评估临床真实性，四位医学专家，包括两名神经放射科医生、一名神经外科医生和一名内科专家，使用 5 级李克特量表系统地评估了 400 张合成 DSA 图像，以评估近端大、中、小外周血管。生成的图像获得了从 3.1 到 3.3 的图像整体 Likert 分数，具有较高的评分者间可靠性 (ICC(2,k) = 0.80--0.87）。 15.27 的低中值 Fréchet 起始距离 (FID) 支持与真实 DSA 帧的分布相似性。我们的结果表明，语义控制的 LDM 可以生成适合下游算法开发、研究和训练的真实合成 DSA。</w:t>
+      </w:r>
+    </w:p>
+    <w:p>
+      <w:pPr>
+        <w:spacing w:before="120"/>
+      </w:pPr>
+      <w:r>
+        <w:rPr>
+          <w:rFonts w:ascii="Times New Roman" w:hAnsi="Times New Roman" w:eastAsia="宋体"/>
+          <w:b/>
+          <w:sz w:val="21"/>
+        </w:rPr>
+        <w:t>English Abstract:</w:t>
+      </w:r>
+    </w:p>
+    <w:p>
+      <w:r>
+        <w:rPr>
+          <w:rFonts w:ascii="Times New Roman" w:hAnsi="Times New Roman" w:eastAsia="宋体"/>
+          <w:sz w:val="21"/>
+        </w:rPr>
+        <w:t>Digital subtraction angiography (DSA) plays a central role in the diagnosis and treatment of cerebrovascular disease, yet its invasive nature and high acquisition cost severely limit large-scale data collection and public data sharing. Therefore, we developed a semantically conditioned latent diffusion model (LDM) that synthesizes arterial-phase cerebral DSA frames under explicit control of anatomical circulation (anterior vs.\ posterior) and canonical C-arm positions. We curated a large single-centre DSA dataset of 99,349 frames and trained a conditional LDM using text embeddings that encoded anatomy and acquisition geometry. To assess clinical realism, four medical experts, including two neuroradiologists, one neurosurgeon, and one internal medicine expert, systematically rated 400 synthetic DSA images using a 5-grade Likert scale for evaluating proximal large, medium, and small peripheral vessels. The generated images achieved image-wise overall Likert scores ranging from 3.1 to 3.3, with high inter-rater reliability (ICC(2,k) = 0.80--0.87). Distributional similarity to real DSA frames was supported by a low median Fréchet inception distance (FID) of 15.27. Our results indicate that semantically controlled LDMs can produce realistic synthetic DSAs suitable for downstream algorithm development, research, and training.</w:t>
+      </w:r>
+    </w:p>
+    <w:p>
+      <w:r>
+        <w:rPr>
+          <w:rFonts w:ascii="Times New Roman" w:hAnsi="Times New Roman" w:eastAsia="宋体"/>
+          <w:sz w:val="21"/>
+        </w:rPr>
+        <w:t>__________________________________________________</w:t>
+      </w:r>
+    </w:p>
+    <w:p>
+      <w:pPr>
+        <w:pStyle w:val="Heading2"/>
+      </w:pPr>
+      <w:r/>
+      <w:r>
+        <w:rPr>
+          <w:rFonts w:ascii="Times New Roman" w:hAnsi="Times New Roman" w:eastAsia="宋体"/>
+          <w:b/>
+          <w:color w:val="000000"/>
+          <w:sz w:val="24"/>
+        </w:rPr>
+        <w:t>法学硕士驱动的农业模拟环境 3D 场景生成</w:t>
+      </w:r>
+    </w:p>
+    <w:p>
+      <w:r>
+        <w:rPr>
+          <w:rFonts w:ascii="Times New Roman" w:hAnsi="Times New Roman" w:eastAsia="宋体"/>
+          <w:b/>
+          <w:color w:val="003264"/>
+          <w:sz w:val="24"/>
+        </w:rPr>
+        <w:t>LLM-Driven 3D Scene Generation of Agricultural Simulation Environments</w:t>
+      </w:r>
+    </w:p>
+    <w:p>
+      <w:r>
+        <w:rPr>
+          <w:rFonts w:ascii="Times New Roman" w:hAnsi="Times New Roman" w:eastAsia="宋体"/>
+          <w:sz w:val="21"/>
+        </w:rPr>
+        <w:t>作者: Jan Steckel</w:t>
+        <w:br/>
+      </w:r>
+      <w:r>
+        <w:rPr>
+          <w:rFonts w:ascii="Times New Roman" w:hAnsi="Times New Roman" w:eastAsia="宋体"/>
+          <w:sz w:val="21"/>
+        </w:rPr>
+        <w:t xml:space="preserve">时间: 2026-02-12T08:33:01Z | </w:t>
+      </w:r>
+      <w:r>
+        <w:t xml:space="preserve">链接: </w:t>
+      </w:r>
+      <w:hyperlink r:id="rId155">
+        <w:r>
+          <w:rPr>
+            <w:rFonts w:ascii="Times New Roman" w:hAnsi="Times New Roman" w:eastAsia="宋体"/>
+            <w:color w:val="0000FF"/>
+            <w:sz w:val="21"/>
+            <w:u w:val="single"/>
+          </w:rPr>
+          <w:t>https://arxiv.org/abs/2602.11706v1</w:t>
+        </w:r>
+      </w:hyperlink>
+    </w:p>
+    <w:p>
+      <w:pPr>
+        <w:spacing w:before="120"/>
+      </w:pPr>
+      <w:r>
+        <w:rPr>
+          <w:rFonts w:ascii="Times New Roman" w:hAnsi="Times New Roman" w:eastAsia="宋体"/>
+          <w:b/>
+          <w:sz w:val="21"/>
+        </w:rPr>
+        <w:t>中文摘要:</w:t>
+      </w:r>
+    </w:p>
+    <w:p>
+      <w:pPr>
+        <w:ind w:firstLine="360"/>
+      </w:pPr>
+      <w:r>
+        <w:rPr>
+          <w:rFonts w:ascii="Times New Roman" w:hAnsi="Times New Roman" w:eastAsia="宋体"/>
+          <w:sz w:val="21"/>
+        </w:rPr>
+        <w:t>3D 渲染引擎中的程序生成技术彻底改变了复杂环境的创建，减少了对手动设计的依赖。最近使用大型语言模型 (LLM) 进行 3D 场景生成的方法显示出前景，但通常缺乏特定领域的推理、验证机制和模块化设计。这些限制导致控制力减弱和可扩展性差。本文研究了使用法学硕士根据自然语言提示生成农业综合模拟环境，特别是为了解决缺乏特定领域推理、验证机制和模块化设计的局限性。开发了一个模块化的多 LLM 管道，使用其 API 集成了 3D 资产检索、领域知识注入和虚幻渲染引擎的代码生成。这会产生具有真实种植布局和环境背景的 3D 环境，所有这些都基于输入提示和领域知识。为了提高准确性和可扩展性，系统采用了结合 LLM 优化技术的混合策略，例如少样本提示、检索增强生成 (RAG)、微调和验证。与整体模型不同，模块化架构支持结构化数据处理、中间验证和灵活扩展。使用结构化提示和语义准确性指标对该系统进行评估。用户研究评估了真实世界图像的真实性和熟悉度，而专家比较则证明比手动场景设计节省了大量时间。结果证实了多 LLM 管道在自动化特定领域 3D 场景生成方面的有效性，并提高了可靠性和精度。未来的工作将探索扩展资产层次结构，纳入实时生成，并使管道适应农业以外的其他模拟领域。</w:t>
+      </w:r>
+    </w:p>
+    <w:p>
+      <w:pPr>
+        <w:spacing w:before="120"/>
+      </w:pPr>
+      <w:r>
+        <w:rPr>
+          <w:rFonts w:ascii="Times New Roman" w:hAnsi="Times New Roman" w:eastAsia="宋体"/>
+          <w:b/>
+          <w:sz w:val="21"/>
+        </w:rPr>
+        <w:t>English Abstract:</w:t>
+      </w:r>
+    </w:p>
+    <w:p>
+      <w:r>
+        <w:rPr>
+          <w:rFonts w:ascii="Times New Roman" w:hAnsi="Times New Roman" w:eastAsia="宋体"/>
+          <w:sz w:val="21"/>
+        </w:rPr>
+        <w:t>Procedural generation techniques in 3D rendering engines have revolutionized the creation of complex environments, reducing reliance on manual design. Recent approaches using Large Language Models (LLMs) for 3D scene generation show promise but often lack domain-specific reasoning, verification mechanisms, and modular design. These limitations lead to reduced control and poor scalability. This paper investigates the use of LLMs to generate agricultural synthetic simulation environments from natural language prompts, specifically to address the limitations of lacking domain-specific reasoning, verification mechanisms, and modular design. A modular multi-LLM pipeline was developed, integrating 3D asset retrieval, domain knowledge injection, and code generation for the Unreal rendering engine using its API. This results in a 3D environment with realistic planting layouts and environmental context, all based on the input prompt and the domain knowledge. To enhance accuracy and scalability, the system employs a hybrid strategy combining LLM optimization techniques such as few-shot prompting, Retrieval-Augmented Generation (RAG), finetuning, and validation. Unlike monolithic models, the modular architecture enables structured data handling, intermediate verification, and flexible expansion. The system was evaluated using structured prompts and semantic accuracy metrics. A user study assessed realism and familiarity against real-world images, while an expert comparison demonstrated significant time savings over manual scene design. The results confirm the effectiveness of multi-LLM pipelines in automating domain-specific 3D scene generation with improved reliability and precision. Future work will explore expanding the asset hierarchy, incorporating real-time generation, and adapting the pipeline to other simulation domains beyond agriculture.</w:t>
+      </w:r>
+    </w:p>
+    <w:p>
+      <w:r>
+        <w:rPr>
+          <w:rFonts w:ascii="Times New Roman" w:hAnsi="Times New Roman" w:eastAsia="宋体"/>
+          <w:sz w:val="21"/>
+        </w:rPr>
+        <w:t>__________________________________________________</w:t>
+      </w:r>
+    </w:p>
+    <w:p>
+      <w:pPr>
+        <w:pStyle w:val="Heading2"/>
+      </w:pPr>
+      <w:r/>
+      <w:r>
+        <w:rPr>
+          <w:rFonts w:ascii="Times New Roman" w:hAnsi="Times New Roman" w:eastAsia="宋体"/>
+          <w:b/>
+          <w:color w:val="000000"/>
+          <w:sz w:val="24"/>
+        </w:rPr>
+        <w:t>GSO-SLAM：双向耦合高斯泼溅和直接视觉里程计</w:t>
+      </w:r>
+    </w:p>
+    <w:p>
+      <w:r>
+        <w:rPr>
+          <w:rFonts w:ascii="Times New Roman" w:hAnsi="Times New Roman" w:eastAsia="宋体"/>
+          <w:b/>
+          <w:color w:val="003264"/>
+          <w:sz w:val="24"/>
+        </w:rPr>
+        <w:t>GSO-SLAM: Bidirectionally Coupled Gaussian Splatting and Direct Visual Odometry</w:t>
+      </w:r>
+    </w:p>
+    <w:p>
+      <w:r>
+        <w:rPr>
+          <w:rFonts w:ascii="Times New Roman" w:hAnsi="Times New Roman" w:eastAsia="宋体"/>
+          <w:sz w:val="21"/>
+        </w:rPr>
+        <w:t>作者: Hyeonwoo Yu</w:t>
+        <w:br/>
+      </w:r>
+      <w:r>
+        <w:rPr>
+          <w:rFonts w:ascii="Times New Roman" w:hAnsi="Times New Roman" w:eastAsia="宋体"/>
+          <w:sz w:val="21"/>
+        </w:rPr>
+        <w:t xml:space="preserve">时间: 2026-02-12T08:44:32Z | </w:t>
+      </w:r>
+      <w:r>
+        <w:t xml:space="preserve">链接: </w:t>
+      </w:r>
+      <w:hyperlink r:id="rId156">
+        <w:r>
+          <w:rPr>
+            <w:rFonts w:ascii="Times New Roman" w:hAnsi="Times New Roman" w:eastAsia="宋体"/>
+            <w:color w:val="0000FF"/>
+            <w:sz w:val="21"/>
+            <w:u w:val="single"/>
+          </w:rPr>
+          <w:t>https://arxiv.org/abs/2602.11714v1</w:t>
+        </w:r>
+      </w:hyperlink>
+    </w:p>
+    <w:p>
+      <w:pPr>
+        <w:spacing w:before="120"/>
+      </w:pPr>
+      <w:r>
+        <w:rPr>
+          <w:rFonts w:ascii="Times New Roman" w:hAnsi="Times New Roman" w:eastAsia="宋体"/>
+          <w:b/>
+          <w:sz w:val="21"/>
+        </w:rPr>
+        <w:t>中文摘要:</w:t>
+      </w:r>
+    </w:p>
+    <w:p>
+      <w:pPr>
+        <w:ind w:firstLine="360"/>
+      </w:pPr>
+      <w:r>
+        <w:rPr>
+          <w:rFonts w:ascii="Times New Roman" w:hAnsi="Times New Roman" w:eastAsia="宋体"/>
+          <w:sz w:val="21"/>
+        </w:rPr>
+        <w:t>我们提出了 GSO-SLAM，一种利用高斯场景表示的实时单目密集 SLAM 系统。现有的方法将跟踪和建图与统一场景耦合起来，从而产生计算成本，或者将它们与结构良好的跟踪框架松散地集成，从而引入冗余，而我们的方法则不同，它双向耦合了视觉里程计（VO）和高斯分布（GS）。具体来说，我们的方法在期望最大化 (EM) 框架内制定联合优化，从而能够同时细化 VO 导出的半密集深度估计和 GS 表示，而无需额外的计算开销。此外，我们提出了 Gaussian Splat 初始化，它利用 VO 中的图像信息、关键帧姿势和像素关联来生成最终高斯场景的近似值，从而消除了对启发式方法的需要。通过大量的实验，我们验证了我们的方法的有效性，表明它不仅可以实时运行，而且可以实现重建场景的最先进的几何/光度保真度和跟踪精度。</w:t>
+      </w:r>
+    </w:p>
+    <w:p>
+      <w:pPr>
+        <w:spacing w:before="120"/>
+      </w:pPr>
+      <w:r>
+        <w:rPr>
+          <w:rFonts w:ascii="Times New Roman" w:hAnsi="Times New Roman" w:eastAsia="宋体"/>
+          <w:b/>
+          <w:sz w:val="21"/>
+        </w:rPr>
+        <w:t>English Abstract:</w:t>
+      </w:r>
+    </w:p>
+    <w:p>
+      <w:r>
+        <w:rPr>
+          <w:rFonts w:ascii="Times New Roman" w:hAnsi="Times New Roman" w:eastAsia="宋体"/>
+          <w:sz w:val="21"/>
+        </w:rPr>
+        <w:t>We propose GSO-SLAM, a real-time monocular dense SLAM system that leverages Gaussian scene representation. Unlike existing methods that couple tracking and mapping with a unified scene, incurring computational costs, or loosely integrate them with well-structured tracking frameworks, introducing redundancies, our method bidirectionally couples Visual Odometry (VO) and Gaussian Splatting (GS). Specifically, our approach formulates joint optimization within an Expectation-Maximization (EM) framework, enabling the simultaneous refinement of VO-derived semi-dense depth estimates and the GS representation without additional computational overhead. Moreover, we present Gaussian Splat Initialization, which utilizes image information, keyframe poses, and pixel associations from VO to produce close approximations to the final Gaussian scene, thereby eliminating the need for heuristic methods. Through extensive experiments, we validate the effectiveness of our method, showing that it not only operates in real time but also achieves state-of-the-art geometric/photometric fidelity of the reconstructed scene and tracking accuracy.</w:t>
+      </w:r>
+    </w:p>
+    <w:p>
+      <w:r>
+        <w:rPr>
+          <w:rFonts w:ascii="Times New Roman" w:hAnsi="Times New Roman" w:eastAsia="宋体"/>
+          <w:sz w:val="21"/>
+        </w:rPr>
+        <w:t>__________________________________________________</w:t>
+      </w:r>
+    </w:p>
+    <w:p>
+      <w:pPr>
+        <w:pStyle w:val="Heading2"/>
+      </w:pPr>
+      <w:r/>
+      <w:r>
+        <w:rPr>
+          <w:rFonts w:ascii="Times New Roman" w:hAnsi="Times New Roman" w:eastAsia="宋体"/>
+          <w:b/>
+          <w:color w:val="000000"/>
+          <w:sz w:val="24"/>
+        </w:rPr>
+        <w:t>STVG-R1：通过强化学习激励视频中的实例级推理和基础</w:t>
+      </w:r>
+    </w:p>
+    <w:p>
+      <w:r>
+        <w:rPr>
+          <w:rFonts w:ascii="Times New Roman" w:hAnsi="Times New Roman" w:eastAsia="宋体"/>
+          <w:b/>
+          <w:color w:val="003264"/>
+          <w:sz w:val="24"/>
+        </w:rPr>
+        <w:t>STVG-R1: Incentivizing Instance-Level Reasoning and Grounding in Videos via Reinforcement Learning</w:t>
+      </w:r>
+    </w:p>
+    <w:p>
+      <w:r>
+        <w:rPr>
+          <w:rFonts w:ascii="Times New Roman" w:hAnsi="Times New Roman" w:eastAsia="宋体"/>
+          <w:sz w:val="21"/>
+        </w:rPr>
+        <w:t>作者: Qing Li</w:t>
+        <w:br/>
+      </w:r>
+      <w:r>
+        <w:rPr>
+          <w:rFonts w:ascii="Times New Roman" w:hAnsi="Times New Roman" w:eastAsia="宋体"/>
+          <w:sz w:val="21"/>
+        </w:rPr>
+        <w:t xml:space="preserve">时间: 2026-02-12T08:53:32Z | </w:t>
+      </w:r>
+      <w:r>
+        <w:t xml:space="preserve">链接: </w:t>
+      </w:r>
+      <w:hyperlink r:id="rId157">
+        <w:r>
+          <w:rPr>
+            <w:rFonts w:ascii="Times New Roman" w:hAnsi="Times New Roman" w:eastAsia="宋体"/>
+            <w:color w:val="0000FF"/>
+            <w:sz w:val="21"/>
+            <w:u w:val="single"/>
+          </w:rPr>
+          <w:t>https://arxiv.org/abs/2602.11730v1</w:t>
+        </w:r>
+      </w:hyperlink>
+    </w:p>
+    <w:p>
+      <w:pPr>
+        <w:spacing w:before="120"/>
+      </w:pPr>
+      <w:r>
+        <w:rPr>
+          <w:rFonts w:ascii="Times New Roman" w:hAnsi="Times New Roman" w:eastAsia="宋体"/>
+          <w:b/>
+          <w:sz w:val="21"/>
+        </w:rPr>
+        <w:t>中文摘要:</w:t>
+      </w:r>
+    </w:p>
+    <w:p>
+      <w:pPr>
+        <w:ind w:firstLine="360"/>
+      </w:pPr>
+      <w:r>
+        <w:rPr>
+          <w:rFonts w:ascii="Times New Roman" w:hAnsi="Times New Roman" w:eastAsia="宋体"/>
+          <w:sz w:val="21"/>
+        </w:rPr>
+        <w:t>在视觉语言模型（VLM）中，文本描述和视觉坐标之间的错位通常会引起幻觉。这个问题在时空视频接地（STVG）等密集预测任务中变得尤为严重。现有方法通常侧重于增强视觉文本对齐或附加辅助解码器。然而，这些策略不可避免地引入额外的可训练模块，导致显着的注释成本和计算开销。在这项工作中，我们提出了一种新颖的视觉提示范例，避免了跨模态对齐坐标的难题。具体来说，我们通过为每个对象分配一个唯一的、时间一致的 ID，将每帧坐标预测重新表述为一个紧凑的实例级识别问题。这些 ID 作为视觉提示嵌入到视频中，为 VLM 提供明确且可解释的输入。此外，我们还引入了 STVG-R1，这是 STVG 的第一个强化学习框架，它采用任务驱动的奖励来联合优化时间准确性、空间一致性和结构格式正则化。对六个基准的广泛实验证明了我们方法的有效性。 STVG-R1 在 HCSTVG-v2 基准上的 m_IoU 上超越了基线 Qwen2.5-VL-7B，显着提高了 20.9%，建立了新的最先进技术 (SOTA)。令人惊讶的是，STVG-R1 还对多对象参考视频对象分割任务表现出强大的零样本泛化能力，在 MeViS 上实现了 SOTA 47.3% J&amp;F。</w:t>
+      </w:r>
+    </w:p>
+    <w:p>
+      <w:pPr>
+        <w:spacing w:before="120"/>
+      </w:pPr>
+      <w:r>
+        <w:rPr>
+          <w:rFonts w:ascii="Times New Roman" w:hAnsi="Times New Roman" w:eastAsia="宋体"/>
+          <w:b/>
+          <w:sz w:val="21"/>
+        </w:rPr>
+        <w:t>English Abstract:</w:t>
+      </w:r>
+    </w:p>
+    <w:p>
+      <w:r>
+        <w:rPr>
+          <w:rFonts w:ascii="Times New Roman" w:hAnsi="Times New Roman" w:eastAsia="宋体"/>
+          <w:sz w:val="21"/>
+        </w:rPr>
+        <w:t>In vision-language models (VLMs), misalignment between textual descriptions and visual coordinates often induces hallucinations. This issue becomes particularly severe in dense prediction tasks such as spatial-temporal video grounding (STVG). Prior approaches typically focus on enhancing visual-textual alignment or attaching auxiliary decoders. However, these strategies inevitably introduce additional trainable modules, leading to significant annotation costs and computational overhead. In this work, we propose a novel visual prompting paradigm that avoids the difficult problem of aligning coordinates across modalities. Specifically, we reformulate per-frame coordinate prediction as a compact instance-level identification problem by assigning each object a unique, temporally consistent ID. These IDs are embedded into the video as visual prompts, providing explicit and interpretable inputs to the VLMs. Furthermore, we introduce STVG-R1, the first reinforcement learning framework for STVG, which employs a task-driven reward to jointly optimize temporal accuracy, spatial consistency, and structural format regularization. Extensive experiments on six benchmarks demonstrate the effectiveness of our approach. STVG-R1 surpasses the baseline Qwen2.5-VL-7B by a remarkable margin of 20.9% on m_IoU on the HCSTVG-v2 benchmark, establishing a new state of the art (SOTA). Surprisingly, STVG-R1 also exhibits strong zero-shot generalization to multi-object referring video object segmentation tasks, achieving a SOTA 47.3% J&amp;F on MeViS.</w:t>
+      </w:r>
+    </w:p>
+    <w:p>
+      <w:r>
+        <w:rPr>
+          <w:rFonts w:ascii="Times New Roman" w:hAnsi="Times New Roman" w:eastAsia="宋体"/>
+          <w:sz w:val="21"/>
+        </w:rPr>
+        <w:t>__________________________________________________</w:t>
+      </w:r>
+    </w:p>
+    <w:p>
+      <w:pPr>
+        <w:pStyle w:val="Heading2"/>
+      </w:pPr>
+      <w:r/>
+      <w:r>
+        <w:rPr>
+          <w:rFonts w:ascii="Times New Roman" w:hAnsi="Times New Roman" w:eastAsia="宋体"/>
+          <w:b/>
+          <w:color w:val="000000"/>
+          <w:sz w:val="24"/>
+        </w:rPr>
+        <w:t>采用视觉语言模型进行大规模电子商务理解</w:t>
+      </w:r>
+    </w:p>
+    <w:p>
+      <w:r>
+        <w:rPr>
+          <w:rFonts w:ascii="Times New Roman" w:hAnsi="Times New Roman" w:eastAsia="宋体"/>
+          <w:b/>
+          <w:color w:val="003264"/>
+          <w:sz w:val="24"/>
+        </w:rPr>
+        <w:t>Adapting Vision-Language Models for E-commerce Understanding at Scale</w:t>
+      </w:r>
+    </w:p>
+    <w:p>
+      <w:r>
+        <w:rPr>
+          <w:rFonts w:ascii="Times New Roman" w:hAnsi="Times New Roman" w:eastAsia="宋体"/>
+          <w:sz w:val="21"/>
+        </w:rPr>
+        <w:t>作者: Shahram Khadivi</w:t>
+        <w:br/>
+      </w:r>
+      <w:r>
+        <w:rPr>
+          <w:rFonts w:ascii="Times New Roman" w:hAnsi="Times New Roman" w:eastAsia="宋体"/>
+          <w:sz w:val="21"/>
+        </w:rPr>
+        <w:t xml:space="preserve">时间: 2026-02-12T08:59:22Z | </w:t>
+      </w:r>
+      <w:r>
+        <w:t xml:space="preserve">链接: </w:t>
+      </w:r>
+      <w:hyperlink r:id="rId158">
+        <w:r>
+          <w:rPr>
+            <w:rFonts w:ascii="Times New Roman" w:hAnsi="Times New Roman" w:eastAsia="宋体"/>
+            <w:color w:val="0000FF"/>
+            <w:sz w:val="21"/>
+            <w:u w:val="single"/>
+          </w:rPr>
+          <w:t>https://arxiv.org/abs/2602.11733v1</w:t>
+        </w:r>
+      </w:hyperlink>
+    </w:p>
+    <w:p>
+      <w:pPr>
+        <w:spacing w:before="120"/>
+      </w:pPr>
+      <w:r>
+        <w:rPr>
+          <w:rFonts w:ascii="Times New Roman" w:hAnsi="Times New Roman" w:eastAsia="宋体"/>
+          <w:b/>
+          <w:sz w:val="21"/>
+        </w:rPr>
+        <w:t>中文摘要:</w:t>
+      </w:r>
+    </w:p>
+    <w:p>
+      <w:pPr>
+        <w:ind w:firstLine="360"/>
+      </w:pPr>
+      <w:r>
+        <w:rPr>
+          <w:rFonts w:ascii="Times New Roman" w:hAnsi="Times New Roman" w:eastAsia="宋体"/>
+          <w:sz w:val="21"/>
+        </w:rPr>
+        <w:t>电子商务产品理解本质上需要对文本、图像和结构化属性的强大多模态理解。通用视觉语言模型 (VLM) 可以实现泛化的多模态潜在建模，但没有记录在案的众所周知的策略来使其适应电子商务数据的以属性为中心、多图像和噪声的性质，而不牺牲总体性能。在这项工作中，我们通过大规模实验研究展示了通用 VLM 的有针对性的适应如何能够显着提高电子商务性能，同时保留广泛的多式联运功能。此外，我们提出了一种新颖的广泛评估套件，涵盖深入的产品理解、严格的指令遵循和动态属性提取。</w:t>
+      </w:r>
+    </w:p>
+    <w:p>
+      <w:pPr>
+        <w:spacing w:before="120"/>
+      </w:pPr>
+      <w:r>
+        <w:rPr>
+          <w:rFonts w:ascii="Times New Roman" w:hAnsi="Times New Roman" w:eastAsia="宋体"/>
+          <w:b/>
+          <w:sz w:val="21"/>
+        </w:rPr>
+        <w:t>English Abstract:</w:t>
+      </w:r>
+    </w:p>
+    <w:p>
+      <w:r>
+        <w:rPr>
+          <w:rFonts w:ascii="Times New Roman" w:hAnsi="Times New Roman" w:eastAsia="宋体"/>
+          <w:sz w:val="21"/>
+        </w:rPr>
+        <w:t>E-commerce product understanding demands by nature, strong multimodal comprehension from text, images, and structured attributes. General-purpose Vision-Language Models (VLMs) enable generalizable multimodal latent modelling, yet there is no documented, well-known strategy for adapting them to the attribute-centric, multi-image, and noisy nature of e-commerce data, without sacrificing general performance. In this work, we show through a large-scale experimental study, how targeted adaptation of general VLMs can substantially improve e-commerce performance while preserving broad multimodal capabilities. Furthermore, we propose a novel extensive evaluation suite covering deep product understanding, strict instruction following, and dynamic attribute extraction.</w:t>
+      </w:r>
+    </w:p>
+    <w:p>
+      <w:r>
+        <w:rPr>
+          <w:rFonts w:ascii="Times New Roman" w:hAnsi="Times New Roman" w:eastAsia="宋体"/>
+          <w:sz w:val="21"/>
+        </w:rPr>
+        <w:t>__________________________________________________</w:t>
+      </w:r>
+    </w:p>
+    <w:p>
+      <w:pPr>
+        <w:pStyle w:val="Heading2"/>
+      </w:pPr>
+      <w:r/>
+      <w:r>
+        <w:rPr>
+          <w:rFonts w:ascii="Times New Roman" w:hAnsi="Times New Roman" w:eastAsia="宋体"/>
+          <w:b/>
+          <w:color w:val="000000"/>
+          <w:sz w:val="24"/>
+        </w:rPr>
+        <w:t>Light4D：免培训极端视点 4D 视频重新照明</w:t>
+      </w:r>
+    </w:p>
+    <w:p>
+      <w:r>
+        <w:rPr>
+          <w:rFonts w:ascii="Times New Roman" w:hAnsi="Times New Roman" w:eastAsia="宋体"/>
+          <w:b/>
+          <w:color w:val="003264"/>
+          <w:sz w:val="24"/>
+        </w:rPr>
+        <w:t>Light4D: Training-Free Extreme Viewpoint 4D Video Relighting</w:t>
+      </w:r>
+    </w:p>
+    <w:p>
+      <w:r>
+        <w:rPr>
+          <w:rFonts w:ascii="Times New Roman" w:hAnsi="Times New Roman" w:eastAsia="宋体"/>
+          <w:sz w:val="21"/>
+        </w:rPr>
+        <w:t>作者: Hao Tang</w:t>
+        <w:br/>
+      </w:r>
+      <w:r>
+        <w:rPr>
+          <w:rFonts w:ascii="Times New Roman" w:hAnsi="Times New Roman" w:eastAsia="宋体"/>
+          <w:sz w:val="21"/>
+        </w:rPr>
+        <w:t xml:space="preserve">时间: 2026-02-12T09:50:13Z | </w:t>
+      </w:r>
+      <w:r>
+        <w:t xml:space="preserve">链接: </w:t>
+      </w:r>
+      <w:hyperlink r:id="rId159">
+        <w:r>
+          <w:rPr>
+            <w:rFonts w:ascii="Times New Roman" w:hAnsi="Times New Roman" w:eastAsia="宋体"/>
+            <w:color w:val="0000FF"/>
+            <w:sz w:val="21"/>
+            <w:u w:val="single"/>
+          </w:rPr>
+          <w:t>https://arxiv.org/abs/2602.11769v1</w:t>
+        </w:r>
+      </w:hyperlink>
+    </w:p>
+    <w:p>
+      <w:pPr>
+        <w:spacing w:before="120"/>
+      </w:pPr>
+      <w:r>
+        <w:rPr>
+          <w:rFonts w:ascii="Times New Roman" w:hAnsi="Times New Roman" w:eastAsia="宋体"/>
+          <w:b/>
+          <w:sz w:val="21"/>
+        </w:rPr>
+        <w:t>中文摘要:</w:t>
+      </w:r>
+    </w:p>
+    <w:p>
+      <w:pPr>
+        <w:ind w:firstLine="360"/>
+      </w:pPr>
+      <w:r>
+        <w:rPr>
+          <w:rFonts w:ascii="Times New Roman" w:hAnsi="Times New Roman" w:eastAsia="宋体"/>
+          <w:sz w:val="21"/>
+        </w:rPr>
+        <w:t>基于扩散的生成模型的最新进展为图像和视频重新照明建立了新的范式。然而，将这些功能扩展到 4D 重新照明仍然具有挑战性，这主要是由于配对 4D 重新照明训练数据的稀缺以及在极端视点之间保持时间一致性的困难。在这项工作中，我们提出了 Light4D，这是一种新颖的免训练框架，旨在在目标照明下，甚至在极端的视点变化下合成一致的 4D 视频。首先，我们引入解缠结流引导，这是一种时间感知策略，可以有效地将照明控制注入到潜在空间，同时保持几何完整性。其次，为了增强时间一致性，我们在 IC-Light 架构中开发了时间一致性注意力，并进一步结合确定性正则化来消除外观闪烁。大量实验表明，我们的方法在时间一致性和光照保真度方面实现了具有竞争力的性能，稳健地处理从 -90 到 90 的相机旋转。代码：https://github.com/AIGeeksGroup/Light4D。网站：https://aigeeksgroup.github.io/Light4D。</w:t>
+      </w:r>
+    </w:p>
+    <w:p>
+      <w:pPr>
+        <w:spacing w:before="120"/>
+      </w:pPr>
+      <w:r>
+        <w:rPr>
+          <w:rFonts w:ascii="Times New Roman" w:hAnsi="Times New Roman" w:eastAsia="宋体"/>
+          <w:b/>
+          <w:sz w:val="21"/>
+        </w:rPr>
+        <w:t>English Abstract:</w:t>
+      </w:r>
+    </w:p>
+    <w:p>
+      <w:r>
+        <w:rPr>
+          <w:rFonts w:ascii="Times New Roman" w:hAnsi="Times New Roman" w:eastAsia="宋体"/>
+          <w:sz w:val="21"/>
+        </w:rPr>
+        <w:t>Recent advances in diffusion-based generative models have established a new paradigm for image and video relighting. However, extending these capabilities to 4D relighting remains challenging, due primarily to the scarcity of paired 4D relighting training data and the difficulty of maintaining temporal consistency across extreme viewpoints. In this work, we propose Light4D, a novel training-free framework designed to synthesize consistent 4D videos under target illumination, even under extreme viewpoint changes. First, we introduce Disentangled Flow Guidance, a time-aware strategy that effectively injects lighting control into the latent space while preserving geometric integrity. Second, to reinforce temporal consistency, we develop Temporal Consistent Attention within the IC-Light architecture and further incorporate deterministic regularization to eliminate appearance flickering. Extensive experiments demonstrate that our method achieves competitive performance in temporal consistency and lighting fidelity, robustly handling camera rotations from -90 to 90. Code: https://github.com/AIGeeksGroup/Light4D. Website: https://aigeeksgroup.github.io/Light4D.</w:t>
+      </w:r>
+    </w:p>
+    <w:p>
+      <w:r>
+        <w:rPr>
+          <w:rFonts w:ascii="Times New Roman" w:hAnsi="Times New Roman" w:eastAsia="宋体"/>
+          <w:sz w:val="21"/>
+        </w:rPr>
+        <w:t>__________________________________________________</w:t>
+      </w:r>
+    </w:p>
+    <w:p>
+      <w:pPr>
+        <w:pStyle w:val="Heading2"/>
+      </w:pPr>
+      <w:r/>
+      <w:r>
+        <w:rPr>
+          <w:rFonts w:ascii="Times New Roman" w:hAnsi="Times New Roman" w:eastAsia="宋体"/>
+          <w:b/>
+          <w:color w:val="000000"/>
+          <w:sz w:val="24"/>
+        </w:rPr>
+        <w:t>JEPA-VLA：VLA 模型需要视频预测嵌入</w:t>
+      </w:r>
+    </w:p>
+    <w:p>
+      <w:r>
+        <w:rPr>
+          <w:rFonts w:ascii="Times New Roman" w:hAnsi="Times New Roman" w:eastAsia="宋体"/>
+          <w:b/>
+          <w:color w:val="003264"/>
+          <w:sz w:val="24"/>
+        </w:rPr>
+        <w:t>JEPA-VLA: Video Predictive Embedding is Needed for VLA Models</w:t>
+      </w:r>
+    </w:p>
+    <w:p>
+      <w:r>
+        <w:rPr>
+          <w:rFonts w:ascii="Times New Roman" w:hAnsi="Times New Roman" w:eastAsia="宋体"/>
+          <w:sz w:val="21"/>
+        </w:rPr>
+        <w:t>作者: Mingsheng Long</w:t>
+        <w:br/>
+      </w:r>
+      <w:r>
+        <w:rPr>
+          <w:rFonts w:ascii="Times New Roman" w:hAnsi="Times New Roman" w:eastAsia="宋体"/>
+          <w:sz w:val="21"/>
+        </w:rPr>
+        <w:t xml:space="preserve">时间: 2026-02-12T11:20:43Z | </w:t>
+      </w:r>
+      <w:r>
+        <w:t xml:space="preserve">链接: </w:t>
+      </w:r>
+      <w:hyperlink r:id="rId160">
+        <w:r>
+          <w:rPr>
+            <w:rFonts w:ascii="Times New Roman" w:hAnsi="Times New Roman" w:eastAsia="宋体"/>
+            <w:color w:val="0000FF"/>
+            <w:sz w:val="21"/>
+            <w:u w:val="single"/>
+          </w:rPr>
+          <w:t>https://arxiv.org/abs/2602.11832v1</w:t>
+        </w:r>
+      </w:hyperlink>
+    </w:p>
+    <w:p>
+      <w:pPr>
+        <w:spacing w:before="120"/>
+      </w:pPr>
+      <w:r>
+        <w:rPr>
+          <w:rFonts w:ascii="Times New Roman" w:hAnsi="Times New Roman" w:eastAsia="宋体"/>
+          <w:b/>
+          <w:sz w:val="21"/>
+        </w:rPr>
+        <w:t>中文摘要:</w:t>
+      </w:r>
+    </w:p>
+    <w:p>
+      <w:pPr>
+        <w:ind w:firstLine="360"/>
+      </w:pPr>
+      <w:r>
+        <w:rPr>
+          <w:rFonts w:ascii="Times New Roman" w:hAnsi="Times New Roman" w:eastAsia="宋体"/>
+          <w:sz w:val="21"/>
+        </w:rPr>
+        <w:t>最近基于预训练视觉语言模型（VLM）构建的视觉语言动作（VLA）模型在机器人操作方面取得了显着改进。然而，当前的 VLA 仍然存在样本效率低和泛化能力有限的问题。本文认为，这些限制与一个被忽视的组成部分（预训练的视觉表示）密切相关，它在环境理解和政策先验方面提供的知识不足。通过深入分析，我们发现 VLA 中常用的视觉表示，无论是通过语言图像对比学习还是基于图像的自监督学习进行预训练，仍然不足以捕获关键的、与任务相关的环境信息和诱导有效的策略先验，即在成功的任务执行下环境如何演变的预期知识。相比之下，我们发现在视频上预训练的预测嵌入，特别是 V-JEPA 2，善于灵活地丢弃不可预测的环境因素并编码与任务相关的时间动态，从而有效地弥补 VLA 中现有视觉表示的关键缺点。基于这些观察，我们引入了 JEPA-VLA，这是一种简单而有效的方法，可以将预测嵌入自适应地集成到现有的 VLA 中。我们的实验表明，JEPA-VLA 在一系列基准测试中产生了显着的性能提升，包括 LIBERO、LIBERO-plus、RoboTwin2.0 和真实机器人任务。</w:t>
+      </w:r>
+    </w:p>
+    <w:p>
+      <w:pPr>
+        <w:spacing w:before="120"/>
+      </w:pPr>
+      <w:r>
+        <w:rPr>
+          <w:rFonts w:ascii="Times New Roman" w:hAnsi="Times New Roman" w:eastAsia="宋体"/>
+          <w:b/>
+          <w:sz w:val="21"/>
+        </w:rPr>
+        <w:t>English Abstract:</w:t>
+      </w:r>
+    </w:p>
+    <w:p>
+      <w:r>
+        <w:rPr>
+          <w:rFonts w:ascii="Times New Roman" w:hAnsi="Times New Roman" w:eastAsia="宋体"/>
+          <w:sz w:val="21"/>
+        </w:rPr>
+        <w:t>Recent vision-language-action (VLA) models built upon pretrained vision-language models (VLMs) have achieved significant improvements in robotic manipulation. However, current VLAs still suffer from low sample efficiency and limited generalization. This paper argues that these limitations are closely tied to an overlooked component, pretrained visual representation, which offers insufficient knowledge on both aspects of environment understanding and policy prior. Through an in-depth analysis, we find that commonly used visual representations in VLAs, whether pretrained via language-image contrastive learning or image-based self-supervised learning, remain inadequate at capturing crucial, task-relevant environment information and at inducing effective policy priors, i.e., anticipatory knowledge of how the environment evolves under successful task execution. In contrast, we discover that predictive embeddings pretrained on videos, in particular V-JEPA 2, are adept at flexibly discarding unpredictable environment factors and encoding task-relevant temporal dynamics, thereby effectively compensating for key shortcomings of existing visual representations in VLAs. Building on these observations, we introduce JEPA-VLA, a simple yet effective approach that adaptively integrates predictive embeddings into existing VLAs. Our experiments demonstrate that JEPA-VLA yields substantial performance gains across a range of benchmarks, including LIBERO, LIBERO-plus, RoboTwin2.0, and real-robot tasks.</w:t>
+      </w:r>
+    </w:p>
+    <w:p>
+      <w:r>
+        <w:rPr>
+          <w:rFonts w:ascii="Times New Roman" w:hAnsi="Times New Roman" w:eastAsia="宋体"/>
+          <w:sz w:val="21"/>
+        </w:rPr>
+        <w:t>__________________________________________________</w:t>
+      </w:r>
+    </w:p>
+    <w:p>
+      <w:pPr>
+        <w:pStyle w:val="Heading2"/>
+      </w:pPr>
+      <w:r/>
+      <w:r>
+        <w:rPr>
+          <w:rFonts w:ascii="Times New Roman" w:hAnsi="Times New Roman" w:eastAsia="宋体"/>
+          <w:b/>
+          <w:color w:val="000000"/>
+          <w:sz w:val="24"/>
+        </w:rPr>
+        <w:t>稳定整流流反演的免费午餐</w:t>
+      </w:r>
+    </w:p>
+    <w:p>
+      <w:r>
+        <w:rPr>
+          <w:rFonts w:ascii="Times New Roman" w:hAnsi="Times New Roman" w:eastAsia="宋体"/>
+          <w:b/>
+          <w:color w:val="003264"/>
+          <w:sz w:val="24"/>
+        </w:rPr>
+        <w:t>Free Lunch for Stabilizing Rectified Flow Inversion</w:t>
+      </w:r>
+    </w:p>
+    <w:p>
+      <w:r>
+        <w:rPr>
+          <w:rFonts w:ascii="Times New Roman" w:hAnsi="Times New Roman" w:eastAsia="宋体"/>
+          <w:sz w:val="21"/>
+        </w:rPr>
+        <w:t>作者: Chi Zhang</w:t>
+        <w:br/>
+      </w:r>
+      <w:r>
+        <w:rPr>
+          <w:rFonts w:ascii="Times New Roman" w:hAnsi="Times New Roman" w:eastAsia="宋体"/>
+          <w:sz w:val="21"/>
+        </w:rPr>
+        <w:t xml:space="preserve">时间: 2026-02-12T11:42:36Z | </w:t>
+      </w:r>
+      <w:r>
+        <w:t xml:space="preserve">链接: </w:t>
+      </w:r>
+      <w:hyperlink r:id="rId161">
+        <w:r>
+          <w:rPr>
+            <w:rFonts w:ascii="Times New Roman" w:hAnsi="Times New Roman" w:eastAsia="宋体"/>
+            <w:color w:val="0000FF"/>
+            <w:sz w:val="21"/>
+            <w:u w:val="single"/>
+          </w:rPr>
+          <w:t>https://arxiv.org/abs/2602.11850v1</w:t>
+        </w:r>
+      </w:hyperlink>
+    </w:p>
+    <w:p>
+      <w:pPr>
+        <w:spacing w:before="120"/>
+      </w:pPr>
+      <w:r>
+        <w:rPr>
+          <w:rFonts w:ascii="Times New Roman" w:hAnsi="Times New Roman" w:eastAsia="宋体"/>
+          <w:b/>
+          <w:sz w:val="21"/>
+        </w:rPr>
+        <w:t>中文摘要:</w:t>
+      </w:r>
+    </w:p>
+    <w:p>
+      <w:pPr>
+        <w:ind w:firstLine="360"/>
+      </w:pPr>
+      <w:r>
+        <w:rPr>
+          <w:rFonts w:ascii="Times New Roman" w:hAnsi="Times New Roman" w:eastAsia="宋体"/>
+          <w:sz w:val="21"/>
+        </w:rPr>
+        <w:t>基于整流流 (RF) 的生成模型最近已成为传统扩散模型的强大替代品，在各种任务中展示了最先进的性能。通过学习将简单噪声转换为复杂数据的连续速度场，基于 RF 的模型不仅能够实现高质量生成，而且还支持免训练反演，从而有利于重建和编辑等下游任务。然而，现有的反演方法，例如基于普通 RF 的反演，存在跨时间步长累积的近似误差，导致速度场不稳定以及重建和编辑质量下降。为了应对这一挑战，我们提出了近均值反演（PMI），这是一种无需训练的梯度校正方法，通过引导速度场趋向过去速度的运行平均值（限制在理论上推导的球面高斯）内来稳定速度场。此外，我们引入了imit-CFG，一种用于编辑任务的轻量级速度校正方案，它在当前速度及其对历史平均值的投影之间进行插值，平衡编辑效果和结构一致性。 PIE-Bench 上的大量实验表明，我们的方法显着提高了反演稳定性、图像重建质量和编辑保真度，同时减少了所需的神经功能评估数量。我们的方法在 PIE-Bench 上实现了最先进的性能，并提高了效率和理论可靠性。</w:t>
+      </w:r>
+    </w:p>
+    <w:p>
+      <w:pPr>
+        <w:spacing w:before="120"/>
+      </w:pPr>
+      <w:r>
+        <w:rPr>
+          <w:rFonts w:ascii="Times New Roman" w:hAnsi="Times New Roman" w:eastAsia="宋体"/>
+          <w:b/>
+          <w:sz w:val="21"/>
+        </w:rPr>
+        <w:t>English Abstract:</w:t>
+      </w:r>
+    </w:p>
+    <w:p>
+      <w:r>
+        <w:rPr>
+          <w:rFonts w:ascii="Times New Roman" w:hAnsi="Times New Roman" w:eastAsia="宋体"/>
+          <w:sz w:val="21"/>
+        </w:rPr>
+        <w:t>Rectified-Flow (RF)-based generative models have recently emerged as strong alternatives to traditional diffusion models, demonstrating state-of-the-art performance across various tasks. By learning a continuous velocity field that transforms simple noise into complex data, RF-based models not only enable high-quality generation, but also support training-free inversion, which facilitates downstream tasks such as reconstruction and editing. However, existing inversion methods, such as vanilla RF-based inversion, suffer from approximation errors that accumulate across timesteps, leading to unstable velocity fields and degraded reconstruction and editing quality. To address this challenge, we propose Proximal-Mean Inversion (PMI), a training-free gradient correction method that stabilizes the velocity field by guiding it toward a running average of past velocities, constrained within a theoretically derived spherical Gaussian. Furthermore, we introduce mimic-CFG, a lightweight velocity correction scheme for editing tasks, which interpolates between the current velocity and its projection onto the historical average, balancing editing effectiveness and structural consistency. Extensive experiments on PIE-Bench demonstrate that our methods significantly improve inversion stability, image reconstruction quality, and editing fidelity, while reducing the required number of neural function evaluations. Our approach achieves state-of-the-art performance on the PIE-Bench with enhanced efficiency and theoretical soundness.</w:t>
+      </w:r>
+    </w:p>
+    <w:p>
+      <w:r>
+        <w:rPr>
+          <w:rFonts w:ascii="Times New Roman" w:hAnsi="Times New Roman" w:eastAsia="宋体"/>
+          <w:sz w:val="21"/>
+        </w:rPr>
+        <w:t>__________________________________________________</w:t>
+      </w:r>
+    </w:p>
+    <w:p>
+      <w:pPr>
+        <w:pStyle w:val="Heading2"/>
+      </w:pPr>
+      <w:r/>
+      <w:r>
+        <w:rPr>
+          <w:rFonts w:ascii="Times New Roman" w:hAnsi="Times New Roman" w:eastAsia="宋体"/>
+          <w:b/>
+          <w:color w:val="000000"/>
+          <w:sz w:val="24"/>
+        </w:rPr>
+        <w:t>无需缩放即可缩放：用于细粒度多模态感知的区域到图像蒸馏</w:t>
+      </w:r>
+    </w:p>
+    <w:p>
+      <w:r>
+        <w:rPr>
+          <w:rFonts w:ascii="Times New Roman" w:hAnsi="Times New Roman" w:eastAsia="宋体"/>
+          <w:b/>
+          <w:color w:val="003264"/>
+          <w:sz w:val="24"/>
+        </w:rPr>
+        <w:t>Zooming without Zooming: Region-to-Image Distillation for Fine-Grained Multimodal Perception</w:t>
+      </w:r>
+    </w:p>
+    <w:p>
+      <w:r>
+        <w:rPr>
+          <w:rFonts w:ascii="Times New Roman" w:hAnsi="Times New Roman" w:eastAsia="宋体"/>
+          <w:sz w:val="21"/>
+        </w:rPr>
+        <w:t>作者: Weiran Huang</w:t>
+        <w:br/>
+      </w:r>
+      <w:r>
+        <w:rPr>
+          <w:rFonts w:ascii="Times New Roman" w:hAnsi="Times New Roman" w:eastAsia="宋体"/>
+          <w:sz w:val="21"/>
+        </w:rPr>
+        <w:t xml:space="preserve">时间: 2026-02-12T12:00:35Z | </w:t>
+      </w:r>
+      <w:r>
+        <w:t xml:space="preserve">链接: </w:t>
+      </w:r>
+      <w:hyperlink r:id="rId162">
+        <w:r>
+          <w:rPr>
+            <w:rFonts w:ascii="Times New Roman" w:hAnsi="Times New Roman" w:eastAsia="宋体"/>
+            <w:color w:val="0000FF"/>
+            <w:sz w:val="21"/>
+            <w:u w:val="single"/>
+          </w:rPr>
+          <w:t>https://arxiv.org/abs/2602.11858v1</w:t>
+        </w:r>
+      </w:hyperlink>
+    </w:p>
+    <w:p>
+      <w:pPr>
+        <w:spacing w:before="120"/>
+      </w:pPr>
+      <w:r>
+        <w:rPr>
+          <w:rFonts w:ascii="Times New Roman" w:hAnsi="Times New Roman" w:eastAsia="宋体"/>
+          <w:b/>
+          <w:sz w:val="21"/>
+        </w:rPr>
+        <w:t>中文摘要:</w:t>
+      </w:r>
+    </w:p>
+    <w:p>
+      <w:pPr>
+        <w:ind w:firstLine="360"/>
+      </w:pPr>
+      <w:r>
+        <w:rPr>
+          <w:rFonts w:ascii="Times New Roman" w:hAnsi="Times New Roman" w:eastAsia="宋体"/>
+          <w:sz w:val="21"/>
+        </w:rPr>
+        <w:t>多模态大型语言模型 (MLLM) 擅长广泛的视觉理解，但仍难以实现细粒度的感知，其中决定性的证据很小，很容易被全球背景所淹没。最近的“用图像思考”方法通过在推理过程中迭代地放大和缩小感兴趣的区域来缓解这一问题，但由于重复的工具调用和视觉重新编码而导致高延迟。为了解决这个问题，我们提出了区域到图像蒸馏，它将缩放从推理时间工具转换为训练时间原语，从而将代理缩放的好处内化到 MLLM 的单个前向传递中。特别是，我们首先放大微裁剪区域，让强大的教师模型生成高质量的 VQA 数据，然后将这种基于区域的监督提炼回完整图像。在对此类数据进行训练后，较小的学生模型无需使用工具即可提高“一眼”的细粒度感知。为了严格评估这种能力，我们进一步提出了 ZoomBench，这是一个跨越六个细粒度感知维度的 845 个 VQA 数据的混合注释基准，以及量化全球区域“缩放差距”的双视图协议。实验表明，我们的模型在多个细粒度感知基准上实现了领先的性能，并且还提高了视觉推理和 GUI 代理等基准上的一般多模态认知。我们进一步讨论何时需要“用图像思考”以及何时可以将其收益提炼为单个前向传递。我们的代码可在 https://github.com/inclusionAI/Zooming-without-Zooming 获取。</w:t>
+      </w:r>
+    </w:p>
+    <w:p>
+      <w:pPr>
+        <w:spacing w:before="120"/>
+      </w:pPr>
+      <w:r>
+        <w:rPr>
+          <w:rFonts w:ascii="Times New Roman" w:hAnsi="Times New Roman" w:eastAsia="宋体"/>
+          <w:b/>
+          <w:sz w:val="21"/>
+        </w:rPr>
+        <w:t>English Abstract:</w:t>
+      </w:r>
+    </w:p>
+    <w:p>
+      <w:r>
+        <w:rPr>
+          <w:rFonts w:ascii="Times New Roman" w:hAnsi="Times New Roman" w:eastAsia="宋体"/>
+          <w:sz w:val="21"/>
+        </w:rPr>
+        <w:t>Multimodal Large Language Models (MLLMs) excel at broad visual understanding but still struggle with fine-grained perception, where decisive evidence is small and easily overwhelmed by global context. Recent "Thinking-with-Images" methods alleviate this by iteratively zooming in and out regions of interest during inference, but incur high latency due to repeated tool calls and visual re-encoding. To address this, we propose Region-to-Image Distillation, which transforms zooming from an inference-time tool into a training-time primitive, thereby internalizing the benefits of agentic zooming into a single forward pass of an MLLM. In particular, we first zoom in to micro-cropped regions to let strong teacher models generate high-quality VQA data, and then distill this region-grounded supervision back to the full image. After training on such data, the smaller student model improves "single-glance" fine-grained perception without tool use. To rigorously evaluate this capability, we further present ZoomBench, a hybrid-annotated benchmark of 845 VQA data spanning six fine-grained perceptual dimensions, together with a dual-view protocol that quantifies the global--regional "zooming gap". Experiments show that our models achieve leading performance across multiple fine-grained perception benchmarks, and also improve general multimodal cognition on benchmarks such as visual reasoning and GUI agents. We further discuss when "Thinking-with-Images" is necessary versus when its gains can be distilled into a single forward pass. Our code is available at https://github.com/inclusionAI/Zooming-without-Zooming.</w:t>
+      </w:r>
+    </w:p>
+    <w:p>
+      <w:r>
+        <w:rPr>
+          <w:rFonts w:ascii="Times New Roman" w:hAnsi="Times New Roman" w:eastAsia="宋体"/>
+          <w:sz w:val="21"/>
+        </w:rPr>
+        <w:t>__________________________________________________</w:t>
+      </w:r>
+    </w:p>
+    <w:p>
+      <w:pPr>
+        <w:pStyle w:val="Heading2"/>
+      </w:pPr>
+      <w:r/>
+      <w:r>
+        <w:rPr>
+          <w:rFonts w:ascii="Times New Roman" w:hAnsi="Times New Roman" w:eastAsia="宋体"/>
+          <w:b/>
+          <w:color w:val="000000"/>
+          <w:sz w:val="24"/>
+        </w:rPr>
+        <w:t>DiffPlace：通过位置可控的扩散模型生成街景视图，增强位置识别</w:t>
+      </w:r>
+    </w:p>
+    <w:p>
+      <w:r>
+        <w:rPr>
+          <w:rFonts w:ascii="Times New Roman" w:hAnsi="Times New Roman" w:eastAsia="宋体"/>
+          <w:b/>
+          <w:color w:val="003264"/>
+          <w:sz w:val="24"/>
+        </w:rPr>
+        <w:t>DiffPlace: Street View Generation via Place-Controllable Diffusion Model Enhancing Place Recognition</w:t>
+      </w:r>
+    </w:p>
+    <w:p>
+      <w:r>
+        <w:rPr>
+          <w:rFonts w:ascii="Times New Roman" w:hAnsi="Times New Roman" w:eastAsia="宋体"/>
+          <w:sz w:val="21"/>
+        </w:rPr>
+        <w:t>作者: Haiou Liu</w:t>
+        <w:br/>
+      </w:r>
+      <w:r>
+        <w:rPr>
+          <w:rFonts w:ascii="Times New Roman" w:hAnsi="Times New Roman" w:eastAsia="宋体"/>
+          <w:sz w:val="21"/>
+        </w:rPr>
+        <w:t xml:space="preserve">时间: 2026-02-12T12:26:09Z | </w:t>
+      </w:r>
+      <w:r>
+        <w:t xml:space="preserve">链接: </w:t>
+      </w:r>
+      <w:hyperlink r:id="rId163">
+        <w:r>
+          <w:rPr>
+            <w:rFonts w:ascii="Times New Roman" w:hAnsi="Times New Roman" w:eastAsia="宋体"/>
+            <w:color w:val="0000FF"/>
+            <w:sz w:val="21"/>
+            <w:u w:val="single"/>
+          </w:rPr>
+          <w:t>https://arxiv.org/abs/2602.11875v1</w:t>
+        </w:r>
+      </w:hyperlink>
+    </w:p>
+    <w:p>
+      <w:pPr>
+        <w:spacing w:before="120"/>
+      </w:pPr>
+      <w:r>
+        <w:rPr>
+          <w:rFonts w:ascii="Times New Roman" w:hAnsi="Times New Roman" w:eastAsia="宋体"/>
+          <w:b/>
+          <w:sz w:val="21"/>
+        </w:rPr>
+        <w:t>中文摘要:</w:t>
+      </w:r>
+    </w:p>
+    <w:p>
+      <w:pPr>
+        <w:ind w:firstLine="360"/>
+      </w:pPr>
+      <w:r>
+        <w:rPr>
+          <w:rFonts w:ascii="Times New Roman" w:hAnsi="Times New Roman" w:eastAsia="宋体"/>
+          <w:sz w:val="21"/>
+        </w:rPr>
+        <w:t>生成模型在真实图像合成方面取得了显着进步，扩散模型在质量和稳定性方面表现出色。最近的多视图扩散模型改进了 3D 感知街景生成，但它们很难从文本、BEV 地图和对象边界框生成位置感知和背景一致的城市场景。这限制了它们为地点识别任务生成真实样本的有效性。为了应对这些挑战，我们提出了 DiffPlace，这是一种新颖的框架，它引入了位置 ID 控制器来实现位置可控的多视图图像生成。地点 ID 控制器采用线性投影、感知器变换器和对比学习将地点 ID 嵌入映射到固定的 CLIP 空间中，使模型能够合成具有一致背景建筑物的图像，同时灵活修改前景物体和天气条件。包括定量比较和增强训练评估在内的大量实验表明，DiffPlace 在生成质量和视觉位置识别的训练支持方面均优于现有方法。我们的结果凸显了生成模型在增强场景级和位置感知合成方面的潜力，为提高自动驾驶中的位置识别提供了一种有价值的方法</w:t>
+      </w:r>
+    </w:p>
+    <w:p>
+      <w:pPr>
+        <w:spacing w:before="120"/>
+      </w:pPr>
+      <w:r>
+        <w:rPr>
+          <w:rFonts w:ascii="Times New Roman" w:hAnsi="Times New Roman" w:eastAsia="宋体"/>
+          <w:b/>
+          <w:sz w:val="21"/>
+        </w:rPr>
+        <w:t>English Abstract:</w:t>
+      </w:r>
+    </w:p>
+    <w:p>
+      <w:r>
+        <w:rPr>
+          <w:rFonts w:ascii="Times New Roman" w:hAnsi="Times New Roman" w:eastAsia="宋体"/>
+          <w:sz w:val="21"/>
+        </w:rPr>
+        <w:t>Generative models have advanced significantly in realistic image synthesis, with diffusion models excelling in quality and stability. Recent multi-view diffusion models improve 3D-aware street view generation, but they struggle to produce place-aware and background-consistent urban scenes from text, BEV maps, and object bounding boxes. This limits their effectiveness in generating realistic samples for place recognition tasks. To address these challenges, we propose DiffPlace, a novel framework that introduces a place-ID controller to enable place-controllable multi-view image generation. The place-ID controller employs linear projection, perceiver transformer, and contrastive learning to map place-ID embeddings into a fixed CLIP space, allowing the model to synthesize images with consistent background buildings while flexibly modifying foreground objects and weather conditions. Extensive experiments, including quantitative comparisons and augmented training evaluations, demonstrate that DiffPlace outperforms existing methods in both generation quality and training support for visual place recognition. Our results highlight the potential of generative models in enhancing scene-level and place-aware synthesis, providing a valuable approach for improving place recognition in autonomous driving</w:t>
+      </w:r>
+    </w:p>
+    <w:p>
+      <w:r>
+        <w:rPr>
+          <w:rFonts w:ascii="Times New Roman" w:hAnsi="Times New Roman" w:eastAsia="宋体"/>
+          <w:sz w:val="21"/>
+        </w:rPr>
+        <w:t>__________________________________________________</w:t>
+      </w:r>
+    </w:p>
+    <w:p>
+      <w:pPr>
+        <w:pStyle w:val="Heading2"/>
+      </w:pPr>
+      <w:r/>
+      <w:r>
+        <w:rPr>
+          <w:rFonts w:ascii="Times New Roman" w:hAnsi="Times New Roman" w:eastAsia="宋体"/>
+          <w:b/>
+          <w:color w:val="000000"/>
+          <w:sz w:val="24"/>
+        </w:rPr>
+        <w:t>SynthRAR：通过展开网络和合成数据训练减少 CT 中的环伪影</w:t>
+      </w:r>
+    </w:p>
+    <w:p>
+      <w:r>
+        <w:rPr>
+          <w:rFonts w:ascii="Times New Roman" w:hAnsi="Times New Roman" w:eastAsia="宋体"/>
+          <w:b/>
+          <w:color w:val="003264"/>
+          <w:sz w:val="24"/>
+        </w:rPr>
+        <w:t>SynthRAR: Ring Artifacts Reduction in CT with Unrolled Network and Synthetic Data Training</w:t>
+      </w:r>
+    </w:p>
+    <w:p>
+      <w:r>
+        <w:rPr>
+          <w:rFonts w:ascii="Times New Roman" w:hAnsi="Times New Roman" w:eastAsia="宋体"/>
+          <w:sz w:val="21"/>
+        </w:rPr>
+        <w:t>作者: Gopal Avinash</w:t>
+        <w:br/>
+      </w:r>
+      <w:r>
+        <w:rPr>
+          <w:rFonts w:ascii="Times New Roman" w:hAnsi="Times New Roman" w:eastAsia="宋体"/>
+          <w:sz w:val="21"/>
+        </w:rPr>
+        <w:t xml:space="preserve">时间: 2026-02-12T12:30:14Z | </w:t>
+      </w:r>
+      <w:r>
+        <w:t xml:space="preserve">链接: </w:t>
+      </w:r>
+      <w:hyperlink r:id="rId164">
+        <w:r>
+          <w:rPr>
+            <w:rFonts w:ascii="Times New Roman" w:hAnsi="Times New Roman" w:eastAsia="宋体"/>
+            <w:color w:val="0000FF"/>
+            <w:sz w:val="21"/>
+            <w:u w:val="single"/>
+          </w:rPr>
+          <w:t>https://arxiv.org/abs/2602.11880v1</w:t>
+        </w:r>
+      </w:hyperlink>
+    </w:p>
+    <w:p>
+      <w:pPr>
+        <w:spacing w:before="120"/>
+      </w:pPr>
+      <w:r>
+        <w:rPr>
+          <w:rFonts w:ascii="Times New Roman" w:hAnsi="Times New Roman" w:eastAsia="宋体"/>
+          <w:b/>
+          <w:sz w:val="21"/>
+        </w:rPr>
+        <w:t>中文摘要:</w:t>
+      </w:r>
+    </w:p>
+    <w:p>
+      <w:pPr>
+        <w:ind w:firstLine="360"/>
+      </w:pPr>
+      <w:r>
+        <w:rPr>
+          <w:rFonts w:ascii="Times New Roman" w:hAnsi="Times New Roman" w:eastAsia="宋体"/>
+          <w:sz w:val="21"/>
+        </w:rPr>
+        <w:t>CT 探测器中的缺陷和不一致的响应可能会导致重建图像中出现环形和条纹伪影，从而使其无法用于临床目的。近年来，使用监督深度学习方法在图像域或正弦图域中提出了几种减少环形伪影的解决方案。然而，这些方法需要专用的数据集进行训练，导致数据收集成本很高。此外，现有方法仅关注图像空间或正弦图空间校正，忽略了 CT 几何形状前向操作的内在相关性。基于非理想 CT 探测器响应的理论分析，通过使用展开网络将 RAR 问题重新表述为反问题，该网络考虑非理想响应以及 CT 几何的线性前向投影。此外，通过从自然图像导出的合成数据，利用了正弦图和图像域之间环形伪影的内在相关性，使经过训练的模型能够纠正伪影，而无需真实世界的临床数据。对不同扫描几何形状和解剖区域的广泛评估表明，基于合成数据训练的模型始终优于现有的最先进方法。</w:t>
+      </w:r>
+    </w:p>
+    <w:p>
+      <w:pPr>
+        <w:spacing w:before="120"/>
+      </w:pPr>
+      <w:r>
+        <w:rPr>
+          <w:rFonts w:ascii="Times New Roman" w:hAnsi="Times New Roman" w:eastAsia="宋体"/>
+          <w:b/>
+          <w:sz w:val="21"/>
+        </w:rPr>
+        <w:t>English Abstract:</w:t>
+      </w:r>
+    </w:p>
+    <w:p>
+      <w:r>
+        <w:rPr>
+          <w:rFonts w:ascii="Times New Roman" w:hAnsi="Times New Roman" w:eastAsia="宋体"/>
+          <w:sz w:val="21"/>
+        </w:rPr>
+        <w:t>Defective and inconsistent responses in CT detectors can cause ring and streak artifacts in the reconstructed images, making them unusable for clinical purposes. In recent years, several ring artifact reduction solutions have been proposed in the image domain or in the sinogram domain using supervised deep learning methods. However, these methods require dedicated datasets for training, leading to a high data collection cost. Furthermore, existing approaches focus exclusively on either image-space or sinogram-space correction, neglecting the intrinsic correlations from the forward operation of the CT geometry. Based on the theoretical analysis of non-ideal CT detector responses, the RAR problem is reformulated as an inverse problem by using an unrolled network, which considers non-ideal response together with linear forward-projection with CT geometry. Additionally, the intrinsic correlations of ring artifacts between the sinogram and image domains are leveraged through synthetic data derived from natural images, enabling the trained model to correct artifacts without requiring real-world clinical data. Extensive evaluations on diverse scanning geometries and anatomical regions demonstrate that the model trained on synthetic data consistently outperforms existing state-of-the-art methods.</w:t>
+      </w:r>
+    </w:p>
+    <w:p>
+      <w:r>
+        <w:rPr>
+          <w:rFonts w:ascii="Times New Roman" w:hAnsi="Times New Roman" w:eastAsia="宋体"/>
+          <w:sz w:val="21"/>
+        </w:rPr>
+        <w:t>__________________________________________________</w:t>
+      </w:r>
+    </w:p>
+    <w:p>
+      <w:pPr>
+        <w:pStyle w:val="Heading2"/>
+      </w:pPr>
+      <w:r/>
+      <w:r>
+        <w:rPr>
+          <w:rFonts w:ascii="Times New Roman" w:hAnsi="Times New Roman" w:eastAsia="宋体"/>
+          <w:b/>
+          <w:color w:val="000000"/>
+          <w:sz w:val="24"/>
+        </w:rPr>
+        <w:t>通过隐式神经表示合成晚期钆增强图像用于心脏疤痕分割</w:t>
+      </w:r>
+    </w:p>
+    <w:p>
+      <w:r>
+        <w:rPr>
+          <w:rFonts w:ascii="Times New Roman" w:hAnsi="Times New Roman" w:eastAsia="宋体"/>
+          <w:b/>
+          <w:color w:val="003264"/>
+          <w:sz w:val="24"/>
+        </w:rPr>
+        <w:t>Synthesis of Late Gadolinium Enhancement Images via Implicit Neural Representations for Cardiac Scar Segmentation</w:t>
+      </w:r>
+    </w:p>
+    <w:p>
+      <w:r>
+        <w:rPr>
+          <w:rFonts w:ascii="Times New Roman" w:hAnsi="Times New Roman" w:eastAsia="宋体"/>
+          <w:sz w:val="21"/>
+        </w:rPr>
+        <w:t>作者: Ivana Išgum</w:t>
+        <w:br/>
+      </w:r>
+      <w:r>
+        <w:rPr>
+          <w:rFonts w:ascii="Times New Roman" w:hAnsi="Times New Roman" w:eastAsia="宋体"/>
+          <w:sz w:val="21"/>
+        </w:rPr>
+        <w:t xml:space="preserve">时间: 2026-02-12T13:38:07Z | </w:t>
+      </w:r>
+      <w:r>
+        <w:t xml:space="preserve">链接: </w:t>
+      </w:r>
+      <w:hyperlink r:id="rId165">
+        <w:r>
+          <w:rPr>
+            <w:rFonts w:ascii="Times New Roman" w:hAnsi="Times New Roman" w:eastAsia="宋体"/>
+            <w:color w:val="0000FF"/>
+            <w:sz w:val="21"/>
+            <w:u w:val="single"/>
+          </w:rPr>
+          <w:t>https://arxiv.org/abs/2602.11942v1</w:t>
+        </w:r>
+      </w:hyperlink>
+    </w:p>
+    <w:p>
+      <w:pPr>
+        <w:spacing w:before="120"/>
+      </w:pPr>
+      <w:r>
+        <w:rPr>
+          <w:rFonts w:ascii="Times New Roman" w:hAnsi="Times New Roman" w:eastAsia="宋体"/>
+          <w:b/>
+          <w:sz w:val="21"/>
+        </w:rPr>
+        <w:t>中文摘要:</w:t>
+      </w:r>
+    </w:p>
+    <w:p>
+      <w:pPr>
+        <w:ind w:firstLine="360"/>
+      </w:pPr>
+      <w:r>
+        <w:rPr>
+          <w:rFonts w:ascii="Times New Roman" w:hAnsi="Times New Roman" w:eastAsia="宋体"/>
+          <w:sz w:val="21"/>
+        </w:rPr>
+        <w:t>晚期钆增强（LGE）成像是心肌疤痕评估的临床标准，但有限的注释数据集阻碍了自动分割方法的发展。我们提出了一种新颖的框架，该框架使用隐式神经表示（INR）与去噪扩散模型相结合来合成 LGE 图像及其相应的分割掩模。我们的方法首先训练 INR 以捕获 LGE 数据以及相关心肌和纤维化掩模的连续空间表示。然后，这些 INR 被压缩成紧凑的潜在嵌入，保留重要的解剖信息。扩散模型在此潜在空间上运行以生成新的表示，这些表示被解码为具有解剖学上一致的分割掩模的合成 LGE 图像。对 133 幅心脏 MRI 扫描进行的实验表明，使用 200 个合成体积增强训练数据有助于提高纤维化分割性能，Dice 得分从 0.509 增加到 0.524。我们的方法提供了一种无注释的方法来帮助缓解数据稀缺性。这项研究的代码是公开的。</w:t>
+      </w:r>
+    </w:p>
+    <w:p>
+      <w:pPr>
+        <w:spacing w:before="120"/>
+      </w:pPr>
+      <w:r>
+        <w:rPr>
+          <w:rFonts w:ascii="Times New Roman" w:hAnsi="Times New Roman" w:eastAsia="宋体"/>
+          <w:b/>
+          <w:sz w:val="21"/>
+        </w:rPr>
+        <w:t>English Abstract:</w:t>
+      </w:r>
+    </w:p>
+    <w:p>
+      <w:r>
+        <w:rPr>
+          <w:rFonts w:ascii="Times New Roman" w:hAnsi="Times New Roman" w:eastAsia="宋体"/>
+          <w:sz w:val="21"/>
+        </w:rPr>
+        <w:t>Late gadolinium enhancement (LGE) imaging is the clinical standard for myocardial scar assessment, but limited annotated datasets hinder the development of automated segmentation methods. We propose a novel framework that synthesises both LGE images and their corresponding segmentation masks using implicit neural representations (INRs) combined with denoising diffusion models. Our approach first trains INRs to capture continuous spatial representations of LGE data and associated myocardium and fibrosis masks. These INRs are then compressed into compact latent embeddings, preserving essential anatomical information. A diffusion model operates on this latent space to generate new representations, which are decoded into synthetic LGE images with anatomically consistent segmentation masks. Experiments on 133 cardiac MRI scans suggest that augmenting training data with 200 synthetic volumes contributes to improved fibrosis segmentation performance, with the Dice score showing an increase from 0.509 to 0.524. Our approach provides an annotation-free method to help mitigate data scarcity.The code for this research is publicly available.</w:t>
+      </w:r>
+    </w:p>
+    <w:p>
+      <w:r>
+        <w:rPr>
+          <w:rFonts w:ascii="Times New Roman" w:hAnsi="Times New Roman" w:eastAsia="宋体"/>
+          <w:sz w:val="21"/>
+        </w:rPr>
+        <w:t>__________________________________________________</w:t>
+      </w:r>
+    </w:p>
+    <w:p>
+      <w:pPr>
+        <w:pStyle w:val="Heading2"/>
+      </w:pPr>
+      <w:r/>
+      <w:r>
+        <w:rPr>
+          <w:rFonts w:ascii="Times New Roman" w:hAnsi="Times New Roman" w:eastAsia="宋体"/>
+          <w:b/>
+          <w:color w:val="000000"/>
+          <w:sz w:val="24"/>
+        </w:rPr>
+        <w:t>法语 PDF 到 Markdown 转换的视觉语言模型基准测试</w:t>
+      </w:r>
+    </w:p>
+    <w:p>
+      <w:r>
+        <w:rPr>
+          <w:rFonts w:ascii="Times New Roman" w:hAnsi="Times New Roman" w:eastAsia="宋体"/>
+          <w:b/>
+          <w:color w:val="003264"/>
+          <w:sz w:val="24"/>
+        </w:rPr>
+        <w:t>Benchmarking Vision-Language Models for French PDF-to-Markdown Conversion</w:t>
+      </w:r>
+    </w:p>
+    <w:p>
+      <w:r>
+        <w:rPr>
+          <w:rFonts w:ascii="Times New Roman" w:hAnsi="Times New Roman" w:eastAsia="宋体"/>
+          <w:sz w:val="21"/>
+        </w:rPr>
+        <w:t>作者: Nicolas Mery</w:t>
+        <w:br/>
+      </w:r>
+      <w:r>
+        <w:rPr>
+          <w:rFonts w:ascii="Times New Roman" w:hAnsi="Times New Roman" w:eastAsia="宋体"/>
+          <w:sz w:val="21"/>
+        </w:rPr>
+        <w:t xml:space="preserve">时间: 2026-02-12T13:55:43Z | </w:t>
+      </w:r>
+      <w:r>
+        <w:t xml:space="preserve">链接: </w:t>
+      </w:r>
+      <w:hyperlink r:id="rId166">
+        <w:r>
+          <w:rPr>
+            <w:rFonts w:ascii="Times New Roman" w:hAnsi="Times New Roman" w:eastAsia="宋体"/>
+            <w:color w:val="0000FF"/>
+            <w:sz w:val="21"/>
+            <w:u w:val="single"/>
+          </w:rPr>
+          <w:t>https://arxiv.org/abs/2602.11960v1</w:t>
+        </w:r>
+      </w:hyperlink>
+    </w:p>
+    <w:p>
+      <w:pPr>
+        <w:spacing w:before="120"/>
+      </w:pPr>
+      <w:r>
+        <w:rPr>
+          <w:rFonts w:ascii="Times New Roman" w:hAnsi="Times New Roman" w:eastAsia="宋体"/>
+          <w:b/>
+          <w:sz w:val="21"/>
+        </w:rPr>
+        <w:t>中文摘要:</w:t>
+      </w:r>
+    </w:p>
+    <w:p>
+      <w:pPr>
+        <w:ind w:firstLine="360"/>
+      </w:pPr>
+      <w:r>
+        <w:rPr>
+          <w:rFonts w:ascii="Times New Roman" w:hAnsi="Times New Roman" w:eastAsia="宋体"/>
+          <w:sz w:val="21"/>
+        </w:rPr>
+        <w:t>【摘要未收录】新文章暂无数据库记录，请点击链接直达官网。</w:t>
+      </w:r>
+    </w:p>
+    <w:p>
+      <w:pPr>
+        <w:spacing w:before="120"/>
+      </w:pPr>
+      <w:r>
+        <w:rPr>
+          <w:rFonts w:ascii="Times New Roman" w:hAnsi="Times New Roman" w:eastAsia="宋体"/>
+          <w:b/>
+          <w:sz w:val="21"/>
+        </w:rPr>
+        <w:t>English Abstract:</w:t>
+      </w:r>
+    </w:p>
+    <w:p>
+      <w:r>
+        <w:rPr>
+          <w:rFonts w:ascii="Times New Roman" w:hAnsi="Times New Roman" w:eastAsia="宋体"/>
+          <w:sz w:val="21"/>
+        </w:rPr>
+        <w:t>[New Paper] Abstract not indexed yet. Please visit the official website.</w:t>
+      </w:r>
+    </w:p>
+    <w:p>
+      <w:r>
+        <w:rPr>
+          <w:rFonts w:ascii="Times New Roman" w:hAnsi="Times New Roman" w:eastAsia="宋体"/>
+          <w:sz w:val="21"/>
+        </w:rPr>
+        <w:t>__________________________________________________</w:t>
+      </w:r>
+    </w:p>
+    <w:p>
+      <w:pPr>
+        <w:pStyle w:val="Heading2"/>
+      </w:pPr>
+      <w:r/>
+      <w:r>
+        <w:rPr>
+          <w:rFonts w:ascii="Times New Roman" w:hAnsi="Times New Roman" w:eastAsia="宋体"/>
+          <w:b/>
+          <w:color w:val="000000"/>
+          <w:sz w:val="24"/>
+        </w:rPr>
+        <w:t>基于医学成像的可解释决策支持系统的校准贝叶斯深度学习</w:t>
+      </w:r>
+    </w:p>
+    <w:p>
+      <w:r>
+        <w:rPr>
+          <w:rFonts w:ascii="Times New Roman" w:hAnsi="Times New Roman" w:eastAsia="宋体"/>
+          <w:b/>
+          <w:color w:val="003264"/>
+          <w:sz w:val="24"/>
+        </w:rPr>
+        <w:t>Calibrated Bayesian Deep Learning for Explainable Decision Support Systems Based on Medical Imaging</w:t>
+      </w:r>
+    </w:p>
+    <w:p>
+      <w:r>
+        <w:rPr>
+          <w:rFonts w:ascii="Times New Roman" w:hAnsi="Times New Roman" w:eastAsia="宋体"/>
+          <w:sz w:val="21"/>
+        </w:rPr>
+        <w:t>作者: Juan I. Godino-Llorente</w:t>
+        <w:br/>
+      </w:r>
+      <w:r>
+        <w:rPr>
+          <w:rFonts w:ascii="Times New Roman" w:hAnsi="Times New Roman" w:eastAsia="宋体"/>
+          <w:sz w:val="21"/>
+        </w:rPr>
+        <w:t xml:space="preserve">时间: 2026-02-12T14:03:41Z | </w:t>
+      </w:r>
+      <w:r>
+        <w:t xml:space="preserve">链接: </w:t>
+      </w:r>
+      <w:hyperlink r:id="rId167">
+        <w:r>
+          <w:rPr>
+            <w:rFonts w:ascii="Times New Roman" w:hAnsi="Times New Roman" w:eastAsia="宋体"/>
+            <w:color w:val="0000FF"/>
+            <w:sz w:val="21"/>
+            <w:u w:val="single"/>
+          </w:rPr>
+          <w:t>https://arxiv.org/abs/2602.11973v1</w:t>
+        </w:r>
+      </w:hyperlink>
+    </w:p>
+    <w:p>
+      <w:pPr>
+        <w:spacing w:before="120"/>
+      </w:pPr>
+      <w:r>
+        <w:rPr>
+          <w:rFonts w:ascii="Times New Roman" w:hAnsi="Times New Roman" w:eastAsia="宋体"/>
+          <w:b/>
+          <w:sz w:val="21"/>
+        </w:rPr>
+        <w:t>中文摘要:</w:t>
+      </w:r>
+    </w:p>
+    <w:p>
+      <w:pPr>
+        <w:ind w:firstLine="360"/>
+      </w:pPr>
+      <w:r>
+        <w:rPr>
+          <w:rFonts w:ascii="Times New Roman" w:hAnsi="Times New Roman" w:eastAsia="宋体"/>
+          <w:sz w:val="21"/>
+        </w:rPr>
+        <w:t>在基于医学成像的关键决策支持系统中，人工智能辅助决策的可靠性与预测准确性同样重要。尽管深度学习模型已表现出显着的准确性，但它们经常出现校准错误，表现为对错误预测的过度自信。为了促进临床接受，模型必须以与预测正确性相关的方式量化不确定性，从而使临床医生能够识别不可靠的输出以进行进一步审查。为了解决这种必要性，本文提出了一种基于贝叶斯深度学习的可推广概率优化框架。具体来说，引入了一种新颖的置信度-不确定性边界损失（CUB-Loss），对高确定性错误和低确定性正确预测施加惩罚，明确强制预测正确性和不确定性估计之间的一致性。作为对训练时间优化的补充，设计了双温度缩放 (DTS) 策略用于事后校准，进一步细化后验分布以提高直观的可解释性。所提出的框架在三个不同的医学成像任务上得到了验证：肺炎自动筛查、糖尿病视网膜病变检测和皮肤病变识别。实证结果表明，所提出的方法在不同模式下实现了一致的校准改进，在数据稀缺的情况下保持了稳健的性能，并且在严重不平衡的数据集上仍然有效，强调了其真正临床部署的潜力。</w:t>
+      </w:r>
+    </w:p>
+    <w:p>
+      <w:pPr>
+        <w:spacing w:before="120"/>
+      </w:pPr>
+      <w:r>
+        <w:rPr>
+          <w:rFonts w:ascii="Times New Roman" w:hAnsi="Times New Roman" w:eastAsia="宋体"/>
+          <w:b/>
+          <w:sz w:val="21"/>
+        </w:rPr>
+        <w:t>English Abstract:</w:t>
+      </w:r>
+    </w:p>
+    <w:p>
+      <w:r>
+        <w:rPr>
+          <w:rFonts w:ascii="Times New Roman" w:hAnsi="Times New Roman" w:eastAsia="宋体"/>
+          <w:sz w:val="21"/>
+        </w:rPr>
+        <w:t>In critical decision support systems based on medical imaging, the reliability of AI-assisted decision-making is as relevant as predictive accuracy. Although deep learning models have demonstrated significant accuracy, they frequently suffer from miscalibration, manifested as overconfidence in erroneous predictions. To facilitate clinical acceptance, it is imperative that models quantify uncertainty in a manner that correlates with prediction correctness, allowing clinicians to identify unreliable outputs for further review. In order to address this necessity, the present paper proposes a generalizable probabilistic optimization framework grounded in Bayesian deep learning. Specifically, a novel Confidence-Uncertainty Boundary Loss (CUB-Loss) is introduced that imposes penalties on high-certainty errors and low-certainty correct predictions, explicitly enforcing alignment between prediction correctness and uncertainty estimates. Complementing this training-time optimization, a Dual Temperature Scaling (DTS) strategy is devised for post-hoc calibration, further refining the posterior distribution to improve intuitive explainability. The proposed framework is validated on three distinct medical imaging tasks: automatic screening of pneumonia, diabetic retinopathy detection, and identification of skin lesions. Empirical results demonstrate that the proposed approach achieves consistent calibration improvements across diverse modalities, maintains robust performance in data-scarce scenarios, and remains effective on severely imbalanced datasets, underscoring its potential for real clinical deployment.</w:t>
+      </w:r>
+    </w:p>
+    <w:p>
+      <w:r>
+        <w:rPr>
+          <w:rFonts w:ascii="Times New Roman" w:hAnsi="Times New Roman" w:eastAsia="宋体"/>
+          <w:sz w:val="21"/>
+        </w:rPr>
+        <w:t>__________________________________________________</w:t>
+      </w:r>
+    </w:p>
+    <w:p>
+      <w:pPr>
+        <w:pStyle w:val="Heading2"/>
+      </w:pPr>
+      <w:r/>
+      <w:r>
+        <w:rPr>
+          <w:rFonts w:ascii="Times New Roman" w:hAnsi="Times New Roman" w:eastAsia="宋体"/>
+          <w:b/>
+          <w:color w:val="000000"/>
+          <w:sz w:val="24"/>
+        </w:rPr>
+        <w:t>空间思维链：连接空间推理生成的理解和生成模型</w:t>
+      </w:r>
+    </w:p>
+    <w:p>
+      <w:r>
+        <w:rPr>
+          <w:rFonts w:ascii="Times New Roman" w:hAnsi="Times New Roman" w:eastAsia="宋体"/>
+          <w:b/>
+          <w:color w:val="003264"/>
+          <w:sz w:val="24"/>
+        </w:rPr>
+        <w:t>Spatial Chain-of-Thought: Bridging Understanding and Generation Models for Spatial Reasoning Generation</w:t>
+      </w:r>
+    </w:p>
+    <w:p>
+      <w:r>
+        <w:rPr>
+          <w:rFonts w:ascii="Times New Roman" w:hAnsi="Times New Roman" w:eastAsia="宋体"/>
+          <w:sz w:val="21"/>
+        </w:rPr>
+        <w:t>作者: Long Chen</w:t>
+        <w:br/>
+      </w:r>
+      <w:r>
+        <w:rPr>
+          <w:rFonts w:ascii="Times New Roman" w:hAnsi="Times New Roman" w:eastAsia="宋体"/>
+          <w:sz w:val="21"/>
+        </w:rPr>
+        <w:t xml:space="preserve">时间: 2026-02-12T14:12:14Z | </w:t>
+      </w:r>
+      <w:r>
+        <w:t xml:space="preserve">链接: </w:t>
+      </w:r>
+      <w:hyperlink r:id="rId168">
+        <w:r>
+          <w:rPr>
+            <w:rFonts w:ascii="Times New Roman" w:hAnsi="Times New Roman" w:eastAsia="宋体"/>
+            <w:color w:val="0000FF"/>
+            <w:sz w:val="21"/>
+            <w:u w:val="single"/>
+          </w:rPr>
+          <w:t>https://arxiv.org/abs/2602.11980v1</w:t>
+        </w:r>
+      </w:hyperlink>
+    </w:p>
+    <w:p>
+      <w:pPr>
+        <w:spacing w:before="120"/>
+      </w:pPr>
+      <w:r>
+        <w:rPr>
+          <w:rFonts w:ascii="Times New Roman" w:hAnsi="Times New Roman" w:eastAsia="宋体"/>
+          <w:b/>
+          <w:sz w:val="21"/>
+        </w:rPr>
+        <w:t>中文摘要:</w:t>
+      </w:r>
+    </w:p>
+    <w:p>
+      <w:pPr>
+        <w:ind w:firstLine="360"/>
+      </w:pPr>
+      <w:r>
+        <w:rPr>
+          <w:rFonts w:ascii="Times New Roman" w:hAnsi="Times New Roman" w:eastAsia="宋体"/>
+          <w:sz w:val="21"/>
+        </w:rPr>
+        <w:t>虽然扩散模型在美学图像合成方面表现出了卓越的能力，但它们常常难以应对复杂的空间理解和推理。现有方法求助于多模式大语言模型（MLLM）来增强这种能力。然而，它们要么通过联合训练产生高昂的计算成本，要么在仅依赖文本提示时遭受空间信息丢失。为了缓解这些限制，我们提出了空间思想链（SCoT）框架，这是一种即插即用的方法，可以有效地将 MLLM 的推理能力与扩散模型的生成能力联系起来。具体来说，我们首先通过在交错文本坐标指令格式上进行训练来增强扩散模型的布局意识。然后，我们利用最先进的 MLLM 作为规划器来生成全面的布局规划，将其空间规划能力直接转移到生成过程中。大量的实验表明，我们的方法在图像生成基准上实现了最先进的性能，并且在复杂推理任务上显着优于基准，同时在图像编辑场景中也显示出强大的功效。</w:t>
+      </w:r>
+    </w:p>
+    <w:p>
+      <w:pPr>
+        <w:spacing w:before="120"/>
+      </w:pPr>
+      <w:r>
+        <w:rPr>
+          <w:rFonts w:ascii="Times New Roman" w:hAnsi="Times New Roman" w:eastAsia="宋体"/>
+          <w:b/>
+          <w:sz w:val="21"/>
+        </w:rPr>
+        <w:t>English Abstract:</w:t>
+      </w:r>
+    </w:p>
+    <w:p>
+      <w:r>
+        <w:rPr>
+          <w:rFonts w:ascii="Times New Roman" w:hAnsi="Times New Roman" w:eastAsia="宋体"/>
+          <w:sz w:val="21"/>
+        </w:rPr>
+        <w:t>While diffusion models have shown exceptional capabilities in aesthetic image synthesis, they often struggle with complex spatial understanding and reasoning. Existing approaches resort to Multimodal Large Language Models (MLLMs) to enhance this capability. However, they either incur high computational costs through joint training or suffer from spatial information loss when relying solely on textual prompts. To alleviate these limitations, we propose a Spatial Chain-of-Thought (SCoT) framework, a plug-and-play approach that effectively bridges the reasoning capabilities of MLLMs with the generative power of diffusion models. Specifically, we first enhance the diffusion model's layout awareness by training it on an interleaved text-coordinate instruction format. We then leverage state-of-the-art MLLMs as planners to generate comprehensive layout plans, transferring their spatial planning capabilities directly to the generation process. Extensive experiments demonstrate that our method achieves state-of-the-art performance on image generation benchmarks and significantly outperforms baselines on complex reasoning tasks, while also showing strong efficacy in image editing scenarios.</w:t>
+      </w:r>
+    </w:p>
+    <w:p>
+      <w:r>
+        <w:rPr>
+          <w:rFonts w:ascii="Times New Roman" w:hAnsi="Times New Roman" w:eastAsia="宋体"/>
+          <w:sz w:val="21"/>
+        </w:rPr>
+        <w:t>__________________________________________________</w:t>
+      </w:r>
+    </w:p>
+    <w:p>
+      <w:pPr>
+        <w:pStyle w:val="Heading2"/>
+      </w:pPr>
+      <w:r/>
+      <w:r>
+        <w:rPr>
+          <w:rFonts w:ascii="Times New Roman" w:hAnsi="Times New Roman" w:eastAsia="宋体"/>
+          <w:b/>
+          <w:color w:val="000000"/>
+          <w:sz w:val="24"/>
+        </w:rPr>
+        <w:t>用于高保真小说视图合成的投影表示调节</w:t>
+      </w:r>
+    </w:p>
+    <w:p>
+      <w:r>
+        <w:rPr>
+          <w:rFonts w:ascii="Times New Roman" w:hAnsi="Times New Roman" w:eastAsia="宋体"/>
+          <w:b/>
+          <w:color w:val="003264"/>
+          <w:sz w:val="24"/>
+        </w:rPr>
+        <w:t>Projected Representation Conditioning for High-fidelity Novel View Synthesis</w:t>
+      </w:r>
+    </w:p>
+    <w:p>
+      <w:r>
+        <w:rPr>
+          <w:rFonts w:ascii="Times New Roman" w:hAnsi="Times New Roman" w:eastAsia="宋体"/>
+          <w:sz w:val="21"/>
+        </w:rPr>
+        <w:t>作者: Seungryong Kim</w:t>
+        <w:br/>
+      </w:r>
+      <w:r>
+        <w:rPr>
+          <w:rFonts w:ascii="Times New Roman" w:hAnsi="Times New Roman" w:eastAsia="宋体"/>
+          <w:sz w:val="21"/>
+        </w:rPr>
+        <w:t xml:space="preserve">时间: 2026-02-12T14:35:30Z | </w:t>
+      </w:r>
+      <w:r>
+        <w:t xml:space="preserve">链接: </w:t>
+      </w:r>
+      <w:hyperlink r:id="rId169">
+        <w:r>
+          <w:rPr>
+            <w:rFonts w:ascii="Times New Roman" w:hAnsi="Times New Roman" w:eastAsia="宋体"/>
+            <w:color w:val="0000FF"/>
+            <w:sz w:val="21"/>
+            <w:u w:val="single"/>
+          </w:rPr>
+          <w:t>https://arxiv.org/abs/2602.12003v1</w:t>
+        </w:r>
+      </w:hyperlink>
+    </w:p>
+    <w:p>
+      <w:pPr>
+        <w:spacing w:before="120"/>
+      </w:pPr>
+      <w:r>
+        <w:rPr>
+          <w:rFonts w:ascii="Times New Roman" w:hAnsi="Times New Roman" w:eastAsia="宋体"/>
+          <w:b/>
+          <w:sz w:val="21"/>
+        </w:rPr>
+        <w:t>中文摘要:</w:t>
+      </w:r>
+    </w:p>
+    <w:p>
+      <w:pPr>
+        <w:ind w:firstLine="360"/>
+      </w:pPr>
+      <w:r>
+        <w:rPr>
+          <w:rFonts w:ascii="Times New Roman" w:hAnsi="Times New Roman" w:eastAsia="宋体"/>
+          <w:sz w:val="21"/>
+        </w:rPr>
+        <w:t>我们提出了一种基于扩散的新颖视图合成的新颖框架，其中我们利用外部表示作为条件，利用它们的几何和语义对应特性来增强生成的新颖视点的几何一致性。首先，我们提供了详细的分析，探索外部视觉表征的空间注意中出现的对应能力。基于这些见解，我们提出了一种通过专用表示投影模块将外部表示注入扩散过程的表示引导新颖视图合成，一种名为 ReNoV 的方法，是表示引导新颖视图合成的缩写。我们的实验表明，这种设计在重建保真度和修复质量方面都有显着提高，在标准基准上优于先前基于扩散的新颖视图方法，并能够从稀疏的、未摆出的图像集合中进行稳健的合成。</w:t>
+      </w:r>
+    </w:p>
+    <w:p>
+      <w:pPr>
+        <w:spacing w:before="120"/>
+      </w:pPr>
+      <w:r>
+        <w:rPr>
+          <w:rFonts w:ascii="Times New Roman" w:hAnsi="Times New Roman" w:eastAsia="宋体"/>
+          <w:b/>
+          <w:sz w:val="21"/>
+        </w:rPr>
+        <w:t>English Abstract:</w:t>
+      </w:r>
+    </w:p>
+    <w:p>
+      <w:r>
+        <w:rPr>
+          <w:rFonts w:ascii="Times New Roman" w:hAnsi="Times New Roman" w:eastAsia="宋体"/>
+          <w:sz w:val="21"/>
+        </w:rPr>
+        <w:t>We propose a novel framework for diffusion-based novel view synthesis in which we leverage external representations as conditions, harnessing their geometric and semantic correspondence properties for enhanced geometric consistency in generated novel viewpoints. First, we provide a detailed analysis exploring the correspondence capabilities emergent in the spatial attention of external visual representations. Building from these insights, we propose a representation-guided novel view synthesis through dedicated representation projection modules that inject external representations into the diffusion process, a methodology named ReNoV, short for representation-guided novel view synthesis. Our experiments show that this design yields marked improvements in both reconstruction fidelity and inpainting quality, outperforming prior diffusion-based novel-view methods on standard benchmarks and enabling robust synthesis from sparse, unposed image collections.</w:t>
+      </w:r>
+    </w:p>
+    <w:p>
+      <w:r>
+        <w:rPr>
+          <w:rFonts w:ascii="Times New Roman" w:hAnsi="Times New Roman" w:eastAsia="宋体"/>
+          <w:sz w:val="21"/>
+        </w:rPr>
+        <w:t>__________________________________________________</w:t>
+      </w:r>
+    </w:p>
+    <w:p>
+      <w:pPr>
+        <w:pStyle w:val="Heading2"/>
+      </w:pPr>
+      <w:r/>
+      <w:r>
+        <w:rPr>
+          <w:rFonts w:ascii="Times New Roman" w:hAnsi="Times New Roman" w:eastAsia="宋体"/>
+          <w:b/>
+          <w:color w:val="000000"/>
+          <w:sz w:val="24"/>
+        </w:rPr>
+        <w:t>基于 DMD 的自适应调制方法，用于高眩光环境中的高动态范围成像</w:t>
+      </w:r>
+    </w:p>
+    <w:p>
+      <w:r>
+        <w:rPr>
+          <w:rFonts w:ascii="Times New Roman" w:hAnsi="Times New Roman" w:eastAsia="宋体"/>
+          <w:b/>
+          <w:color w:val="003264"/>
+          <w:sz w:val="24"/>
+        </w:rPr>
+        <w:t>A DMD-Based Adaptive Modulation Method for High Dynamic Range Imaging in High-Glare Environments</w:t>
+      </w:r>
+    </w:p>
+    <w:p>
+      <w:r>
+        <w:rPr>
+          <w:rFonts w:ascii="Times New Roman" w:hAnsi="Times New Roman" w:eastAsia="宋体"/>
+          <w:sz w:val="21"/>
+        </w:rPr>
+        <w:t>作者: Qifeng Yu</w:t>
+        <w:br/>
+      </w:r>
+      <w:r>
+        <w:rPr>
+          <w:rFonts w:ascii="Times New Roman" w:hAnsi="Times New Roman" w:eastAsia="宋体"/>
+          <w:sz w:val="21"/>
+        </w:rPr>
+        <w:t xml:space="preserve">时间: 2026-02-12T15:10:25Z | </w:t>
+      </w:r>
+      <w:r>
+        <w:t xml:space="preserve">链接: </w:t>
+      </w:r>
+      <w:hyperlink r:id="rId170">
+        <w:r>
+          <w:rPr>
+            <w:rFonts w:ascii="Times New Roman" w:hAnsi="Times New Roman" w:eastAsia="宋体"/>
+            <w:color w:val="0000FF"/>
+            <w:sz w:val="21"/>
+            <w:u w:val="single"/>
+          </w:rPr>
+          <w:t>https://arxiv.org/abs/2602.12044v1</w:t>
+        </w:r>
+      </w:hyperlink>
+    </w:p>
+    <w:p>
+      <w:pPr>
+        <w:spacing w:before="120"/>
+      </w:pPr>
+      <w:r>
+        <w:rPr>
+          <w:rFonts w:ascii="Times New Roman" w:hAnsi="Times New Roman" w:eastAsia="宋体"/>
+          <w:b/>
+          <w:sz w:val="21"/>
+        </w:rPr>
+        <w:t>中文摘要:</w:t>
+      </w:r>
+    </w:p>
+    <w:p>
+      <w:pPr>
+        <w:ind w:firstLine="360"/>
+      </w:pPr>
+      <w:r>
+        <w:rPr>
+          <w:rFonts w:ascii="Times New Roman" w:hAnsi="Times New Roman" w:eastAsia="宋体"/>
+          <w:sz w:val="21"/>
+        </w:rPr>
+        <w:t>背景光机械测量的准确性很大程度上取决于图像质量，特别是在极端照明条件下，例如焊接电弧监测和抛光金属表面分析。在这些情况下，高于 120 dB 的高动态范围 (HDR) 成像至关重要。传统的 CCD/CMOS 传感器的动态范围通常低于 70 dB，在眩光下极易饱和，从而导致不可逆的细节损失以及数字图像相关 (DIC) 中的重大错误。方法 本文提出了一种利用数字微镜器件 (DMD) 空间调制功能的 HDR 成像系统。该系统架构通过一个由两个协同子系统组成的集成框架，实现高动态范围场景的自主区域分割和自适应曝光控制：基于DMD的光学调制单元和自适应计算成像管道。结果 系统实现了 127 dB 的可测量动态范围，有效消除了高眩光下的饱和伪影。实验结果表明，应变误差减少了 78%，DIC 定位精度提高，证实了在极端强度变化下的可靠性能。结论 基于 DMD 的系统提供高保真度自适应 HDR 成像，克服了传统传感器的主要局限性。它在传统方法无法胜任的高眩光环境中展现出光学计量和应力分析的巨大潜力。</w:t>
+      </w:r>
+    </w:p>
+    <w:p>
+      <w:pPr>
+        <w:spacing w:before="120"/>
+      </w:pPr>
+      <w:r>
+        <w:rPr>
+          <w:rFonts w:ascii="Times New Roman" w:hAnsi="Times New Roman" w:eastAsia="宋体"/>
+          <w:b/>
+          <w:sz w:val="21"/>
+        </w:rPr>
+        <w:t>English Abstract:</w:t>
+      </w:r>
+    </w:p>
+    <w:p>
+      <w:r>
+        <w:rPr>
+          <w:rFonts w:ascii="Times New Roman" w:hAnsi="Times New Roman" w:eastAsia="宋体"/>
+          <w:sz w:val="21"/>
+        </w:rPr>
+        <w:t>Background The accuracy of photomechanics measurements critically relies on image quality,particularly under extreme illumination conditions such as welding arc monitoring and polished metallic surface analysis. High dynamic range (HDR) imaging above 120 dB is essential in these contexts. Conventional CCD/CMOS sensors, with dynamic ranges typically below 70 dB, are highly susceptible to saturation under glare, resulting in irreversible loss of detail and significant errors in digital image correlation (DIC). Methods This paper presents an HDR imaging system that leverages the spatial modulation capability of a digital micromirror device (DMD). The system architecture enables autonomous regional segmentation and adaptive exposure control for high-dynamic-range scenes through an integrated framework comprising two synergistic subsystems: a DMD-based optical modulation unit and an adaptive computational imaging pipeline. Results The system achieves a measurable dynamic range of 127 dB, effectively eliminating satu ration artifacts under high glare. Experimental results demonstrate a 78% reduction in strain error and improved DIC positioning accuracy, confirming reliable performance across extreme intensity variations. Conclusion The DMD-based system provides high fidelity adaptive HDR imaging, overcoming key limitations of conventional sensors. It exhibits strong potential for optical metrology and stress analysis in high-glare environments where traditional methods are inadequate.</w:t>
+      </w:r>
+    </w:p>
+    <w:p>
+      <w:r>
+        <w:rPr>
+          <w:rFonts w:ascii="Times New Roman" w:hAnsi="Times New Roman" w:eastAsia="宋体"/>
+          <w:sz w:val="21"/>
+        </w:rPr>
+        <w:t>__________________________________________________</w:t>
+      </w:r>
+    </w:p>
+    <w:p>
+      <w:pPr>
+        <w:pStyle w:val="Heading2"/>
+      </w:pPr>
+      <w:r/>
+      <w:r>
+        <w:rPr>
+          <w:rFonts w:ascii="Times New Roman" w:hAnsi="Times New Roman" w:eastAsia="宋体"/>
+          <w:b/>
+          <w:color w:val="000000"/>
+          <w:sz w:val="24"/>
+        </w:rPr>
+        <w:t>PosterOmni：通过任务蒸馏和统一奖励反馈进行广义艺术海报创作</w:t>
+      </w:r>
+    </w:p>
+    <w:p>
+      <w:r>
+        <w:rPr>
+          <w:rFonts w:ascii="Times New Roman" w:hAnsi="Times New Roman" w:eastAsia="宋体"/>
+          <w:b/>
+          <w:color w:val="003264"/>
+          <w:sz w:val="24"/>
+        </w:rPr>
+        <w:t>PosterOmni: Generalized Artistic Poster Creation via Task Distillation and Unified Reward Feedback</w:t>
+      </w:r>
+    </w:p>
+    <w:p>
+      <w:r>
+        <w:rPr>
+          <w:rFonts w:ascii="Times New Roman" w:hAnsi="Times New Roman" w:eastAsia="宋体"/>
+          <w:sz w:val="21"/>
+        </w:rPr>
+        <w:t>作者: Lei Zhu</w:t>
+        <w:br/>
+      </w:r>
+      <w:r>
+        <w:rPr>
+          <w:rFonts w:ascii="Times New Roman" w:hAnsi="Times New Roman" w:eastAsia="宋体"/>
+          <w:sz w:val="21"/>
+        </w:rPr>
+        <w:t xml:space="preserve">时间: 2026-02-12T16:16:38Z | </w:t>
+      </w:r>
+      <w:r>
+        <w:t xml:space="preserve">链接: </w:t>
+      </w:r>
+      <w:hyperlink r:id="rId171">
+        <w:r>
+          <w:rPr>
+            <w:rFonts w:ascii="Times New Roman" w:hAnsi="Times New Roman" w:eastAsia="宋体"/>
+            <w:color w:val="0000FF"/>
+            <w:sz w:val="21"/>
+            <w:u w:val="single"/>
+          </w:rPr>
+          <w:t>https://arxiv.org/abs/2602.12127v1</w:t>
+        </w:r>
+      </w:hyperlink>
+    </w:p>
+    <w:p>
+      <w:pPr>
+        <w:spacing w:before="120"/>
+      </w:pPr>
+      <w:r>
+        <w:rPr>
+          <w:rFonts w:ascii="Times New Roman" w:hAnsi="Times New Roman" w:eastAsia="宋体"/>
+          <w:b/>
+          <w:sz w:val="21"/>
+        </w:rPr>
+        <w:t>中文摘要:</w:t>
+      </w:r>
+    </w:p>
+    <w:p>
+      <w:pPr>
+        <w:ind w:firstLine="360"/>
+      </w:pPr>
+      <w:r>
+        <w:rPr>
+          <w:rFonts w:ascii="Times New Roman" w:hAnsi="Times New Roman" w:eastAsia="宋体"/>
+          <w:sz w:val="21"/>
+        </w:rPr>
+        <w:t>图像到海报的生成是一项高要求的任务，不仅需要局部调整，还需要高水平的设计理解。模型必须生成文本、布局、风格和视觉元素，同时保持语义保真度和美学连贯性。该过程跨越两种机制：本地编辑，其中 ID 驱动的生成、重新缩放、填充和扩展必须保留具体的视觉实体；以及全局创作，其中布局和风格驱动的任务依赖于对抽象设计概念的理解。这些相互交织的需求使得图像到海报成为一个多维过程，将实体保留编辑与图像提示控制下的概念驱动创作相结合。为了应对这些挑战，我们提出了 PosterOmni，这是一个通用的艺术海报创作框架，它释放了多任务图像到海报生成的基本编辑模型的潜力。 PosterOmni 通过高效的数据蒸馏奖励管道将本地编辑和全局创建这两种机制集成在一个系统中：（i）构建多场景图像到海报数据集，涵盖基于实体和基于概念的创建的六种任务类型； (ii) 提炼本地和全球专家之间的知识以进行监督微调； (iii) 应用统一的 PosterOmni 奖励反馈来共同协调所有任务中的视觉实体保留和审美偏好。此外，我们还建立了 PosterOmni-Bench，这是一个用于评估本地编辑和全局创作的统一基准。大量实验表明，PosterOmni 显着提高了参考依从性、全局构图质量和审美和谐性，超越了所有开源基线，甚至超越了多个专有系统。</w:t>
+      </w:r>
+    </w:p>
+    <w:p>
+      <w:pPr>
+        <w:spacing w:before="120"/>
+      </w:pPr>
+      <w:r>
+        <w:rPr>
+          <w:rFonts w:ascii="Times New Roman" w:hAnsi="Times New Roman" w:eastAsia="宋体"/>
+          <w:b/>
+          <w:sz w:val="21"/>
+        </w:rPr>
+        <w:t>English Abstract:</w:t>
+      </w:r>
+    </w:p>
+    <w:p>
+      <w:r>
+        <w:rPr>
+          <w:rFonts w:ascii="Times New Roman" w:hAnsi="Times New Roman" w:eastAsia="宋体"/>
+          <w:sz w:val="21"/>
+        </w:rPr>
+        <w:t>Image-to-poster generation is a high-demand task requiring not only local adjustments but also high-level design understanding. Models must generate text, layout, style, and visual elements while preserving semantic fidelity and aesthetic coherence. The process spans two regimes: local editing, where ID-driven generation, rescaling, filling, and extending must preserve concrete visual entities; and global creation, where layout- and style-driven tasks rely on understanding abstract design concepts. These intertwined demands make image-to-poster a multi-dimensional process coupling entity-preserving editing with concept-driven creation under image-prompt control. To address these challenges, we propose PosterOmni, a generalized artistic poster creation framework that unlocks the potential of a base edit model for multi-task image-to-poster generation. PosterOmni integrates the two regimes, namely local editing and global creation, within a single system through an efficient data-distillation-reward pipeline: (i) constructing multi-scenario image-to-poster datasets covering six task types across entity-based and concept-based creation; (ii) distilling knowledge between local and global experts for supervised fine-tuning; and (iii) applying unified PosterOmni Reward Feedback to jointly align visual entity-preserving and aesthetic preference across all tasks. Additionally, we establish PosterOmni-Bench, a unified benchmark for evaluating both local editing and global creation. Extensive experiments show that PosterOmni significantly enhances reference adherence, global composition quality, and aesthetic harmony, outperforming all open-source baselines and even surpassing several proprietary systems.</w:t>
+      </w:r>
+    </w:p>
+    <w:p>
+      <w:r>
+        <w:rPr>
+          <w:rFonts w:ascii="Times New Roman" w:hAnsi="Times New Roman" w:eastAsia="宋体"/>
+          <w:sz w:val="21"/>
+        </w:rPr>
+        <w:t>__________________________________________________</w:t>
+      </w:r>
+    </w:p>
+    <w:p>
+      <w:pPr>
+        <w:pStyle w:val="Heading2"/>
+      </w:pPr>
+      <w:r/>
+      <w:r>
+        <w:rPr>
+          <w:rFonts w:ascii="Times New Roman" w:hAnsi="Times New Roman" w:eastAsia="宋体"/>
+          <w:b/>
+          <w:color w:val="000000"/>
+          <w:sz w:val="24"/>
+        </w:rPr>
+        <w:t>失败：用于图像生成的流匹配对抗性模仿学习</w:t>
+      </w:r>
+    </w:p>
+    <w:p>
+      <w:r>
+        <w:rPr>
+          <w:rFonts w:ascii="Times New Roman" w:hAnsi="Times New Roman" w:eastAsia="宋体"/>
+          <w:b/>
+          <w:color w:val="003264"/>
+          <w:sz w:val="24"/>
+        </w:rPr>
+        <w:t>FAIL: Flow Matching Adversarial Imitation Learning for Image Generation</w:t>
+      </w:r>
+    </w:p>
+    <w:p>
+      <w:r>
+        <w:rPr>
+          <w:rFonts w:ascii="Times New Roman" w:hAnsi="Times New Roman" w:eastAsia="宋体"/>
+          <w:sz w:val="21"/>
+        </w:rPr>
+        <w:t>作者: Weidi Xie</w:t>
+        <w:br/>
+      </w:r>
+      <w:r>
+        <w:rPr>
+          <w:rFonts w:ascii="Times New Roman" w:hAnsi="Times New Roman" w:eastAsia="宋体"/>
+          <w:sz w:val="21"/>
+        </w:rPr>
+        <w:t xml:space="preserve">时间: 2026-02-12T16:36:33Z | </w:t>
+      </w:r>
+      <w:r>
+        <w:t xml:space="preserve">链接: </w:t>
+      </w:r>
+      <w:hyperlink r:id="rId172">
+        <w:r>
+          <w:rPr>
+            <w:rFonts w:ascii="Times New Roman" w:hAnsi="Times New Roman" w:eastAsia="宋体"/>
+            <w:color w:val="0000FF"/>
+            <w:sz w:val="21"/>
+            <w:u w:val="single"/>
+          </w:rPr>
+          <w:t>https://arxiv.org/abs/2602.12155v1</w:t>
+        </w:r>
+      </w:hyperlink>
+    </w:p>
+    <w:p>
+      <w:pPr>
+        <w:spacing w:before="120"/>
+      </w:pPr>
+      <w:r>
+        <w:rPr>
+          <w:rFonts w:ascii="Times New Roman" w:hAnsi="Times New Roman" w:eastAsia="宋体"/>
+          <w:b/>
+          <w:sz w:val="21"/>
+        </w:rPr>
+        <w:t>中文摘要:</w:t>
+      </w:r>
+    </w:p>
+    <w:p>
+      <w:pPr>
+        <w:ind w:firstLine="360"/>
+      </w:pPr>
+      <w:r>
+        <w:rPr>
+          <w:rFonts w:ascii="Times New Roman" w:hAnsi="Times New Roman" w:eastAsia="宋体"/>
+          <w:sz w:val="21"/>
+        </w:rPr>
+        <w:t>流匹配模型的后训练——将输出分布与高质量目标对齐——在数学上等同于模仿学习。虽然监督微调有效地模仿了专家的演示，但它无法纠正看不见的状态中的政策漂移。偏好优化方法可以解决这个问题，但需要昂贵的偏好对或奖励建模。我们提出了流匹配对抗性模仿学习（FAIL），它通过对抗性训练来最小化政策专家分歧，而无需明确的奖励或成对比较。我们推导出两种算法：FAIL-PD 利用可微分 ODE 求解器来实现低方差路径梯度，而 FAIL-PG 则为离散或计算约束设置提供黑盒替代方案。仅通过 Nano Banana pro 的 13,000 次演示对 FLUX 进行微调，FAIL 在快速跟随和美学基准方面实现了具有竞争力的性能。此外，该框架有效地推广到离散图像和视频生成，并作为强大的正则化器来减轻基于奖励的优化中的奖励黑客行为。代码和数据可在 https://github.com/HansPolo113/FAIL 获取。</w:t>
+      </w:r>
+    </w:p>
+    <w:p>
+      <w:pPr>
+        <w:spacing w:before="120"/>
+      </w:pPr>
+      <w:r>
+        <w:rPr>
+          <w:rFonts w:ascii="Times New Roman" w:hAnsi="Times New Roman" w:eastAsia="宋体"/>
+          <w:b/>
+          <w:sz w:val="21"/>
+        </w:rPr>
+        <w:t>English Abstract:</w:t>
+      </w:r>
+    </w:p>
+    <w:p>
+      <w:r>
+        <w:rPr>
+          <w:rFonts w:ascii="Times New Roman" w:hAnsi="Times New Roman" w:eastAsia="宋体"/>
+          <w:sz w:val="21"/>
+        </w:rPr>
+        <w:t>Post-training of flow matching models-aligning the output distribution with a high-quality target-is mathematically equivalent to imitation learning. While Supervised Fine-Tuning mimics expert demonstrations effectively, it cannot correct policy drift in unseen states. Preference optimization methods address this but require costly preference pairs or reward modeling. We propose Flow Matching Adversarial Imitation Learning (FAIL), which minimizes policy-expert divergence through adversarial training without explicit rewards or pairwise comparisons. We derive two algorithms: FAIL-PD exploits differentiable ODE solvers for low-variance pathwise gradients, while FAIL-PG provides a black-box alternative for discrete or computationally constrained settings. Fine-tuning FLUX with only 13,000 demonstrations from Nano Banana pro, FAIL achieves competitive performance on prompt following and aesthetic benchmarks. Furthermore, the framework generalizes effectively to discrete image and video generation, and functions as a robust regularizer to mitigate reward hacking in reward-based optimization. Code and data are available at https://github.com/HansPolo113/FAIL.</w:t>
+      </w:r>
+    </w:p>
+    <w:p>
+      <w:r>
+        <w:rPr>
+          <w:rFonts w:ascii="Times New Roman" w:hAnsi="Times New Roman" w:eastAsia="宋体"/>
+          <w:sz w:val="21"/>
+        </w:rPr>
+        <w:t>__________________________________________________</w:t>
+      </w:r>
+    </w:p>
+    <w:p>
+      <w:pPr>
+        <w:pStyle w:val="Heading2"/>
+      </w:pPr>
+      <w:r/>
+      <w:r>
+        <w:rPr>
+          <w:rFonts w:ascii="Times New Roman" w:hAnsi="Times New Roman" w:eastAsia="宋体"/>
+          <w:b/>
+          <w:color w:val="000000"/>
+          <w:sz w:val="24"/>
+        </w:rPr>
+        <w:t>EO-VAE：面向地球观测数据的多传感器标记器</w:t>
+      </w:r>
+    </w:p>
+    <w:p>
+      <w:r>
+        <w:rPr>
+          <w:rFonts w:ascii="Times New Roman" w:hAnsi="Times New Roman" w:eastAsia="宋体"/>
+          <w:b/>
+          <w:color w:val="003264"/>
+          <w:sz w:val="24"/>
+        </w:rPr>
+        <w:t>EO-VAE: Towards A Multi-sensor Tokenizer for Earth Observation Data</w:t>
+      </w:r>
+    </w:p>
+    <w:p>
+      <w:r>
+        <w:rPr>
+          <w:rFonts w:ascii="Times New Roman" w:hAnsi="Times New Roman" w:eastAsia="宋体"/>
+          <w:sz w:val="21"/>
+        </w:rPr>
+        <w:t>作者: Xiaoxiang Zhu</w:t>
+        <w:br/>
+      </w:r>
+      <w:r>
+        <w:rPr>
+          <w:rFonts w:ascii="Times New Roman" w:hAnsi="Times New Roman" w:eastAsia="宋体"/>
+          <w:sz w:val="21"/>
+        </w:rPr>
+        <w:t xml:space="preserve">时间: 2026-02-12T17:09:14Z | </w:t>
+      </w:r>
+      <w:r>
+        <w:t xml:space="preserve">链接: </w:t>
+      </w:r>
+      <w:hyperlink r:id="rId173">
+        <w:r>
+          <w:rPr>
+            <w:rFonts w:ascii="Times New Roman" w:hAnsi="Times New Roman" w:eastAsia="宋体"/>
+            <w:color w:val="0000FF"/>
+            <w:sz w:val="21"/>
+            <w:u w:val="single"/>
+          </w:rPr>
+          <w:t>https://arxiv.org/abs/2602.12177v1</w:t>
+        </w:r>
+      </w:hyperlink>
+    </w:p>
+    <w:p>
+      <w:pPr>
+        <w:spacing w:before="120"/>
+      </w:pPr>
+      <w:r>
+        <w:rPr>
+          <w:rFonts w:ascii="Times New Roman" w:hAnsi="Times New Roman" w:eastAsia="宋体"/>
+          <w:b/>
+          <w:sz w:val="21"/>
+        </w:rPr>
+        <w:t>中文摘要:</w:t>
+      </w:r>
+    </w:p>
+    <w:p>
+      <w:pPr>
+        <w:ind w:firstLine="360"/>
+      </w:pPr>
+      <w:r>
+        <w:rPr>
+          <w:rFonts w:ascii="Times New Roman" w:hAnsi="Times New Roman" w:eastAsia="宋体"/>
+          <w:sz w:val="21"/>
+        </w:rPr>
+        <w:t>最先进的生成图像和视频模型在很大程度上依赖于将高维输入压缩为更有效的潜在表示的分词器。虽然这种范例彻底改变了 RGB 生成，但由于不同的传感器规格和可变的光谱通道，地球观测 (EO) 数据提出了独特的挑战。我们提出了 EO-VAE，一种多传感器变分自动编码器，旨在作为 EO 领域的基础标记器。与之前为每种模态训练单独的标记器的方法不同，EO-VAE 利用单个模型通过动态超网络来编码和重建灵活的通道组合。我们在 TerraMesh 数据集上的实验表明，与 TerraMind 分词器相比，EO-VAE 实现了卓越的重建保真度，为遥感中的潜在生成建模建立了稳健的基线。</w:t>
+      </w:r>
+    </w:p>
+    <w:p>
+      <w:pPr>
+        <w:spacing w:before="120"/>
+      </w:pPr>
+      <w:r>
+        <w:rPr>
+          <w:rFonts w:ascii="Times New Roman" w:hAnsi="Times New Roman" w:eastAsia="宋体"/>
+          <w:b/>
+          <w:sz w:val="21"/>
+        </w:rPr>
+        <w:t>English Abstract:</w:t>
+      </w:r>
+    </w:p>
+    <w:p>
+      <w:r>
+        <w:rPr>
+          <w:rFonts w:ascii="Times New Roman" w:hAnsi="Times New Roman" w:eastAsia="宋体"/>
+          <w:sz w:val="21"/>
+        </w:rPr>
+        <w:t>State-of-the-art generative image and video models rely heavily on tokenizers that compress high-dimensional inputs into more efficient latent representations. While this paradigm has revolutionized RGB generation, Earth observation (EO) data presents unique challenges due to diverse sensor specifications and variable spectral channels. We propose EO-VAE, a multi-sensor variational autoencoder designed to serve as a foundational tokenizer for the EO domain. Unlike prior approaches that train separate tokenizers for each modality, EO-VAE utilizes a single model to encode and reconstruct flexible channel combinations via dynamic hypernetworks. Our experiments on the TerraMesh dataset demonstrate that EO-VAE achieves superior reconstruction fidelity compared to the TerraMind tokenizers, establishing a robust baseline for latent generative modeling in remote sensing.</w:t>
+      </w:r>
+    </w:p>
+    <w:p>
+      <w:r>
+        <w:rPr>
+          <w:rFonts w:ascii="Times New Roman" w:hAnsi="Times New Roman" w:eastAsia="宋体"/>
+          <w:sz w:val="21"/>
+        </w:rPr>
+        <w:t>__________________________________________________</w:t>
+      </w:r>
+    </w:p>
+    <w:p>
+      <w:pPr>
+        <w:pStyle w:val="Heading2"/>
+      </w:pPr>
+      <w:r/>
+      <w:r>
+        <w:rPr>
+          <w:rFonts w:ascii="Times New Roman" w:hAnsi="Times New Roman" w:eastAsia="宋体"/>
+          <w:b/>
+          <w:color w:val="000000"/>
+          <w:sz w:val="24"/>
+        </w:rPr>
+        <w:t>DeepGen 1.0：用于推进图像生成和编辑的轻量级统一多模态模型</w:t>
+      </w:r>
+    </w:p>
+    <w:p>
+      <w:r>
+        <w:rPr>
+          <w:rFonts w:ascii="Times New Roman" w:hAnsi="Times New Roman" w:eastAsia="宋体"/>
+          <w:b/>
+          <w:color w:val="003264"/>
+          <w:sz w:val="24"/>
+        </w:rPr>
+        <w:t>DeepGen 1.0: A Lightweight Unified Multimodal Model for Advancing Image Generation and Editing</w:t>
+      </w:r>
+    </w:p>
+    <w:p>
+      <w:r>
+        <w:rPr>
+          <w:rFonts w:ascii="Times New Roman" w:hAnsi="Times New Roman" w:eastAsia="宋体"/>
+          <w:sz w:val="21"/>
+        </w:rPr>
+        <w:t>作者: Jiaqi Wang</w:t>
+        <w:br/>
+      </w:r>
+      <w:r>
+        <w:rPr>
+          <w:rFonts w:ascii="Times New Roman" w:hAnsi="Times New Roman" w:eastAsia="宋体"/>
+          <w:sz w:val="21"/>
+        </w:rPr>
+        <w:t xml:space="preserve">时间: 2026-02-12T17:44:24Z | </w:t>
+      </w:r>
+      <w:r>
+        <w:t xml:space="preserve">链接: </w:t>
+      </w:r>
+      <w:hyperlink r:id="rId174">
+        <w:r>
+          <w:rPr>
+            <w:rFonts w:ascii="Times New Roman" w:hAnsi="Times New Roman" w:eastAsia="宋体"/>
+            <w:color w:val="0000FF"/>
+            <w:sz w:val="21"/>
+            <w:u w:val="single"/>
+          </w:rPr>
+          <w:t>https://arxiv.org/abs/2602.12205v1</w:t>
+        </w:r>
+      </w:hyperlink>
+    </w:p>
+    <w:p>
+      <w:pPr>
+        <w:spacing w:before="120"/>
+      </w:pPr>
+      <w:r>
+        <w:rPr>
+          <w:rFonts w:ascii="Times New Roman" w:hAnsi="Times New Roman" w:eastAsia="宋体"/>
+          <w:b/>
+          <w:sz w:val="21"/>
+        </w:rPr>
+        <w:t>中文摘要:</w:t>
+      </w:r>
+    </w:p>
+    <w:p>
+      <w:pPr>
+        <w:ind w:firstLine="360"/>
+      </w:pPr>
+      <w:r>
+        <w:rPr>
+          <w:rFonts w:ascii="Times New Roman" w:hAnsi="Times New Roman" w:eastAsia="宋体"/>
+          <w:sz w:val="21"/>
+        </w:rPr>
+        <w:t>当前用于图像生成和编辑的统一多模态模型通常依赖于大量参数尺度（例如，&gt;10B），从而导致训练成本和部署占用空间过高。在这项工作中，我们提出了 DeepGen 1.0，这是一种轻量级的 5B 统一模型，其综合能力可与更大的同行竞争或超越。为了克服紧凑模型在语义理解和细粒度控制方面的局限性，我们引入了堆叠通道桥接（SCB），这是一种深度对齐框架，它从多个 VLM 层中提取层次特征，并将它们与可学习的“思考标记”融合，为生成主干提供结构化、推理丰富的指导。我们进一步设计了一个以数据为中心的训练策略，跨越三个渐进阶段：(1) 对大规模图像文本对和编辑三元组进行对齐预训练，以同步 VLM 和 DiT 表示，(2) 对生成、编辑和推理任务的高质量混合进行联合监督微调，以培养全方位能力，以及 (3) 使用 MR-GRPO 进行强化学习，它利用奖励函数和监督信号的混合，从而在生成质量和对齐方面取得实质性进展符合人类偏好，同时保持稳定的训练进度并避免视觉伪影。尽管仅接受了约 5000 万样本的训练，但 DeepGen 1.0 在各种基准测试中均实现了领先的性能，在 WISE 上超过 80B HunyuanImage 28%，在 UniREditBench 上超过 27B Qwen-Image-Edit 37%。通过开源我们的训练代码、权重和数据集，我们提供了一种高效、高性能的替代方案，使统一的多模式研究民主化。</w:t>
+      </w:r>
+    </w:p>
+    <w:p>
+      <w:pPr>
+        <w:spacing w:before="120"/>
+      </w:pPr>
+      <w:r>
+        <w:rPr>
+          <w:rFonts w:ascii="Times New Roman" w:hAnsi="Times New Roman" w:eastAsia="宋体"/>
+          <w:b/>
+          <w:sz w:val="21"/>
+        </w:rPr>
+        <w:t>English Abstract:</w:t>
+      </w:r>
+    </w:p>
+    <w:p>
+      <w:r>
+        <w:rPr>
+          <w:rFonts w:ascii="Times New Roman" w:hAnsi="Times New Roman" w:eastAsia="宋体"/>
+          <w:sz w:val="21"/>
+        </w:rPr>
+        <w:t>Current unified multimodal models for image generation and editing typically rely on massive parameter scales (e.g., &gt;10B), entailing prohibitive training costs and deployment footprints. In this work, we present DeepGen 1.0, a lightweight 5B unified model that achieves comprehensive capabilities competitive with or surpassing much larger counterparts. To overcome the limitations of compact models in semantic understanding and fine-grained control, we introduce Stacked Channel Bridging (SCB), a deep alignment framework that extracts hierarchical features from multiple VLM layers and fuses them with learnable 'think tokens' to provide the generative backbone with structured, reasoning-rich guidance. We further design a data-centric training strategy spanning three progressive stages: (1) Alignment Pre-training on large-scale image-text pairs and editing triplets to synchronize VLM and DiT representations, (2) Joint Supervised Fine-tuning on a high-quality mixture of generation, editing, and reasoning tasks to foster omni-capabilities, and (3) Reinforcement Learning with MR-GRPO, which leverages a mixture of reward functions and supervision signals, resulting in substantial gains in generation quality and alignment with human preferences, while maintaining stable training progress and avoiding visual artifacts. Despite being trained on only ~50M samples, DeepGen 1.0 achieves leading performance across diverse benchmarks, surpassing the 80B HunyuanImage by 28% on WISE and the 27B Qwen-Image-Edit by 37% on UniREditBench. By open-sourcing our training code, weights, and datasets, we provide an efficient, high-performance alternative to democratize unified multimodal research.</w:t>
+      </w:r>
+    </w:p>
+    <w:p>
+      <w:r>
+        <w:rPr>
+          <w:rFonts w:ascii="Times New Roman" w:hAnsi="Times New Roman" w:eastAsia="宋体"/>
+          <w:sz w:val="21"/>
+        </w:rPr>
+        <w:t>__________________________________________________</w:t>
+      </w:r>
+    </w:p>
+    <w:p>
+      <w:pPr>
+        <w:pStyle w:val="Heading2"/>
+      </w:pPr>
+      <w:r/>
+      <w:r>
+        <w:rPr>
+          <w:rFonts w:ascii="Times New Roman" w:hAnsi="Times New Roman" w:eastAsia="宋体"/>
+          <w:b/>
+          <w:color w:val="000000"/>
+          <w:sz w:val="24"/>
+        </w:rPr>
+        <w:t>两全其美：通过统一离散流匹配进行多模态推理和生成</w:t>
+      </w:r>
+    </w:p>
+    <w:p>
+      <w:r>
+        <w:rPr>
+          <w:rFonts w:ascii="Times New Roman" w:hAnsi="Times New Roman" w:eastAsia="宋体"/>
+          <w:b/>
+          <w:color w:val="003264"/>
+          <w:sz w:val="24"/>
+        </w:rPr>
+        <w:t>Best of Both Worlds: Multimodal Reasoning and Generation via Unified Discrete Flow Matching</w:t>
+      </w:r>
+    </w:p>
+    <w:p>
+      <w:r>
+        <w:rPr>
+          <w:rFonts w:ascii="Times New Roman" w:hAnsi="Times New Roman" w:eastAsia="宋体"/>
+          <w:sz w:val="21"/>
+        </w:rPr>
+        <w:t>作者: Ismini Lourentzou</w:t>
+        <w:br/>
+      </w:r>
+      <w:r>
+        <w:rPr>
+          <w:rFonts w:ascii="Times New Roman" w:hAnsi="Times New Roman" w:eastAsia="宋体"/>
+          <w:sz w:val="21"/>
+        </w:rPr>
+        <w:t xml:space="preserve">时间: 2026-02-12T17:59:08Z | </w:t>
+      </w:r>
+      <w:r>
+        <w:t xml:space="preserve">链接: </w:t>
+      </w:r>
+      <w:hyperlink r:id="rId175">
+        <w:r>
+          <w:rPr>
+            <w:rFonts w:ascii="Times New Roman" w:hAnsi="Times New Roman" w:eastAsia="宋体"/>
+            <w:color w:val="0000FF"/>
+            <w:sz w:val="21"/>
+            <w:u w:val="single"/>
+          </w:rPr>
+          <w:t>https://arxiv.org/abs/2602.12221v1</w:t>
+        </w:r>
+      </w:hyperlink>
+    </w:p>
+    <w:p>
+      <w:pPr>
+        <w:spacing w:before="120"/>
+      </w:pPr>
+      <w:r>
+        <w:rPr>
+          <w:rFonts w:ascii="Times New Roman" w:hAnsi="Times New Roman" w:eastAsia="宋体"/>
+          <w:b/>
+          <w:sz w:val="21"/>
+        </w:rPr>
+        <w:t>中文摘要:</w:t>
+      </w:r>
+    </w:p>
+    <w:p>
+      <w:pPr>
+        <w:ind w:firstLine="360"/>
+      </w:pPr>
+      <w:r>
+        <w:rPr>
+          <w:rFonts w:ascii="Times New Roman" w:hAnsi="Times New Roman" w:eastAsia="宋体"/>
+          <w:sz w:val="21"/>
+        </w:rPr>
+        <w:t>我们提出了 UniDFlow，一个用于多模态理解、生成和编辑的统一离散流匹配框架。它通过特定于任务的低阶适配器将理解和生成解耦，避免客观干扰和表示纠缠，同时一种新颖的基于参考的多模态偏好对齐在相同条件下优化相对结果，无需大规模再训练即可提高忠实度和可控性。尽管没有明确的特定任务训练，UniDFlpw 在八个基准测试中实现了 SOTA 性能，并对修复、上下文图像生成、基于参考的编辑和合成生成等任务表现出强大的零样本泛化能力。</w:t>
+      </w:r>
+    </w:p>
+    <w:p>
+      <w:pPr>
+        <w:spacing w:before="120"/>
+      </w:pPr>
+      <w:r>
+        <w:rPr>
+          <w:rFonts w:ascii="Times New Roman" w:hAnsi="Times New Roman" w:eastAsia="宋体"/>
+          <w:b/>
+          <w:sz w:val="21"/>
+        </w:rPr>
+        <w:t>English Abstract:</w:t>
+      </w:r>
+    </w:p>
+    <w:p>
+      <w:r>
+        <w:rPr>
+          <w:rFonts w:ascii="Times New Roman" w:hAnsi="Times New Roman" w:eastAsia="宋体"/>
+          <w:sz w:val="21"/>
+        </w:rPr>
+        <w:t>We propose UniDFlow, a unified discrete flow-matching framework for multimodal understanding, generation, and editing. It decouples understanding and generation via task-specific low-rank adapters, avoiding objective interference and representation entanglement, while a novel reference-based multimodal preference alignment optimizes relative outcomes under identical conditioning, improving faithfulness and controllability without large-scale retraining. UniDFlpw achieves SOTA performance across eight benchmarks and exhibits strong zero-shot generalization to tasks including inpainting, in-context image generation, reference-based editing, and compositional generation, despite no explicit task-specific training.</w:t>
+      </w:r>
+    </w:p>
+    <w:p>
+      <w:r>
+        <w:rPr>
+          <w:rFonts w:ascii="Times New Roman" w:hAnsi="Times New Roman" w:eastAsia="宋体"/>
+          <w:sz w:val="21"/>
+        </w:rPr>
+        <w:t>__________________________________________________</w:t>
+      </w:r>
+    </w:p>
+    <w:p>
+      <w:pPr>
+        <w:pStyle w:val="Heading2"/>
+      </w:pPr>
+      <w:r/>
+      <w:r>
+        <w:rPr>
+          <w:rFonts w:ascii="Times New Roman" w:hAnsi="Times New Roman" w:eastAsia="宋体"/>
+          <w:b/>
+          <w:color w:val="000000"/>
+          <w:sz w:val="24"/>
+        </w:rPr>
+        <w:t>用于神经形态视觉的尖峰神经网络中持续学习的能量感知尖峰预算</w:t>
+      </w:r>
+    </w:p>
+    <w:p>
+      <w:r>
+        <w:rPr>
+          <w:rFonts w:ascii="Times New Roman" w:hAnsi="Times New Roman" w:eastAsia="宋体"/>
+          <w:b/>
+          <w:color w:val="003264"/>
+          <w:sz w:val="24"/>
+        </w:rPr>
+        <w:t>Energy-Aware Spike Budgeting for Continual Learning in Spiking Neural Networks for Neuromorphic Vision</w:t>
+      </w:r>
+    </w:p>
+    <w:p>
+      <w:r>
+        <w:rPr>
+          <w:rFonts w:ascii="Times New Roman" w:hAnsi="Times New Roman" w:eastAsia="宋体"/>
+          <w:sz w:val="21"/>
+        </w:rPr>
+        <w:t>作者: Md Zesun Ahmed Mia</w:t>
+        <w:br/>
+      </w:r>
+      <w:r>
+        <w:rPr>
+          <w:rFonts w:ascii="Times New Roman" w:hAnsi="Times New Roman" w:eastAsia="宋体"/>
+          <w:sz w:val="21"/>
+        </w:rPr>
+        <w:t xml:space="preserve">时间: 2026-02-12T18:15:32Z | </w:t>
+      </w:r>
+      <w:r>
+        <w:t xml:space="preserve">链接: </w:t>
+      </w:r>
+      <w:hyperlink r:id="rId176">
+        <w:r>
+          <w:rPr>
+            <w:rFonts w:ascii="Times New Roman" w:hAnsi="Times New Roman" w:eastAsia="宋体"/>
+            <w:color w:val="0000FF"/>
+            <w:sz w:val="21"/>
+            <w:u w:val="single"/>
+          </w:rPr>
+          <w:t>https://arxiv.org/abs/2602.12236v1</w:t>
+        </w:r>
+      </w:hyperlink>
+    </w:p>
+    <w:p>
+      <w:pPr>
+        <w:spacing w:before="120"/>
+      </w:pPr>
+      <w:r>
+        <w:rPr>
+          <w:rFonts w:ascii="Times New Roman" w:hAnsi="Times New Roman" w:eastAsia="宋体"/>
+          <w:b/>
+          <w:sz w:val="21"/>
+        </w:rPr>
+        <w:t>中文摘要:</w:t>
+      </w:r>
+    </w:p>
+    <w:p>
+      <w:pPr>
+        <w:ind w:firstLine="360"/>
+      </w:pPr>
+      <w:r>
+        <w:rPr>
+          <w:rFonts w:ascii="Times New Roman" w:hAnsi="Times New Roman" w:eastAsia="宋体"/>
+          <w:sz w:val="21"/>
+        </w:rPr>
+        <w:t>基于尖峰神经网络 (SNN) 的神经形态视觉系统为基于事件和基于帧的相机提供超低功耗感知，但灾难性遗忘仍然是在不断变化的环境中部署的关键障碍。现有的持续学习方法主要是为人工神经网络开发的，很少联合优化准确性和能源效率，对基于事件的数据集的探索尤其有限。我们提出了一种用于持续 SNN 学习的能量感知尖峰预算框架，该框架集成了经验回放、可学习的泄漏集成和激发神经元参数以及自适应尖峰调度程序，以在训练期间强制执行数据集特定的能量约束。我们的方法表现出依赖于模态的行为：在基于帧的数据集（MNIST、CIFAR-10）上，峰值预算充当稀疏诱导正则化器，提高准确性，同时将峰值率降低高达 47%；在基于事件的数据集（DVS-Gesture、N-MNIST、CIFAR-10-DVS）上，受控预算放松可以以最小的计算开销实现高达 17.45 个百分点的准确率提升。在涵盖两种模式的五个基准测试中，我们的方法展示了一致的性能改进，同时最大限度地减少动态功耗，提高了神经形态视觉系统中持续学习的实际可行性。</w:t>
+      </w:r>
+    </w:p>
+    <w:p>
+      <w:pPr>
+        <w:spacing w:before="120"/>
+      </w:pPr>
+      <w:r>
+        <w:rPr>
+          <w:rFonts w:ascii="Times New Roman" w:hAnsi="Times New Roman" w:eastAsia="宋体"/>
+          <w:b/>
+          <w:sz w:val="21"/>
+        </w:rPr>
+        <w:t>English Abstract:</w:t>
+      </w:r>
+    </w:p>
+    <w:p>
+      <w:r>
+        <w:rPr>
+          <w:rFonts w:ascii="Times New Roman" w:hAnsi="Times New Roman" w:eastAsia="宋体"/>
+          <w:sz w:val="21"/>
+        </w:rPr>
+        <w:t>Neuromorphic vision systems based on spiking neural networks (SNNs) offer ultra-low-power perception for event-based and frame-based cameras, yet catastrophic forgetting remains a critical barrier to deployment in continually evolving environments. Existing continual learning methods, developed primarily for artificial neural networks, seldom jointly optimize accuracy and energy efficiency, with particularly limited exploration on event-based datasets. We propose an energy-aware spike budgeting framework for continual SNN learning that integrates experience replay, learnable leaky integrate-and-fire neuron parameters, and an adaptive spike scheduler to enforce dataset-specific energy constraints during training. Our approach exhibits modality-dependent behavior: on frame-based datasets (MNIST, CIFAR-10), spike budgeting acts as a sparsity-inducing regularizer, improving accuracy while reducing spike rates by up to 47\%; on event-based datasets (DVS-Gesture, N-MNIST, CIFAR-10-DVS), controlled budget relaxation enables accuracy gains up to 17.45 percentage points with minimal computational overhead. Across five benchmarks spanning both modalities, our method demonstrates consistent performance improvements while minimizing dynamic power consumption, advancing the practical viability of continual learning in neuromorphic vision systems.</w:t>
+      </w:r>
+    </w:p>
+    <w:p>
+      <w:r>
+        <w:rPr>
+          <w:rFonts w:ascii="Times New Roman" w:hAnsi="Times New Roman" w:eastAsia="宋体"/>
+          <w:sz w:val="21"/>
+        </w:rPr>
+        <w:t>__________________________________________________</w:t>
+      </w:r>
+    </w:p>
+    <w:p>
+      <w:pPr>
+        <w:pStyle w:val="Heading1"/>
+      </w:pPr>
+      <w:r>
+        <w:rPr>
+          <w:rFonts w:ascii="Times New Roman" w:hAnsi="Times New Roman" w:eastAsia="宋体"/>
+          <w:b/>
+          <w:color w:val="000000"/>
+          <w:sz w:val="32"/>
+        </w:rPr>
+        <w:t>arXiv: Nerf &amp; Neural Fields</w:t>
+      </w:r>
+    </w:p>
+    <w:p>
+      <w:pPr>
+        <w:jc w:val="center"/>
+      </w:pPr>
+      <w:r>
+        <w:t>--- 更新: 11:30 ---</w:t>
+      </w:r>
+    </w:p>
+    <w:p>
+      <w:pPr>
+        <w:pStyle w:val="Heading2"/>
+      </w:pPr>
+      <w:r/>
+      <w:r>
+        <w:rPr>
+          <w:rFonts w:ascii="Times New Roman" w:hAnsi="Times New Roman" w:eastAsia="宋体"/>
+          <w:b/>
+          <w:color w:val="000000"/>
+          <w:sz w:val="24"/>
+        </w:rPr>
+        <w:t>通过神经场和紧凑阵列获得的稀疏声学数据进行表面阻抗推断</w:t>
+      </w:r>
+    </w:p>
+    <w:p>
+      <w:r>
+        <w:rPr>
+          <w:rFonts w:ascii="Times New Roman" w:hAnsi="Times New Roman" w:eastAsia="宋体"/>
+          <w:b/>
+          <w:color w:val="003264"/>
+          <w:sz w:val="24"/>
+        </w:rPr>
+        <w:t>Surface impedance inference via neural fields and sparse acoustic data obtained by a compact array</w:t>
+      </w:r>
+    </w:p>
+    <w:p>
+      <w:r>
+        <w:rPr>
+          <w:rFonts w:ascii="Times New Roman" w:hAnsi="Times New Roman" w:eastAsia="宋体"/>
+          <w:sz w:val="21"/>
+        </w:rPr>
+        <w:t>作者: Cheol-Ho Jeong</w:t>
+        <w:br/>
+      </w:r>
+      <w:r>
+        <w:rPr>
+          <w:rFonts w:ascii="Times New Roman" w:hAnsi="Times New Roman" w:eastAsia="宋体"/>
+          <w:sz w:val="21"/>
+        </w:rPr>
+        <w:t xml:space="preserve">时间: 2026-02-11T22:56:46Z | </w:t>
+      </w:r>
+      <w:r>
+        <w:t xml:space="preserve">链接: </w:t>
+      </w:r>
+      <w:hyperlink r:id="rId177">
+        <w:r>
+          <w:rPr>
+            <w:rFonts w:ascii="Times New Roman" w:hAnsi="Times New Roman" w:eastAsia="宋体"/>
+            <w:color w:val="0000FF"/>
+            <w:sz w:val="21"/>
+            <w:u w:val="single"/>
+          </w:rPr>
+          <w:t>https://arxiv.org/abs/2602.11425v1</w:t>
+        </w:r>
+      </w:hyperlink>
+    </w:p>
+    <w:p>
+      <w:pPr>
+        <w:spacing w:before="120"/>
+      </w:pPr>
+      <w:r>
+        <w:rPr>
+          <w:rFonts w:ascii="Times New Roman" w:hAnsi="Times New Roman" w:eastAsia="宋体"/>
+          <w:b/>
+          <w:sz w:val="21"/>
+        </w:rPr>
+        <w:t>中文摘要:</w:t>
+      </w:r>
+    </w:p>
+    <w:p>
+      <w:pPr>
+        <w:ind w:firstLine="360"/>
+      </w:pPr>
+      <w:r>
+        <w:rPr>
+          <w:rFonts w:ascii="Times New Roman" w:hAnsi="Times New Roman" w:eastAsia="宋体"/>
+          <w:sz w:val="21"/>
+        </w:rPr>
+        <w:t>吸波材料的标准化实验室表征依赖于理想化的声场假设，这在很大程度上偏离了现实生活条件。因此，\emph{原位}声学表征对于准确诊断和虚拟原型设计至关重要。我们提出了一种基于物理的神经场，它可以从稀疏压力样本中重建局部近表面宽带声场，以直接推断复杂的表面阻抗。并行多频架构可在几秒到几分钟的运行时间内实现宽带阻抗检索。为了验证该方法，我们开发了一种硬件复杂性较低的紧凑型麦克风阵列。数值验证和实验室实验证明了在实际条件下使用少量传感器可以准确检索阻抗。我们进一步在车厢中展示该方法，为避免强干扰的测量位置提供实用指导。在这里，我们证明这种方法提供了一种表征建筑和汽车声学的\emph{原位}边界条件的可靠方法。</w:t>
+      </w:r>
+    </w:p>
+    <w:p>
+      <w:pPr>
+        <w:spacing w:before="120"/>
+      </w:pPr>
+      <w:r>
+        <w:rPr>
+          <w:rFonts w:ascii="Times New Roman" w:hAnsi="Times New Roman" w:eastAsia="宋体"/>
+          <w:b/>
+          <w:sz w:val="21"/>
+        </w:rPr>
+        <w:t>English Abstract:</w:t>
+      </w:r>
+    </w:p>
+    <w:p>
+      <w:r>
+        <w:rPr>
+          <w:rFonts w:ascii="Times New Roman" w:hAnsi="Times New Roman" w:eastAsia="宋体"/>
+          <w:sz w:val="21"/>
+        </w:rPr>
+        <w:t>Standardized laboratory characterizations for absorbing materials rely on idealized sound field assumptions, which deviate largely from real-life conditions. Consequently, \emph{in-situ} acoustic characterization has become essential for accurate diagnosis and virtual prototyping. We propose a physics-informed neural field that reconstructs local, near-surface broadband sound fields from sparse pressure samples to directly infer complex surface impedance. A parallel, multi-frequency architecture enables a broadband impedance retrieval within runtimes on the order of seconds to minutes. To validate the method, we developed a compact microphone array with low hardware complexity. Numerical verifications and laboratory experiments demonstrate accurate impedance retrieval with a small number of sensors under realistic conditions. We further showcase the approach in a vehicle cabin to provide practical guidance on measurement locations that avoid strong interference. Here, we show that this approach offers a robust means of characterizing \emph{in-situ} boundary conditions for architectural and automotive acoustics.</w:t>
+      </w:r>
+    </w:p>
+    <w:p>
+      <w:r>
+        <w:rPr>
+          <w:rFonts w:ascii="Times New Roman" w:hAnsi="Times New Roman" w:eastAsia="宋体"/>
+          <w:sz w:val="21"/>
+        </w:rPr>
+        <w:t>__________________________________________________</w:t>
+      </w:r>
+    </w:p>
+    <w:p>
+      <w:pPr>
+        <w:pStyle w:val="Heading2"/>
+      </w:pPr>
+      <w:r/>
+      <w:r>
+        <w:rPr>
+          <w:rFonts w:ascii="Times New Roman" w:hAnsi="Times New Roman" w:eastAsia="宋体"/>
+          <w:b/>
+          <w:color w:val="000000"/>
+          <w:sz w:val="24"/>
+        </w:rPr>
+        <w:t>PRISM：用于可解释形状建模的 3D 概率神经表示</w:t>
+      </w:r>
+    </w:p>
+    <w:p>
+      <w:r>
+        <w:rPr>
+          <w:rFonts w:ascii="Times New Roman" w:hAnsi="Times New Roman" w:eastAsia="宋体"/>
+          <w:b/>
+          <w:color w:val="003264"/>
+          <w:sz w:val="24"/>
+        </w:rPr>
+        <w:t>PRISM: A 3D Probabilistic Neural Representation for Interpretable Shape Modeling</w:t>
+      </w:r>
+    </w:p>
+    <w:p>
+      <w:r>
+        <w:rPr>
+          <w:rFonts w:ascii="Times New Roman" w:hAnsi="Times New Roman" w:eastAsia="宋体"/>
+          <w:sz w:val="21"/>
+        </w:rPr>
+        <w:t>作者: Marc Niethammer</w:t>
+        <w:br/>
+      </w:r>
+      <w:r>
+        <w:rPr>
+          <w:rFonts w:ascii="Times New Roman" w:hAnsi="Times New Roman" w:eastAsia="宋体"/>
+          <w:sz w:val="21"/>
+        </w:rPr>
+        <w:t xml:space="preserve">时间: 2026-02-12T00:55:31Z | </w:t>
+      </w:r>
+      <w:r>
+        <w:t xml:space="preserve">链接: </w:t>
+      </w:r>
+      <w:hyperlink r:id="rId178">
+        <w:r>
+          <w:rPr>
+            <w:rFonts w:ascii="Times New Roman" w:hAnsi="Times New Roman" w:eastAsia="宋体"/>
+            <w:color w:val="0000FF"/>
+            <w:sz w:val="21"/>
+            <w:u w:val="single"/>
+          </w:rPr>
+          <w:t>https://arxiv.org/abs/2602.11467v1</w:t>
+        </w:r>
+      </w:hyperlink>
+    </w:p>
+    <w:p>
+      <w:pPr>
+        <w:spacing w:before="120"/>
+      </w:pPr>
+      <w:r>
+        <w:rPr>
+          <w:rFonts w:ascii="Times New Roman" w:hAnsi="Times New Roman" w:eastAsia="宋体"/>
+          <w:b/>
+          <w:sz w:val="21"/>
+        </w:rPr>
+        <w:t>中文摘要:</w:t>
+      </w:r>
+    </w:p>
+    <w:p>
+      <w:pPr>
+        <w:ind w:firstLine="360"/>
+      </w:pPr>
+      <w:r>
+        <w:rPr>
+          <w:rFonts w:ascii="Times New Roman" w:hAnsi="Times New Roman" w:eastAsia="宋体"/>
+          <w:sz w:val="21"/>
+        </w:rPr>
+        <w:t>了解解剖形状如何响应发育协变量而演变并量化其空间变化的不确定性对于医疗保健研究至关重要。现有方法通常依赖于全局时间扭曲公式，忽略空间异质动力学。我们引入了 PRISM，这是一种将隐式神经表征与不确定性感知统计形状分析联系起来的新颖框架。 PRISM 对给定协变量的形状的条件分布进行建模，提供任意位置的总体平均值和协变量相关不确定性的空间连续估计。一个关键的理论贡献是封闭式费希尔信息度量，它通过自动微分实现高效、易于分析的局部时间不确定性量化。对三个合成数据集和一个临床数据集的实验证明了 PRISM 在统一框架内跨不同任务的强大性能，同时提供可解释且具有临床意义的不确定性估计。</w:t>
+      </w:r>
+    </w:p>
+    <w:p>
+      <w:pPr>
+        <w:spacing w:before="120"/>
+      </w:pPr>
+      <w:r>
+        <w:rPr>
+          <w:rFonts w:ascii="Times New Roman" w:hAnsi="Times New Roman" w:eastAsia="宋体"/>
+          <w:b/>
+          <w:sz w:val="21"/>
+        </w:rPr>
+        <w:t>English Abstract:</w:t>
+      </w:r>
+    </w:p>
+    <w:p>
+      <w:r>
+        <w:rPr>
+          <w:rFonts w:ascii="Times New Roman" w:hAnsi="Times New Roman" w:eastAsia="宋体"/>
+          <w:sz w:val="21"/>
+        </w:rPr>
+        <w:t>Understanding how anatomical shapes evolve in response to developmental covariates and quantifying their spatially varying uncertainties is critical in healthcare research. Existing approaches typically rely on global time-warping formulations that ignore spatially heterogeneous dynamics. We introduce PRISM, a novel framework that bridges implicit neural representations with uncertainty-aware statistical shape analysis. PRISM models the conditional distribution of shapes given covariates, providing spatially continuous estimates of both the population mean and covariate-dependent uncertainty at arbitrary locations. A key theoretical contribution is a closed-form Fisher Information metric that enables efficient, analytically tractable local temporal uncertainty quantification via automatic differentiation. Experiments on three synthetic datasets and one clinical dataset demonstrate PRISM's strong performance across diverse tasks within a unified framework, while providing interpretable and clinically meaningful uncertainty estimates.</w:t>
+      </w:r>
+    </w:p>
+    <w:p>
+      <w:r>
+        <w:rPr>
+          <w:rFonts w:ascii="Times New Roman" w:hAnsi="Times New Roman" w:eastAsia="宋体"/>
+          <w:sz w:val="21"/>
+        </w:rPr>
+        <w:t>__________________________________________________</w:t>
+      </w:r>
+    </w:p>
+    <w:p>
+      <w:pPr>
+        <w:pStyle w:val="Heading2"/>
+      </w:pPr>
+      <w:r/>
+      <w:r>
+        <w:rPr>
+          <w:rFonts w:ascii="Times New Roman" w:hAnsi="Times New Roman" w:eastAsia="宋体"/>
+          <w:b/>
+          <w:color w:val="000000"/>
+          <w:sz w:val="24"/>
+        </w:rPr>
+        <w:t>ArGEnT：用于算子学习的任意几何编码变压器</w:t>
+      </w:r>
+    </w:p>
+    <w:p>
+      <w:r>
+        <w:rPr>
+          <w:rFonts w:ascii="Times New Roman" w:hAnsi="Times New Roman" w:eastAsia="宋体"/>
+          <w:b/>
+          <w:color w:val="003264"/>
+          <w:sz w:val="24"/>
+        </w:rPr>
+        <w:t>ArGEnT: Arbitrary Geometry-encoded Transformer for Operator Learning</w:t>
+      </w:r>
+    </w:p>
+    <w:p>
+      <w:r>
+        <w:rPr>
+          <w:rFonts w:ascii="Times New Roman" w:hAnsi="Times New Roman" w:eastAsia="宋体"/>
+          <w:sz w:val="21"/>
+        </w:rPr>
+        <w:t>作者: Panos Stinis</w:t>
+        <w:br/>
+      </w:r>
+      <w:r>
+        <w:rPr>
+          <w:rFonts w:ascii="Times New Roman" w:hAnsi="Times New Roman" w:eastAsia="宋体"/>
+          <w:sz w:val="21"/>
+        </w:rPr>
+        <w:t xml:space="preserve">时间: 2026-02-12T06:22:59Z | </w:t>
+      </w:r>
+      <w:r>
+        <w:t xml:space="preserve">链接: </w:t>
+      </w:r>
+      <w:hyperlink r:id="rId179">
+        <w:r>
+          <w:rPr>
+            <w:rFonts w:ascii="Times New Roman" w:hAnsi="Times New Roman" w:eastAsia="宋体"/>
+            <w:color w:val="0000FF"/>
+            <w:sz w:val="21"/>
+            <w:u w:val="single"/>
+          </w:rPr>
+          <w:t>https://arxiv.org/abs/2602.11626v1</w:t>
+        </w:r>
+      </w:hyperlink>
+    </w:p>
+    <w:p>
+      <w:pPr>
+        <w:spacing w:before="120"/>
+      </w:pPr>
+      <w:r>
+        <w:rPr>
+          <w:rFonts w:ascii="Times New Roman" w:hAnsi="Times New Roman" w:eastAsia="宋体"/>
+          <w:b/>
+          <w:sz w:val="21"/>
+        </w:rPr>
+        <w:t>中文摘要:</w:t>
+      </w:r>
+    </w:p>
+    <w:p>
+      <w:pPr>
+        <w:ind w:firstLine="360"/>
+      </w:pPr>
+      <w:r>
+        <w:rPr>
+          <w:rFonts w:ascii="Times New Roman" w:hAnsi="Times New Roman" w:eastAsia="宋体"/>
+          <w:sz w:val="21"/>
+        </w:rPr>
+        <w:t>学习具有复杂、变化的几何形状和参数化物理设置的系统的解决方案运算符是科学机器学习中的一个核心挑战。在设计优化、控制和逆问题等多查询机制中，代理建模必须跨几何形状进行泛化，同时允许在任意空间位置进行灵活评估。在这项工作中，我们提出了任意几何编码变换器（ArGEnT），这是一种基于几何感知、基于注意力的架构，用于在任意域上进行算子学习。 ArGEnT 采用 Transformer 注意力机制直接从点云表示中编码几何信息，具有三种变体——自注意力、交叉注意力和混合注意力——结合了不同的几何特征策略。通过将 ArGEnT 作为主干网络集成到 DeepONet 中，我们开发了一个代理建模框架，能够学习依赖于几何和非几何输入的算子映射，而无需将几何显式参数化为分支网络输入。对涵盖流体动力学、固体力学和电化学系统的基准问题进行评估，我们证明与标准 DeepONet 和其他现有的几何感知 saurrogates 相比，预测精度和泛化性能显着提高。特别是，交叉注意力变换器变体可以实现精确的几何条件预测，并减少对有符号距离函数的依赖。通过将灵活的几何编码与算子学习功能相结合，ArGEnT 提供了一个可扩展的代理建模框架，用于复杂物理系统的优化、不确定性量化和数据驱动建模。</w:t>
+      </w:r>
+    </w:p>
+    <w:p>
+      <w:pPr>
+        <w:spacing w:before="120"/>
+      </w:pPr>
+      <w:r>
+        <w:rPr>
+          <w:rFonts w:ascii="Times New Roman" w:hAnsi="Times New Roman" w:eastAsia="宋体"/>
+          <w:b/>
+          <w:sz w:val="21"/>
+        </w:rPr>
+        <w:t>English Abstract:</w:t>
+      </w:r>
+    </w:p>
+    <w:p>
+      <w:r>
+        <w:rPr>
+          <w:rFonts w:ascii="Times New Roman" w:hAnsi="Times New Roman" w:eastAsia="宋体"/>
+          <w:sz w:val="21"/>
+        </w:rPr>
+        <w:t>Learning solution operators for systems with complex, varying geometries and parametric physical settings is a central challenge in scientific machine learning. In many-query regimes such as design optimization, control and inverse problems, surrogate modeling must generalize across geometries while allowing flexible evaluation at arbitrary spatial locations. In this work, we propose Arbitrary Geometry-encoded Transformer (ArGEnT), a geometry-aware attention-based architecture for operator learning on arbitrary domains. ArGEnT employs Transformer attention mechanisms to encode geometric information directly from point-cloud representations with three variants-self-attention, cross-attention, and hybrid-attention-that incorporates different strategies for incorporating geometric features. By integrating ArGEnT into DeepONet as the trunk network, we develop a surrogate modeling framework capable of learning operator mappings that depend on both geometric and non-geometric inputs without the need to explicitly parametrize geometry as a branch network input. Evaluation on benchmark problems spanning fluid dynamics, solid mechanics and electrochemical systems, we demonstrate significantly improved prediction accuracy and generalization performance compared with the standard DeepONet and other existing geometry-aware saurrogates. In particular, the cross-attention transformer variant enables accurate geometry-conditioned predictions with reduced reliance on signed distance functions. By combining flexible geometry encoding with operator-learning capabilities, ArGEnT provides a scalable surrogate modeling framework for optimization, uncertainty quantification, and data-driven modeling of complex physical systems.</w:t>
+      </w:r>
+    </w:p>
+    <w:p>
+      <w:r>
+        <w:rPr>
+          <w:rFonts w:ascii="Times New Roman" w:hAnsi="Times New Roman" w:eastAsia="宋体"/>
+          <w:sz w:val="21"/>
+        </w:rPr>
+        <w:t>__________________________________________________</w:t>
+      </w:r>
+    </w:p>
+    <w:p>
+      <w:pPr>
+        <w:pStyle w:val="Heading2"/>
+      </w:pPr>
+      <w:r/>
+      <w:r>
+        <w:rPr>
+          <w:rFonts w:ascii="Times New Roman" w:hAnsi="Times New Roman" w:eastAsia="宋体"/>
+          <w:b/>
+          <w:color w:val="000000"/>
+          <w:sz w:val="24"/>
+        </w:rPr>
+        <w:t>静电启发的表面重建 (EISR)：恢复 3D 形状作为泊松 PDE 解的叠加</w:t>
+      </w:r>
+    </w:p>
+    <w:p>
+      <w:r>
+        <w:rPr>
+          <w:rFonts w:ascii="Times New Roman" w:hAnsi="Times New Roman" w:eastAsia="宋体"/>
+          <w:b/>
+          <w:color w:val="003264"/>
+          <w:sz w:val="24"/>
+        </w:rPr>
+        <w:t>Electrostatics-Inspired Surface Reconstruction (EISR): Recovering 3D Shapes as a Superposition of Poisson's PDE Solutions</w:t>
+      </w:r>
+    </w:p>
+    <w:p>
+      <w:r>
+        <w:rPr>
+          <w:rFonts w:ascii="Times New Roman" w:hAnsi="Times New Roman" w:eastAsia="宋体"/>
+          <w:sz w:val="21"/>
+        </w:rPr>
+        <w:t>作者: David K. Han</w:t>
+        <w:br/>
+      </w:r>
+      <w:r>
+        <w:rPr>
+          <w:rFonts w:ascii="Times New Roman" w:hAnsi="Times New Roman" w:eastAsia="宋体"/>
+          <w:sz w:val="21"/>
+        </w:rPr>
+        <w:t xml:space="preserve">时间: 2026-02-12T06:54:40Z | </w:t>
+      </w:r>
+      <w:r>
+        <w:t xml:space="preserve">链接: </w:t>
+      </w:r>
+      <w:hyperlink r:id="rId180">
+        <w:r>
+          <w:rPr>
+            <w:rFonts w:ascii="Times New Roman" w:hAnsi="Times New Roman" w:eastAsia="宋体"/>
+            <w:color w:val="0000FF"/>
+            <w:sz w:val="21"/>
+            <w:u w:val="single"/>
+          </w:rPr>
+          <w:t>https://arxiv.org/abs/2602.11642v1</w:t>
+        </w:r>
+      </w:hyperlink>
+    </w:p>
+    <w:p>
+      <w:pPr>
+        <w:spacing w:before="120"/>
+      </w:pPr>
+      <w:r>
+        <w:rPr>
+          <w:rFonts w:ascii="Times New Roman" w:hAnsi="Times New Roman" w:eastAsia="宋体"/>
+          <w:b/>
+          <w:sz w:val="21"/>
+        </w:rPr>
+        <w:t>中文摘要:</w:t>
+      </w:r>
+    </w:p>
+    <w:p>
+      <w:pPr>
+        <w:ind w:firstLine="360"/>
+      </w:pPr>
+      <w:r>
+        <w:rPr>
+          <w:rFonts w:ascii="Times New Roman" w:hAnsi="Times New Roman" w:eastAsia="宋体"/>
+          <w:sz w:val="21"/>
+        </w:rPr>
+        <w:t>隐式形状表示（例如 SDF）是将 3D 形状的表面恢复为标量场的水平集的流行方法。有几种方法使用机器学习策略来近似 SDF，这些策略利用了 SDF 是 Eikonal 偏微分方程 (PDE) 的解的知识。在这项工作中，我们提出了一种新颖的表面重建方法，将其编码为代理偏微分方程（即泊松方程）的解。然后，我们探索泊松方程与物理学之间的联系，例如正电荷密度产生的静电势。我们使用格林函数来获得 PDE 解的封闭形式参数表达式，并利用代理 PDE 的线性来找到目标形状的隐式场作为解的叠加。我们的方法在近似高频细节方面显示出改进的结果，即使具有少量的形状先验。</w:t>
+      </w:r>
+    </w:p>
+    <w:p>
+      <w:pPr>
+        <w:spacing w:before="120"/>
+      </w:pPr>
+      <w:r>
+        <w:rPr>
+          <w:rFonts w:ascii="Times New Roman" w:hAnsi="Times New Roman" w:eastAsia="宋体"/>
+          <w:b/>
+          <w:sz w:val="21"/>
+        </w:rPr>
+        <w:t>English Abstract:</w:t>
+      </w:r>
+    </w:p>
+    <w:p>
+      <w:r>
+        <w:rPr>
+          <w:rFonts w:ascii="Times New Roman" w:hAnsi="Times New Roman" w:eastAsia="宋体"/>
+          <w:sz w:val="21"/>
+        </w:rPr>
+        <w:t>Implicit shape representation, such as SDFs, is a popular approach to recover the surface of a 3D shape as the level sets of a scalar field. Several methods approximate SDFs using machine learning strategies that exploit the knowledge that SDFs are solutions of the Eikonal partial differential equation (PDEs). In this work, we present a novel approach to surface reconstruction by encoding it as a solution to a proxy PDE, namely Poisson's equation. Then, we explore the connection between Poisson's equation and physics, e.g., the electrostatic potential due to a positive charge density. We employ Green's functions to obtain a closed-form parametric expression for the PDE's solution, and leverage the linearity of our proxy PDE to find the target shape's implicit field as a superposition of solutions. Our method shows improved results in approximating high-frequency details, even with a small number of shape priors.</w:t>
+      </w:r>
+    </w:p>
+    <w:p>
+      <w:r>
+        <w:rPr>
+          <w:rFonts w:ascii="Times New Roman" w:hAnsi="Times New Roman" w:eastAsia="宋体"/>
+          <w:sz w:val="21"/>
+        </w:rPr>
+        <w:t>__________________________________________________</w:t>
+      </w:r>
+    </w:p>
+    <w:p>
+      <w:pPr>
+        <w:pStyle w:val="Heading2"/>
+      </w:pPr>
+      <w:r/>
+      <w:r>
+        <w:rPr>
+          <w:rFonts w:ascii="Times New Roman" w:hAnsi="Times New Roman" w:eastAsia="宋体"/>
+          <w:b/>
+          <w:color w:val="000000"/>
+          <w:sz w:val="24"/>
+        </w:rPr>
+        <w:t>用于潜在晶体扩散和生成建模的傅里叶变换器</w:t>
+      </w:r>
+    </w:p>
+    <w:p>
+      <w:r>
+        <w:rPr>
+          <w:rFonts w:ascii="Times New Roman" w:hAnsi="Times New Roman" w:eastAsia="宋体"/>
+          <w:b/>
+          <w:color w:val="003264"/>
+          <w:sz w:val="24"/>
+        </w:rPr>
+        <w:t>Fourier Transformers for Latent Crystallographic Diffusion and Generative Modeling</w:t>
+      </w:r>
+    </w:p>
+    <w:p>
+      <w:r>
+        <w:rPr>
+          <w:rFonts w:ascii="Times New Roman" w:hAnsi="Times New Roman" w:eastAsia="宋体"/>
+          <w:sz w:val="21"/>
+        </w:rPr>
+        <w:t>作者: Zied Bouraoui</w:t>
+        <w:br/>
+      </w:r>
+      <w:r>
+        <w:rPr>
+          <w:rFonts w:ascii="Times New Roman" w:hAnsi="Times New Roman" w:eastAsia="宋体"/>
+          <w:sz w:val="21"/>
+        </w:rPr>
+        <w:t xml:space="preserve">时间: 2026-02-12T15:11:12Z | </w:t>
+      </w:r>
+      <w:r>
+        <w:t xml:space="preserve">链接: </w:t>
+      </w:r>
+      <w:hyperlink r:id="rId181">
+        <w:r>
+          <w:rPr>
+            <w:rFonts w:ascii="Times New Roman" w:hAnsi="Times New Roman" w:eastAsia="宋体"/>
+            <w:color w:val="0000FF"/>
+            <w:sz w:val="21"/>
+            <w:u w:val="single"/>
+          </w:rPr>
+          <w:t>https://arxiv.org/abs/2602.12045v1</w:t>
+        </w:r>
+      </w:hyperlink>
+    </w:p>
+    <w:p>
+      <w:pPr>
+        <w:spacing w:before="120"/>
+      </w:pPr>
+      <w:r>
+        <w:rPr>
+          <w:rFonts w:ascii="Times New Roman" w:hAnsi="Times New Roman" w:eastAsia="宋体"/>
+          <w:b/>
+          <w:sz w:val="21"/>
+        </w:rPr>
+        <w:t>中文摘要:</w:t>
+      </w:r>
+    </w:p>
+    <w:p>
+      <w:pPr>
+        <w:ind w:firstLine="360"/>
+      </w:pPr>
+      <w:r>
+        <w:rPr>
+          <w:rFonts w:ascii="Times New Roman" w:hAnsi="Times New Roman" w:eastAsia="宋体"/>
+          <w:sz w:val="21"/>
+        </w:rPr>
+        <w:t>新晶体材料的发现需要生成模型来处理周期性边界条件、晶体对称性和物理约束，同时扩展到大型且结构多样的晶胞。我们提出了一种倒易空间生成管道，通过对物种解析的晶胞密度进行截断傅里叶变换来表示晶体，而不是直接对原子坐标进行建模。这种表示是周期性的，允许空间群对称的简单代数作用，并且自然地支持生成过程中可变的原子多重性，解决了基于粒子的方法的常见限制。我们的方法在每个空间维度仅使用 9 个傅里叶基函数，重建每个化学物质包含多达 108 个原子的晶胞。我们使用复值傅立叶系数上的变换器变分自动编码器以及在压缩潜在空间中生成的潜在扩散模型来实例化该管道。我们在 LeMaterial 基准上评估重建和潜在扩散，并将无条件生成与小细胞体系中基于坐标的基线进行比较（每个晶胞 $\leq 16$ 个原子）。</w:t>
+      </w:r>
+    </w:p>
+    <w:p>
+      <w:pPr>
+        <w:spacing w:before="120"/>
+      </w:pPr>
+      <w:r>
+        <w:rPr>
+          <w:rFonts w:ascii="Times New Roman" w:hAnsi="Times New Roman" w:eastAsia="宋体"/>
+          <w:b/>
+          <w:sz w:val="21"/>
+        </w:rPr>
+        <w:t>English Abstract:</w:t>
+      </w:r>
+    </w:p>
+    <w:p>
+      <w:r>
+        <w:rPr>
+          <w:rFonts w:ascii="Times New Roman" w:hAnsi="Times New Roman" w:eastAsia="宋体"/>
+          <w:sz w:val="21"/>
+        </w:rPr>
+        <w:t>The discovery of new crystalline materials calls for generative models that handle periodic boundary conditions, crystallographic symmetries, and physical constraints, while scaling to large and structurally diverse unit cells. We propose a reciprocal-space generative pipeline that represents crystals through a truncated Fourier transform of the species-resolved unit-cell density, rather than modeling atomic coordinates directly. This representation is periodicity-native, admits simple algebraic actions of space-group symmetries, and naturally supports variable atomic multiplicities during generation, addressing a common limitation of particle-based approaches. Using only nine Fourier basis functions per spatial dimension, our approach reconstructs unit cells containing up to 108 atoms per chemical species. We instantiate this pipeline with a transformer variational autoencoder over complex-valued Fourier coefficients, and a latent diffusion model that generates in the compressed latent space. We evaluate reconstruction and latent diffusion on the LeMaterial benchmark and compare unconditional generation against coordinate-based baselines in the small-cell regime ($\leq 16$ atoms per unit cell).</w:t>
       </w:r>
     </w:p>
     <w:p>

--- a/Optical_Papers_260213.docx
+++ b/Optical_Papers_260213.docx
@@ -4820,6 +4820,1136 @@
     </w:p>
     <w:p>
       <w:pPr>
+        <w:pStyle w:val="Heading2"/>
+      </w:pPr>
+      <w:r/>
+      <w:r>
+        <w:rPr>
+          <w:rFonts w:ascii="Times New Roman" w:hAnsi="Times New Roman" w:eastAsia="宋体"/>
+          <w:b/>
+          <w:color w:val="000000"/>
+          <w:sz w:val="24"/>
+        </w:rPr>
+        <w:t>用于微波无线电力传输的高增益宽带圆极化介质谐振器天线</w:t>
+      </w:r>
+    </w:p>
+    <w:p>
+      <w:r>
+        <w:rPr>
+          <w:rFonts w:ascii="Times New Roman" w:hAnsi="Times New Roman" w:eastAsia="宋体"/>
+          <w:b/>
+          <w:color w:val="003264"/>
+          <w:sz w:val="24"/>
+        </w:rPr>
+        <w:t>Wideband circularly polarized dielectric resonator antenna with high gain for microwave wireless power transfer</w:t>
+      </w:r>
+    </w:p>
+    <w:p>
+      <w:r>
+        <w:rPr>
+          <w:rFonts w:ascii="Times New Roman" w:hAnsi="Times New Roman" w:eastAsia="宋体"/>
+          <w:sz w:val="21"/>
+        </w:rPr>
+        <w:t>作者: Kerlos A. Abdalmalak, Lamiaa H. Abdelmoneim, Khalid F. Alsirhani, Meshari D. Alanazi, Loai Nasrat, Mohamed Abdel-Nasser</w:t>
+        <w:br/>
+      </w:r>
+      <w:r>
+        <w:rPr>
+          <w:rFonts w:ascii="Times New Roman" w:hAnsi="Times New Roman" w:eastAsia="宋体"/>
+          <w:sz w:val="21"/>
+        </w:rPr>
+        <w:t xml:space="preserve">时间: 2026-02-13 | </w:t>
+      </w:r>
+      <w:r>
+        <w:t xml:space="preserve">链接: </w:t>
+      </w:r>
+      <w:hyperlink r:id="rId182">
+        <w:r>
+          <w:rPr>
+            <w:rFonts w:ascii="Times New Roman" w:hAnsi="Times New Roman" w:eastAsia="宋体"/>
+            <w:color w:val="0000FF"/>
+            <w:sz w:val="21"/>
+            <w:u w:val="single"/>
+          </w:rPr>
+          <w:t>https://doi.org/10.1038/s41598-026-39831-7</w:t>
+        </w:r>
+      </w:hyperlink>
+    </w:p>
+    <w:p>
+      <w:pPr>
+        <w:spacing w:before="120"/>
+      </w:pPr>
+      <w:r>
+        <w:rPr>
+          <w:rFonts w:ascii="Times New Roman" w:hAnsi="Times New Roman" w:eastAsia="宋体"/>
+          <w:b/>
+          <w:sz w:val="21"/>
+        </w:rPr>
+        <w:t>中文摘要:</w:t>
+      </w:r>
+    </w:p>
+    <w:p>
+      <w:pPr>
+        <w:ind w:firstLine="360"/>
+      </w:pPr>
+      <w:r>
+        <w:rPr>
+          <w:rFonts w:ascii="Times New Roman" w:hAnsi="Times New Roman" w:eastAsia="宋体"/>
+          <w:sz w:val="21"/>
+        </w:rPr>
+        <w:t>无线电力传输 (WPT) 有望彻底改变无线应用和传感网络的未来。高增益天线对于扩大 WPT 覆盖范围至关重要，但无线设备不可预测的方向仍然是一个重大挑战。为了解决这个问题，本文提出了一种具有新锥体版本（杯锥形状）的介电谐振器天线（DRA），以实现高增益和宽带圆极化，无论设备方向如何，都能确保一致的能量传输。所提出的设计通过支持多种谐振模式来增强带宽。组合两种几何形状为微调和优化 DRA 提供了更大的灵活性。所提出的 DRA 使用具有两个椭圆槽的创新馈电机制和改进的微带馈电来产生宽带圆极化，从而实现大阻抗和轴比带宽。该设计采用 3D 打印技术由聚乳酸制成，重量轻且经济高效。测量结果表明，该天线工作在WPT频段，覆盖5.8GHz工业、科学和医疗（ISM）频率，阻抗带宽为64%，3dB轴比带宽约为31%，在保持带宽的同时有效利用高阶模式，获得约11.1dBic的高增益。</w:t>
+      </w:r>
+    </w:p>
+    <w:p>
+      <w:pPr>
+        <w:spacing w:before="120"/>
+      </w:pPr>
+      <w:r>
+        <w:rPr>
+          <w:rFonts w:ascii="Times New Roman" w:hAnsi="Times New Roman" w:eastAsia="宋体"/>
+          <w:b/>
+          <w:sz w:val="21"/>
+        </w:rPr>
+        <w:t>English Abstract:</w:t>
+      </w:r>
+    </w:p>
+    <w:p>
+      <w:r>
+        <w:rPr>
+          <w:rFonts w:ascii="Times New Roman" w:hAnsi="Times New Roman" w:eastAsia="宋体"/>
+          <w:sz w:val="21"/>
+        </w:rPr>
+        <w:t>Wireless power transmission (WPT) is poised to revolutionize the future of wireless applications and sensing networks. High-gain antennas are essential for extending WPT coverage, but the unpredictable orientation of wireless devices remains a major challenge. To address this, this paper proposes a dielectric resonator antenna (DRA) with a new cone version (cupped-cone shape) to achieve high gain and a wideband circular polarization, ensuring consistent energy transfer regardless of device orientation. The proposed design enhances bandwidth by supporting multiple resonant modes. Combining two geometric shapes provides greater flexibility for fine-tuning and optimizing the DRA. The proposed DRA is excited using an innovative feeding mechanism with two elliptical slots and a modified microstrip feeding to produce wideband circular polarization, achieving large impedance and axial ratio bandwidths. The design is fabricated from polylactic acid using 3D printing technology, making it lightweight and cost-effective. Measurements show the antenna operates in the WPT band, covering the industrial, scientific, and medical (ISM) frequency of 5.8 GHz with a 64% impedance bandwidth, 3-dB axial ratio bandwidth of approximately 31%, and a high gain of about 11.1 dBic by effectively utilizing a higher-order mode while maintaining the bandwidth.</w:t>
+      </w:r>
+    </w:p>
+    <w:p>
+      <w:r>
+        <w:rPr>
+          <w:rFonts w:ascii="Times New Roman" w:hAnsi="Times New Roman" w:eastAsia="宋体"/>
+          <w:sz w:val="21"/>
+        </w:rPr>
+        <w:t>__________________________________________________</w:t>
+      </w:r>
+    </w:p>
+    <w:p>
+      <w:pPr>
+        <w:pStyle w:val="Heading2"/>
+      </w:pPr>
+      <w:r/>
+      <w:r>
+        <w:rPr>
+          <w:rFonts w:ascii="Times New Roman" w:hAnsi="Times New Roman" w:eastAsia="宋体"/>
+          <w:b/>
+          <w:color w:val="000000"/>
+          <w:sz w:val="24"/>
+        </w:rPr>
+        <w:t>基于Anchor-Free算法的YOLOv7-tiny轻量化金属表面缺陷检测技术设计</w:t>
+      </w:r>
+    </w:p>
+    <w:p>
+      <w:r>
+        <w:rPr>
+          <w:rFonts w:ascii="Times New Roman" w:hAnsi="Times New Roman" w:eastAsia="宋体"/>
+          <w:b/>
+          <w:color w:val="003264"/>
+          <w:sz w:val="24"/>
+        </w:rPr>
+        <w:t>Design of lightweight metal surface defect detection technology for YOLOv7-tiny using Anchor-Free algorithm</w:t>
+      </w:r>
+    </w:p>
+    <w:p>
+      <w:r>
+        <w:rPr>
+          <w:rFonts w:ascii="Times New Roman" w:hAnsi="Times New Roman" w:eastAsia="宋体"/>
+          <w:sz w:val="21"/>
+        </w:rPr>
+        <w:t>作者: Yi-Cheng Huang, Jun-Chang Lin, Yi-Ze Wu</w:t>
+        <w:br/>
+      </w:r>
+      <w:r>
+        <w:rPr>
+          <w:rFonts w:ascii="Times New Roman" w:hAnsi="Times New Roman" w:eastAsia="宋体"/>
+          <w:sz w:val="21"/>
+        </w:rPr>
+        <w:t xml:space="preserve">时间: 2026-02-13 | </w:t>
+      </w:r>
+      <w:r>
+        <w:t xml:space="preserve">链接: </w:t>
+      </w:r>
+      <w:hyperlink r:id="rId183">
+        <w:r>
+          <w:rPr>
+            <w:rFonts w:ascii="Times New Roman" w:hAnsi="Times New Roman" w:eastAsia="宋体"/>
+            <w:color w:val="0000FF"/>
+            <w:sz w:val="21"/>
+            <w:u w:val="single"/>
+          </w:rPr>
+          <w:t>https://doi.org/10.1038/s41598-026-39233-9</w:t>
+        </w:r>
+      </w:hyperlink>
+    </w:p>
+    <w:p>
+      <w:pPr>
+        <w:spacing w:before="120"/>
+      </w:pPr>
+      <w:r>
+        <w:rPr>
+          <w:rFonts w:ascii="Times New Roman" w:hAnsi="Times New Roman" w:eastAsia="宋体"/>
+          <w:b/>
+          <w:sz w:val="21"/>
+        </w:rPr>
+        <w:t>中文摘要:</w:t>
+      </w:r>
+    </w:p>
+    <w:p>
+      <w:pPr>
+        <w:ind w:firstLine="360"/>
+      </w:pPr>
+      <w:r>
+        <w:rPr>
+          <w:rFonts w:ascii="Times New Roman" w:hAnsi="Times New Roman" w:eastAsia="宋体"/>
+          <w:sz w:val="21"/>
+        </w:rPr>
+        <w:t>摘要 准确识别金属表面的缺陷形态和尺寸分布对于制造至关重要，特别是在广泛使用此类材料的钢铁行业。本研究提出了一种基于YOLOv7-tiny的新型轻量级架构，以解决实时金属表面缺陷检测的挑战。将原来的基于锚点的检测头替换为无锚点机制，以减少对极端纵横比缺陷的漏检，同时引入基于对数变换的增强来增强缺陷特征。主干被替换为轻量级的MobileNetV3-large网络以减少参数数量，并且在瓶颈结构中嵌入高效多尺度注意力（EMA）模块以增加目标重要性并抑制背景干扰，特别是对于小缺陷。此外，集成了具有自适应空间特征融合（BAFPN）的双向特征金字塔网络作为Head架构，以提供更丰富的语义信息。改进的模型在 DAGM 2007、NEU-DET 和 GC10-DET 数据集上进行了评估，这些数据集包含不同复杂程度的金属表面缺陷。结果表明，平均精度 (mAP) 平均提高了 6.24%，推理速度超过 90 FPS，证实了该方法的有效性和实时性。</w:t>
+      </w:r>
+    </w:p>
+    <w:p>
+      <w:pPr>
+        <w:spacing w:before="120"/>
+      </w:pPr>
+      <w:r>
+        <w:rPr>
+          <w:rFonts w:ascii="Times New Roman" w:hAnsi="Times New Roman" w:eastAsia="宋体"/>
+          <w:b/>
+          <w:sz w:val="21"/>
+        </w:rPr>
+        <w:t>English Abstract:</w:t>
+      </w:r>
+    </w:p>
+    <w:p>
+      <w:r>
+        <w:rPr>
+          <w:rFonts w:ascii="Times New Roman" w:hAnsi="Times New Roman" w:eastAsia="宋体"/>
+          <w:sz w:val="21"/>
+        </w:rPr>
+        <w:t>Abstract Accurate identification of defect morphology and size distribution on metallic surfaces is crucial for manufacturing, particularly in the steel industry where such materials are widely used. This study proposes a novel lightweight architecture based on YOLOv7-tiny to address the challenges of real-time metallic surface defect detection. The original anchor-based detection head is replaced with an anchor-free mechanism to reduce missed detections of defects with extreme aspect ratios, while a logarithmic transformation–based enhancement is introduced to strengthen defect features. The backbone is replaced by the lightweight MobileNetV3-large network to reduce the number of parameters, and an Efficient Multi-Scale Attention (EMA) module is embedded into the bottleneck structure to increase target importance and suppress background interference, especially for small defects. In addition, a bidirectional feature pyramid network with adaptively spatial feature fusion (BAFPN) is integrated as the Head architecture to provide richer semantic information. The improved model was evaluated on the DAGM 2007, NEU-DET, and GC10-DET datasets, which encompass metal surface defects with varying degrees of complexity. The results demonstrate an average increase of 6.24% in mean average precision (mAP) and an inference speed over 90 FPS, confirming both the efficacy and real-time capability of the proposed method.</w:t>
+      </w:r>
+    </w:p>
+    <w:p>
+      <w:r>
+        <w:rPr>
+          <w:rFonts w:ascii="Times New Roman" w:hAnsi="Times New Roman" w:eastAsia="宋体"/>
+          <w:sz w:val="21"/>
+        </w:rPr>
+        <w:t>__________________________________________________</w:t>
+      </w:r>
+    </w:p>
+    <w:p>
+      <w:pPr>
+        <w:pStyle w:val="Heading2"/>
+      </w:pPr>
+      <w:r/>
+      <w:r>
+        <w:rPr>
+          <w:rFonts w:ascii="Times New Roman" w:hAnsi="Times New Roman" w:eastAsia="宋体"/>
+          <w:b/>
+          <w:color w:val="000000"/>
+          <w:sz w:val="24"/>
+        </w:rPr>
+        <w:t>基于 ICP-MS 对土耳其阿克达国家公园地表水中潜在有毒元素和主要元素进行季节和时空评估</w:t>
+      </w:r>
+    </w:p>
+    <w:p>
+      <w:r>
+        <w:rPr>
+          <w:rFonts w:ascii="Times New Roman" w:hAnsi="Times New Roman" w:eastAsia="宋体"/>
+          <w:b/>
+          <w:color w:val="003264"/>
+          <w:sz w:val="24"/>
+        </w:rPr>
+        <w:t>ICP-MS based seasonal and spatiotemporal evaluation of potentially toxic and major elements in surface waters of Akdağ National Park, Türkiye</w:t>
+      </w:r>
+    </w:p>
+    <w:p>
+      <w:r>
+        <w:rPr>
+          <w:rFonts w:ascii="Times New Roman" w:hAnsi="Times New Roman" w:eastAsia="宋体"/>
+          <w:sz w:val="21"/>
+        </w:rPr>
+        <w:t>作者: Zeyneb Karakuş, Recep Kara, Mustafa Yalçın, Hakan Yılmaz, Hesna Kandır, Abdurrahman Fatih Fidan</w:t>
+        <w:br/>
+      </w:r>
+      <w:r>
+        <w:rPr>
+          <w:rFonts w:ascii="Times New Roman" w:hAnsi="Times New Roman" w:eastAsia="宋体"/>
+          <w:sz w:val="21"/>
+        </w:rPr>
+        <w:t xml:space="preserve">时间: 2026-02-13 | </w:t>
+      </w:r>
+      <w:r>
+        <w:t xml:space="preserve">链接: </w:t>
+      </w:r>
+      <w:hyperlink r:id="rId184">
+        <w:r>
+          <w:rPr>
+            <w:rFonts w:ascii="Times New Roman" w:hAnsi="Times New Roman" w:eastAsia="宋体"/>
+            <w:color w:val="0000FF"/>
+            <w:sz w:val="21"/>
+            <w:u w:val="single"/>
+          </w:rPr>
+          <w:t>https://doi.org/10.1038/s41598-026-35053-z</w:t>
+        </w:r>
+      </w:hyperlink>
+    </w:p>
+    <w:p>
+      <w:pPr>
+        <w:spacing w:before="120"/>
+      </w:pPr>
+      <w:r>
+        <w:rPr>
+          <w:rFonts w:ascii="Times New Roman" w:hAnsi="Times New Roman" w:eastAsia="宋体"/>
+          <w:b/>
+          <w:sz w:val="21"/>
+        </w:rPr>
+        <w:t>中文摘要:</w:t>
+      </w:r>
+    </w:p>
+    <w:p>
+      <w:pPr>
+        <w:ind w:firstLine="360"/>
+      </w:pPr>
+      <w:r>
+        <w:rPr>
+          <w:rFonts w:ascii="Times New Roman" w:hAnsi="Times New Roman" w:eastAsia="宋体"/>
+          <w:sz w:val="21"/>
+        </w:rPr>
+        <w:t>了解潜在有毒元素和主要元素 (PTME) 在淡水系统中的变化对于评估环境和公共卫生风险至关重要。本研究利用电感耦合等离子体质谱 (ICP-MS) 探讨了土耳其阿克达国家公园地表水中 PTME 的季节和空间变化。从四个季节的 9 个站点采集了水样，并使用电感耦合等离子体质谱 (ICP-MS) 进行了分析。微量元素中，Fe、Mn、Al含量分别为120-460 µg/L、15-310 µg/L、70-380 µg/L，Pb、As保持较低水平（1.2-8.4 µg/L、2.3-6.1 µg/L），均在国际安全限量范围内。相比之下，Ca 和 Mg 浓度（18-72 mg/L 和 3.5-12 mg/L）主要反映当地地质条件而不是污染。 GIS 框架内的空间插值 (IDW) 表明，与受影响较小的地点相比，某些地点的 PTME 水平略高。总体而言，研究结果为该保护区提供了第一个 PTME 时空基线，强调需要持续监测以支持可持续水资源管理和生态系统保护。</w:t>
+      </w:r>
+    </w:p>
+    <w:p>
+      <w:pPr>
+        <w:spacing w:before="120"/>
+      </w:pPr>
+      <w:r>
+        <w:rPr>
+          <w:rFonts w:ascii="Times New Roman" w:hAnsi="Times New Roman" w:eastAsia="宋体"/>
+          <w:b/>
+          <w:sz w:val="21"/>
+        </w:rPr>
+        <w:t>English Abstract:</w:t>
+      </w:r>
+    </w:p>
+    <w:p>
+      <w:r>
+        <w:rPr>
+          <w:rFonts w:ascii="Times New Roman" w:hAnsi="Times New Roman" w:eastAsia="宋体"/>
+          <w:sz w:val="21"/>
+        </w:rPr>
+        <w:t>Understanding how potentially toxic and major elements (PTMEs) vary in freshwater systems is essential for evaluating environmental and public health risks. This study explored the seasonal and spatial variations of PTMEs in the surface waters of Akdağ National Park, Türkiye, using inductively coupled plasma-mass spectrometry (ICP-MS).Water samples were collected from nine stations across four seasons and analyzed using inductively coupled plasma-mass spectrometry (ICP-MS). Among the trace elements, Fe, Mn, and Al ranged from 120-460 µg/L, 15-310 µg/L, and 70-380 µg/L, respectively, while Pb and As remained low (1.2-8.4 µg/L and 2.3-6.1 µg/L), all within international safety limits. In contrast, Ca and Mg concentrations (18-72 mg/L and 3.5-12 mg/L) mainly reflected local geological conditions rather than contamination. Spatial interpolation (IDW) within a GIS framework indicated slightly higher PTME levels at certain locations compared with less affected sites. Overall, the results provide the first spatiotemporal baseline of PTMEs for this protected area, emphasizing the need for continuous monitoring to support sustainable water resource management and ecosystem conservation.</w:t>
+      </w:r>
+    </w:p>
+    <w:p>
+      <w:r>
+        <w:rPr>
+          <w:rFonts w:ascii="Times New Roman" w:hAnsi="Times New Roman" w:eastAsia="宋体"/>
+          <w:sz w:val="21"/>
+        </w:rPr>
+        <w:t>__________________________________________________</w:t>
+      </w:r>
+    </w:p>
+    <w:p>
+      <w:pPr>
+        <w:pStyle w:val="Heading2"/>
+      </w:pPr>
+      <w:r/>
+      <w:r>
+        <w:rPr>
+          <w:rFonts w:ascii="Times New Roman" w:hAnsi="Times New Roman" w:eastAsia="宋体"/>
+          <w:b/>
+          <w:color w:val="000000"/>
+          <w:sz w:val="24"/>
+        </w:rPr>
+        <w:t>使用大直径高斯光束和涡旋光束的低功率光镊在荧光染料介质中捕获和旋转巨大气泡</w:t>
+      </w:r>
+    </w:p>
+    <w:p>
+      <w:r>
+        <w:rPr>
+          <w:rFonts w:ascii="Times New Roman" w:hAnsi="Times New Roman" w:eastAsia="宋体"/>
+          <w:b/>
+          <w:color w:val="003264"/>
+          <w:sz w:val="24"/>
+        </w:rPr>
+        <w:t>Low-power optical tweezers using large-diameter Gaussian and vortex beams for giant bubble trapping and rotation in fluorescent dye media</w:t>
+      </w:r>
+    </w:p>
+    <w:p>
+      <w:r>
+        <w:rPr>
+          <w:rFonts w:ascii="Times New Roman" w:hAnsi="Times New Roman" w:eastAsia="宋体"/>
+          <w:sz w:val="21"/>
+        </w:rPr>
+        <w:t>作者: Sitti Buathong, Chomnapas Phetdeang, Sorakrai Srisuphaphon, Sarayut Deachapunya</w:t>
+        <w:br/>
+      </w:r>
+      <w:r>
+        <w:rPr>
+          <w:rFonts w:ascii="Times New Roman" w:hAnsi="Times New Roman" w:eastAsia="宋体"/>
+          <w:sz w:val="21"/>
+        </w:rPr>
+        <w:t xml:space="preserve">时间: 2026-02-13 | </w:t>
+      </w:r>
+      <w:r>
+        <w:t xml:space="preserve">链接: </w:t>
+      </w:r>
+      <w:hyperlink r:id="rId185">
+        <w:r>
+          <w:rPr>
+            <w:rFonts w:ascii="Times New Roman" w:hAnsi="Times New Roman" w:eastAsia="宋体"/>
+            <w:color w:val="0000FF"/>
+            <w:sz w:val="21"/>
+            <w:u w:val="single"/>
+          </w:rPr>
+          <w:t>https://doi.org/10.1038/s41598-026-39847-z</w:t>
+        </w:r>
+      </w:hyperlink>
+    </w:p>
+    <w:p>
+      <w:pPr>
+        <w:spacing w:before="120"/>
+      </w:pPr>
+      <w:r>
+        <w:rPr>
+          <w:rFonts w:ascii="Times New Roman" w:hAnsi="Times New Roman" w:eastAsia="宋体"/>
+          <w:b/>
+          <w:sz w:val="21"/>
+        </w:rPr>
+        <w:t>中文摘要:</w:t>
+      </w:r>
+    </w:p>
+    <w:p>
+      <w:pPr>
+        <w:ind w:firstLine="360"/>
+      </w:pPr>
+      <w:r>
+        <w:rPr>
+          <w:rFonts w:ascii="Times New Roman" w:hAnsi="Times New Roman" w:eastAsia="宋体"/>
+          <w:sz w:val="21"/>
+        </w:rPr>
+        <w:t>我们展示了一种新颖的光镊技术，该技术能够使用低功率激光束捕获和操纵荧光染料介质中形成的异常大的气泡。在这项工作中，采用光束直径为几百微米的高斯光束和涡旋光束，入射功率低至几毫瓦。尽管光功率较低，但染料溶液内的局部光热效应诱导形成稳定的微米尺寸至介观气泡，其直径与激光束本身的直径相当。结构光场产生的光学力足以捕获并平移这些大气泡，揭示了纯粹由光与物质相互作用驱动的独特气泡动力学。此外，当在显微镜物镜前插入线性偏振器时，涡旋光束在其环形强度分布上呈现出明显的深色条纹。旋转该偏振器会导致捕获的气泡发生相应的旋转，从而证实了偏振调制的光学角动量的转移。这种可控的旋转捕获行为凸显了一种通过低功率光场诱导和操纵气泡动力学的新机制。据我们所知，这代表了光镊的首次实验实现，能够使用几毫瓦的功率水平捕获和旋转这种规模的气泡。所提出的方法为软物质和声化学系统中的高效、低功率光学操纵开辟了一条途径，并为与光热、微流体和空化辅助过程相关的光驱动气泡动力学提供了新的见解。</w:t>
+      </w:r>
+    </w:p>
+    <w:p>
+      <w:pPr>
+        <w:spacing w:before="120"/>
+      </w:pPr>
+      <w:r>
+        <w:rPr>
+          <w:rFonts w:ascii="Times New Roman" w:hAnsi="Times New Roman" w:eastAsia="宋体"/>
+          <w:b/>
+          <w:sz w:val="21"/>
+        </w:rPr>
+        <w:t>English Abstract:</w:t>
+      </w:r>
+    </w:p>
+    <w:p>
+      <w:r>
+        <w:rPr>
+          <w:rFonts w:ascii="Times New Roman" w:hAnsi="Times New Roman" w:eastAsia="宋体"/>
+          <w:sz w:val="21"/>
+        </w:rPr>
+        <w:t>We demonstrate a novel optical tweezers technique that enables trapping and manipulation of unusually large bubbles formed in a fluorescent dye medium using low-power laser beams. In this work, Gaussian and vortex beams with a beam diameter of a few hundred micrometers were employed at an incident power as low as a few milliWatt. Despite the low optical power, localized photothermal effects within the dye solution induced the formation of stable micron-sized to mesoscopic bubbles, whose diameters were comparable to that of the laser beam itself. The optical forces generated by the structured light field were sufficient to trap and translate these large bubbles, revealing unique bubble dynamics driven purely by light-matter interaction. Furthermore, when a linear polarizer was inserted before the microscope objective, the vortex beam exhibited a distinct dark stripe across its donut-shaped intensity profile. Rotating this polarizer resulted in a corresponding rotation of the trapped bubble, confirming the transfer of optical angular momentum modulated by polarization. This controllable rotational trapping behavior highlights a new mechanism for inducing and manipulating bubble dynamics via low-power optical fields. To the best of our knowledge, this represents the first experimental realization of optical tweezers capable of trapping and rotating bubbles of this scale using a few milliWatt power level. The proposed approach opens a pathway toward efficient, low-power optical manipulation in soft-matter and sonochemical systems, and provides new insights into light-driven bubble dynamics relevant to photothermal, microfluidic, and cavitation-assisted processes.</w:t>
+      </w:r>
+    </w:p>
+    <w:p>
+      <w:r>
+        <w:rPr>
+          <w:rFonts w:ascii="Times New Roman" w:hAnsi="Times New Roman" w:eastAsia="宋体"/>
+          <w:sz w:val="21"/>
+        </w:rPr>
+        <w:t>__________________________________________________</w:t>
+      </w:r>
+    </w:p>
+    <w:p>
+      <w:pPr>
+        <w:pStyle w:val="Heading2"/>
+      </w:pPr>
+      <w:r/>
+      <w:r>
+        <w:rPr>
+          <w:rFonts w:ascii="Times New Roman" w:hAnsi="Times New Roman" w:eastAsia="宋体"/>
+          <w:b/>
+          <w:color w:val="000000"/>
+          <w:sz w:val="24"/>
+        </w:rPr>
+        <w:t>用于边缘设备上心电图分类的轻量级残差扩张时间变换器块</w:t>
+      </w:r>
+    </w:p>
+    <w:p>
+      <w:r>
+        <w:rPr>
+          <w:rFonts w:ascii="Times New Roman" w:hAnsi="Times New Roman" w:eastAsia="宋体"/>
+          <w:b/>
+          <w:color w:val="003264"/>
+          <w:sz w:val="24"/>
+        </w:rPr>
+        <w:t>A lightweight residual dilated temporal transformer block for ECG classification on edge devices</w:t>
+      </w:r>
+    </w:p>
+    <w:p>
+      <w:r>
+        <w:rPr>
+          <w:rFonts w:ascii="Times New Roman" w:hAnsi="Times New Roman" w:eastAsia="宋体"/>
+          <w:sz w:val="21"/>
+        </w:rPr>
+        <w:t>作者: G. Antoni Gracy, Sheena Christabel Pravin</w:t>
+        <w:br/>
+      </w:r>
+      <w:r>
+        <w:rPr>
+          <w:rFonts w:ascii="Times New Roman" w:hAnsi="Times New Roman" w:eastAsia="宋体"/>
+          <w:sz w:val="21"/>
+        </w:rPr>
+        <w:t xml:space="preserve">时间: 2026-02-13 | </w:t>
+      </w:r>
+      <w:r>
+        <w:t xml:space="preserve">链接: </w:t>
+      </w:r>
+      <w:hyperlink r:id="rId186">
+        <w:r>
+          <w:rPr>
+            <w:rFonts w:ascii="Times New Roman" w:hAnsi="Times New Roman" w:eastAsia="宋体"/>
+            <w:color w:val="0000FF"/>
+            <w:sz w:val="21"/>
+            <w:u w:val="single"/>
+          </w:rPr>
+          <w:t>https://doi.org/10.1038/s41598-026-35531-4</w:t>
+        </w:r>
+      </w:hyperlink>
+    </w:p>
+    <w:p>
+      <w:pPr>
+        <w:spacing w:before="120"/>
+      </w:pPr>
+      <w:r>
+        <w:rPr>
+          <w:rFonts w:ascii="Times New Roman" w:hAnsi="Times New Roman" w:eastAsia="宋体"/>
+          <w:b/>
+          <w:sz w:val="21"/>
+        </w:rPr>
+        <w:t>中文摘要:</w:t>
+      </w:r>
+    </w:p>
+    <w:p>
+      <w:pPr>
+        <w:ind w:firstLine="360"/>
+      </w:pPr>
+      <w:r>
+        <w:rPr>
+          <w:rFonts w:ascii="Times New Roman" w:hAnsi="Times New Roman" w:eastAsia="宋体"/>
+          <w:sz w:val="21"/>
+        </w:rPr>
+        <w:t>可穿戴设备能够持续监测心电图、心率、呼吸、体温、血氧饱和度、血压和活动指标等重要生理信号，在医疗保健领域发挥着至关重要的作用。这些系统有助于心血管疾病的早期检测和持续管理，将临床能力扩展到传统环境之外。然而，由于可穿戴设备需要持续供电，因此在能源效率、处理延迟和数据隐私方面存在严格的限制。虽然基于云的推理带来了较高的通信开销，但设备上的深度学习提出了计算和热挑战，需要轻量级、准确且具有隐私意识的解决方案。在这项工作中，我们提出了一种高效且资源敏感的深度学习模型，用于心电图对三个临床重要类别的分类：心律失常（ARR）、充血性心力衰竭（CHF）和正常窦性心律（NSR）。该模型专门针对边缘设备上的部署进行了优化。它将残差扩张卷积与深度 Transformer 架构相结合，该架构通过位置编码、通道关注（SE 块）以及使用 SMOTE 和抖动噪声的类平衡数据增强来增强。尽管只有 692K 参数 (2.64 MB) 和大约 0.234 GFLOP，该模型实现了 99.34% 的分类精度，Macro AUROC 为 0.9996，Cohen’s Kappa 为 0.9891，Log Loss 为 0.0495。它进一步证明了在基准心电图数据集上汉明损失为 0.0062 且马修斯相关系数 (MCC) 为 0.9891 的强大泛化能力。所提出的方法在准确性、模型复杂性和推理速度之间实现了出色的权衡，使其非常适合在低功耗、延迟受限的平台（例如无线身体传感器网络和可穿戴边缘设备）上进行实时、隐私保护的心脏监测。</w:t>
+      </w:r>
+    </w:p>
+    <w:p>
+      <w:pPr>
+        <w:spacing w:before="120"/>
+      </w:pPr>
+      <w:r>
+        <w:rPr>
+          <w:rFonts w:ascii="Times New Roman" w:hAnsi="Times New Roman" w:eastAsia="宋体"/>
+          <w:b/>
+          <w:sz w:val="21"/>
+        </w:rPr>
+        <w:t>English Abstract:</w:t>
+      </w:r>
+    </w:p>
+    <w:p>
+      <w:r>
+        <w:rPr>
+          <w:rFonts w:ascii="Times New Roman" w:hAnsi="Times New Roman" w:eastAsia="宋体"/>
+          <w:sz w:val="21"/>
+        </w:rPr>
+        <w:t>Wearable devices play a crucial role in healthcare by enabling continuous monitoring of vital physiological signals such as ECG, heart rate, respiration, body temperature, oxygen saturation, blood pressure, and activity metrics. These systems facilitate early detection and ongoing management of cardiovascular diseases, extending clinical capabilities beyond traditional settings. However, since the wearables are continually powered, there are stringent constraints on energy efficiency, processing latency, and data privacy. While cloud-based inference introduces high communication overhead, on-device deep learning raises computational and thermal challenges, demanding lightweight, accurate, and privacy-aware solutions. In this work, we propose a highly efficient and resource conscious deep learning model for ECG classification of three clinically significant classes: Arrhythmia (ARR), Congestive Heart Failure (CHF), and Normal Sinus Rhythm (NSR). The model is specifically optimized for deployment on edge devices. It combines residual dilated convolutions with a deep Transformer architecture enhanced by positional encoding, channel-wise attention (SE blocks), and class balanced data augmentation using SMOTE and jitter noise. Despite having only 692K parameters (2.64 MB) and approximately 0.234 GFLOPs, the model achieves 99.34% classification accuracy, Macro AUROC of 0.9996, Cohen’s Kappa of 0.9891, and Log Loss of 0.0495. It further demonstrates strong generalization with a Hamming Loss of 0.0062 and Matthews Correlation Coefficient (MCC) of 0.9891 on the benchmark ECG dataset. The proposed method achieves an exceptional trade off between accuracy, model complexity, and inference speed, making it well suited for real-time, privacy preserving cardiac monitoring on low power, latency constrained platforms such as wireless body sensor networks and wearable edge devices.</w:t>
+      </w:r>
+    </w:p>
+    <w:p>
+      <w:r>
+        <w:rPr>
+          <w:rFonts w:ascii="Times New Roman" w:hAnsi="Times New Roman" w:eastAsia="宋体"/>
+          <w:sz w:val="21"/>
+        </w:rPr>
+        <w:t>__________________________________________________</w:t>
+      </w:r>
+    </w:p>
+    <w:p>
+      <w:pPr>
+        <w:pStyle w:val="Heading2"/>
+      </w:pPr>
+      <w:r/>
+      <w:r>
+        <w:rPr>
+          <w:rFonts w:ascii="Times New Roman" w:hAnsi="Times New Roman" w:eastAsia="宋体"/>
+          <w:b/>
+          <w:color w:val="000000"/>
+          <w:sz w:val="24"/>
+        </w:rPr>
+        <w:t>创造性思维对组织成熟度的影响及体验式学习在知识管理专业人员中的中介作用</w:t>
+      </w:r>
+    </w:p>
+    <w:p>
+      <w:r>
+        <w:rPr>
+          <w:rFonts w:ascii="Times New Roman" w:hAnsi="Times New Roman" w:eastAsia="宋体"/>
+          <w:b/>
+          <w:color w:val="003264"/>
+          <w:sz w:val="24"/>
+        </w:rPr>
+        <w:t>The impact of creative thinking on organizational maturity and the mediating role of experiential learning among knowledge management professionals</w:t>
+      </w:r>
+    </w:p>
+    <w:p>
+      <w:r>
+        <w:rPr>
+          <w:rFonts w:ascii="Times New Roman" w:hAnsi="Times New Roman" w:eastAsia="宋体"/>
+          <w:sz w:val="21"/>
+        </w:rPr>
+        <w:t>作者: Narjes Alsadat Nasabi, Ali Reza Yusefi, Najmeh Bordbar</w:t>
+        <w:br/>
+      </w:r>
+      <w:r>
+        <w:rPr>
+          <w:rFonts w:ascii="Times New Roman" w:hAnsi="Times New Roman" w:eastAsia="宋体"/>
+          <w:sz w:val="21"/>
+        </w:rPr>
+        <w:t xml:space="preserve">时间: 2026-02-13 | </w:t>
+      </w:r>
+      <w:r>
+        <w:t xml:space="preserve">链接: </w:t>
+      </w:r>
+      <w:hyperlink r:id="rId187">
+        <w:r>
+          <w:rPr>
+            <w:rFonts w:ascii="Times New Roman" w:hAnsi="Times New Roman" w:eastAsia="宋体"/>
+            <w:color w:val="0000FF"/>
+            <w:sz w:val="21"/>
+            <w:u w:val="single"/>
+          </w:rPr>
+          <w:t>https://doi.org/10.1038/s41598-026-39905-6</w:t>
+        </w:r>
+      </w:hyperlink>
+    </w:p>
+    <w:p>
+      <w:pPr>
+        <w:spacing w:before="120"/>
+      </w:pPr>
+      <w:r>
+        <w:rPr>
+          <w:rFonts w:ascii="Times New Roman" w:hAnsi="Times New Roman" w:eastAsia="宋体"/>
+          <w:b/>
+          <w:sz w:val="21"/>
+        </w:rPr>
+        <w:t>中文摘要:</w:t>
+      </w:r>
+    </w:p>
+    <w:p>
+      <w:pPr>
+        <w:ind w:firstLine="360"/>
+      </w:pPr>
+      <w:r>
+        <w:rPr>
+          <w:rFonts w:ascii="Times New Roman" w:hAnsi="Times New Roman" w:eastAsia="宋体"/>
+          <w:sz w:val="21"/>
+        </w:rPr>
+        <w:t>创造性思维和体验式学习越来越被认为是提高组织绩效的重要因素。然而，它们对组织成熟度的综合影响，特别是在知识密集型环境中，仍未得到充分研究。本研究调查了知识管理专业人员中创造性思维对组织成熟度的影响，以体验式学习作为中介变量。这项描述性分析横断面研究于 2024 年 3 月至 6 月在伊朗设拉子医科大学 (SUMS) 进行。采用人口普查抽样方法招募了 505 名符合资格的参与者，其中包括各附属单位的经理、协调员和知识管理专家。数据通过三个经过验证的工具收集，包括卡特创造性思维问卷、斯托克和科尔布开发的体验量表以及斯皮德斯创建的组织成熟度问卷。通过专家评审和 Cronbach α 系数确认了可靠性和内容有效性。使用 SPSS 23 和 AMOS 进行数据分析。采用 Pearson 相关性和结构方程模型 (SEM) 来测试直接关系和中介关系。创造性思维与体验式学习（r = 0.61，p &lt; 0.001）和组织成熟度（r = 0.51，p &lt; 0.001）呈正相关。体验式学习还与组织成熟度呈很强的正相关（r = 0.67，p &lt; 0.001）。 SEM 结果表明模型拟合良好（χ2/df = 2.14，CFI = 0.943，TLI = 0.928，RMSEA = 0.061，SRMR = 0.046）。创造性思维对组织成熟度有显着的直接影响（β = 0.45，p &lt; 0.001），并通过体验式学习产生间接影响（β = 0.35，p &lt; 0.001），表明存在部分中介作用。在控制变量中，只有工作经验对组织成熟度有微小但显着的影响（β = 0.17，p = 0.038）。创造性思维通过体验式学习直接和间接地对组织成熟度做出重大贡献。这些发现凸显了培养创造力和沉浸式学习环境在促进知识管理专业人员组织发展方面的关键作用。组织应优先考虑体验式学习策略，作为提高成熟度和创新的途径。</w:t>
+      </w:r>
+    </w:p>
+    <w:p>
+      <w:pPr>
+        <w:spacing w:before="120"/>
+      </w:pPr>
+      <w:r>
+        <w:rPr>
+          <w:rFonts w:ascii="Times New Roman" w:hAnsi="Times New Roman" w:eastAsia="宋体"/>
+          <w:b/>
+          <w:sz w:val="21"/>
+        </w:rPr>
+        <w:t>English Abstract:</w:t>
+      </w:r>
+    </w:p>
+    <w:p>
+      <w:r>
+        <w:rPr>
+          <w:rFonts w:ascii="Times New Roman" w:hAnsi="Times New Roman" w:eastAsia="宋体"/>
+          <w:sz w:val="21"/>
+        </w:rPr>
+        <w:t>Creative thinking and experiential learning are increasingly recognized as essential factors in enhancing organizational performance. However, their combined effect on organizational maturity, particularly within knowledge-intensive environments, remains underexplored. This study investigates the impact of creative thinking on organizational maturity, with experiential learning serving as a mediating variable, among knowledge management professionals. This descriptive-analytical cross-sectional study was conducted from March to June 2024 at Shiraz University of Medical Sciences (SUMS), Iran. A census sampling approach was used to recruit 505 eligible participants, including managers, coordinators, and experts in knowledge management across various affiliated units. Data were collected through three validated instruments, including the Carter Creative Thinking Questionnaire, the Experiencing Scale developed by Stock and Kolb, and the Organizational Maturity Questionnaire created by Spides. Reliability and content validity were confirmed through expert review and Cronbach’s alpha coefficients. Data analysis was performed using SPSS 23 and AMOS. Pearson correlations and structural equation modeling (SEM) were employed to test direct and mediated relationships. Creative thinking was positively associated with both experiential learning (r = 0.61, p &lt; 0.001) and organizational maturity (r = 0.51, p &lt; 0.001). Experiential learning also showed a strong positive correlation with organizational maturity (r = 0.67, p &lt; 0.001). SEM results indicated a good model fit (χ²/df = 2.14, CFI = 0.943, TLI = 0.928, RMSEA = 0.061, SRMR = 0.046). Creative thinking had a significant direct effect on organizational maturity (β = 0.45, p &lt; 0.001) and an indirect effect via experiential learning (β = 0.35, p &lt; 0.001), indicating partial mediation. Among control variables, only work experience had a small but significant effect on organizational maturity (β = 0.17, p = 0.038). Creative thinking contributes significantly to organizational maturity both directly and indirectly through experiential learning. These findings highlight the critical role of fostering creative capacities and immersive learning environments in promoting organizational development among knowledge management professionals. Organizations should prioritize experiential learning strategies as a pathway to enhance maturity and innovation.</w:t>
+      </w:r>
+    </w:p>
+    <w:p>
+      <w:r>
+        <w:rPr>
+          <w:rFonts w:ascii="Times New Roman" w:hAnsi="Times New Roman" w:eastAsia="宋体"/>
+          <w:sz w:val="21"/>
+        </w:rPr>
+        <w:t>__________________________________________________</w:t>
+      </w:r>
+    </w:p>
+    <w:p>
+      <w:pPr>
+        <w:pStyle w:val="Heading2"/>
+      </w:pPr>
+      <w:r/>
+      <w:r>
+        <w:rPr>
+          <w:rFonts w:ascii="Times New Roman" w:hAnsi="Times New Roman" w:eastAsia="宋体"/>
+          <w:b/>
+          <w:color w:val="000000"/>
+          <w:sz w:val="24"/>
+        </w:rPr>
+        <w:t>通过生物炭的应用提高埃及一些土壤中钾的利用率和动态</w:t>
+      </w:r>
+    </w:p>
+    <w:p>
+      <w:r>
+        <w:rPr>
+          <w:rFonts w:ascii="Times New Roman" w:hAnsi="Times New Roman" w:eastAsia="宋体"/>
+          <w:b/>
+          <w:color w:val="003264"/>
+          <w:sz w:val="24"/>
+        </w:rPr>
+        <w:t>Enhancing potassium availability and dynamics in some Egyptian soils through biochar application</w:t>
+      </w:r>
+    </w:p>
+    <w:p>
+      <w:r>
+        <w:rPr>
+          <w:rFonts w:ascii="Times New Roman" w:hAnsi="Times New Roman" w:eastAsia="宋体"/>
+          <w:sz w:val="21"/>
+        </w:rPr>
+        <w:t>作者: Muhammad Ayman</w:t>
+        <w:br/>
+      </w:r>
+      <w:r>
+        <w:rPr>
+          <w:rFonts w:ascii="Times New Roman" w:hAnsi="Times New Roman" w:eastAsia="宋体"/>
+          <w:sz w:val="21"/>
+        </w:rPr>
+        <w:t xml:space="preserve">时间: 2026-02-13 | </w:t>
+      </w:r>
+      <w:r>
+        <w:t xml:space="preserve">链接: </w:t>
+      </w:r>
+      <w:hyperlink r:id="rId188">
+        <w:r>
+          <w:rPr>
+            <w:rFonts w:ascii="Times New Roman" w:hAnsi="Times New Roman" w:eastAsia="宋体"/>
+            <w:color w:val="0000FF"/>
+            <w:sz w:val="21"/>
+            <w:u w:val="single"/>
+          </w:rPr>
+          <w:t>https://doi.org/10.1038/s41598-026-36281-z</w:t>
+        </w:r>
+      </w:hyperlink>
+    </w:p>
+    <w:p>
+      <w:pPr>
+        <w:spacing w:before="120"/>
+      </w:pPr>
+      <w:r>
+        <w:rPr>
+          <w:rFonts w:ascii="Times New Roman" w:hAnsi="Times New Roman" w:eastAsia="宋体"/>
+          <w:b/>
+          <w:sz w:val="21"/>
+        </w:rPr>
+        <w:t>中文摘要:</w:t>
+      </w:r>
+    </w:p>
+    <w:p>
+      <w:pPr>
+        <w:ind w:firstLine="360"/>
+      </w:pPr>
+      <w:r>
+        <w:rPr>
+          <w:rFonts w:ascii="Times New Roman" w:hAnsi="Times New Roman" w:eastAsia="宋体"/>
+          <w:sz w:val="21"/>
+        </w:rPr>
+        <w:t>摘要 钾 (K) 缺乏是埃及土壤作物生产力的主要限制因素，特别是在粗质土壤中。在盆栽实验中，该研究评估了以 3%（w/w）的比例在 450 °C 下生产 4 小时的生物炭对四种埃及土壤中钾利用率、钾动态和特定土壤理化性质的影响，这些生物炭来自四种农业残留物（甘蔗渣生物炭（SBR）、橄榄果渣生物炭（OSP）、橙果渣生物炭（OFP）和玉米秸秆残留物生物炭（MSR））类型（沙质、壤质、粘土和钙质），以及对小麦生长的影响。生物炭的表面积（23.72–41.82 m² g⁻1）和养分含量各不相同，其中MSR显示出最高的植物可利用养分，而OSP则表现出最高的阳离子交换能力（56.78 cmol（+）kg⁻1）。根据土壤类型，施用生物炭可使土壤持水能力 (WHC) 提高 17-35.5%，阳离子交换能力 (CEC) 提高 18-163%。 K热力学参数显着改善；沙土中不稳定钾（K L ）增加了103.6%，添加了OSP的壤土增加了59.01%，添加了SBR的粘土增加了48.55%，添加了MSR的钙质土壤增加了849%。平衡态钾活力比（ $$\:{\text{AR}}_{0}^{\text{K}}$$ ）在沙土中增加了 33.33%，在粘性土壤中增加了 20.00%，在钙质土壤中增加了 75.0%，而在壤土中减少了 - 16.66%。在沙质、壤土和粘土中，施用MSR后钾的潜在缓冲能力（PBC K ）分别提高了96.99%、119.89%和45.90%，而在钙质土壤中，施用OSP后，PBC K 提高了421.39%。吉布斯自由能（ΔG）变得更加负（高达−5.565 kcal mol⁻1），加蓬选择性系数（K G ）增加了82.5%。小麦鲜生物量和干生物量分别增加25.9-84.6%和16.9-63.8%。小麦组织对 N、P 和 K 的吸收增加了 27.3-142.2%，具体取决于生物炭类型和土壤。一般来说，生物炭改良处理比未改良对照产生更高的小麦生物量和养分吸收，MSR 在不同土壤类型中表现出最一致的性能，其次是 OSP。这些发现强调了将生物炭类型与土壤特征相匹配的重要性，以优化钾的有效性、提高钾的利用效率、减少对矿物肥料的依赖，并支持干旱和半干旱条件下的可持续土壤肥力管理。</w:t>
+      </w:r>
+    </w:p>
+    <w:p>
+      <w:pPr>
+        <w:spacing w:before="120"/>
+      </w:pPr>
+      <w:r>
+        <w:rPr>
+          <w:rFonts w:ascii="Times New Roman" w:hAnsi="Times New Roman" w:eastAsia="宋体"/>
+          <w:b/>
+          <w:sz w:val="21"/>
+        </w:rPr>
+        <w:t>English Abstract:</w:t>
+      </w:r>
+    </w:p>
+    <w:p>
+      <w:r>
+        <w:rPr>
+          <w:rFonts w:ascii="Times New Roman" w:hAnsi="Times New Roman" w:eastAsia="宋体"/>
+          <w:sz w:val="21"/>
+        </w:rPr>
+        <w:t>Abstract Potassium (K) deficiency is a major constraint to crop productivity in Egyptian soils, particularly in coarse-textured soils. In pot experiments, the study evaluated impact of application of biochars at a rate of 3% (w/w) produced at 450 °C for 4 h, from four agricultural residues (sugarcane bagasse residues biochar (SBR), olive stone pomace biochar (OSP), orange fruit pomace biochar (OFP), and maize stover residues biochar (MSR)) on K availability, K dynamics, and specific soil physicochemical properties across four Egyptian soil types (sandy, loamy, clayey, and calcareous), in addition to its effects on wheat growth. Biochars varied in surface area (23.72–41.82 m² g⁻¹) and nutrient content, with MSR showing the highest plant available nutrients, while OSP exhibited the highest cation exchange capacity (56.78 cmol (+) kg⁻¹). Application of biochars increased soil water-holding capacity (WHC) by 17–35.5%, cation exchange capacity (CEC) by 18–163%, depending on soil type. Thermodynamic parameters of K were significantly improved; labile-K (K L ) increased by 103.6% in sandy soil with MSR, 59.01% in loamy soil with OSP, 48.55% in clayey soil with SBR, 849% in calcareous soil with MSR. Activity ratio of K at equilibrium ( $$\:{\text{AR}}_{0}^{\text{K}}$$ ) increased by 33.33% in sandy soil with MSR, 20.00% in clayey soil with SBR, 75.0% in calcareous soil with MSR, while in loamy soil decreased by − 16.66% in loamy soil with OSP. Potential buffering capacity of K (PBC K ) increased with application of MSR by 96.99%, 119.89%, 45.90% in sandy, loamy and clayey soils, while PBC K increased by 421.39% with OSP application in calcareous soil. Gibbs free energy (ΔG) became more negative (up to − 5.565 kcal mol⁻¹), and Gabon selectivity coefficient (K G ) increased by 82.5%. Wheat fresh and dry biomass increased by 25.9–84.6% and 16.9–63.8%, respectively. Uptake of N, P, and K on wheat tissues increased by 27.3–142.2%, depending on biochar type and soil. In general, biochar-amended treatments produced higher wheat biomass and nutrient uptake than the unamended controls, with MSR demonstrating the most consistent performance across different soil types, followed by OSP. These findings highlight the importance of matching biochar type with soil characteristics to optimize K availability, improve K-use efficiency, reduce reliance on mineral fertilizers, and support sustainable soil fertility management under arid and semi-arid conditions.</w:t>
+      </w:r>
+    </w:p>
+    <w:p>
+      <w:r>
+        <w:rPr>
+          <w:rFonts w:ascii="Times New Roman" w:hAnsi="Times New Roman" w:eastAsia="宋体"/>
+          <w:sz w:val="21"/>
+        </w:rPr>
+        <w:t>__________________________________________________</w:t>
+      </w:r>
+    </w:p>
+    <w:p>
+      <w:pPr>
+        <w:pStyle w:val="Heading2"/>
+      </w:pPr>
+      <w:r/>
+      <w:r>
+        <w:rPr>
+          <w:rFonts w:ascii="Times New Roman" w:hAnsi="Times New Roman" w:eastAsia="宋体"/>
+          <w:b/>
+          <w:color w:val="000000"/>
+          <w:sz w:val="24"/>
+        </w:rPr>
+        <w:t>代谢组学评估揭示小鼠缺血性急性肾损伤后骨骼肌中氨基酸和能量代谢物的消耗</w:t>
+      </w:r>
+    </w:p>
+    <w:p>
+      <w:r>
+        <w:rPr>
+          <w:rFonts w:ascii="Times New Roman" w:hAnsi="Times New Roman" w:eastAsia="宋体"/>
+          <w:b/>
+          <w:color w:val="003264"/>
+          <w:sz w:val="24"/>
+        </w:rPr>
+        <w:t>Metabolomic assessment reveals depletion of amino acids and energy metabolites in skeletal muscle after ischemic acute kidney injury in mice</w:t>
+      </w:r>
+    </w:p>
+    <w:p>
+      <w:r>
+        <w:rPr>
+          <w:rFonts w:ascii="Times New Roman" w:hAnsi="Times New Roman" w:eastAsia="宋体"/>
+          <w:sz w:val="21"/>
+        </w:rPr>
+        <w:t>作者: Amy S. Li, Peter R. Baker, Samel Park, Isadore Budnick, Zhibin He, Kayo Okamura, Hyo-wook Gil, Makoto Miyazaki, Colin C. Anderson, Julie A. Reisz, Sarah Faubel</w:t>
+        <w:br/>
+      </w:r>
+      <w:r>
+        <w:rPr>
+          <w:rFonts w:ascii="Times New Roman" w:hAnsi="Times New Roman" w:eastAsia="宋体"/>
+          <w:sz w:val="21"/>
+        </w:rPr>
+        <w:t xml:space="preserve">时间: 2026-02-13 | </w:t>
+      </w:r>
+      <w:r>
+        <w:t xml:space="preserve">链接: </w:t>
+      </w:r>
+      <w:hyperlink r:id="rId189">
+        <w:r>
+          <w:rPr>
+            <w:rFonts w:ascii="Times New Roman" w:hAnsi="Times New Roman" w:eastAsia="宋体"/>
+            <w:color w:val="0000FF"/>
+            <w:sz w:val="21"/>
+            <w:u w:val="single"/>
+          </w:rPr>
+          <w:t>https://doi.org/10.1038/s41598-026-37424-y</w:t>
+        </w:r>
+      </w:hyperlink>
+    </w:p>
+    <w:p>
+      <w:pPr>
+        <w:spacing w:before="120"/>
+      </w:pPr>
+      <w:r>
+        <w:rPr>
+          <w:rFonts w:ascii="Times New Roman" w:hAnsi="Times New Roman" w:eastAsia="宋体"/>
+          <w:b/>
+          <w:sz w:val="21"/>
+        </w:rPr>
+        <w:t>中文摘要:</w:t>
+      </w:r>
+    </w:p>
+    <w:p>
+      <w:pPr>
+        <w:ind w:firstLine="360"/>
+      </w:pPr>
+      <w:r>
+        <w:rPr>
+          <w:rFonts w:ascii="Times New Roman" w:hAnsi="Times New Roman" w:eastAsia="宋体"/>
+          <w:sz w:val="21"/>
+        </w:rPr>
+        <w:t>急性肾损伤（AKI）是一种影响多个器官的全身分解代谢疾病。临床上，AKI 与肌肉萎缩、虚弱和功能恢复延迟有关。驱动这些变化的潜在生化机制尚不清楚。在 8-10 周龄的雄性 C57BL/6 小鼠中诱导缺血性 AKI。在 AKI 后 24 小时和 72 小时通过超高效液相色谱-质谱法对腓肠肌样本进行非靶向代谢组学分析。在鉴定的 175 种注释分析物中，72 种在 24 小时内受到显着影响，与对照相比，AKI 中大多数代谢物被耗尽。主要耗尽的代谢物包括多种氨基酸、谷胱甘肽及其前体以及其他与能量相关的底物。与我们之前发表的肾脏、肝脏、心脏和血浆代谢组学数据的整合突出了这些器官的共同代谢途径，特别反映在精氨酸代谢和尿素循环、丙氨酸/天冬氨酸/谷氨酸代谢和谷胱甘肽/氧化还原平衡方面。这是第一项在小鼠模型中描述缺血性 AKI 后骨骼肌代谢特征的研究。我们的数据加深了对 AKI 作为一种全身代谢疾病的理解，强调需要进一步了解 AKI 对骨骼肌的影响，并为改善 AKI 后预后的治疗策略开辟潜在途径。</w:t>
+      </w:r>
+    </w:p>
+    <w:p>
+      <w:pPr>
+        <w:spacing w:before="120"/>
+      </w:pPr>
+      <w:r>
+        <w:rPr>
+          <w:rFonts w:ascii="Times New Roman" w:hAnsi="Times New Roman" w:eastAsia="宋体"/>
+          <w:b/>
+          <w:sz w:val="21"/>
+        </w:rPr>
+        <w:t>English Abstract:</w:t>
+      </w:r>
+    </w:p>
+    <w:p>
+      <w:r>
+        <w:rPr>
+          <w:rFonts w:ascii="Times New Roman" w:hAnsi="Times New Roman" w:eastAsia="宋体"/>
+          <w:sz w:val="21"/>
+        </w:rPr>
+        <w:t>Acute kidney injury (AKI) is a systemic catabolic condition that affects multiple organs. Clinically, AKI has been associated with muscle wasting, weakness, and delayed functional recovery. The underlying biochemical mechanisms driving these changes are not well understood. Ischemic AKI was induced in 8-10-week-old male C57BL/6 mice. Untargeted metabolomics on gastrocnemius samples were performed via ultra-high performance liquid chromatography-mass spectrometry at 24 h and 72 h after AKI. Of the 175 annotated analytes identified, 72 were significantly affected at 24 h with the majority of these metabolites being depleted in AKI compared to controls. Key depleted metabolites included multiple amino acids, glutathione and its precursors, and other energy-related substrates. Integration with our previously published metabolomics data in the kidney, liver, heart, and plasma highlights shared metabolic pathways across these organs, particularly reflected in arginine metabolism and the urea cycle, alanine/aspartate/glutamate metabolism, and glutathione/redox balance. This is the first study to characterize the metabolic profile of skeletal muscle after ischemic AKI in a murine model. Our data deepen the understanding of AKI as a systemic metabolic disease, underscoring the need to further understand the effects of AKI on skeletal muscle and opening potential avenues for therapeutic strategies to improve outcomes after AKI.</w:t>
+      </w:r>
+    </w:p>
+    <w:p>
+      <w:r>
+        <w:rPr>
+          <w:rFonts w:ascii="Times New Roman" w:hAnsi="Times New Roman" w:eastAsia="宋体"/>
+          <w:sz w:val="21"/>
+        </w:rPr>
+        <w:t>__________________________________________________</w:t>
+      </w:r>
+    </w:p>
+    <w:p>
+      <w:pPr>
+        <w:pStyle w:val="Heading2"/>
+      </w:pPr>
+      <w:r/>
+      <w:r>
+        <w:rPr>
+          <w:rFonts w:ascii="Times New Roman" w:hAnsi="Times New Roman" w:eastAsia="宋体"/>
+          <w:b/>
+          <w:color w:val="000000"/>
+          <w:sz w:val="24"/>
+        </w:rPr>
+        <w:t>使用深度学习 EfficientNetB0 融合技术进行多类眼病分类</w:t>
+      </w:r>
+    </w:p>
+    <w:p>
+      <w:r>
+        <w:rPr>
+          <w:rFonts w:ascii="Times New Roman" w:hAnsi="Times New Roman" w:eastAsia="宋体"/>
+          <w:b/>
+          <w:color w:val="003264"/>
+          <w:sz w:val="24"/>
+        </w:rPr>
+        <w:t>Multi-class eye disease classification using deep learning EfficientNetB0 fusion techniques</w:t>
+      </w:r>
+    </w:p>
+    <w:p>
+      <w:r>
+        <w:rPr>
+          <w:rFonts w:ascii="Times New Roman" w:hAnsi="Times New Roman" w:eastAsia="宋体"/>
+          <w:sz w:val="21"/>
+        </w:rPr>
+        <w:t>作者: Uday Kumar Sah, Jyotir Moy Chatterjee, R. Sujatha</w:t>
+        <w:br/>
+      </w:r>
+      <w:r>
+        <w:rPr>
+          <w:rFonts w:ascii="Times New Roman" w:hAnsi="Times New Roman" w:eastAsia="宋体"/>
+          <w:sz w:val="21"/>
+        </w:rPr>
+        <w:t xml:space="preserve">时间: 2026-02-13 | </w:t>
+      </w:r>
+      <w:r>
+        <w:t xml:space="preserve">链接: </w:t>
+      </w:r>
+      <w:hyperlink r:id="rId190">
+        <w:r>
+          <w:rPr>
+            <w:rFonts w:ascii="Times New Roman" w:hAnsi="Times New Roman" w:eastAsia="宋体"/>
+            <w:color w:val="0000FF"/>
+            <w:sz w:val="21"/>
+            <w:u w:val="single"/>
+          </w:rPr>
+          <w:t>https://doi.org/10.1038/s41598-026-35357-0</w:t>
+        </w:r>
+      </w:hyperlink>
+    </w:p>
+    <w:p>
+      <w:pPr>
+        <w:spacing w:before="120"/>
+      </w:pPr>
+      <w:r>
+        <w:rPr>
+          <w:rFonts w:ascii="Times New Roman" w:hAnsi="Times New Roman" w:eastAsia="宋体"/>
+          <w:b/>
+          <w:sz w:val="21"/>
+        </w:rPr>
+        <w:t>中文摘要:</w:t>
+      </w:r>
+    </w:p>
+    <w:p>
+      <w:pPr>
+        <w:ind w:firstLine="360"/>
+      </w:pPr>
+      <w:r>
+        <w:rPr>
+          <w:rFonts w:ascii="Times New Roman" w:hAnsi="Times New Roman" w:eastAsia="宋体"/>
+          <w:sz w:val="21"/>
+        </w:rPr>
+        <w:t>眼病是视力减退最明显的原因之一，在某些情况下，也是完全失明的主要原因。因此，迫切需要创新能够发现青光眼、白内障和糖尿病视网膜病变（DR）等眼病的系统。为了解决这个问题，激发了对准确的系统化评估系统的需求，我们提出了一种双主干深度学习 (DL) 结构，该结构将 EfficientNetB0 与三种协调架构系统地组合在一起：ResNet50、InceptionV3 和 AlexNet，并运用四种不同的融合策略：串联、逐元素求和、加权和多数投票。使用涵盖四个症状类别的 4,217 个高分辨率视网膜图像的稳定数据集，我们训练和评估了 12 种融合模型排列，以识别理想的特征同化方法。内部验证表明，级联融合获得了出色的基线性能，EfficientNetB0 + ResNet50 (Exp01) 的准确率达到 95.26% (AUROC: 0.993)，EfficientNetB0 + InceptionV3 的准确率达到 94.79% (AUROC: 0.989)。对 Messidor-2 和 ODIR 数据集的 400 张图像进行的外部验证显示，性能显着提高，准确度从 94.99% 波动到 97.99%，AUROC 值在 0.991 到 0.999 之间，证实了真实的跨数据集泛化而不是过度拟合。加权和求和融合策略对于外部数据集特别有效，EfficientNetB0 + ResNet50 (Exp03) 加权融合达到 97.49% 的准确率，EfficientNetB0 + AlexNet (Exp09) 求和融合实现了 0.980 的 MCC，这意味着智能特征组合可以平衡架构边界并增强域鲁棒性。分类热图分析显示，虽然 DR 在所有配置中都取得了近乎完美的检测，但青光眼检测通过加权、求和和投票融合得到了显着改善，并减少了与正常眼睛图像的错误分类。使用 Score-CAM 进行的可解释性和可解释性检查（揭示了两个数据集中稳定的解剖注意模式：青光眼模型集中于视神经乳头和视乳头周围区域，DR 模型强调黄斑区和血管结构，白内障模型集中于晶状体密度，所有这些都与传统医学检查标准一致，并证明模型决策基于病理生理相关特征而不是虚假连接。我们的发现是，具有改进的特征集成策略的双骨干融合架构，显着加权和求和融合，不仅产生更高的分析精度，而且产生强大的简化和清晰的快速决策，这对于跨不同成像位置的实际临床实施至关重要。</w:t>
+      </w:r>
+    </w:p>
+    <w:p>
+      <w:pPr>
+        <w:spacing w:before="120"/>
+      </w:pPr>
+      <w:r>
+        <w:rPr>
+          <w:rFonts w:ascii="Times New Roman" w:hAnsi="Times New Roman" w:eastAsia="宋体"/>
+          <w:b/>
+          <w:sz w:val="21"/>
+        </w:rPr>
+        <w:t>English Abstract:</w:t>
+      </w:r>
+    </w:p>
+    <w:p>
+      <w:r>
+        <w:rPr>
+          <w:rFonts w:ascii="Times New Roman" w:hAnsi="Times New Roman" w:eastAsia="宋体"/>
+          <w:sz w:val="21"/>
+        </w:rPr>
+        <w:t>Eye disease is one of the most conspicuous reasons of optical diminishing and, in certain cases, the prime cause of complete sightlessness. So, there is an urgent need to innovate systems that are capable of spotting eye sicknesses such as glaucoma, cataracts and diabetic retinopathy (DR). To solve this, motivating the necessity for accurate systematized assessment systems, we have advanced a two-backbone deep learning (DL) structure that systematically conglomerates EfficientNetB0 with three harmonizing architectures: ResNet50, InceptionV3, and AlexNet, exercising four different fusion strategies: concatenation, element-wise summation, weighted and majority voting. Using a stable dataset of 4,217 High Resolution retina images across the four symptomatic classes, we have educated and evaluated 12 fusion model arrangements to recognize ideal feature assimilation methodologies. Internal validation exhibited that concatenation fusion attained the great baseline performance, with EfficientNetB0 + ResNet50 (Exp01) triumph 95.26% accuracy (AUROC: 0.993) and EfficientNetB0 + InceptionV3 getting 94.79% accuracy (AUROC: 0.989). External validation on 400 images from Messidor-2 and ODIR datasets disclosed significant performance increases, with accuracies oscillating from 94.99% to 97.99% and AUROC values between 0.991 and 0.999, confirmatory authentic cross-dataset generalization rather than overfitting. Weighted and sum fusion strategies evidenced particularly effective for the external dataset, with EfficientNetB0 + ResNet50 (Exp03) weighted fusion reaching 97.49% accuracy, and EfficientNetB0 + AlexNet (Exp09) sum fusion accomplished an MCC of 0.980, signifying that intelligent feature combination can counterbalance for architectural boundaries and enhance domain robustness. Class-wise heatmap analysis displayed that while DR triumphed near-perfect detection across all configurations, glaucoma detection improved considerably with weighted, sum, and voting fusion, and reduced misclassifications with normal eye images. Explainability and interpretability examination using Score-CAM (disclosed steady anatomical attention patterns across both datasets: glaucoma models concentrated on the optic nerve head and peripapillary area, DR models emphasized macular zones and vascular structures, and cataract models focused on lens denseness all aligning with traditional medical checkups standards and proven that model decisions are based in pathophysiological relevant features rather than spurious connections. Our findings are that the dual-backbone fusion architectures with improved feature integration strategies, remarkably weighted and sum fusion, produce not only higher analytical accuracy but also strong simplification and clear quick decision-making essential for actual clinical implementation across various imaging locations.</w:t>
+      </w:r>
+    </w:p>
+    <w:p>
+      <w:r>
+        <w:rPr>
+          <w:rFonts w:ascii="Times New Roman" w:hAnsi="Times New Roman" w:eastAsia="宋体"/>
+          <w:sz w:val="21"/>
+        </w:rPr>
+        <w:t>__________________________________________________</w:t>
+      </w:r>
+    </w:p>
+    <w:p>
+      <w:pPr>
+        <w:pStyle w:val="Heading2"/>
+      </w:pPr>
+      <w:r/>
+      <w:r>
+        <w:rPr>
+          <w:rFonts w:ascii="Times New Roman" w:hAnsi="Times New Roman" w:eastAsia="宋体"/>
+          <w:b/>
+          <w:color w:val="000000"/>
+          <w:sz w:val="24"/>
+        </w:rPr>
+        <w:t>复杂环境条件下光伏发电预测的混合 TimeGAN-xLSTM-Transformer 框架</w:t>
+      </w:r>
+    </w:p>
+    <w:p>
+      <w:r>
+        <w:rPr>
+          <w:rFonts w:ascii="Times New Roman" w:hAnsi="Times New Roman" w:eastAsia="宋体"/>
+          <w:b/>
+          <w:color w:val="003264"/>
+          <w:sz w:val="24"/>
+        </w:rPr>
+        <w:t>A hybrid TimeGAN–xLSTM–Transformer framework for photovoltaic power forecasting under complex environmental conditions</w:t>
+      </w:r>
+    </w:p>
+    <w:p>
+      <w:r>
+        <w:rPr>
+          <w:rFonts w:ascii="Times New Roman" w:hAnsi="Times New Roman" w:eastAsia="宋体"/>
+          <w:sz w:val="21"/>
+        </w:rPr>
+        <w:t>作者: Bingshang Chu, Junzhuo Shu, Chenhui Zhao, Yanhui Wang, Hongwei Ning, Xiaodong Yan, Guodong Wu, Bo Li</w:t>
+        <w:br/>
+      </w:r>
+      <w:r>
+        <w:rPr>
+          <w:rFonts w:ascii="Times New Roman" w:hAnsi="Times New Roman" w:eastAsia="宋体"/>
+          <w:sz w:val="21"/>
+        </w:rPr>
+        <w:t xml:space="preserve">时间: 2026-02-13 | </w:t>
+      </w:r>
+      <w:r>
+        <w:t xml:space="preserve">链接: </w:t>
+      </w:r>
+      <w:hyperlink r:id="rId191">
+        <w:r>
+          <w:rPr>
+            <w:rFonts w:ascii="Times New Roman" w:hAnsi="Times New Roman" w:eastAsia="宋体"/>
+            <w:color w:val="0000FF"/>
+            <w:sz w:val="21"/>
+            <w:u w:val="single"/>
+          </w:rPr>
+          <w:t>https://doi.org/10.1038/s41598-026-36073-5</w:t>
+        </w:r>
+      </w:hyperlink>
+    </w:p>
+    <w:p>
+      <w:pPr>
+        <w:spacing w:before="120"/>
+      </w:pPr>
+      <w:r>
+        <w:rPr>
+          <w:rFonts w:ascii="Times New Roman" w:hAnsi="Times New Roman" w:eastAsia="宋体"/>
+          <w:b/>
+          <w:sz w:val="21"/>
+        </w:rPr>
+        <w:t>中文摘要:</w:t>
+      </w:r>
+    </w:p>
+    <w:p>
+      <w:pPr>
+        <w:ind w:firstLine="360"/>
+      </w:pPr>
+      <w:r>
+        <w:rPr>
+          <w:rFonts w:ascii="Times New Roman" w:hAnsi="Times New Roman" w:eastAsia="宋体"/>
+          <w:sz w:val="21"/>
+        </w:rPr>
+        <w:t>光伏（PV）能源的快速发展及其在电力系统中的日益普及使得准确、稳健的光伏发电预测成为一项严峻的挑战。然而，在复杂的环境条件驱动下，光伏出力具有很强的随机性、非线性和异质性，阻碍了传统预测方法的性能。为了解决这些问题，本研究提出了一种新颖的混合框架，该框架集成了基于 TimeGAN 的数据增强、扩展 LSTM (xLSTM) 和 Transformer 网络，以进行概率和准确的光伏发电预测。首先，TimeGAN 用于合成真实的光伏时间序列数据，有效捕获时间相关性，同时保留辐照度 - 温度依赖性，从而减轻稀缺或不平衡历史数据集的局限性。其次，开发了混合 xLSTM-Transformer 架构，其中矩阵内存增强型 xLSTM 模块专注于局部特征提取，Transformer 模块通过自注意力机制对远程依赖关系进行建模。最后，使用中国国家电网的实际运行数据对所提出的模型进行了验证。实验结果表明，所提出的框架显着提高了实际操作条件下的预测精度。与传统的 LSTM 和 Transformer 基线相比，所提出的 TimeGAN-xLSTM-Transformer 模型的 RMSE 降低了约 48.1%，MAE 降低了 44.1%，凸显了其在捕获光伏发电的短期波动和长期时间依赖性方面的卓越能力。该研究通过利用数据生成、时间建模和注意力机制，有助于推进智能光伏预测技术，为光伏在可再生能源为主的电力系统中的可靠集成提供理论和实践支持。</w:t>
+      </w:r>
+    </w:p>
+    <w:p>
+      <w:pPr>
+        <w:spacing w:before="120"/>
+      </w:pPr>
+      <w:r>
+        <w:rPr>
+          <w:rFonts w:ascii="Times New Roman" w:hAnsi="Times New Roman" w:eastAsia="宋体"/>
+          <w:b/>
+          <w:sz w:val="21"/>
+        </w:rPr>
+        <w:t>English Abstract:</w:t>
+      </w:r>
+    </w:p>
+    <w:p>
+      <w:r>
+        <w:rPr>
+          <w:rFonts w:ascii="Times New Roman" w:hAnsi="Times New Roman" w:eastAsia="宋体"/>
+          <w:sz w:val="21"/>
+        </w:rPr>
+        <w:t>The rapid development of photovoltaic (PV) energy and its growing penetration in power systems have made accurate and robust PV power forecasting a critical challenge. However, the strong stochasticity, nonlinearity, and heterogeneity of PV output, driven by complex environmental conditions, hinder the performance of conventiona l forecasting methods. To address these issues, this study proposes a novel hybrid framework that integrates TimeGAN-based data augmentation, extended LSTM (xLSTM), and Transformer networks for probabilistic and accurate PV power prediction. First, TimeGAN is employed to synthesize realistic PV time series data, effectively capturing temporal correlations while preserving the irradiance–temperature dependency, thus mitigating the limitations of scarce or imbalanced historical datasets. Second, a hybrid xLSTM-Transformer architecture is developed, where the matrix memory-enhanced xLSTM module focuses on local feature extraction, and the Transformer module models long-range dependencies via self-attention mechanisms. Finally, the proposed model is validated using real-world operation data from the State Grid of China. Experimental results demonstrate that the proposed framework significantly improves prediction accuracy under realistic operating conditions. Compared with conventional LSTM and Transformer baselines, the proposed TimeGAN–xLSTM–Transformer model achieves a reduction of approximately 48.1% in RMSE and 44.1% in MAE, highlighting its superior capability in capturing both short-term fluctuations and long-term temporal dependencies of photovoltaic power generation. This research contributes to advancing intelligent PV forecasting technologies by leveraging data generation, temporal modeling, and attention mechanisms, offering theoretical and practical support for the reliable integration of PV in renewable-dominated power systems.</w:t>
+      </w:r>
+    </w:p>
+    <w:p>
+      <w:r>
+        <w:rPr>
+          <w:rFonts w:ascii="Times New Roman" w:hAnsi="Times New Roman" w:eastAsia="宋体"/>
+          <w:sz w:val="21"/>
+        </w:rPr>
+        <w:t>__________________________________________________</w:t>
+      </w:r>
+    </w:p>
+    <w:p>
+      <w:pPr>
         <w:pStyle w:val="Heading1"/>
       </w:pPr>
       <w:r>
@@ -20003,6 +21133,141 @@
           <w:sz w:val="21"/>
         </w:rPr>
         <w:t>The discovery of new crystalline materials calls for generative models that handle periodic boundary conditions, crystallographic symmetries, and physical constraints, while scaling to large and structurally diverse unit cells. We propose a reciprocal-space generative pipeline that represents crystals through a truncated Fourier transform of the species-resolved unit-cell density, rather than modeling atomic coordinates directly. This representation is periodicity-native, admits simple algebraic actions of space-group symmetries, and naturally supports variable atomic multiplicities during generation, addressing a common limitation of particle-based approaches. Using only nine Fourier basis functions per spatial dimension, our approach reconstructs unit cells containing up to 108 atoms per chemical species. We instantiate this pipeline with a transformer variational autoencoder over complex-valued Fourier coefficients, and a latent diffusion model that generates in the compressed latent space. We evaluate reconstruction and latent diffusion on the LeMaterial benchmark and compare unconditional generation against coordinate-based baselines in the small-cell regime ($\leq 16$ atoms per unit cell).</w:t>
+      </w:r>
+    </w:p>
+    <w:p>
+      <w:r>
+        <w:rPr>
+          <w:rFonts w:ascii="Times New Roman" w:hAnsi="Times New Roman" w:eastAsia="宋体"/>
+          <w:sz w:val="21"/>
+        </w:rPr>
+        <w:t>__________________________________________________</w:t>
+      </w:r>
+    </w:p>
+    <w:p>
+      <w:pPr>
+        <w:pStyle w:val="Heading1"/>
+      </w:pPr>
+      <w:r>
+        <w:rPr>
+          <w:rFonts w:ascii="Times New Roman" w:hAnsi="Times New Roman" w:eastAsia="宋体"/>
+          <w:b/>
+          <w:color w:val="000000"/>
+          <w:sz w:val="32"/>
+        </w:rPr>
+        <w:t>Light: Science &amp; Applications</w:t>
+      </w:r>
+    </w:p>
+    <w:p>
+      <w:pPr>
+        <w:jc w:val="center"/>
+      </w:pPr>
+      <w:r>
+        <w:t>--- 更新: 13:29 ---</w:t>
+      </w:r>
+    </w:p>
+    <w:p>
+      <w:pPr>
+        <w:pStyle w:val="Heading2"/>
+      </w:pPr>
+      <w:r/>
+      <w:r>
+        <w:rPr>
+          <w:rFonts w:ascii="Times New Roman" w:hAnsi="Times New Roman" w:eastAsia="宋体"/>
+          <w:b/>
+          <w:color w:val="000000"/>
+          <w:sz w:val="24"/>
+        </w:rPr>
+        <w:t>高时钟速率自由空间光学内存计算</w:t>
+      </w:r>
+    </w:p>
+    <w:p>
+      <w:r>
+        <w:rPr>
+          <w:rFonts w:ascii="Times New Roman" w:hAnsi="Times New Roman" w:eastAsia="宋体"/>
+          <w:b/>
+          <w:color w:val="003264"/>
+          <w:sz w:val="24"/>
+        </w:rPr>
+        <w:t>High-clockrate free-space optical in-memory computing</w:t>
+      </w:r>
+    </w:p>
+    <w:p>
+      <w:r>
+        <w:rPr>
+          <w:rFonts w:ascii="Times New Roman" w:hAnsi="Times New Roman" w:eastAsia="宋体"/>
+          <w:sz w:val="21"/>
+        </w:rPr>
+        <w:t>作者: Yuanhao Liang, James Wang, Kaiwen Xue, Xinyi Ren, Ran Yin, Shaoyuan Ou, Lian Zhou, Yuan Li, Tobias Heuser, Niels Heermeier, Ian Christen, James A. Lott, Stephan Reitzenstein, Mengjie Yu, Zaijun Chen</w:t>
+        <w:br/>
+      </w:r>
+      <w:r>
+        <w:rPr>
+          <w:rFonts w:ascii="Times New Roman" w:hAnsi="Times New Roman" w:eastAsia="宋体"/>
+          <w:sz w:val="21"/>
+        </w:rPr>
+        <w:t xml:space="preserve">时间: 2026-02-13 | </w:t>
+      </w:r>
+      <w:r>
+        <w:t xml:space="preserve">链接: </w:t>
+      </w:r>
+      <w:hyperlink r:id="rId192">
+        <w:r>
+          <w:rPr>
+            <w:rFonts w:ascii="Times New Roman" w:hAnsi="Times New Roman" w:eastAsia="宋体"/>
+            <w:color w:val="0000FF"/>
+            <w:sz w:val="21"/>
+            <w:u w:val="single"/>
+          </w:rPr>
+          <w:t>https://doi.org/10.1038/s41377-026-02206-8</w:t>
+        </w:r>
+      </w:hyperlink>
+    </w:p>
+    <w:p>
+      <w:pPr>
+        <w:spacing w:before="120"/>
+      </w:pPr>
+      <w:r>
+        <w:rPr>
+          <w:rFonts w:ascii="Times New Roman" w:hAnsi="Times New Roman" w:eastAsia="宋体"/>
+          <w:b/>
+          <w:sz w:val="21"/>
+        </w:rPr>
+        <w:t>中文摘要:</w:t>
+      </w:r>
+    </w:p>
+    <w:p>
+      <w:pPr>
+        <w:ind w:firstLine="360"/>
+      </w:pPr>
+      <w:r>
+        <w:rPr>
+          <w:rFonts w:ascii="Times New Roman" w:hAnsi="Times New Roman" w:eastAsia="宋体"/>
+          <w:sz w:val="21"/>
+        </w:rPr>
+        <w:t>摘要：实时处理数据并对其采取行动的能力对于自动驾驶车辆、三维环境传感和远程机器人等应用越来越重要。然而，由于缺乏节能的可扩展计算硬件，深度神经网络（DNN）在边缘设备中的部署受到阻碍。在这里，我们介绍了一种扇出空间飞行时间光学神经网络（FAST-ONN），它每秒计算数十亿次卷积，并且具有超低延迟和功耗。这是通过将用于输入调制的高速密集垂直腔表面发射激光器 (VCSEL) 阵列与用于内存加权的高像素数空间光调制器相结合来实现的。在三维光学系统中，并行差分读出允许带符号的权重值在单次拍摄中进行准确推断。该性能以每秒 1 亿帧 (MFPS) 的卷积的 You-Only-Look-Once (YOLO) 中的特征提取以及具有光子可重编程性的系统内反向传播训练为基准。 VCSEL 发射器可在任何自由空间光学计算系统中实现，以将时钟速率提高到千兆赫以上，其中设备数量和通道并行性的高可扩展性为扩展自由空间计算硬件提供了新途径。</w:t>
+      </w:r>
+    </w:p>
+    <w:p>
+      <w:pPr>
+        <w:spacing w:before="120"/>
+      </w:pPr>
+      <w:r>
+        <w:rPr>
+          <w:rFonts w:ascii="Times New Roman" w:hAnsi="Times New Roman" w:eastAsia="宋体"/>
+          <w:b/>
+          <w:sz w:val="21"/>
+        </w:rPr>
+        <w:t>English Abstract:</w:t>
+      </w:r>
+    </w:p>
+    <w:p>
+      <w:r>
+        <w:rPr>
+          <w:rFonts w:ascii="Times New Roman" w:hAnsi="Times New Roman" w:eastAsia="宋体"/>
+          <w:sz w:val="21"/>
+        </w:rPr>
+        <w:t>Abstract The ability to process and act on data in real time is increasingly critical for applications ranging from autonomous vehicles, three-dimensional environmental sensing, and remote robotics. However, the deployment of deep neural networks (DNNs) in edge devices is hindered by the lack of energy-efficient scalable computing hardware. Here, we introduce a fanout spatial time-of-flight optical neural network (FAST-ONN) that calculates billions of convolutions per second with ultralow latency and power consumption. This is enabled by the combination of high-speed dense arrays of vertical-cavity surface-emitting lasers (VCSELs) for input modulation with spatial light modulators of high pixel counts for in-memory weighting. In a three-dimensional optical system, parallel differential readout allows signed weight values for accurate inference in a single shot. The performance is benchmarked with feature extraction in You-Only-Look-Once (YOLO) for convolution at 100 million frames per second (MFPS), and in-system backward propagation training with photonic reprogrammability. The VCSEL transmitters are implementable in any free-space optical computing systems to improve the clockrate to over gigahertz, where the high scalability in device counts and channel parallelism enables a new avenue to scale up free space computing hardware.</w:t>
       </w:r>
     </w:p>
     <w:p>

--- a/Optical_Papers_260213.docx
+++ b/Optical_Papers_260213.docx
@@ -5950,6 +5950,797 @@
     </w:p>
     <w:p>
       <w:pPr>
+        <w:pStyle w:val="Heading2"/>
+      </w:pPr>
+      <w:r/>
+      <w:r>
+        <w:rPr>
+          <w:rFonts w:ascii="Times New Roman" w:hAnsi="Times New Roman" w:eastAsia="宋体"/>
+          <w:b/>
+          <w:color w:val="000000"/>
+          <w:sz w:val="24"/>
+        </w:rPr>
+        <w:t>收获见解：可解释的机器学习，以了解美国玉米和大豆产量的环境驱动因素</w:t>
+      </w:r>
+    </w:p>
+    <w:p>
+      <w:r>
+        <w:rPr>
+          <w:rFonts w:ascii="Times New Roman" w:hAnsi="Times New Roman" w:eastAsia="宋体"/>
+          <w:b/>
+          <w:color w:val="003264"/>
+          <w:sz w:val="24"/>
+        </w:rPr>
+        <w:t>Harvesting insights: interpretable machine learning to understand environmental drivers of U.S. maize and soybean yield</w:t>
+      </w:r>
+    </w:p>
+    <w:p>
+      <w:r>
+        <w:rPr>
+          <w:rFonts w:ascii="Times New Roman" w:hAnsi="Times New Roman" w:eastAsia="宋体"/>
+          <w:sz w:val="21"/>
+        </w:rPr>
+        <w:t>作者: Harrison W. Smith, Christopher J. Heffernan, Amanda J. Ashworth, L. Lanier Nalley, David S. Bullock, Jason Tullis, Phillip R. Owens</w:t>
+        <w:br/>
+      </w:r>
+      <w:r>
+        <w:rPr>
+          <w:rFonts w:ascii="Times New Roman" w:hAnsi="Times New Roman" w:eastAsia="宋体"/>
+          <w:sz w:val="21"/>
+        </w:rPr>
+        <w:t xml:space="preserve">时间: 2026-02-13 | </w:t>
+      </w:r>
+      <w:r>
+        <w:t xml:space="preserve">链接: </w:t>
+      </w:r>
+      <w:hyperlink r:id="rId193">
+        <w:r>
+          <w:rPr>
+            <w:rFonts w:ascii="Times New Roman" w:hAnsi="Times New Roman" w:eastAsia="宋体"/>
+            <w:color w:val="0000FF"/>
+            <w:sz w:val="21"/>
+            <w:u w:val="single"/>
+          </w:rPr>
+          <w:t>https://doi.org/10.1038/s41598-026-38724-z</w:t>
+        </w:r>
+      </w:hyperlink>
+    </w:p>
+    <w:p>
+      <w:pPr>
+        <w:spacing w:before="120"/>
+      </w:pPr>
+      <w:r>
+        <w:rPr>
+          <w:rFonts w:ascii="Times New Roman" w:hAnsi="Times New Roman" w:eastAsia="宋体"/>
+          <w:b/>
+          <w:sz w:val="21"/>
+        </w:rPr>
+        <w:t>中文摘要:</w:t>
+      </w:r>
+    </w:p>
+    <w:p>
+      <w:pPr>
+        <w:ind w:firstLine="360"/>
+      </w:pPr>
+      <w:r>
+        <w:rPr>
+          <w:rFonts w:ascii="Times New Roman" w:hAnsi="Times New Roman" w:eastAsia="宋体"/>
+          <w:sz w:val="21"/>
+        </w:rPr>
+        <w:t>准确的作物产量预测对于加强粮食安全和农业可持续性至关重要；然而，现有模型经常难以捕捉环境驱动因素与作物表现之间的复杂关系。在这里，我们利用了美国商业玉米 (Zea mays) 和大豆 (Glycine max) 田地（134 个独特作物地点年）的大型、空间明确的产量监测数据集。训练机器学习模型以高精度预测产量（R2 &gt; 0.87，RMSE &lt; 1.13 Mg ha−1），并使用 Shapley 加性解释来量化天气、土壤和地形特性如何预测产量变异性。我们的结果凸显了机器学习在消除作物生产的环境限制方面的潜力，从而为更具弹性的美国粮食系统提供可行的见解。这里提出的结果代表了一种识别玉米和大豆产量限制的新方法，可以为下一代作物育种和精准管理策略提供信息。</w:t>
+      </w:r>
+    </w:p>
+    <w:p>
+      <w:pPr>
+        <w:spacing w:before="120"/>
+      </w:pPr>
+      <w:r>
+        <w:rPr>
+          <w:rFonts w:ascii="Times New Roman" w:hAnsi="Times New Roman" w:eastAsia="宋体"/>
+          <w:b/>
+          <w:sz w:val="21"/>
+        </w:rPr>
+        <w:t>English Abstract:</w:t>
+      </w:r>
+    </w:p>
+    <w:p>
+      <w:r>
+        <w:rPr>
+          <w:rFonts w:ascii="Times New Roman" w:hAnsi="Times New Roman" w:eastAsia="宋体"/>
+          <w:sz w:val="21"/>
+        </w:rPr>
+        <w:t>Accurate crop yield prediction is crucial for enhancing food security and agricultural sustainability; however, existing models frequently struggle to capture the intricate relationships between environmental drivers and crop performance. Here we leveraged a large, spatially explicit yield monitor dataset of U.S. commercial maize (Zea mays) and soybean (Glycine max) fields (134 unique crop-site-years). Machine learning models were trained to predict yield with high accuracy (R2 &gt; 0.87, RMSE &lt; 1.13 Mg ha−1), and Shapley Additive Explanations were used to quantify how weather, soil, and terrain properties predict yield variability. Our results highlight the potential of machine learning to disentangle environmental constraints on crop production, thereby providing actionable insights for more resilient U.S. food systems. The results presented here represent a novel approach to identifying maize and soybean yield constraints that can inform the next generation of crop breeding and precision management strategies.</w:t>
+      </w:r>
+    </w:p>
+    <w:p>
+      <w:r>
+        <w:rPr>
+          <w:rFonts w:ascii="Times New Roman" w:hAnsi="Times New Roman" w:eastAsia="宋体"/>
+          <w:sz w:val="21"/>
+        </w:rPr>
+        <w:t>__________________________________________________</w:t>
+      </w:r>
+    </w:p>
+    <w:p>
+      <w:pPr>
+        <w:pStyle w:val="Heading2"/>
+      </w:pPr>
+      <w:r/>
+      <w:r>
+        <w:rPr>
+          <w:rFonts w:ascii="Times New Roman" w:hAnsi="Times New Roman" w:eastAsia="宋体"/>
+          <w:b/>
+          <w:color w:val="000000"/>
+          <w:sz w:val="24"/>
+        </w:rPr>
+        <w:t>对结核分枝杆菌临床分离株的蛋白质组学见解，该分离株在酸应激期间形成可存活但不复制的亚群的倾向增加</w:t>
+      </w:r>
+    </w:p>
+    <w:p>
+      <w:r>
+        <w:rPr>
+          <w:rFonts w:ascii="Times New Roman" w:hAnsi="Times New Roman" w:eastAsia="宋体"/>
+          <w:b/>
+          <w:color w:val="003264"/>
+          <w:sz w:val="24"/>
+        </w:rPr>
+        <w:t>Proteomic insights into a M. tuberculosis clinical isolate with an increased propensity to form viable but non-replicating subpopulations during acid stress</w:t>
+      </w:r>
+    </w:p>
+    <w:p>
+      <w:r>
+        <w:rPr>
+          <w:rFonts w:ascii="Times New Roman" w:hAnsi="Times New Roman" w:eastAsia="宋体"/>
+          <w:sz w:val="21"/>
+        </w:rPr>
+        <w:t>作者: Nastassja L. Kriel, Julian Coetzee, Jacoba M. Mouton, Samantha L. Sampson</w:t>
+        <w:br/>
+      </w:r>
+      <w:r>
+        <w:rPr>
+          <w:rFonts w:ascii="Times New Roman" w:hAnsi="Times New Roman" w:eastAsia="宋体"/>
+          <w:sz w:val="21"/>
+        </w:rPr>
+        <w:t xml:space="preserve">时间: 2026-02-13 | </w:t>
+      </w:r>
+      <w:r>
+        <w:t xml:space="preserve">链接: </w:t>
+      </w:r>
+      <w:hyperlink r:id="rId194">
+        <w:r>
+          <w:rPr>
+            <w:rFonts w:ascii="Times New Roman" w:hAnsi="Times New Roman" w:eastAsia="宋体"/>
+            <w:color w:val="0000FF"/>
+            <w:sz w:val="21"/>
+            <w:u w:val="single"/>
+          </w:rPr>
+          <w:t>https://doi.org/10.1038/s41598-026-39941-2</w:t>
+        </w:r>
+      </w:hyperlink>
+    </w:p>
+    <w:p>
+      <w:pPr>
+        <w:spacing w:before="120"/>
+      </w:pPr>
+      <w:r>
+        <w:rPr>
+          <w:rFonts w:ascii="Times New Roman" w:hAnsi="Times New Roman" w:eastAsia="宋体"/>
+          <w:b/>
+          <w:sz w:val="21"/>
+        </w:rPr>
+        <w:t>中文摘要:</w:t>
+      </w:r>
+    </w:p>
+    <w:p>
+      <w:pPr>
+        <w:ind w:firstLine="360"/>
+      </w:pPr>
+      <w:r>
+        <w:rPr>
+          <w:rFonts w:ascii="Times New Roman" w:hAnsi="Times New Roman" w:eastAsia="宋体"/>
+          <w:sz w:val="21"/>
+        </w:rPr>
+        <w:t>吞噬体酸化是结核分枝杆菌感染过程中面临的挑战之一。已知这种细胞内病原体通过应激反应途径来适应其应激环境，并通过分泌蛋白质来改变宿主的免疫反应以实现生存和增殖。然而，结核分枝杆菌也有可能形成可存活但不可复制（VBNR）和抗生素耐受性的持续细胞，以应对环境压力（包括酸压力）。在这项研究中，我们使用体外酸应激模型来刺激结核分枝杆菌临床分离株中 VBNR 亚群的形成，该亚群形成 VBNR 细菌的倾向增加。基于质谱的蛋白质组学用于表征活跃复制（pH 6.5）和酸应激（pH 4.5）培养物的细胞蛋白质组和培养物滤液蛋白质组。我们发现，为了应对酸应激，结核分枝杆菌 S169 会增加已知应激反应蛋白的表达，包括甲基转移酶 Rv1405c 和酸应激反应双组分调节蛋白 TcrX。有趣的是，我们发现酸胁迫结核分枝杆菌 S169 中的休眠反应调节子成分较少。我们的蛋白质聚集捕获培养物滤液蛋白质组学方法表明，低 pH 胁迫的结核分枝杆菌 S169 的培养物滤液中含有的蛋白质少于活跃复制的培养物。为了应对酸胁迫，结核分枝杆菌 S169 的培养滤液中的几种脂蛋白和蛋白酶显着更丰富。我们鉴定了先前与结核分枝杆菌持久性有关的几种蛋白质，包括几种毒素-抗毒素蛋白质和分支酸变位酶（Rv1885c）。与已发表的结核分枝杆菌 H37Rv 相比，在该临床分离株的特征中发现的观察到的差异凸显了研究结核分枝杆菌临床分离株的必要性，以便对结核病应激反应有更具代表性的了解。</w:t>
+      </w:r>
+    </w:p>
+    <w:p>
+      <w:pPr>
+        <w:spacing w:before="120"/>
+      </w:pPr>
+      <w:r>
+        <w:rPr>
+          <w:rFonts w:ascii="Times New Roman" w:hAnsi="Times New Roman" w:eastAsia="宋体"/>
+          <w:b/>
+          <w:sz w:val="21"/>
+        </w:rPr>
+        <w:t>English Abstract:</w:t>
+      </w:r>
+    </w:p>
+    <w:p>
+      <w:r>
+        <w:rPr>
+          <w:rFonts w:ascii="Times New Roman" w:hAnsi="Times New Roman" w:eastAsia="宋体"/>
+          <w:sz w:val="21"/>
+        </w:rPr>
+        <w:t>Phagosome acidification is one of the challenges faced by Mycobacterium tuberculosis during infection. This intracellular pathogen is known to adapt to its stressful environment through stress response pathways and by secreting proteins to modify the host immune response for survival and proliferation. However, M. tuberculosis also holds the potential to form viable but non-replicating (VBNR) and antibiotic tolerant persisters in response to environmental stress, including acid stress. In this study we used an in vitro acid stress model to stimulate the formation of a VBNR subpopulation in a M. tuberculosis clinical isolate with an increased propensity to form VBNR bacteria. Mass spectrometry-based proteomics was used to characterize the cellular proteome and culture filtrate proteome of actively replicating (pH 6.5) and acid stressed (pH 4.5) cultures. We show that in response to acid stress, M. tuberculosis S169 increases the expression of known stress response proteins, including the methyltransferase Rv1405c and the acid stress response two-component regulatory protein TcrX. Interestingly, we found that the dormancy response regulon components were less abundant in acid stressed M. tuberculosis S169. Our protein aggregation capture culture filtrate proteomic approach revealed that the culture filtrates of low pH stressed M. tuberculosis S169 contained less proteins than that of actively replicating cultures. In response to acid stress, several lipoproteins and proteases were significantly more abundant in the culture filtrates of M. tuberculosis S169. We identified several proteins previously implicated in M. tuberculosis persistence, including several toxin-antitoxin proteins and the chorismate mutase (Rv1885c). The observed differences identified in the characterisation of this clinical isolate in comparison to published M. tuberculosis H37Rv highlights the need to investigate M. tuberculosis clinical isolates for a more representative understanding of the tuberculosis stress response.</w:t>
+      </w:r>
+    </w:p>
+    <w:p>
+      <w:r>
+        <w:rPr>
+          <w:rFonts w:ascii="Times New Roman" w:hAnsi="Times New Roman" w:eastAsia="宋体"/>
+          <w:sz w:val="21"/>
+        </w:rPr>
+        <w:t>__________________________________________________</w:t>
+      </w:r>
+    </w:p>
+    <w:p>
+      <w:pPr>
+        <w:pStyle w:val="Heading2"/>
+      </w:pPr>
+      <w:r/>
+      <w:r>
+        <w:rPr>
+          <w:rFonts w:ascii="Times New Roman" w:hAnsi="Times New Roman" w:eastAsia="宋体"/>
+          <w:b/>
+          <w:color w:val="000000"/>
+          <w:sz w:val="24"/>
+        </w:rPr>
+        <w:t>苏丹大肠杆菌典型和新型耐药相关错义突变的结构建模和对接分析</w:t>
+      </w:r>
+    </w:p>
+    <w:p>
+      <w:r>
+        <w:rPr>
+          <w:rFonts w:ascii="Times New Roman" w:hAnsi="Times New Roman" w:eastAsia="宋体"/>
+          <w:b/>
+          <w:color w:val="003264"/>
+          <w:sz w:val="24"/>
+        </w:rPr>
+        <w:t>Structural modeling and docking analysis of canonical and novel resistance-associated missense mutations in Sudanese Escherichia coli</w:t>
+      </w:r>
+    </w:p>
+    <w:p>
+      <w:r>
+        <w:rPr>
+          <w:rFonts w:ascii="Times New Roman" w:hAnsi="Times New Roman" w:eastAsia="宋体"/>
+          <w:sz w:val="21"/>
+        </w:rPr>
+        <w:t>作者: Edison Eukun Sage, Sabah A. E. Ibrahim, Mohd Firdaus-Raih, Samah Omer A. Samhoon, Ahmed Abdelghyoum M. Mohamed, Tarig M. E. Ahmed, Moaaz M. Saadaldin, Omnia H. Suliman, Osama Mohamed, Sofia B. Mohamed, Qurashi M. Ali</w:t>
+        <w:br/>
+      </w:r>
+      <w:r>
+        <w:rPr>
+          <w:rFonts w:ascii="Times New Roman" w:hAnsi="Times New Roman" w:eastAsia="宋体"/>
+          <w:sz w:val="21"/>
+        </w:rPr>
+        <w:t xml:space="preserve">时间: 2026-02-13 | </w:t>
+      </w:r>
+      <w:r>
+        <w:t xml:space="preserve">链接: </w:t>
+      </w:r>
+      <w:hyperlink r:id="rId195">
+        <w:r>
+          <w:rPr>
+            <w:rFonts w:ascii="Times New Roman" w:hAnsi="Times New Roman" w:eastAsia="宋体"/>
+            <w:color w:val="0000FF"/>
+            <w:sz w:val="21"/>
+            <w:u w:val="single"/>
+          </w:rPr>
+          <w:t>https://doi.org/10.1038/s41598-026-39491-7</w:t>
+        </w:r>
+      </w:hyperlink>
+    </w:p>
+    <w:p>
+      <w:pPr>
+        <w:spacing w:before="120"/>
+      </w:pPr>
+      <w:r>
+        <w:rPr>
+          <w:rFonts w:ascii="Times New Roman" w:hAnsi="Times New Roman" w:eastAsia="宋体"/>
+          <w:b/>
+          <w:sz w:val="21"/>
+        </w:rPr>
+        <w:t>中文摘要:</w:t>
+      </w:r>
+    </w:p>
+    <w:p>
+      <w:pPr>
+        <w:ind w:firstLine="360"/>
+      </w:pPr>
+      <w:r>
+        <w:rPr>
+          <w:rFonts w:ascii="Times New Roman" w:hAnsi="Times New Roman" w:eastAsia="宋体"/>
+          <w:sz w:val="21"/>
+        </w:rPr>
+        <w:t>在资源匮乏地区，治疗选择和常规基因组监测仍然有限，多重耐药大肠杆菌代表着日益严峻的公共卫生挑战。在这里，我们对苏丹大肠杆菌临床分离株中发现的耐药相关错义突变进行了结构生物信息学分析。利用 55 个分离株的全基因组测序数据，我们对关键抗生素靶蛋白进行了综合计算机分析，以表征错义变异并评估其潜在的功能后果。一致的致病性预测确定了 19 个可能有害的替换，包括聚集在核糖体蛋白 L22 (rplV) 中的多个新的、以前未报告的变体，以及 RNA 聚合酶和拓扑异构酶 IV 中已确定的与耐药性相关的替换。这些结果扩大了苏丹菌株中与耐药性相关的靶点的突变景观，并突出了遗传变异的区域特异性模式。基于结构的建模和分子对接揭示了突变对跨多个靶点的预测抗生素相互作用的特异性影响，包括与选定的拓扑异构酶抑制剂的结合减少以及对 L22 内大环内酯相互作用的异质性影响。相比之下，尽管结构稳定性降低，旋转酶变体仍保留了预测的氟喹诺酮结合，这表明耐药相关效应超出了直接的药物-靶标相互作用。总的来说，这些发现强调了非典型错义突变对苏丹大肠杆菌耐药性的贡献，并证明了计算优先级框架在支持耐药性监测和指导有针对性的实验验证方面的实用性。</w:t>
+      </w:r>
+    </w:p>
+    <w:p>
+      <w:pPr>
+        <w:spacing w:before="120"/>
+      </w:pPr>
+      <w:r>
+        <w:rPr>
+          <w:rFonts w:ascii="Times New Roman" w:hAnsi="Times New Roman" w:eastAsia="宋体"/>
+          <w:b/>
+          <w:sz w:val="21"/>
+        </w:rPr>
+        <w:t>English Abstract:</w:t>
+      </w:r>
+    </w:p>
+    <w:p>
+      <w:r>
+        <w:rPr>
+          <w:rFonts w:ascii="Times New Roman" w:hAnsi="Times New Roman" w:eastAsia="宋体"/>
+          <w:sz w:val="21"/>
+        </w:rPr>
+        <w:t>Multidrug-resistant Escherichia coli represents a growing public health challenge in low-resource settings, where therapeutic options and routine genomic surveillance remain limited. Here, we present a structural bioinformatics analysis of resistance-associated missense mutations identified in Sudanese E.coli clinical isolates. Using whole-genome sequencing data from 55 isolates, we performed an integrated in silico analysis of key antibiotic target proteins to characterize missense variation and assess its potential functional consequences. Consensus pathogenicity prediction identified 19 substitutions as likely deleterious, including multiple novel, previously unreported variants clustered in ribosomal protein L22 (rplV), alongside established resistance-associated substitutions in RNA polymerase and topoisomerase IV. These results expand the mutational landscape of resistance-associated targets in Sudanese strains and highlight region-specific patterns of genetic variation. Structure-based modeling and molecular docking revealed mutation-specific effects on predicted antibiotic interactions across multiple targets, including reduced binding for selected topoisomerase inhibitors and heterogeneous effects on macrolide interactions within L22. In contrast, a gyrase variant retained predicted fluoroquinolone binding despite reduced structural stability, suggesting resistance-associated effects beyond direct drug–target interactions. Collectively, these findings underscore the contribution of non-canonical missense mutations to antimicrobial resistance in Sudanese E.coli and demonstrate the utility of computational prioritization frameworks to support resistance surveillance and guide targeted experimental validation.</w:t>
+      </w:r>
+    </w:p>
+    <w:p>
+      <w:r>
+        <w:rPr>
+          <w:rFonts w:ascii="Times New Roman" w:hAnsi="Times New Roman" w:eastAsia="宋体"/>
+          <w:sz w:val="21"/>
+        </w:rPr>
+        <w:t>__________________________________________________</w:t>
+      </w:r>
+    </w:p>
+    <w:p>
+      <w:pPr>
+        <w:pStyle w:val="Heading2"/>
+      </w:pPr>
+      <w:r/>
+      <w:r>
+        <w:rPr>
+          <w:rFonts w:ascii="Times New Roman" w:hAnsi="Times New Roman" w:eastAsia="宋体"/>
+          <w:b/>
+          <w:color w:val="000000"/>
+          <w:sz w:val="24"/>
+        </w:rPr>
+        <w:t>对尼日利亚阿达马瓦州降雨量和温度与疟疾发病率的关系进行建模</w:t>
+      </w:r>
+    </w:p>
+    <w:p>
+      <w:r>
+        <w:rPr>
+          <w:rFonts w:ascii="Times New Roman" w:hAnsi="Times New Roman" w:eastAsia="宋体"/>
+          <w:b/>
+          <w:color w:val="003264"/>
+          <w:sz w:val="24"/>
+        </w:rPr>
+        <w:t>Modelling the association of rainfall and temperature with malaria incidence in Adamawa State, Nigeria</w:t>
+      </w:r>
+    </w:p>
+    <w:p>
+      <w:r>
+        <w:rPr>
+          <w:rFonts w:ascii="Times New Roman" w:hAnsi="Times New Roman" w:eastAsia="宋体"/>
+          <w:sz w:val="21"/>
+        </w:rPr>
+        <w:t>作者: Emmanuel Afolabi Bakare, Didier Dukundane, Kolawolé Valère Salako, Romain Glèlè Kakaï, Chukwu Okoronkwo, Eze Nelson</w:t>
+        <w:br/>
+      </w:r>
+      <w:r>
+        <w:rPr>
+          <w:rFonts w:ascii="Times New Roman" w:hAnsi="Times New Roman" w:eastAsia="宋体"/>
+          <w:sz w:val="21"/>
+        </w:rPr>
+        <w:t xml:space="preserve">时间: 2026-02-13 | </w:t>
+      </w:r>
+      <w:r>
+        <w:t xml:space="preserve">链接: </w:t>
+      </w:r>
+      <w:hyperlink r:id="rId196">
+        <w:r>
+          <w:rPr>
+            <w:rFonts w:ascii="Times New Roman" w:hAnsi="Times New Roman" w:eastAsia="宋体"/>
+            <w:color w:val="0000FF"/>
+            <w:sz w:val="21"/>
+            <w:u w:val="single"/>
+          </w:rPr>
+          <w:t>https://doi.org/10.1038/s41598-026-38705-2</w:t>
+        </w:r>
+      </w:hyperlink>
+    </w:p>
+    <w:p>
+      <w:pPr>
+        <w:spacing w:before="120"/>
+      </w:pPr>
+      <w:r>
+        <w:rPr>
+          <w:rFonts w:ascii="Times New Roman" w:hAnsi="Times New Roman" w:eastAsia="宋体"/>
+          <w:b/>
+          <w:sz w:val="21"/>
+        </w:rPr>
+        <w:t>中文摘要:</w:t>
+      </w:r>
+    </w:p>
+    <w:p>
+      <w:pPr>
+        <w:ind w:firstLine="360"/>
+      </w:pPr>
+      <w:r>
+        <w:rPr>
+          <w:rFonts w:ascii="Times New Roman" w:hAnsi="Times New Roman" w:eastAsia="宋体"/>
+          <w:sz w:val="21"/>
+        </w:rPr>
+        <w:t>阿达马瓦州的疟疾传播很大程度上受到气候条件的影响，特别是降雨量和温度，这会影响按蚊的繁殖、生存和寄生虫的发育。本研究使用 2015 年 1 月至 2024 年 4 月的月度数据调查气候疟疾关系，并应用时间序列方法来表征时间模式并生成预测。使用 Box Jenkins ARIMA 框架以及由 AIC 和 BIC 提供的模型选择，并通过 RMSE、MAE 和 MAPE 评估性能，$$SARIMAX(1,0,1)(1,1,1)_{12}$$ 模型成为最佳拟合规范。该模型整合了滞后的温度和降雨量，成功捕捉了疟疾固有的年度季节性和调节传播的气候驱动因素。 2024 年 5 月至 2025 年 12 月的预测显示季节性激增明显，预计 6 月至 10 月期间病例将急剧增加。预计 2024 年 8 月发病率将达到约 67,052 例，并于 2025 年 10 月再次达到峰值，约 80,004 例，这是 20 个月内的最高值。由于接近观测数据，早期预测月份的置信区间较窄，而 2025 年末的置信区间较宽反映了长期不确定性的增加，这是时间序列预测的一个共同特征。这些发现强调了气候变化对阿达马瓦州疟疾动态的重大影响，并强调了基于 SARIMAX 的预测对于加强早期预警系统的价值。这些预测支持积极主动的公共卫生规划的必要性，包括加强季节性准备、加强疟疾疫苗接种和病媒控制战略，以减轻疾病负担。</w:t>
+      </w:r>
+    </w:p>
+    <w:p>
+      <w:pPr>
+        <w:spacing w:before="120"/>
+      </w:pPr>
+      <w:r>
+        <w:rPr>
+          <w:rFonts w:ascii="Times New Roman" w:hAnsi="Times New Roman" w:eastAsia="宋体"/>
+          <w:b/>
+          <w:sz w:val="21"/>
+        </w:rPr>
+        <w:t>English Abstract:</w:t>
+      </w:r>
+    </w:p>
+    <w:p>
+      <w:r>
+        <w:rPr>
+          <w:rFonts w:ascii="Times New Roman" w:hAnsi="Times New Roman" w:eastAsia="宋体"/>
+          <w:sz w:val="21"/>
+        </w:rPr>
+        <w:t>Malaria transmission in Adamawa State is strongly driven by climatic conditions, particularly rainfall and temperature, which influence Anopheles mosquito breeding, survival, and parasite development. This study investigates the climate malaria relationship using monthly data from January 2015 to April 2024 and applies time series methods to characterize temporal patterns and generate forecasts. Using the Box Jenkins ARIMA framework with model selection informed by AIC and BIC, and performance evaluated through RMSE, MAE, and MAPE, the $$SARIMAX(1,0,1)(1,1,1)_{12}$$ model emerged as the best fitting specification. This model integrates lagged temperature and rainfall, successfully capturing both the inherent annual seasonality of malaria and the climatic drivers that modulate transmission. Forecasts for May 2024 to December 2025 indicate pronounced seasonal surges, with cases expected to rise sharply between June and October. Incidence is projected to reach approximately 67,052 cases in August 2024 and peak again at about 80,004 cases in October 2025, the highest value within the 20 month horizon. Early forecast months exhibit narrower confidence intervals due to proximity to observed data, whereas wider intervals toward late 2025 reflect increasing long range uncertainty, a common feature of time series predictions. These findings underscore the substantial influence of climate variability on malaria dynamics in Adamawa State and highlight the value of SARIMAX based forecasting for strengthening early warning systems. The projections support the need for proactive public health planning, including intensified seasonal preparedness and reinforcement of malaria vaccination and vector control strategies to reduce disease burden.</w:t>
+      </w:r>
+    </w:p>
+    <w:p>
+      <w:r>
+        <w:rPr>
+          <w:rFonts w:ascii="Times New Roman" w:hAnsi="Times New Roman" w:eastAsia="宋体"/>
+          <w:sz w:val="21"/>
+        </w:rPr>
+        <w:t>__________________________________________________</w:t>
+      </w:r>
+    </w:p>
+    <w:p>
+      <w:pPr>
+        <w:pStyle w:val="Heading2"/>
+      </w:pPr>
+      <w:r/>
+      <w:r>
+        <w:rPr>
+          <w:rFonts w:ascii="Times New Roman" w:hAnsi="Times New Roman" w:eastAsia="宋体"/>
+          <w:b/>
+          <w:color w:val="000000"/>
+          <w:sz w:val="24"/>
+        </w:rPr>
+        <w:t>重温婴儿美容中的灵长类动物根源</w:t>
+      </w:r>
+    </w:p>
+    <w:p>
+      <w:r>
+        <w:rPr>
+          <w:rFonts w:ascii="Times New Roman" w:hAnsi="Times New Roman" w:eastAsia="宋体"/>
+          <w:b/>
+          <w:color w:val="003264"/>
+          <w:sz w:val="24"/>
+        </w:rPr>
+        <w:t>Revisiting our primate roots in infants grooming</w:t>
+      </w:r>
+    </w:p>
+    <w:p>
+      <w:r>
+        <w:rPr>
+          <w:rFonts w:ascii="Times New Roman" w:hAnsi="Times New Roman" w:eastAsia="宋体"/>
+          <w:sz w:val="21"/>
+        </w:rPr>
+        <w:t>作者: Chunmiao Mai, Guillaume Lio, Maude Beaudoin-Gobert, Chen Qu, Liuba Papeo, Michel Desmurget, Jean-Réné Duhamel, Irene Cristofori, Angela Sirigu</w:t>
+        <w:br/>
+      </w:r>
+      <w:r>
+        <w:rPr>
+          <w:rFonts w:ascii="Times New Roman" w:hAnsi="Times New Roman" w:eastAsia="宋体"/>
+          <w:sz w:val="21"/>
+        </w:rPr>
+        <w:t xml:space="preserve">时间: 2026-02-13 | </w:t>
+      </w:r>
+      <w:r>
+        <w:t xml:space="preserve">链接: </w:t>
+      </w:r>
+      <w:hyperlink r:id="rId197">
+        <w:r>
+          <w:rPr>
+            <w:rFonts w:ascii="Times New Roman" w:hAnsi="Times New Roman" w:eastAsia="宋体"/>
+            <w:color w:val="0000FF"/>
+            <w:sz w:val="21"/>
+            <w:u w:val="single"/>
+          </w:rPr>
+          <w:t>https://doi.org/10.1038/s41598-026-39909-2</w:t>
+        </w:r>
+      </w:hyperlink>
+    </w:p>
+    <w:p>
+      <w:pPr>
+        <w:spacing w:before="120"/>
+      </w:pPr>
+      <w:r>
+        <w:rPr>
+          <w:rFonts w:ascii="Times New Roman" w:hAnsi="Times New Roman" w:eastAsia="宋体"/>
+          <w:b/>
+          <w:sz w:val="21"/>
+        </w:rPr>
+        <w:t>中文摘要:</w:t>
+      </w:r>
+    </w:p>
+    <w:p>
+      <w:pPr>
+        <w:ind w:firstLine="360"/>
+      </w:pPr>
+      <w:r>
+        <w:rPr>
+          <w:rFonts w:ascii="Times New Roman" w:hAnsi="Times New Roman" w:eastAsia="宋体"/>
+          <w:sz w:val="21"/>
+        </w:rPr>
+        <w:t>梳理毛发是包括非人类灵长类动物 (NHP) 在内的许多动物物种的常见行为，具有多种功能，例如清洁毛发、缓解压力和增强社会联系。这项研究旨在探讨人类在手势和语言交流出现之前的早期发育阶段是否存在类似梳理行为。通过对 67 名尚未学会说话的婴儿的观察，我们发现了频繁的手动行为，包括抓握、握持和类似于梳理毛发的行为，特别是针对护理人员多毛的皮肤。这些行为由 12 名独立的灵长类动物学家进行了分析和验证，他们证实这些行为序列及其运动学与 NHP 中的梳理行为非常相似，同时也将它们与其他类型的手动动作（例如握持或抓握）区分开来。纵向分析表明，从 8 个月开始，婴儿的梳理行为显着减少，到 15 个月时就不再观察到这些行为，这一发展转变与更复杂的手势交流的出现同时发生。有趣的是，梳理毛发的频率（而非其他行为）在下午 2 点至 4 点之间的特定时间段内达到峰值，这与有据可查的 β-内啡肽（一种与压力调节和社交联系相关的神经化学物质）的昼夜节律下降相对应。这种排列指向了这些行为发生时间的潜在生理基础。这些发现表明，婴儿梳理行为代表了一种退化的运动模式，可能反映了与非人类灵长类动物共有的保守进化机制。这种行为可能代表了早期社会互动的原始形式，凸显了古代运动程序在塑造前语言交流中的作用。</w:t>
+      </w:r>
+    </w:p>
+    <w:p>
+      <w:pPr>
+        <w:spacing w:before="120"/>
+      </w:pPr>
+      <w:r>
+        <w:rPr>
+          <w:rFonts w:ascii="Times New Roman" w:hAnsi="Times New Roman" w:eastAsia="宋体"/>
+          <w:b/>
+          <w:sz w:val="21"/>
+        </w:rPr>
+        <w:t>English Abstract:</w:t>
+      </w:r>
+    </w:p>
+    <w:p>
+      <w:r>
+        <w:rPr>
+          <w:rFonts w:ascii="Times New Roman" w:hAnsi="Times New Roman" w:eastAsia="宋体"/>
+          <w:sz w:val="21"/>
+        </w:rPr>
+        <w:t>Grooming is a common behavior across many animal species, including non-human primates (NHP), and serves a variety of functions, such as cleaning hair, alleviating stress, and enhancing social bonds. This study aims to explore whether grooming-like behaviors are present in humans during early developmental stages, before the emergence of gestural and language communication. Through the observations of 67 preverbal infants, we identified frequent manual behaviors, including grasping, holding, and behaviors resembling grooming, particularly directed toward caregivers’ hairy skin. These behaviors were analyzed and validated by twelve independent primatologists, who confirmed that behavioral sequences and their kinematics closely resembled grooming behaviors seen in NHPs, while also distinguishing them from other types of manual actions such as holding or grasping. Longitudinal analyses demonstrated a significant reduction in infants’ grooming behaviors beginning at 8 months, with these behaviors no longer observed by 15 months, a developmental shift that coincided with the emergence of more sophisticated gestural communication. Interestingly, grooming frequency, but not other actions, peaked during a specific time window, between 2pm and 4pm, which corresponds with a well-documented circadian dip in beta-endorphins, a neurochemical associated with stress regulation and social bonding. This alignment points toward a potential physiological underpinning for the timing of these behaviors. These findings suggest that infant grooming behavior represents a vestigial motor pattern, likely reflecting conserved evolutionary mechanisms shared with non-human primates. This behavior may represent a primitive form of early social interaction, highlighting the role of ancient motor programs in shaping prelinguistic communication.</w:t>
+      </w:r>
+    </w:p>
+    <w:p>
+      <w:r>
+        <w:rPr>
+          <w:rFonts w:ascii="Times New Roman" w:hAnsi="Times New Roman" w:eastAsia="宋体"/>
+          <w:sz w:val="21"/>
+        </w:rPr>
+        <w:t>__________________________________________________</w:t>
+      </w:r>
+    </w:p>
+    <w:p>
+      <w:pPr>
+        <w:pStyle w:val="Heading2"/>
+      </w:pPr>
+      <w:r/>
+      <w:r>
+        <w:rPr>
+          <w:rFonts w:ascii="Times New Roman" w:hAnsi="Times New Roman" w:eastAsia="宋体"/>
+          <w:b/>
+          <w:color w:val="000000"/>
+          <w:sz w:val="24"/>
+        </w:rPr>
+        <w:t>阿富汗坎大哈市成人皮肤利什曼病的知识、态度、预防措施和相关因素</w:t>
+      </w:r>
+    </w:p>
+    <w:p>
+      <w:r>
+        <w:rPr>
+          <w:rFonts w:ascii="Times New Roman" w:hAnsi="Times New Roman" w:eastAsia="宋体"/>
+          <w:b/>
+          <w:color w:val="003264"/>
+          <w:sz w:val="24"/>
+        </w:rPr>
+        <w:t>Knowledge, attitudes, preventive practices, and associated factors of cutaneous leishmaniasis among adults of Kandahar city, Afghanistan</w:t>
+      </w:r>
+    </w:p>
+    <w:p>
+      <w:r>
+        <w:rPr>
+          <w:rFonts w:ascii="Times New Roman" w:hAnsi="Times New Roman" w:eastAsia="宋体"/>
+          <w:sz w:val="21"/>
+        </w:rPr>
+        <w:t>作者: Bilal Ahmad Rahimi, Khoshhal Bakhtialy, Ahmad Farshad Rahimi, Walter R. Taylor</w:t>
+        <w:br/>
+      </w:r>
+      <w:r>
+        <w:rPr>
+          <w:rFonts w:ascii="Times New Roman" w:hAnsi="Times New Roman" w:eastAsia="宋体"/>
+          <w:sz w:val="21"/>
+        </w:rPr>
+        <w:t xml:space="preserve">时间: 2026-02-13 | </w:t>
+      </w:r>
+      <w:r>
+        <w:t xml:space="preserve">链接: </w:t>
+      </w:r>
+      <w:hyperlink r:id="rId198">
+        <w:r>
+          <w:rPr>
+            <w:rFonts w:ascii="Times New Roman" w:hAnsi="Times New Roman" w:eastAsia="宋体"/>
+            <w:color w:val="0000FF"/>
+            <w:sz w:val="21"/>
+            <w:u w:val="single"/>
+          </w:rPr>
+          <w:t>https://doi.org/10.1038/s41598-026-37902-3</w:t>
+        </w:r>
+      </w:hyperlink>
+    </w:p>
+    <w:p>
+      <w:pPr>
+        <w:spacing w:before="120"/>
+      </w:pPr>
+      <w:r>
+        <w:rPr>
+          <w:rFonts w:ascii="Times New Roman" w:hAnsi="Times New Roman" w:eastAsia="宋体"/>
+          <w:b/>
+          <w:sz w:val="21"/>
+        </w:rPr>
+        <w:t>中文摘要:</w:t>
+      </w:r>
+    </w:p>
+    <w:p>
+      <w:pPr>
+        <w:ind w:firstLine="360"/>
+      </w:pPr>
+      <w:r>
+        <w:rPr>
+          <w:rFonts w:ascii="Times New Roman" w:hAnsi="Times New Roman" w:eastAsia="宋体"/>
+          <w:sz w:val="21"/>
+        </w:rPr>
+        <w:t>坎大哈市是阿富汗皮肤利什曼病 (CL) 的高发区，主要由热带利什曼原虫引起。本研究的目的是调查知识、态度、预防实践及其相关因素，为控制政策提供信息。这项基于社区的横断面分析研究包括来自坎大哈市三个随机选择的地区的 2,044 名成年人（2024 年 3 月至 8 月）。通过描述性统计、卡方和多元逻辑回归分析数据。 P 值 &lt; 0.05 被认为具有统计显着性。平均（SD）年龄为33.8（10.2）岁，54.5%为女性，75.7%失业，77.4%为文盲，88.0%为贫困人口。在研究参与者中，只有23.6%、40.6%和33.3%的人对CL有良好的了解，对CL持积极的态度，并采取了针对CL的预防措施。与以下因素相关的独立因素：(i) CL 知识匮乏的因素包括男性（调整后比值比 [AOR] 2.5，95% CI 1.9–3.3）、失业（AOR 3.4，95% CI 2.6–4.5）、文盲（AOR 2.4，95% CI 1.9–3.1）以及家庭中确诊的 CL 病例（AOR 1.3，95% CI 1.9–3.1）。 95% CI 1.0–1.7)，(ii) 对 CL 持有消极态度的年龄 &gt; 40 岁（AOR 4.0，95% CI 2.9–5.4）且属于中等或高收入家庭（AOR 1.6，95% CI 1.2–2.2），以及 (iii) 对 CL 预防措施不佳的年龄 &gt; 40 岁（AOR 1.5，95% CI） 1.3–1.9）、文盲（AOR 1.3，95% CI 1.1–1.7），以及家庭人数&lt; 5 人（AOR 1.4，95% CI 1.1–1.7）。坎大哈市大部分居民对CL的认识较差，态度消极，缺乏采取预防措施的积极性。这些发现强调需要开展有针对性的健康教育计划，以提高坎大哈居民，特别是男性、文盲和 40 岁以上人群有关 CL 的知识、态度和预防措施。</w:t>
+      </w:r>
+    </w:p>
+    <w:p>
+      <w:pPr>
+        <w:spacing w:before="120"/>
+      </w:pPr>
+      <w:r>
+        <w:rPr>
+          <w:rFonts w:ascii="Times New Roman" w:hAnsi="Times New Roman" w:eastAsia="宋体"/>
+          <w:b/>
+          <w:sz w:val="21"/>
+        </w:rPr>
+        <w:t>English Abstract:</w:t>
+      </w:r>
+    </w:p>
+    <w:p>
+      <w:r>
+        <w:rPr>
+          <w:rFonts w:ascii="Times New Roman" w:hAnsi="Times New Roman" w:eastAsia="宋体"/>
+          <w:sz w:val="21"/>
+        </w:rPr>
+        <w:t>Kandahar city is highly endemic for cutaneous leishmaniasis (CL) in Afghanistan, caused mostly by Leishmania tropica. The objective of this study was to investigate the knowledge, attitudes, prevention practices, and their associated factors to inform control policy. This community-based cross-sectional analytical study included 2,044 adults from three randomly selected districts of Kandahar city (March–August 2024). Data were analysed by descriptive statistics, Chi-squared, and multivariate logistic regression. P-value &lt; 0.05 was considered statistically significant. The mean (SD) age was 33.8 (10.2) years, 54.5% were females, 75.7% were unemployed, 77.4% were illiterate, and 88.0% were poor. Among the study participants, only 23.6%, 40.6%, and 33.3% had good knowledge of CL, a positive attitude towards CL, and practiced preventive measures against CL, respectively. Independent factors associated with: (i) poor CL knowledge were being male (adjusted odds ratio [AOR] 2.5, 95% CI 1.9–3.3), being unemployed (AOR 3.4, 95% CI 2.6–4.5), illiterate (AOR 2.4, 95% CI 1.9–3.1), and a confirmed CL case in the family (AOR 1.3, 95% CI 1.0–1.7), (ii) a negative attitude towards CL were aged &gt; 40 years (AOR 4.0, 95% CI 2.9–5.4) and belonging to a middle- or high-income family (AOR 1.6, 95% CI 1.2–2.2), and (iii) poor preventive practices towards CL were aged &gt; 40 years (AOR 1.5, 95% CI 1.3–1.9), being illiterate (AOR 1.3, 95% CI 1.1–1.7), and in a family size of &lt; 5 members (AOR 1.4, 95% CI 1.1–1.7). Most residents in Kandahar city had poor knowledge, a negative attitude towards CL, and lacked enthusiasm to adopt preventative measures against it. These findings highlight the need for targeted health education programs to improve knowledge, attitudes, and preventive practices regarding CL among Kandahar residents, especially males, illiterate individuals, and those aged &gt; 40 years.</w:t>
+      </w:r>
+    </w:p>
+    <w:p>
+      <w:r>
+        <w:rPr>
+          <w:rFonts w:ascii="Times New Roman" w:hAnsi="Times New Roman" w:eastAsia="宋体"/>
+          <w:sz w:val="21"/>
+        </w:rPr>
+        <w:t>__________________________________________________</w:t>
+      </w:r>
+    </w:p>
+    <w:p>
+      <w:pPr>
+        <w:pStyle w:val="Heading2"/>
+      </w:pPr>
+      <w:r/>
+      <w:r>
+        <w:rPr>
+          <w:rFonts w:ascii="Times New Roman" w:hAnsi="Times New Roman" w:eastAsia="宋体"/>
+          <w:b/>
+          <w:color w:val="000000"/>
+          <w:sz w:val="24"/>
+        </w:rPr>
+        <w:t>使用可解释的增强算法和 SHAP 分析准确且可解释地预测化学需氧量</w:t>
+      </w:r>
+    </w:p>
+    <w:p>
+      <w:r>
+        <w:rPr>
+          <w:rFonts w:ascii="Times New Roman" w:hAnsi="Times New Roman" w:eastAsia="宋体"/>
+          <w:b/>
+          <w:color w:val="003264"/>
+          <w:sz w:val="24"/>
+        </w:rPr>
+        <w:t>Accurate and interpretable prediction of chemical oxygen demand using explainable boosting algorithms with SHAP analysis</w:t>
+      </w:r>
+    </w:p>
+    <w:p>
+      <w:r>
+        <w:rPr>
+          <w:rFonts w:ascii="Times New Roman" w:hAnsi="Times New Roman" w:eastAsia="宋体"/>
+          <w:sz w:val="21"/>
+        </w:rPr>
+        <w:t>作者: Khaled Merabet, Sungwon Kim, Salim Heddam, Fabio Di Nunno, Francesco Granata, Ozgur Kisi, Rana Muhammad Adnan, Mohammad Zounemat-Kermani, Christoph Külls</w:t>
+        <w:br/>
+      </w:r>
+      <w:r>
+        <w:rPr>
+          <w:rFonts w:ascii="Times New Roman" w:hAnsi="Times New Roman" w:eastAsia="宋体"/>
+          <w:sz w:val="21"/>
+        </w:rPr>
+        <w:t xml:space="preserve">时间: 2026-02-13 | </w:t>
+      </w:r>
+      <w:r>
+        <w:t xml:space="preserve">链接: </w:t>
+      </w:r>
+      <w:hyperlink r:id="rId199">
+        <w:r>
+          <w:rPr>
+            <w:rFonts w:ascii="Times New Roman" w:hAnsi="Times New Roman" w:eastAsia="宋体"/>
+            <w:color w:val="0000FF"/>
+            <w:sz w:val="21"/>
+            <w:u w:val="single"/>
+          </w:rPr>
+          <w:t>https://doi.org/10.1038/s41598-026-38757-4</w:t>
+        </w:r>
+      </w:hyperlink>
+    </w:p>
+    <w:p>
+      <w:pPr>
+        <w:spacing w:before="120"/>
+      </w:pPr>
+      <w:r>
+        <w:rPr>
+          <w:rFonts w:ascii="Times New Roman" w:hAnsi="Times New Roman" w:eastAsia="宋体"/>
+          <w:b/>
+          <w:sz w:val="21"/>
+        </w:rPr>
+        <w:t>中文摘要:</w:t>
+      </w:r>
+    </w:p>
+    <w:p>
+      <w:pPr>
+        <w:ind w:firstLine="360"/>
+      </w:pPr>
+      <w:r>
+        <w:rPr>
+          <w:rFonts w:ascii="Times New Roman" w:hAnsi="Times New Roman" w:eastAsia="宋体"/>
+          <w:sz w:val="21"/>
+        </w:rPr>
+        <w:t>摘要 准确预测化学需氧量（COD）对于有效的水质管理和污染控制至关重要。本研究比较了六种集成增强模型：AdaBoost、CatBoost、XGBoost、LightGBM、HistGBRT 和 NGBoost，用于根据多个水质参数（包括 pH、溶解氧、悬浮固体和电导率）估算 COD。来自韩国两个监测站（Toilchun 和 Hwangji）的数据用于训练和验证模型。使用 RMSE、MAE、R、NSE 和 PBIAS 评估模型性能，同时通过 SHapley Additive exPlanations (SHAP) 评估可解释性。结果表明，NGBoost 在 Toilchun 实现了最高的预测精度（R = 0.979，NSE = 0.958，RMSE = 0.397 mg/L），而 CatBoost 在 Hwangji 表现最好（R = 0.861，NSE = 0.733，RMSE = 0.477 mg/L）。由于 NGBoost 提供预测概率分布而不是单一估计，其结果也反映了模型的不确定性，支持对 COD 变异性进行更稳健的量化。 SHAP 分析确定总有机碳 (TOC)、生化需氧量 (BOD₅) 和悬浮固体 (SS) 是控制 COD 动态的最有影响力的变量。</w:t>
+      </w:r>
+    </w:p>
+    <w:p>
+      <w:pPr>
+        <w:spacing w:before="120"/>
+      </w:pPr>
+      <w:r>
+        <w:rPr>
+          <w:rFonts w:ascii="Times New Roman" w:hAnsi="Times New Roman" w:eastAsia="宋体"/>
+          <w:b/>
+          <w:sz w:val="21"/>
+        </w:rPr>
+        <w:t>English Abstract:</w:t>
+      </w:r>
+    </w:p>
+    <w:p>
+      <w:r>
+        <w:rPr>
+          <w:rFonts w:ascii="Times New Roman" w:hAnsi="Times New Roman" w:eastAsia="宋体"/>
+          <w:sz w:val="21"/>
+        </w:rPr>
+        <w:t>Abstract Accurate prediction of Chemical Oxygen Demand (COD) is vital for effective water quality management and pollution control. This study compares six ensemble boosting models, AdaBoost, CatBoost, XGBoost, LightGBM, HistGBRT, and NGBoost, for estimating COD from multiple water quality parameters, including pH, dissolved oxygen, suspended solids, and specific conductance. Data from two monitoring stations in South Korea (Toilchun and Hwangji) were used to train and validate the models. Model performance was evaluated using RMSE, MAE, R, NSE, and PBIAS, while interpretability was assessed through SHapley Additive exPlanations (SHAP). Results showed that NGBoost achieved the highest predictive accuracy at Toilchun (R = 0.979, NSE = 0.958, RMSE = 0.397 mg/L), while CatBoost performed best at Hwangji (R = 0.861, NSE = 0.733, RMSE = 0.477 mg/L). As NGBoost provides predictive probability distributions rather than single estimates, its results also reflect model uncertainty, supporting a more robust quantification of COD variability. SHAP analysis identified total organic carbon (TOC), biochemical oxygen demand (BOD₅), and suspended solids (SS) as the most influential variables controlling COD dynamics.</w:t>
+      </w:r>
+    </w:p>
+    <w:p>
+      <w:r>
+        <w:rPr>
+          <w:rFonts w:ascii="Times New Roman" w:hAnsi="Times New Roman" w:eastAsia="宋体"/>
+          <w:sz w:val="21"/>
+        </w:rPr>
+        <w:t>__________________________________________________</w:t>
+      </w:r>
+    </w:p>
+    <w:p>
+      <w:pPr>
         <w:pStyle w:val="Heading1"/>
       </w:pPr>
       <w:r>
@@ -10899,6 +11690,119 @@
             <w:u w:val="single"/>
           </w:rPr>
           <w:t>https://doi.org/10.1016/j.optlastec.2026.114936</w:t>
+        </w:r>
+      </w:hyperlink>
+    </w:p>
+    <w:p>
+      <w:pPr>
+        <w:spacing w:before="120"/>
+      </w:pPr>
+      <w:r>
+        <w:rPr>
+          <w:rFonts w:ascii="Times New Roman" w:hAnsi="Times New Roman" w:eastAsia="宋体"/>
+          <w:b/>
+          <w:sz w:val="21"/>
+        </w:rPr>
+        <w:t>中文摘要:</w:t>
+      </w:r>
+    </w:p>
+    <w:p>
+      <w:pPr>
+        <w:ind w:firstLine="360"/>
+      </w:pPr>
+      <w:r>
+        <w:rPr>
+          <w:rFonts w:ascii="Times New Roman" w:hAnsi="Times New Roman" w:eastAsia="宋体"/>
+          <w:sz w:val="21"/>
+        </w:rPr>
+        <w:t>（摘要暂缺，等待官方补全）</w:t>
+      </w:r>
+    </w:p>
+    <w:p>
+      <w:pPr>
+        <w:spacing w:before="120"/>
+      </w:pPr>
+      <w:r>
+        <w:rPr>
+          <w:rFonts w:ascii="Times New Roman" w:hAnsi="Times New Roman" w:eastAsia="宋体"/>
+          <w:b/>
+          <w:sz w:val="21"/>
+        </w:rPr>
+        <w:t>English Abstract:</w:t>
+      </w:r>
+    </w:p>
+    <w:p>
+      <w:r>
+        <w:rPr>
+          <w:rFonts w:ascii="Times New Roman" w:hAnsi="Times New Roman" w:eastAsia="宋体"/>
+          <w:sz w:val="21"/>
+        </w:rPr>
+        <w:t>Abstract not available.</w:t>
+      </w:r>
+    </w:p>
+    <w:p>
+      <w:r>
+        <w:rPr>
+          <w:rFonts w:ascii="Times New Roman" w:hAnsi="Times New Roman" w:eastAsia="宋体"/>
+          <w:sz w:val="21"/>
+        </w:rPr>
+        <w:t>__________________________________________________</w:t>
+      </w:r>
+    </w:p>
+    <w:p>
+      <w:pPr>
+        <w:pStyle w:val="Heading2"/>
+      </w:pPr>
+      <w:r/>
+      <w:r>
+        <w:rPr>
+          <w:rFonts w:ascii="Times New Roman" w:hAnsi="Times New Roman" w:eastAsia="宋体"/>
+          <w:b/>
+          <w:color w:val="000000"/>
+          <w:sz w:val="24"/>
+        </w:rPr>
+        <w:t>双偏振干涉传感可独立表征表面层和体层</w:t>
+      </w:r>
+    </w:p>
+    <w:p>
+      <w:r>
+        <w:rPr>
+          <w:rFonts w:ascii="Times New Roman" w:hAnsi="Times New Roman" w:eastAsia="宋体"/>
+          <w:b/>
+          <w:color w:val="003264"/>
+          <w:sz w:val="24"/>
+        </w:rPr>
+        <w:t>Dual-polarization interferometric sensing for independent characterization of surface and bulk layers</w:t>
+      </w:r>
+    </w:p>
+    <w:p>
+      <w:r>
+        <w:rPr>
+          <w:rFonts w:ascii="Times New Roman" w:hAnsi="Times New Roman" w:eastAsia="宋体"/>
+          <w:sz w:val="21"/>
+        </w:rPr>
+        <w:t>作者: Ana Sánchez-Ramírez, José Manuel Luque-González, Laura Pérez-Sánchez, Miguel Barrio-Segura, Érika López-Arroyo, Rafael Godoy-Rubio, Claudio J. Oton, J.Gonzalo Wangüemert-Pérez, Iñigo Molina-Fernández</w:t>
+        <w:br/>
+      </w:r>
+      <w:r>
+        <w:rPr>
+          <w:rFonts w:ascii="Times New Roman" w:hAnsi="Times New Roman" w:eastAsia="宋体"/>
+          <w:sz w:val="21"/>
+        </w:rPr>
+        <w:t xml:space="preserve">时间: 2026-06-01 | </w:t>
+      </w:r>
+      <w:r>
+        <w:t xml:space="preserve">链接: </w:t>
+      </w:r>
+      <w:hyperlink r:id="rId200">
+        <w:r>
+          <w:rPr>
+            <w:rFonts w:ascii="Times New Roman" w:hAnsi="Times New Roman" w:eastAsia="宋体"/>
+            <w:color w:val="0000FF"/>
+            <w:sz w:val="21"/>
+            <w:u w:val="single"/>
+          </w:rPr>
+          <w:t>https://doi.org/10.1016/j.optlastec.2026.114886</w:t>
         </w:r>
       </w:hyperlink>
     </w:p>

--- a/Optical_Papers_260213.docx
+++ b/Optical_Papers_260213.docx
@@ -1069,6 +1069,119 @@
     </w:p>
     <w:p>
       <w:pPr>
+        <w:pStyle w:val="Heading2"/>
+      </w:pPr>
+      <w:r/>
+      <w:r>
+        <w:rPr>
+          <w:rFonts w:ascii="Times New Roman" w:hAnsi="Times New Roman" w:eastAsia="宋体"/>
+          <w:b/>
+          <w:color w:val="000000"/>
+          <w:sz w:val="24"/>
+        </w:rPr>
+        <w:t>通过电子共振受激拉曼散射实现无荧光单分子显微镜</w:t>
+      </w:r>
+    </w:p>
+    <w:p>
+      <w:r>
+        <w:rPr>
+          <w:rFonts w:ascii="Times New Roman" w:hAnsi="Times New Roman" w:eastAsia="宋体"/>
+          <w:b/>
+          <w:color w:val="003264"/>
+          <w:sz w:val="24"/>
+        </w:rPr>
+        <w:t>Fluorescence-free single-molecule microscopy via electronic resonance stimulated Raman scattering</w:t>
+      </w:r>
+    </w:p>
+    <w:p>
+      <w:r>
+        <w:rPr>
+          <w:rFonts w:ascii="Times New Roman" w:hAnsi="Times New Roman" w:eastAsia="宋体"/>
+          <w:sz w:val="21"/>
+        </w:rPr>
+        <w:t>作者: Sumin Oh, Yunji Eom, Ha Yeon Kim, Ayushi Tripathi, Sungnam Park, Han Young Woo, Sang-Hee Shim</w:t>
+        <w:br/>
+      </w:r>
+      <w:r>
+        <w:rPr>
+          <w:rFonts w:ascii="Times New Roman" w:hAnsi="Times New Roman" w:eastAsia="宋体"/>
+          <w:sz w:val="21"/>
+        </w:rPr>
+        <w:t xml:space="preserve">时间: 2026-02-13 | </w:t>
+      </w:r>
+      <w:r>
+        <w:t xml:space="preserve">链接: </w:t>
+      </w:r>
+      <w:hyperlink r:id="rId201">
+        <w:r>
+          <w:rPr>
+            <w:rFonts w:ascii="Times New Roman" w:hAnsi="Times New Roman" w:eastAsia="宋体"/>
+            <w:color w:val="0000FF"/>
+            <w:sz w:val="21"/>
+            <w:u w:val="single"/>
+          </w:rPr>
+          <w:t>https://doi.org/10.1038/s41467-026-69348-6</w:t>
+        </w:r>
+      </w:hyperlink>
+    </w:p>
+    <w:p>
+      <w:pPr>
+        <w:spacing w:before="120"/>
+      </w:pPr>
+      <w:r>
+        <w:rPr>
+          <w:rFonts w:ascii="Times New Roman" w:hAnsi="Times New Roman" w:eastAsia="宋体"/>
+          <w:b/>
+          <w:sz w:val="21"/>
+        </w:rPr>
+        <w:t>中文摘要:</w:t>
+      </w:r>
+    </w:p>
+    <w:p>
+      <w:pPr>
+        <w:ind w:firstLine="360"/>
+      </w:pPr>
+      <w:r>
+        <w:rPr>
+          <w:rFonts w:ascii="Times New Roman" w:hAnsi="Times New Roman" w:eastAsia="宋体"/>
+          <w:sz w:val="21"/>
+        </w:rPr>
+        <w:t>本研究通过将电子共振受激拉曼散射与非荧光、高度共轭分子探针和独立可调谐双 OPO 激光系统集成，展示了无需荧光或近场增强的远场单分子拉曼检测。</w:t>
+      </w:r>
+    </w:p>
+    <w:p>
+      <w:pPr>
+        <w:spacing w:before="120"/>
+      </w:pPr>
+      <w:r>
+        <w:rPr>
+          <w:rFonts w:ascii="Times New Roman" w:hAnsi="Times New Roman" w:eastAsia="宋体"/>
+          <w:b/>
+          <w:sz w:val="21"/>
+        </w:rPr>
+        <w:t>English Abstract:</w:t>
+      </w:r>
+    </w:p>
+    <w:p>
+      <w:r>
+        <w:rPr>
+          <w:rFonts w:ascii="Times New Roman" w:hAnsi="Times New Roman" w:eastAsia="宋体"/>
+          <w:sz w:val="21"/>
+        </w:rPr>
+        <w:t>This study demonstrates far-field single-molecule Raman detection without fluorescence or nearfield enhancement by integrating electronically resonant stimulated Raman scattering with nonfluorescent, highly conjugated molecular probes and an independently tunable dual-OPO laser system.</w:t>
+      </w:r>
+    </w:p>
+    <w:p>
+      <w:r>
+        <w:rPr>
+          <w:rFonts w:ascii="Times New Roman" w:hAnsi="Times New Roman" w:eastAsia="宋体"/>
+          <w:sz w:val="21"/>
+        </w:rPr>
+        <w:t>__________________________________________________</w:t>
+      </w:r>
+    </w:p>
+    <w:p>
+      <w:pPr>
         <w:pStyle w:val="Heading1"/>
       </w:pPr>
       <w:r>
@@ -6741,6 +6854,232 @@
     </w:p>
     <w:p>
       <w:pPr>
+        <w:pStyle w:val="Heading2"/>
+      </w:pPr>
+      <w:r/>
+      <w:r>
+        <w:rPr>
+          <w:rFonts w:ascii="Times New Roman" w:hAnsi="Times New Roman" w:eastAsia="宋体"/>
+          <w:b/>
+          <w:color w:val="000000"/>
+          <w:sz w:val="24"/>
+        </w:rPr>
+        <w:t>用于多模态成像的抗体功能化金纳米球</w:t>
+      </w:r>
+    </w:p>
+    <w:p>
+      <w:r>
+        <w:rPr>
+          <w:rFonts w:ascii="Times New Roman" w:hAnsi="Times New Roman" w:eastAsia="宋体"/>
+          <w:b/>
+          <w:color w:val="003264"/>
+          <w:sz w:val="24"/>
+        </w:rPr>
+        <w:t>Antibody-functionalized gold nanospheres for multimodal imaging</w:t>
+      </w:r>
+    </w:p>
+    <w:p>
+      <w:r>
+        <w:rPr>
+          <w:rFonts w:ascii="Times New Roman" w:hAnsi="Times New Roman" w:eastAsia="宋体"/>
+          <w:sz w:val="21"/>
+        </w:rPr>
+        <w:t>作者: Neelima Chacko, Menachem Motiei, Revital Rotbaum, Rinat Ankri</w:t>
+        <w:br/>
+      </w:r>
+      <w:r>
+        <w:rPr>
+          <w:rFonts w:ascii="Times New Roman" w:hAnsi="Times New Roman" w:eastAsia="宋体"/>
+          <w:sz w:val="21"/>
+        </w:rPr>
+        <w:t xml:space="preserve">时间: 2026-02-13 | </w:t>
+      </w:r>
+      <w:r>
+        <w:t xml:space="preserve">链接: </w:t>
+      </w:r>
+      <w:hyperlink r:id="rId202">
+        <w:r>
+          <w:rPr>
+            <w:rFonts w:ascii="Times New Roman" w:hAnsi="Times New Roman" w:eastAsia="宋体"/>
+            <w:color w:val="0000FF"/>
+            <w:sz w:val="21"/>
+            <w:u w:val="single"/>
+          </w:rPr>
+          <w:t>https://doi.org/10.1038/s41598-026-35561-y</w:t>
+        </w:r>
+      </w:hyperlink>
+    </w:p>
+    <w:p>
+      <w:pPr>
+        <w:spacing w:before="120"/>
+      </w:pPr>
+      <w:r>
+        <w:rPr>
+          <w:rFonts w:ascii="Times New Roman" w:hAnsi="Times New Roman" w:eastAsia="宋体"/>
+          <w:b/>
+          <w:sz w:val="21"/>
+        </w:rPr>
+        <w:t>中文摘要:</w:t>
+      </w:r>
+    </w:p>
+    <w:p>
+      <w:pPr>
+        <w:ind w:firstLine="360"/>
+      </w:pPr>
+      <w:r>
+        <w:rPr>
+          <w:rFonts w:ascii="Times New Roman" w:hAnsi="Times New Roman" w:eastAsia="宋体"/>
+          <w:sz w:val="21"/>
+        </w:rPr>
+        <w:t>第一个近红外 (NIR-I) 光谱窗口（700–900 nm）可实现更深的组织穿透并减少自发荧光，从而提高体内成像的灵敏度。然而，许多近红外荧光团的荧光强度相对较低限制了它们的有效性。在此，我们报告了金纳米染料 (AuND) 的开发，通过聚乙二醇 (PEG) 连接体将金纳米球 (AuNS) 与 IRDye 800 NHS 酯结合，并使用表皮生长因子受体 (EGFR) 靶向抗体（抗 AuND）对其进行功能化。该设计通过等离子体相互作用增强荧光发射，同时利用金的高 X 射线衰减来实现计算机断层扫描 (CT) 对比度。使用 Anti-AuND，我们在 EGFR 过表达头颈癌的临床前小鼠模型中建立了一个集成 CT、NIR 荧光和荧光寿命 (FLT) 成像的多模态成像平台。 Anti-AuND 可实现高灵敏度、高分辨率的体内肿瘤可视化。组合成像方法提供了补充的解剖和分子信息，凸显了 Anti-AuND 在早期癌症检测和转化生物医学成像应用中的潜力。</w:t>
+      </w:r>
+    </w:p>
+    <w:p>
+      <w:pPr>
+        <w:spacing w:before="120"/>
+      </w:pPr>
+      <w:r>
+        <w:rPr>
+          <w:rFonts w:ascii="Times New Roman" w:hAnsi="Times New Roman" w:eastAsia="宋体"/>
+          <w:b/>
+          <w:sz w:val="21"/>
+        </w:rPr>
+        <w:t>English Abstract:</w:t>
+      </w:r>
+    </w:p>
+    <w:p>
+      <w:r>
+        <w:rPr>
+          <w:rFonts w:ascii="Times New Roman" w:hAnsi="Times New Roman" w:eastAsia="宋体"/>
+          <w:sz w:val="21"/>
+        </w:rPr>
+        <w:t>The first near-infrared (NIR-I) spectral window (700–900 nm) enables deeper tissue penetration and reduced autofluorescence, improving sensitivity for in vivo imaging. However, the relatively low fluorescence intensity of many NIR fluorophores limits their effectiveness. Here, we report the development of gold nanodye (AuND) by conjugating gold nanospheres (AuNSs) with IRDye 800 NHS ester via polyethylene glycol (PEG) linkers and functionalizing them with epidermal growth factor receptor (EGFR) targeting antibodies (Anti-AuND). This design enhances fluorescence emission through plasmonic interactions while simultaneously exploiting the high X-ray attenuation of gold for computed tomography (CT) contrast. Using Anti-AuND, we established a multimodal imaging platform integrating CT, NIR fluorescence, and fluorescence lifetime (FLT) imaging in a preclinical mouse model of EGFR-overexpressing head and neck cancer. Anti-AuND enabled high-sensitivity, high-resolution tumor visualization in vivo. The combined imaging approach provides complementary anatomical and molecular information, highlighting the potential of Anti-AuND for early cancer detection and translational biomedical imaging applications.</w:t>
+      </w:r>
+    </w:p>
+    <w:p>
+      <w:r>
+        <w:rPr>
+          <w:rFonts w:ascii="Times New Roman" w:hAnsi="Times New Roman" w:eastAsia="宋体"/>
+          <w:sz w:val="21"/>
+        </w:rPr>
+        <w:t>__________________________________________________</w:t>
+      </w:r>
+    </w:p>
+    <w:p>
+      <w:pPr>
+        <w:pStyle w:val="Heading2"/>
+      </w:pPr>
+      <w:r/>
+      <w:r>
+        <w:rPr>
+          <w:rFonts w:ascii="Times New Roman" w:hAnsi="Times New Roman" w:eastAsia="宋体"/>
+          <w:b/>
+          <w:color w:val="000000"/>
+          <w:sz w:val="24"/>
+        </w:rPr>
+        <w:t>通过连续时间图神经网络和深度强化学习实现时间影响最大​​化</w:t>
+      </w:r>
+    </w:p>
+    <w:p>
+      <w:r>
+        <w:rPr>
+          <w:rFonts w:ascii="Times New Roman" w:hAnsi="Times New Roman" w:eastAsia="宋体"/>
+          <w:b/>
+          <w:color w:val="003264"/>
+          <w:sz w:val="24"/>
+        </w:rPr>
+        <w:t>Temporal influence maximization via continuous-time graph neural networks and deep reinforcement learning</w:t>
+      </w:r>
+    </w:p>
+    <w:p>
+      <w:r>
+        <w:rPr>
+          <w:rFonts w:ascii="Times New Roman" w:hAnsi="Times New Roman" w:eastAsia="宋体"/>
+          <w:sz w:val="21"/>
+        </w:rPr>
+        <w:t>作者: Yong Wang, Mohamad A. Alawad, Raed H. C. Alfilh, Narinderjit Singh Sawaran Singh</w:t>
+        <w:br/>
+      </w:r>
+      <w:r>
+        <w:rPr>
+          <w:rFonts w:ascii="Times New Roman" w:hAnsi="Times New Roman" w:eastAsia="宋体"/>
+          <w:sz w:val="21"/>
+        </w:rPr>
+        <w:t xml:space="preserve">时间: 2026-02-13 | </w:t>
+      </w:r>
+      <w:r>
+        <w:t xml:space="preserve">链接: </w:t>
+      </w:r>
+      <w:hyperlink r:id="rId203">
+        <w:r>
+          <w:rPr>
+            <w:rFonts w:ascii="Times New Roman" w:hAnsi="Times New Roman" w:eastAsia="宋体"/>
+            <w:color w:val="0000FF"/>
+            <w:sz w:val="21"/>
+            <w:u w:val="single"/>
+          </w:rPr>
+          <w:t>https://doi.org/10.1038/s41598-026-37640-6</w:t>
+        </w:r>
+      </w:hyperlink>
+    </w:p>
+    <w:p>
+      <w:pPr>
+        <w:spacing w:before="120"/>
+      </w:pPr>
+      <w:r>
+        <w:rPr>
+          <w:rFonts w:ascii="Times New Roman" w:hAnsi="Times New Roman" w:eastAsia="宋体"/>
+          <w:b/>
+          <w:sz w:val="21"/>
+        </w:rPr>
+        <w:t>中文摘要:</w:t>
+      </w:r>
+    </w:p>
+    <w:p>
+      <w:pPr>
+        <w:ind w:firstLine="360"/>
+      </w:pPr>
+      <w:r>
+        <w:rPr>
+          <w:rFonts w:ascii="Times New Roman" w:hAnsi="Times New Roman" w:eastAsia="宋体"/>
+          <w:sz w:val="21"/>
+        </w:rPr>
+        <w:t>影响力最大化（IM）旨在识别关键节点的子集，以最大限度地通过网络传播信息或行为。虽然传统的 IM 方法依赖于静态拓扑或粗粒度的时间快照，但现实世界的社会系统不断发展，高度动态和突发的交互使静态假设失效。现有的时间方法将时间离散化为快照，丢失了细粒度的事件依赖性，并且无法对严重影响扩散动态的非平稳交互模式进行建模。为了应对这一挑战，我们提出了 TempRL-IM，这是一种时间强化学习框架，它将连续时间图神经网络 (CTGNN) 与双深度 Q 网络 (DDQN) 代理集成在一起，以实现动态网络中影响力最大化。 CTGNN 编码器通过基于内存的事件更新和时间注意力捕获细粒度的时间依赖性，提供反映不断变化的网络状态的丰富节点嵌入。 DDQN 代理利用这些嵌入来学习指定观察时间的最佳种子选择策略。与基于快照的基线不同，TempRL-IM 保持严格的时间因果关系，并有效地编码连续时间动态，而不会产生离散化伪影。对六个真实世界时间数据集的广泛实验表明，与最先进的基于学习和启发式方法相比，TempRL-IM 的影响范围提高了 15-28%，推理速度提高了 3-10$$\times$$。该框架还在具有相似时间特征的网络之间表现出强大的可转移性，突显了其大规模应用的潜力，例如病毒式营销、流行病遏制和动态社会系统中的信息传播。</w:t>
+      </w:r>
+    </w:p>
+    <w:p>
+      <w:pPr>
+        <w:spacing w:before="120"/>
+      </w:pPr>
+      <w:r>
+        <w:rPr>
+          <w:rFonts w:ascii="Times New Roman" w:hAnsi="Times New Roman" w:eastAsia="宋体"/>
+          <w:b/>
+          <w:sz w:val="21"/>
+        </w:rPr>
+        <w:t>English Abstract:</w:t>
+      </w:r>
+    </w:p>
+    <w:p>
+      <w:r>
+        <w:rPr>
+          <w:rFonts w:ascii="Times New Roman" w:hAnsi="Times New Roman" w:eastAsia="宋体"/>
+          <w:sz w:val="21"/>
+        </w:rPr>
+        <w:t>Influence maximization (IM) seeks to identify a subset of key nodes that maximize the spread of information or behavior through a network. While traditional IM approaches rely on static topologies or coarse-grained temporal snapshots, real-world social systems evolve continuously, with highly dynamic and bursty interactions that invalidate static assumptions. Existing temporal methods discretize time into snapshots, losing fine-grained event dependencies and failing to model non-stationary interaction patterns that critically affect diffusion dynamics. To address this challenge, we propose TempRL-IM, a temporal reinforcement learning framework that integrates Continuous-Time Graph Neural Networks (CTGNNs) with a Double Deep Q-Network (DDQN) agent for influence maximization in dynamic networks. The CTGNN encoder captures fine-grained temporal dependencies through memory-based event updates and temporal attention, providing rich node embeddings that reflect evolving network states. The DDQN agent leverages these embeddings to learn optimal seed-selection strategies at a specified observation time. Unlike snapshot-based baselines, TempRL-IM maintains strict temporal causality and efficiently encodes continuous-time dynamics without discretization artifacts. Extensive experiments on six real-world temporal datasets demonstrate that TempRL-IM achieves 15–28% higher influence spread and 3–10$$\times$$ faster inference compared to state-of-the-art learning-based and heuristic methods. The framework also exhibits strong transferability across networks with similar temporal characteristics, highlighting its potential for large-scale applications such as viral marketing, epidemic containment, and information diffusion in dynamic social systems.</w:t>
+      </w:r>
+    </w:p>
+    <w:p>
+      <w:r>
+        <w:rPr>
+          <w:rFonts w:ascii="Times New Roman" w:hAnsi="Times New Roman" w:eastAsia="宋体"/>
+          <w:sz w:val="21"/>
+        </w:rPr>
+        <w:t>__________________________________________________</w:t>
+      </w:r>
+    </w:p>
+    <w:p>
+      <w:pPr>
         <w:pStyle w:val="Heading1"/>
       </w:pPr>
       <w:r>
@@ -9064,6 +9403,119 @@
     </w:p>
     <w:p>
       <w:pPr>
+        <w:pStyle w:val="Heading2"/>
+      </w:pPr>
+      <w:r/>
+      <w:r>
+        <w:rPr>
+          <w:rFonts w:ascii="Times New Roman" w:hAnsi="Times New Roman" w:eastAsia="宋体"/>
+          <w:b/>
+          <w:color w:val="000000"/>
+          <w:sz w:val="24"/>
+        </w:rPr>
+        <w:t>石墨烯-氮化硅集成模式滤波器的设计、制造和表征</w:t>
+      </w:r>
+    </w:p>
+    <w:p>
+      <w:r>
+        <w:rPr>
+          <w:rFonts w:ascii="Times New Roman" w:hAnsi="Times New Roman" w:eastAsia="宋体"/>
+          <w:b/>
+          <w:color w:val="003264"/>
+          <w:sz w:val="24"/>
+        </w:rPr>
+        <w:t>Design, Fabrication, and Characterization of Graphene-Silicon Nitride Integrated Mode Filters</w:t>
+      </w:r>
+    </w:p>
+    <w:p>
+      <w:r>
+        <w:rPr>
+          <w:rFonts w:ascii="Times New Roman" w:hAnsi="Times New Roman" w:eastAsia="宋体"/>
+          <w:sz w:val="21"/>
+        </w:rPr>
+        <w:t>作者: Fernando Martín-Romero, Raquel Resta, Òscar Fontelles, Miguel Sinusia Lozano, Víctor J. Gómez</w:t>
+        <w:br/>
+      </w:r>
+      <w:r>
+        <w:rPr>
+          <w:rFonts w:ascii="Times New Roman" w:hAnsi="Times New Roman" w:eastAsia="宋体"/>
+          <w:sz w:val="21"/>
+        </w:rPr>
+        <w:t xml:space="preserve">时间: 2026-02-12 | </w:t>
+      </w:r>
+      <w:r>
+        <w:t xml:space="preserve">链接: </w:t>
+      </w:r>
+      <w:hyperlink r:id="rId210">
+        <w:r>
+          <w:rPr>
+            <w:rFonts w:ascii="Times New Roman" w:hAnsi="Times New Roman" w:eastAsia="宋体"/>
+            <w:color w:val="0000FF"/>
+            <w:sz w:val="21"/>
+            <w:u w:val="single"/>
+          </w:rPr>
+          <w:t>https://doi.org/10.1021/acsphotonics.5c02651</w:t>
+        </w:r>
+      </w:hyperlink>
+    </w:p>
+    <w:p>
+      <w:pPr>
+        <w:spacing w:before="120"/>
+      </w:pPr>
+      <w:r>
+        <w:rPr>
+          <w:rFonts w:ascii="Times New Roman" w:hAnsi="Times New Roman" w:eastAsia="宋体"/>
+          <w:b/>
+          <w:sz w:val="21"/>
+        </w:rPr>
+        <w:t>中文摘要:</w:t>
+      </w:r>
+    </w:p>
+    <w:p>
+      <w:pPr>
+        <w:ind w:firstLine="360"/>
+      </w:pPr>
+      <w:r>
+        <w:rPr>
+          <w:rFonts w:ascii="Times New Roman" w:hAnsi="Times New Roman" w:eastAsia="宋体"/>
+          <w:sz w:val="21"/>
+        </w:rPr>
+        <w:t>（摘要暂缺，等待官方补全）</w:t>
+      </w:r>
+    </w:p>
+    <w:p>
+      <w:pPr>
+        <w:spacing w:before="120"/>
+      </w:pPr>
+      <w:r>
+        <w:rPr>
+          <w:rFonts w:ascii="Times New Roman" w:hAnsi="Times New Roman" w:eastAsia="宋体"/>
+          <w:b/>
+          <w:sz w:val="21"/>
+        </w:rPr>
+        <w:t>English Abstract:</w:t>
+      </w:r>
+    </w:p>
+    <w:p>
+      <w:r>
+        <w:rPr>
+          <w:rFonts w:ascii="Times New Roman" w:hAnsi="Times New Roman" w:eastAsia="宋体"/>
+          <w:sz w:val="21"/>
+        </w:rPr>
+        <w:t>Abstract not available.</w:t>
+      </w:r>
+    </w:p>
+    <w:p>
+      <w:r>
+        <w:rPr>
+          <w:rFonts w:ascii="Times New Roman" w:hAnsi="Times New Roman" w:eastAsia="宋体"/>
+          <w:sz w:val="21"/>
+        </w:rPr>
+        <w:t>__________________________________________________</w:t>
+      </w:r>
+    </w:p>
+    <w:p>
+      <w:pPr>
         <w:pStyle w:val="Heading1"/>
       </w:pPr>
       <w:r>
@@ -22172,6 +22624,728 @@
           <w:sz w:val="21"/>
         </w:rPr>
         <w:t>Abstract The ability to process and act on data in real time is increasingly critical for applications ranging from autonomous vehicles, three-dimensional environmental sensing, and remote robotics. However, the deployment of deep neural networks (DNNs) in edge devices is hindered by the lack of energy-efficient scalable computing hardware. Here, we introduce a fanout spatial time-of-flight optical neural network (FAST-ONN) that calculates billions of convolutions per second with ultralow latency and power consumption. This is enabled by the combination of high-speed dense arrays of vertical-cavity surface-emitting lasers (VCSELs) for input modulation with spatial light modulators of high pixel counts for in-memory weighting. In a three-dimensional optical system, parallel differential readout allows signed weight values for accurate inference in a single shot. The performance is benchmarked with feature extraction in You-Only-Look-Once (YOLO) for convolution at 100 million frames per second (MFPS), and in-system backward propagation training with photonic reprogrammability. The VCSEL transmitters are implementable in any free-space optical computing systems to improve the clockrate to over gigahertz, where the high scalability in device counts and channel parallelism enables a new avenue to scale up free space computing hardware.</w:t>
+      </w:r>
+    </w:p>
+    <w:p>
+      <w:r>
+        <w:rPr>
+          <w:rFonts w:ascii="Times New Roman" w:hAnsi="Times New Roman" w:eastAsia="宋体"/>
+          <w:sz w:val="21"/>
+        </w:rPr>
+        <w:t>__________________________________________________</w:t>
+      </w:r>
+    </w:p>
+    <w:p>
+      <w:pPr>
+        <w:pStyle w:val="Heading1"/>
+      </w:pPr>
+      <w:r>
+        <w:rPr>
+          <w:rFonts w:ascii="Times New Roman" w:hAnsi="Times New Roman" w:eastAsia="宋体"/>
+          <w:b/>
+          <w:color w:val="000000"/>
+          <w:sz w:val="32"/>
+        </w:rPr>
+        <w:t>Biomedical Optics Express</w:t>
+      </w:r>
+    </w:p>
+    <w:p>
+      <w:pPr>
+        <w:jc w:val="center"/>
+      </w:pPr>
+      <w:r>
+        <w:t>--- 更新: 17:28 ---</w:t>
+      </w:r>
+    </w:p>
+    <w:p>
+      <w:pPr>
+        <w:pStyle w:val="Heading2"/>
+      </w:pPr>
+      <w:r/>
+      <w:r>
+        <w:rPr>
+          <w:rFonts w:ascii="Times New Roman" w:hAnsi="Times New Roman" w:eastAsia="宋体"/>
+          <w:b/>
+          <w:color w:val="000000"/>
+          <w:sz w:val="24"/>
+        </w:rPr>
+        <w:t>利用散射光技术对脑肿瘤进行宽视场和非侵入性成像</w:t>
+      </w:r>
+    </w:p>
+    <w:p>
+      <w:r>
+        <w:rPr>
+          <w:rFonts w:ascii="Times New Roman" w:hAnsi="Times New Roman" w:eastAsia="宋体"/>
+          <w:b/>
+          <w:color w:val="003264"/>
+          <w:sz w:val="24"/>
+        </w:rPr>
+        <w:t>Wide-field and non-invasive imaging of brain tumours with scattered light techniques</w:t>
+      </w:r>
+    </w:p>
+    <w:p>
+      <w:r>
+        <w:rPr>
+          <w:rFonts w:ascii="Times New Roman" w:hAnsi="Times New Roman" w:eastAsia="宋体"/>
+          <w:sz w:val="21"/>
+        </w:rPr>
+        <w:t>作者: Philip Binner, Jack Radford, Ilya Starshynov, Mansa Madhusudan, Karen Strathdee, Katrina Stevenson, Matthew Walker, Giuseppe Ciccone, Gonzalo Tejeda, Andrew B. Tobin, Massimo Vassalli, Anthony J. Chalmers, Jinendra Ekanayake, Daniele Faccio</w:t>
+        <w:br/>
+      </w:r>
+      <w:r>
+        <w:rPr>
+          <w:rFonts w:ascii="Times New Roman" w:hAnsi="Times New Roman" w:eastAsia="宋体"/>
+          <w:sz w:val="21"/>
+        </w:rPr>
+        <w:t xml:space="preserve">时间: 2026-02-02 | </w:t>
+      </w:r>
+      <w:r>
+        <w:t xml:space="preserve">链接: </w:t>
+      </w:r>
+      <w:hyperlink r:id="rId204">
+        <w:r>
+          <w:rPr>
+            <w:rFonts w:ascii="Times New Roman" w:hAnsi="Times New Roman" w:eastAsia="宋体"/>
+            <w:color w:val="0000FF"/>
+            <w:sz w:val="21"/>
+            <w:u w:val="single"/>
+          </w:rPr>
+          <w:t>https://doi.org/10.1364/boe.587407</w:t>
+        </w:r>
+      </w:hyperlink>
+    </w:p>
+    <w:p>
+      <w:pPr>
+        <w:spacing w:before="120"/>
+      </w:pPr>
+      <w:r>
+        <w:rPr>
+          <w:rFonts w:ascii="Times New Roman" w:hAnsi="Times New Roman" w:eastAsia="宋体"/>
+          <w:b/>
+          <w:sz w:val="21"/>
+        </w:rPr>
+        <w:t>中文摘要:</w:t>
+      </w:r>
+    </w:p>
+    <w:p>
+      <w:pPr>
+        <w:ind w:firstLine="360"/>
+      </w:pPr>
+      <w:r>
+        <w:rPr>
+          <w:rFonts w:ascii="Times New Roman" w:hAnsi="Times New Roman" w:eastAsia="宋体"/>
+          <w:sz w:val="21"/>
+        </w:rPr>
+        <w:t>肿瘤切除手术非常需要以无标记、非接触、实时的方式识别肿瘤组织的能力。目前的技术会导致手术流程中断，并且假阳性率很高，这可能会对健康的脑组织造成附带损害。我们提出了激光散射技术，例如漫相关光谱和激光散斑对比成像，以对与肿瘤组织相关的大脑表面的机械刚度差异进行成像。我们通过对照实验定量验证了最佳处理技术，其中使用多聚甲醛诱导离体小鼠大脑组织硬度的变化。然后，我们证明该技术适用于使用具有真实肿瘤的离体小鼠模型进行肿瘤定位。与磁共振成像的定性比较表明，仅使用底层肿瘤的表面硬度变化即可准确定位肿瘤。我们还在脑切片成像时展示了亚毫米精度。</w:t>
+      </w:r>
+    </w:p>
+    <w:p>
+      <w:pPr>
+        <w:spacing w:before="120"/>
+      </w:pPr>
+      <w:r>
+        <w:rPr>
+          <w:rFonts w:ascii="Times New Roman" w:hAnsi="Times New Roman" w:eastAsia="宋体"/>
+          <w:b/>
+          <w:sz w:val="21"/>
+        </w:rPr>
+        <w:t>English Abstract:</w:t>
+      </w:r>
+    </w:p>
+    <w:p>
+      <w:r>
+        <w:rPr>
+          <w:rFonts w:ascii="Times New Roman" w:hAnsi="Times New Roman" w:eastAsia="宋体"/>
+          <w:sz w:val="21"/>
+        </w:rPr>
+        <w:t>The ability to identify tumour tissue in a label-free, contactless, and real-time manner is much needed in tumour resection surgery. Current techniques cause interruptions to surgical flow and have high false positive rates, which can cause collateral damage to healthy brain tissue. We propose laser light scattering techniques, such as diffuse correlation spectroscopy and laser speckle contrast imaging, to image mechanical stiffness differences in the brain’s surface associated with tumour tissue. We validate the optimal processing technique quantitatively with a controlled experiment in which paraformaldehyde was used to induce a change in tissue stiffness in ex vivo mouse brains. We then demonstrate that the technique applies to tumour localisation using ex vivo mouse models with real tumours. Qualitative comparisons with magnetic resonance imaging indicate accurate tumour localisation using only surface stiffness changes to underlying tumours. We also demonstrate sub-millimetre precision when imaging brain slices.</w:t>
+      </w:r>
+    </w:p>
+    <w:p>
+      <w:r>
+        <w:rPr>
+          <w:rFonts w:ascii="Times New Roman" w:hAnsi="Times New Roman" w:eastAsia="宋体"/>
+          <w:sz w:val="21"/>
+        </w:rPr>
+        <w:t>__________________________________________________</w:t>
+      </w:r>
+    </w:p>
+    <w:p>
+      <w:pPr>
+        <w:pStyle w:val="Heading2"/>
+      </w:pPr>
+      <w:r/>
+      <w:r>
+        <w:rPr>
+          <w:rFonts w:ascii="Times New Roman" w:hAnsi="Times New Roman" w:eastAsia="宋体"/>
+          <w:b/>
+          <w:color w:val="000000"/>
+          <w:sz w:val="24"/>
+        </w:rPr>
+        <w:t>具有准静态喷气激励的大型光学相干弹性成像数据集的处理流程：在人脑肿瘤组织中的应用</w:t>
+      </w:r>
+    </w:p>
+    <w:p>
+      <w:r>
+        <w:rPr>
+          <w:rFonts w:ascii="Times New Roman" w:hAnsi="Times New Roman" w:eastAsia="宋体"/>
+          <w:b/>
+          <w:color w:val="003264"/>
+          <w:sz w:val="24"/>
+        </w:rPr>
+        <w:t>Processing pipeline for large optical coherence elastography datasets with quasi-static air-jet excitation: application to human brain tumor tissue</w:t>
+      </w:r>
+    </w:p>
+    <w:p>
+      <w:r>
+        <w:rPr>
+          <w:rFonts w:ascii="Times New Roman" w:hAnsi="Times New Roman" w:eastAsia="宋体"/>
+          <w:sz w:val="21"/>
+        </w:rPr>
+        <w:t>作者: Nicolas Detrez, Sazgar Burhan, Jessica Kren, Jakob Matschke, Christian Hagel, Steffen Buschschlüter, Dirk Theisen-Kunde, Matteo Mario Bonsanto, Robert Huber, Ralf Brinkmann</w:t>
+        <w:br/>
+      </w:r>
+      <w:r>
+        <w:rPr>
+          <w:rFonts w:ascii="Times New Roman" w:hAnsi="Times New Roman" w:eastAsia="宋体"/>
+          <w:sz w:val="21"/>
+        </w:rPr>
+        <w:t xml:space="preserve">时间: 2026-02-12 | </w:t>
+      </w:r>
+      <w:r>
+        <w:t xml:space="preserve">链接: </w:t>
+      </w:r>
+      <w:hyperlink r:id="rId205">
+        <w:r>
+          <w:rPr>
+            <w:rFonts w:ascii="Times New Roman" w:hAnsi="Times New Roman" w:eastAsia="宋体"/>
+            <w:color w:val="0000FF"/>
+            <w:sz w:val="21"/>
+            <w:u w:val="single"/>
+          </w:rPr>
+          <w:t>https://doi.org/10.1364/boe.584263</w:t>
+        </w:r>
+      </w:hyperlink>
+    </w:p>
+    <w:p>
+      <w:pPr>
+        <w:spacing w:before="120"/>
+      </w:pPr>
+      <w:r>
+        <w:rPr>
+          <w:rFonts w:ascii="Times New Roman" w:hAnsi="Times New Roman" w:eastAsia="宋体"/>
+          <w:b/>
+          <w:sz w:val="21"/>
+        </w:rPr>
+        <w:t>中文摘要:</w:t>
+      </w:r>
+    </w:p>
+    <w:p>
+      <w:pPr>
+        <w:ind w:firstLine="360"/>
+      </w:pPr>
+      <w:r>
+        <w:rPr>
+          <w:rFonts w:ascii="Times New Roman" w:hAnsi="Times New Roman" w:eastAsia="宋体"/>
+          <w:sz w:val="21"/>
+        </w:rPr>
+        <w:t>光学相干弹性成像（OCE）是一种强大的成像方式，用于评估生物组织的机械性能。我们采用基于 Optores OMES 3.2 MHz OCT 平台的 OCE 系统，结合内部开发的喷气激励源来表征健康和肿瘤（脑膜瘤）人脑组织。本文提出了一个用于处理大型 OCE 数据集的综合软件框架，能够从相位导出的位移数据中稳健地提取特征特征，并计算机械代理参数以进行详细的组织表征。使用应用于 OCE 相位数据的位移曲线的修改三角阈值算法来实现特征检测。应用广泛的预处理和后处理步骤，包括基于百分位数的滤波和自适应直方图均衡，以减轻相位展开误差并增强 OCE 数据高动态范围的可视化。对人脑肿瘤样本的示例性测量证明了该框架区分组织类型的能力，凸显了其未来临床和研究应用的潜力。</w:t>
+      </w:r>
+    </w:p>
+    <w:p>
+      <w:pPr>
+        <w:spacing w:before="120"/>
+      </w:pPr>
+      <w:r>
+        <w:rPr>
+          <w:rFonts w:ascii="Times New Roman" w:hAnsi="Times New Roman" w:eastAsia="宋体"/>
+          <w:b/>
+          <w:sz w:val="21"/>
+        </w:rPr>
+        <w:t>English Abstract:</w:t>
+      </w:r>
+    </w:p>
+    <w:p>
+      <w:r>
+        <w:rPr>
+          <w:rFonts w:ascii="Times New Roman" w:hAnsi="Times New Roman" w:eastAsia="宋体"/>
+          <w:sz w:val="21"/>
+        </w:rPr>
+        <w:t>Optical coherence elastography (OCE) is a powerful imaging modality for assessing the mechanical properties of biological tissues. We employed an OCE system based on an Optores OMES 3.2 MHz OCT platform combined with an in-house developed air-jet excitation source to characterize healthy and tumorous (meningioma) human brain tissue. This paper presents a comprehensive software framework for processing large OCE datasets, enabling robust extraction of characteristic features from phase-derived displacement data and calculation of mechanical proxy parameters for detailed tissue characterization. Feature detection is achieved using a modified triangle threshold algorithm applied to the displacement curves from the OCE phase data. Extensive pre- and post-processing steps, including percentile-based filtering and adaptive histogram equalization, are applied to mitigate phase unwrapping errors and enhance visualization of the high dynamic range of OCE data. Exemplary measurements on human brain tumor samples demonstrate the framework’s ability to differentiate between tissue types, highlighting its potential for future clinical and research applications.</w:t>
+      </w:r>
+    </w:p>
+    <w:p>
+      <w:r>
+        <w:rPr>
+          <w:rFonts w:ascii="Times New Roman" w:hAnsi="Times New Roman" w:eastAsia="宋体"/>
+          <w:sz w:val="21"/>
+        </w:rPr>
+        <w:t>__________________________________________________</w:t>
+      </w:r>
+    </w:p>
+    <w:p>
+      <w:pPr>
+        <w:pStyle w:val="Heading1"/>
+      </w:pPr>
+      <w:r>
+        <w:rPr>
+          <w:rFonts w:ascii="Times New Roman" w:hAnsi="Times New Roman" w:eastAsia="宋体"/>
+          <w:b/>
+          <w:color w:val="000000"/>
+          <w:sz w:val="32"/>
+        </w:rPr>
+        <w:t>Advanced Imaging</w:t>
+      </w:r>
+    </w:p>
+    <w:p>
+      <w:pPr>
+        <w:jc w:val="center"/>
+      </w:pPr>
+      <w:r>
+        <w:t>--- 更新: 17:28 ---</w:t>
+      </w:r>
+    </w:p>
+    <w:p>
+      <w:pPr>
+        <w:pStyle w:val="Heading2"/>
+      </w:pPr>
+      <w:r/>
+      <w:r>
+        <w:rPr>
+          <w:rFonts w:ascii="Times New Roman" w:hAnsi="Times New Roman" w:eastAsia="宋体"/>
+          <w:b/>
+          <w:color w:val="000000"/>
+          <w:sz w:val="24"/>
+        </w:rPr>
+        <w:t>用于大范围、高分辨率和快速响应成像的多物镜显微镜</w:t>
+      </w:r>
+    </w:p>
+    <w:p>
+      <w:r>
+        <w:rPr>
+          <w:rFonts w:ascii="Times New Roman" w:hAnsi="Times New Roman" w:eastAsia="宋体"/>
+          <w:b/>
+          <w:color w:val="003264"/>
+          <w:sz w:val="24"/>
+        </w:rPr>
+        <w:t>Multi-objective microscope for large-scale, high-resolution, and fast-response imaging</w:t>
+      </w:r>
+    </w:p>
+    <w:p>
+      <w:r>
+        <w:rPr>
+          <w:rFonts w:ascii="Times New Roman" w:hAnsi="Times New Roman" w:eastAsia="宋体"/>
+          <w:sz w:val="21"/>
+        </w:rPr>
+        <w:t>作者: Shubin Liu, Fenglin Kuang, Ziyi Zhang, Bingkun Xie, Lin Li, Xuning Liu, Chao Liu, Yangyu Li, Lei Li, Qionghua Wang</w:t>
+        <w:br/>
+      </w:r>
+      <w:r>
+        <w:rPr>
+          <w:rFonts w:ascii="Times New Roman" w:hAnsi="Times New Roman" w:eastAsia="宋体"/>
+          <w:sz w:val="21"/>
+        </w:rPr>
+        <w:t xml:space="preserve">时间: 2026 | </w:t>
+      </w:r>
+      <w:r>
+        <w:t xml:space="preserve">链接: </w:t>
+      </w:r>
+      <w:hyperlink r:id="rId206">
+        <w:r>
+          <w:rPr>
+            <w:rFonts w:ascii="Times New Roman" w:hAnsi="Times New Roman" w:eastAsia="宋体"/>
+            <w:color w:val="0000FF"/>
+            <w:sz w:val="21"/>
+            <w:u w:val="single"/>
+          </w:rPr>
+          <w:t>https://doi.org/10.3788/ai.2025.10023</w:t>
+        </w:r>
+      </w:hyperlink>
+    </w:p>
+    <w:p>
+      <w:pPr>
+        <w:spacing w:before="120"/>
+      </w:pPr>
+      <w:r>
+        <w:rPr>
+          <w:rFonts w:ascii="Times New Roman" w:hAnsi="Times New Roman" w:eastAsia="宋体"/>
+          <w:b/>
+          <w:sz w:val="21"/>
+        </w:rPr>
+        <w:t>中文摘要:</w:t>
+      </w:r>
+    </w:p>
+    <w:p>
+      <w:pPr>
+        <w:ind w:firstLine="360"/>
+      </w:pPr>
+      <w:r>
+        <w:rPr>
+          <w:rFonts w:ascii="Times New Roman" w:hAnsi="Times New Roman" w:eastAsia="宋体"/>
+          <w:sz w:val="21"/>
+        </w:rPr>
+        <w:t>（摘要暂缺，等待官方补全）</w:t>
+      </w:r>
+    </w:p>
+    <w:p>
+      <w:pPr>
+        <w:spacing w:before="120"/>
+      </w:pPr>
+      <w:r>
+        <w:rPr>
+          <w:rFonts w:ascii="Times New Roman" w:hAnsi="Times New Roman" w:eastAsia="宋体"/>
+          <w:b/>
+          <w:sz w:val="21"/>
+        </w:rPr>
+        <w:t>English Abstract:</w:t>
+      </w:r>
+    </w:p>
+    <w:p>
+      <w:r>
+        <w:rPr>
+          <w:rFonts w:ascii="Times New Roman" w:hAnsi="Times New Roman" w:eastAsia="宋体"/>
+          <w:sz w:val="21"/>
+        </w:rPr>
+        <w:t>Abstract not available.</w:t>
+      </w:r>
+    </w:p>
+    <w:p>
+      <w:r>
+        <w:rPr>
+          <w:rFonts w:ascii="Times New Roman" w:hAnsi="Times New Roman" w:eastAsia="宋体"/>
+          <w:sz w:val="21"/>
+        </w:rPr>
+        <w:t>__________________________________________________</w:t>
+      </w:r>
+    </w:p>
+    <w:p>
+      <w:pPr>
+        <w:pStyle w:val="Heading2"/>
+      </w:pPr>
+      <w:r/>
+      <w:r>
+        <w:rPr>
+          <w:rFonts w:ascii="Times New Roman" w:hAnsi="Times New Roman" w:eastAsia="宋体"/>
+          <w:b/>
+          <w:color w:val="000000"/>
+          <w:sz w:val="24"/>
+        </w:rPr>
+        <w:t>自由曲面成像光学系统的初步设计</w:t>
+      </w:r>
+    </w:p>
+    <w:p>
+      <w:r>
+        <w:rPr>
+          <w:rFonts w:ascii="Times New Roman" w:hAnsi="Times New Roman" w:eastAsia="宋体"/>
+          <w:b/>
+          <w:color w:val="003264"/>
+          <w:sz w:val="24"/>
+        </w:rPr>
+        <w:t>Initial design of freeform imaging optical systems</w:t>
+      </w:r>
+    </w:p>
+    <w:p>
+      <w:r>
+        <w:rPr>
+          <w:rFonts w:ascii="Times New Roman" w:hAnsi="Times New Roman" w:eastAsia="宋体"/>
+          <w:sz w:val="21"/>
+        </w:rPr>
+        <w:t>作者: Hongzuo Chen, Zixin Ge, Zhenrong Zheng, Rengmao Wu, Yunfeng Nie</w:t>
+        <w:br/>
+      </w:r>
+      <w:r>
+        <w:rPr>
+          <w:rFonts w:ascii="Times New Roman" w:hAnsi="Times New Roman" w:eastAsia="宋体"/>
+          <w:sz w:val="21"/>
+        </w:rPr>
+        <w:t xml:space="preserve">时间: 2026 | </w:t>
+      </w:r>
+      <w:r>
+        <w:t xml:space="preserve">链接: </w:t>
+      </w:r>
+      <w:hyperlink r:id="rId207">
+        <w:r>
+          <w:rPr>
+            <w:rFonts w:ascii="Times New Roman" w:hAnsi="Times New Roman" w:eastAsia="宋体"/>
+            <w:color w:val="0000FF"/>
+            <w:sz w:val="21"/>
+            <w:u w:val="single"/>
+          </w:rPr>
+          <w:t>https://doi.org/10.3788/ai.2025.20008</w:t>
+        </w:r>
+      </w:hyperlink>
+    </w:p>
+    <w:p>
+      <w:pPr>
+        <w:spacing w:before="120"/>
+      </w:pPr>
+      <w:r>
+        <w:rPr>
+          <w:rFonts w:ascii="Times New Roman" w:hAnsi="Times New Roman" w:eastAsia="宋体"/>
+          <w:b/>
+          <w:sz w:val="21"/>
+        </w:rPr>
+        <w:t>中文摘要:</w:t>
+      </w:r>
+    </w:p>
+    <w:p>
+      <w:pPr>
+        <w:ind w:firstLine="360"/>
+      </w:pPr>
+      <w:r>
+        <w:rPr>
+          <w:rFonts w:ascii="Times New Roman" w:hAnsi="Times New Roman" w:eastAsia="宋体"/>
+          <w:sz w:val="21"/>
+        </w:rPr>
+        <w:t>（摘要暂缺，等待官方补全）</w:t>
+      </w:r>
+    </w:p>
+    <w:p>
+      <w:pPr>
+        <w:spacing w:before="120"/>
+      </w:pPr>
+      <w:r>
+        <w:rPr>
+          <w:rFonts w:ascii="Times New Roman" w:hAnsi="Times New Roman" w:eastAsia="宋体"/>
+          <w:b/>
+          <w:sz w:val="21"/>
+        </w:rPr>
+        <w:t>English Abstract:</w:t>
+      </w:r>
+    </w:p>
+    <w:p>
+      <w:r>
+        <w:rPr>
+          <w:rFonts w:ascii="Times New Roman" w:hAnsi="Times New Roman" w:eastAsia="宋体"/>
+          <w:sz w:val="21"/>
+        </w:rPr>
+        <w:t>Abstract not available.</w:t>
+      </w:r>
+    </w:p>
+    <w:p>
+      <w:r>
+        <w:rPr>
+          <w:rFonts w:ascii="Times New Roman" w:hAnsi="Times New Roman" w:eastAsia="宋体"/>
+          <w:sz w:val="21"/>
+        </w:rPr>
+        <w:t>__________________________________________________</w:t>
+      </w:r>
+    </w:p>
+    <w:p>
+      <w:pPr>
+        <w:pStyle w:val="Heading2"/>
+      </w:pPr>
+      <w:r/>
+      <w:r>
+        <w:rPr>
+          <w:rFonts w:ascii="Times New Roman" w:hAnsi="Times New Roman" w:eastAsia="宋体"/>
+          <w:b/>
+          <w:color w:val="000000"/>
+          <w:sz w:val="24"/>
+        </w:rPr>
+        <w:t>基于模型的神经网络层析成像重建局部流场以进行密度振荡研究</w:t>
+      </w:r>
+    </w:p>
+    <w:p>
+      <w:r>
+        <w:rPr>
+          <w:rFonts w:ascii="Times New Roman" w:hAnsi="Times New Roman" w:eastAsia="宋体"/>
+          <w:b/>
+          <w:color w:val="003264"/>
+          <w:sz w:val="24"/>
+        </w:rPr>
+        <w:t>Model-based neural network tomographic reconstruction of local flow fields toward density oscillation investigations</w:t>
+      </w:r>
+    </w:p>
+    <w:p>
+      <w:r>
+        <w:rPr>
+          <w:rFonts w:ascii="Times New Roman" w:hAnsi="Times New Roman" w:eastAsia="宋体"/>
+          <w:sz w:val="21"/>
+        </w:rPr>
+        <w:t>作者: Sami Tasmany, Johannes Gürtler, Robert Kuschmierz, Jakob Woisetschläger, Jürgen W. Czarske</w:t>
+        <w:br/>
+      </w:r>
+      <w:r>
+        <w:rPr>
+          <w:rFonts w:ascii="Times New Roman" w:hAnsi="Times New Roman" w:eastAsia="宋体"/>
+          <w:sz w:val="21"/>
+        </w:rPr>
+        <w:t xml:space="preserve">时间: 2026 | </w:t>
+      </w:r>
+      <w:r>
+        <w:t xml:space="preserve">链接: </w:t>
+      </w:r>
+      <w:hyperlink r:id="rId208">
+        <w:r>
+          <w:rPr>
+            <w:rFonts w:ascii="Times New Roman" w:hAnsi="Times New Roman" w:eastAsia="宋体"/>
+            <w:color w:val="0000FF"/>
+            <w:sz w:val="21"/>
+            <w:u w:val="single"/>
+          </w:rPr>
+          <w:t>https://doi.org/10.3788/ai.2025.10028</w:t>
+        </w:r>
+      </w:hyperlink>
+    </w:p>
+    <w:p>
+      <w:pPr>
+        <w:spacing w:before="120"/>
+      </w:pPr>
+      <w:r>
+        <w:rPr>
+          <w:rFonts w:ascii="Times New Roman" w:hAnsi="Times New Roman" w:eastAsia="宋体"/>
+          <w:b/>
+          <w:sz w:val="21"/>
+        </w:rPr>
+        <w:t>中文摘要:</w:t>
+      </w:r>
+    </w:p>
+    <w:p>
+      <w:pPr>
+        <w:ind w:firstLine="360"/>
+      </w:pPr>
+      <w:r>
+        <w:rPr>
+          <w:rFonts w:ascii="Times New Roman" w:hAnsi="Times New Roman" w:eastAsia="宋体"/>
+          <w:sz w:val="21"/>
+        </w:rPr>
+        <w:t>（摘要暂缺，等待官方补全）</w:t>
+      </w:r>
+    </w:p>
+    <w:p>
+      <w:pPr>
+        <w:spacing w:before="120"/>
+      </w:pPr>
+      <w:r>
+        <w:rPr>
+          <w:rFonts w:ascii="Times New Roman" w:hAnsi="Times New Roman" w:eastAsia="宋体"/>
+          <w:b/>
+          <w:sz w:val="21"/>
+        </w:rPr>
+        <w:t>English Abstract:</w:t>
+      </w:r>
+    </w:p>
+    <w:p>
+      <w:r>
+        <w:rPr>
+          <w:rFonts w:ascii="Times New Roman" w:hAnsi="Times New Roman" w:eastAsia="宋体"/>
+          <w:sz w:val="21"/>
+        </w:rPr>
+        <w:t>Abstract not available.</w:t>
+      </w:r>
+    </w:p>
+    <w:p>
+      <w:r>
+        <w:rPr>
+          <w:rFonts w:ascii="Times New Roman" w:hAnsi="Times New Roman" w:eastAsia="宋体"/>
+          <w:sz w:val="21"/>
+        </w:rPr>
+        <w:t>__________________________________________________</w:t>
+      </w:r>
+    </w:p>
+    <w:p>
+      <w:pPr>
+        <w:pStyle w:val="Heading2"/>
+      </w:pPr>
+      <w:r/>
+      <w:r>
+        <w:rPr>
+          <w:rFonts w:ascii="Times New Roman" w:hAnsi="Times New Roman" w:eastAsia="宋体"/>
+          <w:b/>
+          <w:color w:val="000000"/>
+          <w:sz w:val="24"/>
+        </w:rPr>
+        <w:t>定量光声断层扫描：准确成像组织特性和功能参数</w:t>
+      </w:r>
+    </w:p>
+    <w:p>
+      <w:r>
+        <w:rPr>
+          <w:rFonts w:ascii="Times New Roman" w:hAnsi="Times New Roman" w:eastAsia="宋体"/>
+          <w:b/>
+          <w:color w:val="003264"/>
+          <w:sz w:val="24"/>
+        </w:rPr>
+        <w:t>Quantitative photoacoustic tomography: imaging tissue properties and functional parameters accurately</w:t>
+      </w:r>
+    </w:p>
+    <w:p>
+      <w:r>
+        <w:rPr>
+          <w:rFonts w:ascii="Times New Roman" w:hAnsi="Times New Roman" w:eastAsia="宋体"/>
+          <w:sz w:val="21"/>
+        </w:rPr>
+        <w:t>作者: Sudeep Mondal, Huabei Jiang</w:t>
+        <w:br/>
+      </w:r>
+      <w:r>
+        <w:rPr>
+          <w:rFonts w:ascii="Times New Roman" w:hAnsi="Times New Roman" w:eastAsia="宋体"/>
+          <w:sz w:val="21"/>
+        </w:rPr>
+        <w:t xml:space="preserve">时间: 2026 | </w:t>
+      </w:r>
+      <w:r>
+        <w:t xml:space="preserve">链接: </w:t>
+      </w:r>
+      <w:hyperlink r:id="rId209">
+        <w:r>
+          <w:rPr>
+            <w:rFonts w:ascii="Times New Roman" w:hAnsi="Times New Roman" w:eastAsia="宋体"/>
+            <w:color w:val="0000FF"/>
+            <w:sz w:val="21"/>
+            <w:u w:val="single"/>
+          </w:rPr>
+          <w:t>https://doi.org/10.3788/ai.2025.20006</w:t>
+        </w:r>
+      </w:hyperlink>
+    </w:p>
+    <w:p>
+      <w:pPr>
+        <w:spacing w:before="120"/>
+      </w:pPr>
+      <w:r>
+        <w:rPr>
+          <w:rFonts w:ascii="Times New Roman" w:hAnsi="Times New Roman" w:eastAsia="宋体"/>
+          <w:b/>
+          <w:sz w:val="21"/>
+        </w:rPr>
+        <w:t>中文摘要:</w:t>
+      </w:r>
+    </w:p>
+    <w:p>
+      <w:pPr>
+        <w:ind w:firstLine="360"/>
+      </w:pPr>
+      <w:r>
+        <w:rPr>
+          <w:rFonts w:ascii="Times New Roman" w:hAnsi="Times New Roman" w:eastAsia="宋体"/>
+          <w:sz w:val="21"/>
+        </w:rPr>
+        <w:t>（摘要暂缺，等待官方补全）</w:t>
+      </w:r>
+    </w:p>
+    <w:p>
+      <w:pPr>
+        <w:spacing w:before="120"/>
+      </w:pPr>
+      <w:r>
+        <w:rPr>
+          <w:rFonts w:ascii="Times New Roman" w:hAnsi="Times New Roman" w:eastAsia="宋体"/>
+          <w:b/>
+          <w:sz w:val="21"/>
+        </w:rPr>
+        <w:t>English Abstract:</w:t>
+      </w:r>
+    </w:p>
+    <w:p>
+      <w:r>
+        <w:rPr>
+          <w:rFonts w:ascii="Times New Roman" w:hAnsi="Times New Roman" w:eastAsia="宋体"/>
+          <w:sz w:val="21"/>
+        </w:rPr>
+        <w:t>Abstract not available.</w:t>
       </w:r>
     </w:p>
     <w:p>
